--- a/CV_Grossmann.docx
+++ b/CV_Grossmann.docx
@@ -224,7 +224,15 @@
           <w:color w:val="000000"/>
           <w:lang w:val="en-CA"/>
         </w:rPr>
-        <w:t>000</w:t>
+        <w:t>0</w:t>
+      </w:r>
+      <w:r>
+        <w:rPr>
+          <w:bCs/>
+          <w:color w:val="000000"/>
+          <w:lang w:val="en-CA"/>
+        </w:rPr>
+        <w:t>86</w:t>
       </w:r>
       <w:r>
         <w:rPr>
@@ -2642,8 +2650,19 @@
                 <w:color w:val="000000"/>
                 <w:lang w:val="en-US"/>
               </w:rPr>
-              <w:t>y i</w:t>
-            </w:r>
+              <w:t xml:space="preserve">y </w:t>
+            </w:r>
+            <w:proofErr w:type="spellStart"/>
+            <w:r>
+              <w:rPr>
+                <w:i/>
+                <w:iCs/>
+                <w:color w:val="000000"/>
+                <w:lang w:val="en-US"/>
+              </w:rPr>
+              <w:t>i</w:t>
+            </w:r>
+            <w:proofErr w:type="spellEnd"/>
             <w:r>
               <w:rPr>
                 <w:i/>
@@ -8657,7 +8676,7 @@
       </w:pPr>
       <w:r>
         <w:rPr>
-          <w:lang w:val="en-CA"/>
+          <w:lang w:val="de-DE"/>
         </w:rPr>
         <w:t xml:space="preserve">Eibach, R. P. &amp; </w:t>
       </w:r>
@@ -8665,13 +8684,13 @@
         <w:rPr>
           <w:b/>
           <w:bCs/>
-          <w:lang w:val="en-CA"/>
+          <w:lang w:val="de-DE"/>
         </w:rPr>
         <w:t>Grossmann, I.</w:t>
       </w:r>
       <w:r>
         <w:rPr>
-          <w:lang w:val="en-CA"/>
+          <w:lang w:val="de-DE"/>
         </w:rPr>
         <w:t xml:space="preserve"> (2026). </w:t>
       </w:r>
@@ -8727,31 +8746,15 @@
         </w:rPr>
         <w:t xml:space="preserve"> </w:t>
       </w:r>
-      <w:r>
-        <w:fldChar w:fldCharType="begin"/>
-      </w:r>
-      <w:r>
-        <w:rPr>
-          <w:lang w:val="en-CA"/>
-        </w:rPr>
-        <w:instrText>HYPERLINK "https://doi.org/10.1017/S0140525X25101635" \t "_blank"</w:instrText>
-      </w:r>
-      <w:r>
-        <w:fldChar w:fldCharType="separate"/>
-      </w:r>
-      <w:r>
-        <w:rPr>
-          <w:rStyle w:val="Hyperlink"/>
-          <w:lang w:val="en-CA"/>
-        </w:rPr>
-        <w:t>https://doi.org/10.1017/S0140525X25101635</w:t>
-      </w:r>
-      <w:r>
-        <w:rPr>
-          <w:lang w:val="en-CA"/>
-        </w:rPr>
-        <w:fldChar w:fldCharType="end"/>
-      </w:r>
+      <w:hyperlink r:id="rId50" w:tgtFrame="_blank" w:history="1">
+        <w:r>
+          <w:rPr>
+            <w:rStyle w:val="Hyperlink"/>
+            <w:lang w:val="en-CA"/>
+          </w:rPr>
+          <w:t>https://doi.org/10.1017/S0140525X25101635</w:t>
+        </w:r>
+      </w:hyperlink>
       <w:r>
         <w:rPr>
           <w:lang w:val="en-CA"/>
@@ -14839,21 +14842,7 @@
         <w:rPr>
           <w:lang w:val="en-CA"/>
         </w:rPr>
-        <w:t xml:space="preserve">., Fleeson, W., </w:t>
-      </w:r>
-      <w:proofErr w:type="spellStart"/>
-      <w:r>
-        <w:rPr>
-          <w:lang w:val="en-CA"/>
-        </w:rPr>
-        <w:t>Forgeard</w:t>
-      </w:r>
-      <w:proofErr w:type="spellEnd"/>
-      <w:r>
-        <w:rPr>
-          <w:lang w:val="en-CA"/>
-        </w:rPr>
-        <w:t xml:space="preserve">, M. J. C., Frazier, P., Furr, R. M., </w:t>
+        <w:t xml:space="preserve">., Fleeson, W., Forgeard, M. J. C., Frazier, P., Furr, R. M., </w:t>
       </w:r>
       <w:r>
         <w:rPr>
@@ -20270,7 +20259,7 @@
         </w:rPr>
         <w:t xml:space="preserve">reproducible teaching example on </w:t>
       </w:r>
-      <w:hyperlink r:id="rId50" w:history="1">
+      <w:hyperlink r:id="rId51" w:history="1">
         <w:r>
           <w:rPr>
             <w:rStyle w:val="Hyperlink"/>
@@ -23821,7 +23810,7 @@
           <w:sz w:val="24"/>
           <w:szCs w:val="24"/>
         </w:rPr>
-        <w:t>5</w:t>
+        <w:t>6</w:t>
       </w:r>
       <w:r>
         <w:rPr>
@@ -23875,6 +23864,61 @@
                 <w:bCs/>
                 <w:lang w:val="en-CA"/>
               </w:rPr>
+              <w:t>07/2026</w:t>
+            </w:r>
+          </w:p>
+        </w:tc>
+        <w:tc>
+          <w:tcPr>
+            <w:tcW w:w="9167" w:type="dxa"/>
+          </w:tcPr>
+          <w:p>
+            <w:pPr>
+              <w:autoSpaceDE w:val="0"/>
+              <w:autoSpaceDN w:val="0"/>
+              <w:adjustRightInd w:val="0"/>
+              <w:rPr>
+                <w:lang w:val="en-CA"/>
+              </w:rPr>
+            </w:pPr>
+            <w:r>
+              <w:rPr>
+                <w:lang w:val="en-CA"/>
+              </w:rPr>
+              <w:t>Institute of Psychology, University of Freiburg, Germany</w:t>
+            </w:r>
+            <w:r>
+              <w:rPr>
+                <w:lang w:val="en-CA"/>
+              </w:rPr>
+              <w:t xml:space="preserve"> (one speaker per semester)</w:t>
+            </w:r>
+          </w:p>
+        </w:tc>
+      </w:tr>
+      <w:tr>
+        <w:trPr>
+          <w:trHeight w:val="216"/>
+        </w:trPr>
+        <w:tc>
+          <w:tcPr>
+            <w:tcW w:w="1003" w:type="dxa"/>
+          </w:tcPr>
+          <w:p>
+            <w:pPr>
+              <w:autoSpaceDE w:val="0"/>
+              <w:autoSpaceDN w:val="0"/>
+              <w:adjustRightInd w:val="0"/>
+              <w:rPr>
+                <w:bCs/>
+                <w:lang w:val="en-CA"/>
+              </w:rPr>
+            </w:pPr>
+            <w:r>
+              <w:rPr>
+                <w:bCs/>
+                <w:lang w:val="en-CA"/>
+              </w:rPr>
               <w:t>06/2026</w:t>
             </w:r>
           </w:p>
@@ -24695,7 +24739,7 @@
               <w:rPr>
                 <w:lang w:val="en-CA"/>
               </w:rPr>
-              <w:t xml:space="preserve">Toronto Metropolitan University, Psychology Departmental Colloquium (one speaker per year), </w:t>
+              <w:t>Toronto Metropolitan University, Psychology Departmental Colloquium (one speaker per year)</w:t>
             </w:r>
           </w:p>
         </w:tc>
@@ -25539,21 +25583,7 @@
               <w:rPr>
                 <w:lang w:val="en-CA"/>
               </w:rPr>
-              <w:t xml:space="preserve"> de Lisboa, </w:t>
-            </w:r>
-            <w:proofErr w:type="spellStart"/>
-            <w:r>
-              <w:rPr>
-                <w:lang w:val="en-CA"/>
-              </w:rPr>
-              <w:t>SocioDigital</w:t>
-            </w:r>
-            <w:proofErr w:type="spellEnd"/>
-            <w:r>
-              <w:rPr>
-                <w:lang w:val="en-CA"/>
-              </w:rPr>
-              <w:t xml:space="preserve"> Lab for Public Policy</w:t>
+              <w:t xml:space="preserve"> de Lisboa, SocioDigital Lab for Public Policy</w:t>
             </w:r>
           </w:p>
         </w:tc>
@@ -27264,7 +27294,21 @@
               <w:rPr>
                 <w:lang w:val="en-CA"/>
               </w:rPr>
-              <w:t xml:space="preserve"> Neurociencia </w:t>
+              <w:t xml:space="preserve"> </w:t>
+            </w:r>
+            <w:proofErr w:type="spellStart"/>
+            <w:r>
+              <w:rPr>
+                <w:lang w:val="en-CA"/>
+              </w:rPr>
+              <w:t>Neurociencia</w:t>
+            </w:r>
+            <w:proofErr w:type="spellEnd"/>
+            <w:r>
+              <w:rPr>
+                <w:lang w:val="en-CA"/>
+              </w:rPr>
+              <w:t xml:space="preserve"> </w:t>
             </w:r>
             <w:proofErr w:type="spellStart"/>
             <w:r>
@@ -27694,7 +27738,7 @@
                 <w:lang w:val="en-CA"/>
               </w:rPr>
             </w:pPr>
-            <w:hyperlink r:id="rId51" w:history="1">
+            <w:hyperlink r:id="rId52" w:history="1">
               <w:proofErr w:type="spellStart"/>
               <w:r>
                 <w:rPr>
@@ -55271,7 +55315,7 @@
         </w:rPr>
         <w:t xml:space="preserve">Co-host, </w:t>
       </w:r>
-      <w:hyperlink r:id="rId52" w:history="1">
+      <w:hyperlink r:id="rId53" w:history="1">
         <w:r>
           <w:rPr>
             <w:rStyle w:val="Hyperlink"/>
@@ -55482,7 +55526,7 @@
         </w:rPr>
         <w:t xml:space="preserve">). </w:t>
       </w:r>
-      <w:hyperlink r:id="rId53" w:history="1">
+      <w:hyperlink r:id="rId54" w:history="1">
         <w:r>
           <w:rPr>
             <w:rStyle w:val="Hyperlink"/>
@@ -55525,7 +55569,7 @@
         </w:rPr>
         <w:t xml:space="preserve">Rudnev, M. &amp; Grossmann, I. (2024, October). </w:t>
       </w:r>
-      <w:hyperlink r:id="rId54" w:history="1">
+      <w:hyperlink r:id="rId55" w:history="1">
         <w:r>
           <w:rPr>
             <w:rStyle w:val="Hyperlink"/>
@@ -55568,7 +55612,7 @@
         </w:rPr>
         <w:t xml:space="preserve">Grossmann, I. (2023, July). Beyond the hype: How AI could change the game for social science </w:t>
       </w:r>
-      <w:hyperlink r:id="rId55" w:history="1">
+      <w:hyperlink r:id="rId56" w:history="1">
         <w:r>
           <w:rPr>
             <w:rStyle w:val="Hyperlink"/>
@@ -55611,7 +55655,7 @@
         </w:rPr>
         <w:t xml:space="preserve">Grossmann, I., Hutcherson, C., &amp; Varnum, M. E. W. (2023, March). </w:t>
       </w:r>
-      <w:hyperlink r:id="rId56" w:history="1">
+      <w:hyperlink r:id="rId57" w:history="1">
         <w:r>
           <w:rPr>
             <w:rStyle w:val="Hyperlink"/>
@@ -55654,7 +55698,7 @@
         </w:rPr>
         <w:t xml:space="preserve">Grossmann, I. &amp; Choi, E. (2021, November). </w:t>
       </w:r>
-      <w:hyperlink r:id="rId57" w:history="1">
+      <w:hyperlink r:id="rId58" w:history="1">
         <w:r>
           <w:rPr>
             <w:rStyle w:val="Hyperlink"/>
@@ -55713,7 +55757,7 @@
         </w:rPr>
         <w:t xml:space="preserve">Grossmann, I. &amp; Twardus, O. (2021, April). </w:t>
       </w:r>
-      <w:hyperlink r:id="rId58" w:history="1">
+      <w:hyperlink r:id="rId59" w:history="1">
         <w:r>
           <w:rPr>
             <w:rStyle w:val="Hyperlink"/>
@@ -55840,7 +55884,7 @@
         </w:rPr>
         <w:t xml:space="preserve">Varnum, M. E. W., Hutcherson, C., &amp; Grossmann, I. (2021, March). </w:t>
       </w:r>
-      <w:hyperlink r:id="rId59" w:history="1">
+      <w:hyperlink r:id="rId60" w:history="1">
         <w:r>
           <w:rPr>
             <w:rStyle w:val="Hyperlink"/>
@@ -55883,7 +55927,7 @@
         </w:rPr>
         <w:t xml:space="preserve">Grossmann, I. (2021, January). </w:t>
       </w:r>
-      <w:hyperlink r:id="rId60" w:history="1">
+      <w:hyperlink r:id="rId61" w:history="1">
         <w:r>
           <w:rPr>
             <w:rStyle w:val="Hyperlink"/>
@@ -55926,7 +55970,7 @@
         </w:rPr>
         <w:t xml:space="preserve">Grossmann, I. (2020, December). </w:t>
       </w:r>
-      <w:hyperlink r:id="rId61" w:history="1">
+      <w:hyperlink r:id="rId62" w:history="1">
         <w:r>
           <w:rPr>
             <w:rStyle w:val="Hyperlink"/>
@@ -55955,7 +55999,7 @@
         </w:rPr>
         <w:t xml:space="preserve">Grossmann, I. (2020, October). </w:t>
       </w:r>
-      <w:hyperlink r:id="rId62" w:history="1">
+      <w:hyperlink r:id="rId63" w:history="1">
         <w:r>
           <w:rPr>
             <w:rStyle w:val="Hyperlink"/>
@@ -55998,7 +56042,7 @@
         </w:rPr>
         <w:t xml:space="preserve">Grossmann, I. &amp; Eibach, R. P. (2020, January). </w:t>
       </w:r>
-      <w:hyperlink r:id="rId63" w:history="1">
+      <w:hyperlink r:id="rId64" w:history="1">
         <w:r>
           <w:rPr>
             <w:rStyle w:val="Hyperlink"/>
@@ -56041,7 +56085,7 @@
         </w:rPr>
         <w:t>Grossmann, I. &amp; Varnum, M. E. V. (2017, October</w:t>
       </w:r>
-      <w:hyperlink r:id="rId64" w:history="1">
+      <w:hyperlink r:id="rId65" w:history="1">
         <w:r>
           <w:rPr>
             <w:rStyle w:val="Hyperlink"/>
@@ -56091,7 +56135,7 @@
         </w:rPr>
         <w:t xml:space="preserve">Grossmann, I. (2015, April). </w:t>
       </w:r>
-      <w:hyperlink r:id="rId65" w:history="1">
+      <w:hyperlink r:id="rId66" w:history="1">
         <w:r>
           <w:rPr>
             <w:rStyle w:val="Hyperlink"/>
@@ -56715,7 +56759,7 @@
                 <w:lang w:val="en-CA"/>
               </w:rPr>
             </w:pPr>
-            <w:hyperlink r:id="rId66" w:history="1">
+            <w:hyperlink r:id="rId67" w:history="1">
               <w:proofErr w:type="spellStart"/>
               <w:r>
                 <w:rPr>
@@ -56952,7 +56996,7 @@
                 <w:lang w:val="en-CA"/>
               </w:rPr>
             </w:pPr>
-            <w:hyperlink r:id="rId67" w:history="1">
+            <w:hyperlink r:id="rId68" w:history="1">
               <w:r>
                 <w:rPr>
                   <w:rStyle w:val="Hyperlink"/>
@@ -57106,7 +57150,7 @@
                 <w:lang w:val="en-CA"/>
               </w:rPr>
             </w:pPr>
-            <w:hyperlink r:id="rId68" w:history="1">
+            <w:hyperlink r:id="rId69" w:history="1">
               <w:r>
                 <w:rPr>
                   <w:rStyle w:val="Hyperlink"/>
@@ -63899,7 +63943,7 @@
               </w:rPr>
               <w:t xml:space="preserve"> </w:t>
             </w:r>
-            <w:hyperlink r:id="rId69" w:history="1">
+            <w:hyperlink r:id="rId70" w:history="1">
               <w:r>
                 <w:rPr>
                   <w:rStyle w:val="Hyperlink"/>
@@ -63994,10 +64038,10 @@
       </w:pPr>
     </w:p>
     <w:sectPr>
-      <w:headerReference w:type="even" r:id="rId70"/>
-      <w:headerReference w:type="default" r:id="rId71"/>
-      <w:footerReference w:type="even" r:id="rId72"/>
-      <w:footerReference w:type="default" r:id="rId73"/>
+      <w:headerReference w:type="even" r:id="rId71"/>
+      <w:headerReference w:type="default" r:id="rId72"/>
+      <w:footerReference w:type="even" r:id="rId73"/>
+      <w:footerReference w:type="default" r:id="rId74"/>
       <w:pgSz w:w="12240" w:h="15840" w:code="1"/>
       <w:pgMar w:top="1440" w:right="1080" w:bottom="1440" w:left="1080" w:header="708" w:footer="708" w:gutter="0"/>
       <w:cols w:space="708"/>
@@ -64216,7 +64260,7 @@
         <w:szCs w:val="22"/>
         <w:lang w:val="en-US"/>
       </w:rPr>
-      <w:t>6</w:t>
+      <w:t>7</w:t>
     </w:r>
     <w:r>
       <w:rPr>
@@ -71262,6 +71306,7 @@
   <w:style w:type="character" w:default="1" w:styleId="DefaultParagraphFont">
     <w:name w:val="Default Paragraph Font"/>
     <w:uiPriority w:val="1"/>
+    <w:semiHidden/>
     <w:unhideWhenUsed/>
   </w:style>
   <w:style w:type="table" w:default="1" w:styleId="TableNormal">
@@ -71888,25 +71933,16 @@
 </file>
 
 <file path=customXml/item1.xml><?xml version="1.0" encoding="utf-8"?>
+<b:Sources xmlns:b="http://schemas.openxmlformats.org/officeDocument/2006/bibliography" xmlns="http://schemas.openxmlformats.org/officeDocument/2006/bibliography" SelectedStyle="\APA.XSL" StyleName="APA"/>
+</file>
+
+<file path=customXml/item2.xml><?xml version="1.0" encoding="utf-8"?>
 <p:properties xmlns:p="http://schemas.microsoft.com/office/2006/metadata/properties" xmlns:xsi="http://www.w3.org/2001/XMLSchema-instance" xmlns:pc="http://schemas.microsoft.com/office/infopath/2007/PartnerControls">
   <documentManagement/>
 </p:properties>
 </file>
 
-<file path=customXml/item2.xml><?xml version="1.0" encoding="utf-8"?>
-<?mso-contentType ?>
-<FormTemplates xmlns="http://schemas.microsoft.com/sharepoint/v3/contenttype/forms">
-  <Display>DocumentLibraryForm</Display>
-  <Edit>DocumentLibraryForm</Edit>
-  <New>DocumentLibraryForm</New>
-</FormTemplates>
-</file>
-
 <file path=customXml/item3.xml><?xml version="1.0" encoding="utf-8"?>
-<b:Sources xmlns:b="http://schemas.openxmlformats.org/officeDocument/2006/bibliography" xmlns="http://schemas.openxmlformats.org/officeDocument/2006/bibliography" SelectedStyle="\APA.XSL" StyleName="APA"/>
-</file>
-
-<file path=customXml/item4.xml><?xml version="1.0" encoding="utf-8"?>
 <ct:contentTypeSchema xmlns:ct="http://schemas.microsoft.com/office/2006/metadata/contentType" xmlns:ma="http://schemas.microsoft.com/office/2006/metadata/properties/metaAttributes" ct:_="" ma:_="" ma:contentTypeName="Document" ma:contentTypeID="0x01010040598E2033F12F4D9D0EEBDED9F3ADA5" ma:contentTypeVersion="7" ma:contentTypeDescription="Create a new document." ma:contentTypeScope="" ma:versionID="0d4008b07a6729e85722b63fec859166">
   <xsd:schema xmlns:xsd="http://www.w3.org/2001/XMLSchema" xmlns:xs="http://www.w3.org/2001/XMLSchema" xmlns:p="http://schemas.microsoft.com/office/2006/metadata/properties" xmlns:ns3="4511dc72-d8d5-4bc7-8b3d-c01cb3484cf5" xmlns:ns4="685d2eaa-65a0-49a5-8d7f-6db299f42190" targetNamespace="http://schemas.microsoft.com/office/2006/metadata/properties" ma:root="true" ma:fieldsID="8df630411b1f610a7f173bb411967da6" ns3:_="" ns4:_="">
     <xsd:import namespace="4511dc72-d8d5-4bc7-8b3d-c01cb3484cf5"/>
@@ -72091,7 +72127,24 @@
 </ct:contentTypeSchema>
 </file>
 
+<file path=customXml/item4.xml><?xml version="1.0" encoding="utf-8"?>
+<?mso-contentType ?>
+<FormTemplates xmlns="http://schemas.microsoft.com/sharepoint/v3/contenttype/forms">
+  <Display>DocumentLibraryForm</Display>
+  <Edit>DocumentLibraryForm</Edit>
+  <New>DocumentLibraryForm</New>
+</FormTemplates>
+</file>
+
 <file path=customXml/itemProps1.xml><?xml version="1.0" encoding="utf-8"?>
+<ds:datastoreItem xmlns:ds="http://schemas.openxmlformats.org/officeDocument/2006/customXml" ds:itemID="{FEAEA024-33A0-412C-ADAB-86C9F2F91C6F}">
+  <ds:schemaRefs>
+    <ds:schemaRef ds:uri="http://schemas.openxmlformats.org/officeDocument/2006/bibliography"/>
+  </ds:schemaRefs>
+</ds:datastoreItem>
+</file>
+
+<file path=customXml/itemProps2.xml><?xml version="1.0" encoding="utf-8"?>
 <ds:datastoreItem xmlns:ds="http://schemas.openxmlformats.org/officeDocument/2006/customXml" ds:itemID="{368F45FA-2064-4BEF-8113-7B8B062FA5D7}">
   <ds:schemaRefs>
     <ds:schemaRef ds:uri="http://schemas.microsoft.com/office/2006/metadata/properties"/>
@@ -72100,23 +72153,7 @@
 </ds:datastoreItem>
 </file>
 
-<file path=customXml/itemProps2.xml><?xml version="1.0" encoding="utf-8"?>
-<ds:datastoreItem xmlns:ds="http://schemas.openxmlformats.org/officeDocument/2006/customXml" ds:itemID="{A6DE2CEB-D0DC-4A0B-A0CB-4C6D4D3893B7}">
-  <ds:schemaRefs>
-    <ds:schemaRef ds:uri="http://schemas.microsoft.com/sharepoint/v3/contenttype/forms"/>
-  </ds:schemaRefs>
-</ds:datastoreItem>
-</file>
-
 <file path=customXml/itemProps3.xml><?xml version="1.0" encoding="utf-8"?>
-<ds:datastoreItem xmlns:ds="http://schemas.openxmlformats.org/officeDocument/2006/customXml" ds:itemID="{FEAEA024-33A0-412C-ADAB-86C9F2F91C6F}">
-  <ds:schemaRefs>
-    <ds:schemaRef ds:uri="http://schemas.openxmlformats.org/officeDocument/2006/bibliography"/>
-  </ds:schemaRefs>
-</ds:datastoreItem>
-</file>
-
-<file path=customXml/itemProps4.xml><?xml version="1.0" encoding="utf-8"?>
 <ds:datastoreItem xmlns:ds="http://schemas.openxmlformats.org/officeDocument/2006/customXml" ds:itemID="{6EF0D6D3-0359-4D1F-96B7-0DCD36C390FE}">
   <ds:schemaRefs>
     <ds:schemaRef ds:uri="http://schemas.microsoft.com/office/2006/metadata/contentType"/>
@@ -72135,6 +72172,14 @@
 </ds:datastoreItem>
 </file>
 
+<file path=customXml/itemProps4.xml><?xml version="1.0" encoding="utf-8"?>
+<ds:datastoreItem xmlns:ds="http://schemas.openxmlformats.org/officeDocument/2006/customXml" ds:itemID="{A6DE2CEB-D0DC-4A0B-A0CB-4C6D4D3893B7}">
+  <ds:schemaRefs>
+    <ds:schemaRef ds:uri="http://schemas.microsoft.com/sharepoint/v3/contenttype/forms"/>
+  </ds:schemaRefs>
+</ds:datastoreItem>
+</file>
+
 <file path=docMetadata/LabelInfo.xml><?xml version="1.0" encoding="utf-8"?>
 <clbl:labelList xmlns:clbl="http://schemas.microsoft.com/office/2020/mipLabelMetadata">
   <clbl:label id="{a9ee03e0-b78c-4998-8bf4-79b266b85105}" enabled="1" method="Standard" siteId="{723a5a87-f39a-4a22-9247-3fc240c01396}" removed="0"/>

--- a/CV_Grossmann.docx
+++ b/CV_Grossmann.docx
@@ -231,7 +231,7 @@
           <w:color w:val="000000"/>
           <w:lang w:val="en-CA"/>
         </w:rPr>
-        <w:t>145</w:t>
+        <w:t>391</w:t>
       </w:r>
       <w:r>
         <w:rPr>
@@ -908,25 +908,7 @@
                 <w:color w:val="000000"/>
                 <w:lang w:val="de-DE"/>
               </w:rPr>
-              <w:t xml:space="preserve">Vordiplom (B.S. </w:t>
-            </w:r>
-            <w:proofErr w:type="spellStart"/>
-            <w:r>
-              <w:rPr>
-                <w:iCs/>
-                <w:color w:val="000000"/>
-                <w:lang w:val="de-DE"/>
-              </w:rPr>
-              <w:t>equivalent</w:t>
-            </w:r>
-            <w:proofErr w:type="spellEnd"/>
-            <w:r>
-              <w:rPr>
-                <w:iCs/>
-                <w:color w:val="000000"/>
-                <w:lang w:val="de-DE"/>
-              </w:rPr>
-              <w:t>), Psychology, Albert-Ludwigs-Universität Freiburg, Germany</w:t>
+              <w:t>Vordiplom (B.S. equivalent), Psychology, Albert-Ludwigs-Universität Freiburg, Germany</w:t>
             </w:r>
           </w:p>
         </w:tc>
@@ -1903,7 +1885,7 @@
       <w:r>
         <w:rPr>
           <w:iCs/>
-          <w:lang w:val="de-DE"/>
+          <w:lang w:val="en-CA"/>
         </w:rPr>
         <w:lastRenderedPageBreak/>
         <w:t xml:space="preserve">Johnson, S. G., Karimi, A. H., Bengio, Y., Chater, N., Gerstenberg, T., Larson, K., ... &amp; Grossmann, I. (2026). </w:t>
@@ -2042,7 +2024,7 @@
       <w:r>
         <w:rPr>
           <w:iCs/>
-          <w:lang w:val="de-DE"/>
+          <w:lang w:val="en-CA"/>
         </w:rPr>
         <w:t xml:space="preserve">Grossmann, I., Smith, J. A., Wegenschimmel, N., Diep, P., &amp; Dorfman, A. (2025). </w:t>
       </w:r>
@@ -2083,7 +2065,7 @@
       <w:r>
         <w:rPr>
           <w:iCs/>
-          <w:lang w:val="de-DE"/>
+          <w:lang w:val="en-CA"/>
         </w:rPr>
         <w:t xml:space="preserve">Grossmann, I. &amp; Eibach, R. R. (2024). </w:t>
       </w:r>
@@ -2284,23 +2266,7 @@
           <w:iCs/>
           <w:lang w:val="en-CA"/>
         </w:rPr>
-        <w:t>, 1, 524–536. *</w:t>
-      </w:r>
-      <w:proofErr w:type="gramStart"/>
-      <w:r>
-        <w:rPr>
-          <w:iCs/>
-          <w:lang w:val="en-CA"/>
-        </w:rPr>
-        <w:t>corresponding</w:t>
-      </w:r>
-      <w:proofErr w:type="gramEnd"/>
-      <w:r>
-        <w:rPr>
-          <w:iCs/>
-          <w:lang w:val="en-CA"/>
-        </w:rPr>
-        <w:t xml:space="preserve"> author</w:t>
+        <w:t>, 1, 524–536. *corresponding author</w:t>
       </w:r>
     </w:p>
     <w:p>
@@ -2690,7 +2656,6 @@
         <w:t xml:space="preserve">, </w:t>
       </w:r>
       <w:hyperlink r:id="rId19" w:history="1">
-        <w:proofErr w:type="spellStart"/>
         <w:r>
           <w:rPr>
             <w:rStyle w:val="Hyperlink"/>
@@ -2698,17 +2663,7 @@
             <w:iCs/>
             <w:lang w:val="en-CA"/>
           </w:rPr>
-          <w:t>Futurescape</w:t>
-        </w:r>
-        <w:proofErr w:type="spellEnd"/>
-        <w:r>
-          <w:rPr>
-            <w:rStyle w:val="Hyperlink"/>
-            <w:i/>
-            <w:iCs/>
-            <w:lang w:val="en-CA"/>
-          </w:rPr>
-          <w:t xml:space="preserve"> Project</w:t>
+          <w:t>Futurescape Project</w:t>
         </w:r>
       </w:hyperlink>
       <w:r>
@@ -2730,7 +2685,6 @@
         <w:t xml:space="preserve">–present) – foresight and forecasting of societal change, including the </w:t>
       </w:r>
       <w:hyperlink r:id="rId20" w:history="1">
-        <w:proofErr w:type="spellStart"/>
         <w:r>
           <w:rPr>
             <w:rStyle w:val="Hyperlink"/>
@@ -2740,7 +2694,6 @@
           </w:rPr>
           <w:t>WorldAfterCOVID</w:t>
         </w:r>
-        <w:proofErr w:type="spellEnd"/>
       </w:hyperlink>
       <w:r>
         <w:rPr>
@@ -2943,17 +2896,12 @@
         <w:rPr>
           <w:rFonts w:ascii="Times New Roman" w:hAnsi="Times New Roman" w:cs="Times New Roman"/>
           <w:b/>
+          <w:color w:val="000000"/>
           <w:sz w:val="24"/>
           <w:szCs w:val="24"/>
         </w:rPr>
       </w:pPr>
-    </w:p>
-    <w:p>
-      <w:pPr>
-        <w:pStyle w:val="NoSpacing"/>
-        <w:pBdr>
-          <w:bottom w:val="single" w:sz="4" w:space="1" w:color="auto"/>
-        </w:pBdr>
+      <w:r>
         <w:rPr>
           <w:rFonts w:ascii="Times New Roman" w:hAnsi="Times New Roman" w:cs="Times New Roman"/>
           <w:b/>
@@ -2961,15 +2909,7 @@
           <w:sz w:val="24"/>
           <w:szCs w:val="24"/>
         </w:rPr>
-      </w:pPr>
-      <w:r>
-        <w:rPr>
-          <w:rFonts w:ascii="Times New Roman" w:hAnsi="Times New Roman" w:cs="Times New Roman"/>
-          <w:b/>
-          <w:color w:val="000000"/>
-          <w:sz w:val="24"/>
-          <w:szCs w:val="24"/>
-        </w:rPr>
+        <w:lastRenderedPageBreak/>
         <w:t>Editorial &amp; professional leadership / governance</w:t>
       </w:r>
     </w:p>
@@ -3273,59 +3213,8 @@
           <w:i/>
           <w:iCs/>
         </w:rPr>
-        <w:t xml:space="preserve">Professional </w:t>
-      </w:r>
-      <w:proofErr w:type="spellStart"/>
-      <w:r>
-        <w:rPr>
-          <w:b/>
-          <w:bCs/>
-          <w:i/>
-          <w:iCs/>
-        </w:rPr>
-        <w:t>governance</w:t>
-      </w:r>
-      <w:proofErr w:type="spellEnd"/>
-      <w:r>
-        <w:rPr>
-          <w:b/>
-          <w:bCs/>
-          <w:i/>
-          <w:iCs/>
-        </w:rPr>
-        <w:t xml:space="preserve"> &amp; </w:t>
-      </w:r>
-      <w:proofErr w:type="spellStart"/>
-      <w:r>
-        <w:rPr>
-          <w:b/>
-          <w:bCs/>
-          <w:i/>
-          <w:iCs/>
-        </w:rPr>
-        <w:t>field</w:t>
-      </w:r>
-      <w:proofErr w:type="spellEnd"/>
-      <w:r>
-        <w:rPr>
-          <w:b/>
-          <w:bCs/>
-          <w:i/>
-          <w:iCs/>
-        </w:rPr>
-        <w:t xml:space="preserve"> </w:t>
-      </w:r>
-      <w:proofErr w:type="spellStart"/>
-      <w:r>
-        <w:rPr>
-          <w:b/>
-          <w:bCs/>
-          <w:i/>
-          <w:iCs/>
-        </w:rPr>
-        <w:t>service</w:t>
-      </w:r>
-      <w:proofErr w:type="spellEnd"/>
+        <w:t>Professional governance &amp; field service</w:t>
+      </w:r>
     </w:p>
     <w:p>
       <w:pPr>
@@ -3611,19 +3500,11 @@
               </w:rPr>
               <w:t xml:space="preserve">Social Sciences and Humanities Research Council of Canada, Insight Grant, </w:t>
             </w:r>
-            <w:proofErr w:type="gramStart"/>
-            <w:r>
-              <w:rPr>
-                <w:lang w:val="en-CA"/>
-              </w:rPr>
-              <w:t>From</w:t>
-            </w:r>
-            <w:proofErr w:type="gramEnd"/>
-            <w:r>
-              <w:rPr>
-                <w:lang w:val="en-CA"/>
-              </w:rPr>
-              <w:t xml:space="preserve"> narratives to choices: Advancing semantic topic modeling for mapping cultural narratives to social</w:t>
+            <w:r>
+              <w:rPr>
+                <w:lang w:val="en-CA"/>
+              </w:rPr>
+              <w:t>From narratives to choices: Advancing semantic topic modeling for mapping cultural narratives to social</w:t>
             </w:r>
             <w:r>
               <w:rPr>
@@ -4058,7 +3939,6 @@
           </w:tcPr>
           <w:p>
             <w:r>
-              <w:lastRenderedPageBreak/>
               <w:t>2017–2020</w:t>
             </w:r>
           </w:p>
@@ -4084,7 +3964,14 @@
               <w:rPr>
                 <w:lang w:val="en-CA"/>
               </w:rPr>
-              <w:t>Pathways to Character Initiative at the Arizona State University &amp; The Wake Forest University, Wisdom, self-distance, and adversity: Multimethod prospective evaluation of post-traumatic character growth of open-mindedness, humility and empathy (US$210,000)</w:t>
+              <w:t xml:space="preserve">Pathways to Character Initiative at the Arizona State University &amp; The Wake Forest University, Wisdom, self-distance, and adversity: Multimethod </w:t>
+            </w:r>
+            <w:r>
+              <w:rPr>
+                <w:lang w:val="en-CA"/>
+              </w:rPr>
+              <w:lastRenderedPageBreak/>
+              <w:t>prospective evaluation of post-traumatic character growth of open-mindedness, humility and empathy (US$210,000)</w:t>
             </w:r>
             <w:r>
               <w:rPr>
@@ -4112,6 +3999,7 @@
           </w:tcPr>
           <w:p>
             <w:r>
+              <w:lastRenderedPageBreak/>
               <w:t>2016</w:t>
             </w:r>
           </w:p>
@@ -4137,21 +4025,7 @@
               <w:rPr>
                 <w:lang w:val="en-CA"/>
               </w:rPr>
-              <w:t xml:space="preserve">University of Waterloo Chronic Disease Prevention Initiative, Seed Grant, </w:t>
-            </w:r>
-            <w:proofErr w:type="gramStart"/>
-            <w:r>
-              <w:rPr>
-                <w:lang w:val="en-CA"/>
-              </w:rPr>
-              <w:t>Harnessing</w:t>
-            </w:r>
-            <w:proofErr w:type="gramEnd"/>
-            <w:r>
-              <w:rPr>
-                <w:lang w:val="en-CA"/>
-              </w:rPr>
-              <w:t xml:space="preserve"> psychological insights and mobile technologies to detect stress-related risk factors for mental health (CAD$10,000)</w:t>
+              <w:t>University of Waterloo Chronic Disease Prevention Initiative, Seed Grant, Harnessing psychological insights and mobile technologies to detect stress-related risk factors for mental health (CAD$10,000)</w:t>
             </w:r>
             <w:r>
               <w:rPr>
@@ -4501,7 +4375,6 @@
               </w:rPr>
               <w:t xml:space="preserve">University of Waterloo Teaching Innovation Incubator, </w:t>
             </w:r>
-            <w:proofErr w:type="gramStart"/>
             <w:r>
               <w:rPr>
                 <w:rFonts w:ascii="Times New Roman" w:hAnsi="Times New Roman" w:cs="Times New Roman"/>
@@ -4510,18 +4383,7 @@
                 <w:sz w:val="24"/>
                 <w:szCs w:val="24"/>
               </w:rPr>
-              <w:t>Learning</w:t>
-            </w:r>
-            <w:proofErr w:type="gramEnd"/>
-            <w:r>
-              <w:rPr>
-                <w:rFonts w:ascii="Times New Roman" w:hAnsi="Times New Roman" w:cs="Times New Roman"/>
-                <w:i/>
-                <w:iCs/>
-                <w:sz w:val="24"/>
-                <w:szCs w:val="24"/>
-              </w:rPr>
-              <w:t xml:space="preserve"> by teaching a Large Language Model</w:t>
+              <w:t>Learning by teaching a Large Language Model</w:t>
             </w:r>
             <w:r>
               <w:rPr>
@@ -5279,7 +5141,6 @@
           </w:tcPr>
           <w:p>
             <w:r>
-              <w:lastRenderedPageBreak/>
               <w:t>2007</w:t>
             </w:r>
           </w:p>
@@ -5325,6 +5186,7 @@
           <w:sz w:val="24"/>
           <w:szCs w:val="24"/>
         </w:rPr>
+        <w:lastRenderedPageBreak/>
         <w:t>Additional awards, fellowships and honours</w:t>
       </w:r>
     </w:p>
@@ -5577,7 +5439,6 @@
               <w:t xml:space="preserve">, </w:t>
             </w:r>
             <w:hyperlink r:id="rId24" w:history="1">
-              <w:proofErr w:type="spellStart"/>
               <w:r>
                 <w:rPr>
                   <w:rStyle w:val="Hyperlink"/>
@@ -5592,7 +5453,6 @@
                 </w:rPr>
                 <w:t>rds</w:t>
               </w:r>
-              <w:proofErr w:type="spellEnd"/>
             </w:hyperlink>
             <w:r>
               <w:rPr>
@@ -5960,21 +5820,12 @@
               </w:rPr>
               <w:t xml:space="preserve">Runner-Up for “Application of Science Award,” </w:t>
             </w:r>
-            <w:proofErr w:type="spellStart"/>
             <w:r>
               <w:rPr>
                 <w:color w:val="000000"/>
                 <w:lang w:val="en-CA"/>
               </w:rPr>
-              <w:t>NeuroLeadership</w:t>
-            </w:r>
-            <w:proofErr w:type="spellEnd"/>
-            <w:r>
-              <w:rPr>
-                <w:color w:val="000000"/>
-                <w:lang w:val="en-CA"/>
-              </w:rPr>
-              <w:t xml:space="preserve"> Institute</w:t>
+              <w:t>NeuroLeadership Institute</w:t>
             </w:r>
           </w:p>
         </w:tc>
@@ -6187,19 +6038,8 @@
                 <w:color w:val="000000"/>
                 <w:lang w:val="en-CA"/>
               </w:rPr>
-              <w:t xml:space="preserve">exceptional quality of the contribution of new researchers to </w:t>
-            </w:r>
-            <w:proofErr w:type="spellStart"/>
-            <w:r>
-              <w:rPr>
-                <w:i/>
-                <w:iCs/>
-                <w:color w:val="000000"/>
-                <w:lang w:val="en-CA"/>
-              </w:rPr>
-              <w:t>psycholog</w:t>
-            </w:r>
-            <w:proofErr w:type="spellEnd"/>
+              <w:t>exceptional quality of the contribution of new researchers to psycholog</w:t>
+            </w:r>
             <w:r>
               <w:rPr>
                 <w:i/>
@@ -6207,19 +6047,8 @@
                 <w:color w:val="000000"/>
                 <w:lang w:val="en-US"/>
               </w:rPr>
-              <w:t xml:space="preserve">y </w:t>
-            </w:r>
-            <w:proofErr w:type="spellStart"/>
-            <w:r>
-              <w:rPr>
-                <w:i/>
-                <w:iCs/>
-                <w:color w:val="000000"/>
-                <w:lang w:val="en-US"/>
-              </w:rPr>
-              <w:t>i</w:t>
-            </w:r>
-            <w:proofErr w:type="spellEnd"/>
+              <w:t>y i</w:t>
+            </w:r>
             <w:r>
               <w:rPr>
                 <w:i/>
@@ -6976,7 +6805,6 @@
               </w:rPr>
               <w:t>r</w:t>
             </w:r>
-            <w:proofErr w:type="spellStart"/>
             <w:r>
               <w:rPr>
                 <w:rStyle w:val="Hyperlink"/>
@@ -6992,17 +6820,7 @@
                 <w:color w:val="auto"/>
                 <w:lang w:val="en-US"/>
               </w:rPr>
-              <w:t>doctoral</w:t>
-            </w:r>
-            <w:proofErr w:type="spellEnd"/>
-            <w:r>
-              <w:rPr>
-                <w:rStyle w:val="Hyperlink"/>
-                <w:i/>
-                <w:color w:val="auto"/>
-                <w:lang w:val="en-US"/>
-              </w:rPr>
-              <w:t xml:space="preserve"> research in social psychology at the Department of Psychology</w:t>
+              <w:t>doctoral research in social psychology at the Department of Psychology</w:t>
             </w:r>
           </w:p>
         </w:tc>
@@ -7535,53 +7353,12 @@
               </w:rPr>
             </w:pPr>
             <w:hyperlink r:id="rId44" w:history="1">
-              <w:proofErr w:type="spellStart"/>
               <w:r>
                 <w:rPr>
                   <w:rStyle w:val="Hyperlink"/>
                   <w:lang w:val="en-CA"/>
                 </w:rPr>
-                <w:t>Stipendium</w:t>
-              </w:r>
-              <w:proofErr w:type="spellEnd"/>
-              <w:r>
-                <w:rPr>
-                  <w:rStyle w:val="Hyperlink"/>
-                  <w:lang w:val="en-CA"/>
-                </w:rPr>
-                <w:t xml:space="preserve"> der </w:t>
-              </w:r>
-              <w:proofErr w:type="spellStart"/>
-              <w:r>
-                <w:rPr>
-                  <w:rStyle w:val="Hyperlink"/>
-                  <w:lang w:val="en-CA"/>
-                </w:rPr>
-                <w:t>Studienstiftung</w:t>
-              </w:r>
-              <w:proofErr w:type="spellEnd"/>
-              <w:r>
-                <w:rPr>
-                  <w:rStyle w:val="Hyperlink"/>
-                  <w:lang w:val="en-CA"/>
-                </w:rPr>
-                <w:t xml:space="preserve"> des </w:t>
-              </w:r>
-              <w:proofErr w:type="spellStart"/>
-              <w:r>
-                <w:rPr>
-                  <w:rStyle w:val="Hyperlink"/>
-                  <w:lang w:val="en-CA"/>
-                </w:rPr>
-                <w:t>deutschen</w:t>
-              </w:r>
-              <w:proofErr w:type="spellEnd"/>
-              <w:r>
-                <w:rPr>
-                  <w:rStyle w:val="Hyperlink"/>
-                  <w:lang w:val="en-CA"/>
-                </w:rPr>
-                <w:t xml:space="preserve"> Volkes</w:t>
+                <w:t>Stipendium der Studienstiftung des deutschen Volkes</w:t>
               </w:r>
             </w:hyperlink>
             <w:r>
@@ -7649,7 +7426,6 @@
               <w:rPr>
                 <w:lang w:val="en-CA"/>
               </w:rPr>
-              <w:lastRenderedPageBreak/>
               <w:t>2002 - 2003</w:t>
             </w:r>
           </w:p>
@@ -7779,6 +7555,7 @@
           <w:sz w:val="24"/>
           <w:szCs w:val="24"/>
         </w:rPr>
+        <w:lastRenderedPageBreak/>
         <w:t>Full p</w:t>
       </w:r>
       <w:r>
@@ -8127,14 +7904,14 @@
         <w:rPr>
           <w:iCs/>
           <w:u w:val="single"/>
-          <w:lang w:val="sv-SE"/>
+          <w:lang w:val="en-CA"/>
         </w:rPr>
         <w:t>Ghorbansabagh, M.,</w:t>
       </w:r>
       <w:r>
         <w:rPr>
           <w:iCs/>
-          <w:lang w:val="sv-SE"/>
+          <w:lang w:val="en-CA"/>
         </w:rPr>
         <w:t xml:space="preserve"> </w:t>
       </w:r>
@@ -8142,14 +7919,14 @@
         <w:rPr>
           <w:iCs/>
           <w:u w:val="single"/>
-          <w:lang w:val="sv-SE"/>
+          <w:lang w:val="en-CA"/>
         </w:rPr>
         <w:t>Ji, E. Y.</w:t>
       </w:r>
       <w:r>
         <w:rPr>
           <w:iCs/>
-          <w:lang w:val="sv-SE"/>
+          <w:lang w:val="en-CA"/>
         </w:rPr>
         <w:t xml:space="preserve">, Karimi, A.-H., &amp; </w:t>
       </w:r>
@@ -8158,14 +7935,14 @@
           <w:b/>
           <w:bCs/>
           <w:iCs/>
-          <w:lang w:val="sv-SE"/>
+          <w:lang w:val="en-CA"/>
         </w:rPr>
         <w:t>Grossmann, I.</w:t>
       </w:r>
       <w:r>
         <w:rPr>
           <w:iCs/>
-          <w:lang w:val="sv-SE"/>
+          <w:lang w:val="en-CA"/>
         </w:rPr>
         <w:t xml:space="preserve"> (2026). </w:t>
       </w:r>
@@ -8223,23 +8000,7 @@
           <w:iCs/>
           <w:lang w:val="en-CA"/>
         </w:rPr>
-        <w:t xml:space="preserve">The </w:t>
-      </w:r>
-      <w:proofErr w:type="spellStart"/>
-      <w:r>
-        <w:rPr>
-          <w:iCs/>
-          <w:lang w:val="en-CA"/>
-        </w:rPr>
-        <w:t>Responsibilism</w:t>
-      </w:r>
-      <w:proofErr w:type="spellEnd"/>
-      <w:r>
-        <w:rPr>
-          <w:iCs/>
-          <w:lang w:val="en-CA"/>
-        </w:rPr>
-        <w:t xml:space="preserve"> Collaboration Team</w:t>
+        <w:t>The Responsibilism Collaboration Team</w:t>
       </w:r>
       <w:r>
         <w:rPr>
@@ -8545,7 +8306,7 @@
       <w:r>
         <w:rPr>
           <w:iCs/>
-          <w:lang w:val="en-CA"/>
+          <w:lang w:val="de-DE"/>
         </w:rPr>
         <w:t xml:space="preserve">Johnson, S. G.*, Karimi, A. H., Bengio, Y., Chater, N., Gerstenberg, T., Larson, K., ... </w:t>
       </w:r>
@@ -8598,23 +8359,7 @@
           <w:iCs/>
           <w:lang w:val="en-CA"/>
         </w:rPr>
-        <w:t>*</w:t>
-      </w:r>
-      <w:proofErr w:type="gramStart"/>
-      <w:r>
-        <w:rPr>
-          <w:iCs/>
-          <w:lang w:val="en-CA"/>
-        </w:rPr>
-        <w:t>corresponding</w:t>
-      </w:r>
-      <w:proofErr w:type="gramEnd"/>
-      <w:r>
-        <w:rPr>
-          <w:iCs/>
-          <w:lang w:val="en-CA"/>
-        </w:rPr>
-        <w:t xml:space="preserve"> authors</w:t>
+        <w:t>*corresponding authors</w:t>
       </w:r>
     </w:p>
     <w:p>
@@ -8627,21 +8372,12 @@
           <w:lang w:val="en-CA"/>
         </w:rPr>
       </w:pPr>
-      <w:proofErr w:type="spellStart"/>
       <w:r>
         <w:rPr>
           <w:u w:val="single"/>
           <w:lang w:val="en-CA"/>
         </w:rPr>
-        <w:t>Kachhiyapatel</w:t>
-      </w:r>
-      <w:proofErr w:type="spellEnd"/>
-      <w:r>
-        <w:rPr>
-          <w:u w:val="single"/>
-          <w:lang w:val="en-CA"/>
-        </w:rPr>
-        <w:t>, N</w:t>
+        <w:t>Kachhiyapatel, N</w:t>
       </w:r>
       <w:r>
         <w:rPr>
@@ -8816,7 +8552,6 @@
         </w:rPr>
         <w:t xml:space="preserve">, </w:t>
       </w:r>
-      <w:proofErr w:type="spellStart"/>
       <w:r>
         <w:rPr>
           <w:iCs/>
@@ -8824,7 +8559,6 @@
         </w:rPr>
         <w:t>Jaśkiewicz</w:t>
       </w:r>
-      <w:proofErr w:type="spellEnd"/>
       <w:r>
         <w:rPr>
           <w:iCs/>
@@ -9291,23 +9025,7 @@
           <w:iCs/>
           <w:lang w:val="en-CA"/>
         </w:rPr>
-        <w:t>. *</w:t>
-      </w:r>
-      <w:proofErr w:type="gramStart"/>
-      <w:r>
-        <w:rPr>
-          <w:iCs/>
-          <w:lang w:val="en-CA"/>
-        </w:rPr>
-        <w:t>shared</w:t>
-      </w:r>
-      <w:proofErr w:type="gramEnd"/>
-      <w:r>
-        <w:rPr>
-          <w:iCs/>
-          <w:lang w:val="en-CA"/>
-        </w:rPr>
-        <w:t xml:space="preserve"> authorship</w:t>
+        <w:t>. *shared authorship</w:t>
       </w:r>
     </w:p>
     <w:p>
@@ -9511,21 +9229,7 @@
         <w:rPr>
           <w:lang w:val="en-CA"/>
         </w:rPr>
-        <w:t xml:space="preserve">., &amp; </w:t>
-      </w:r>
-      <w:proofErr w:type="spellStart"/>
-      <w:r>
-        <w:rPr>
-          <w:lang w:val="en-CA"/>
-        </w:rPr>
-        <w:t>Trodd</w:t>
-      </w:r>
-      <w:proofErr w:type="spellEnd"/>
-      <w:r>
-        <w:rPr>
-          <w:lang w:val="en-CA"/>
-        </w:rPr>
-        <w:t>, Z. (</w:t>
+        <w:t>., &amp; Trodd, Z. (</w:t>
       </w:r>
       <w:r>
         <w:rPr>
@@ -9727,21 +9431,12 @@
         </w:rPr>
         <w:t xml:space="preserve"> </w:t>
       </w:r>
-      <w:proofErr w:type="spellStart"/>
       <w:r>
         <w:rPr>
           <w:u w:val="single"/>
           <w:lang w:val="de-DE"/>
         </w:rPr>
-        <w:t>Kachhiyapatel</w:t>
-      </w:r>
-      <w:proofErr w:type="spellEnd"/>
-      <w:r>
-        <w:rPr>
-          <w:u w:val="single"/>
-          <w:lang w:val="de-DE"/>
-        </w:rPr>
-        <w:t>, N</w:t>
+        <w:t>Kachhiyapatel, N</w:t>
       </w:r>
       <w:r>
         <w:rPr>
@@ -9957,7 +9652,6 @@
           <w:bCs/>
           <w:lang w:val="en-CA"/>
         </w:rPr>
-        <w:lastRenderedPageBreak/>
         <w:t>Grossmann, I.</w:t>
       </w:r>
       <w:r>
@@ -10082,6 +9776,7 @@
         <w:rPr>
           <w:lang w:val="en-CA"/>
         </w:rPr>
+        <w:lastRenderedPageBreak/>
         <w:t xml:space="preserve">Peetz, J., </w:t>
       </w:r>
       <w:r>
@@ -10140,19 +9835,11 @@
         </w:rPr>
         <w:t>c</w:t>
       </w:r>
-      <w:proofErr w:type="spellStart"/>
-      <w:r>
-        <w:rPr>
-          <w:lang w:val="en-CA"/>
-        </w:rPr>
-        <w:t>ognition</w:t>
-      </w:r>
-      <w:proofErr w:type="spellEnd"/>
-      <w:r>
-        <w:rPr>
-          <w:lang w:val="en-CA"/>
-        </w:rPr>
-        <w:t xml:space="preserve"> at the </w:t>
+      <w:r>
+        <w:rPr>
+          <w:lang w:val="en-CA"/>
+        </w:rPr>
+        <w:t xml:space="preserve">ognition at the </w:t>
       </w:r>
       <w:r>
         <w:rPr>
@@ -10160,19 +9847,11 @@
         </w:rPr>
         <w:t>b</w:t>
       </w:r>
-      <w:proofErr w:type="spellStart"/>
-      <w:r>
-        <w:rPr>
-          <w:lang w:val="en-CA"/>
-        </w:rPr>
-        <w:t>eginning</w:t>
-      </w:r>
-      <w:proofErr w:type="spellEnd"/>
-      <w:r>
-        <w:rPr>
-          <w:lang w:val="en-CA"/>
-        </w:rPr>
-        <w:t xml:space="preserve"> and the </w:t>
+      <w:r>
+        <w:rPr>
+          <w:lang w:val="en-CA"/>
+        </w:rPr>
+        <w:t xml:space="preserve">eginning and the </w:t>
       </w:r>
       <w:r>
         <w:rPr>
@@ -10180,19 +9859,11 @@
         </w:rPr>
         <w:t>e</w:t>
       </w:r>
-      <w:proofErr w:type="spellStart"/>
-      <w:r>
-        <w:rPr>
-          <w:lang w:val="en-CA"/>
-        </w:rPr>
-        <w:t>nd</w:t>
-      </w:r>
-      <w:proofErr w:type="spellEnd"/>
-      <w:r>
-        <w:rPr>
-          <w:lang w:val="en-CA"/>
-        </w:rPr>
-        <w:t xml:space="preserve"> of the </w:t>
+      <w:r>
+        <w:rPr>
+          <w:lang w:val="en-CA"/>
+        </w:rPr>
+        <w:t xml:space="preserve">nd of the </w:t>
       </w:r>
       <w:r>
         <w:rPr>
@@ -10212,7 +9883,6 @@
         </w:rPr>
         <w:t xml:space="preserve">. </w:t>
       </w:r>
-      <w:proofErr w:type="spellStart"/>
       <w:r>
         <w:rPr>
           <w:i/>
@@ -10221,7 +9891,6 @@
         </w:rPr>
         <w:t>Collabra</w:t>
       </w:r>
-      <w:proofErr w:type="spellEnd"/>
       <w:r>
         <w:rPr>
           <w:lang w:val="de-DE"/>
@@ -10796,38 +10465,38 @@
       <w:r>
         <w:rPr>
           <w:u w:val="single"/>
-          <w:lang w:val="en-CA"/>
+          <w:lang w:val="sv-SE"/>
         </w:rPr>
         <w:t>Elnakouri, A</w:t>
       </w:r>
       <w:r>
         <w:rPr>
-          <w:lang w:val="en-CA"/>
+          <w:lang w:val="sv-SE"/>
         </w:rPr>
         <w:t>.</w:t>
       </w:r>
       <w:r>
         <w:rPr>
-          <w:lang w:val="en-CA"/>
+          <w:lang w:val="sv-SE"/>
         </w:rPr>
         <w:t>*</w:t>
       </w:r>
       <w:r>
         <w:rPr>
-          <w:lang w:val="en-CA"/>
+          <w:lang w:val="sv-SE"/>
         </w:rPr>
         <w:t xml:space="preserve">, </w:t>
       </w:r>
       <w:r>
         <w:rPr>
           <w:u w:val="single"/>
-          <w:lang w:val="en-CA"/>
+          <w:lang w:val="sv-SE"/>
         </w:rPr>
         <w:t>Huynh, A. C</w:t>
       </w:r>
       <w:r>
         <w:rPr>
-          <w:lang w:val="en-CA"/>
+          <w:lang w:val="sv-SE"/>
         </w:rPr>
         <w:t xml:space="preserve">., &amp; </w:t>
       </w:r>
@@ -10835,25 +10504,25 @@
         <w:rPr>
           <w:b/>
           <w:bCs/>
-          <w:lang w:val="en-CA"/>
+          <w:lang w:val="sv-SE"/>
         </w:rPr>
         <w:t>Grossmann, I</w:t>
       </w:r>
       <w:r>
         <w:rPr>
-          <w:lang w:val="en-CA"/>
+          <w:lang w:val="sv-SE"/>
         </w:rPr>
         <w:t>.</w:t>
       </w:r>
       <w:r>
         <w:rPr>
-          <w:lang w:val="en-CA"/>
+          <w:lang w:val="sv-SE"/>
         </w:rPr>
         <w:t>*</w:t>
       </w:r>
       <w:r>
         <w:rPr>
-          <w:lang w:val="en-CA"/>
+          <w:lang w:val="sv-SE"/>
         </w:rPr>
         <w:t xml:space="preserve"> (2024). </w:t>
       </w:r>
@@ -10910,23 +10579,7 @@
           <w:bCs/>
           <w:lang w:val="en-CA"/>
         </w:rPr>
-        <w:t>*</w:t>
-      </w:r>
-      <w:proofErr w:type="gramStart"/>
-      <w:r>
-        <w:rPr>
-          <w:bCs/>
-          <w:lang w:val="en-CA"/>
-        </w:rPr>
-        <w:t>corresponding</w:t>
-      </w:r>
-      <w:proofErr w:type="gramEnd"/>
-      <w:r>
-        <w:rPr>
-          <w:bCs/>
-          <w:lang w:val="en-CA"/>
-        </w:rPr>
-        <w:t xml:space="preserve"> author</w:t>
+        <w:t>*corresponding author</w:t>
       </w:r>
       <w:r>
         <w:rPr>
@@ -11434,7 +11087,6 @@
           <w:lang w:val="en-US"/>
         </w:rPr>
       </w:pPr>
-      <w:proofErr w:type="spellStart"/>
       <w:r>
         <w:rPr>
           <w:u w:val="single"/>
@@ -11442,7 +11094,6 @@
         </w:rPr>
         <w:t>Kachhiyapatel</w:t>
       </w:r>
-      <w:proofErr w:type="spellEnd"/>
       <w:r>
         <w:rPr>
           <w:u w:val="single"/>
@@ -11642,19 +11293,11 @@
         </w:rPr>
         <w:t>w</w:t>
       </w:r>
-      <w:proofErr w:type="spellStart"/>
-      <w:r>
-        <w:rPr>
-          <w:lang w:val="en-CA"/>
-        </w:rPr>
-        <w:t>isdom</w:t>
-      </w:r>
-      <w:proofErr w:type="spellEnd"/>
-      <w:r>
-        <w:rPr>
-          <w:lang w:val="en-CA"/>
-        </w:rPr>
-        <w:t xml:space="preserve"> </w:t>
+      <w:r>
+        <w:rPr>
+          <w:lang w:val="en-CA"/>
+        </w:rPr>
+        <w:t xml:space="preserve">isdom </w:t>
       </w:r>
       <w:r>
         <w:rPr>
@@ -11662,19 +11305,11 @@
         </w:rPr>
         <w:t>p</w:t>
       </w:r>
-      <w:proofErr w:type="spellStart"/>
-      <w:r>
-        <w:rPr>
-          <w:lang w:val="en-CA"/>
-        </w:rPr>
-        <w:t>erception</w:t>
-      </w:r>
-      <w:proofErr w:type="spellEnd"/>
-      <w:r>
-        <w:rPr>
-          <w:lang w:val="en-CA"/>
-        </w:rPr>
-        <w:t xml:space="preserve"> </w:t>
+      <w:r>
+        <w:rPr>
+          <w:lang w:val="en-CA"/>
+        </w:rPr>
+        <w:t xml:space="preserve">erception </w:t>
       </w:r>
       <w:r>
         <w:rPr>
@@ -11694,19 +11329,11 @@
         </w:rPr>
         <w:t>t</w:t>
       </w:r>
-      <w:proofErr w:type="spellStart"/>
-      <w:r>
-        <w:rPr>
-          <w:lang w:val="en-CA"/>
-        </w:rPr>
-        <w:t>welve</w:t>
-      </w:r>
-      <w:proofErr w:type="spellEnd"/>
-      <w:r>
-        <w:rPr>
-          <w:lang w:val="en-CA"/>
-        </w:rPr>
-        <w:t xml:space="preserve"> </w:t>
+      <w:r>
+        <w:rPr>
+          <w:lang w:val="en-CA"/>
+        </w:rPr>
+        <w:t xml:space="preserve">welve </w:t>
       </w:r>
       <w:r>
         <w:rPr>
@@ -11714,19 +11341,11 @@
         </w:rPr>
         <w:t>c</w:t>
       </w:r>
-      <w:proofErr w:type="spellStart"/>
-      <w:r>
-        <w:rPr>
-          <w:lang w:val="en-CA"/>
-        </w:rPr>
-        <w:t>ountries</w:t>
-      </w:r>
-      <w:proofErr w:type="spellEnd"/>
-      <w:r>
-        <w:rPr>
-          <w:lang w:val="en-CA"/>
-        </w:rPr>
-        <w:t xml:space="preserve"> on </w:t>
+      <w:r>
+        <w:rPr>
+          <w:lang w:val="en-CA"/>
+        </w:rPr>
+        <w:t xml:space="preserve">ountries on </w:t>
       </w:r>
       <w:r>
         <w:rPr>
@@ -11734,19 +11353,11 @@
         </w:rPr>
         <w:t>f</w:t>
       </w:r>
-      <w:proofErr w:type="spellStart"/>
-      <w:r>
-        <w:rPr>
-          <w:lang w:val="en-CA"/>
-        </w:rPr>
-        <w:t>ive</w:t>
-      </w:r>
-      <w:proofErr w:type="spellEnd"/>
-      <w:r>
-        <w:rPr>
-          <w:lang w:val="en-CA"/>
-        </w:rPr>
-        <w:t xml:space="preserve"> </w:t>
+      <w:r>
+        <w:rPr>
+          <w:lang w:val="en-CA"/>
+        </w:rPr>
+        <w:t xml:space="preserve">ive </w:t>
       </w:r>
       <w:r>
         <w:rPr>
@@ -11754,19 +11365,11 @@
         </w:rPr>
         <w:t>c</w:t>
       </w:r>
-      <w:proofErr w:type="spellStart"/>
-      <w:r>
-        <w:rPr>
-          <w:lang w:val="en-CA"/>
-        </w:rPr>
-        <w:t>ontinents</w:t>
-      </w:r>
-      <w:proofErr w:type="spellEnd"/>
-      <w:r>
-        <w:rPr>
-          <w:lang w:val="en-CA"/>
-        </w:rPr>
-        <w:t xml:space="preserve">. </w:t>
+      <w:r>
+        <w:rPr>
+          <w:lang w:val="en-CA"/>
+        </w:rPr>
+        <w:t xml:space="preserve">ontinents. </w:t>
       </w:r>
       <w:r>
         <w:rPr>
@@ -11789,23 +11392,7 @@
           <w:bCs/>
           <w:lang w:val="en-CA"/>
         </w:rPr>
-        <w:t>*</w:t>
-      </w:r>
-      <w:proofErr w:type="gramStart"/>
-      <w:r>
-        <w:rPr>
-          <w:bCs/>
-          <w:lang w:val="en-CA"/>
-        </w:rPr>
-        <w:t>corresponding</w:t>
-      </w:r>
-      <w:proofErr w:type="gramEnd"/>
-      <w:r>
-        <w:rPr>
-          <w:bCs/>
-          <w:lang w:val="en-CA"/>
-        </w:rPr>
-        <w:t xml:space="preserve"> author</w:t>
+        <w:t>*corresponding author</w:t>
       </w:r>
       <w:r>
         <w:rPr>
@@ -11916,19 +11503,11 @@
         </w:rPr>
         <w:t>w</w:t>
       </w:r>
-      <w:proofErr w:type="spellStart"/>
-      <w:r>
-        <w:rPr>
-          <w:lang w:val="en-CA"/>
-        </w:rPr>
-        <w:t>isdom</w:t>
-      </w:r>
-      <w:proofErr w:type="spellEnd"/>
-      <w:r>
-        <w:rPr>
-          <w:lang w:val="en-CA"/>
-        </w:rPr>
-        <w:t xml:space="preserve">: Classifying </w:t>
+      <w:r>
+        <w:rPr>
+          <w:lang w:val="en-CA"/>
+        </w:rPr>
+        <w:t xml:space="preserve">isdom: Classifying </w:t>
       </w:r>
       <w:r>
         <w:rPr>
@@ -11942,7 +11521,6 @@
         </w:rPr>
         <w:t xml:space="preserve">eta-cognitive and </w:t>
       </w:r>
-      <w:proofErr w:type="gramStart"/>
       <w:r>
         <w:rPr>
           <w:lang w:val="en-US"/>
@@ -11953,14 +11531,7 @@
         <w:rPr>
           <w:lang w:val="en-CA"/>
         </w:rPr>
-        <w:t>orally-grounded</w:t>
-      </w:r>
-      <w:proofErr w:type="gramEnd"/>
-      <w:r>
-        <w:rPr>
-          <w:lang w:val="en-CA"/>
-        </w:rPr>
-        <w:t xml:space="preserve"> </w:t>
+        <w:t xml:space="preserve">orally-grounded </w:t>
       </w:r>
       <w:r>
         <w:rPr>
@@ -11968,19 +11539,11 @@
         </w:rPr>
         <w:t>n</w:t>
       </w:r>
-      <w:proofErr w:type="spellStart"/>
-      <w:r>
-        <w:rPr>
-          <w:lang w:val="en-CA"/>
-        </w:rPr>
-        <w:t>arrative</w:t>
-      </w:r>
-      <w:proofErr w:type="spellEnd"/>
-      <w:r>
-        <w:rPr>
-          <w:lang w:val="en-CA"/>
-        </w:rPr>
-        <w:t xml:space="preserve"> </w:t>
+      <w:r>
+        <w:rPr>
+          <w:lang w:val="en-CA"/>
+        </w:rPr>
+        <w:t xml:space="preserve">arrative </w:t>
       </w:r>
       <w:r>
         <w:rPr>
@@ -11988,19 +11551,11 @@
         </w:rPr>
         <w:t>c</w:t>
       </w:r>
-      <w:proofErr w:type="spellStart"/>
-      <w:r>
-        <w:rPr>
-          <w:lang w:val="en-CA"/>
-        </w:rPr>
-        <w:t>ontent</w:t>
-      </w:r>
-      <w:proofErr w:type="spellEnd"/>
-      <w:r>
-        <w:rPr>
-          <w:lang w:val="en-CA"/>
-        </w:rPr>
-        <w:t xml:space="preserve"> via Large Language Models.</w:t>
+      <w:r>
+        <w:rPr>
+          <w:lang w:val="en-CA"/>
+        </w:rPr>
+        <w:t>ontent via Large Language Models.</w:t>
       </w:r>
       <w:r>
         <w:rPr>
@@ -12109,18 +11664,8 @@
           <w:iCs/>
           <w:lang w:val="de-DE"/>
         </w:rPr>
-        <w:t xml:space="preserve">Acta </w:t>
-      </w:r>
-      <w:proofErr w:type="spellStart"/>
-      <w:r>
-        <w:rPr>
-          <w:i/>
-          <w:iCs/>
-          <w:lang w:val="de-DE"/>
-        </w:rPr>
-        <w:t>Psychologica</w:t>
-      </w:r>
-      <w:proofErr w:type="spellEnd"/>
+        <w:t>Acta Psychologica</w:t>
+      </w:r>
       <w:r>
         <w:rPr>
           <w:lang w:val="de-DE"/>
@@ -12808,7 +12353,6 @@
         <w:rPr>
           <w:lang w:val="en-CA"/>
         </w:rPr>
-        <w:lastRenderedPageBreak/>
         <w:t xml:space="preserve">Hutcherson, C., </w:t>
       </w:r>
       <w:r>
@@ -12954,6 +12498,7 @@
         <w:rPr>
           <w:lang w:val="en-US"/>
         </w:rPr>
+        <w:lastRenderedPageBreak/>
         <w:t>The Forecasting Collaborative</w:t>
       </w:r>
       <w:r>
@@ -13050,19 +12595,11 @@
         </w:rPr>
         <w:t>*</w:t>
       </w:r>
-      <w:proofErr w:type="gramStart"/>
-      <w:r>
-        <w:rPr>
-          <w:lang w:val="en-CA"/>
-        </w:rPr>
-        <w:t>founder</w:t>
-      </w:r>
-      <w:proofErr w:type="gramEnd"/>
-      <w:r>
-        <w:rPr>
-          <w:lang w:val="en-CA"/>
-        </w:rPr>
-        <w:t xml:space="preserve"> and </w:t>
+      <w:r>
+        <w:rPr>
+          <w:lang w:val="en-CA"/>
+        </w:rPr>
+        <w:t xml:space="preserve">founder and </w:t>
       </w:r>
       <w:r>
         <w:rPr>
@@ -13134,21 +12671,7 @@
         <w:rPr>
           <w:lang w:val="en-CA"/>
         </w:rPr>
-        <w:t xml:space="preserve">., </w:t>
-      </w:r>
-      <w:proofErr w:type="spellStart"/>
-      <w:r>
-        <w:rPr>
-          <w:lang w:val="en-CA"/>
-        </w:rPr>
-        <w:t>Allroggen</w:t>
-      </w:r>
-      <w:proofErr w:type="spellEnd"/>
-      <w:r>
-        <w:rPr>
-          <w:lang w:val="en-CA"/>
-        </w:rPr>
-        <w:t xml:space="preserve">, </w:t>
+        <w:t xml:space="preserve">., Allroggen, </w:t>
       </w:r>
       <w:r>
         <w:rPr>
@@ -13511,21 +13034,7 @@
         <w:rPr>
           <w:lang w:val="en-CA"/>
         </w:rPr>
-        <w:t xml:space="preserve"> </w:t>
-      </w:r>
-      <w:proofErr w:type="spellStart"/>
-      <w:r>
-        <w:rPr>
-          <w:lang w:val="en-CA"/>
-        </w:rPr>
-        <w:t>doi</w:t>
-      </w:r>
-      <w:proofErr w:type="spellEnd"/>
-      <w:r>
-        <w:rPr>
-          <w:lang w:val="en-CA"/>
-        </w:rPr>
-        <w:t>: 10.1017/S0140525X21000728</w:t>
+        <w:t xml:space="preserve"> doi: 10.1017/S0140525X21000728</w:t>
       </w:r>
       <w:r>
         <w:rPr>
@@ -13721,21 +13230,7 @@
         <w:rPr>
           <w:lang w:val="en-CA"/>
         </w:rPr>
-        <w:t xml:space="preserve">., Kenrick, D. </w:t>
-      </w:r>
-      <w:proofErr w:type="spellStart"/>
-      <w:r>
-        <w:rPr>
-          <w:lang w:val="en-CA"/>
-        </w:rPr>
-        <w:t>Wiezel</w:t>
-      </w:r>
-      <w:proofErr w:type="spellEnd"/>
-      <w:r>
-        <w:rPr>
-          <w:lang w:val="en-CA"/>
-        </w:rPr>
-        <w:t xml:space="preserve">, A., </w:t>
+        <w:t xml:space="preserve">., Kenrick, D. Wiezel, A., </w:t>
       </w:r>
       <w:r>
         <w:rPr>
@@ -13805,35 +13300,7 @@
         <w:rPr>
           <w:lang w:val="en-CA"/>
         </w:rPr>
-        <w:t xml:space="preserve">Pick, C. M., Ko, A., Wormley, A. S., </w:t>
-      </w:r>
-      <w:proofErr w:type="spellStart"/>
-      <w:r>
-        <w:rPr>
-          <w:lang w:val="en-CA"/>
-        </w:rPr>
-        <w:t>Wiezel</w:t>
-      </w:r>
-      <w:proofErr w:type="spellEnd"/>
-      <w:r>
-        <w:rPr>
-          <w:lang w:val="en-CA"/>
-        </w:rPr>
-        <w:t>, A., Kenrick, D. T., Al-</w:t>
-      </w:r>
-      <w:proofErr w:type="spellStart"/>
-      <w:r>
-        <w:rPr>
-          <w:lang w:val="en-CA"/>
-        </w:rPr>
-        <w:t>Shawaf</w:t>
-      </w:r>
-      <w:proofErr w:type="spellEnd"/>
-      <w:r>
-        <w:rPr>
-          <w:lang w:val="en-CA"/>
-        </w:rPr>
-        <w:t xml:space="preserve">, L., […] </w:t>
+        <w:t xml:space="preserve">Pick, C. M., Ko, A., Wormley, A. S., Wiezel, A., Kenrick, D. T., Al-Shawaf, L., […] </w:t>
       </w:r>
       <w:r>
         <w:rPr>
@@ -13914,7 +13381,6 @@
         </w:rPr>
         <w:t>Elnakouri, A.</w:t>
       </w:r>
-      <w:proofErr w:type="gramStart"/>
       <w:r>
         <w:rPr>
           <w:lang w:val="en-CA"/>
@@ -13926,15 +13392,7 @@
           <w:u w:val="single"/>
           <w:lang w:val="en-CA"/>
         </w:rPr>
-        <w:t>Meyers</w:t>
-      </w:r>
-      <w:proofErr w:type="gramEnd"/>
-      <w:r>
-        <w:rPr>
-          <w:u w:val="single"/>
-          <w:lang w:val="en-CA"/>
-        </w:rPr>
-        <w:t>, E. A.</w:t>
+        <w:t>Meyers, E. A.</w:t>
       </w:r>
       <w:r>
         <w:rPr>
@@ -14021,19 +13479,11 @@
         </w:rPr>
         <w:t>*</w:t>
       </w:r>
-      <w:proofErr w:type="gramStart"/>
-      <w:r>
-        <w:rPr>
-          <w:lang w:val="en-CA"/>
-        </w:rPr>
-        <w:t>corresponding</w:t>
-      </w:r>
-      <w:proofErr w:type="gramEnd"/>
-      <w:r>
-        <w:rPr>
-          <w:lang w:val="en-CA"/>
-        </w:rPr>
-        <w:t xml:space="preserve"> author</w:t>
+      <w:r>
+        <w:rPr>
+          <w:lang w:val="en-CA"/>
+        </w:rPr>
+        <w:t>corresponding author</w:t>
       </w:r>
     </w:p>
     <w:bookmarkEnd w:id="10"/>
@@ -14049,20 +13499,20 @@
       </w:pPr>
       <w:r>
         <w:rPr>
-          <w:lang w:val="sv-SE"/>
+          <w:lang w:val="en-CA"/>
         </w:rPr>
         <w:t xml:space="preserve">Choi, E., Farb, N. A., </w:t>
       </w:r>
       <w:r>
         <w:rPr>
           <w:u w:val="single"/>
-          <w:lang w:val="sv-SE"/>
+          <w:lang w:val="en-CA"/>
         </w:rPr>
         <w:t>Pogrebtsova, E</w:t>
       </w:r>
       <w:r>
         <w:rPr>
-          <w:lang w:val="sv-SE"/>
+          <w:lang w:val="en-CA"/>
         </w:rPr>
         <w:t xml:space="preserve">., Gruman, J., &amp; </w:t>
       </w:r>
@@ -14070,13 +13520,13 @@
         <w:rPr>
           <w:b/>
           <w:bCs/>
-          <w:lang w:val="sv-SE"/>
+          <w:lang w:val="en-CA"/>
         </w:rPr>
         <w:t xml:space="preserve">Grossmann, I.* </w:t>
       </w:r>
       <w:r>
         <w:rPr>
-          <w:lang w:val="sv-SE"/>
+          <w:lang w:val="en-CA"/>
         </w:rPr>
         <w:t xml:space="preserve">(2021). </w:t>
       </w:r>
@@ -14105,16 +13555,8 @@
         <w:rPr>
           <w:lang w:val="en-CA"/>
         </w:rPr>
-        <w:t xml:space="preserve">*corresponding </w:t>
-      </w:r>
-      <w:proofErr w:type="gramStart"/>
-      <w:r>
-        <w:rPr>
-          <w:lang w:val="en-CA"/>
-        </w:rPr>
-        <w:t>author</w:t>
-      </w:r>
-      <w:proofErr w:type="gramEnd"/>
+        <w:t>*corresponding author</w:t>
+      </w:r>
     </w:p>
     <w:bookmarkEnd w:id="21"/>
     <w:p>
@@ -14599,21 +14041,7 @@
         <w:rPr>
           <w:lang w:val="en-CA"/>
         </w:rPr>
-        <w:t xml:space="preserve">Jayawickreme, E., Infurna, F. J., </w:t>
-      </w:r>
-      <w:proofErr w:type="spellStart"/>
-      <w:r>
-        <w:rPr>
-          <w:lang w:val="en-CA"/>
-        </w:rPr>
-        <w:t>Alajak</w:t>
-      </w:r>
-      <w:proofErr w:type="spellEnd"/>
-      <w:r>
-        <w:rPr>
-          <w:lang w:val="en-CA"/>
-        </w:rPr>
-        <w:t xml:space="preserve">, K., Blackie, L. E. R., Chopik, W. J., Chung, J. M., </w:t>
+        <w:t xml:space="preserve">Jayawickreme, E., Infurna, F. J., Alajak, K., Blackie, L. E. R., Chopik, W. J., Chung, J. M., </w:t>
       </w:r>
       <w:r>
         <w:rPr>
@@ -14837,7 +14265,6 @@
           <w:iCs/>
           <w:lang w:val="en-CA"/>
         </w:rPr>
-        <w:lastRenderedPageBreak/>
         <w:t>76</w:t>
       </w:r>
       <w:r>
@@ -14966,6 +14393,7 @@
           <w:u w:val="single"/>
           <w:lang w:val="en-CA"/>
         </w:rPr>
+        <w:lastRenderedPageBreak/>
         <w:t>Turpin, M. H.</w:t>
       </w:r>
       <w:r>
@@ -14985,21 +14413,7 @@
         <w:rPr>
           <w:lang w:val="en-CA"/>
         </w:rPr>
-        <w:t xml:space="preserve">, Fugelsang, J. A., </w:t>
-      </w:r>
-      <w:proofErr w:type="spellStart"/>
-      <w:r>
-        <w:rPr>
-          <w:lang w:val="en-CA"/>
-        </w:rPr>
-        <w:t>Sorokowski</w:t>
-      </w:r>
-      <w:proofErr w:type="spellEnd"/>
-      <w:r>
-        <w:rPr>
-          <w:lang w:val="en-CA"/>
-        </w:rPr>
-        <w:t xml:space="preserve">, P., </w:t>
+        <w:t xml:space="preserve">, Fugelsang, J. A., Sorokowski, P., </w:t>
       </w:r>
       <w:r>
         <w:rPr>
@@ -15711,21 +15125,12 @@
         </w:rPr>
         <w:t xml:space="preserve">(2), 185-194. </w:t>
       </w:r>
-      <w:proofErr w:type="spellStart"/>
       <w:r>
         <w:rPr>
           <w:rFonts w:cs="Times New Roman"/>
           <w:lang w:val="en-CA"/>
         </w:rPr>
-        <w:t>doi</w:t>
-      </w:r>
-      <w:proofErr w:type="spellEnd"/>
-      <w:r>
-        <w:rPr>
-          <w:rFonts w:cs="Times New Roman"/>
-          <w:lang w:val="en-CA"/>
-        </w:rPr>
-        <w:t>: 10.1080/1047840X.2020.1750920</w:t>
+        <w:t>doi: 10.1080/1047840X.2020.1750920</w:t>
       </w:r>
       <w:r>
         <w:rPr>
@@ -15778,61 +15183,11 @@
           <w:lang w:val="en-CA"/>
         </w:rPr>
       </w:pPr>
-      <w:proofErr w:type="spellStart"/>
-      <w:r>
-        <w:rPr>
-          <w:lang w:val="en-CA"/>
-        </w:rPr>
-        <w:t>Hanaei</w:t>
-      </w:r>
-      <w:proofErr w:type="spellEnd"/>
-      <w:r>
-        <w:rPr>
-          <w:lang w:val="en-CA"/>
-        </w:rPr>
-        <w:t xml:space="preserve">, S., </w:t>
-      </w:r>
-      <w:proofErr w:type="spellStart"/>
-      <w:r>
-        <w:rPr>
-          <w:lang w:val="en-CA"/>
-        </w:rPr>
-        <w:t>Takian</w:t>
-      </w:r>
-      <w:proofErr w:type="spellEnd"/>
-      <w:r>
-        <w:rPr>
-          <w:lang w:val="en-CA"/>
-        </w:rPr>
-        <w:t xml:space="preserve">, A., </w:t>
-      </w:r>
-      <w:proofErr w:type="spellStart"/>
-      <w:r>
-        <w:rPr>
-          <w:lang w:val="en-CA"/>
-        </w:rPr>
-        <w:t>Majdzadeh</w:t>
-      </w:r>
-      <w:proofErr w:type="spellEnd"/>
-      <w:r>
-        <w:rPr>
-          <w:lang w:val="en-CA"/>
-        </w:rPr>
-        <w:t xml:space="preserve">, R., </w:t>
-      </w:r>
-      <w:proofErr w:type="spellStart"/>
-      <w:r>
-        <w:rPr>
-          <w:lang w:val="en-CA"/>
-        </w:rPr>
-        <w:t>Maboloc</w:t>
-      </w:r>
-      <w:proofErr w:type="spellEnd"/>
-      <w:r>
-        <w:rPr>
-          <w:lang w:val="en-CA"/>
-        </w:rPr>
-        <w:t xml:space="preserve">, C. R., </w:t>
+      <w:r>
+        <w:rPr>
+          <w:lang w:val="en-CA"/>
+        </w:rPr>
+        <w:t xml:space="preserve">Hanaei, S., Takian, A., Majdzadeh, R., Maboloc, C. R., </w:t>
       </w:r>
       <w:r>
         <w:rPr>
@@ -15846,35 +15201,7 @@
         <w:rPr>
           <w:lang w:val="en-CA"/>
         </w:rPr>
-        <w:t xml:space="preserve">., Gomes, O., Milosevic, M., Gupta, M., </w:t>
-      </w:r>
-      <w:proofErr w:type="spellStart"/>
-      <w:r>
-        <w:rPr>
-          <w:lang w:val="en-CA"/>
-        </w:rPr>
-        <w:t>Shamshirsaz</w:t>
-      </w:r>
-      <w:proofErr w:type="spellEnd"/>
-      <w:r>
-        <w:rPr>
-          <w:lang w:val="en-CA"/>
-        </w:rPr>
-        <w:t xml:space="preserve">, A. A., Harbi, A., Burhan, A. M., Uddin, L. Q., </w:t>
-      </w:r>
-      <w:proofErr w:type="spellStart"/>
-      <w:r>
-        <w:rPr>
-          <w:lang w:val="en-CA"/>
-        </w:rPr>
-        <w:t>Kulasinghe</w:t>
-      </w:r>
-      <w:proofErr w:type="spellEnd"/>
-      <w:r>
-        <w:rPr>
-          <w:lang w:val="en-CA"/>
-        </w:rPr>
-        <w:t xml:space="preserve">, A., Lam, C.-M., Ramakrishna, S., Alavi, A., Nouwen, J. L., Dorigo, T., Schreiber, M., … Rezaei, N. (2020). Emerging Standards and the Hybrid Model for Organizing Scientific Events During and After The COVID-19 Pandemic. </w:t>
+        <w:t xml:space="preserve">., Gomes, O., Milosevic, M., Gupta, M., Shamshirsaz, A. A., Harbi, A., Burhan, A. M., Uddin, L. Q., Kulasinghe, A., Lam, C.-M., Ramakrishna, S., Alavi, A., Nouwen, J. L., Dorigo, T., Schreiber, M., … Rezaei, N. (2020). Emerging Standards and the Hybrid Model for Organizing Scientific Events During and After The COVID-19 Pandemic. </w:t>
       </w:r>
       <w:r>
         <w:rPr>
@@ -16043,49 +15370,7 @@
         <w:rPr>
           <w:lang w:val="en-CA"/>
         </w:rPr>
-        <w:t xml:space="preserve">Ko, A., Pick, C., Kwon, J. Y., Barlev, M., Krems, J. A., Varnum, M. E. W., Neel, R., </w:t>
-      </w:r>
-      <w:proofErr w:type="spellStart"/>
-      <w:r>
-        <w:rPr>
-          <w:lang w:val="en-CA"/>
-        </w:rPr>
-        <w:t>Peysha</w:t>
-      </w:r>
-      <w:proofErr w:type="spellEnd"/>
-      <w:r>
-        <w:rPr>
-          <w:lang w:val="en-CA"/>
-        </w:rPr>
-        <w:t xml:space="preserve">, M., </w:t>
-      </w:r>
-      <w:proofErr w:type="spellStart"/>
-      <w:r>
-        <w:rPr>
-          <w:lang w:val="en-CA"/>
-        </w:rPr>
-        <w:t>Boonyasiriwat</w:t>
-      </w:r>
-      <w:proofErr w:type="spellEnd"/>
-      <w:r>
-        <w:rPr>
-          <w:lang w:val="en-CA"/>
-        </w:rPr>
-        <w:t xml:space="preserve">, W., </w:t>
-      </w:r>
-      <w:proofErr w:type="spellStart"/>
-      <w:r>
-        <w:rPr>
-          <w:lang w:val="en-CA"/>
-        </w:rPr>
-        <w:t>Brandstätter</w:t>
-      </w:r>
-      <w:proofErr w:type="spellEnd"/>
-      <w:r>
-        <w:rPr>
-          <w:lang w:val="en-CA"/>
-        </w:rPr>
-        <w:t xml:space="preserve">, E., Vasquez, J. E. C., Galindo, O., Pereira de Felipe, R., Crispim, A. C., Fetvadjiev, V. H., Fischer, R., Karl, J., David, D., Galdi, S., Gomez-Jacinto, L., </w:t>
+        <w:t xml:space="preserve">Ko, A., Pick, C., Kwon, J. Y., Barlev, M., Krems, J. A., Varnum, M. E. W., Neel, R., Peysha, M., Boonyasiriwat, W., Brandstätter, E., Vasquez, J. E. C., Galindo, O., Pereira de Felipe, R., Crispim, A. C., Fetvadjiev, V. H., Fischer, R., Karl, J., David, D., Galdi, S., Gomez-Jacinto, L., </w:t>
       </w:r>
       <w:r>
         <w:rPr>
@@ -16265,19 +15550,11 @@
         </w:rPr>
         <w:t>*</w:t>
       </w:r>
-      <w:proofErr w:type="gramStart"/>
-      <w:r>
-        <w:rPr>
-          <w:lang w:val="en-CA"/>
-        </w:rPr>
-        <w:t>corresponding</w:t>
-      </w:r>
-      <w:proofErr w:type="gramEnd"/>
-      <w:r>
-        <w:rPr>
-          <w:lang w:val="en-CA"/>
-        </w:rPr>
-        <w:t xml:space="preserve"> authors</w:t>
+      <w:r>
+        <w:rPr>
+          <w:lang w:val="en-CA"/>
+        </w:rPr>
+        <w:t>corresponding authors</w:t>
       </w:r>
     </w:p>
     <w:p>
@@ -16350,7 +15627,6 @@
           <w:u w:val="single"/>
           <w:lang w:val="en-CA" w:eastAsia="en-US"/>
         </w:rPr>
-        <w:lastRenderedPageBreak/>
         <w:t>Prentice, L</w:t>
       </w:r>
       <w:r>
@@ -16360,23 +15636,28 @@
         </w:rPr>
         <w:t xml:space="preserve">., </w:t>
       </w:r>
-      <w:proofErr w:type="spellStart"/>
       <w:r>
         <w:rPr>
           <w:rFonts w:eastAsia="Calibri"/>
           <w:u w:val="single"/>
           <w:lang w:val="en-CA" w:eastAsia="en-US"/>
         </w:rPr>
-        <w:t>Klackl</w:t>
-      </w:r>
-      <w:proofErr w:type="spellEnd"/>
+        <w:t>Klackl, J</w:t>
+      </w:r>
+      <w:r>
+        <w:rPr>
+          <w:rFonts w:eastAsia="Calibri"/>
+          <w:lang w:val="en-CA" w:eastAsia="en-US"/>
+        </w:rPr>
+        <w:t xml:space="preserve">., </w:t>
+      </w:r>
       <w:r>
         <w:rPr>
           <w:rFonts w:eastAsia="Calibri"/>
           <w:u w:val="single"/>
           <w:lang w:val="en-CA" w:eastAsia="en-US"/>
         </w:rPr>
-        <w:t>, J</w:t>
+        <w:t>Agroskin, D</w:t>
       </w:r>
       <w:r>
         <w:rPr>
@@ -16385,78 +15666,43 @@
         </w:rPr>
         <w:t xml:space="preserve">., </w:t>
       </w:r>
-      <w:proofErr w:type="spellStart"/>
+      <w:r>
+        <w:rPr>
+          <w:rFonts w:eastAsia="Calibri"/>
+          <w:b/>
+          <w:lang w:val="en-CA" w:eastAsia="en-US"/>
+        </w:rPr>
+        <w:t>Grossmann, I</w:t>
+      </w:r>
+      <w:r>
+        <w:rPr>
+          <w:rFonts w:eastAsia="Calibri"/>
+          <w:lang w:val="en-CA" w:eastAsia="en-US"/>
+        </w:rPr>
+        <w:t xml:space="preserve">., Alexandrov, Y., </w:t>
+      </w:r>
       <w:r>
         <w:rPr>
           <w:rFonts w:eastAsia="Calibri"/>
           <w:u w:val="single"/>
           <w:lang w:val="en-CA" w:eastAsia="en-US"/>
         </w:rPr>
-        <w:t>Agroskin</w:t>
-      </w:r>
-      <w:proofErr w:type="spellEnd"/>
+        <w:t>Apanovich, V</w:t>
+      </w:r>
+      <w:r>
+        <w:rPr>
+          <w:rFonts w:eastAsia="Calibri"/>
+          <w:lang w:val="en-CA" w:eastAsia="en-US"/>
+        </w:rPr>
+        <w:t xml:space="preserve">., </w:t>
+      </w:r>
       <w:r>
         <w:rPr>
           <w:rFonts w:eastAsia="Calibri"/>
           <w:u w:val="single"/>
           <w:lang w:val="en-CA" w:eastAsia="en-US"/>
         </w:rPr>
-        <w:t>, D</w:t>
-      </w:r>
-      <w:r>
-        <w:rPr>
-          <w:rFonts w:eastAsia="Calibri"/>
-          <w:lang w:val="en-CA" w:eastAsia="en-US"/>
-        </w:rPr>
-        <w:t xml:space="preserve">., </w:t>
-      </w:r>
-      <w:r>
-        <w:rPr>
-          <w:rFonts w:eastAsia="Calibri"/>
-          <w:b/>
-          <w:lang w:val="en-CA" w:eastAsia="en-US"/>
-        </w:rPr>
-        <w:t>Grossmann, I</w:t>
-      </w:r>
-      <w:r>
-        <w:rPr>
-          <w:rFonts w:eastAsia="Calibri"/>
-          <w:lang w:val="en-CA" w:eastAsia="en-US"/>
-        </w:rPr>
-        <w:t xml:space="preserve">., Alexandrov, Y., </w:t>
-      </w:r>
-      <w:r>
-        <w:rPr>
-          <w:rFonts w:eastAsia="Calibri"/>
-          <w:u w:val="single"/>
-          <w:lang w:val="en-CA" w:eastAsia="en-US"/>
-        </w:rPr>
-        <w:t>Apanovich, V</w:t>
-      </w:r>
-      <w:r>
-        <w:rPr>
-          <w:rFonts w:eastAsia="Calibri"/>
-          <w:lang w:val="en-CA" w:eastAsia="en-US"/>
-        </w:rPr>
-        <w:t xml:space="preserve">., </w:t>
-      </w:r>
-      <w:proofErr w:type="spellStart"/>
-      <w:r>
-        <w:rPr>
-          <w:rFonts w:eastAsia="Calibri"/>
-          <w:u w:val="single"/>
-          <w:lang w:val="en-CA" w:eastAsia="en-US"/>
-        </w:rPr>
-        <w:t>Bezdenezhnykh</w:t>
-      </w:r>
-      <w:proofErr w:type="spellEnd"/>
-      <w:r>
-        <w:rPr>
-          <w:rFonts w:eastAsia="Calibri"/>
-          <w:u w:val="single"/>
-          <w:lang w:val="en-CA" w:eastAsia="en-US"/>
-        </w:rPr>
-        <w:t>, B</w:t>
+        <w:t>Bezdenezhnykh, B</w:t>
       </w:r>
       <w:r>
         <w:rPr>
@@ -16612,6 +15858,7 @@
           <w:shd w:val="clear" w:color="auto" w:fill="FFFFFF"/>
           <w:lang w:val="en-CA"/>
         </w:rPr>
+        <w:lastRenderedPageBreak/>
         <w:t>Grossmann, I.</w:t>
       </w:r>
       <w:r>
@@ -16671,25 +15918,7 @@
           <w:shd w:val="clear" w:color="auto" w:fill="FFFFFF"/>
           <w:lang w:val="en-CA"/>
         </w:rPr>
-        <w:t xml:space="preserve">(2019). Wise reasoning benefits from </w:t>
-      </w:r>
-      <w:proofErr w:type="spellStart"/>
-      <w:r>
-        <w:rPr>
-          <w:color w:val="000000"/>
-          <w:shd w:val="clear" w:color="auto" w:fill="FFFFFF"/>
-          <w:lang w:val="en-CA"/>
-        </w:rPr>
-        <w:t>emodiversity</w:t>
-      </w:r>
-      <w:proofErr w:type="spellEnd"/>
-      <w:r>
-        <w:rPr>
-          <w:color w:val="000000"/>
-          <w:shd w:val="clear" w:color="auto" w:fill="FFFFFF"/>
-          <w:lang w:val="en-CA"/>
-        </w:rPr>
-        <w:t xml:space="preserve">, irrespective of emotional intensity. </w:t>
+        <w:t xml:space="preserve">(2019). Wise reasoning benefits from emodiversity, irrespective of emotional intensity. </w:t>
       </w:r>
       <w:r>
         <w:rPr>
@@ -16772,21 +16001,7 @@
         <w:rPr>
           <w:lang w:val="en-CA"/>
         </w:rPr>
-        <w:t xml:space="preserve">Children show reduced trust in confident advisors who are </w:t>
-      </w:r>
-      <w:proofErr w:type="gramStart"/>
-      <w:r>
-        <w:rPr>
-          <w:lang w:val="en-CA"/>
-        </w:rPr>
-        <w:t>partially-informed</w:t>
-      </w:r>
-      <w:proofErr w:type="gramEnd"/>
-      <w:r>
-        <w:rPr>
-          <w:lang w:val="en-CA"/>
-        </w:rPr>
-        <w:t xml:space="preserve">. </w:t>
+        <w:t xml:space="preserve">Children show reduced trust in confident advisors who are partially-informed. </w:t>
       </w:r>
       <w:r>
         <w:rPr>
@@ -16849,43 +16064,7 @@
           <w:shd w:val="clear" w:color="auto" w:fill="FFFFFF"/>
           <w:lang w:val="en-CA"/>
         </w:rPr>
-        <w:t xml:space="preserve">(2019). The </w:t>
-      </w:r>
-      <w:proofErr w:type="spellStart"/>
-      <w:r>
-        <w:rPr>
-          <w:color w:val="000000"/>
-          <w:shd w:val="clear" w:color="auto" w:fill="FFFFFF"/>
-          <w:lang w:val="en-CA"/>
-        </w:rPr>
-        <w:t>wealth→life</w:t>
-      </w:r>
-      <w:proofErr w:type="spellEnd"/>
-      <w:r>
-        <w:rPr>
-          <w:color w:val="000000"/>
-          <w:shd w:val="clear" w:color="auto" w:fill="FFFFFF"/>
-          <w:lang w:val="en-CA"/>
-        </w:rPr>
-        <w:t xml:space="preserve"> </w:t>
-      </w:r>
-      <w:proofErr w:type="spellStart"/>
-      <w:r>
-        <w:rPr>
-          <w:color w:val="000000"/>
-          <w:shd w:val="clear" w:color="auto" w:fill="FFFFFF"/>
-          <w:lang w:val="en-CA"/>
-        </w:rPr>
-        <w:t>history→innovation</w:t>
-      </w:r>
-      <w:proofErr w:type="spellEnd"/>
-      <w:r>
-        <w:rPr>
-          <w:color w:val="000000"/>
-          <w:shd w:val="clear" w:color="auto" w:fill="FFFFFF"/>
-          <w:lang w:val="en-CA"/>
-        </w:rPr>
-        <w:t xml:space="preserve"> account of the Industrial Revolution is largely inconsistent with empirical time series data. </w:t>
+        <w:t xml:space="preserve">(2019). The wealth→life history→innovation account of the Industrial Revolution is largely inconsistent with empirical time series data. </w:t>
       </w:r>
       <w:r>
         <w:rPr>
@@ -16927,53 +16106,53 @@
       <w:r>
         <w:rPr>
           <w:u w:val="single"/>
-          <w:lang w:val="en-CA"/>
+          <w:lang w:val="de-DE"/>
         </w:rPr>
         <w:t>Brienza, J. P.</w:t>
       </w:r>
       <w:r>
         <w:rPr>
           <w:vertAlign w:val="superscript"/>
-          <w:lang w:val="en-CA"/>
+          <w:lang w:val="de-DE"/>
         </w:rPr>
         <w:t>*</w:t>
       </w:r>
       <w:r>
         <w:rPr>
-          <w:lang w:val="en-CA"/>
+          <w:lang w:val="de-DE"/>
         </w:rPr>
         <w:t xml:space="preserve">, </w:t>
       </w:r>
       <w:r>
         <w:rPr>
           <w:u w:val="single"/>
-          <w:lang w:val="en-CA"/>
+          <w:lang w:val="de-DE"/>
         </w:rPr>
         <w:t>Kung, F.</w:t>
       </w:r>
       <w:r>
         <w:rPr>
-          <w:lang w:val="en-CA"/>
+          <w:lang w:val="de-DE"/>
         </w:rPr>
         <w:t xml:space="preserve">, </w:t>
       </w:r>
       <w:r>
         <w:rPr>
           <w:u w:val="single"/>
-          <w:lang w:val="en-CA"/>
+          <w:lang w:val="de-DE"/>
         </w:rPr>
         <w:t>Santos, H. C</w:t>
       </w:r>
       <w:r>
         <w:rPr>
-          <w:lang w:val="en-CA"/>
+          <w:lang w:val="de-DE"/>
         </w:rPr>
         <w:t xml:space="preserve">., Bobocel, D. R, &amp; </w:t>
       </w:r>
       <w:r>
         <w:rPr>
           <w:b/>
-          <w:lang w:val="en-CA"/>
+          <w:lang w:val="de-DE"/>
         </w:rPr>
         <w:t>Grossmann, I.</w:t>
       </w:r>
@@ -16981,13 +16160,13 @@
         <w:rPr>
           <w:b/>
           <w:vertAlign w:val="superscript"/>
-          <w:lang w:val="en-CA"/>
+          <w:lang w:val="de-DE"/>
         </w:rPr>
         <w:t>*</w:t>
       </w:r>
       <w:r>
         <w:rPr>
-          <w:lang w:val="en-CA"/>
+          <w:lang w:val="de-DE"/>
         </w:rPr>
         <w:t xml:space="preserve"> (2018). </w:t>
       </w:r>
@@ -17041,21 +16220,7 @@
         <w:rPr>
           <w:lang w:val="en-CA"/>
         </w:rPr>
-        <w:t>*</w:t>
-      </w:r>
-      <w:proofErr w:type="gramStart"/>
-      <w:r>
-        <w:rPr>
-          <w:lang w:val="en-CA"/>
-        </w:rPr>
-        <w:t>corresponding</w:t>
-      </w:r>
-      <w:proofErr w:type="gramEnd"/>
-      <w:r>
-        <w:rPr>
-          <w:lang w:val="en-CA"/>
-        </w:rPr>
-        <w:t xml:space="preserve"> authors</w:t>
+        <w:t>*corresponding authors</w:t>
       </w:r>
     </w:p>
     <w:p>
@@ -17082,23 +16247,7 @@
           <w:rFonts w:eastAsia="Calibri"/>
           <w:lang w:val="en-CA" w:eastAsia="en-US"/>
         </w:rPr>
-        <w:t xml:space="preserve">., </w:t>
-      </w:r>
-      <w:proofErr w:type="spellStart"/>
-      <w:r>
-        <w:rPr>
-          <w:rFonts w:eastAsia="Calibri"/>
-          <w:lang w:val="en-CA" w:eastAsia="en-US"/>
-        </w:rPr>
-        <w:t>Cicara</w:t>
-      </w:r>
-      <w:proofErr w:type="spellEnd"/>
-      <w:r>
-        <w:rPr>
-          <w:rFonts w:eastAsia="Calibri"/>
-          <w:lang w:val="en-CA" w:eastAsia="en-US"/>
-        </w:rPr>
-        <w:t xml:space="preserve">, M., </w:t>
+        <w:t xml:space="preserve">., Cicara, M., </w:t>
       </w:r>
       <w:r>
         <w:rPr>
@@ -17123,21 +16272,12 @@
         </w:rPr>
         <w:t xml:space="preserve"> </w:t>
       </w:r>
-      <w:proofErr w:type="spellStart"/>
       <w:r>
         <w:rPr>
           <w:rFonts w:eastAsia="Calibri"/>
           <w:lang w:val="en-CA" w:eastAsia="en-US"/>
         </w:rPr>
-        <w:t>Schegel</w:t>
-      </w:r>
-      <w:proofErr w:type="spellEnd"/>
-      <w:r>
-        <w:rPr>
-          <w:rFonts w:eastAsia="Calibri"/>
-          <w:lang w:val="en-CA" w:eastAsia="en-US"/>
-        </w:rPr>
-        <w:t>, R. (</w:t>
+        <w:t>Schegel, R. (</w:t>
       </w:r>
       <w:r>
         <w:rPr>
@@ -17279,23 +16419,7 @@
           <w:rFonts w:eastAsia="Calibri"/>
           <w:lang w:val="en-CA" w:eastAsia="en-US"/>
         </w:rPr>
-        <w:t xml:space="preserve">, De </w:t>
-      </w:r>
-      <w:proofErr w:type="spellStart"/>
-      <w:r>
-        <w:rPr>
-          <w:rFonts w:eastAsia="Calibri"/>
-          <w:lang w:val="en-CA" w:eastAsia="en-US"/>
-        </w:rPr>
-        <w:t>Brigard</w:t>
-      </w:r>
-      <w:proofErr w:type="spellEnd"/>
-      <w:r>
-        <w:rPr>
-          <w:rFonts w:eastAsia="Calibri"/>
-          <w:lang w:val="en-CA" w:eastAsia="en-US"/>
-        </w:rPr>
-        <w:t xml:space="preserve">, F, Luco, A., &amp; Knobe, J. (2018). </w:t>
+        <w:t xml:space="preserve">, De Brigard, F, Luco, A., &amp; Knobe, J. (2018). </w:t>
       </w:r>
       <w:r>
         <w:rPr>
@@ -17549,21 +16673,12 @@
         </w:rPr>
         <w:t xml:space="preserve"> </w:t>
       </w:r>
-      <w:proofErr w:type="spellStart"/>
       <w:r>
         <w:rPr>
           <w:u w:val="single"/>
           <w:lang w:val="en-CA"/>
         </w:rPr>
-        <w:t>Jowhari</w:t>
-      </w:r>
-      <w:proofErr w:type="spellEnd"/>
-      <w:r>
-        <w:rPr>
-          <w:u w:val="single"/>
-          <w:lang w:val="en-CA"/>
-        </w:rPr>
-        <w:t>, N.</w:t>
+        <w:t>Jowhari, N.</w:t>
       </w:r>
       <w:r>
         <w:rPr>
@@ -17606,49 +16721,7 @@
         <w:rPr>
           <w:lang w:val="en-CA"/>
         </w:rPr>
-        <w:t xml:space="preserve">Leckelt, M., Wetzel, E., Gerlach, T. M., Ackerman, R. A., Miller, J. D., Chopik, W. J., Penke, L., </w:t>
-      </w:r>
-      <w:proofErr w:type="spellStart"/>
-      <w:r>
-        <w:rPr>
-          <w:lang w:val="en-CA"/>
-        </w:rPr>
-        <w:t>Geukes</w:t>
-      </w:r>
-      <w:proofErr w:type="spellEnd"/>
-      <w:r>
-        <w:rPr>
-          <w:lang w:val="en-CA"/>
-        </w:rPr>
-        <w:t xml:space="preserve">, K., Kuefner, A. C.P., </w:t>
-      </w:r>
-      <w:proofErr w:type="spellStart"/>
-      <w:r>
-        <w:rPr>
-          <w:lang w:val="en-CA"/>
-        </w:rPr>
-        <w:t>Hutteman</w:t>
-      </w:r>
-      <w:proofErr w:type="spellEnd"/>
-      <w:r>
-        <w:rPr>
-          <w:lang w:val="en-CA"/>
-        </w:rPr>
-        <w:t xml:space="preserve">, R., Richter, D., Renner, K., </w:t>
-      </w:r>
-      <w:proofErr w:type="spellStart"/>
-      <w:r>
-        <w:rPr>
-          <w:lang w:val="en-CA"/>
-        </w:rPr>
-        <w:t>Allroggen</w:t>
-      </w:r>
-      <w:proofErr w:type="spellEnd"/>
-      <w:r>
-        <w:rPr>
-          <w:lang w:val="en-CA"/>
-        </w:rPr>
-        <w:t xml:space="preserve">, M., Brecheen, C., Campbell, W. K., </w:t>
+        <w:t xml:space="preserve">Leckelt, M., Wetzel, E., Gerlach, T. M., Ackerman, R. A., Miller, J. D., Chopik, W. J., Penke, L., Geukes, K., Kuefner, A. C.P., Hutteman, R., Richter, D., Renner, K., Allroggen, M., Brecheen, C., Campbell, W. K., </w:t>
       </w:r>
       <w:r>
         <w:rPr>
@@ -17782,21 +16855,7 @@
         <w:rPr>
           <w:lang w:val="en-CA"/>
         </w:rPr>
-        <w:t>*</w:t>
-      </w:r>
-      <w:proofErr w:type="gramStart"/>
-      <w:r>
-        <w:rPr>
-          <w:lang w:val="en-CA"/>
-        </w:rPr>
-        <w:t>corresponding</w:t>
-      </w:r>
-      <w:proofErr w:type="gramEnd"/>
-      <w:r>
-        <w:rPr>
-          <w:lang w:val="en-CA"/>
-        </w:rPr>
-        <w:t xml:space="preserve"> author</w:t>
+        <w:t>*corresponding author</w:t>
       </w:r>
     </w:p>
     <w:p>
@@ -17821,7 +16880,6 @@
         </w:rPr>
         <w:t xml:space="preserve">featured in </w:t>
       </w:r>
-      <w:proofErr w:type="gramStart"/>
       <w:r>
         <w:rPr>
           <w:i/>
@@ -17830,7 +16888,6 @@
         </w:rPr>
         <w:t>Science</w:t>
       </w:r>
-      <w:proofErr w:type="gramEnd"/>
       <w:r>
         <w:rPr>
           <w:lang w:val="en-CA"/>
@@ -17853,23 +16910,7 @@
           <w:rFonts w:eastAsia="Calibri"/>
           <w:lang w:val="en-CA" w:eastAsia="en-US"/>
         </w:rPr>
-        <w:t xml:space="preserve">De Freitas, J., </w:t>
-      </w:r>
-      <w:proofErr w:type="spellStart"/>
-      <w:r>
-        <w:rPr>
-          <w:rFonts w:eastAsia="Calibri"/>
-          <w:lang w:val="en-CA" w:eastAsia="en-US"/>
-        </w:rPr>
-        <w:t>Cicara</w:t>
-      </w:r>
-      <w:proofErr w:type="spellEnd"/>
-      <w:r>
-        <w:rPr>
-          <w:rFonts w:eastAsia="Calibri"/>
-          <w:lang w:val="en-CA" w:eastAsia="en-US"/>
-        </w:rPr>
-        <w:t xml:space="preserve">, M., </w:t>
+        <w:t xml:space="preserve">De Freitas, J., Cicara, M., </w:t>
       </w:r>
       <w:r>
         <w:rPr>
@@ -17894,21 +16935,12 @@
         </w:rPr>
         <w:t xml:space="preserve"> </w:t>
       </w:r>
-      <w:proofErr w:type="spellStart"/>
       <w:r>
         <w:rPr>
           <w:rFonts w:eastAsia="Calibri"/>
           <w:lang w:val="en-CA" w:eastAsia="en-US"/>
         </w:rPr>
-        <w:t>Schegel</w:t>
-      </w:r>
-      <w:proofErr w:type="spellEnd"/>
-      <w:r>
-        <w:rPr>
-          <w:rFonts w:eastAsia="Calibri"/>
-          <w:lang w:val="en-CA" w:eastAsia="en-US"/>
-        </w:rPr>
-        <w:t xml:space="preserve">, R. (2017). Origins of the belief in Good True Selves. </w:t>
+        <w:t xml:space="preserve">Schegel, R. (2017). Origins of the belief in Good True Selves. </w:t>
       </w:r>
       <w:r>
         <w:rPr>
@@ -18197,7 +17229,6 @@
           <w:b/>
           <w:lang w:val="en-CA" w:eastAsia="en-US"/>
         </w:rPr>
-        <w:lastRenderedPageBreak/>
         <w:t xml:space="preserve">Grossmann, I. </w:t>
       </w:r>
       <w:r>
@@ -18267,6 +17298,7 @@
           <w:b/>
           <w:lang w:val="en-CA" w:eastAsia="en-US"/>
         </w:rPr>
+        <w:lastRenderedPageBreak/>
         <w:t xml:space="preserve">Grossmann, I. </w:t>
       </w:r>
       <w:r>
@@ -18296,23 +17328,7 @@
           <w:rFonts w:eastAsia="Calibri"/>
           <w:lang w:val="en-CA" w:eastAsia="en-US"/>
         </w:rPr>
-        <w:t xml:space="preserve">Divergent life histories and other ecological adaptations: Examples of social class differences in attention, cognition, and </w:t>
-      </w:r>
-      <w:proofErr w:type="spellStart"/>
-      <w:r>
-        <w:rPr>
-          <w:rFonts w:eastAsia="Calibri"/>
-          <w:lang w:val="en-CA" w:eastAsia="en-US"/>
-        </w:rPr>
-        <w:t>attunement</w:t>
-      </w:r>
-      <w:proofErr w:type="spellEnd"/>
-      <w:r>
-        <w:rPr>
-          <w:rFonts w:eastAsia="Calibri"/>
-          <w:lang w:val="en-CA" w:eastAsia="en-US"/>
-        </w:rPr>
-        <w:t xml:space="preserve"> to others. </w:t>
+        <w:t xml:space="preserve">Divergent life histories and other ecological adaptations: Examples of social class differences in attention, cognition, and attunement to others. </w:t>
       </w:r>
       <w:r>
         <w:rPr>
@@ -18453,21 +17469,7 @@
         <w:rPr>
           <w:lang w:val="en-CA"/>
         </w:rPr>
-        <w:t>*</w:t>
-      </w:r>
-      <w:proofErr w:type="gramStart"/>
-      <w:r>
-        <w:rPr>
-          <w:lang w:val="en-CA"/>
-        </w:rPr>
-        <w:t>corresponding</w:t>
-      </w:r>
-      <w:proofErr w:type="gramEnd"/>
-      <w:r>
-        <w:rPr>
-          <w:lang w:val="en-CA"/>
-        </w:rPr>
-        <w:t xml:space="preserve"> authors</w:t>
+        <w:t>*corresponding authors</w:t>
       </w:r>
     </w:p>
     <w:p>
@@ -18546,21 +17548,7 @@
         <w:rPr>
           <w:lang w:val="en-CA"/>
         </w:rPr>
-        <w:t>*</w:t>
-      </w:r>
-      <w:proofErr w:type="gramStart"/>
-      <w:r>
-        <w:rPr>
-          <w:lang w:val="en-CA"/>
-        </w:rPr>
-        <w:t>corresponding</w:t>
-      </w:r>
-      <w:proofErr w:type="gramEnd"/>
-      <w:r>
-        <w:rPr>
-          <w:lang w:val="en-CA"/>
-        </w:rPr>
-        <w:t xml:space="preserve"> authors</w:t>
+        <w:t>*corresponding authors</w:t>
       </w:r>
     </w:p>
     <w:p>
@@ -18638,21 +17626,7 @@
         <w:rPr>
           <w:lang w:val="en-CA"/>
         </w:rPr>
-        <w:t>. *</w:t>
-      </w:r>
-      <w:proofErr w:type="gramStart"/>
-      <w:r>
-        <w:rPr>
-          <w:lang w:val="en-CA"/>
-        </w:rPr>
-        <w:t>corresponding</w:t>
-      </w:r>
-      <w:proofErr w:type="gramEnd"/>
-      <w:r>
-        <w:rPr>
-          <w:lang w:val="en-CA"/>
-        </w:rPr>
-        <w:t xml:space="preserve"> authors</w:t>
+        <w:t>. *corresponding authors</w:t>
       </w:r>
     </w:p>
     <w:p>
@@ -19370,21 +18344,7 @@
         <w:rPr>
           <w:lang w:val="en-CA"/>
         </w:rPr>
-        <w:t xml:space="preserve">Ford, B. Q., Dmitrieva, J. O., Heller, D., </w:t>
-      </w:r>
-      <w:proofErr w:type="spellStart"/>
-      <w:r>
-        <w:rPr>
-          <w:lang w:val="en-CA"/>
-        </w:rPr>
-        <w:t>Chentsova</w:t>
-      </w:r>
-      <w:proofErr w:type="spellEnd"/>
-      <w:r>
-        <w:rPr>
-          <w:lang w:val="en-CA"/>
-        </w:rPr>
-        <w:t xml:space="preserve">-Dutton, Y., </w:t>
+        <w:t xml:space="preserve">Ford, B. Q., Dmitrieva, J. O., Heller, D., Chentsova-Dutton, Y., </w:t>
       </w:r>
       <w:r>
         <w:rPr>
@@ -19725,7 +18685,6 @@
         <w:rPr>
           <w:lang w:val="de-DE"/>
         </w:rPr>
-        <w:lastRenderedPageBreak/>
         <w:t>Klein, N</w:t>
       </w:r>
       <w:r>
@@ -19757,35 +18716,7 @@
         <w:rPr>
           <w:lang w:val="en-CA"/>
         </w:rPr>
-        <w:t xml:space="preserve">It pays to be nice, but not </w:t>
-      </w:r>
-      <w:proofErr w:type="gramStart"/>
-      <w:r>
-        <w:rPr>
-          <w:lang w:val="en-CA"/>
-        </w:rPr>
-        <w:t>really nice</w:t>
-      </w:r>
-      <w:proofErr w:type="gramEnd"/>
-      <w:r>
-        <w:rPr>
-          <w:lang w:val="en-CA"/>
-        </w:rPr>
-        <w:t xml:space="preserve">: Asymmetric reputations from </w:t>
-      </w:r>
-      <w:proofErr w:type="spellStart"/>
-      <w:r>
-        <w:rPr>
-          <w:lang w:val="en-CA"/>
-        </w:rPr>
-        <w:t>prosociality</w:t>
-      </w:r>
-      <w:proofErr w:type="spellEnd"/>
-      <w:r>
-        <w:rPr>
-          <w:lang w:val="en-CA"/>
-        </w:rPr>
-        <w:t xml:space="preserve"> across 7 countries. </w:t>
+        <w:t xml:space="preserve">It pays to be nice, but not really nice: Asymmetric reputations from prosociality across 7 countries. </w:t>
       </w:r>
       <w:r>
         <w:rPr>
@@ -19836,6 +18767,7 @@
         <w:rPr>
           <w:lang w:val="en-CA"/>
         </w:rPr>
+        <w:lastRenderedPageBreak/>
         <w:t xml:space="preserve">Grossmann, I. &amp; Kross, E. (2014). Exploring “Solomon’s paradox”: Self-distancing eliminates the self-other asymmetry in wise reasoning about close relations in younger and older adults. </w:t>
       </w:r>
       <w:r>
@@ -19921,37 +18853,21 @@
           <w:iCs/>
           <w:lang w:val="en-CA"/>
         </w:rPr>
-        <w:t xml:space="preserve">-up for the </w:t>
-      </w:r>
-      <w:proofErr w:type="spellStart"/>
+        <w:t>-up for the Neuro</w:t>
+      </w:r>
       <w:r>
         <w:rPr>
           <w:iCs/>
           <w:lang w:val="en-CA"/>
         </w:rPr>
-        <w:t>Neuro</w:t>
+        <w:t>L</w:t>
       </w:r>
       <w:r>
         <w:rPr>
           <w:iCs/>
           <w:lang w:val="en-CA"/>
         </w:rPr>
-        <w:t>L</w:t>
-      </w:r>
-      <w:r>
-        <w:rPr>
-          <w:iCs/>
-          <w:lang w:val="en-CA"/>
-        </w:rPr>
-        <w:t>eadership</w:t>
-      </w:r>
-      <w:proofErr w:type="spellEnd"/>
-      <w:r>
-        <w:rPr>
-          <w:iCs/>
-          <w:lang w:val="en-CA"/>
-        </w:rPr>
-        <w:t xml:space="preserve"> Award (2015)</w:t>
+        <w:t>eadership Award (2015)</w:t>
       </w:r>
       <w:r>
         <w:rPr>
@@ -20718,21 +19634,7 @@
         <w:rPr>
           <w:lang w:val="en-CA"/>
         </w:rPr>
-        <w:t xml:space="preserve">, &amp; Kitayama, S. (2012). When gift-giving produces dissonance: Effects of subliminal affiliation priming on choices for </w:t>
-      </w:r>
-      <w:proofErr w:type="gramStart"/>
-      <w:r>
-        <w:rPr>
-          <w:lang w:val="en-CA"/>
-        </w:rPr>
-        <w:t>one's self</w:t>
-      </w:r>
-      <w:proofErr w:type="gramEnd"/>
-      <w:r>
-        <w:rPr>
-          <w:lang w:val="en-CA"/>
-        </w:rPr>
-        <w:t xml:space="preserve"> versus close others. </w:t>
+        <w:t xml:space="preserve">, &amp; Kitayama, S. (2012). When gift-giving produces dissonance: Effects of subliminal affiliation priming on choices for one's self versus close others. </w:t>
       </w:r>
       <w:r>
         <w:rPr>
@@ -20783,21 +19685,7 @@
         <w:rPr>
           <w:lang w:val="en-CA"/>
         </w:rPr>
-        <w:t xml:space="preserve"> </w:t>
-      </w:r>
-      <w:proofErr w:type="gramStart"/>
-      <w:r>
-        <w:rPr>
-          <w:lang w:val="en-CA"/>
-        </w:rPr>
-        <w:t>both</w:t>
-      </w:r>
-      <w:proofErr w:type="gramEnd"/>
-      <w:r>
-        <w:rPr>
-          <w:lang w:val="en-CA"/>
-        </w:rPr>
-        <w:t xml:space="preserve"> authors contributed equally to this research</w:t>
+        <w:t xml:space="preserve"> both authors contributed equally to this research</w:t>
       </w:r>
     </w:p>
     <w:p>
@@ -21013,21 +19901,7 @@
         <w:rPr>
           <w:lang w:val="en-CA"/>
         </w:rPr>
-        <w:t xml:space="preserve"> </w:t>
-      </w:r>
-      <w:proofErr w:type="gramStart"/>
-      <w:r>
-        <w:rPr>
-          <w:lang w:val="en-CA"/>
-        </w:rPr>
-        <w:t>both</w:t>
-      </w:r>
-      <w:proofErr w:type="gramEnd"/>
-      <w:r>
-        <w:rPr>
-          <w:lang w:val="en-CA"/>
-        </w:rPr>
-        <w:t xml:space="preserve"> authors contributed equally to this research</w:t>
+        <w:t xml:space="preserve"> both authors contributed equally to this research</w:t>
       </w:r>
       <w:r>
         <w:rPr>
@@ -21392,18 +20266,8 @@
           <w:iCs/>
           <w:lang w:val="en-CA"/>
         </w:rPr>
-        <w:t> </w:t>
-      </w:r>
-      <w:proofErr w:type="gramStart"/>
-      <w:r>
-        <w:rPr>
-          <w:i/>
-          <w:iCs/>
-          <w:lang w:val="en-CA"/>
-        </w:rPr>
-        <w:t>Science</w:t>
-      </w:r>
-      <w:proofErr w:type="gramEnd"/>
+        <w:t> Science</w:t>
+      </w:r>
       <w:r>
         <w:rPr>
           <w:iCs/>
@@ -21850,7 +20714,6 @@
         <w:rPr>
           <w:lang w:val="en-CA"/>
         </w:rPr>
-        <w:lastRenderedPageBreak/>
         <w:t xml:space="preserve">Varnum, M.E.W., </w:t>
       </w:r>
       <w:r>
@@ -21864,21 +20727,7 @@
         <w:rPr>
           <w:lang w:val="en-CA"/>
         </w:rPr>
-        <w:t xml:space="preserve">, </w:t>
-      </w:r>
-      <w:proofErr w:type="spellStart"/>
-      <w:r>
-        <w:rPr>
-          <w:lang w:val="en-CA"/>
-        </w:rPr>
-        <w:t>Katunar</w:t>
-      </w:r>
-      <w:proofErr w:type="spellEnd"/>
-      <w:r>
-        <w:rPr>
-          <w:lang w:val="en-CA"/>
-        </w:rPr>
-        <w:t xml:space="preserve">, D., Nisbett, R.E., &amp; Kitayama, S. (2008). Holism in a European </w:t>
+        <w:t xml:space="preserve">, Katunar, D., Nisbett, R.E., &amp; Kitayama, S. (2008). Holism in a European </w:t>
       </w:r>
       <w:r>
         <w:rPr>
@@ -21965,16 +20814,6 @@
         </w:rPr>
         <w:t xml:space="preserve"> </w:t>
       </w:r>
-    </w:p>
-    <w:bookmarkEnd w:id="8"/>
-    <w:p>
-      <w:pPr>
-        <w:rPr>
-          <w:b/>
-          <w:i/>
-          <w:lang w:val="en-CA"/>
-        </w:rPr>
-      </w:pPr>
     </w:p>
     <w:p>
       <w:pPr>
@@ -21989,6 +20828,7 @@
         </w:rPr>
       </w:pPr>
       <w:bookmarkStart w:id="35" w:name="_Hlk178591790"/>
+      <w:bookmarkEnd w:id="8"/>
       <w:bookmarkEnd w:id="14"/>
       <w:r>
         <w:rPr>
@@ -21996,6 +20836,7 @@
           <w:i/>
           <w:lang w:val="en-CA"/>
         </w:rPr>
+        <w:lastRenderedPageBreak/>
         <w:t xml:space="preserve">Book </w:t>
       </w:r>
       <w:r>
@@ -22464,21 +21305,7 @@
         <w:rPr>
           <w:lang w:val="en-CA"/>
         </w:rPr>
-        <w:t>). Evidence-based training of wisdom in business and management: Use of scientific insights about malleability of practical wisdom for rigorous interventions. In B. Schwartz, C. Bernacchio, C. González-</w:t>
-      </w:r>
-      <w:proofErr w:type="spellStart"/>
-      <w:r>
-        <w:rPr>
-          <w:lang w:val="en-CA"/>
-        </w:rPr>
-        <w:t>Cantón</w:t>
-      </w:r>
-      <w:proofErr w:type="spellEnd"/>
-      <w:r>
-        <w:rPr>
-          <w:lang w:val="en-CA"/>
-        </w:rPr>
-        <w:t xml:space="preserve"> &amp; A. Robson (Eds.), </w:t>
+        <w:t xml:space="preserve">). Evidence-based training of wisdom in business and management: Use of scientific insights about malleability of practical wisdom for rigorous interventions. In B. Schwartz, C. Bernacchio, C. González-Cantón &amp; A. Robson (Eds.), </w:t>
       </w:r>
       <w:r>
         <w:rPr>
@@ -22650,21 +21477,7 @@
         <w:rPr>
           <w:lang w:val="en-CA"/>
         </w:rPr>
-        <w:t xml:space="preserve">Culture, cognition and cultural change in social class. In W. H. Brekhus &amp; G. </w:t>
-      </w:r>
-      <w:proofErr w:type="spellStart"/>
-      <w:r>
-        <w:rPr>
-          <w:lang w:val="en-CA"/>
-        </w:rPr>
-        <w:t>Ingatow</w:t>
-      </w:r>
-      <w:proofErr w:type="spellEnd"/>
-      <w:r>
-        <w:rPr>
-          <w:lang w:val="en-CA"/>
-        </w:rPr>
-        <w:t xml:space="preserve"> (Eds.), </w:t>
+        <w:t xml:space="preserve">Culture, cognition and cultural change in social class. In W. H. Brekhus &amp; G. Ingatow (Eds.), </w:t>
       </w:r>
       <w:r>
         <w:rPr>
@@ -23155,7 +21968,6 @@
           <w:u w:val="single"/>
           <w:lang w:val="en-CA"/>
         </w:rPr>
-        <w:lastRenderedPageBreak/>
         <w:t>Huynh, A.C., Oakes, H.</w:t>
       </w:r>
       <w:r>
@@ -23175,21 +21987,7 @@
         <w:rPr>
           <w:lang w:val="en-CA"/>
         </w:rPr>
-        <w:t xml:space="preserve"> (2018). The role of culture in understanding and evaluating emotional intelligence. In K. V. Keefer, J. D. Parker, &amp; D. H. </w:t>
-      </w:r>
-      <w:proofErr w:type="spellStart"/>
-      <w:r>
-        <w:rPr>
-          <w:lang w:val="en-CA"/>
-        </w:rPr>
-        <w:t>Saklofske</w:t>
-      </w:r>
-      <w:proofErr w:type="spellEnd"/>
-      <w:r>
-        <w:rPr>
-          <w:lang w:val="en-CA"/>
-        </w:rPr>
-        <w:t xml:space="preserve"> (Eds.). </w:t>
+        <w:t xml:space="preserve"> (2018). The role of culture in understanding and evaluating emotional intelligence. In K. V. Keefer, J. D. Parker, &amp; D. H. Saklofske (Eds.). </w:t>
       </w:r>
       <w:r>
         <w:rPr>
@@ -23220,6 +22018,7 @@
           <w:u w:val="single"/>
           <w:lang w:val="en-CA"/>
         </w:rPr>
+        <w:lastRenderedPageBreak/>
         <w:t>Huynh, A. C.</w:t>
       </w:r>
       <w:r>
@@ -23533,7 +22332,7 @@
           <w:sz w:val="24"/>
           <w:szCs w:val="24"/>
         </w:rPr>
-        <w:t>6</w:t>
+        <w:t>7</w:t>
       </w:r>
       <w:r>
         <w:rPr>
@@ -23608,13 +22407,74 @@
               <w:rPr>
                 <w:lang w:val="en-CA"/>
               </w:rPr>
+              <w:t>Institute of Cognitive Neuroscience, University College London, England</w:t>
+            </w:r>
+          </w:p>
+        </w:tc>
+      </w:tr>
+      <w:tr>
+        <w:trPr>
+          <w:trHeight w:val="216"/>
+        </w:trPr>
+        <w:tc>
+          <w:tcPr>
+            <w:tcW w:w="1003" w:type="dxa"/>
+          </w:tcPr>
+          <w:p>
+            <w:pPr>
+              <w:autoSpaceDE w:val="0"/>
+              <w:autoSpaceDN w:val="0"/>
+              <w:adjustRightInd w:val="0"/>
+              <w:rPr>
+                <w:bCs/>
+                <w:lang w:val="en-CA"/>
+              </w:rPr>
+            </w:pPr>
+            <w:r>
+              <w:rPr>
+                <w:bCs/>
+                <w:lang w:val="en-CA"/>
+              </w:rPr>
+              <w:t>07/2026</w:t>
+            </w:r>
+          </w:p>
+        </w:tc>
+        <w:tc>
+          <w:tcPr>
+            <w:tcW w:w="9167" w:type="dxa"/>
+          </w:tcPr>
+          <w:p>
+            <w:pPr>
+              <w:autoSpaceDE w:val="0"/>
+              <w:autoSpaceDN w:val="0"/>
+              <w:adjustRightInd w:val="0"/>
+              <w:rPr>
+                <w:lang w:val="en-CA"/>
+              </w:rPr>
+            </w:pPr>
+            <w:r>
+              <w:rPr>
+                <w:lang w:val="en-CA"/>
+              </w:rPr>
               <w:t>Institute of Psychology, University of Freiburg, Germany</w:t>
             </w:r>
             <w:r>
               <w:rPr>
                 <w:lang w:val="en-CA"/>
               </w:rPr>
-              <w:t xml:space="preserve"> (one speaker per semester)</w:t>
+              <w:t xml:space="preserve"> (</w:t>
+            </w:r>
+            <w:r>
+              <w:rPr>
+                <w:lang w:val="en-CA"/>
+              </w:rPr>
+              <w:t>inaugural</w:t>
+            </w:r>
+            <w:r>
+              <w:rPr>
+                <w:lang w:val="en-CA"/>
+              </w:rPr>
+              <w:t xml:space="preserve"> speaker)</w:t>
             </w:r>
           </w:p>
         </w:tc>
@@ -24204,21 +23064,7 @@
               <w:rPr>
                 <w:lang w:val="en-CA"/>
               </w:rPr>
-              <w:t xml:space="preserve">Jnana </w:t>
-            </w:r>
-            <w:proofErr w:type="spellStart"/>
-            <w:r>
-              <w:rPr>
-                <w:lang w:val="en-CA"/>
-              </w:rPr>
-              <w:t>Prabodhini</w:t>
-            </w:r>
-            <w:proofErr w:type="spellEnd"/>
-            <w:r>
-              <w:rPr>
-                <w:lang w:val="en-CA"/>
-              </w:rPr>
-              <w:t xml:space="preserve"> Social Science Study Centre, Pune, India</w:t>
+              <w:t>Jnana Prabodhini Social Science Study Centre, Pune, India</w:t>
             </w:r>
           </w:p>
         </w:tc>
@@ -24267,23 +23113,7 @@
               <w:rPr>
                 <w:lang w:val="en-CA"/>
               </w:rPr>
-              <w:t xml:space="preserve">IIT Bombay, Department of Humanities &amp; Social </w:t>
-            </w:r>
-            <w:proofErr w:type="spellStart"/>
-            <w:proofErr w:type="gramStart"/>
-            <w:r>
-              <w:rPr>
-                <w:lang w:val="en-CA"/>
-              </w:rPr>
-              <w:t>Sciences,Mumbai</w:t>
-            </w:r>
-            <w:proofErr w:type="spellEnd"/>
-            <w:proofErr w:type="gramEnd"/>
-            <w:r>
-              <w:rPr>
-                <w:lang w:val="en-CA"/>
-              </w:rPr>
-              <w:t>, India</w:t>
+              <w:t>IIT Bombay, Department of Humanities &amp; Social Sciences,Mumbai, India</w:t>
             </w:r>
           </w:p>
         </w:tc>
@@ -24389,19 +23219,11 @@
                 <w:lang w:val="en-CA"/>
               </w:rPr>
             </w:pPr>
-            <w:proofErr w:type="spellStart"/>
-            <w:r>
-              <w:rPr>
-                <w:lang w:val="en-CA"/>
-              </w:rPr>
-              <w:t>TUDelft</w:t>
-            </w:r>
-            <w:proofErr w:type="spellEnd"/>
-            <w:r>
-              <w:rPr>
-                <w:lang w:val="en-CA"/>
-              </w:rPr>
-              <w:t xml:space="preserve">, </w:t>
+            <w:r>
+              <w:rPr>
+                <w:lang w:val="en-CA"/>
+              </w:rPr>
+              <w:t xml:space="preserve">TUDelft, </w:t>
             </w:r>
             <w:r>
               <w:rPr>
@@ -25117,7 +23939,6 @@
                 <w:bCs/>
                 <w:lang w:val="en-US"/>
               </w:rPr>
-              <w:lastRenderedPageBreak/>
               <w:t>03/2025</w:t>
             </w:r>
           </w:p>
@@ -25216,6 +24037,7 @@
                 <w:bCs/>
                 <w:lang w:val="en-US"/>
               </w:rPr>
+              <w:lastRenderedPageBreak/>
               <w:t>01/2025</w:t>
             </w:r>
           </w:p>
@@ -25280,33 +24102,11 @@
                 <w:lang w:val="en-CA"/>
               </w:rPr>
             </w:pPr>
-            <w:proofErr w:type="spellStart"/>
-            <w:r>
-              <w:rPr>
-                <w:lang w:val="en-CA"/>
-              </w:rPr>
-              <w:t>Iscte</w:t>
-            </w:r>
-            <w:proofErr w:type="spellEnd"/>
-            <w:r>
-              <w:rPr>
-                <w:lang w:val="en-CA"/>
-              </w:rPr>
-              <w:t xml:space="preserve"> – Instituto </w:t>
-            </w:r>
-            <w:proofErr w:type="spellStart"/>
-            <w:r>
-              <w:rPr>
-                <w:lang w:val="en-CA"/>
-              </w:rPr>
-              <w:t>Universitário</w:t>
-            </w:r>
-            <w:proofErr w:type="spellEnd"/>
-            <w:r>
-              <w:rPr>
-                <w:lang w:val="en-CA"/>
-              </w:rPr>
-              <w:t xml:space="preserve"> de Lisboa, SocioDigital Lab for Public Policy</w:t>
+            <w:r>
+              <w:rPr>
+                <w:lang w:val="en-CA"/>
+              </w:rPr>
+              <w:t>Iscte – Instituto Universitário de Lisboa, SocioDigital Lab for Public Policy</w:t>
             </w:r>
           </w:p>
         </w:tc>
@@ -25412,33 +24212,11 @@
               </w:rPr>
               <w:t xml:space="preserve">), </w:t>
             </w:r>
-            <w:proofErr w:type="spellStart"/>
-            <w:r>
-              <w:rPr>
-                <w:lang w:val="en-CA"/>
-              </w:rPr>
-              <w:t>EQuity</w:t>
-            </w:r>
-            <w:proofErr w:type="spellEnd"/>
-            <w:r>
-              <w:rPr>
-                <w:lang w:val="en-CA"/>
-              </w:rPr>
-              <w:t xml:space="preserve"> &amp; </w:t>
-            </w:r>
-            <w:proofErr w:type="spellStart"/>
-            <w:r>
-              <w:rPr>
-                <w:lang w:val="en-CA"/>
-              </w:rPr>
-              <w:t>EQuality</w:t>
-            </w:r>
-            <w:proofErr w:type="spellEnd"/>
-            <w:r>
-              <w:rPr>
-                <w:lang w:val="en-CA"/>
-              </w:rPr>
-              <w:t xml:space="preserve"> Using AI and Learning </w:t>
+            <w:r>
+              <w:rPr>
+                <w:lang w:val="en-CA"/>
+              </w:rPr>
+              <w:t xml:space="preserve">EQuity &amp; EQuality Using AI and Learning </w:t>
             </w:r>
             <w:r>
               <w:rPr>
@@ -25738,21 +24516,7 @@
               <w:rPr>
                 <w:lang w:val="en-CA"/>
               </w:rPr>
-              <w:t xml:space="preserve">MIT </w:t>
-            </w:r>
-            <w:proofErr w:type="spellStart"/>
-            <w:r>
-              <w:rPr>
-                <w:lang w:val="en-CA"/>
-              </w:rPr>
-              <w:t>FutureTech</w:t>
-            </w:r>
-            <w:proofErr w:type="spellEnd"/>
-            <w:r>
-              <w:rPr>
-                <w:lang w:val="en-CA"/>
-              </w:rPr>
-              <w:t xml:space="preserve">, </w:t>
+              <w:t xml:space="preserve">MIT FutureTech, </w:t>
             </w:r>
             <w:r>
               <w:rPr>
@@ -26974,77 +25738,7 @@
               <w:rPr>
                 <w:lang w:val="en-CA"/>
               </w:rPr>
-              <w:t>University of Granada, Spain, “</w:t>
-            </w:r>
-            <w:proofErr w:type="spellStart"/>
-            <w:r>
-              <w:rPr>
-                <w:lang w:val="en-CA"/>
-              </w:rPr>
-              <w:t>Perspectivas</w:t>
-            </w:r>
-            <w:proofErr w:type="spellEnd"/>
-            <w:r>
-              <w:rPr>
-                <w:lang w:val="en-CA"/>
-              </w:rPr>
-              <w:t xml:space="preserve"> del </w:t>
-            </w:r>
-            <w:proofErr w:type="spellStart"/>
-            <w:r>
-              <w:rPr>
-                <w:lang w:val="en-CA"/>
-              </w:rPr>
-              <w:t>Máster</w:t>
-            </w:r>
-            <w:proofErr w:type="spellEnd"/>
-            <w:r>
-              <w:rPr>
-                <w:lang w:val="en-CA"/>
-              </w:rPr>
-              <w:t xml:space="preserve"> </w:t>
-            </w:r>
-            <w:proofErr w:type="spellStart"/>
-            <w:r>
-              <w:rPr>
-                <w:lang w:val="en-CA"/>
-              </w:rPr>
-              <w:t>en</w:t>
-            </w:r>
-            <w:proofErr w:type="spellEnd"/>
-            <w:r>
-              <w:rPr>
-                <w:lang w:val="en-CA"/>
-              </w:rPr>
-              <w:t xml:space="preserve"> </w:t>
-            </w:r>
-            <w:proofErr w:type="spellStart"/>
-            <w:r>
-              <w:rPr>
-                <w:lang w:val="en-CA"/>
-              </w:rPr>
-              <w:t>Neurociencia</w:t>
-            </w:r>
-            <w:proofErr w:type="spellEnd"/>
-            <w:r>
-              <w:rPr>
-                <w:lang w:val="en-CA"/>
-              </w:rPr>
-              <w:t xml:space="preserve"> </w:t>
-            </w:r>
-            <w:proofErr w:type="spellStart"/>
-            <w:r>
-              <w:rPr>
-                <w:lang w:val="en-CA"/>
-              </w:rPr>
-              <w:t>Cognitiva</w:t>
-            </w:r>
-            <w:proofErr w:type="spellEnd"/>
-            <w:r>
-              <w:rPr>
-                <w:lang w:val="en-CA"/>
-              </w:rPr>
-              <w:t>” Seminar</w:t>
+              <w:t>University of Granada, Spain, “Perspectivas del Máster en Neurociencia Cognitiva” Seminar</w:t>
             </w:r>
           </w:p>
         </w:tc>
@@ -27258,7 +25952,6 @@
                 <w:bCs/>
                 <w:lang w:val="en-CA"/>
               </w:rPr>
-              <w:lastRenderedPageBreak/>
               <w:t>06/2021</w:t>
             </w:r>
           </w:p>
@@ -27351,6 +26044,7 @@
                 <w:bCs/>
                 <w:lang w:val="en-CA"/>
               </w:rPr>
+              <w:lastRenderedPageBreak/>
               <w:t>03/2021</w:t>
             </w:r>
           </w:p>
@@ -27462,7 +26156,6 @@
               </w:rPr>
             </w:pPr>
             <w:hyperlink r:id="rId51" w:history="1">
-              <w:proofErr w:type="spellStart"/>
               <w:r>
                 <w:rPr>
                   <w:rStyle w:val="Hyperlink"/>
@@ -27470,7 +26163,6 @@
                 </w:rPr>
                 <w:t>CanCOVID</w:t>
               </w:r>
-              <w:proofErr w:type="spellEnd"/>
             </w:hyperlink>
           </w:p>
         </w:tc>
@@ -28909,21 +27601,7 @@
               <w:rPr>
                 <w:lang w:val="en-CA"/>
               </w:rPr>
-              <w:t xml:space="preserve">Alpen-Adria-University Klagenfurt, </w:t>
-            </w:r>
-            <w:proofErr w:type="gramStart"/>
-            <w:r>
-              <w:rPr>
-                <w:lang w:val="en-CA"/>
-              </w:rPr>
-              <w:t>Austria,  Department</w:t>
-            </w:r>
-            <w:proofErr w:type="gramEnd"/>
-            <w:r>
-              <w:rPr>
-                <w:lang w:val="en-CA"/>
-              </w:rPr>
-              <w:t xml:space="preserve"> of Psychology </w:t>
+              <w:t xml:space="preserve">Alpen-Adria-University Klagenfurt, Austria,  Department of Psychology </w:t>
             </w:r>
           </w:p>
         </w:tc>
@@ -29300,7 +27978,6 @@
               <w:rPr>
                 <w:lang w:val="en-CA"/>
               </w:rPr>
-              <w:lastRenderedPageBreak/>
               <w:t>01/2014</w:t>
             </w:r>
           </w:p>
@@ -29410,44 +28087,8 @@
               <w:rPr>
                 <w:lang w:val="en-CA"/>
               </w:rPr>
-              <w:t xml:space="preserve">University of Lausanne, CH, Programme Doctoral </w:t>
-            </w:r>
-            <w:proofErr w:type="spellStart"/>
-            <w:r>
-              <w:rPr>
-                <w:lang w:val="en-CA"/>
-              </w:rPr>
-              <w:t>Romande</w:t>
-            </w:r>
-            <w:proofErr w:type="spellEnd"/>
-            <w:r>
-              <w:rPr>
-                <w:lang w:val="en-CA"/>
-              </w:rPr>
-              <w:t xml:space="preserve"> </w:t>
-            </w:r>
-            <w:proofErr w:type="spellStart"/>
-            <w:r>
-              <w:rPr>
-                <w:lang w:val="en-CA"/>
-              </w:rPr>
-              <w:t>en</w:t>
-            </w:r>
-            <w:proofErr w:type="spellEnd"/>
-            <w:r>
-              <w:rPr>
-                <w:lang w:val="en-CA"/>
-              </w:rPr>
-              <w:t xml:space="preserve"> </w:t>
-            </w:r>
-            <w:proofErr w:type="spellStart"/>
-            <w:r>
-              <w:rPr>
-                <w:lang w:val="en-CA"/>
-              </w:rPr>
-              <w:t>Psychologie</w:t>
-            </w:r>
-            <w:proofErr w:type="spellEnd"/>
+              <w:t>University of Lausanne, CH, Programme Doctoral Romande en Psychologie</w:t>
+            </w:r>
           </w:p>
         </w:tc>
       </w:tr>
@@ -29469,6 +28110,7 @@
               <w:rPr>
                 <w:lang w:val="en-CA"/>
               </w:rPr>
+              <w:lastRenderedPageBreak/>
               <w:t>03/2013</w:t>
             </w:r>
           </w:p>
@@ -30119,14 +28761,7 @@
               <w:rPr>
                 <w:lang w:val="en-CA"/>
               </w:rPr>
-              <w:t xml:space="preserve">Transformation in a Time of </w:t>
-            </w:r>
-            <w:proofErr w:type="spellStart"/>
-            <w:r>
-              <w:rPr>
-                <w:lang w:val="en-CA"/>
-              </w:rPr>
-              <w:t>Metacrisi</w:t>
+              <w:t>Transformation in a Time of Metacrisi</w:t>
             </w:r>
             <w:r>
               <w:rPr>
@@ -30134,7 +28769,6 @@
               </w:rPr>
               <w:t>s</w:t>
             </w:r>
-            <w:proofErr w:type="spellEnd"/>
           </w:p>
         </w:tc>
       </w:tr>
@@ -30196,19 +28830,11 @@
               </w:rPr>
               <w:t xml:space="preserve">the </w:t>
             </w:r>
-            <w:proofErr w:type="gramStart"/>
-            <w:r>
-              <w:rPr>
-                <w:lang w:val="en-CA"/>
-              </w:rPr>
-              <w:t>mini-symposium</w:t>
-            </w:r>
-            <w:proofErr w:type="gramEnd"/>
-            <w:r>
-              <w:rPr>
-                <w:lang w:val="en-CA"/>
-              </w:rPr>
-              <w:t xml:space="preserve"> “</w:t>
+            <w:r>
+              <w:rPr>
+                <w:lang w:val="en-CA"/>
+              </w:rPr>
+              <w:t>mini-symposium “</w:t>
             </w:r>
             <w:r>
               <w:rPr>
@@ -30529,14 +29155,12 @@
               </w:rPr>
               <w:t xml:space="preserve">Invited Panelist for the debate on “The Viability of Using LLMs in Higher Education” conference, </w:t>
             </w:r>
-            <w:proofErr w:type="spellStart"/>
             <w:r>
               <w:rPr>
                 <w:lang w:val="en-CA"/>
               </w:rPr>
               <w:t>JeXed</w:t>
             </w:r>
-            <w:proofErr w:type="spellEnd"/>
             <w:r>
               <w:rPr>
                 <w:lang w:val="en-CA"/>
@@ -30880,19 +29504,11 @@
               </w:rPr>
               <w:t xml:space="preserve">Toronto Metropolitan University, CERC Migration, invited paper at the </w:t>
             </w:r>
-            <w:proofErr w:type="gramStart"/>
-            <w:r>
-              <w:rPr>
-                <w:lang w:val="en-CA"/>
-              </w:rPr>
-              <w:t>International</w:t>
-            </w:r>
-            <w:proofErr w:type="gramEnd"/>
-            <w:r>
-              <w:rPr>
-                <w:lang w:val="en-CA"/>
-              </w:rPr>
-              <w:t xml:space="preserve"> </w:t>
+            <w:r>
+              <w:rPr>
+                <w:lang w:val="en-CA"/>
+              </w:rPr>
+              <w:t xml:space="preserve">International </w:t>
             </w:r>
             <w:r>
               <w:rPr>
@@ -31056,7 +29672,6 @@
                 <w:bCs/>
                 <w:lang w:val="en-CA"/>
               </w:rPr>
-              <w:lastRenderedPageBreak/>
               <w:t>09/2023</w:t>
             </w:r>
           </w:p>
@@ -31125,6 +29740,7 @@
                 <w:bCs/>
                 <w:lang w:val="en-CA"/>
               </w:rPr>
+              <w:lastRenderedPageBreak/>
               <w:t>05/2023</w:t>
             </w:r>
           </w:p>
@@ -31143,21 +29759,7 @@
               <w:rPr>
                 <w:lang w:val="en-CA"/>
               </w:rPr>
-              <w:t xml:space="preserve">McGill University, Centre for the Convergence of Health and Economics, </w:t>
-            </w:r>
-            <w:proofErr w:type="gramStart"/>
-            <w:r>
-              <w:rPr>
-                <w:lang w:val="en-CA"/>
-              </w:rPr>
-              <w:t>Invited</w:t>
-            </w:r>
-            <w:proofErr w:type="gramEnd"/>
-            <w:r>
-              <w:rPr>
-                <w:lang w:val="en-CA"/>
-              </w:rPr>
-              <w:t xml:space="preserve"> panelist at the </w:t>
+              <w:t xml:space="preserve">McGill University, Centre for the Convergence of Health and Economics, Invited panelist at the </w:t>
             </w:r>
             <w:r>
               <w:rPr>
@@ -31693,21 +30295,7 @@
               <w:rPr>
                 <w:lang w:val="en-CA"/>
               </w:rPr>
-              <w:t xml:space="preserve"> on “</w:t>
-            </w:r>
-            <w:proofErr w:type="spellStart"/>
-            <w:r>
-              <w:rPr>
-                <w:lang w:val="en-CA"/>
-              </w:rPr>
-              <w:t>Neuroethics</w:t>
-            </w:r>
-            <w:proofErr w:type="spellEnd"/>
-            <w:r>
-              <w:rPr>
-                <w:lang w:val="en-CA"/>
-              </w:rPr>
-              <w:t xml:space="preserve">, free will, and the self” </w:t>
+              <w:t xml:space="preserve"> on “Neuroethics, free will, and the self” </w:t>
             </w:r>
           </w:p>
         </w:tc>
@@ -32226,7 +30814,6 @@
                 <w:bCs/>
                 <w:lang w:val="en-CA"/>
               </w:rPr>
-              <w:lastRenderedPageBreak/>
               <w:t>04/2019</w:t>
             </w:r>
           </w:p>
@@ -32250,39 +30837,7 @@
                 <w:bCs/>
                 <w:lang w:val="en-CA"/>
               </w:rPr>
-              <w:t xml:space="preserve">Invited workshop at the “Tabula Rasa: </w:t>
-            </w:r>
-            <w:proofErr w:type="spellStart"/>
-            <w:r>
-              <w:rPr>
-                <w:bCs/>
-                <w:lang w:val="en-CA"/>
-              </w:rPr>
-              <w:t>Neuroscienze</w:t>
-            </w:r>
-            <w:proofErr w:type="spellEnd"/>
-            <w:r>
-              <w:rPr>
-                <w:bCs/>
-                <w:lang w:val="en-CA"/>
-              </w:rPr>
-              <w:t xml:space="preserve"> e culture” conference of the </w:t>
-            </w:r>
-            <w:proofErr w:type="spellStart"/>
-            <w:r>
-              <w:rPr>
-                <w:bCs/>
-                <w:lang w:val="en-CA"/>
-              </w:rPr>
-              <w:t>Intercultura</w:t>
-            </w:r>
-            <w:proofErr w:type="spellEnd"/>
-            <w:r>
-              <w:rPr>
-                <w:bCs/>
-                <w:lang w:val="en-CA"/>
-              </w:rPr>
-              <w:t xml:space="preserve"> Foundation in Florence, Italy</w:t>
+              <w:t>Invited workshop at the “Tabula Rasa: Neuroscienze e culture” conference of the Intercultura Foundation in Florence, Italy</w:t>
             </w:r>
           </w:p>
         </w:tc>
@@ -32307,6 +30862,7 @@
                 <w:bCs/>
                 <w:lang w:val="en-CA"/>
               </w:rPr>
+              <w:lastRenderedPageBreak/>
               <w:t>03/2019</w:t>
             </w:r>
           </w:p>
@@ -33236,7 +31792,14 @@
           <w:b/>
           <w:lang w:val="en-CA"/>
         </w:rPr>
-        <w:t>100</w:t>
+        <w:t>10</w:t>
+      </w:r>
+      <w:r>
+        <w:rPr>
+          <w:b/>
+          <w:lang w:val="en-CA"/>
+        </w:rPr>
+        <w:t>2</w:t>
       </w:r>
       <w:r>
         <w:rPr>
@@ -33286,21 +31849,234 @@
         <w:spacing w:after="240"/>
         <w:ind w:left="720" w:hanging="706"/>
         <w:rPr>
-          <w:lang w:val="en-CA"/>
-        </w:rPr>
-      </w:pPr>
-      <w:r>
-        <w:rPr>
+          <w:i/>
+          <w:lang w:val="en-CA"/>
+        </w:rPr>
+      </w:pPr>
+      <w:r>
+        <w:rPr>
+          <w:b/>
+          <w:lang w:val="en-CA"/>
+        </w:rPr>
+        <w:t>Grossmann, I.</w:t>
+      </w:r>
+      <w:r>
+        <w:rPr>
+          <w:bCs/>
+          <w:lang w:val="en-CA"/>
+        </w:rPr>
+        <w:t xml:space="preserve">, </w:t>
+      </w:r>
+      <w:r>
+        <w:rPr>
+          <w:bCs/>
           <w:u w:val="single"/>
           <w:lang w:val="en-CA"/>
         </w:rPr>
-        <w:t>Ghorbansabagh, M</w:t>
-      </w:r>
-      <w:r>
-        <w:rPr>
-          <w:lang w:val="en-CA"/>
-        </w:rPr>
-        <w:t xml:space="preserve">., Karimi, A.-H., &amp; </w:t>
+        <w:t>Rudnev, M.</w:t>
+      </w:r>
+      <w:r>
+        <w:rPr>
+          <w:bCs/>
+          <w:lang w:val="en-CA"/>
+        </w:rPr>
+        <w:t xml:space="preserve">, </w:t>
+      </w:r>
+      <w:r>
+        <w:rPr>
+          <w:bCs/>
+          <w:u w:val="single"/>
+          <w:lang w:val="en-CA"/>
+        </w:rPr>
+        <w:t>Clark, C</w:t>
+      </w:r>
+      <w:r>
+        <w:rPr>
+          <w:bCs/>
+          <w:lang w:val="en-CA"/>
+        </w:rPr>
+        <w:t xml:space="preserve">., </w:t>
+      </w:r>
+      <w:r>
+        <w:rPr>
+          <w:bCs/>
+          <w:u w:val="single"/>
+          <w:lang w:val="en-CA"/>
+        </w:rPr>
+        <w:t>Diep, P.</w:t>
+      </w:r>
+      <w:r>
+        <w:rPr>
+          <w:bCs/>
+          <w:lang w:val="en-CA"/>
+        </w:rPr>
+        <w:t xml:space="preserve">, </w:t>
+      </w:r>
+      <w:r>
+        <w:rPr>
+          <w:bCs/>
+          <w:u w:val="single"/>
+          <w:lang w:val="en-CA"/>
+        </w:rPr>
+        <w:t>Elnakouri</w:t>
+      </w:r>
+      <w:r>
+        <w:rPr>
+          <w:bCs/>
+          <w:lang w:val="en-CA"/>
+        </w:rPr>
+        <w:t xml:space="preserve">, </w:t>
+      </w:r>
+      <w:r>
+        <w:rPr>
+          <w:bCs/>
+          <w:u w:val="single"/>
+          <w:lang w:val="en-CA"/>
+        </w:rPr>
+        <w:t>A.</w:t>
+      </w:r>
+      <w:r>
+        <w:rPr>
+          <w:bCs/>
+          <w:lang w:val="en-CA"/>
+        </w:rPr>
+        <w:t xml:space="preserve">, </w:t>
+      </w:r>
+      <w:r>
+        <w:rPr>
+          <w:bCs/>
+          <w:u w:val="single"/>
+          <w:lang w:val="en-CA"/>
+        </w:rPr>
+        <w:t>Walker,</w:t>
+      </w:r>
+      <w:r>
+        <w:rPr>
+          <w:bCs/>
+          <w:u w:val="single"/>
+          <w:lang w:val="en-CA"/>
+        </w:rPr>
+        <w:t xml:space="preserve"> A.</w:t>
+      </w:r>
+      <w:r>
+        <w:rPr>
+          <w:bCs/>
+          <w:lang w:val="en-CA"/>
+        </w:rPr>
+        <w:t xml:space="preserve">, </w:t>
+      </w:r>
+      <w:r>
+        <w:rPr>
+          <w:bCs/>
+          <w:u w:val="single"/>
+          <w:lang w:val="en-CA"/>
+        </w:rPr>
+        <w:t>Izydorczak</w:t>
+      </w:r>
+      <w:r>
+        <w:rPr>
+          <w:bCs/>
+          <w:lang w:val="en-CA"/>
+        </w:rPr>
+        <w:t xml:space="preserve">, </w:t>
+      </w:r>
+      <w:r>
+        <w:rPr>
+          <w:bCs/>
+          <w:u w:val="single"/>
+          <w:lang w:val="en-CA"/>
+        </w:rPr>
+        <w:t>K.</w:t>
+      </w:r>
+      <w:r>
+        <w:rPr>
+          <w:bCs/>
+          <w:u w:val="single"/>
+          <w:lang w:val="en-CA"/>
+        </w:rPr>
+        <w:t xml:space="preserve"> </w:t>
+      </w:r>
+      <w:r>
+        <w:rPr>
+          <w:bCs/>
+          <w:lang w:val="en-CA"/>
+        </w:rPr>
+        <w:t>&amp; Tetlock, P.</w:t>
+      </w:r>
+      <w:r>
+        <w:rPr>
+          <w:lang w:val="en-CA"/>
+        </w:rPr>
+        <w:t xml:space="preserve"> (202</w:t>
+      </w:r>
+      <w:r>
+        <w:rPr>
+          <w:lang w:val="en-CA"/>
+        </w:rPr>
+        <w:t>6</w:t>
+      </w:r>
+      <w:r>
+        <w:rPr>
+          <w:lang w:val="en-CA"/>
+        </w:rPr>
+        <w:t xml:space="preserve">, </w:t>
+      </w:r>
+      <w:r>
+        <w:rPr>
+          <w:lang w:val="en-CA"/>
+        </w:rPr>
+        <w:t>July</w:t>
+      </w:r>
+      <w:r>
+        <w:rPr>
+          <w:lang w:val="en-CA"/>
+        </w:rPr>
+        <w:t xml:space="preserve">). </w:t>
+      </w:r>
+      <w:r>
+        <w:rPr>
+          <w:i/>
+          <w:lang w:val="en-CA"/>
+        </w:rPr>
+        <w:t xml:space="preserve">Predicting progress: </w:t>
+      </w:r>
+      <w:r>
+        <w:rPr>
+          <w:i/>
+          <w:lang w:val="en-CA"/>
+        </w:rPr>
+        <w:t>Intellectual humility and accuracy in forecasts of global welfare</w:t>
+      </w:r>
+      <w:r>
+        <w:rPr>
+          <w:i/>
+          <w:lang w:val="en-CA"/>
+        </w:rPr>
+        <w:t>.</w:t>
+      </w:r>
+      <w:r>
+        <w:rPr>
+          <w:lang w:val="en-CA"/>
+        </w:rPr>
+        <w:t xml:space="preserve"> Paper presented in the symposium “</w:t>
+      </w:r>
+      <w:r>
+        <w:rPr>
+          <w:lang w:val="en-CA"/>
+        </w:rPr>
+        <w:t>Understanding the Good Thinker from a Personality Perspective</w:t>
+      </w:r>
+      <w:r>
+        <w:rPr>
+          <w:lang w:val="en-CA"/>
+        </w:rPr>
+        <w:t xml:space="preserve">” chaired by </w:t>
+      </w:r>
+      <w:r>
+        <w:rPr>
+          <w:lang w:val="en-CA"/>
+        </w:rPr>
+        <w:t>E</w:t>
       </w:r>
       <w:r>
         <w:rPr>
@@ -33308,25 +32084,43 @@
           <w:bCs/>
           <w:lang w:val="en-CA"/>
         </w:rPr>
-        <w:t>Grossmann, I.</w:t>
-      </w:r>
-      <w:r>
-        <w:rPr>
-          <w:lang w:val="en-CA"/>
-        </w:rPr>
-        <w:t xml:space="preserve"> (2026, April). How well can a large language model infer the value representations expressed by another instance of the same model? Paper </w:t>
-      </w:r>
-      <w:r>
-        <w:rPr>
-          <w:lang w:val="en-CA"/>
-        </w:rPr>
-        <w:t>presented</w:t>
-      </w:r>
-      <w:r>
-        <w:rPr>
-          <w:lang w:val="en-CA"/>
-        </w:rPr>
-        <w:t xml:space="preserve"> at the ICLR 2026 Workshop on Representational Alignment (Re-Align). [Non-archival workshop paper.]</w:t>
+        <w:t xml:space="preserve">. </w:t>
+      </w:r>
+      <w:r>
+        <w:rPr>
+          <w:lang w:val="en-CA"/>
+        </w:rPr>
+        <w:t>Jayawickreme</w:t>
+      </w:r>
+      <w:r>
+        <w:rPr>
+          <w:lang w:val="en-CA"/>
+        </w:rPr>
+        <w:t xml:space="preserve"> </w:t>
+      </w:r>
+      <w:r>
+        <w:rPr>
+          <w:lang w:val="en-CA"/>
+        </w:rPr>
+        <w:t xml:space="preserve">at </w:t>
+      </w:r>
+      <w:r>
+        <w:rPr>
+          <w:lang w:val="en-CA"/>
+        </w:rPr>
+        <w:t>the bia</w:t>
+      </w:r>
+      <w:r>
+        <w:rPr>
+          <w:lang w:val="en-CA"/>
+        </w:rPr>
+        <w:t xml:space="preserve">nnual </w:t>
+      </w:r>
+      <w:r>
+        <w:rPr>
+          <w:lang w:val="en-CA"/>
+        </w:rPr>
+        <w:t>European Conference on Personality, Edinburgh, Scotland.</w:t>
       </w:r>
     </w:p>
     <w:p>
@@ -33334,6 +32128,7 @@
         <w:spacing w:after="240"/>
         <w:ind w:left="720" w:hanging="706"/>
         <w:rPr>
+          <w:i/>
           <w:lang w:val="en-CA"/>
         </w:rPr>
       </w:pPr>
@@ -33357,14 +32152,7 @@
           <w:u w:val="single"/>
           <w:lang w:val="en-CA"/>
         </w:rPr>
-        <w:t>Rudnev, M.</w:t>
-      </w:r>
-      <w:r>
-        <w:rPr>
-          <w:bCs/>
-          <w:lang w:val="en-CA"/>
-        </w:rPr>
-        <w:t xml:space="preserve">, </w:t>
+        <w:t>Li</w:t>
       </w:r>
       <w:r>
         <w:rPr>
@@ -33372,6 +32160,459 @@
           <w:u w:val="single"/>
           <w:lang w:val="en-CA"/>
         </w:rPr>
+        <w:t xml:space="preserve">, </w:t>
+      </w:r>
+      <w:r>
+        <w:rPr>
+          <w:bCs/>
+          <w:u w:val="single"/>
+          <w:lang w:val="en-CA"/>
+        </w:rPr>
+        <w:t>Y</w:t>
+      </w:r>
+      <w:r>
+        <w:rPr>
+          <w:bCs/>
+          <w:u w:val="single"/>
+          <w:lang w:val="en-CA"/>
+        </w:rPr>
+        <w:t>.</w:t>
+      </w:r>
+      <w:r>
+        <w:rPr>
+          <w:bCs/>
+          <w:lang w:val="en-CA"/>
+        </w:rPr>
+        <w:t xml:space="preserve">, </w:t>
+      </w:r>
+      <w:r>
+        <w:rPr>
+          <w:bCs/>
+          <w:u w:val="single"/>
+          <w:lang w:val="en-CA"/>
+        </w:rPr>
+        <w:t>Jettinghof</w:t>
+      </w:r>
+      <w:r>
+        <w:rPr>
+          <w:bCs/>
+          <w:u w:val="single"/>
+          <w:lang w:val="en-CA"/>
+        </w:rPr>
+        <w:t xml:space="preserve">, </w:t>
+      </w:r>
+      <w:r>
+        <w:rPr>
+          <w:bCs/>
+          <w:u w:val="single"/>
+          <w:lang w:val="en-CA"/>
+        </w:rPr>
+        <w:t>W</w:t>
+      </w:r>
+      <w:r>
+        <w:rPr>
+          <w:bCs/>
+          <w:lang w:val="en-CA"/>
+        </w:rPr>
+        <w:t xml:space="preserve">., </w:t>
+      </w:r>
+      <w:r>
+        <w:rPr>
+          <w:bCs/>
+          <w:u w:val="single"/>
+          <w:lang w:val="en-CA"/>
+        </w:rPr>
+        <w:t>Vader</w:t>
+      </w:r>
+      <w:r>
+        <w:rPr>
+          <w:bCs/>
+          <w:u w:val="single"/>
+          <w:lang w:val="en-CA"/>
+        </w:rPr>
+        <w:t xml:space="preserve">, </w:t>
+      </w:r>
+      <w:r>
+        <w:rPr>
+          <w:bCs/>
+          <w:u w:val="single"/>
+          <w:lang w:val="en-CA"/>
+        </w:rPr>
+        <w:t>V</w:t>
+      </w:r>
+      <w:r>
+        <w:rPr>
+          <w:bCs/>
+          <w:u w:val="single"/>
+          <w:lang w:val="en-CA"/>
+        </w:rPr>
+        <w:t>.</w:t>
+      </w:r>
+      <w:r>
+        <w:rPr>
+          <w:bCs/>
+          <w:lang w:val="en-CA"/>
+        </w:rPr>
+        <w:t xml:space="preserve">, </w:t>
+      </w:r>
+      <w:r>
+        <w:rPr>
+          <w:bCs/>
+          <w:lang w:val="en-CA"/>
+        </w:rPr>
+        <w:t xml:space="preserve">&amp; </w:t>
+      </w:r>
+      <w:r>
+        <w:rPr>
+          <w:bCs/>
+          <w:lang w:val="en-CA"/>
+        </w:rPr>
+        <w:t>Hills</w:t>
+      </w:r>
+      <w:r>
+        <w:rPr>
+          <w:bCs/>
+          <w:lang w:val="en-CA"/>
+        </w:rPr>
+        <w:t xml:space="preserve">, </w:t>
+      </w:r>
+      <w:r>
+        <w:rPr>
+          <w:bCs/>
+          <w:lang w:val="en-CA"/>
+        </w:rPr>
+        <w:t>T</w:t>
+      </w:r>
+      <w:r>
+        <w:rPr>
+          <w:bCs/>
+          <w:lang w:val="en-CA"/>
+        </w:rPr>
+        <w:t>.</w:t>
+      </w:r>
+      <w:r>
+        <w:rPr>
+          <w:lang w:val="en-CA"/>
+        </w:rPr>
+        <w:t xml:space="preserve"> (202</w:t>
+      </w:r>
+      <w:r>
+        <w:rPr>
+          <w:lang w:val="en-CA"/>
+        </w:rPr>
+        <w:t>6</w:t>
+      </w:r>
+      <w:r>
+        <w:rPr>
+          <w:lang w:val="en-CA"/>
+        </w:rPr>
+        <w:t xml:space="preserve">, </w:t>
+      </w:r>
+      <w:r>
+        <w:rPr>
+          <w:lang w:val="en-CA"/>
+        </w:rPr>
+        <w:t>July</w:t>
+      </w:r>
+      <w:r>
+        <w:rPr>
+          <w:lang w:val="en-CA"/>
+        </w:rPr>
+        <w:t xml:space="preserve">). </w:t>
+      </w:r>
+      <w:r>
+        <w:rPr>
+          <w:i/>
+          <w:lang w:val="en-CA"/>
+        </w:rPr>
+        <w:t xml:space="preserve">Multilingual </w:t>
+      </w:r>
+      <w:r>
+        <w:rPr>
+          <w:i/>
+          <w:lang w:val="en-CA"/>
+        </w:rPr>
+        <w:t>c</w:t>
+      </w:r>
+      <w:r>
+        <w:rPr>
+          <w:i/>
+          <w:lang w:val="en-CA"/>
+        </w:rPr>
+        <w:t xml:space="preserve">ontextualized </w:t>
+      </w:r>
+      <w:r>
+        <w:rPr>
+          <w:i/>
+          <w:lang w:val="en-CA"/>
+        </w:rPr>
+        <w:t>t</w:t>
+      </w:r>
+      <w:r>
+        <w:rPr>
+          <w:i/>
+          <w:lang w:val="en-CA"/>
+        </w:rPr>
+        <w:t xml:space="preserve">opic </w:t>
+      </w:r>
+      <w:r>
+        <w:rPr>
+          <w:i/>
+          <w:lang w:val="en-CA"/>
+        </w:rPr>
+        <w:t>m</w:t>
+      </w:r>
+      <w:r>
+        <w:rPr>
+          <w:i/>
+          <w:lang w:val="en-CA"/>
+        </w:rPr>
+        <w:t xml:space="preserve">odeling for </w:t>
+      </w:r>
+      <w:r>
+        <w:rPr>
+          <w:i/>
+          <w:lang w:val="en-CA"/>
+        </w:rPr>
+        <w:t>c</w:t>
+      </w:r>
+      <w:r>
+        <w:rPr>
+          <w:i/>
+          <w:lang w:val="en-CA"/>
+        </w:rPr>
+        <w:t>ross-</w:t>
+      </w:r>
+      <w:r>
+        <w:rPr>
+          <w:i/>
+          <w:lang w:val="en-CA"/>
+        </w:rPr>
+        <w:t>c</w:t>
+      </w:r>
+      <w:r>
+        <w:rPr>
+          <w:i/>
+          <w:lang w:val="en-CA"/>
+        </w:rPr>
+        <w:t xml:space="preserve">ultural </w:t>
+      </w:r>
+      <w:r>
+        <w:rPr>
+          <w:i/>
+          <w:lang w:val="en-CA"/>
+        </w:rPr>
+        <w:t>r</w:t>
+      </w:r>
+      <w:r>
+        <w:rPr>
+          <w:i/>
+          <w:lang w:val="en-CA"/>
+        </w:rPr>
+        <w:t>esearch</w:t>
+      </w:r>
+      <w:r>
+        <w:rPr>
+          <w:i/>
+          <w:lang w:val="en-CA"/>
+        </w:rPr>
+        <w:t>.</w:t>
+      </w:r>
+      <w:r>
+        <w:rPr>
+          <w:lang w:val="en-CA"/>
+        </w:rPr>
+        <w:t xml:space="preserve"> Paper presented in the </w:t>
+      </w:r>
+      <w:r>
+        <w:rPr>
+          <w:lang w:val="en-CA"/>
+        </w:rPr>
+        <w:t>session</w:t>
+      </w:r>
+      <w:r>
+        <w:rPr>
+          <w:lang w:val="en-CA"/>
+        </w:rPr>
+        <w:t xml:space="preserve"> “</w:t>
+      </w:r>
+      <w:r>
+        <w:rPr>
+          <w:lang w:val="en-CA"/>
+        </w:rPr>
+        <w:t>Situational Personality Expression</w:t>
+      </w:r>
+      <w:r>
+        <w:rPr>
+          <w:lang w:val="en-CA"/>
+        </w:rPr>
+        <w:t xml:space="preserve">” at </w:t>
+      </w:r>
+      <w:r>
+        <w:rPr>
+          <w:lang w:val="en-CA"/>
+        </w:rPr>
+        <w:t xml:space="preserve">the </w:t>
+      </w:r>
+      <w:r>
+        <w:rPr>
+          <w:lang w:val="en-CA"/>
+        </w:rPr>
+        <w:t>bi</w:t>
+      </w:r>
+      <w:r>
+        <w:rPr>
+          <w:lang w:val="en-CA"/>
+        </w:rPr>
+        <w:t>a</w:t>
+      </w:r>
+      <w:r>
+        <w:rPr>
+          <w:lang w:val="en-CA"/>
+        </w:rPr>
+        <w:t xml:space="preserve">nnual </w:t>
+      </w:r>
+      <w:r>
+        <w:rPr>
+          <w:lang w:val="en-CA"/>
+        </w:rPr>
+        <w:t>European Conference o</w:t>
+      </w:r>
+      <w:r>
+        <w:rPr>
+          <w:lang w:val="en-CA"/>
+        </w:rPr>
+        <w:t>n</w:t>
+      </w:r>
+      <w:r>
+        <w:rPr>
+          <w:lang w:val="en-CA"/>
+        </w:rPr>
+        <w:t xml:space="preserve"> Personality</w:t>
+      </w:r>
+      <w:r>
+        <w:rPr>
+          <w:lang w:val="en-CA"/>
+        </w:rPr>
+        <w:t xml:space="preserve">, </w:t>
+      </w:r>
+      <w:r>
+        <w:rPr>
+          <w:lang w:val="en-CA"/>
+        </w:rPr>
+        <w:t>Edinburgh</w:t>
+      </w:r>
+      <w:r>
+        <w:rPr>
+          <w:lang w:val="en-CA"/>
+        </w:rPr>
+        <w:t xml:space="preserve">, </w:t>
+      </w:r>
+      <w:r>
+        <w:rPr>
+          <w:lang w:val="en-CA"/>
+        </w:rPr>
+        <w:t>Scotland</w:t>
+      </w:r>
+      <w:r>
+        <w:rPr>
+          <w:lang w:val="en-CA"/>
+        </w:rPr>
+        <w:t>.</w:t>
+      </w:r>
+    </w:p>
+    <w:p>
+      <w:pPr>
+        <w:spacing w:after="240"/>
+        <w:ind w:left="720" w:hanging="706"/>
+        <w:rPr>
+          <w:lang w:val="en-CA"/>
+        </w:rPr>
+      </w:pPr>
+      <w:r>
+        <w:rPr>
+          <w:u w:val="single"/>
+          <w:lang w:val="en-CA"/>
+        </w:rPr>
+        <w:lastRenderedPageBreak/>
+        <w:t>Ghorbansabagh, M</w:t>
+      </w:r>
+      <w:r>
+        <w:rPr>
+          <w:lang w:val="en-CA"/>
+        </w:rPr>
+        <w:t xml:space="preserve">., Karimi, A.-H., &amp; </w:t>
+      </w:r>
+      <w:r>
+        <w:rPr>
+          <w:b/>
+          <w:bCs/>
+          <w:lang w:val="en-CA"/>
+        </w:rPr>
+        <w:t>Grossmann, I.</w:t>
+      </w:r>
+      <w:r>
+        <w:rPr>
+          <w:lang w:val="en-CA"/>
+        </w:rPr>
+        <w:t xml:space="preserve"> (2026, April). How well can a large language model infer the value representations expressed by another instance of the same model? Paper </w:t>
+      </w:r>
+      <w:r>
+        <w:rPr>
+          <w:lang w:val="en-CA"/>
+        </w:rPr>
+        <w:t>presented</w:t>
+      </w:r>
+      <w:r>
+        <w:rPr>
+          <w:lang w:val="en-CA"/>
+        </w:rPr>
+        <w:t xml:space="preserve"> at the ICLR 2026 Workshop on Representational Alignment (Re-Align). [Non-archival workshop paper.]</w:t>
+      </w:r>
+    </w:p>
+    <w:p>
+      <w:pPr>
+        <w:spacing w:after="240"/>
+        <w:ind w:left="720" w:hanging="706"/>
+        <w:rPr>
+          <w:lang w:val="en-CA"/>
+        </w:rPr>
+      </w:pPr>
+      <w:r>
+        <w:rPr>
+          <w:b/>
+          <w:lang w:val="en-CA"/>
+        </w:rPr>
+        <w:t>Grossmann, I.</w:t>
+      </w:r>
+      <w:r>
+        <w:rPr>
+          <w:bCs/>
+          <w:lang w:val="en-CA"/>
+        </w:rPr>
+        <w:t xml:space="preserve">, </w:t>
+      </w:r>
+      <w:r>
+        <w:rPr>
+          <w:bCs/>
+          <w:u w:val="single"/>
+          <w:lang w:val="en-CA"/>
+        </w:rPr>
+        <w:t>Rudnev, M.</w:t>
+      </w:r>
+      <w:r>
+        <w:rPr>
+          <w:bCs/>
+          <w:lang w:val="en-CA"/>
+        </w:rPr>
+        <w:t xml:space="preserve">, </w:t>
+      </w:r>
+      <w:r>
+        <w:rPr>
+          <w:bCs/>
+          <w:u w:val="single"/>
+          <w:lang w:val="en-CA"/>
+        </w:rPr>
         <w:t>Clark, C</w:t>
       </w:r>
       <w:r>
@@ -33641,7 +32882,6 @@
         <w:rPr>
           <w:lang w:val="en-CA"/>
         </w:rPr>
-        <w:lastRenderedPageBreak/>
         <w:t>d</w:t>
       </w:r>
       <w:r>
@@ -34640,7 +33880,6 @@
           <w:lang w:val="en-CA"/>
         </w:rPr>
       </w:pPr>
-      <w:proofErr w:type="spellStart"/>
       <w:r>
         <w:rPr>
           <w:u w:val="single"/>
@@ -34648,7 +33887,6 @@
         </w:rPr>
         <w:t>Kachhiyapatel</w:t>
       </w:r>
-      <w:proofErr w:type="spellEnd"/>
       <w:r>
         <w:rPr>
           <w:u w:val="single"/>
@@ -34786,7 +34024,6 @@
           <w:lang w:val="en-CA"/>
         </w:rPr>
       </w:pPr>
-      <w:proofErr w:type="spellStart"/>
       <w:r>
         <w:rPr>
           <w:u w:val="single"/>
@@ -34794,7 +34031,6 @@
         </w:rPr>
         <w:t>Kachhiyapatel</w:t>
       </w:r>
-      <w:proofErr w:type="spellEnd"/>
       <w:r>
         <w:rPr>
           <w:u w:val="single"/>
@@ -34885,46 +34121,29 @@
           <w:bCs/>
           <w:lang w:val="en-CA"/>
         </w:rPr>
-        <w:t xml:space="preserve">Data </w:t>
-      </w:r>
-      <w:proofErr w:type="gramStart"/>
+        <w:t>Data blitz talk</w:t>
+      </w:r>
       <w:r>
         <w:rPr>
           <w:bCs/>
           <w:lang w:val="en-CA"/>
         </w:rPr>
-        <w:t>blitz</w:t>
-      </w:r>
-      <w:proofErr w:type="gramEnd"/>
+        <w:t xml:space="preserve"> at the </w:t>
+      </w:r>
       <w:r>
         <w:rPr>
           <w:bCs/>
           <w:lang w:val="en-CA"/>
         </w:rPr>
-        <w:t xml:space="preserve"> talk</w:t>
+        <w:t xml:space="preserve">Computational Psychology Pre-conference </w:t>
       </w:r>
       <w:r>
         <w:rPr>
           <w:bCs/>
           <w:lang w:val="en-CA"/>
         </w:rPr>
-        <w:t xml:space="preserve"> at the </w:t>
-      </w:r>
-      <w:r>
-        <w:rPr>
-          <w:bCs/>
-          <w:lang w:val="en-CA"/>
-        </w:rPr>
-        <w:t xml:space="preserve">Computational Psychology Pre-conference </w:t>
-      </w:r>
-      <w:r>
-        <w:rPr>
-          <w:bCs/>
-          <w:lang w:val="en-CA"/>
-        </w:rPr>
         <w:t xml:space="preserve">of the </w:t>
       </w:r>
-      <w:proofErr w:type="gramStart"/>
       <w:r>
         <w:rPr>
           <w:lang w:val="en-CA"/>
@@ -34944,7 +34163,6 @@
         </w:rPr>
         <w:t>rd</w:t>
       </w:r>
-      <w:proofErr w:type="gramEnd"/>
       <w:r>
         <w:rPr>
           <w:lang w:val="en-CA"/>
@@ -35061,83 +34279,491 @@
         </w:rPr>
         <w:t xml:space="preserve">Amarasuriya, S. D., </w:t>
       </w:r>
-      <w:proofErr w:type="spellStart"/>
       <w:r>
         <w:rPr>
           <w:bCs/>
           <w:u w:val="single"/>
           <w:lang w:val="en-CA"/>
         </w:rPr>
-        <w:t>Dhammage</w:t>
-      </w:r>
-      <w:proofErr w:type="spellEnd"/>
+        <w:t>Dhammage, T</w:t>
+      </w:r>
+      <w:r>
+        <w:rPr>
+          <w:bCs/>
+          <w:lang w:val="en-CA"/>
+        </w:rPr>
+        <w:t xml:space="preserve">., </w:t>
+      </w:r>
+      <w:r>
+        <w:rPr>
+          <w:bCs/>
+          <w:lang w:val="en-CA"/>
+        </w:rPr>
+        <w:t xml:space="preserve">Jayawickreme, E., &amp; </w:t>
+      </w:r>
+      <w:r>
+        <w:rPr>
+          <w:b/>
+          <w:lang w:val="en-CA"/>
+        </w:rPr>
+        <w:t>Grossmann, I</w:t>
+      </w:r>
+      <w:r>
+        <w:rPr>
+          <w:bCs/>
+          <w:lang w:val="en-CA"/>
+        </w:rPr>
+        <w:t>.</w:t>
+      </w:r>
+      <w:r>
+        <w:rPr>
+          <w:bCs/>
+          <w:i/>
+          <w:iCs/>
+          <w:lang w:val="en-CA"/>
+        </w:rPr>
+        <w:t xml:space="preserve"> </w:t>
+      </w:r>
+      <w:r>
+        <w:rPr>
+          <w:bCs/>
+          <w:lang w:val="en-CA"/>
+        </w:rPr>
+        <w:t xml:space="preserve">(2024, Dec). </w:t>
+      </w:r>
+      <w:r>
+        <w:rPr>
+          <w:bCs/>
+          <w:i/>
+          <w:iCs/>
+          <w:lang w:val="en-CA"/>
+        </w:rPr>
+        <w:t>Looking at things differently: The effects of perspective-taking on wise-reasoning and stress</w:t>
+      </w:r>
+      <w:r>
+        <w:rPr>
+          <w:bCs/>
+          <w:lang w:val="en-CA"/>
+        </w:rPr>
+        <w:t>.</w:t>
+      </w:r>
+      <w:r>
+        <w:rPr>
+          <w:lang w:val="en-CA"/>
+        </w:rPr>
+        <w:t xml:space="preserve"> </w:t>
+      </w:r>
+      <w:r>
+        <w:rPr>
+          <w:lang w:val="en-CA"/>
+        </w:rPr>
+        <w:t xml:space="preserve">Paper presented </w:t>
+      </w:r>
+      <w:r>
+        <w:rPr>
+          <w:lang w:val="en-CA"/>
+        </w:rPr>
+        <w:t xml:space="preserve">at the 2024 Singapore Conference on Applied Psychology. </w:t>
+      </w:r>
+    </w:p>
+    <w:p>
+      <w:pPr>
+        <w:spacing w:after="240"/>
+        <w:ind w:left="720" w:hanging="706"/>
+        <w:rPr>
+          <w:lang w:val="en-CA"/>
+        </w:rPr>
+      </w:pPr>
+      <w:r>
+        <w:rPr>
+          <w:b/>
+          <w:lang w:val="en-CA"/>
+        </w:rPr>
+        <w:t>Grossmann, I</w:t>
+      </w:r>
+      <w:r>
+        <w:rPr>
+          <w:bCs/>
+          <w:lang w:val="en-CA"/>
+        </w:rPr>
+        <w:t>.</w:t>
+      </w:r>
+      <w:r>
+        <w:rPr>
+          <w:lang w:val="en-CA"/>
+        </w:rPr>
+        <w:t xml:space="preserve"> (202</w:t>
+      </w:r>
+      <w:r>
+        <w:rPr>
+          <w:lang w:val="en-CA"/>
+        </w:rPr>
+        <w:t>4</w:t>
+      </w:r>
+      <w:r>
+        <w:rPr>
+          <w:lang w:val="en-CA"/>
+        </w:rPr>
+        <w:t xml:space="preserve">, </w:t>
+      </w:r>
+      <w:r>
+        <w:rPr>
+          <w:lang w:val="en-CA"/>
+        </w:rPr>
+        <w:t>August</w:t>
+      </w:r>
+      <w:r>
+        <w:rPr>
+          <w:lang w:val="en-CA"/>
+        </w:rPr>
+        <w:t xml:space="preserve">). </w:t>
+      </w:r>
+      <w:r>
+        <w:rPr>
+          <w:i/>
+          <w:lang w:val="en-CA"/>
+        </w:rPr>
+        <w:t xml:space="preserve">Shadows of </w:t>
+      </w:r>
+      <w:r>
+        <w:rPr>
+          <w:i/>
+          <w:lang w:val="en-CA"/>
+        </w:rPr>
+        <w:t>w</w:t>
+      </w:r>
+      <w:r>
+        <w:rPr>
+          <w:i/>
+          <w:lang w:val="en-CA"/>
+        </w:rPr>
+        <w:t xml:space="preserve">isdom: Classifying </w:t>
+      </w:r>
+      <w:r>
+        <w:rPr>
+          <w:i/>
+          <w:lang w:val="en-CA"/>
+        </w:rPr>
+        <w:t>m</w:t>
+      </w:r>
+      <w:r>
+        <w:rPr>
+          <w:i/>
+          <w:lang w:val="en-CA"/>
+        </w:rPr>
+        <w:t>eta-</w:t>
+      </w:r>
+      <w:r>
+        <w:rPr>
+          <w:i/>
+          <w:lang w:val="en-CA"/>
+        </w:rPr>
+        <w:t>c</w:t>
+      </w:r>
+      <w:r>
+        <w:rPr>
+          <w:i/>
+          <w:lang w:val="en-CA"/>
+        </w:rPr>
+        <w:t xml:space="preserve">ognitive and </w:t>
+      </w:r>
+      <w:r>
+        <w:rPr>
+          <w:i/>
+          <w:lang w:val="en-CA"/>
+        </w:rPr>
+        <w:t>m</w:t>
+      </w:r>
+      <w:r>
+        <w:rPr>
+          <w:i/>
+          <w:lang w:val="en-CA"/>
+        </w:rPr>
+        <w:t>orally-</w:t>
+      </w:r>
+      <w:r>
+        <w:rPr>
+          <w:i/>
+          <w:lang w:val="en-CA"/>
+        </w:rPr>
+        <w:t>g</w:t>
+      </w:r>
+      <w:r>
+        <w:rPr>
+          <w:i/>
+          <w:lang w:val="en-CA"/>
+        </w:rPr>
+        <w:t xml:space="preserve">rounded </w:t>
+      </w:r>
+      <w:r>
+        <w:rPr>
+          <w:i/>
+          <w:lang w:val="en-CA"/>
+        </w:rPr>
+        <w:t>n</w:t>
+      </w:r>
+      <w:r>
+        <w:rPr>
+          <w:i/>
+          <w:lang w:val="en-CA"/>
+        </w:rPr>
+        <w:t xml:space="preserve">arrative </w:t>
+      </w:r>
+      <w:r>
+        <w:rPr>
+          <w:i/>
+          <w:lang w:val="en-CA"/>
+        </w:rPr>
+        <w:t>c</w:t>
+      </w:r>
+      <w:r>
+        <w:rPr>
+          <w:i/>
+          <w:lang w:val="en-CA"/>
+        </w:rPr>
+        <w:t>ontent via Large Language Models</w:t>
+      </w:r>
+      <w:r>
+        <w:rPr>
+          <w:i/>
+          <w:lang w:val="en-CA"/>
+        </w:rPr>
+        <w:t>.</w:t>
+      </w:r>
+      <w:r>
+        <w:rPr>
+          <w:lang w:val="en-CA"/>
+        </w:rPr>
+        <w:t xml:space="preserve"> Paper presented </w:t>
+      </w:r>
+      <w:r>
+        <w:rPr>
+          <w:lang w:val="en-CA"/>
+        </w:rPr>
+        <w:t>in the symposium “</w:t>
+      </w:r>
+      <w:r>
+        <w:rPr>
+          <w:lang w:val="en-CA"/>
+        </w:rPr>
+        <w:t>Natural Language Processing in Personality Research: Emerging Approaches and Applications</w:t>
+      </w:r>
+      <w:r>
+        <w:rPr>
+          <w:lang w:val="en-CA"/>
+        </w:rPr>
+        <w:t xml:space="preserve">” </w:t>
+      </w:r>
+      <w:r>
+        <w:rPr>
+          <w:lang w:val="en-CA"/>
+        </w:rPr>
+        <w:t xml:space="preserve">chaired by </w:t>
+      </w:r>
+      <w:r>
+        <w:rPr>
+          <w:u w:val="single"/>
+          <w:lang w:val="en-CA"/>
+        </w:rPr>
+        <w:t>M. Rudnev</w:t>
+      </w:r>
+      <w:r>
+        <w:rPr>
+          <w:lang w:val="en-CA"/>
+        </w:rPr>
+        <w:t xml:space="preserve"> and </w:t>
+      </w:r>
+      <w:r>
+        <w:rPr>
+          <w:b/>
+          <w:bCs/>
+          <w:lang w:val="en-CA"/>
+        </w:rPr>
+        <w:t>I. Grossmann</w:t>
+      </w:r>
+      <w:r>
+        <w:rPr>
+          <w:b/>
+          <w:lang w:val="en-CA"/>
+        </w:rPr>
+        <w:t xml:space="preserve"> </w:t>
+      </w:r>
+      <w:r>
+        <w:rPr>
+          <w:lang w:val="en-CA"/>
+        </w:rPr>
+        <w:t xml:space="preserve">at the </w:t>
+      </w:r>
+      <w:r>
+        <w:rPr>
+          <w:lang w:val="en-CA"/>
+        </w:rPr>
+        <w:t>21</w:t>
+      </w:r>
+      <w:r>
+        <w:rPr>
+          <w:vertAlign w:val="superscript"/>
+          <w:lang w:val="en-CA"/>
+        </w:rPr>
+        <w:t>st</w:t>
+      </w:r>
+      <w:r>
+        <w:rPr>
+          <w:lang w:val="en-CA"/>
+        </w:rPr>
+        <w:t xml:space="preserve"> </w:t>
+      </w:r>
+      <w:r>
+        <w:rPr>
+          <w:lang w:val="en-CA"/>
+        </w:rPr>
+        <w:t>European Conference on Personality</w:t>
+      </w:r>
+      <w:r>
+        <w:rPr>
+          <w:lang w:val="en-CA"/>
+        </w:rPr>
+        <w:t>, Berlin, Germany.</w:t>
+      </w:r>
+    </w:p>
+    <w:p>
+      <w:pPr>
+        <w:spacing w:after="240"/>
+        <w:ind w:left="720" w:hanging="706"/>
+        <w:rPr>
+          <w:lang w:val="en-CA"/>
+        </w:rPr>
+      </w:pPr>
       <w:r>
         <w:rPr>
           <w:bCs/>
           <w:u w:val="single"/>
           <w:lang w:val="en-CA"/>
         </w:rPr>
-        <w:t>, T</w:t>
+        <w:lastRenderedPageBreak/>
+        <w:t>Izydorczak, K</w:t>
       </w:r>
       <w:r>
         <w:rPr>
           <w:bCs/>
           <w:lang w:val="en-CA"/>
         </w:rPr>
-        <w:t xml:space="preserve">., </w:t>
+        <w:t>. &amp;</w:t>
+      </w:r>
+      <w:r>
+        <w:rPr>
+          <w:b/>
+          <w:lang w:val="en-CA"/>
+        </w:rPr>
+        <w:t xml:space="preserve"> </w:t>
+      </w:r>
+      <w:r>
+        <w:rPr>
+          <w:b/>
+          <w:lang w:val="en-CA"/>
+        </w:rPr>
+        <w:t>Grossmann, I</w:t>
       </w:r>
       <w:r>
         <w:rPr>
           <w:bCs/>
           <w:lang w:val="en-CA"/>
         </w:rPr>
-        <w:t xml:space="preserve">Jayawickreme, E., &amp; </w:t>
+        <w:t>.</w:t>
+      </w:r>
+      <w:r>
+        <w:rPr>
+          <w:lang w:val="en-CA"/>
+        </w:rPr>
+        <w:t xml:space="preserve"> (202</w:t>
+      </w:r>
+      <w:r>
+        <w:rPr>
+          <w:lang w:val="en-CA"/>
+        </w:rPr>
+        <w:t>4</w:t>
+      </w:r>
+      <w:r>
+        <w:rPr>
+          <w:lang w:val="en-CA"/>
+        </w:rPr>
+        <w:t xml:space="preserve">, </w:t>
+      </w:r>
+      <w:r>
+        <w:rPr>
+          <w:lang w:val="en-CA"/>
+        </w:rPr>
+        <w:t>August</w:t>
+      </w:r>
+      <w:r>
+        <w:rPr>
+          <w:lang w:val="en-CA"/>
+        </w:rPr>
+        <w:t xml:space="preserve">). </w:t>
+      </w:r>
+      <w:r>
+        <w:rPr>
+          <w:i/>
+          <w:lang w:val="en-CA"/>
+        </w:rPr>
+        <w:t>PANDexit - Predictions of post-pandemic cultural change</w:t>
+      </w:r>
+      <w:r>
+        <w:rPr>
+          <w:i/>
+          <w:lang w:val="en-CA"/>
+        </w:rPr>
+        <w:t>.</w:t>
+      </w:r>
+      <w:r>
+        <w:rPr>
+          <w:lang w:val="en-CA"/>
+        </w:rPr>
+        <w:t xml:space="preserve"> Paper presented </w:t>
+      </w:r>
+      <w:r>
+        <w:rPr>
+          <w:lang w:val="en-CA"/>
+        </w:rPr>
+        <w:t>in the session “</w:t>
+      </w:r>
+      <w:r>
+        <w:rPr>
+          <w:lang w:val="en-CA"/>
+        </w:rPr>
+        <w:t>The Role of Personality and Cognition and Social Psychological Research Questions</w:t>
+      </w:r>
+      <w:r>
+        <w:rPr>
+          <w:lang w:val="en-CA"/>
+        </w:rPr>
+        <w:t>”</w:t>
       </w:r>
       <w:r>
         <w:rPr>
           <w:b/>
           <w:lang w:val="en-CA"/>
         </w:rPr>
-        <w:t>Grossmann, I</w:t>
-      </w:r>
-      <w:r>
-        <w:rPr>
-          <w:bCs/>
-          <w:lang w:val="en-CA"/>
-        </w:rPr>
-        <w:t>.</w:t>
-      </w:r>
-      <w:r>
-        <w:rPr>
-          <w:bCs/>
-          <w:i/>
-          <w:iCs/>
-          <w:lang w:val="en-CA"/>
-        </w:rPr>
         <w:t xml:space="preserve"> </w:t>
       </w:r>
       <w:r>
         <w:rPr>
-          <w:bCs/>
-          <w:lang w:val="en-CA"/>
-        </w:rPr>
-        <w:t xml:space="preserve">(2024, Dec). </w:t>
-      </w:r>
-      <w:r>
-        <w:rPr>
-          <w:bCs/>
-          <w:i/>
-          <w:iCs/>
-          <w:lang w:val="en-CA"/>
-        </w:rPr>
-        <w:t>Looking at things differently: The effects of perspective-taking on wise-reasoning and stress</w:t>
-      </w:r>
-      <w:r>
-        <w:rPr>
-          <w:bCs/>
-          <w:lang w:val="en-CA"/>
-        </w:rPr>
-        <w:t>.</w:t>
+          <w:lang w:val="en-CA"/>
+        </w:rPr>
+        <w:t xml:space="preserve">at the </w:t>
+      </w:r>
+      <w:r>
+        <w:rPr>
+          <w:lang w:val="en-CA"/>
+        </w:rPr>
+        <w:t>21</w:t>
+      </w:r>
+      <w:r>
+        <w:rPr>
+          <w:vertAlign w:val="superscript"/>
+          <w:lang w:val="en-CA"/>
+        </w:rPr>
+        <w:t>st</w:t>
       </w:r>
       <w:r>
         <w:rPr>
@@ -35149,13 +34775,13 @@
         <w:rPr>
           <w:lang w:val="en-CA"/>
         </w:rPr>
-        <w:t xml:space="preserve">Paper presented </w:t>
-      </w:r>
-      <w:r>
-        <w:rPr>
-          <w:lang w:val="en-CA"/>
-        </w:rPr>
-        <w:t xml:space="preserve">at the 2024 Singapore Conference on Applied Psychology. </w:t>
+        <w:t>European Conference on Personality</w:t>
+      </w:r>
+      <w:r>
+        <w:rPr>
+          <w:lang w:val="en-CA"/>
+        </w:rPr>
+        <w:t>, Berlin, Germany.</w:t>
       </w:r>
     </w:p>
     <w:p>
@@ -35163,455 +34789,17 @@
         <w:spacing w:after="240"/>
         <w:ind w:left="720" w:hanging="706"/>
         <w:rPr>
-          <w:lang w:val="en-CA"/>
-        </w:rPr>
-      </w:pPr>
-      <w:r>
-        <w:rPr>
-          <w:b/>
-          <w:lang w:val="en-CA"/>
-        </w:rPr>
-        <w:t>Grossmann, I</w:t>
-      </w:r>
-      <w:r>
-        <w:rPr>
           <w:bCs/>
           <w:lang w:val="en-CA"/>
         </w:rPr>
-        <w:t>.</w:t>
-      </w:r>
-      <w:r>
-        <w:rPr>
-          <w:lang w:val="en-CA"/>
-        </w:rPr>
-        <w:t xml:space="preserve"> (202</w:t>
-      </w:r>
-      <w:r>
-        <w:rPr>
-          <w:lang w:val="en-CA"/>
-        </w:rPr>
-        <w:t>4</w:t>
-      </w:r>
-      <w:r>
-        <w:rPr>
-          <w:lang w:val="en-CA"/>
-        </w:rPr>
-        <w:t xml:space="preserve">, </w:t>
-      </w:r>
-      <w:r>
-        <w:rPr>
-          <w:lang w:val="en-CA"/>
-        </w:rPr>
-        <w:t>August</w:t>
-      </w:r>
-      <w:r>
-        <w:rPr>
-          <w:lang w:val="en-CA"/>
-        </w:rPr>
-        <w:t xml:space="preserve">). </w:t>
-      </w:r>
-      <w:r>
-        <w:rPr>
-          <w:i/>
-          <w:lang w:val="en-CA"/>
-        </w:rPr>
-        <w:t xml:space="preserve">Shadows of </w:t>
-      </w:r>
-      <w:r>
-        <w:rPr>
-          <w:i/>
-          <w:lang w:val="en-CA"/>
-        </w:rPr>
-        <w:t>w</w:t>
-      </w:r>
-      <w:r>
-        <w:rPr>
-          <w:i/>
-          <w:lang w:val="en-CA"/>
-        </w:rPr>
-        <w:t xml:space="preserve">isdom: Classifying </w:t>
-      </w:r>
-      <w:r>
-        <w:rPr>
-          <w:i/>
-          <w:lang w:val="en-CA"/>
-        </w:rPr>
-        <w:t>m</w:t>
-      </w:r>
-      <w:r>
-        <w:rPr>
-          <w:i/>
-          <w:lang w:val="en-CA"/>
-        </w:rPr>
-        <w:t>eta-</w:t>
-      </w:r>
-      <w:r>
-        <w:rPr>
-          <w:i/>
-          <w:lang w:val="en-CA"/>
-        </w:rPr>
-        <w:t>c</w:t>
-      </w:r>
-      <w:r>
-        <w:rPr>
-          <w:i/>
-          <w:lang w:val="en-CA"/>
-        </w:rPr>
-        <w:t xml:space="preserve">ognitive and </w:t>
-      </w:r>
-      <w:proofErr w:type="gramStart"/>
-      <w:r>
-        <w:rPr>
-          <w:i/>
-          <w:lang w:val="en-CA"/>
-        </w:rPr>
-        <w:t>m</w:t>
-      </w:r>
-      <w:r>
-        <w:rPr>
-          <w:i/>
-          <w:lang w:val="en-CA"/>
-        </w:rPr>
-        <w:t>orally-</w:t>
-      </w:r>
-      <w:r>
-        <w:rPr>
-          <w:i/>
-          <w:lang w:val="en-CA"/>
-        </w:rPr>
-        <w:t>g</w:t>
-      </w:r>
-      <w:r>
-        <w:rPr>
-          <w:i/>
-          <w:lang w:val="en-CA"/>
-        </w:rPr>
-        <w:t>rounded</w:t>
-      </w:r>
-      <w:proofErr w:type="gramEnd"/>
-      <w:r>
-        <w:rPr>
-          <w:i/>
-          <w:lang w:val="en-CA"/>
-        </w:rPr>
-        <w:t xml:space="preserve"> </w:t>
-      </w:r>
-      <w:r>
-        <w:rPr>
-          <w:i/>
-          <w:lang w:val="en-CA"/>
-        </w:rPr>
-        <w:t>n</w:t>
-      </w:r>
-      <w:r>
-        <w:rPr>
-          <w:i/>
-          <w:lang w:val="en-CA"/>
-        </w:rPr>
-        <w:t xml:space="preserve">arrative </w:t>
-      </w:r>
-      <w:r>
-        <w:rPr>
-          <w:i/>
-          <w:lang w:val="en-CA"/>
-        </w:rPr>
-        <w:t>c</w:t>
-      </w:r>
-      <w:r>
-        <w:rPr>
-          <w:i/>
-          <w:lang w:val="en-CA"/>
-        </w:rPr>
-        <w:t>ontent via Large Language Models</w:t>
-      </w:r>
-      <w:r>
-        <w:rPr>
-          <w:i/>
-          <w:lang w:val="en-CA"/>
-        </w:rPr>
-        <w:t>.</w:t>
-      </w:r>
-      <w:r>
-        <w:rPr>
-          <w:lang w:val="en-CA"/>
-        </w:rPr>
-        <w:t xml:space="preserve"> Paper presented </w:t>
-      </w:r>
-      <w:r>
-        <w:rPr>
-          <w:lang w:val="en-CA"/>
-        </w:rPr>
-        <w:t>in the symposium “</w:t>
-      </w:r>
-      <w:r>
-        <w:rPr>
-          <w:lang w:val="en-CA"/>
-        </w:rPr>
-        <w:t>Natural Language Processing in Personality Research: Emerging Approaches and Applications</w:t>
-      </w:r>
-      <w:r>
-        <w:rPr>
-          <w:lang w:val="en-CA"/>
-        </w:rPr>
-        <w:t xml:space="preserve">” </w:t>
-      </w:r>
-      <w:r>
-        <w:rPr>
-          <w:lang w:val="en-CA"/>
-        </w:rPr>
-        <w:t xml:space="preserve">chaired by </w:t>
-      </w:r>
+      </w:pPr>
       <w:r>
         <w:rPr>
           <w:u w:val="single"/>
           <w:lang w:val="en-CA"/>
         </w:rPr>
-        <w:t>M. Rudnev</w:t>
-      </w:r>
-      <w:r>
-        <w:rPr>
-          <w:lang w:val="en-CA"/>
-        </w:rPr>
-        <w:t xml:space="preserve"> and </w:t>
-      </w:r>
-      <w:r>
-        <w:rPr>
-          <w:b/>
-          <w:bCs/>
-          <w:lang w:val="en-CA"/>
-        </w:rPr>
-        <w:t>I. Grossmann</w:t>
-      </w:r>
-      <w:r>
-        <w:rPr>
-          <w:b/>
-          <w:lang w:val="en-CA"/>
-        </w:rPr>
-        <w:t xml:space="preserve"> </w:t>
-      </w:r>
-      <w:r>
-        <w:rPr>
-          <w:lang w:val="en-CA"/>
-        </w:rPr>
-        <w:t xml:space="preserve">at the </w:t>
-      </w:r>
-      <w:r>
-        <w:rPr>
-          <w:lang w:val="en-CA"/>
-        </w:rPr>
-        <w:t>21</w:t>
-      </w:r>
-      <w:r>
-        <w:rPr>
-          <w:vertAlign w:val="superscript"/>
-          <w:lang w:val="en-CA"/>
-        </w:rPr>
-        <w:t>st</w:t>
-      </w:r>
-      <w:r>
-        <w:rPr>
-          <w:lang w:val="en-CA"/>
-        </w:rPr>
-        <w:t xml:space="preserve"> </w:t>
-      </w:r>
-      <w:r>
-        <w:rPr>
-          <w:lang w:val="en-CA"/>
-        </w:rPr>
-        <w:t>European Conference on Personality</w:t>
-      </w:r>
-      <w:r>
-        <w:rPr>
-          <w:lang w:val="en-CA"/>
-        </w:rPr>
-        <w:t>, Berlin, Germany.</w:t>
-      </w:r>
-    </w:p>
-    <w:p>
-      <w:pPr>
-        <w:spacing w:after="240"/>
-        <w:ind w:left="720" w:hanging="706"/>
-        <w:rPr>
-          <w:lang w:val="en-CA"/>
-        </w:rPr>
-      </w:pPr>
-      <w:r>
-        <w:rPr>
-          <w:bCs/>
-          <w:u w:val="single"/>
-          <w:lang w:val="en-CA"/>
-        </w:rPr>
-        <w:t>Izydorczak, K</w:t>
-      </w:r>
-      <w:r>
-        <w:rPr>
-          <w:bCs/>
-          <w:lang w:val="en-CA"/>
-        </w:rPr>
-        <w:t>. &amp;</w:t>
-      </w:r>
-      <w:r>
-        <w:rPr>
-          <w:b/>
-          <w:lang w:val="en-CA"/>
-        </w:rPr>
-        <w:t xml:space="preserve"> </w:t>
-      </w:r>
-      <w:r>
-        <w:rPr>
-          <w:b/>
-          <w:lang w:val="en-CA"/>
-        </w:rPr>
-        <w:t>Grossmann, I</w:t>
-      </w:r>
-      <w:r>
-        <w:rPr>
-          <w:bCs/>
-          <w:lang w:val="en-CA"/>
-        </w:rPr>
-        <w:t>.</w:t>
-      </w:r>
-      <w:r>
-        <w:rPr>
-          <w:lang w:val="en-CA"/>
-        </w:rPr>
-        <w:t xml:space="preserve"> (202</w:t>
-      </w:r>
-      <w:r>
-        <w:rPr>
-          <w:lang w:val="en-CA"/>
-        </w:rPr>
-        <w:t>4</w:t>
-      </w:r>
-      <w:r>
-        <w:rPr>
-          <w:lang w:val="en-CA"/>
-        </w:rPr>
-        <w:t xml:space="preserve">, </w:t>
-      </w:r>
-      <w:r>
-        <w:rPr>
-          <w:lang w:val="en-CA"/>
-        </w:rPr>
-        <w:t>August</w:t>
-      </w:r>
-      <w:r>
-        <w:rPr>
-          <w:lang w:val="en-CA"/>
-        </w:rPr>
-        <w:t xml:space="preserve">). </w:t>
-      </w:r>
-      <w:proofErr w:type="spellStart"/>
-      <w:r>
-        <w:rPr>
-          <w:i/>
-          <w:lang w:val="en-CA"/>
-        </w:rPr>
-        <w:t>PANDexit</w:t>
-      </w:r>
-      <w:proofErr w:type="spellEnd"/>
-      <w:r>
-        <w:rPr>
-          <w:i/>
-          <w:lang w:val="en-CA"/>
-        </w:rPr>
-        <w:t xml:space="preserve"> - Predictions of post-pandemic cultural change</w:t>
-      </w:r>
-      <w:r>
-        <w:rPr>
-          <w:i/>
-          <w:lang w:val="en-CA"/>
-        </w:rPr>
-        <w:t>.</w:t>
-      </w:r>
-      <w:r>
-        <w:rPr>
-          <w:lang w:val="en-CA"/>
-        </w:rPr>
-        <w:t xml:space="preserve"> Paper presented </w:t>
-      </w:r>
-      <w:r>
-        <w:rPr>
-          <w:lang w:val="en-CA"/>
-        </w:rPr>
-        <w:t>in the session “</w:t>
-      </w:r>
-      <w:r>
-        <w:rPr>
-          <w:lang w:val="en-CA"/>
-        </w:rPr>
-        <w:t>The Role of Personality and Cognition and Social Psychological Research Questions</w:t>
-      </w:r>
-      <w:r>
-        <w:rPr>
-          <w:lang w:val="en-CA"/>
-        </w:rPr>
-        <w:t>”</w:t>
-      </w:r>
-      <w:r>
-        <w:rPr>
-          <w:b/>
-          <w:lang w:val="en-CA"/>
-        </w:rPr>
-        <w:t xml:space="preserve"> </w:t>
-      </w:r>
-      <w:r>
-        <w:rPr>
-          <w:lang w:val="en-CA"/>
-        </w:rPr>
-        <w:t xml:space="preserve">at the </w:t>
-      </w:r>
-      <w:r>
-        <w:rPr>
-          <w:lang w:val="en-CA"/>
-        </w:rPr>
-        <w:t>21</w:t>
-      </w:r>
-      <w:r>
-        <w:rPr>
-          <w:vertAlign w:val="superscript"/>
-          <w:lang w:val="en-CA"/>
-        </w:rPr>
-        <w:t>st</w:t>
-      </w:r>
-      <w:r>
-        <w:rPr>
-          <w:lang w:val="en-CA"/>
-        </w:rPr>
-        <w:t xml:space="preserve"> </w:t>
-      </w:r>
-      <w:r>
-        <w:rPr>
-          <w:lang w:val="en-CA"/>
-        </w:rPr>
-        <w:t>European Conference on Personality</w:t>
-      </w:r>
-      <w:r>
-        <w:rPr>
-          <w:lang w:val="en-CA"/>
-        </w:rPr>
-        <w:t>, Berlin, Germany.</w:t>
-      </w:r>
-    </w:p>
-    <w:p>
-      <w:pPr>
-        <w:spacing w:after="240"/>
-        <w:ind w:left="720" w:hanging="706"/>
-        <w:rPr>
-          <w:bCs/>
-          <w:lang w:val="en-CA"/>
-        </w:rPr>
-      </w:pPr>
-      <w:proofErr w:type="spellStart"/>
-      <w:r>
-        <w:rPr>
-          <w:u w:val="single"/>
-          <w:lang w:val="en-CA"/>
-        </w:rPr>
-        <w:lastRenderedPageBreak/>
         <w:t>Kachhiyapatel</w:t>
       </w:r>
-      <w:proofErr w:type="spellEnd"/>
       <w:r>
         <w:rPr>
           <w:u w:val="single"/>
@@ -36978,7 +36166,14 @@
         <w:rPr>
           <w:lang w:val="en-CA"/>
         </w:rPr>
-        <w:t>New Directions in intellectual humility research</w:t>
+        <w:t xml:space="preserve">New </w:t>
+      </w:r>
+      <w:r>
+        <w:rPr>
+          <w:lang w:val="en-CA"/>
+        </w:rPr>
+        <w:lastRenderedPageBreak/>
+        <w:t>Directions in intellectual humility research</w:t>
       </w:r>
       <w:r>
         <w:rPr>
@@ -37015,9 +36210,8 @@
         <w:rPr>
           <w:lang w:val="en-CA"/>
         </w:rPr>
-        <w:t xml:space="preserve">at the </w:t>
-      </w:r>
-      <w:proofErr w:type="gramStart"/>
+        <w:t>at the 2</w:t>
+      </w:r>
       <w:r>
         <w:rPr>
           <w:lang w:val="en-CA"/>
@@ -37026,18 +36220,11 @@
       </w:r>
       <w:r>
         <w:rPr>
-          <w:lang w:val="en-CA"/>
-        </w:rPr>
-        <w:t>2</w:t>
-      </w:r>
-      <w:r>
-        <w:rPr>
           <w:vertAlign w:val="superscript"/>
           <w:lang w:val="en-CA"/>
         </w:rPr>
         <w:t>th</w:t>
       </w:r>
-      <w:proofErr w:type="gramEnd"/>
       <w:r>
         <w:rPr>
           <w:lang w:val="en-CA"/>
@@ -37092,38 +36279,14 @@
           <w:bCs/>
           <w:lang w:val="en-CA"/>
         </w:rPr>
-        <w:t xml:space="preserve"> (2021, November). World after COVID: Scientific forecasts, naïve reasoning, and societal change in the time of a pandemic. Paper presented in the symposium “(Re-)connecting </w:t>
+        <w:t xml:space="preserve"> (2021, November). World after COVID: Scientific forecasts, naïve reasoning, and societal change in the time of a pandemic. Paper presented in the symposium “(Re-)connecting Academia During a Sudden, Global Crisis” chaired by </w:t>
       </w:r>
       <w:r>
         <w:rPr>
           <w:bCs/>
           <w:lang w:val="en-CA"/>
         </w:rPr>
-        <w:lastRenderedPageBreak/>
-        <w:t xml:space="preserve">Academia During a Sudden, Global Crisis” chaired by </w:t>
-      </w:r>
-      <w:r>
-        <w:rPr>
-          <w:bCs/>
-          <w:lang w:val="en-CA"/>
-        </w:rPr>
-        <w:t xml:space="preserve">K. </w:t>
-      </w:r>
-      <w:proofErr w:type="spellStart"/>
-      <w:r>
-        <w:rPr>
-          <w:bCs/>
-          <w:lang w:val="en-CA"/>
-        </w:rPr>
-        <w:t>Kastenhofer</w:t>
-      </w:r>
-      <w:proofErr w:type="spellEnd"/>
-      <w:r>
-        <w:rPr>
-          <w:bCs/>
-          <w:lang w:val="en-CA"/>
-        </w:rPr>
-        <w:t xml:space="preserve">. </w:t>
+        <w:t xml:space="preserve">K. Kastenhofer. </w:t>
       </w:r>
       <w:r>
         <w:rPr>
@@ -37782,7 +36945,17 @@
           <w:iCs/>
           <w:lang w:val="en-CA"/>
         </w:rPr>
-        <w:t xml:space="preserve"> Canadian Psychological Association Annual National Convention, </w:t>
+        <w:t xml:space="preserve"> Canadian Psychological </w:t>
+      </w:r>
+      <w:r>
+        <w:rPr>
+          <w:bCs/>
+          <w:i/>
+          <w:iCs/>
+          <w:lang w:val="en-CA"/>
+        </w:rPr>
+        <w:lastRenderedPageBreak/>
+        <w:t xml:space="preserve">Association Annual National Convention, </w:t>
       </w:r>
       <w:r>
         <w:rPr>
@@ -37807,7 +36980,6 @@
           <w:u w:val="single"/>
           <w:lang w:val="en-CA"/>
         </w:rPr>
-        <w:lastRenderedPageBreak/>
         <w:t xml:space="preserve">Dorfman, A., Oakes, H. </w:t>
       </w:r>
       <w:r>
@@ -37937,21 +37109,7 @@
         <w:rPr>
           <w:lang w:val="en-CA"/>
         </w:rPr>
-        <w:t>A social perspective on (</w:t>
-      </w:r>
-      <w:proofErr w:type="spellStart"/>
-      <w:r>
-        <w:rPr>
-          <w:lang w:val="en-CA"/>
-        </w:rPr>
-        <w:t>ir</w:t>
-      </w:r>
-      <w:proofErr w:type="spellEnd"/>
-      <w:r>
-        <w:rPr>
-          <w:lang w:val="en-CA"/>
-        </w:rPr>
-        <w:t>)rationality: Antecedents and consequences</w:t>
+        <w:t>A social perspective on (ir)rationality: Antecedents and consequences</w:t>
       </w:r>
       <w:r>
         <w:rPr>
@@ -38076,23 +37234,7 @@
           <w:i/>
           <w:lang w:val="en-CA"/>
         </w:rPr>
-        <w:t xml:space="preserve">Wisdom training: Self-distancing training promotes growth in wise reasoning and </w:t>
-      </w:r>
-      <w:proofErr w:type="spellStart"/>
-      <w:r>
-        <w:rPr>
-          <w:i/>
-          <w:lang w:val="en-CA"/>
-        </w:rPr>
-        <w:t>emodiversity</w:t>
-      </w:r>
-      <w:proofErr w:type="spellEnd"/>
-      <w:r>
-        <w:rPr>
-          <w:i/>
-          <w:lang w:val="en-CA"/>
-        </w:rPr>
-        <w:t>.</w:t>
+        <w:t>Wisdom training: Self-distancing training promotes growth in wise reasoning and emodiversity.</w:t>
       </w:r>
       <w:r>
         <w:rPr>
@@ -38599,7 +37741,14 @@
         <w:rPr>
           <w:lang w:val="en-CA"/>
         </w:rPr>
-        <w:t xml:space="preserve">. Paper presented in the in the symposium “Wisdom in Social Context” chaired by N. M. Weststrate at the Annual Convention of the Gerontological Society of America, Boston, MS. </w:t>
+        <w:t xml:space="preserve">. Paper presented in the in the symposium “Wisdom in Social Context” </w:t>
+      </w:r>
+      <w:r>
+        <w:rPr>
+          <w:lang w:val="en-CA"/>
+        </w:rPr>
+        <w:lastRenderedPageBreak/>
+        <w:t xml:space="preserve">chaired by N. M. Weststrate at the Annual Convention of the Gerontological Society of America, Boston, MS. </w:t>
       </w:r>
     </w:p>
     <w:p>
@@ -38615,7 +37764,6 @@
           <w:b/>
           <w:lang w:val="en-CA"/>
         </w:rPr>
-        <w:lastRenderedPageBreak/>
         <w:t xml:space="preserve">Grossmann, I. </w:t>
       </w:r>
       <w:r>
@@ -38983,21 +38131,7 @@
         <w:rPr>
           <w:lang w:val="en-CA"/>
         </w:rPr>
-        <w:t>in the symposium “</w:t>
-      </w:r>
-      <w:proofErr w:type="spellStart"/>
-      <w:r>
-        <w:rPr>
-          <w:lang w:val="en-CA"/>
-        </w:rPr>
-        <w:t>Climato</w:t>
-      </w:r>
-      <w:proofErr w:type="spellEnd"/>
-      <w:r>
-        <w:rPr>
-          <w:lang w:val="en-CA"/>
-        </w:rPr>
-        <w:t>-economic Imprints on Culture” chaired by E. van de Vliert (Chair) at the 24</w:t>
+        <w:t>in the symposium “Climato-economic Imprints on Culture” chaired by E. van de Vliert (Chair) at the 24</w:t>
       </w:r>
       <w:r>
         <w:rPr>
@@ -39386,6 +38520,7 @@
           <w:u w:val="single"/>
           <w:lang w:val="de-DE" w:eastAsia="en-US"/>
         </w:rPr>
+        <w:lastRenderedPageBreak/>
         <w:t>Huynh, A. C.</w:t>
       </w:r>
       <w:r>
@@ -39460,7 +38595,6 @@
           <w:i/>
           <w:lang w:val="en-CA" w:eastAsia="en-US"/>
         </w:rPr>
-        <w:lastRenderedPageBreak/>
         <w:t>Data Blitz</w:t>
       </w:r>
       <w:r>
@@ -40245,6 +39379,7 @@
           <w:b/>
           <w:lang w:val="en-CA"/>
         </w:rPr>
+        <w:lastRenderedPageBreak/>
         <w:t>Grossmann, I</w:t>
       </w:r>
       <w:r>
@@ -40277,14 +39412,7 @@
         <w:rPr>
           <w:lang w:val="en-CA"/>
         </w:rPr>
-        <w:t xml:space="preserve">Paper presented in the invited symposium </w:t>
-      </w:r>
-      <w:r>
-        <w:rPr>
-          <w:lang w:val="en-CA"/>
-        </w:rPr>
-        <w:lastRenderedPageBreak/>
-        <w:t xml:space="preserve">“Social / cultural change: Determinants, moderators, and consequences” chaired by T. Hamamura at </w:t>
+        <w:t xml:space="preserve">Paper presented in the invited symposium “Social / cultural change: Determinants, moderators, and consequences” chaired by T. Hamamura at </w:t>
       </w:r>
       <w:r>
         <w:rPr>
@@ -40345,21 +39473,7 @@
         <w:rPr>
           <w:lang w:val="en-CA"/>
         </w:rPr>
-        <w:t xml:space="preserve">Discussant in the symposium “Continuity and changes in emotion socialization with globalization” chaired by M. Karasawa at </w:t>
-      </w:r>
-      <w:proofErr w:type="gramStart"/>
-      <w:r>
-        <w:rPr>
-          <w:lang w:val="en-CA"/>
-        </w:rPr>
-        <w:t>The</w:t>
-      </w:r>
-      <w:proofErr w:type="gramEnd"/>
-      <w:r>
-        <w:rPr>
-          <w:lang w:val="en-CA"/>
-        </w:rPr>
-        <w:t xml:space="preserve"> 23</w:t>
+        <w:t>Discussant in the symposium “Continuity and changes in emotion socialization with globalization” chaired by M. Karasawa at The 23</w:t>
       </w:r>
       <w:r>
         <w:rPr>
@@ -40518,21 +39632,7 @@
         <w:rPr>
           <w:lang w:val="en-CA"/>
         </w:rPr>
-        <w:t xml:space="preserve"> Paper presented in the symposium “Operationalizing affective complexity: Theory, measurement, and applications” chaired by R. Gonzalez (Chair) and J. Smith (Co-Chair) at </w:t>
-      </w:r>
-      <w:proofErr w:type="gramStart"/>
-      <w:r>
-        <w:rPr>
-          <w:lang w:val="en-CA"/>
-        </w:rPr>
-        <w:t>The</w:t>
-      </w:r>
-      <w:proofErr w:type="gramEnd"/>
-      <w:r>
-        <w:rPr>
-          <w:lang w:val="en-CA"/>
-        </w:rPr>
-        <w:t xml:space="preserve"> 28</w:t>
+        <w:t xml:space="preserve"> Paper presented in the symposium “Operationalizing affective complexity: Theory, measurement, and applications” chaired by R. Gonzalez (Chair) and J. Smith (Co-Chair) at The 28</w:t>
       </w:r>
       <w:r>
         <w:rPr>
@@ -40636,21 +39736,7 @@
         <w:rPr>
           <w:lang w:val="en-CA"/>
         </w:rPr>
-        <w:t xml:space="preserve"> (Co-Chair) at </w:t>
-      </w:r>
-      <w:proofErr w:type="gramStart"/>
-      <w:r>
-        <w:rPr>
-          <w:lang w:val="en-CA"/>
-        </w:rPr>
-        <w:t>The</w:t>
-      </w:r>
-      <w:proofErr w:type="gramEnd"/>
-      <w:r>
-        <w:rPr>
-          <w:lang w:val="en-CA"/>
-        </w:rPr>
-        <w:t xml:space="preserve"> 28</w:t>
+        <w:t xml:space="preserve"> (Co-Chair) at The 28</w:t>
       </w:r>
       <w:r>
         <w:rPr>
@@ -40904,21 +39990,7 @@
         <w:rPr>
           <w:lang w:val="en-CA"/>
         </w:rPr>
-        <w:t xml:space="preserve"> </w:t>
-      </w:r>
-      <w:proofErr w:type="gramStart"/>
-      <w:r>
-        <w:rPr>
-          <w:lang w:val="en-CA"/>
-        </w:rPr>
-        <w:t>The</w:t>
-      </w:r>
-      <w:proofErr w:type="gramEnd"/>
-      <w:r>
-        <w:rPr>
-          <w:lang w:val="en-CA"/>
-        </w:rPr>
-        <w:t xml:space="preserve"> 17</w:t>
+        <w:t xml:space="preserve"> The 17</w:t>
       </w:r>
       <w:r>
         <w:rPr>
@@ -40976,23 +40048,7 @@
           <w:i/>
           <w:lang w:val="en-CA"/>
         </w:rPr>
-        <w:t xml:space="preserve">Ego-decentered reasoning predicts cross-domain </w:t>
-      </w:r>
-      <w:proofErr w:type="spellStart"/>
-      <w:r>
-        <w:rPr>
-          <w:i/>
-          <w:lang w:val="en-CA"/>
-        </w:rPr>
-        <w:t>prosociality</w:t>
-      </w:r>
-      <w:proofErr w:type="spellEnd"/>
-      <w:r>
-        <w:rPr>
-          <w:i/>
-          <w:lang w:val="en-CA"/>
-        </w:rPr>
-        <w:t>.</w:t>
+        <w:t>Ego-decentered reasoning predicts cross-domain prosociality.</w:t>
       </w:r>
       <w:r>
         <w:rPr>
@@ -41000,19 +40056,12 @@
         </w:rPr>
         <w:t xml:space="preserve"> Paper presented in the symposium “The evolution and maintenance of human </w:t>
       </w:r>
-      <w:proofErr w:type="spellStart"/>
-      <w:r>
-        <w:rPr>
-          <w:lang w:val="en-CA"/>
-        </w:rPr>
-        <w:t>prosociality</w:t>
-      </w:r>
-      <w:proofErr w:type="spellEnd"/>
-      <w:r>
-        <w:rPr>
-          <w:lang w:val="en-CA"/>
-        </w:rPr>
-        <w:t xml:space="preserve">” chaired by </w:t>
+      <w:r>
+        <w:rPr>
+          <w:lang w:val="en-CA"/>
+        </w:rPr>
+        <w:lastRenderedPageBreak/>
+        <w:t xml:space="preserve">prosociality” chaired by </w:t>
       </w:r>
       <w:r>
         <w:rPr>
@@ -41050,21 +40099,7 @@
         <w:rPr>
           <w:lang w:val="en-CA"/>
         </w:rPr>
-        <w:t xml:space="preserve"> </w:t>
-      </w:r>
-      <w:proofErr w:type="gramStart"/>
-      <w:r>
-        <w:rPr>
-          <w:lang w:val="en-CA"/>
-        </w:rPr>
-        <w:t>The</w:t>
-      </w:r>
-      <w:proofErr w:type="gramEnd"/>
-      <w:r>
-        <w:rPr>
-          <w:lang w:val="en-CA"/>
-        </w:rPr>
-        <w:t xml:space="preserve"> 17</w:t>
+        <w:t xml:space="preserve"> The 17</w:t>
       </w:r>
       <w:r>
         <w:rPr>
@@ -41098,7 +40133,6 @@
           <w:sz w:val="24"/>
           <w:szCs w:val="24"/>
         </w:rPr>
-        <w:lastRenderedPageBreak/>
         <w:t>Grossmann, I.</w:t>
       </w:r>
       <w:r>
@@ -41775,23 +40809,7 @@
           <w:bCs/>
           <w:lang w:val="en-CA"/>
         </w:rPr>
-        <w:t xml:space="preserve">. Paper presented in a symposium “Wisdom: Characteristics, contexts, and consequences” chaired by S. </w:t>
-      </w:r>
-      <w:proofErr w:type="spellStart"/>
-      <w:r>
-        <w:rPr>
-          <w:bCs/>
-          <w:lang w:val="en-CA"/>
-        </w:rPr>
-        <w:t>Etezadi</w:t>
-      </w:r>
-      <w:proofErr w:type="spellEnd"/>
-      <w:r>
-        <w:rPr>
-          <w:bCs/>
-          <w:lang w:val="en-CA"/>
-        </w:rPr>
-        <w:t xml:space="preserve"> at the convention of the Canadian Psychological Association in Vancouver, BC.</w:t>
+        <w:t>. Paper presented in a symposium “Wisdom: Characteristics, contexts, and consequences” chaired by S. Etezadi at the convention of the Canadian Psychological Association in Vancouver, BC.</w:t>
       </w:r>
     </w:p>
     <w:p>
@@ -41812,6 +40830,7 @@
           <w:sz w:val="24"/>
           <w:szCs w:val="24"/>
         </w:rPr>
+        <w:lastRenderedPageBreak/>
         <w:t>Grossmann, I</w:t>
       </w:r>
       <w:r>
@@ -41837,16 +40856,7 @@
           <w:sz w:val="24"/>
           <w:szCs w:val="24"/>
         </w:rPr>
-        <w:t xml:space="preserve"> Paper presented in the symposium “Toward a Clearer Conceptualization of the Relations of Wisdom to Other Constructs: Distinguishing Resources, Correlates, and Outcomes” </w:t>
-      </w:r>
-      <w:r>
-        <w:rPr>
-          <w:rFonts w:ascii="Times New Roman" w:hAnsi="Times New Roman" w:cs="Times New Roman"/>
-          <w:sz w:val="24"/>
-          <w:szCs w:val="24"/>
-        </w:rPr>
-        <w:lastRenderedPageBreak/>
-        <w:t>chaired by J. Glueck at the 66</w:t>
+        <w:t xml:space="preserve"> Paper presented in the symposium “Toward a Clearer Conceptualization of the Relations of Wisdom to Other Constructs: Distinguishing Resources, Correlates, and Outcomes” chaired by J. Glueck at the 66</w:t>
       </w:r>
       <w:r>
         <w:rPr>
@@ -42791,6 +41801,7 @@
           <w:b/>
           <w:lang w:val="en-CA"/>
         </w:rPr>
+        <w:lastRenderedPageBreak/>
         <w:t>Grossmann, I</w:t>
       </w:r>
       <w:r>
@@ -42867,7 +41878,6 @@
           <w:b/>
           <w:lang w:val="en-CA"/>
         </w:rPr>
-        <w:lastRenderedPageBreak/>
         <w:t>Grossmann, I.</w:t>
       </w:r>
       <w:r>
@@ -43254,14 +42264,7 @@
         <w:rPr>
           <w:lang w:val="en-CA"/>
         </w:rPr>
-        <w:t xml:space="preserve"> &amp; O. Ybarra (Co-Chair) at the </w:t>
-      </w:r>
-      <w:proofErr w:type="gramStart"/>
-      <w:r>
-        <w:rPr>
-          <w:lang w:val="en-CA"/>
-        </w:rPr>
-        <w:t>23</w:t>
+        <w:t xml:space="preserve"> &amp; O. Ybarra (Co-Chair) at the 23</w:t>
       </w:r>
       <w:r>
         <w:rPr>
@@ -43270,7 +42273,6 @@
         </w:rPr>
         <w:t>nd</w:t>
       </w:r>
-      <w:proofErr w:type="gramEnd"/>
       <w:r>
         <w:rPr>
           <w:lang w:val="en-CA"/>
@@ -43755,6 +42757,7 @@
           <w:b/>
           <w:lang w:val="en-CA"/>
         </w:rPr>
+        <w:lastRenderedPageBreak/>
         <w:t>Grossmann, I.</w:t>
       </w:r>
       <w:r>
@@ -43900,7 +42903,6 @@
           <w:b/>
           <w:lang w:val="en-CA"/>
         </w:rPr>
-        <w:lastRenderedPageBreak/>
         <w:t>Grossmann, I.</w:t>
       </w:r>
       <w:r>
@@ -44569,7 +43571,6 @@
         </w:rPr>
         <w:t xml:space="preserve">Judgment and Decision-Making Preconference of the </w:t>
       </w:r>
-      <w:proofErr w:type="gramStart"/>
       <w:r>
         <w:rPr>
           <w:lang w:val="en-CA"/>
@@ -44589,7 +43590,6 @@
         </w:rPr>
         <w:t>rd</w:t>
       </w:r>
-      <w:proofErr w:type="gramEnd"/>
       <w:r>
         <w:rPr>
           <w:lang w:val="en-CA"/>
@@ -44626,7 +43626,6 @@
           <w:lang w:val="en-CA"/>
         </w:rPr>
       </w:pPr>
-      <w:proofErr w:type="spellStart"/>
       <w:r>
         <w:rPr>
           <w:u w:val="single"/>
@@ -44634,7 +43633,6 @@
         </w:rPr>
         <w:t>Kachhiyapatel</w:t>
       </w:r>
-      <w:proofErr w:type="spellEnd"/>
       <w:r>
         <w:rPr>
           <w:u w:val="single"/>
@@ -45160,21 +44158,12 @@
           <w:lang w:val="en-CA"/>
         </w:rPr>
       </w:pPr>
-      <w:proofErr w:type="spellStart"/>
       <w:r>
         <w:rPr>
           <w:u w:val="single"/>
           <w:lang w:val="en-CA"/>
         </w:rPr>
-        <w:t>Mostafapour</w:t>
-      </w:r>
-      <w:proofErr w:type="spellEnd"/>
-      <w:r>
-        <w:rPr>
-          <w:u w:val="single"/>
-          <w:lang w:val="en-CA"/>
-        </w:rPr>
-        <w:t>, M</w:t>
+        <w:t>Mostafapour, M</w:t>
       </w:r>
       <w:r>
         <w:rPr>
@@ -45238,6 +44227,7 @@
           <w:u w:val="single"/>
           <w:lang w:val="en-CA"/>
         </w:rPr>
+        <w:lastRenderedPageBreak/>
         <w:t>Santos, H. C.</w:t>
       </w:r>
       <w:r>
@@ -45303,7 +44293,6 @@
           <w:u w:val="single"/>
           <w:lang w:val="en-CA"/>
         </w:rPr>
-        <w:lastRenderedPageBreak/>
         <w:t>Huynh, A. C</w:t>
       </w:r>
       <w:r>
@@ -45511,21 +44500,7 @@
         <w:rPr>
           <w:lang w:val="en-CA"/>
         </w:rPr>
-        <w:t xml:space="preserve">. Poster presented at </w:t>
-      </w:r>
-      <w:proofErr w:type="gramStart"/>
-      <w:r>
-        <w:rPr>
-          <w:lang w:val="en-CA"/>
-        </w:rPr>
-        <w:t>The</w:t>
-      </w:r>
-      <w:proofErr w:type="gramEnd"/>
-      <w:r>
-        <w:rPr>
-          <w:lang w:val="en-CA"/>
-        </w:rPr>
-        <w:t xml:space="preserve"> 23rd International Congress of the International Association for Cross-Cultural Psychology, Nagoya, Japan.</w:t>
+        <w:t>. Poster presented at The 23rd International Congress of the International Association for Cross-Cultural Psychology, Nagoya, Japan.</w:t>
       </w:r>
     </w:p>
     <w:p>
@@ -46010,21 +44985,7 @@
         <w:rPr>
           <w:lang w:val="de-DE"/>
         </w:rPr>
-        <w:t xml:space="preserve">. (2015, </w:t>
-      </w:r>
-      <w:proofErr w:type="spellStart"/>
-      <w:r>
-        <w:rPr>
-          <w:lang w:val="de-DE"/>
-        </w:rPr>
-        <w:t>February</w:t>
-      </w:r>
-      <w:proofErr w:type="spellEnd"/>
-      <w:r>
-        <w:rPr>
-          <w:lang w:val="de-DE"/>
-        </w:rPr>
-        <w:t xml:space="preserve">). </w:t>
+        <w:t xml:space="preserve">. (2015, February). </w:t>
       </w:r>
       <w:r>
         <w:rPr>
@@ -46100,6 +45061,7 @@
           <w:u w:val="single"/>
           <w:lang w:val="en-CA"/>
         </w:rPr>
+        <w:lastRenderedPageBreak/>
         <w:t>Koyama, J.</w:t>
       </w:r>
       <w:r>
@@ -46190,7 +45152,6 @@
           <w:u w:val="single"/>
           <w:lang w:val="en-CA"/>
         </w:rPr>
-        <w:lastRenderedPageBreak/>
         <w:t>Santos, H. C.</w:t>
       </w:r>
       <w:r>
@@ -47528,21 +46489,7 @@
         <w:rPr>
           <w:lang w:val="en-CA"/>
         </w:rPr>
-        <w:t xml:space="preserve"> &amp; </w:t>
-      </w:r>
-      <w:proofErr w:type="spellStart"/>
-      <w:r>
-        <w:rPr>
-          <w:lang w:val="en-CA"/>
-        </w:rPr>
-        <w:t>Scornia</w:t>
-      </w:r>
-      <w:proofErr w:type="spellEnd"/>
-      <w:r>
-        <w:rPr>
-          <w:lang w:val="en-CA"/>
-        </w:rPr>
-        <w:t>, A. (2005</w:t>
+        <w:t xml:space="preserve"> &amp; Scornia, A. (2005</w:t>
       </w:r>
       <w:r>
         <w:rPr>
@@ -47668,6 +46615,7 @@
           <w:b/>
           <w:lang w:val="en-CA"/>
         </w:rPr>
+        <w:lastRenderedPageBreak/>
         <w:t>Mentorship</w:t>
       </w:r>
     </w:p>
@@ -47768,14 +46716,62 @@
                 <w:color w:val="000000"/>
                 <w:lang w:val="en-CA"/>
               </w:rPr>
-              <w:t xml:space="preserve">Maryam </w:t>
-            </w:r>
-            <w:r>
+              <w:t>Peter Diep</w:t>
+            </w:r>
+          </w:p>
+        </w:tc>
+      </w:tr>
+      <w:tr>
+        <w:tc>
+          <w:tcPr>
+            <w:tcW w:w="1818" w:type="dxa"/>
+          </w:tcPr>
+          <w:p>
+            <w:pPr>
+              <w:autoSpaceDE w:val="0"/>
+              <w:autoSpaceDN w:val="0"/>
+              <w:adjustRightInd w:val="0"/>
+              <w:rPr>
+                <w:lang w:val="en-CA"/>
+              </w:rPr>
+            </w:pPr>
+            <w:r>
+              <w:rPr>
+                <w:lang w:val="en-CA"/>
+              </w:rPr>
+              <w:t>2024 – 2026</w:t>
+            </w:r>
+          </w:p>
+        </w:tc>
+        <w:tc>
+          <w:tcPr>
+            <w:tcW w:w="8203" w:type="dxa"/>
+          </w:tcPr>
+          <w:p>
+            <w:pPr>
+              <w:autoSpaceDE w:val="0"/>
+              <w:autoSpaceDN w:val="0"/>
+              <w:adjustRightInd w:val="0"/>
               <w:rPr>
                 <w:iCs/>
                 <w:color w:val="000000"/>
                 <w:lang w:val="en-CA"/>
               </w:rPr>
+            </w:pPr>
+            <w:r>
+              <w:rPr>
+                <w:iCs/>
+                <w:color w:val="000000"/>
+                <w:lang w:val="en-CA"/>
+              </w:rPr>
+              <w:t xml:space="preserve">Maryam </w:t>
+            </w:r>
+            <w:r>
+              <w:rPr>
+                <w:iCs/>
+                <w:color w:val="000000"/>
+                <w:lang w:val="en-CA"/>
+              </w:rPr>
               <w:t>Ghorbansabagh</w:t>
             </w:r>
           </w:p>
@@ -47799,8 +46795,7 @@
               <w:rPr>
                 <w:lang w:val="en-CA"/>
               </w:rPr>
-              <w:lastRenderedPageBreak/>
-              <w:t>2024 – present</w:t>
+              <w:t xml:space="preserve">2023 – 2025 </w:t>
             </w:r>
           </w:p>
         </w:tc>
@@ -47825,82 +46820,24 @@
                 <w:color w:val="000000"/>
                 <w:lang w:val="en-CA"/>
               </w:rPr>
-              <w:t>Peter Diep</w:t>
-            </w:r>
-          </w:p>
-        </w:tc>
-      </w:tr>
-      <w:tr>
-        <w:tc>
-          <w:tcPr>
-            <w:tcW w:w="1818" w:type="dxa"/>
-          </w:tcPr>
-          <w:p>
-            <w:pPr>
-              <w:autoSpaceDE w:val="0"/>
-              <w:autoSpaceDN w:val="0"/>
-              <w:adjustRightInd w:val="0"/>
-              <w:rPr>
-                <w:lang w:val="en-CA"/>
-              </w:rPr>
-            </w:pPr>
-            <w:r>
-              <w:rPr>
-                <w:lang w:val="en-CA"/>
-              </w:rPr>
-              <w:t xml:space="preserve">2023 – 2025 </w:t>
-            </w:r>
-          </w:p>
-        </w:tc>
-        <w:tc>
-          <w:tcPr>
-            <w:tcW w:w="8203" w:type="dxa"/>
-          </w:tcPr>
-          <w:p>
-            <w:pPr>
-              <w:autoSpaceDE w:val="0"/>
-              <w:autoSpaceDN w:val="0"/>
-              <w:adjustRightInd w:val="0"/>
+              <w:t>Niyati Kachhiya</w:t>
+            </w:r>
+            <w:r>
               <w:rPr>
                 <w:iCs/>
                 <w:color w:val="000000"/>
                 <w:lang w:val="en-CA"/>
               </w:rPr>
-            </w:pPr>
+              <w:t>p</w:t>
+            </w:r>
             <w:r>
               <w:rPr>
                 <w:iCs/>
                 <w:color w:val="000000"/>
                 <w:lang w:val="en-CA"/>
               </w:rPr>
-              <w:t xml:space="preserve">Niyati </w:t>
-            </w:r>
-            <w:proofErr w:type="spellStart"/>
-            <w:r>
-              <w:rPr>
-                <w:iCs/>
-                <w:color w:val="000000"/>
-                <w:lang w:val="en-CA"/>
-              </w:rPr>
-              <w:t>Kachhiya</w:t>
-            </w:r>
-            <w:r>
-              <w:rPr>
-                <w:iCs/>
-                <w:color w:val="000000"/>
-                <w:lang w:val="en-CA"/>
-              </w:rPr>
-              <w:t>p</w:t>
-            </w:r>
-            <w:r>
-              <w:rPr>
-                <w:iCs/>
-                <w:color w:val="000000"/>
-                <w:lang w:val="en-CA"/>
-              </w:rPr>
               <w:t>atel</w:t>
             </w:r>
-            <w:proofErr w:type="spellEnd"/>
           </w:p>
         </w:tc>
       </w:tr>
@@ -48918,16 +47855,8 @@
               <w:rPr>
                 <w:lang w:val="en-CA"/>
               </w:rPr>
-              <w:t xml:space="preserve">Sonia </w:t>
-            </w:r>
-            <w:proofErr w:type="spellStart"/>
-            <w:r>
-              <w:rPr>
-                <w:lang w:val="en-CA"/>
-              </w:rPr>
-              <w:t>Vintan</w:t>
-            </w:r>
-            <w:proofErr w:type="spellEnd"/>
+              <w:t>Sonia Vintan</w:t>
+            </w:r>
           </w:p>
         </w:tc>
       </w:tr>
@@ -49234,16 +48163,8 @@
               <w:rPr>
                 <w:lang w:val="en-CA"/>
               </w:rPr>
-              <w:t xml:space="preserve">Ceara </w:t>
-            </w:r>
-            <w:proofErr w:type="spellStart"/>
-            <w:r>
-              <w:rPr>
-                <w:lang w:val="en-CA"/>
-              </w:rPr>
-              <w:t>Khoramshani</w:t>
-            </w:r>
-            <w:proofErr w:type="spellEnd"/>
+              <w:t>Ceara Khoramshani</w:t>
+            </w:r>
           </w:p>
         </w:tc>
       </w:tr>
@@ -49547,7 +48468,6 @@
           <w:lang w:val="en-CA"/>
         </w:rPr>
       </w:pPr>
-      <w:proofErr w:type="gramStart"/>
       <w:r>
         <w:rPr>
           <w:b/>
@@ -49555,17 +48475,7 @@
           <w:i/>
           <w:lang w:val="en-CA"/>
         </w:rPr>
-        <w:t>Masters</w:t>
-      </w:r>
-      <w:proofErr w:type="gramEnd"/>
-      <w:r>
-        <w:rPr>
-          <w:b/>
-          <w:bCs/>
-          <w:i/>
-          <w:lang w:val="en-CA"/>
-        </w:rPr>
-        <w:t xml:space="preserve"> Thesis </w:t>
+        <w:t xml:space="preserve">Masters Thesis </w:t>
       </w:r>
     </w:p>
     <w:tbl>
@@ -49604,7 +48514,7 @@
               <w:rPr>
                 <w:lang w:val="en-CA"/>
               </w:rPr>
-              <w:t>2025</w:t>
+              <w:t>2026</w:t>
             </w:r>
           </w:p>
         </w:tc>
@@ -49621,20 +48531,13 @@
                 <w:lang w:val="en-CA"/>
               </w:rPr>
             </w:pPr>
-            <w:r>
-              <w:rPr>
-                <w:lang w:val="en-CA"/>
-              </w:rPr>
-              <w:t xml:space="preserve">Niyati </w:t>
-            </w:r>
-            <w:proofErr w:type="spellStart"/>
             <w:r>
               <w:rPr>
                 <w:iCs/>
                 <w:color w:val="000000"/>
                 <w:lang w:val="en-CA"/>
               </w:rPr>
-              <w:t>Kachhiya</w:t>
+              <w:t xml:space="preserve">Maryam </w:t>
             </w:r>
             <w:r>
               <w:rPr>
@@ -49642,7 +48545,57 @@
                 <w:color w:val="000000"/>
                 <w:lang w:val="en-CA"/>
               </w:rPr>
-              <w:t>p</w:t>
+              <w:t>Ghorbansabagh</w:t>
+            </w:r>
+            <w:r>
+              <w:rPr>
+                <w:lang w:val="en-CA"/>
+              </w:rPr>
+              <w:t>, University of Waterloo, Canada</w:t>
+            </w:r>
+          </w:p>
+        </w:tc>
+      </w:tr>
+      <w:tr>
+        <w:tc>
+          <w:tcPr>
+            <w:tcW w:w="1818" w:type="dxa"/>
+          </w:tcPr>
+          <w:p>
+            <w:pPr>
+              <w:autoSpaceDE w:val="0"/>
+              <w:autoSpaceDN w:val="0"/>
+              <w:adjustRightInd w:val="0"/>
+              <w:rPr>
+                <w:lang w:val="en-CA"/>
+              </w:rPr>
+            </w:pPr>
+            <w:r>
+              <w:rPr>
+                <w:lang w:val="en-CA"/>
+              </w:rPr>
+              <w:t>2025</w:t>
+            </w:r>
+          </w:p>
+        </w:tc>
+        <w:tc>
+          <w:tcPr>
+            <w:tcW w:w="8203" w:type="dxa"/>
+          </w:tcPr>
+          <w:p>
+            <w:pPr>
+              <w:autoSpaceDE w:val="0"/>
+              <w:autoSpaceDN w:val="0"/>
+              <w:adjustRightInd w:val="0"/>
+              <w:rPr>
+                <w:lang w:val="en-CA"/>
+              </w:rPr>
+            </w:pPr>
+            <w:r>
+              <w:rPr>
+                <w:lang w:val="en-CA"/>
+              </w:rPr>
+              <w:t xml:space="preserve">Niyati </w:t>
             </w:r>
             <w:r>
               <w:rPr>
@@ -49650,9 +48603,24 @@
                 <w:color w:val="000000"/>
                 <w:lang w:val="en-CA"/>
               </w:rPr>
+              <w:t>Kachhiya</w:t>
+            </w:r>
+            <w:r>
+              <w:rPr>
+                <w:iCs/>
+                <w:color w:val="000000"/>
+                <w:lang w:val="en-CA"/>
+              </w:rPr>
+              <w:t>p</w:t>
+            </w:r>
+            <w:r>
+              <w:rPr>
+                <w:iCs/>
+                <w:color w:val="000000"/>
+                <w:lang w:val="en-CA"/>
+              </w:rPr>
               <w:t>atel</w:t>
             </w:r>
-            <w:proofErr w:type="spellEnd"/>
             <w:r>
               <w:rPr>
                 <w:lang w:val="en-CA"/>
@@ -49724,6 +48692,7 @@
               <w:rPr>
                 <w:lang w:val="en-CA"/>
               </w:rPr>
+              <w:lastRenderedPageBreak/>
               <w:t>2016</w:t>
             </w:r>
           </w:p>
@@ -49866,7 +48835,6 @@
               <w:rPr>
                 <w:lang w:val="en-CA"/>
               </w:rPr>
-              <w:lastRenderedPageBreak/>
               <w:t>2018</w:t>
             </w:r>
           </w:p>
@@ -50002,7 +48970,6 @@
           <w:lang w:val="en-CA"/>
         </w:rPr>
       </w:pPr>
-      <w:proofErr w:type="gramStart"/>
       <w:r>
         <w:rPr>
           <w:b/>
@@ -50010,17 +48977,7 @@
           <w:i/>
           <w:lang w:val="en-CA"/>
         </w:rPr>
-        <w:t>Masters</w:t>
-      </w:r>
-      <w:proofErr w:type="gramEnd"/>
-      <w:r>
-        <w:rPr>
-          <w:b/>
-          <w:bCs/>
-          <w:i/>
-          <w:lang w:val="en-CA"/>
-        </w:rPr>
-        <w:t xml:space="preserve"> Committees</w:t>
+        <w:t>Masters Committees</w:t>
       </w:r>
     </w:p>
     <w:tbl>
@@ -51059,7 +50016,6 @@
               </w:rPr>
               <w:t xml:space="preserve">. </w:t>
             </w:r>
-            <w:proofErr w:type="spellStart"/>
             <w:r>
               <w:rPr>
                 <w:rFonts w:ascii="Times New Roman" w:hAnsi="Times New Roman" w:cs="Times New Roman"/>
@@ -51070,7 +50026,6 @@
               </w:rPr>
               <w:t>Kachhiyapatel</w:t>
             </w:r>
-            <w:proofErr w:type="spellEnd"/>
             <w:r>
               <w:rPr>
                 <w:rFonts w:ascii="Times New Roman" w:hAnsi="Times New Roman" w:cs="Times New Roman"/>
@@ -51408,10 +50363,42 @@
                 <w:sz w:val="24"/>
                 <w:szCs w:val="24"/>
               </w:rPr>
-              <w:t xml:space="preserve">Honours Thesis Award (for </w:t>
-            </w:r>
-            <w:proofErr w:type="spellStart"/>
-            <w:r>
+              <w:t>Honours Thesis Award (for Yoonjee Michelle Yeh)</w:t>
+            </w:r>
+          </w:p>
+        </w:tc>
+      </w:tr>
+      <w:tr>
+        <w:tc>
+          <w:tcPr>
+            <w:tcW w:w="1530" w:type="dxa"/>
+          </w:tcPr>
+          <w:p>
+            <w:pPr>
+              <w:pStyle w:val="NoSpacing"/>
+              <w:rPr>
+                <w:rFonts w:ascii="Times New Roman" w:hAnsi="Times New Roman" w:cs="Times New Roman"/>
+                <w:sz w:val="24"/>
+                <w:szCs w:val="24"/>
+              </w:rPr>
+            </w:pPr>
+            <w:r>
+              <w:rPr>
+                <w:rFonts w:ascii="Times New Roman" w:hAnsi="Times New Roman" w:cs="Times New Roman"/>
+                <w:sz w:val="24"/>
+                <w:szCs w:val="24"/>
+              </w:rPr>
+              <w:t>2016</w:t>
+            </w:r>
+          </w:p>
+        </w:tc>
+        <w:tc>
+          <w:tcPr>
+            <w:tcW w:w="8550" w:type="dxa"/>
+          </w:tcPr>
+          <w:p>
+            <w:pPr>
+              <w:pStyle w:val="NoSpacing"/>
               <w:rPr>
                 <w:rFonts w:ascii="Times New Roman" w:hAnsi="Times New Roman" w:cs="Times New Roman"/>
                 <w:iCs/>
@@ -51419,9 +50406,7 @@
                 <w:sz w:val="24"/>
                 <w:szCs w:val="24"/>
               </w:rPr>
-              <w:t>Yoonjee</w:t>
-            </w:r>
-            <w:proofErr w:type="spellEnd"/>
+            </w:pPr>
             <w:r>
               <w:rPr>
                 <w:rFonts w:ascii="Times New Roman" w:hAnsi="Times New Roman" w:cs="Times New Roman"/>
@@ -51430,7 +50415,7 @@
                 <w:sz w:val="24"/>
                 <w:szCs w:val="24"/>
               </w:rPr>
-              <w:t xml:space="preserve"> Michelle Yeh)</w:t>
+              <w:t>Diversity Fund Travel Award to attend the 2017 SPSP convention (for J. Brienza)</w:t>
             </w:r>
           </w:p>
         </w:tc>
@@ -51482,7 +50467,7 @@
                 <w:sz w:val="24"/>
                 <w:szCs w:val="24"/>
               </w:rPr>
-              <w:t>Diversity Fund Travel Award to attend the 2017 SPSP convention (for J. Brienza)</w:t>
+              <w:t>Diversity Fund Travel Award to attend the 2017 SPSP convention (for H. Santos)</w:t>
             </w:r>
           </w:p>
         </w:tc>
@@ -51534,7 +50519,7 @@
                 <w:sz w:val="24"/>
                 <w:szCs w:val="24"/>
               </w:rPr>
-              <w:t>Diversity Fund Travel Award to attend the 2017 SPSP convention (for H. Santos)</w:t>
+              <w:t>Vanier Canada Graduate Scholarship (for H. Oakes)</w:t>
             </w:r>
           </w:p>
         </w:tc>
@@ -51586,7 +50571,7 @@
                 <w:sz w:val="24"/>
                 <w:szCs w:val="24"/>
               </w:rPr>
-              <w:t>Vanier Canada Graduate Scholarship (for H. Oakes)</w:t>
+              <w:t>Graduate Student Travel Award, APS convention (for H. Oakes)</w:t>
             </w:r>
           </w:p>
         </w:tc>
@@ -51638,7 +50623,7 @@
                 <w:sz w:val="24"/>
                 <w:szCs w:val="24"/>
               </w:rPr>
-              <w:t>Graduate Student Travel Award, APS convention (for H. Oakes)</w:t>
+              <w:t>Warren Ober Award for outstanding teaching at the UW (for H. Santos)</w:t>
             </w:r>
           </w:p>
         </w:tc>
@@ -51663,7 +50648,7 @@
                 <w:sz w:val="24"/>
                 <w:szCs w:val="24"/>
               </w:rPr>
-              <w:t>2016</w:t>
+              <w:t>2015</w:t>
             </w:r>
           </w:p>
         </w:tc>
@@ -51690,7 +50675,7 @@
                 <w:sz w:val="24"/>
                 <w:szCs w:val="24"/>
               </w:rPr>
-              <w:t>Warren Ober Award for outstanding teaching at the UW (for H. Santos)</w:t>
+              <w:t>Diversity Fund Travel Award to attend the 2016 SPSP convention (for H. Oakes)</w:t>
             </w:r>
           </w:p>
         </w:tc>
@@ -51715,6 +50700,7 @@
                 <w:sz w:val="24"/>
                 <w:szCs w:val="24"/>
               </w:rPr>
+              <w:lastRenderedPageBreak/>
               <w:t>2015</w:t>
             </w:r>
           </w:p>
@@ -51742,7 +50728,7 @@
                 <w:sz w:val="24"/>
                 <w:szCs w:val="24"/>
               </w:rPr>
-              <w:t>Diversity Fund Travel Award to attend the 2016 SPSP convention (for H. Oakes)</w:t>
+              <w:t>Joseph-Armand Bombardier Canadian Graduate Scholarship (for H. Oakes)</w:t>
             </w:r>
           </w:p>
         </w:tc>
@@ -51794,7 +50780,7 @@
                 <w:sz w:val="24"/>
                 <w:szCs w:val="24"/>
               </w:rPr>
-              <w:t>Joseph-Armand Bombardier Canadian Graduate Scholarship (for H. Oakes)</w:t>
+              <w:t>Graduate Student Poster Award Finalist, SPSP convention (for H. C. Santos)</w:t>
             </w:r>
           </w:p>
         </w:tc>
@@ -51819,7 +50805,18 @@
                 <w:sz w:val="24"/>
                 <w:szCs w:val="24"/>
               </w:rPr>
-              <w:t>2015</w:t>
+              <w:t xml:space="preserve">2014 </w:t>
+            </w:r>
+            <w:r>
+              <w:t>–</w:t>
+            </w:r>
+            <w:r>
+              <w:rPr>
+                <w:rFonts w:ascii="Times New Roman" w:hAnsi="Times New Roman" w:cs="Times New Roman"/>
+                <w:sz w:val="24"/>
+                <w:szCs w:val="24"/>
+              </w:rPr>
+              <w:t xml:space="preserve"> 2015</w:t>
             </w:r>
           </w:p>
         </w:tc>
@@ -51846,7 +50843,7 @@
                 <w:sz w:val="24"/>
                 <w:szCs w:val="24"/>
               </w:rPr>
-              <w:t>Graduate Student Poster Award Finalist, SPSP convention (for H. C. Santos)</w:t>
+              <w:t>International Ontario Graduate Scholarship (CAD$25,000; 1 of 5 allotted to University of Waterloo; for A. C. Huynh)</w:t>
             </w:r>
           </w:p>
         </w:tc>
@@ -51871,70 +50868,6 @@
                 <w:sz w:val="24"/>
                 <w:szCs w:val="24"/>
               </w:rPr>
-              <w:t xml:space="preserve">2014 </w:t>
-            </w:r>
-            <w:r>
-              <w:t>–</w:t>
-            </w:r>
-            <w:r>
-              <w:rPr>
-                <w:rFonts w:ascii="Times New Roman" w:hAnsi="Times New Roman" w:cs="Times New Roman"/>
-                <w:sz w:val="24"/>
-                <w:szCs w:val="24"/>
-              </w:rPr>
-              <w:t xml:space="preserve"> 2015</w:t>
-            </w:r>
-          </w:p>
-        </w:tc>
-        <w:tc>
-          <w:tcPr>
-            <w:tcW w:w="8550" w:type="dxa"/>
-          </w:tcPr>
-          <w:p>
-            <w:pPr>
-              <w:pStyle w:val="NoSpacing"/>
-              <w:rPr>
-                <w:rFonts w:ascii="Times New Roman" w:hAnsi="Times New Roman" w:cs="Times New Roman"/>
-                <w:iCs/>
-                <w:color w:val="000000"/>
-                <w:sz w:val="24"/>
-                <w:szCs w:val="24"/>
-              </w:rPr>
-            </w:pPr>
-            <w:r>
-              <w:rPr>
-                <w:rFonts w:ascii="Times New Roman" w:hAnsi="Times New Roman" w:cs="Times New Roman"/>
-                <w:iCs/>
-                <w:color w:val="000000"/>
-                <w:sz w:val="24"/>
-                <w:szCs w:val="24"/>
-              </w:rPr>
-              <w:t>International Ontario Graduate Scholarship (CAD$25,000; 1 of 5 allotted to University of Waterloo; for A. C. Huynh)</w:t>
-            </w:r>
-          </w:p>
-        </w:tc>
-      </w:tr>
-      <w:tr>
-        <w:tc>
-          <w:tcPr>
-            <w:tcW w:w="1530" w:type="dxa"/>
-          </w:tcPr>
-          <w:p>
-            <w:pPr>
-              <w:pStyle w:val="NoSpacing"/>
-              <w:rPr>
-                <w:rFonts w:ascii="Times New Roman" w:hAnsi="Times New Roman" w:cs="Times New Roman"/>
-                <w:sz w:val="24"/>
-                <w:szCs w:val="24"/>
-              </w:rPr>
-            </w:pPr>
-            <w:r>
-              <w:rPr>
-                <w:rFonts w:ascii="Times New Roman" w:hAnsi="Times New Roman" w:cs="Times New Roman"/>
-                <w:sz w:val="24"/>
-                <w:szCs w:val="24"/>
-              </w:rPr>
-              <w:lastRenderedPageBreak/>
               <w:t>2014</w:t>
             </w:r>
           </w:p>
@@ -53404,25 +52337,7 @@
                 <w:color w:val="000000"/>
                 <w:lang w:val="en-CA"/>
               </w:rPr>
-              <w:t xml:space="preserve">Graduate Student Instructor, University of Michigan. Hold two </w:t>
-            </w:r>
-            <w:proofErr w:type="gramStart"/>
-            <w:r>
-              <w:rPr>
-                <w:i/>
-                <w:color w:val="000000"/>
-                <w:lang w:val="en-CA"/>
-              </w:rPr>
-              <w:t>weekly</w:t>
-            </w:r>
-            <w:proofErr w:type="gramEnd"/>
-            <w:r>
-              <w:rPr>
-                <w:i/>
-                <w:color w:val="000000"/>
-                <w:lang w:val="en-CA"/>
-              </w:rPr>
-              <w:t xml:space="preserve"> 2h seminars, created assignments, exams and class activities, graded papers.</w:t>
+              <w:t>Graduate Student Instructor, University of Michigan. Hold two weekly 2h seminars, created assignments, exams and class activities, graded papers.</w:t>
             </w:r>
           </w:p>
         </w:tc>
@@ -53496,25 +52411,7 @@
                 <w:color w:val="000000"/>
                 <w:lang w:val="en-CA"/>
               </w:rPr>
-              <w:t xml:space="preserve">Graduate Student Instructor, University of Michigan. Hold two </w:t>
-            </w:r>
-            <w:proofErr w:type="gramStart"/>
-            <w:r>
-              <w:rPr>
-                <w:i/>
-                <w:color w:val="000000"/>
-                <w:lang w:val="en-CA"/>
-              </w:rPr>
-              <w:t>weekly</w:t>
-            </w:r>
-            <w:proofErr w:type="gramEnd"/>
-            <w:r>
-              <w:rPr>
-                <w:i/>
-                <w:color w:val="000000"/>
-                <w:lang w:val="en-CA"/>
-              </w:rPr>
-              <w:t xml:space="preserve"> 2h seminars, created assignments, exams and class activities, graded papers.</w:t>
+              <w:t>Graduate Student Instructor, University of Michigan. Hold two weekly 2h seminars, created assignments, exams and class activities, graded papers.</w:t>
             </w:r>
           </w:p>
         </w:tc>
@@ -53637,6 +52534,7 @@
           <w:b/>
           <w:lang w:val="en-CA"/>
         </w:rPr>
+        <w:lastRenderedPageBreak/>
         <w:t>Guest lectures</w:t>
       </w:r>
     </w:p>
@@ -53780,7 +52678,6 @@
                 <w:color w:val="000000"/>
                 <w:lang w:val="en-CA"/>
               </w:rPr>
-              <w:lastRenderedPageBreak/>
               <w:t>Fall 2021</w:t>
             </w:r>
           </w:p>
@@ -53813,23 +52710,7 @@
                 <w:color w:val="000000"/>
                 <w:lang w:val="en-CA"/>
               </w:rPr>
-              <w:t>Seminar in Cognitive Science (</w:t>
-            </w:r>
-            <w:proofErr w:type="spellStart"/>
-            <w:r>
-              <w:rPr>
-                <w:color w:val="000000"/>
-                <w:lang w:val="en-CA"/>
-              </w:rPr>
-              <w:t>CogSci</w:t>
-            </w:r>
-            <w:proofErr w:type="spellEnd"/>
-            <w:r>
-              <w:rPr>
-                <w:color w:val="000000"/>
-                <w:lang w:val="en-CA"/>
-              </w:rPr>
-              <w:t xml:space="preserve"> 600), Department of Philosophy, Faculty of Arts, University of Waterloo</w:t>
+              <w:t>Seminar in Cognitive Science (CogSci 600), Department of Philosophy, Faculty of Arts, University of Waterloo</w:t>
             </w:r>
           </w:p>
         </w:tc>
@@ -54129,23 +53010,7 @@
                 <w:color w:val="000000"/>
                 <w:lang w:val="en-CA"/>
               </w:rPr>
-              <w:t>Seminar in Cognitive Science (</w:t>
-            </w:r>
-            <w:proofErr w:type="spellStart"/>
-            <w:r>
-              <w:rPr>
-                <w:color w:val="000000"/>
-                <w:lang w:val="en-CA"/>
-              </w:rPr>
-              <w:t>CogSci</w:t>
-            </w:r>
-            <w:proofErr w:type="spellEnd"/>
-            <w:r>
-              <w:rPr>
-                <w:color w:val="000000"/>
-                <w:lang w:val="en-CA"/>
-              </w:rPr>
-              <w:t xml:space="preserve"> 600), Department of Philosophy, Faculty of Arts, University of Waterloo</w:t>
+              <w:t>Seminar in Cognitive Science (CogSci 600), Department of Philosophy, Faculty of Arts, University of Waterloo</w:t>
             </w:r>
           </w:p>
         </w:tc>
@@ -54321,23 +53186,7 @@
                 <w:color w:val="000000"/>
                 <w:lang w:val="en-CA"/>
               </w:rPr>
-              <w:t>Seminar in Cognitive Science (</w:t>
-            </w:r>
-            <w:proofErr w:type="spellStart"/>
-            <w:r>
-              <w:rPr>
-                <w:color w:val="000000"/>
-                <w:lang w:val="en-CA"/>
-              </w:rPr>
-              <w:t>CogSci</w:t>
-            </w:r>
-            <w:proofErr w:type="spellEnd"/>
-            <w:r>
-              <w:rPr>
-                <w:color w:val="000000"/>
-                <w:lang w:val="en-CA"/>
-              </w:rPr>
-              <w:t xml:space="preserve"> 600), Department of Philosophy, Faculty of Arts, University of Waterloo</w:t>
+              <w:t>Seminar in Cognitive Science (CogSci 600), Department of Philosophy, Faculty of Arts, University of Waterloo</w:t>
             </w:r>
           </w:p>
         </w:tc>
@@ -54851,35 +53700,7 @@
               <w:rPr>
                 <w:lang w:val="en-CA"/>
               </w:rPr>
-              <w:t xml:space="preserve">20th European Congress of Psychology Students, </w:t>
-            </w:r>
-            <w:proofErr w:type="spellStart"/>
-            <w:r>
-              <w:rPr>
-                <w:lang w:val="en-CA"/>
-              </w:rPr>
-              <w:t>Spindleruv</w:t>
-            </w:r>
-            <w:proofErr w:type="spellEnd"/>
-            <w:r>
-              <w:rPr>
-                <w:lang w:val="en-CA"/>
-              </w:rPr>
-              <w:t xml:space="preserve"> </w:t>
-            </w:r>
-            <w:proofErr w:type="spellStart"/>
-            <w:r>
-              <w:rPr>
-                <w:lang w:val="en-CA"/>
-              </w:rPr>
-              <w:t>Mlyn</w:t>
-            </w:r>
-            <w:proofErr w:type="spellEnd"/>
-            <w:r>
-              <w:rPr>
-                <w:lang w:val="en-CA"/>
-              </w:rPr>
-              <w:t>, Czech Republic</w:t>
+              <w:t>20th European Congress of Psychology Students, Spindleruv Mlyn, Czech Republic</w:t>
             </w:r>
           </w:p>
         </w:tc>
@@ -55075,6 +53896,7 @@
         <w:rPr>
           <w:lang w:val="en-CA"/>
         </w:rPr>
+        <w:lastRenderedPageBreak/>
         <w:t>Additional interviews on podcasts and broadcast media on wisdom, decision-making, and AI (selected list available on request)</w:t>
       </w:r>
     </w:p>
@@ -55103,7 +53925,6 @@
           <w:iCs/>
           <w:lang w:val="en-CA"/>
         </w:rPr>
-        <w:lastRenderedPageBreak/>
         <w:t>Popular writing &amp; essays (</w:t>
       </w:r>
       <w:r>
@@ -55145,6 +53966,66 @@
         <w:rPr>
           <w:lang w:val="en-CA"/>
         </w:rPr>
+        <w:t xml:space="preserve">Grossmann, I. (2026, May). </w:t>
+      </w:r>
+      <w:r>
+        <w:rPr>
+          <w:lang w:val="en-CA"/>
+        </w:rPr>
+        <w:t>Redefining r</w:t>
+      </w:r>
+      <w:r>
+        <w:rPr>
+          <w:lang w:val="en-CA"/>
+        </w:rPr>
+        <w:t xml:space="preserve">isk in the age of AI Agents. Why the insurance industry needs algorithmic self-doubt. </w:t>
+      </w:r>
+      <w:r>
+        <w:rPr>
+          <w:i/>
+          <w:iCs/>
+          <w:lang w:val="en-CA"/>
+        </w:rPr>
+        <w:t>Insurance Advocate</w:t>
+      </w:r>
+      <w:r>
+        <w:rPr>
+          <w:lang w:val="en-CA"/>
+        </w:rPr>
+        <w:t xml:space="preserve">, </w:t>
+      </w:r>
+      <w:r>
+        <w:rPr>
+          <w:i/>
+          <w:iCs/>
+          <w:lang w:val="en-CA"/>
+        </w:rPr>
+        <w:t>169</w:t>
+      </w:r>
+      <w:r>
+        <w:rPr>
+          <w:lang w:val="en-CA"/>
+        </w:rPr>
+        <w:t xml:space="preserve">(5), 11-15 </w:t>
+      </w:r>
+      <w:r>
+        <w:rPr>
+          <w:lang w:val="en-CA"/>
+        </w:rPr>
+        <w:t>(cover story).</w:t>
+      </w:r>
+    </w:p>
+    <w:p>
+      <w:pPr>
+        <w:ind w:left="851" w:hanging="851"/>
+        <w:rPr>
+          <w:lang w:val="en-CA"/>
+        </w:rPr>
+      </w:pPr>
+      <w:r>
+        <w:rPr>
+          <w:lang w:val="en-CA"/>
+        </w:rPr>
         <w:t>Grossmann, I.</w:t>
       </w:r>
       <w:r>
@@ -55163,31 +54044,7 @@
         <w:rPr>
           <w:lang w:val="en-CA"/>
         </w:rPr>
-        <w:t xml:space="preserve"> (202</w:t>
-      </w:r>
-      <w:r>
-        <w:rPr>
-          <w:lang w:val="en-CA"/>
-        </w:rPr>
-        <w:t>6</w:t>
-      </w:r>
-      <w:r>
-        <w:rPr>
-          <w:lang w:val="en-CA"/>
-        </w:rPr>
-        <w:t xml:space="preserve">, </w:t>
-      </w:r>
-      <w:r>
-        <w:rPr>
-          <w:lang w:val="en-CA"/>
-        </w:rPr>
-        <w:t>January</w:t>
-      </w:r>
-      <w:r>
-        <w:rPr>
-          <w:lang w:val="en-CA"/>
-        </w:rPr>
-        <w:t xml:space="preserve">). </w:t>
+        <w:t xml:space="preserve"> (2026, January). </w:t>
       </w:r>
       <w:hyperlink r:id="rId53" w:history="1">
         <w:r>
@@ -55367,23 +54224,7 @@
             <w:rStyle w:val="Hyperlink"/>
             <w:lang w:val="en-CA"/>
           </w:rPr>
-          <w:t xml:space="preserve">It’s not stress that’s killing us, it’s </w:t>
-        </w:r>
-        <w:proofErr w:type="gramStart"/>
-        <w:r>
-          <w:rPr>
-            <w:rStyle w:val="Hyperlink"/>
-            <w:lang w:val="en-CA"/>
-          </w:rPr>
-          <w:t>hate</w:t>
-        </w:r>
-        <w:proofErr w:type="gramEnd"/>
-        <w:r>
-          <w:rPr>
-            <w:rStyle w:val="Hyperlink"/>
-            <w:lang w:val="en-CA"/>
-          </w:rPr>
-          <w:t>: Maybe mindfulness can help</w:t>
+          <w:t>It’s not stress that’s killing us, it’s hate: Maybe mindfulness can help</w:t>
         </w:r>
       </w:hyperlink>
       <w:r>
@@ -55845,40 +54686,27 @@
           <w:i/>
           <w:iCs/>
         </w:rPr>
-        <w:t xml:space="preserve">Public </w:t>
-      </w:r>
-      <w:proofErr w:type="spellStart"/>
+        <w:t>Public lectures</w:t>
+      </w:r>
       <w:r>
         <w:rPr>
           <w:b/>
           <w:bCs/>
           <w:i/>
           <w:iCs/>
-        </w:rPr>
-        <w:t>lectures</w:t>
-      </w:r>
-      <w:proofErr w:type="spellEnd"/>
+          <w:lang w:val="en-CA"/>
+        </w:rPr>
+        <w:t xml:space="preserve"> &amp; </w:t>
+      </w:r>
       <w:r>
         <w:rPr>
           <w:b/>
           <w:bCs/>
           <w:i/>
           <w:iCs/>
-          <w:lang w:val="en-CA"/>
-        </w:rPr>
-        <w:t xml:space="preserve"> &amp; </w:t>
-      </w:r>
-      <w:proofErr w:type="spellStart"/>
-      <w:r>
-        <w:rPr>
-          <w:b/>
-          <w:bCs/>
-          <w:i/>
-          <w:iCs/>
         </w:rPr>
         <w:t>workshops</w:t>
       </w:r>
-      <w:proofErr w:type="spellEnd"/>
     </w:p>
     <w:tbl>
       <w:tblPr>
@@ -55950,19 +54778,11 @@
               </w:rPr>
               <w:t>“</w:t>
             </w:r>
-            <w:proofErr w:type="spellStart"/>
-            <w:r>
-              <w:rPr>
-                <w:lang w:val="en-CA"/>
-              </w:rPr>
-              <w:t>Futurecasting</w:t>
-            </w:r>
-            <w:proofErr w:type="spellEnd"/>
-            <w:r>
-              <w:rPr>
-                <w:lang w:val="en-CA"/>
-              </w:rPr>
-              <w:t>: How Well Can We Predict Societal Change?</w:t>
+            <w:r>
+              <w:rPr>
+                <w:lang w:val="en-CA"/>
+              </w:rPr>
+              <w:t>Futurecasting: How Well Can We Predict Societal Change?</w:t>
             </w:r>
             <w:r>
               <w:rPr>
@@ -56423,7 +55243,6 @@
               </w:rPr>
             </w:pPr>
             <w:hyperlink r:id="rId66" w:history="1">
-              <w:proofErr w:type="spellStart"/>
               <w:r>
                 <w:rPr>
                   <w:rStyle w:val="Hyperlink"/>
@@ -56431,7 +55250,6 @@
                 </w:rPr>
                 <w:t>BuzzRobot</w:t>
               </w:r>
-              <w:proofErr w:type="spellEnd"/>
             </w:hyperlink>
             <w:r>
               <w:rPr>
@@ -56466,6 +55284,7 @@
                 <w:bCs/>
                 <w:lang w:val="en-CA"/>
               </w:rPr>
+              <w:lastRenderedPageBreak/>
               <w:t>12/2024</w:t>
             </w:r>
           </w:p>
@@ -56501,14 +55320,12 @@
               </w:rPr>
               <w:t xml:space="preserve">,” </w:t>
             </w:r>
-            <w:proofErr w:type="spellStart"/>
             <w:r>
               <w:rPr>
                 <w:lang w:val="en-CA"/>
               </w:rPr>
               <w:t>Ploutos</w:t>
             </w:r>
-            <w:proofErr w:type="spellEnd"/>
             <w:r>
               <w:rPr>
                 <w:lang w:val="en-CA"/>
@@ -56694,7 +55511,6 @@
                 <w:bCs/>
                 <w:lang w:val="en-CA"/>
               </w:rPr>
-              <w:lastRenderedPageBreak/>
               <w:t>03/2021</w:t>
             </w:r>
           </w:p>
@@ -56918,37 +55734,12 @@
                 <w:lang w:val="en-CA"/>
               </w:rPr>
             </w:pPr>
-            <w:proofErr w:type="spellStart"/>
             <w:r>
               <w:rPr>
                 <w:bCs/>
                 <w:lang w:val="en-CA"/>
               </w:rPr>
-              <w:t>Auslandstreffen</w:t>
-            </w:r>
-            <w:proofErr w:type="spellEnd"/>
-            <w:r>
-              <w:rPr>
-                <w:bCs/>
-                <w:lang w:val="en-CA"/>
-              </w:rPr>
-              <w:t xml:space="preserve"> der </w:t>
-            </w:r>
-            <w:proofErr w:type="spellStart"/>
-            <w:r>
-              <w:rPr>
-                <w:bCs/>
-                <w:lang w:val="en-CA"/>
-              </w:rPr>
-              <w:t>Studienstiftung</w:t>
-            </w:r>
-            <w:proofErr w:type="spellEnd"/>
-            <w:r>
-              <w:rPr>
-                <w:bCs/>
-                <w:lang w:val="en-CA"/>
-              </w:rPr>
-              <w:t xml:space="preserve"> Kanada [meeting of the fellows of the German National Academic Foundation], Goethe Institute, Montreal, Canada</w:t>
+              <w:t>Auslandstreffen der Studienstiftung Kanada [meeting of the fellows of the German National Academic Foundation], Goethe Institute, Montreal, Canada</w:t>
             </w:r>
           </w:p>
         </w:tc>
@@ -58399,6 +57190,24 @@
     </w:p>
     <w:p>
       <w:pPr>
+        <w:rPr>
+          <w:b/>
+          <w:iCs/>
+          <w:lang w:val="en-CA" w:eastAsia="en-CA"/>
+        </w:rPr>
+      </w:pPr>
+      <w:bookmarkStart w:id="77" w:name="_Hlk185439096"/>
+      <w:r>
+        <w:rPr>
+          <w:b/>
+          <w:iCs/>
+          <w:lang w:val="en-CA" w:eastAsia="en-CA"/>
+        </w:rPr>
+        <w:br w:type="page"/>
+      </w:r>
+    </w:p>
+    <w:p>
+      <w:pPr>
         <w:autoSpaceDE w:val="0"/>
         <w:autoSpaceDN w:val="0"/>
         <w:adjustRightInd w:val="0"/>
@@ -58407,13 +57216,13 @@
           <w:lang w:val="en-CA" w:eastAsia="en-CA"/>
         </w:rPr>
       </w:pPr>
-      <w:bookmarkStart w:id="77" w:name="_Hlk185439096"/>
       <w:r>
         <w:rPr>
           <w:b/>
           <w:iCs/>
           <w:lang w:val="en-CA" w:eastAsia="en-CA"/>
         </w:rPr>
+        <w:lastRenderedPageBreak/>
         <w:t>Professional</w:t>
       </w:r>
     </w:p>
@@ -58632,7 +57441,6 @@
                 <w:i/>
                 <w:lang w:val="en-CA" w:eastAsia="en-CA"/>
               </w:rPr>
-              <w:lastRenderedPageBreak/>
               <w:t>Seminal workshop</w:t>
             </w:r>
             <w:r>
@@ -58666,7 +57474,6 @@
                 <w:color w:val="000000"/>
                 <w:lang w:val="en-CA" w:eastAsia="en-CA"/>
               </w:rPr>
-              <w:lastRenderedPageBreak/>
               <w:t>2015 - 2018</w:t>
             </w:r>
           </w:p>
@@ -58839,14 +57646,14 @@
     </w:tbl>
     <w:p>
       <w:pPr>
-        <w:autoSpaceDE w:val="0"/>
-        <w:autoSpaceDN w:val="0"/>
-        <w:adjustRightInd w:val="0"/>
-        <w:rPr>
+        <w:rPr>
+          <w:b/>
+          <w:bCs/>
           <w:i/>
           <w:lang w:val="en-CA" w:eastAsia="en-CA"/>
         </w:rPr>
       </w:pPr>
+      <w:bookmarkStart w:id="81" w:name="_Hlk185439153"/>
     </w:p>
     <w:p>
       <w:pPr>
@@ -58857,7 +57664,6 @@
           <w:lang w:val="en-CA" w:eastAsia="en-CA"/>
         </w:rPr>
       </w:pPr>
-      <w:bookmarkStart w:id="81" w:name="_Hlk185439153"/>
       <w:r>
         <w:rPr>
           <w:b/>
@@ -58865,30 +57671,16 @@
           <w:i/>
           <w:lang w:val="en-CA" w:eastAsia="en-CA"/>
         </w:rPr>
-        <w:br w:type="page"/>
-      </w:r>
-    </w:p>
-    <w:p>
-      <w:pPr>
-        <w:autoSpaceDE w:val="0"/>
-        <w:autoSpaceDN w:val="0"/>
-        <w:adjustRightInd w:val="0"/>
+        <w:t>C</w:t>
+      </w:r>
+      <w:r>
         <w:rPr>
           <w:b/>
           <w:bCs/>
           <w:i/>
           <w:lang w:val="en-CA" w:eastAsia="en-CA"/>
         </w:rPr>
-      </w:pPr>
-      <w:r>
-        <w:rPr>
-          <w:b/>
-          <w:bCs/>
-          <w:i/>
-          <w:lang w:val="en-CA" w:eastAsia="en-CA"/>
-        </w:rPr>
-        <w:lastRenderedPageBreak/>
-        <w:t>Conference symposia organizer</w:t>
+        <w:t>onference symposia organizer</w:t>
       </w:r>
     </w:p>
     <w:tbl>
@@ -60377,6 +59169,7 @@
         <w:rPr>
           <w:lang w:val="en-CA" w:eastAsia="en-CA"/>
         </w:rPr>
+        <w:lastRenderedPageBreak/>
         <w:t>Age and Ageing</w:t>
       </w:r>
       <w:r>
@@ -60801,14 +59594,7 @@
         <w:rPr>
           <w:lang w:val="en-CA" w:eastAsia="en-CA"/>
         </w:rPr>
-        <w:t xml:space="preserve">Proceedings of the </w:t>
-      </w:r>
-      <w:r>
-        <w:rPr>
-          <w:lang w:val="en-CA" w:eastAsia="en-CA"/>
-        </w:rPr>
-        <w:lastRenderedPageBreak/>
-        <w:t>Royal Society: Biological Sciences</w:t>
+        <w:t>Proceedings of the Royal Society: Biological Sciences</w:t>
       </w:r>
       <w:r>
         <w:rPr>
@@ -60938,25 +59724,7 @@
           <w:iCs/>
           <w:lang w:eastAsia="en-CA"/>
         </w:rPr>
-        <w:t xml:space="preserve">Grant </w:t>
-      </w:r>
-      <w:proofErr w:type="spellStart"/>
-      <w:r>
-        <w:rPr>
-          <w:b/>
-          <w:iCs/>
-          <w:lang w:eastAsia="en-CA"/>
-        </w:rPr>
-        <w:t>reviewing</w:t>
-      </w:r>
-      <w:proofErr w:type="spellEnd"/>
-      <w:r>
-        <w:rPr>
-          <w:b/>
-          <w:iCs/>
-          <w:lang w:eastAsia="en-CA"/>
-        </w:rPr>
-        <w:t xml:space="preserve"> </w:t>
+        <w:t xml:space="preserve">Grant reviewing </w:t>
       </w:r>
     </w:p>
     <w:tbl>
@@ -62125,7 +60893,14 @@
               <w:rPr>
                 <w:lang w:val="en-CA" w:eastAsia="en-CA"/>
               </w:rPr>
-              <w:t>– Social Policy and Public Health Responses of the Canadian Institute of Health Research</w:t>
+              <w:t xml:space="preserve">– Social Policy and Public </w:t>
+            </w:r>
+            <w:r>
+              <w:rPr>
+                <w:lang w:val="en-CA" w:eastAsia="en-CA"/>
+              </w:rPr>
+              <w:lastRenderedPageBreak/>
+              <w:t>Health Responses of the Canadian Institute of Health Research</w:t>
             </w:r>
           </w:p>
         </w:tc>
@@ -62153,6 +60928,7 @@
                 <w:color w:val="000000"/>
                 <w:lang w:val="en-CA" w:eastAsia="en-CA"/>
               </w:rPr>
+              <w:lastRenderedPageBreak/>
               <w:t>2019</w:t>
             </w:r>
           </w:p>
@@ -62598,7 +61374,6 @@
                 <w:color w:val="000000"/>
                 <w:lang w:val="en-CA" w:eastAsia="en-CA"/>
               </w:rPr>
-              <w:lastRenderedPageBreak/>
               <w:t>2017</w:t>
             </w:r>
           </w:p>
@@ -63091,21 +61866,7 @@
               <w:rPr>
                 <w:lang w:val="en-CA" w:eastAsia="en-CA"/>
               </w:rPr>
-              <w:t xml:space="preserve">The </w:t>
-            </w:r>
-            <w:proofErr w:type="gramStart"/>
-            <w:r>
-              <w:rPr>
-                <w:lang w:val="en-CA" w:eastAsia="en-CA"/>
-              </w:rPr>
-              <w:t>German-Israeli</w:t>
-            </w:r>
-            <w:proofErr w:type="gramEnd"/>
-            <w:r>
-              <w:rPr>
-                <w:lang w:val="en-CA" w:eastAsia="en-CA"/>
-              </w:rPr>
-              <w:t xml:space="preserve"> Foundation for Scientific Research </w:t>
+              <w:t xml:space="preserve">The German-Israeli Foundation for Scientific Research </w:t>
             </w:r>
             <w:bookmarkEnd w:id="102"/>
           </w:p>
@@ -70946,6 +69707,7 @@
   <w:style w:type="character" w:default="1" w:styleId="DefaultParagraphFont">
     <w:name w:val="Default Paragraph Font"/>
     <w:uiPriority w:val="1"/>
+    <w:semiHidden/>
     <w:unhideWhenUsed/>
   </w:style>
   <w:style w:type="table" w:default="1" w:styleId="TableNormal">

--- a/CV_Grossmann.docx
+++ b/CV_Grossmann.docx
@@ -231,7 +231,7 @@
           <w:color w:val="000000"/>
           <w:lang w:val="en-CA"/>
         </w:rPr>
-        <w:t>391</w:t>
+        <w:t>499</w:t>
       </w:r>
       <w:r>
         <w:rPr>
@@ -908,7 +908,25 @@
                 <w:color w:val="000000"/>
                 <w:lang w:val="de-DE"/>
               </w:rPr>
-              <w:t>Vordiplom (B.S. equivalent), Psychology, Albert-Ludwigs-Universität Freiburg, Germany</w:t>
+              <w:t xml:space="preserve">Vordiplom (B.S. </w:t>
+            </w:r>
+            <w:proofErr w:type="spellStart"/>
+            <w:r>
+              <w:rPr>
+                <w:iCs/>
+                <w:color w:val="000000"/>
+                <w:lang w:val="de-DE"/>
+              </w:rPr>
+              <w:t>equivalent</w:t>
+            </w:r>
+            <w:proofErr w:type="spellEnd"/>
+            <w:r>
+              <w:rPr>
+                <w:iCs/>
+                <w:color w:val="000000"/>
+                <w:lang w:val="de-DE"/>
+              </w:rPr>
+              <w:t>), Psychology, Albert-Ludwigs-Universität Freiburg, Germany</w:t>
             </w:r>
           </w:p>
         </w:tc>
@@ -2266,7 +2284,23 @@
           <w:iCs/>
           <w:lang w:val="en-CA"/>
         </w:rPr>
-        <w:t>, 1, 524–536. *corresponding author</w:t>
+        <w:t>, 1, 524–536. *</w:t>
+      </w:r>
+      <w:proofErr w:type="gramStart"/>
+      <w:r>
+        <w:rPr>
+          <w:iCs/>
+          <w:lang w:val="en-CA"/>
+        </w:rPr>
+        <w:t>corresponding</w:t>
+      </w:r>
+      <w:proofErr w:type="gramEnd"/>
+      <w:r>
+        <w:rPr>
+          <w:iCs/>
+          <w:lang w:val="en-CA"/>
+        </w:rPr>
+        <w:t xml:space="preserve"> author</w:t>
       </w:r>
     </w:p>
     <w:p>
@@ -2656,6 +2690,7 @@
         <w:t xml:space="preserve">, </w:t>
       </w:r>
       <w:hyperlink r:id="rId19" w:history="1">
+        <w:proofErr w:type="spellStart"/>
         <w:r>
           <w:rPr>
             <w:rStyle w:val="Hyperlink"/>
@@ -2663,7 +2698,17 @@
             <w:iCs/>
             <w:lang w:val="en-CA"/>
           </w:rPr>
-          <w:t>Futurescape Project</w:t>
+          <w:t>Futurescape</w:t>
+        </w:r>
+        <w:proofErr w:type="spellEnd"/>
+        <w:r>
+          <w:rPr>
+            <w:rStyle w:val="Hyperlink"/>
+            <w:i/>
+            <w:iCs/>
+            <w:lang w:val="en-CA"/>
+          </w:rPr>
+          <w:t xml:space="preserve"> Project</w:t>
         </w:r>
       </w:hyperlink>
       <w:r>
@@ -2685,6 +2730,7 @@
         <w:t xml:space="preserve">–present) – foresight and forecasting of societal change, including the </w:t>
       </w:r>
       <w:hyperlink r:id="rId20" w:history="1">
+        <w:proofErr w:type="spellStart"/>
         <w:r>
           <w:rPr>
             <w:rStyle w:val="Hyperlink"/>
@@ -2694,6 +2740,7 @@
           </w:rPr>
           <w:t>WorldAfterCOVID</w:t>
         </w:r>
+        <w:proofErr w:type="spellEnd"/>
       </w:hyperlink>
       <w:r>
         <w:rPr>
@@ -3213,8 +3260,59 @@
           <w:i/>
           <w:iCs/>
         </w:rPr>
-        <w:t>Professional governance &amp; field service</w:t>
-      </w:r>
+        <w:t xml:space="preserve">Professional </w:t>
+      </w:r>
+      <w:proofErr w:type="spellStart"/>
+      <w:r>
+        <w:rPr>
+          <w:b/>
+          <w:bCs/>
+          <w:i/>
+          <w:iCs/>
+        </w:rPr>
+        <w:t>governance</w:t>
+      </w:r>
+      <w:proofErr w:type="spellEnd"/>
+      <w:r>
+        <w:rPr>
+          <w:b/>
+          <w:bCs/>
+          <w:i/>
+          <w:iCs/>
+        </w:rPr>
+        <w:t xml:space="preserve"> &amp; </w:t>
+      </w:r>
+      <w:proofErr w:type="spellStart"/>
+      <w:r>
+        <w:rPr>
+          <w:b/>
+          <w:bCs/>
+          <w:i/>
+          <w:iCs/>
+        </w:rPr>
+        <w:t>field</w:t>
+      </w:r>
+      <w:proofErr w:type="spellEnd"/>
+      <w:r>
+        <w:rPr>
+          <w:b/>
+          <w:bCs/>
+          <w:i/>
+          <w:iCs/>
+        </w:rPr>
+        <w:t xml:space="preserve"> </w:t>
+      </w:r>
+      <w:proofErr w:type="spellStart"/>
+      <w:r>
+        <w:rPr>
+          <w:b/>
+          <w:bCs/>
+          <w:i/>
+          <w:iCs/>
+        </w:rPr>
+        <w:t>service</w:t>
+      </w:r>
+      <w:proofErr w:type="spellEnd"/>
     </w:p>
     <w:p>
       <w:pPr>
@@ -3500,11 +3598,19 @@
               </w:rPr>
               <w:t xml:space="preserve">Social Sciences and Humanities Research Council of Canada, Insight Grant, </w:t>
             </w:r>
-            <w:r>
-              <w:rPr>
-                <w:lang w:val="en-CA"/>
-              </w:rPr>
-              <w:t>From narratives to choices: Advancing semantic topic modeling for mapping cultural narratives to social</w:t>
+            <w:proofErr w:type="gramStart"/>
+            <w:r>
+              <w:rPr>
+                <w:lang w:val="en-CA"/>
+              </w:rPr>
+              <w:t>From</w:t>
+            </w:r>
+            <w:proofErr w:type="gramEnd"/>
+            <w:r>
+              <w:rPr>
+                <w:lang w:val="en-CA"/>
+              </w:rPr>
+              <w:t xml:space="preserve"> narratives to choices: Advancing semantic topic modeling for mapping cultural narratives to social</w:t>
             </w:r>
             <w:r>
               <w:rPr>
@@ -4025,7 +4131,21 @@
               <w:rPr>
                 <w:lang w:val="en-CA"/>
               </w:rPr>
-              <w:t>University of Waterloo Chronic Disease Prevention Initiative, Seed Grant, Harnessing psychological insights and mobile technologies to detect stress-related risk factors for mental health (CAD$10,000)</w:t>
+              <w:t xml:space="preserve">University of Waterloo Chronic Disease Prevention Initiative, Seed Grant, </w:t>
+            </w:r>
+            <w:proofErr w:type="gramStart"/>
+            <w:r>
+              <w:rPr>
+                <w:lang w:val="en-CA"/>
+              </w:rPr>
+              <w:t>Harnessing</w:t>
+            </w:r>
+            <w:proofErr w:type="gramEnd"/>
+            <w:r>
+              <w:rPr>
+                <w:lang w:val="en-CA"/>
+              </w:rPr>
+              <w:t xml:space="preserve"> psychological insights and mobile technologies to detect stress-related risk factors for mental health (CAD$10,000)</w:t>
             </w:r>
             <w:r>
               <w:rPr>
@@ -4375,6 +4495,7 @@
               </w:rPr>
               <w:t xml:space="preserve">University of Waterloo Teaching Innovation Incubator, </w:t>
             </w:r>
+            <w:proofErr w:type="gramStart"/>
             <w:r>
               <w:rPr>
                 <w:rFonts w:ascii="Times New Roman" w:hAnsi="Times New Roman" w:cs="Times New Roman"/>
@@ -4383,7 +4504,18 @@
                 <w:sz w:val="24"/>
                 <w:szCs w:val="24"/>
               </w:rPr>
-              <w:t>Learning by teaching a Large Language Model</w:t>
+              <w:t>Learning</w:t>
+            </w:r>
+            <w:proofErr w:type="gramEnd"/>
+            <w:r>
+              <w:rPr>
+                <w:rFonts w:ascii="Times New Roman" w:hAnsi="Times New Roman" w:cs="Times New Roman"/>
+                <w:i/>
+                <w:iCs/>
+                <w:sz w:val="24"/>
+                <w:szCs w:val="24"/>
+              </w:rPr>
+              <w:t xml:space="preserve"> by teaching a Large Language Model</w:t>
             </w:r>
             <w:r>
               <w:rPr>
@@ -5439,6 +5571,7 @@
               <w:t xml:space="preserve">, </w:t>
             </w:r>
             <w:hyperlink r:id="rId24" w:history="1">
+              <w:proofErr w:type="spellStart"/>
               <w:r>
                 <w:rPr>
                   <w:rStyle w:val="Hyperlink"/>
@@ -5453,6 +5586,7 @@
                 </w:rPr>
                 <w:t>rds</w:t>
               </w:r>
+              <w:proofErr w:type="spellEnd"/>
             </w:hyperlink>
             <w:r>
               <w:rPr>
@@ -5820,12 +5954,21 @@
               </w:rPr>
               <w:t xml:space="preserve">Runner-Up for “Application of Science Award,” </w:t>
             </w:r>
+            <w:proofErr w:type="spellStart"/>
             <w:r>
               <w:rPr>
                 <w:color w:val="000000"/>
                 <w:lang w:val="en-CA"/>
               </w:rPr>
-              <w:t>NeuroLeadership Institute</w:t>
+              <w:t>NeuroLeadership</w:t>
+            </w:r>
+            <w:proofErr w:type="spellEnd"/>
+            <w:r>
+              <w:rPr>
+                <w:color w:val="000000"/>
+                <w:lang w:val="en-CA"/>
+              </w:rPr>
+              <w:t xml:space="preserve"> Institute</w:t>
             </w:r>
           </w:p>
         </w:tc>
@@ -6038,8 +6181,19 @@
                 <w:color w:val="000000"/>
                 <w:lang w:val="en-CA"/>
               </w:rPr>
-              <w:t>exceptional quality of the contribution of new researchers to psycholog</w:t>
-            </w:r>
+              <w:t xml:space="preserve">exceptional quality of the contribution of new researchers to </w:t>
+            </w:r>
+            <w:proofErr w:type="spellStart"/>
+            <w:r>
+              <w:rPr>
+                <w:i/>
+                <w:iCs/>
+                <w:color w:val="000000"/>
+                <w:lang w:val="en-CA"/>
+              </w:rPr>
+              <w:t>psycholog</w:t>
+            </w:r>
+            <w:proofErr w:type="spellEnd"/>
             <w:r>
               <w:rPr>
                 <w:i/>
@@ -6047,8 +6201,19 @@
                 <w:color w:val="000000"/>
                 <w:lang w:val="en-US"/>
               </w:rPr>
-              <w:t>y i</w:t>
-            </w:r>
+              <w:t xml:space="preserve">y </w:t>
+            </w:r>
+            <w:proofErr w:type="spellStart"/>
+            <w:r>
+              <w:rPr>
+                <w:i/>
+                <w:iCs/>
+                <w:color w:val="000000"/>
+                <w:lang w:val="en-US"/>
+              </w:rPr>
+              <w:t>i</w:t>
+            </w:r>
+            <w:proofErr w:type="spellEnd"/>
             <w:r>
               <w:rPr>
                 <w:i/>
@@ -6805,6 +6970,7 @@
               </w:rPr>
               <w:t>r</w:t>
             </w:r>
+            <w:proofErr w:type="spellStart"/>
             <w:r>
               <w:rPr>
                 <w:rStyle w:val="Hyperlink"/>
@@ -6820,7 +6986,17 @@
                 <w:color w:val="auto"/>
                 <w:lang w:val="en-US"/>
               </w:rPr>
-              <w:t>doctoral research in social psychology at the Department of Psychology</w:t>
+              <w:t>doctoral</w:t>
+            </w:r>
+            <w:proofErr w:type="spellEnd"/>
+            <w:r>
+              <w:rPr>
+                <w:rStyle w:val="Hyperlink"/>
+                <w:i/>
+                <w:color w:val="auto"/>
+                <w:lang w:val="en-US"/>
+              </w:rPr>
+              <w:t xml:space="preserve"> research in social psychology at the Department of Psychology</w:t>
             </w:r>
           </w:p>
         </w:tc>
@@ -7353,12 +7529,53 @@
               </w:rPr>
             </w:pPr>
             <w:hyperlink r:id="rId44" w:history="1">
+              <w:proofErr w:type="spellStart"/>
               <w:r>
                 <w:rPr>
                   <w:rStyle w:val="Hyperlink"/>
                   <w:lang w:val="en-CA"/>
                 </w:rPr>
-                <w:t>Stipendium der Studienstiftung des deutschen Volkes</w:t>
+                <w:t>Stipendium</w:t>
+              </w:r>
+              <w:proofErr w:type="spellEnd"/>
+              <w:r>
+                <w:rPr>
+                  <w:rStyle w:val="Hyperlink"/>
+                  <w:lang w:val="en-CA"/>
+                </w:rPr>
+                <w:t xml:space="preserve"> der </w:t>
+              </w:r>
+              <w:proofErr w:type="spellStart"/>
+              <w:r>
+                <w:rPr>
+                  <w:rStyle w:val="Hyperlink"/>
+                  <w:lang w:val="en-CA"/>
+                </w:rPr>
+                <w:t>Studienstiftung</w:t>
+              </w:r>
+              <w:proofErr w:type="spellEnd"/>
+              <w:r>
+                <w:rPr>
+                  <w:rStyle w:val="Hyperlink"/>
+                  <w:lang w:val="en-CA"/>
+                </w:rPr>
+                <w:t xml:space="preserve"> des </w:t>
+              </w:r>
+              <w:proofErr w:type="spellStart"/>
+              <w:r>
+                <w:rPr>
+                  <w:rStyle w:val="Hyperlink"/>
+                  <w:lang w:val="en-CA"/>
+                </w:rPr>
+                <w:t>deutschen</w:t>
+              </w:r>
+              <w:proofErr w:type="spellEnd"/>
+              <w:r>
+                <w:rPr>
+                  <w:rStyle w:val="Hyperlink"/>
+                  <w:lang w:val="en-CA"/>
+                </w:rPr>
+                <w:t xml:space="preserve"> Volkes</w:t>
               </w:r>
             </w:hyperlink>
             <w:r>
@@ -8000,7 +8217,23 @@
           <w:iCs/>
           <w:lang w:val="en-CA"/>
         </w:rPr>
-        <w:t>The Responsibilism Collaboration Team</w:t>
+        <w:t xml:space="preserve">The </w:t>
+      </w:r>
+      <w:proofErr w:type="spellStart"/>
+      <w:r>
+        <w:rPr>
+          <w:iCs/>
+          <w:lang w:val="en-CA"/>
+        </w:rPr>
+        <w:t>Responsibilism</w:t>
+      </w:r>
+      <w:proofErr w:type="spellEnd"/>
+      <w:r>
+        <w:rPr>
+          <w:iCs/>
+          <w:lang w:val="en-CA"/>
+        </w:rPr>
+        <w:t xml:space="preserve"> Collaboration Team</w:t>
       </w:r>
       <w:r>
         <w:rPr>
@@ -8359,7 +8592,23 @@
           <w:iCs/>
           <w:lang w:val="en-CA"/>
         </w:rPr>
-        <w:t>*corresponding authors</w:t>
+        <w:t>*</w:t>
+      </w:r>
+      <w:proofErr w:type="gramStart"/>
+      <w:r>
+        <w:rPr>
+          <w:iCs/>
+          <w:lang w:val="en-CA"/>
+        </w:rPr>
+        <w:t>corresponding</w:t>
+      </w:r>
+      <w:proofErr w:type="gramEnd"/>
+      <w:r>
+        <w:rPr>
+          <w:iCs/>
+          <w:lang w:val="en-CA"/>
+        </w:rPr>
+        <w:t xml:space="preserve"> authors</w:t>
       </w:r>
     </w:p>
     <w:p>
@@ -8372,12 +8621,21 @@
           <w:lang w:val="en-CA"/>
         </w:rPr>
       </w:pPr>
+      <w:proofErr w:type="spellStart"/>
       <w:r>
         <w:rPr>
           <w:u w:val="single"/>
           <w:lang w:val="en-CA"/>
         </w:rPr>
-        <w:t>Kachhiyapatel, N</w:t>
+        <w:t>Kachhiyapatel</w:t>
+      </w:r>
+      <w:proofErr w:type="spellEnd"/>
+      <w:r>
+        <w:rPr>
+          <w:u w:val="single"/>
+          <w:lang w:val="en-CA"/>
+        </w:rPr>
+        <w:t>, N</w:t>
       </w:r>
       <w:r>
         <w:rPr>
@@ -8552,6 +8810,7 @@
         </w:rPr>
         <w:t xml:space="preserve">, </w:t>
       </w:r>
+      <w:proofErr w:type="spellStart"/>
       <w:r>
         <w:rPr>
           <w:iCs/>
@@ -8559,6 +8818,7 @@
         </w:rPr>
         <w:t>Jaśkiewicz</w:t>
       </w:r>
+      <w:proofErr w:type="spellEnd"/>
       <w:r>
         <w:rPr>
           <w:iCs/>
@@ -9025,7 +9285,23 @@
           <w:iCs/>
           <w:lang w:val="en-CA"/>
         </w:rPr>
-        <w:t>. *shared authorship</w:t>
+        <w:t>. *</w:t>
+      </w:r>
+      <w:proofErr w:type="gramStart"/>
+      <w:r>
+        <w:rPr>
+          <w:iCs/>
+          <w:lang w:val="en-CA"/>
+        </w:rPr>
+        <w:t>shared</w:t>
+      </w:r>
+      <w:proofErr w:type="gramEnd"/>
+      <w:r>
+        <w:rPr>
+          <w:iCs/>
+          <w:lang w:val="en-CA"/>
+        </w:rPr>
+        <w:t xml:space="preserve"> authorship</w:t>
       </w:r>
     </w:p>
     <w:p>
@@ -9229,7 +9505,21 @@
         <w:rPr>
           <w:lang w:val="en-CA"/>
         </w:rPr>
-        <w:t>., &amp; Trodd, Z. (</w:t>
+        <w:t xml:space="preserve">., &amp; </w:t>
+      </w:r>
+      <w:proofErr w:type="spellStart"/>
+      <w:r>
+        <w:rPr>
+          <w:lang w:val="en-CA"/>
+        </w:rPr>
+        <w:t>Trodd</w:t>
+      </w:r>
+      <w:proofErr w:type="spellEnd"/>
+      <w:r>
+        <w:rPr>
+          <w:lang w:val="en-CA"/>
+        </w:rPr>
+        <w:t>, Z. (</w:t>
       </w:r>
       <w:r>
         <w:rPr>
@@ -9431,12 +9721,21 @@
         </w:rPr>
         <w:t xml:space="preserve"> </w:t>
       </w:r>
+      <w:proofErr w:type="spellStart"/>
       <w:r>
         <w:rPr>
           <w:u w:val="single"/>
           <w:lang w:val="de-DE"/>
         </w:rPr>
-        <w:t>Kachhiyapatel, N</w:t>
+        <w:t>Kachhiyapatel</w:t>
+      </w:r>
+      <w:proofErr w:type="spellEnd"/>
+      <w:r>
+        <w:rPr>
+          <w:u w:val="single"/>
+          <w:lang w:val="de-DE"/>
+        </w:rPr>
+        <w:t>, N</w:t>
       </w:r>
       <w:r>
         <w:rPr>
@@ -9835,11 +10134,19 @@
         </w:rPr>
         <w:t>c</w:t>
       </w:r>
-      <w:r>
-        <w:rPr>
-          <w:lang w:val="en-CA"/>
-        </w:rPr>
-        <w:t xml:space="preserve">ognition at the </w:t>
+      <w:proofErr w:type="spellStart"/>
+      <w:r>
+        <w:rPr>
+          <w:lang w:val="en-CA"/>
+        </w:rPr>
+        <w:t>ognition</w:t>
+      </w:r>
+      <w:proofErr w:type="spellEnd"/>
+      <w:r>
+        <w:rPr>
+          <w:lang w:val="en-CA"/>
+        </w:rPr>
+        <w:t xml:space="preserve"> at the </w:t>
       </w:r>
       <w:r>
         <w:rPr>
@@ -9847,11 +10154,19 @@
         </w:rPr>
         <w:t>b</w:t>
       </w:r>
-      <w:r>
-        <w:rPr>
-          <w:lang w:val="en-CA"/>
-        </w:rPr>
-        <w:t xml:space="preserve">eginning and the </w:t>
+      <w:proofErr w:type="spellStart"/>
+      <w:r>
+        <w:rPr>
+          <w:lang w:val="en-CA"/>
+        </w:rPr>
+        <w:t>eginning</w:t>
+      </w:r>
+      <w:proofErr w:type="spellEnd"/>
+      <w:r>
+        <w:rPr>
+          <w:lang w:val="en-CA"/>
+        </w:rPr>
+        <w:t xml:space="preserve"> and the </w:t>
       </w:r>
       <w:r>
         <w:rPr>
@@ -9859,11 +10174,19 @@
         </w:rPr>
         <w:t>e</w:t>
       </w:r>
-      <w:r>
-        <w:rPr>
-          <w:lang w:val="en-CA"/>
-        </w:rPr>
-        <w:t xml:space="preserve">nd of the </w:t>
+      <w:proofErr w:type="spellStart"/>
+      <w:r>
+        <w:rPr>
+          <w:lang w:val="en-CA"/>
+        </w:rPr>
+        <w:t>nd</w:t>
+      </w:r>
+      <w:proofErr w:type="spellEnd"/>
+      <w:r>
+        <w:rPr>
+          <w:lang w:val="en-CA"/>
+        </w:rPr>
+        <w:t xml:space="preserve"> of the </w:t>
       </w:r>
       <w:r>
         <w:rPr>
@@ -9883,6 +10206,7 @@
         </w:rPr>
         <w:t xml:space="preserve">. </w:t>
       </w:r>
+      <w:proofErr w:type="spellStart"/>
       <w:r>
         <w:rPr>
           <w:i/>
@@ -9891,6 +10215,7 @@
         </w:rPr>
         <w:t>Collabra</w:t>
       </w:r>
+      <w:proofErr w:type="spellEnd"/>
       <w:r>
         <w:rPr>
           <w:lang w:val="de-DE"/>
@@ -10579,7 +10904,23 @@
           <w:bCs/>
           <w:lang w:val="en-CA"/>
         </w:rPr>
-        <w:t>*corresponding author</w:t>
+        <w:t>*</w:t>
+      </w:r>
+      <w:proofErr w:type="gramStart"/>
+      <w:r>
+        <w:rPr>
+          <w:bCs/>
+          <w:lang w:val="en-CA"/>
+        </w:rPr>
+        <w:t>corresponding</w:t>
+      </w:r>
+      <w:proofErr w:type="gramEnd"/>
+      <w:r>
+        <w:rPr>
+          <w:bCs/>
+          <w:lang w:val="en-CA"/>
+        </w:rPr>
+        <w:t xml:space="preserve"> author</w:t>
       </w:r>
       <w:r>
         <w:rPr>
@@ -11087,6 +11428,7 @@
           <w:lang w:val="en-US"/>
         </w:rPr>
       </w:pPr>
+      <w:proofErr w:type="spellStart"/>
       <w:r>
         <w:rPr>
           <w:u w:val="single"/>
@@ -11094,6 +11436,7 @@
         </w:rPr>
         <w:t>Kachhiyapatel</w:t>
       </w:r>
+      <w:proofErr w:type="spellEnd"/>
       <w:r>
         <w:rPr>
           <w:u w:val="single"/>
@@ -11293,11 +11636,19 @@
         </w:rPr>
         <w:t>w</w:t>
       </w:r>
-      <w:r>
-        <w:rPr>
-          <w:lang w:val="en-CA"/>
-        </w:rPr>
-        <w:t xml:space="preserve">isdom </w:t>
+      <w:proofErr w:type="spellStart"/>
+      <w:r>
+        <w:rPr>
+          <w:lang w:val="en-CA"/>
+        </w:rPr>
+        <w:t>isdom</w:t>
+      </w:r>
+      <w:proofErr w:type="spellEnd"/>
+      <w:r>
+        <w:rPr>
+          <w:lang w:val="en-CA"/>
+        </w:rPr>
+        <w:t xml:space="preserve"> </w:t>
       </w:r>
       <w:r>
         <w:rPr>
@@ -11305,11 +11656,19 @@
         </w:rPr>
         <w:t>p</w:t>
       </w:r>
-      <w:r>
-        <w:rPr>
-          <w:lang w:val="en-CA"/>
-        </w:rPr>
-        <w:t xml:space="preserve">erception </w:t>
+      <w:proofErr w:type="spellStart"/>
+      <w:r>
+        <w:rPr>
+          <w:lang w:val="en-CA"/>
+        </w:rPr>
+        <w:t>erception</w:t>
+      </w:r>
+      <w:proofErr w:type="spellEnd"/>
+      <w:r>
+        <w:rPr>
+          <w:lang w:val="en-CA"/>
+        </w:rPr>
+        <w:t xml:space="preserve"> </w:t>
       </w:r>
       <w:r>
         <w:rPr>
@@ -11329,11 +11688,19 @@
         </w:rPr>
         <w:t>t</w:t>
       </w:r>
-      <w:r>
-        <w:rPr>
-          <w:lang w:val="en-CA"/>
-        </w:rPr>
-        <w:t xml:space="preserve">welve </w:t>
+      <w:proofErr w:type="spellStart"/>
+      <w:r>
+        <w:rPr>
+          <w:lang w:val="en-CA"/>
+        </w:rPr>
+        <w:t>welve</w:t>
+      </w:r>
+      <w:proofErr w:type="spellEnd"/>
+      <w:r>
+        <w:rPr>
+          <w:lang w:val="en-CA"/>
+        </w:rPr>
+        <w:t xml:space="preserve"> </w:t>
       </w:r>
       <w:r>
         <w:rPr>
@@ -11341,11 +11708,19 @@
         </w:rPr>
         <w:t>c</w:t>
       </w:r>
-      <w:r>
-        <w:rPr>
-          <w:lang w:val="en-CA"/>
-        </w:rPr>
-        <w:t xml:space="preserve">ountries on </w:t>
+      <w:proofErr w:type="spellStart"/>
+      <w:r>
+        <w:rPr>
+          <w:lang w:val="en-CA"/>
+        </w:rPr>
+        <w:t>ountries</w:t>
+      </w:r>
+      <w:proofErr w:type="spellEnd"/>
+      <w:r>
+        <w:rPr>
+          <w:lang w:val="en-CA"/>
+        </w:rPr>
+        <w:t xml:space="preserve"> on </w:t>
       </w:r>
       <w:r>
         <w:rPr>
@@ -11353,11 +11728,19 @@
         </w:rPr>
         <w:t>f</w:t>
       </w:r>
-      <w:r>
-        <w:rPr>
-          <w:lang w:val="en-CA"/>
-        </w:rPr>
-        <w:t xml:space="preserve">ive </w:t>
+      <w:proofErr w:type="spellStart"/>
+      <w:r>
+        <w:rPr>
+          <w:lang w:val="en-CA"/>
+        </w:rPr>
+        <w:t>ive</w:t>
+      </w:r>
+      <w:proofErr w:type="spellEnd"/>
+      <w:r>
+        <w:rPr>
+          <w:lang w:val="en-CA"/>
+        </w:rPr>
+        <w:t xml:space="preserve"> </w:t>
       </w:r>
       <w:r>
         <w:rPr>
@@ -11365,11 +11748,19 @@
         </w:rPr>
         <w:t>c</w:t>
       </w:r>
-      <w:r>
-        <w:rPr>
-          <w:lang w:val="en-CA"/>
-        </w:rPr>
-        <w:t xml:space="preserve">ontinents. </w:t>
+      <w:proofErr w:type="spellStart"/>
+      <w:r>
+        <w:rPr>
+          <w:lang w:val="en-CA"/>
+        </w:rPr>
+        <w:t>ontinents</w:t>
+      </w:r>
+      <w:proofErr w:type="spellEnd"/>
+      <w:r>
+        <w:rPr>
+          <w:lang w:val="en-CA"/>
+        </w:rPr>
+        <w:t xml:space="preserve">. </w:t>
       </w:r>
       <w:r>
         <w:rPr>
@@ -11392,7 +11783,23 @@
           <w:bCs/>
           <w:lang w:val="en-CA"/>
         </w:rPr>
-        <w:t>*corresponding author</w:t>
+        <w:t>*</w:t>
+      </w:r>
+      <w:proofErr w:type="gramStart"/>
+      <w:r>
+        <w:rPr>
+          <w:bCs/>
+          <w:lang w:val="en-CA"/>
+        </w:rPr>
+        <w:t>corresponding</w:t>
+      </w:r>
+      <w:proofErr w:type="gramEnd"/>
+      <w:r>
+        <w:rPr>
+          <w:bCs/>
+          <w:lang w:val="en-CA"/>
+        </w:rPr>
+        <w:t xml:space="preserve"> author</w:t>
       </w:r>
       <w:r>
         <w:rPr>
@@ -11503,11 +11910,19 @@
         </w:rPr>
         <w:t>w</w:t>
       </w:r>
-      <w:r>
-        <w:rPr>
-          <w:lang w:val="en-CA"/>
-        </w:rPr>
-        <w:t xml:space="preserve">isdom: Classifying </w:t>
+      <w:proofErr w:type="spellStart"/>
+      <w:r>
+        <w:rPr>
+          <w:lang w:val="en-CA"/>
+        </w:rPr>
+        <w:t>isdom</w:t>
+      </w:r>
+      <w:proofErr w:type="spellEnd"/>
+      <w:r>
+        <w:rPr>
+          <w:lang w:val="en-CA"/>
+        </w:rPr>
+        <w:t xml:space="preserve">: Classifying </w:t>
       </w:r>
       <w:r>
         <w:rPr>
@@ -11521,6 +11936,7 @@
         </w:rPr>
         <w:t xml:space="preserve">eta-cognitive and </w:t>
       </w:r>
+      <w:proofErr w:type="gramStart"/>
       <w:r>
         <w:rPr>
           <w:lang w:val="en-US"/>
@@ -11531,7 +11947,14 @@
         <w:rPr>
           <w:lang w:val="en-CA"/>
         </w:rPr>
-        <w:t xml:space="preserve">orally-grounded </w:t>
+        <w:t>orally-grounded</w:t>
+      </w:r>
+      <w:proofErr w:type="gramEnd"/>
+      <w:r>
+        <w:rPr>
+          <w:lang w:val="en-CA"/>
+        </w:rPr>
+        <w:t xml:space="preserve"> </w:t>
       </w:r>
       <w:r>
         <w:rPr>
@@ -11539,11 +11962,19 @@
         </w:rPr>
         <w:t>n</w:t>
       </w:r>
-      <w:r>
-        <w:rPr>
-          <w:lang w:val="en-CA"/>
-        </w:rPr>
-        <w:t xml:space="preserve">arrative </w:t>
+      <w:proofErr w:type="spellStart"/>
+      <w:r>
+        <w:rPr>
+          <w:lang w:val="en-CA"/>
+        </w:rPr>
+        <w:t>arrative</w:t>
+      </w:r>
+      <w:proofErr w:type="spellEnd"/>
+      <w:r>
+        <w:rPr>
+          <w:lang w:val="en-CA"/>
+        </w:rPr>
+        <w:t xml:space="preserve"> </w:t>
       </w:r>
       <w:r>
         <w:rPr>
@@ -11551,11 +11982,19 @@
         </w:rPr>
         <w:t>c</w:t>
       </w:r>
-      <w:r>
-        <w:rPr>
-          <w:lang w:val="en-CA"/>
-        </w:rPr>
-        <w:t>ontent via Large Language Models.</w:t>
+      <w:proofErr w:type="spellStart"/>
+      <w:r>
+        <w:rPr>
+          <w:lang w:val="en-CA"/>
+        </w:rPr>
+        <w:t>ontent</w:t>
+      </w:r>
+      <w:proofErr w:type="spellEnd"/>
+      <w:r>
+        <w:rPr>
+          <w:lang w:val="en-CA"/>
+        </w:rPr>
+        <w:t xml:space="preserve"> via Large Language Models.</w:t>
       </w:r>
       <w:r>
         <w:rPr>
@@ -11664,8 +12103,18 @@
           <w:iCs/>
           <w:lang w:val="de-DE"/>
         </w:rPr>
-        <w:t>Acta Psychologica</w:t>
-      </w:r>
+        <w:t xml:space="preserve">Acta </w:t>
+      </w:r>
+      <w:proofErr w:type="spellStart"/>
+      <w:r>
+        <w:rPr>
+          <w:i/>
+          <w:iCs/>
+          <w:lang w:val="de-DE"/>
+        </w:rPr>
+        <w:t>Psychologica</w:t>
+      </w:r>
+      <w:proofErr w:type="spellEnd"/>
       <w:r>
         <w:rPr>
           <w:lang w:val="de-DE"/>
@@ -12595,11 +13044,19 @@
         </w:rPr>
         <w:t>*</w:t>
       </w:r>
-      <w:r>
-        <w:rPr>
-          <w:lang w:val="en-CA"/>
-        </w:rPr>
-        <w:t xml:space="preserve">founder and </w:t>
+      <w:proofErr w:type="gramStart"/>
+      <w:r>
+        <w:rPr>
+          <w:lang w:val="en-CA"/>
+        </w:rPr>
+        <w:t>founder</w:t>
+      </w:r>
+      <w:proofErr w:type="gramEnd"/>
+      <w:r>
+        <w:rPr>
+          <w:lang w:val="en-CA"/>
+        </w:rPr>
+        <w:t xml:space="preserve"> and </w:t>
       </w:r>
       <w:r>
         <w:rPr>
@@ -12671,7 +13128,21 @@
         <w:rPr>
           <w:lang w:val="en-CA"/>
         </w:rPr>
-        <w:t xml:space="preserve">., Allroggen, </w:t>
+        <w:t xml:space="preserve">., </w:t>
+      </w:r>
+      <w:proofErr w:type="spellStart"/>
+      <w:r>
+        <w:rPr>
+          <w:lang w:val="en-CA"/>
+        </w:rPr>
+        <w:t>Allroggen</w:t>
+      </w:r>
+      <w:proofErr w:type="spellEnd"/>
+      <w:r>
+        <w:rPr>
+          <w:lang w:val="en-CA"/>
+        </w:rPr>
+        <w:t xml:space="preserve">, </w:t>
       </w:r>
       <w:r>
         <w:rPr>
@@ -13034,7 +13505,21 @@
         <w:rPr>
           <w:lang w:val="en-CA"/>
         </w:rPr>
-        <w:t xml:space="preserve"> doi: 10.1017/S0140525X21000728</w:t>
+        <w:t xml:space="preserve"> </w:t>
+      </w:r>
+      <w:proofErr w:type="spellStart"/>
+      <w:r>
+        <w:rPr>
+          <w:lang w:val="en-CA"/>
+        </w:rPr>
+        <w:t>doi</w:t>
+      </w:r>
+      <w:proofErr w:type="spellEnd"/>
+      <w:r>
+        <w:rPr>
+          <w:lang w:val="en-CA"/>
+        </w:rPr>
+        <w:t>: 10.1017/S0140525X21000728</w:t>
       </w:r>
       <w:r>
         <w:rPr>
@@ -13230,7 +13715,21 @@
         <w:rPr>
           <w:lang w:val="en-CA"/>
         </w:rPr>
-        <w:t xml:space="preserve">., Kenrick, D. Wiezel, A., </w:t>
+        <w:t xml:space="preserve">., Kenrick, D. </w:t>
+      </w:r>
+      <w:proofErr w:type="spellStart"/>
+      <w:r>
+        <w:rPr>
+          <w:lang w:val="en-CA"/>
+        </w:rPr>
+        <w:t>Wiezel</w:t>
+      </w:r>
+      <w:proofErr w:type="spellEnd"/>
+      <w:r>
+        <w:rPr>
+          <w:lang w:val="en-CA"/>
+        </w:rPr>
+        <w:t xml:space="preserve">, A., </w:t>
       </w:r>
       <w:r>
         <w:rPr>
@@ -13300,7 +13799,35 @@
         <w:rPr>
           <w:lang w:val="en-CA"/>
         </w:rPr>
-        <w:t xml:space="preserve">Pick, C. M., Ko, A., Wormley, A. S., Wiezel, A., Kenrick, D. T., Al-Shawaf, L., […] </w:t>
+        <w:t xml:space="preserve">Pick, C. M., Ko, A., Wormley, A. S., </w:t>
+      </w:r>
+      <w:proofErr w:type="spellStart"/>
+      <w:r>
+        <w:rPr>
+          <w:lang w:val="en-CA"/>
+        </w:rPr>
+        <w:t>Wiezel</w:t>
+      </w:r>
+      <w:proofErr w:type="spellEnd"/>
+      <w:r>
+        <w:rPr>
+          <w:lang w:val="en-CA"/>
+        </w:rPr>
+        <w:t>, A., Kenrick, D. T., Al-</w:t>
+      </w:r>
+      <w:proofErr w:type="spellStart"/>
+      <w:r>
+        <w:rPr>
+          <w:lang w:val="en-CA"/>
+        </w:rPr>
+        <w:t>Shawaf</w:t>
+      </w:r>
+      <w:proofErr w:type="spellEnd"/>
+      <w:r>
+        <w:rPr>
+          <w:lang w:val="en-CA"/>
+        </w:rPr>
+        <w:t xml:space="preserve">, L., […] </w:t>
       </w:r>
       <w:r>
         <w:rPr>
@@ -13381,6 +13908,7 @@
         </w:rPr>
         <w:t>Elnakouri, A.</w:t>
       </w:r>
+      <w:proofErr w:type="gramStart"/>
       <w:r>
         <w:rPr>
           <w:lang w:val="en-CA"/>
@@ -13392,7 +13920,15 @@
           <w:u w:val="single"/>
           <w:lang w:val="en-CA"/>
         </w:rPr>
-        <w:t>Meyers, E. A.</w:t>
+        <w:t>Meyers</w:t>
+      </w:r>
+      <w:proofErr w:type="gramEnd"/>
+      <w:r>
+        <w:rPr>
+          <w:u w:val="single"/>
+          <w:lang w:val="en-CA"/>
+        </w:rPr>
+        <w:t>, E. A.</w:t>
       </w:r>
       <w:r>
         <w:rPr>
@@ -13479,11 +14015,19 @@
         </w:rPr>
         <w:t>*</w:t>
       </w:r>
-      <w:r>
-        <w:rPr>
-          <w:lang w:val="en-CA"/>
-        </w:rPr>
-        <w:t>corresponding author</w:t>
+      <w:proofErr w:type="gramStart"/>
+      <w:r>
+        <w:rPr>
+          <w:lang w:val="en-CA"/>
+        </w:rPr>
+        <w:t>corresponding</w:t>
+      </w:r>
+      <w:proofErr w:type="gramEnd"/>
+      <w:r>
+        <w:rPr>
+          <w:lang w:val="en-CA"/>
+        </w:rPr>
+        <w:t xml:space="preserve"> author</w:t>
       </w:r>
     </w:p>
     <w:bookmarkEnd w:id="10"/>
@@ -13503,12 +14047,21 @@
         </w:rPr>
         <w:t xml:space="preserve">Choi, E., Farb, N. A., </w:t>
       </w:r>
+      <w:proofErr w:type="spellStart"/>
       <w:r>
         <w:rPr>
           <w:u w:val="single"/>
           <w:lang w:val="en-CA"/>
         </w:rPr>
-        <w:t>Pogrebtsova, E</w:t>
+        <w:t>Pogrebtsova</w:t>
+      </w:r>
+      <w:proofErr w:type="spellEnd"/>
+      <w:r>
+        <w:rPr>
+          <w:u w:val="single"/>
+          <w:lang w:val="en-CA"/>
+        </w:rPr>
+        <w:t>, E</w:t>
       </w:r>
       <w:r>
         <w:rPr>
@@ -13555,8 +14108,16 @@
         <w:rPr>
           <w:lang w:val="en-CA"/>
         </w:rPr>
-        <w:t>*corresponding author</w:t>
-      </w:r>
+        <w:t xml:space="preserve">*corresponding </w:t>
+      </w:r>
+      <w:proofErr w:type="gramStart"/>
+      <w:r>
+        <w:rPr>
+          <w:lang w:val="en-CA"/>
+        </w:rPr>
+        <w:t>author</w:t>
+      </w:r>
+      <w:proofErr w:type="gramEnd"/>
     </w:p>
     <w:bookmarkEnd w:id="21"/>
     <w:p>
@@ -14041,7 +14602,21 @@
         <w:rPr>
           <w:lang w:val="en-CA"/>
         </w:rPr>
-        <w:t xml:space="preserve">Jayawickreme, E., Infurna, F. J., Alajak, K., Blackie, L. E. R., Chopik, W. J., Chung, J. M., </w:t>
+        <w:t xml:space="preserve">Jayawickreme, E., Infurna, F. J., </w:t>
+      </w:r>
+      <w:proofErr w:type="spellStart"/>
+      <w:r>
+        <w:rPr>
+          <w:lang w:val="en-CA"/>
+        </w:rPr>
+        <w:t>Alajak</w:t>
+      </w:r>
+      <w:proofErr w:type="spellEnd"/>
+      <w:r>
+        <w:rPr>
+          <w:lang w:val="en-CA"/>
+        </w:rPr>
+        <w:t xml:space="preserve">, K., Blackie, L. E. R., Chopik, W. J., Chung, J. M., </w:t>
       </w:r>
       <w:r>
         <w:rPr>
@@ -14054,7 +14629,21 @@
         <w:rPr>
           <w:lang w:val="en-CA"/>
         </w:rPr>
-        <w:t xml:space="preserve">., Fleeson, W., Forgeard, M. J. C., Frazier, P., Furr, R. M., </w:t>
+        <w:t xml:space="preserve">., Fleeson, W., </w:t>
+      </w:r>
+      <w:proofErr w:type="spellStart"/>
+      <w:r>
+        <w:rPr>
+          <w:lang w:val="en-CA"/>
+        </w:rPr>
+        <w:t>Forgeard</w:t>
+      </w:r>
+      <w:proofErr w:type="spellEnd"/>
+      <w:r>
+        <w:rPr>
+          <w:lang w:val="en-CA"/>
+        </w:rPr>
+        <w:t xml:space="preserve">, M. J. C., Frazier, P., Furr, R. M., </w:t>
       </w:r>
       <w:r>
         <w:rPr>
@@ -14413,7 +15002,21 @@
         <w:rPr>
           <w:lang w:val="en-CA"/>
         </w:rPr>
-        <w:t xml:space="preserve">, Fugelsang, J. A., Sorokowski, P., </w:t>
+        <w:t xml:space="preserve">, Fugelsang, J. A., </w:t>
+      </w:r>
+      <w:proofErr w:type="spellStart"/>
+      <w:r>
+        <w:rPr>
+          <w:lang w:val="en-CA"/>
+        </w:rPr>
+        <w:t>Sorokowski</w:t>
+      </w:r>
+      <w:proofErr w:type="spellEnd"/>
+      <w:r>
+        <w:rPr>
+          <w:lang w:val="en-CA"/>
+        </w:rPr>
+        <w:t xml:space="preserve">, P., </w:t>
       </w:r>
       <w:r>
         <w:rPr>
@@ -15125,12 +15728,21 @@
         </w:rPr>
         <w:t xml:space="preserve">(2), 185-194. </w:t>
       </w:r>
+      <w:proofErr w:type="spellStart"/>
       <w:r>
         <w:rPr>
           <w:rFonts w:cs="Times New Roman"/>
           <w:lang w:val="en-CA"/>
         </w:rPr>
-        <w:t>doi: 10.1080/1047840X.2020.1750920</w:t>
+        <w:t>doi</w:t>
+      </w:r>
+      <w:proofErr w:type="spellEnd"/>
+      <w:r>
+        <w:rPr>
+          <w:rFonts w:cs="Times New Roman"/>
+          <w:lang w:val="en-CA"/>
+        </w:rPr>
+        <w:t>: 10.1080/1047840X.2020.1750920</w:t>
       </w:r>
       <w:r>
         <w:rPr>
@@ -15183,11 +15795,61 @@
           <w:lang w:val="en-CA"/>
         </w:rPr>
       </w:pPr>
-      <w:r>
-        <w:rPr>
-          <w:lang w:val="en-CA"/>
-        </w:rPr>
-        <w:t xml:space="preserve">Hanaei, S., Takian, A., Majdzadeh, R., Maboloc, C. R., </w:t>
+      <w:proofErr w:type="spellStart"/>
+      <w:r>
+        <w:rPr>
+          <w:lang w:val="en-CA"/>
+        </w:rPr>
+        <w:t>Hanaei</w:t>
+      </w:r>
+      <w:proofErr w:type="spellEnd"/>
+      <w:r>
+        <w:rPr>
+          <w:lang w:val="en-CA"/>
+        </w:rPr>
+        <w:t xml:space="preserve">, S., </w:t>
+      </w:r>
+      <w:proofErr w:type="spellStart"/>
+      <w:r>
+        <w:rPr>
+          <w:lang w:val="en-CA"/>
+        </w:rPr>
+        <w:t>Takian</w:t>
+      </w:r>
+      <w:proofErr w:type="spellEnd"/>
+      <w:r>
+        <w:rPr>
+          <w:lang w:val="en-CA"/>
+        </w:rPr>
+        <w:t xml:space="preserve">, A., </w:t>
+      </w:r>
+      <w:proofErr w:type="spellStart"/>
+      <w:r>
+        <w:rPr>
+          <w:lang w:val="en-CA"/>
+        </w:rPr>
+        <w:t>Majdzadeh</w:t>
+      </w:r>
+      <w:proofErr w:type="spellEnd"/>
+      <w:r>
+        <w:rPr>
+          <w:lang w:val="en-CA"/>
+        </w:rPr>
+        <w:t xml:space="preserve">, R., </w:t>
+      </w:r>
+      <w:proofErr w:type="spellStart"/>
+      <w:r>
+        <w:rPr>
+          <w:lang w:val="en-CA"/>
+        </w:rPr>
+        <w:t>Maboloc</w:t>
+      </w:r>
+      <w:proofErr w:type="spellEnd"/>
+      <w:r>
+        <w:rPr>
+          <w:lang w:val="en-CA"/>
+        </w:rPr>
+        <w:t xml:space="preserve">, C. R., </w:t>
       </w:r>
       <w:r>
         <w:rPr>
@@ -15201,7 +15863,35 @@
         <w:rPr>
           <w:lang w:val="en-CA"/>
         </w:rPr>
-        <w:t xml:space="preserve">., Gomes, O., Milosevic, M., Gupta, M., Shamshirsaz, A. A., Harbi, A., Burhan, A. M., Uddin, L. Q., Kulasinghe, A., Lam, C.-M., Ramakrishna, S., Alavi, A., Nouwen, J. L., Dorigo, T., Schreiber, M., … Rezaei, N. (2020). Emerging Standards and the Hybrid Model for Organizing Scientific Events During and After The COVID-19 Pandemic. </w:t>
+        <w:t xml:space="preserve">., Gomes, O., Milosevic, M., Gupta, M., </w:t>
+      </w:r>
+      <w:proofErr w:type="spellStart"/>
+      <w:r>
+        <w:rPr>
+          <w:lang w:val="en-CA"/>
+        </w:rPr>
+        <w:t>Shamshirsaz</w:t>
+      </w:r>
+      <w:proofErr w:type="spellEnd"/>
+      <w:r>
+        <w:rPr>
+          <w:lang w:val="en-CA"/>
+        </w:rPr>
+        <w:t xml:space="preserve">, A. A., Harbi, A., Burhan, A. M., Uddin, L. Q., </w:t>
+      </w:r>
+      <w:proofErr w:type="spellStart"/>
+      <w:r>
+        <w:rPr>
+          <w:lang w:val="en-CA"/>
+        </w:rPr>
+        <w:t>Kulasinghe</w:t>
+      </w:r>
+      <w:proofErr w:type="spellEnd"/>
+      <w:r>
+        <w:rPr>
+          <w:lang w:val="en-CA"/>
+        </w:rPr>
+        <w:t xml:space="preserve">, A., Lam, C.-M., Ramakrishna, S., Alavi, A., Nouwen, J. L., Dorigo, T., Schreiber, M., … Rezaei, N. (2020). Emerging Standards and the Hybrid Model for Organizing Scientific Events During and After The COVID-19 Pandemic. </w:t>
       </w:r>
       <w:r>
         <w:rPr>
@@ -15370,7 +16060,49 @@
         <w:rPr>
           <w:lang w:val="en-CA"/>
         </w:rPr>
-        <w:t xml:space="preserve">Ko, A., Pick, C., Kwon, J. Y., Barlev, M., Krems, J. A., Varnum, M. E. W., Neel, R., Peysha, M., Boonyasiriwat, W., Brandstätter, E., Vasquez, J. E. C., Galindo, O., Pereira de Felipe, R., Crispim, A. C., Fetvadjiev, V. H., Fischer, R., Karl, J., David, D., Galdi, S., Gomez-Jacinto, L., </w:t>
+        <w:t xml:space="preserve">Ko, A., Pick, C., Kwon, J. Y., Barlev, M., Krems, J. A., Varnum, M. E. W., Neel, R., </w:t>
+      </w:r>
+      <w:proofErr w:type="spellStart"/>
+      <w:r>
+        <w:rPr>
+          <w:lang w:val="en-CA"/>
+        </w:rPr>
+        <w:t>Peysha</w:t>
+      </w:r>
+      <w:proofErr w:type="spellEnd"/>
+      <w:r>
+        <w:rPr>
+          <w:lang w:val="en-CA"/>
+        </w:rPr>
+        <w:t xml:space="preserve">, M., </w:t>
+      </w:r>
+      <w:proofErr w:type="spellStart"/>
+      <w:r>
+        <w:rPr>
+          <w:lang w:val="en-CA"/>
+        </w:rPr>
+        <w:t>Boonyasiriwat</w:t>
+      </w:r>
+      <w:proofErr w:type="spellEnd"/>
+      <w:r>
+        <w:rPr>
+          <w:lang w:val="en-CA"/>
+        </w:rPr>
+        <w:t xml:space="preserve">, W., </w:t>
+      </w:r>
+      <w:proofErr w:type="spellStart"/>
+      <w:r>
+        <w:rPr>
+          <w:lang w:val="en-CA"/>
+        </w:rPr>
+        <w:t>Brandstätter</w:t>
+      </w:r>
+      <w:proofErr w:type="spellEnd"/>
+      <w:r>
+        <w:rPr>
+          <w:lang w:val="en-CA"/>
+        </w:rPr>
+        <w:t xml:space="preserve">, E., Vasquez, J. E. C., Galindo, O., Pereira de Felipe, R., Crispim, A. C., Fetvadjiev, V. H., Fischer, R., Karl, J., David, D., Galdi, S., Gomez-Jacinto, L., </w:t>
       </w:r>
       <w:r>
         <w:rPr>
@@ -15550,11 +16282,19 @@
         </w:rPr>
         <w:t>*</w:t>
       </w:r>
-      <w:r>
-        <w:rPr>
-          <w:lang w:val="en-CA"/>
-        </w:rPr>
-        <w:t>corresponding authors</w:t>
+      <w:proofErr w:type="gramStart"/>
+      <w:r>
+        <w:rPr>
+          <w:lang w:val="en-CA"/>
+        </w:rPr>
+        <w:t>corresponding</w:t>
+      </w:r>
+      <w:proofErr w:type="gramEnd"/>
+      <w:r>
+        <w:rPr>
+          <w:lang w:val="en-CA"/>
+        </w:rPr>
+        <w:t xml:space="preserve"> authors</w:t>
       </w:r>
     </w:p>
     <w:p>
@@ -15636,28 +16376,48 @@
         </w:rPr>
         <w:t xml:space="preserve">., </w:t>
       </w:r>
+      <w:proofErr w:type="spellStart"/>
       <w:r>
         <w:rPr>
           <w:rFonts w:eastAsia="Calibri"/>
           <w:u w:val="single"/>
           <w:lang w:val="en-CA" w:eastAsia="en-US"/>
         </w:rPr>
-        <w:t>Klackl, J</w:t>
-      </w:r>
-      <w:r>
-        <w:rPr>
-          <w:rFonts w:eastAsia="Calibri"/>
-          <w:lang w:val="en-CA" w:eastAsia="en-US"/>
-        </w:rPr>
-        <w:t xml:space="preserve">., </w:t>
-      </w:r>
+        <w:t>Klackl</w:t>
+      </w:r>
+      <w:proofErr w:type="spellEnd"/>
       <w:r>
         <w:rPr>
           <w:rFonts w:eastAsia="Calibri"/>
           <w:u w:val="single"/>
           <w:lang w:val="en-CA" w:eastAsia="en-US"/>
         </w:rPr>
-        <w:t>Agroskin, D</w:t>
+        <w:t>, J</w:t>
+      </w:r>
+      <w:r>
+        <w:rPr>
+          <w:rFonts w:eastAsia="Calibri"/>
+          <w:lang w:val="en-CA" w:eastAsia="en-US"/>
+        </w:rPr>
+        <w:t xml:space="preserve">., </w:t>
+      </w:r>
+      <w:proofErr w:type="spellStart"/>
+      <w:r>
+        <w:rPr>
+          <w:rFonts w:eastAsia="Calibri"/>
+          <w:u w:val="single"/>
+          <w:lang w:val="en-CA" w:eastAsia="en-US"/>
+        </w:rPr>
+        <w:t>Agroskin</w:t>
+      </w:r>
+      <w:proofErr w:type="spellEnd"/>
+      <w:r>
+        <w:rPr>
+          <w:rFonts w:eastAsia="Calibri"/>
+          <w:u w:val="single"/>
+          <w:lang w:val="en-CA" w:eastAsia="en-US"/>
+        </w:rPr>
+        <w:t>, D</w:t>
       </w:r>
       <w:r>
         <w:rPr>
@@ -15696,13 +16456,23 @@
         </w:rPr>
         <w:t xml:space="preserve">., </w:t>
       </w:r>
+      <w:proofErr w:type="spellStart"/>
       <w:r>
         <w:rPr>
           <w:rFonts w:eastAsia="Calibri"/>
           <w:u w:val="single"/>
           <w:lang w:val="en-CA" w:eastAsia="en-US"/>
         </w:rPr>
-        <w:t>Bezdenezhnykh, B</w:t>
+        <w:t>Bezdenezhnykh</w:t>
+      </w:r>
+      <w:proofErr w:type="spellEnd"/>
+      <w:r>
+        <w:rPr>
+          <w:rFonts w:eastAsia="Calibri"/>
+          <w:u w:val="single"/>
+          <w:lang w:val="en-CA" w:eastAsia="en-US"/>
+        </w:rPr>
+        <w:t>, B</w:t>
       </w:r>
       <w:r>
         <w:rPr>
@@ -15723,7 +16493,23 @@
           <w:rFonts w:eastAsia="Calibri"/>
           <w:lang w:val="en-CA" w:eastAsia="en-US"/>
         </w:rPr>
-        <w:t xml:space="preserve">). Reaction to norm transgressions and Islamization threat in culturally tight and loose contexts: A case study of Germany vs. Russia. </w:t>
+        <w:t xml:space="preserve">). Reaction to norm transgressions and Islamization threat in culturally tight and </w:t>
+      </w:r>
+      <w:proofErr w:type="gramStart"/>
+      <w:r>
+        <w:rPr>
+          <w:rFonts w:eastAsia="Calibri"/>
+          <w:lang w:val="en-CA" w:eastAsia="en-US"/>
+        </w:rPr>
+        <w:t>loose</w:t>
+      </w:r>
+      <w:proofErr w:type="gramEnd"/>
+      <w:r>
+        <w:rPr>
+          <w:rFonts w:eastAsia="Calibri"/>
+          <w:lang w:val="en-CA" w:eastAsia="en-US"/>
+        </w:rPr>
+        <w:t xml:space="preserve"> contexts: A case study of Germany vs. Russia. </w:t>
       </w:r>
       <w:r>
         <w:rPr>
@@ -15918,7 +16704,25 @@
           <w:shd w:val="clear" w:color="auto" w:fill="FFFFFF"/>
           <w:lang w:val="en-CA"/>
         </w:rPr>
-        <w:t xml:space="preserve">(2019). Wise reasoning benefits from emodiversity, irrespective of emotional intensity. </w:t>
+        <w:t xml:space="preserve">(2019). Wise reasoning benefits from </w:t>
+      </w:r>
+      <w:proofErr w:type="spellStart"/>
+      <w:r>
+        <w:rPr>
+          <w:color w:val="000000"/>
+          <w:shd w:val="clear" w:color="auto" w:fill="FFFFFF"/>
+          <w:lang w:val="en-CA"/>
+        </w:rPr>
+        <w:t>emodiversity</w:t>
+      </w:r>
+      <w:proofErr w:type="spellEnd"/>
+      <w:r>
+        <w:rPr>
+          <w:color w:val="000000"/>
+          <w:shd w:val="clear" w:color="auto" w:fill="FFFFFF"/>
+          <w:lang w:val="en-CA"/>
+        </w:rPr>
+        <w:t xml:space="preserve">, irrespective of emotional intensity. </w:t>
       </w:r>
       <w:r>
         <w:rPr>
@@ -16001,7 +16805,21 @@
         <w:rPr>
           <w:lang w:val="en-CA"/>
         </w:rPr>
-        <w:t xml:space="preserve">Children show reduced trust in confident advisors who are partially-informed. </w:t>
+        <w:t xml:space="preserve">Children show reduced trust in confident advisors who are </w:t>
+      </w:r>
+      <w:proofErr w:type="gramStart"/>
+      <w:r>
+        <w:rPr>
+          <w:lang w:val="en-CA"/>
+        </w:rPr>
+        <w:t>partially-informed</w:t>
+      </w:r>
+      <w:proofErr w:type="gramEnd"/>
+      <w:r>
+        <w:rPr>
+          <w:lang w:val="en-CA"/>
+        </w:rPr>
+        <w:t xml:space="preserve">. </w:t>
       </w:r>
       <w:r>
         <w:rPr>
@@ -16064,7 +16882,43 @@
           <w:shd w:val="clear" w:color="auto" w:fill="FFFFFF"/>
           <w:lang w:val="en-CA"/>
         </w:rPr>
-        <w:t xml:space="preserve">(2019). The wealth→life history→innovation account of the Industrial Revolution is largely inconsistent with empirical time series data. </w:t>
+        <w:t xml:space="preserve">(2019). The </w:t>
+      </w:r>
+      <w:proofErr w:type="spellStart"/>
+      <w:r>
+        <w:rPr>
+          <w:color w:val="000000"/>
+          <w:shd w:val="clear" w:color="auto" w:fill="FFFFFF"/>
+          <w:lang w:val="en-CA"/>
+        </w:rPr>
+        <w:t>wealth→life</w:t>
+      </w:r>
+      <w:proofErr w:type="spellEnd"/>
+      <w:r>
+        <w:rPr>
+          <w:color w:val="000000"/>
+          <w:shd w:val="clear" w:color="auto" w:fill="FFFFFF"/>
+          <w:lang w:val="en-CA"/>
+        </w:rPr>
+        <w:t xml:space="preserve"> </w:t>
+      </w:r>
+      <w:proofErr w:type="spellStart"/>
+      <w:r>
+        <w:rPr>
+          <w:color w:val="000000"/>
+          <w:shd w:val="clear" w:color="auto" w:fill="FFFFFF"/>
+          <w:lang w:val="en-CA"/>
+        </w:rPr>
+        <w:t>history→innovation</w:t>
+      </w:r>
+      <w:proofErr w:type="spellEnd"/>
+      <w:r>
+        <w:rPr>
+          <w:color w:val="000000"/>
+          <w:shd w:val="clear" w:color="auto" w:fill="FFFFFF"/>
+          <w:lang w:val="en-CA"/>
+        </w:rPr>
+        <w:t xml:space="preserve"> account of the Industrial Revolution is largely inconsistent with empirical time series data. </w:t>
       </w:r>
       <w:r>
         <w:rPr>
@@ -16220,7 +17074,21 @@
         <w:rPr>
           <w:lang w:val="en-CA"/>
         </w:rPr>
-        <w:t>*corresponding authors</w:t>
+        <w:t>*</w:t>
+      </w:r>
+      <w:proofErr w:type="gramStart"/>
+      <w:r>
+        <w:rPr>
+          <w:lang w:val="en-CA"/>
+        </w:rPr>
+        <w:t>corresponding</w:t>
+      </w:r>
+      <w:proofErr w:type="gramEnd"/>
+      <w:r>
+        <w:rPr>
+          <w:lang w:val="en-CA"/>
+        </w:rPr>
+        <w:t xml:space="preserve"> authors</w:t>
       </w:r>
     </w:p>
     <w:p>
@@ -16247,7 +17115,23 @@
           <w:rFonts w:eastAsia="Calibri"/>
           <w:lang w:val="en-CA" w:eastAsia="en-US"/>
         </w:rPr>
-        <w:t xml:space="preserve">., Cicara, M., </w:t>
+        <w:t xml:space="preserve">., </w:t>
+      </w:r>
+      <w:proofErr w:type="spellStart"/>
+      <w:r>
+        <w:rPr>
+          <w:rFonts w:eastAsia="Calibri"/>
+          <w:lang w:val="en-CA" w:eastAsia="en-US"/>
+        </w:rPr>
+        <w:t>Cicara</w:t>
+      </w:r>
+      <w:proofErr w:type="spellEnd"/>
+      <w:r>
+        <w:rPr>
+          <w:rFonts w:eastAsia="Calibri"/>
+          <w:lang w:val="en-CA" w:eastAsia="en-US"/>
+        </w:rPr>
+        <w:t xml:space="preserve">, M., </w:t>
       </w:r>
       <w:r>
         <w:rPr>
@@ -16272,12 +17156,21 @@
         </w:rPr>
         <w:t xml:space="preserve"> </w:t>
       </w:r>
+      <w:proofErr w:type="spellStart"/>
       <w:r>
         <w:rPr>
           <w:rFonts w:eastAsia="Calibri"/>
           <w:lang w:val="en-CA" w:eastAsia="en-US"/>
         </w:rPr>
-        <w:t>Schegel, R. (</w:t>
+        <w:t>Schegel</w:t>
+      </w:r>
+      <w:proofErr w:type="spellEnd"/>
+      <w:r>
+        <w:rPr>
+          <w:rFonts w:eastAsia="Calibri"/>
+          <w:lang w:val="en-CA" w:eastAsia="en-US"/>
+        </w:rPr>
+        <w:t>, R. (</w:t>
       </w:r>
       <w:r>
         <w:rPr>
@@ -16419,7 +17312,23 @@
           <w:rFonts w:eastAsia="Calibri"/>
           <w:lang w:val="en-CA" w:eastAsia="en-US"/>
         </w:rPr>
-        <w:t xml:space="preserve">, De Brigard, F, Luco, A., &amp; Knobe, J. (2018). </w:t>
+        <w:t xml:space="preserve">, De </w:t>
+      </w:r>
+      <w:proofErr w:type="spellStart"/>
+      <w:r>
+        <w:rPr>
+          <w:rFonts w:eastAsia="Calibri"/>
+          <w:lang w:val="en-CA" w:eastAsia="en-US"/>
+        </w:rPr>
+        <w:t>Brigard</w:t>
+      </w:r>
+      <w:proofErr w:type="spellEnd"/>
+      <w:r>
+        <w:rPr>
+          <w:rFonts w:eastAsia="Calibri"/>
+          <w:lang w:val="en-CA" w:eastAsia="en-US"/>
+        </w:rPr>
+        <w:t xml:space="preserve">, F, Luco, A., &amp; Knobe, J. (2018). </w:t>
       </w:r>
       <w:r>
         <w:rPr>
@@ -16673,12 +17582,21 @@
         </w:rPr>
         <w:t xml:space="preserve"> </w:t>
       </w:r>
+      <w:proofErr w:type="spellStart"/>
       <w:r>
         <w:rPr>
           <w:u w:val="single"/>
           <w:lang w:val="en-CA"/>
         </w:rPr>
-        <w:t>Jowhari, N.</w:t>
+        <w:t>Jowhari</w:t>
+      </w:r>
+      <w:proofErr w:type="spellEnd"/>
+      <w:r>
+        <w:rPr>
+          <w:u w:val="single"/>
+          <w:lang w:val="en-CA"/>
+        </w:rPr>
+        <w:t>, N.</w:t>
       </w:r>
       <w:r>
         <w:rPr>
@@ -16721,7 +17639,49 @@
         <w:rPr>
           <w:lang w:val="en-CA"/>
         </w:rPr>
-        <w:t xml:space="preserve">Leckelt, M., Wetzel, E., Gerlach, T. M., Ackerman, R. A., Miller, J. D., Chopik, W. J., Penke, L., Geukes, K., Kuefner, A. C.P., Hutteman, R., Richter, D., Renner, K., Allroggen, M., Brecheen, C., Campbell, W. K., </w:t>
+        <w:t xml:space="preserve">Leckelt, M., Wetzel, E., Gerlach, T. M., Ackerman, R. A., Miller, J. D., Chopik, W. J., Penke, L., </w:t>
+      </w:r>
+      <w:proofErr w:type="spellStart"/>
+      <w:r>
+        <w:rPr>
+          <w:lang w:val="en-CA"/>
+        </w:rPr>
+        <w:t>Geukes</w:t>
+      </w:r>
+      <w:proofErr w:type="spellEnd"/>
+      <w:r>
+        <w:rPr>
+          <w:lang w:val="en-CA"/>
+        </w:rPr>
+        <w:t xml:space="preserve">, K., Kuefner, A. C.P., </w:t>
+      </w:r>
+      <w:proofErr w:type="spellStart"/>
+      <w:r>
+        <w:rPr>
+          <w:lang w:val="en-CA"/>
+        </w:rPr>
+        <w:t>Hutteman</w:t>
+      </w:r>
+      <w:proofErr w:type="spellEnd"/>
+      <w:r>
+        <w:rPr>
+          <w:lang w:val="en-CA"/>
+        </w:rPr>
+        <w:t xml:space="preserve">, R., Richter, D., Renner, K., </w:t>
+      </w:r>
+      <w:proofErr w:type="spellStart"/>
+      <w:r>
+        <w:rPr>
+          <w:lang w:val="en-CA"/>
+        </w:rPr>
+        <w:t>Allroggen</w:t>
+      </w:r>
+      <w:proofErr w:type="spellEnd"/>
+      <w:r>
+        <w:rPr>
+          <w:lang w:val="en-CA"/>
+        </w:rPr>
+        <w:t xml:space="preserve">, M., Brecheen, C., Campbell, W. K., </w:t>
       </w:r>
       <w:r>
         <w:rPr>
@@ -16855,7 +17815,21 @@
         <w:rPr>
           <w:lang w:val="en-CA"/>
         </w:rPr>
-        <w:t>*corresponding author</w:t>
+        <w:t>*</w:t>
+      </w:r>
+      <w:proofErr w:type="gramStart"/>
+      <w:r>
+        <w:rPr>
+          <w:lang w:val="en-CA"/>
+        </w:rPr>
+        <w:t>corresponding</w:t>
+      </w:r>
+      <w:proofErr w:type="gramEnd"/>
+      <w:r>
+        <w:rPr>
+          <w:lang w:val="en-CA"/>
+        </w:rPr>
+        <w:t xml:space="preserve"> author</w:t>
       </w:r>
     </w:p>
     <w:p>
@@ -16880,6 +17854,7 @@
         </w:rPr>
         <w:t xml:space="preserve">featured in </w:t>
       </w:r>
+      <w:proofErr w:type="gramStart"/>
       <w:r>
         <w:rPr>
           <w:i/>
@@ -16888,6 +17863,7 @@
         </w:rPr>
         <w:t>Science</w:t>
       </w:r>
+      <w:proofErr w:type="gramEnd"/>
       <w:r>
         <w:rPr>
           <w:lang w:val="en-CA"/>
@@ -16910,7 +17886,23 @@
           <w:rFonts w:eastAsia="Calibri"/>
           <w:lang w:val="en-CA" w:eastAsia="en-US"/>
         </w:rPr>
-        <w:t xml:space="preserve">De Freitas, J., Cicara, M., </w:t>
+        <w:t xml:space="preserve">De Freitas, J., </w:t>
+      </w:r>
+      <w:proofErr w:type="spellStart"/>
+      <w:r>
+        <w:rPr>
+          <w:rFonts w:eastAsia="Calibri"/>
+          <w:lang w:val="en-CA" w:eastAsia="en-US"/>
+        </w:rPr>
+        <w:t>Cicara</w:t>
+      </w:r>
+      <w:proofErr w:type="spellEnd"/>
+      <w:r>
+        <w:rPr>
+          <w:rFonts w:eastAsia="Calibri"/>
+          <w:lang w:val="en-CA" w:eastAsia="en-US"/>
+        </w:rPr>
+        <w:t xml:space="preserve">, M., </w:t>
       </w:r>
       <w:r>
         <w:rPr>
@@ -16935,12 +17927,21 @@
         </w:rPr>
         <w:t xml:space="preserve"> </w:t>
       </w:r>
+      <w:proofErr w:type="spellStart"/>
       <w:r>
         <w:rPr>
           <w:rFonts w:eastAsia="Calibri"/>
           <w:lang w:val="en-CA" w:eastAsia="en-US"/>
         </w:rPr>
-        <w:t xml:space="preserve">Schegel, R. (2017). Origins of the belief in Good True Selves. </w:t>
+        <w:t>Schegel</w:t>
+      </w:r>
+      <w:proofErr w:type="spellEnd"/>
+      <w:r>
+        <w:rPr>
+          <w:rFonts w:eastAsia="Calibri"/>
+          <w:lang w:val="en-CA" w:eastAsia="en-US"/>
+        </w:rPr>
+        <w:t xml:space="preserve">, R. (2017). Origins of the belief in Good True Selves. </w:t>
       </w:r>
       <w:r>
         <w:rPr>
@@ -17328,7 +18329,23 @@
           <w:rFonts w:eastAsia="Calibri"/>
           <w:lang w:val="en-CA" w:eastAsia="en-US"/>
         </w:rPr>
-        <w:t xml:space="preserve">Divergent life histories and other ecological adaptations: Examples of social class differences in attention, cognition, and attunement to others. </w:t>
+        <w:t xml:space="preserve">Divergent life histories and other ecological adaptations: Examples of social class differences in attention, cognition, and </w:t>
+      </w:r>
+      <w:proofErr w:type="spellStart"/>
+      <w:r>
+        <w:rPr>
+          <w:rFonts w:eastAsia="Calibri"/>
+          <w:lang w:val="en-CA" w:eastAsia="en-US"/>
+        </w:rPr>
+        <w:t>attunement</w:t>
+      </w:r>
+      <w:proofErr w:type="spellEnd"/>
+      <w:r>
+        <w:rPr>
+          <w:rFonts w:eastAsia="Calibri"/>
+          <w:lang w:val="en-CA" w:eastAsia="en-US"/>
+        </w:rPr>
+        <w:t xml:space="preserve"> to others. </w:t>
       </w:r>
       <w:r>
         <w:rPr>
@@ -17469,7 +18486,21 @@
         <w:rPr>
           <w:lang w:val="en-CA"/>
         </w:rPr>
-        <w:t>*corresponding authors</w:t>
+        <w:t>*</w:t>
+      </w:r>
+      <w:proofErr w:type="gramStart"/>
+      <w:r>
+        <w:rPr>
+          <w:lang w:val="en-CA"/>
+        </w:rPr>
+        <w:t>corresponding</w:t>
+      </w:r>
+      <w:proofErr w:type="gramEnd"/>
+      <w:r>
+        <w:rPr>
+          <w:lang w:val="en-CA"/>
+        </w:rPr>
+        <w:t xml:space="preserve"> authors</w:t>
       </w:r>
     </w:p>
     <w:p>
@@ -17548,7 +18579,21 @@
         <w:rPr>
           <w:lang w:val="en-CA"/>
         </w:rPr>
-        <w:t>*corresponding authors</w:t>
+        <w:t>*</w:t>
+      </w:r>
+      <w:proofErr w:type="gramStart"/>
+      <w:r>
+        <w:rPr>
+          <w:lang w:val="en-CA"/>
+        </w:rPr>
+        <w:t>corresponding</w:t>
+      </w:r>
+      <w:proofErr w:type="gramEnd"/>
+      <w:r>
+        <w:rPr>
+          <w:lang w:val="en-CA"/>
+        </w:rPr>
+        <w:t xml:space="preserve"> authors</w:t>
       </w:r>
     </w:p>
     <w:p>
@@ -17626,7 +18671,21 @@
         <w:rPr>
           <w:lang w:val="en-CA"/>
         </w:rPr>
-        <w:t>. *corresponding authors</w:t>
+        <w:t>. *</w:t>
+      </w:r>
+      <w:proofErr w:type="gramStart"/>
+      <w:r>
+        <w:rPr>
+          <w:lang w:val="en-CA"/>
+        </w:rPr>
+        <w:t>corresponding</w:t>
+      </w:r>
+      <w:proofErr w:type="gramEnd"/>
+      <w:r>
+        <w:rPr>
+          <w:lang w:val="en-CA"/>
+        </w:rPr>
+        <w:t xml:space="preserve"> authors</w:t>
       </w:r>
     </w:p>
     <w:p>
@@ -18344,7 +19403,21 @@
         <w:rPr>
           <w:lang w:val="en-CA"/>
         </w:rPr>
-        <w:t xml:space="preserve">Ford, B. Q., Dmitrieva, J. O., Heller, D., Chentsova-Dutton, Y., </w:t>
+        <w:t xml:space="preserve">Ford, B. Q., Dmitrieva, J. O., Heller, D., </w:t>
+      </w:r>
+      <w:proofErr w:type="spellStart"/>
+      <w:r>
+        <w:rPr>
+          <w:lang w:val="en-CA"/>
+        </w:rPr>
+        <w:t>Chentsova</w:t>
+      </w:r>
+      <w:proofErr w:type="spellEnd"/>
+      <w:r>
+        <w:rPr>
+          <w:lang w:val="en-CA"/>
+        </w:rPr>
+        <w:t xml:space="preserve">-Dutton, Y., </w:t>
       </w:r>
       <w:r>
         <w:rPr>
@@ -18716,7 +19789,35 @@
         <w:rPr>
           <w:lang w:val="en-CA"/>
         </w:rPr>
-        <w:t xml:space="preserve">It pays to be nice, but not really nice: Asymmetric reputations from prosociality across 7 countries. </w:t>
+        <w:t xml:space="preserve">It pays to be nice, but not </w:t>
+      </w:r>
+      <w:proofErr w:type="gramStart"/>
+      <w:r>
+        <w:rPr>
+          <w:lang w:val="en-CA"/>
+        </w:rPr>
+        <w:t>really nice</w:t>
+      </w:r>
+      <w:proofErr w:type="gramEnd"/>
+      <w:r>
+        <w:rPr>
+          <w:lang w:val="en-CA"/>
+        </w:rPr>
+        <w:t xml:space="preserve">: Asymmetric reputations from </w:t>
+      </w:r>
+      <w:proofErr w:type="spellStart"/>
+      <w:r>
+        <w:rPr>
+          <w:lang w:val="en-CA"/>
+        </w:rPr>
+        <w:t>prosociality</w:t>
+      </w:r>
+      <w:proofErr w:type="spellEnd"/>
+      <w:r>
+        <w:rPr>
+          <w:lang w:val="en-CA"/>
+        </w:rPr>
+        <w:t xml:space="preserve"> across 7 countries. </w:t>
       </w:r>
       <w:r>
         <w:rPr>
@@ -18853,13 +19954,21 @@
           <w:iCs/>
           <w:lang w:val="en-CA"/>
         </w:rPr>
-        <w:t>-up for the Neuro</w:t>
-      </w:r>
+        <w:t xml:space="preserve">-up for the </w:t>
+      </w:r>
+      <w:proofErr w:type="spellStart"/>
       <w:r>
         <w:rPr>
           <w:iCs/>
           <w:lang w:val="en-CA"/>
         </w:rPr>
+        <w:t>Neuro</w:t>
+      </w:r>
+      <w:r>
+        <w:rPr>
+          <w:iCs/>
+          <w:lang w:val="en-CA"/>
+        </w:rPr>
         <w:t>L</w:t>
       </w:r>
       <w:r>
@@ -18867,7 +19976,15 @@
           <w:iCs/>
           <w:lang w:val="en-CA"/>
         </w:rPr>
-        <w:t>eadership Award (2015)</w:t>
+        <w:t>eadership</w:t>
+      </w:r>
+      <w:proofErr w:type="spellEnd"/>
+      <w:r>
+        <w:rPr>
+          <w:iCs/>
+          <w:lang w:val="en-CA"/>
+        </w:rPr>
+        <w:t xml:space="preserve"> Award (2015)</w:t>
       </w:r>
       <w:r>
         <w:rPr>
@@ -19634,7 +20751,21 @@
         <w:rPr>
           <w:lang w:val="en-CA"/>
         </w:rPr>
-        <w:t xml:space="preserve">, &amp; Kitayama, S. (2012). When gift-giving produces dissonance: Effects of subliminal affiliation priming on choices for one's self versus close others. </w:t>
+        <w:t xml:space="preserve">, &amp; Kitayama, S. (2012). When gift-giving produces dissonance: Effects of subliminal affiliation priming on choices for </w:t>
+      </w:r>
+      <w:proofErr w:type="gramStart"/>
+      <w:r>
+        <w:rPr>
+          <w:lang w:val="en-CA"/>
+        </w:rPr>
+        <w:t>one's self</w:t>
+      </w:r>
+      <w:proofErr w:type="gramEnd"/>
+      <w:r>
+        <w:rPr>
+          <w:lang w:val="en-CA"/>
+        </w:rPr>
+        <w:t xml:space="preserve"> versus close others. </w:t>
       </w:r>
       <w:r>
         <w:rPr>
@@ -19685,7 +20816,21 @@
         <w:rPr>
           <w:lang w:val="en-CA"/>
         </w:rPr>
-        <w:t xml:space="preserve"> both authors contributed equally to this research</w:t>
+        <w:t xml:space="preserve"> </w:t>
+      </w:r>
+      <w:proofErr w:type="gramStart"/>
+      <w:r>
+        <w:rPr>
+          <w:lang w:val="en-CA"/>
+        </w:rPr>
+        <w:t>both</w:t>
+      </w:r>
+      <w:proofErr w:type="gramEnd"/>
+      <w:r>
+        <w:rPr>
+          <w:lang w:val="en-CA"/>
+        </w:rPr>
+        <w:t xml:space="preserve"> authors contributed equally to this research</w:t>
       </w:r>
     </w:p>
     <w:p>
@@ -19901,7 +21046,21 @@
         <w:rPr>
           <w:lang w:val="en-CA"/>
         </w:rPr>
-        <w:t xml:space="preserve"> both authors contributed equally to this research</w:t>
+        <w:t xml:space="preserve"> </w:t>
+      </w:r>
+      <w:proofErr w:type="gramStart"/>
+      <w:r>
+        <w:rPr>
+          <w:lang w:val="en-CA"/>
+        </w:rPr>
+        <w:t>both</w:t>
+      </w:r>
+      <w:proofErr w:type="gramEnd"/>
+      <w:r>
+        <w:rPr>
+          <w:lang w:val="en-CA"/>
+        </w:rPr>
+        <w:t xml:space="preserve"> authors contributed equally to this research</w:t>
       </w:r>
       <w:r>
         <w:rPr>
@@ -20266,8 +21425,18 @@
           <w:iCs/>
           <w:lang w:val="en-CA"/>
         </w:rPr>
-        <w:t> Science</w:t>
-      </w:r>
+        <w:t> </w:t>
+      </w:r>
+      <w:proofErr w:type="gramStart"/>
+      <w:r>
+        <w:rPr>
+          <w:i/>
+          <w:iCs/>
+          <w:lang w:val="en-CA"/>
+        </w:rPr>
+        <w:t>Science</w:t>
+      </w:r>
+      <w:proofErr w:type="gramEnd"/>
       <w:r>
         <w:rPr>
           <w:iCs/>
@@ -20727,7 +21896,21 @@
         <w:rPr>
           <w:lang w:val="en-CA"/>
         </w:rPr>
-        <w:t xml:space="preserve">, Katunar, D., Nisbett, R.E., &amp; Kitayama, S. (2008). Holism in a European </w:t>
+        <w:t xml:space="preserve">, </w:t>
+      </w:r>
+      <w:proofErr w:type="spellStart"/>
+      <w:r>
+        <w:rPr>
+          <w:lang w:val="en-CA"/>
+        </w:rPr>
+        <w:t>Katunar</w:t>
+      </w:r>
+      <w:proofErr w:type="spellEnd"/>
+      <w:r>
+        <w:rPr>
+          <w:lang w:val="en-CA"/>
+        </w:rPr>
+        <w:t xml:space="preserve">, D., Nisbett, R.E., &amp; Kitayama, S. (2008). Holism in a European </w:t>
       </w:r>
       <w:r>
         <w:rPr>
@@ -21477,7 +22660,21 @@
         <w:rPr>
           <w:lang w:val="en-CA"/>
         </w:rPr>
-        <w:t xml:space="preserve">Culture, cognition and cultural change in social class. In W. H. Brekhus &amp; G. Ingatow (Eds.), </w:t>
+        <w:t xml:space="preserve">Culture, cognition and cultural change in social class. In W. H. Brekhus &amp; G. </w:t>
+      </w:r>
+      <w:proofErr w:type="spellStart"/>
+      <w:r>
+        <w:rPr>
+          <w:lang w:val="en-CA"/>
+        </w:rPr>
+        <w:t>Ingatow</w:t>
+      </w:r>
+      <w:proofErr w:type="spellEnd"/>
+      <w:r>
+        <w:rPr>
+          <w:lang w:val="en-CA"/>
+        </w:rPr>
+        <w:t xml:space="preserve"> (Eds.), </w:t>
       </w:r>
       <w:r>
         <w:rPr>
@@ -21987,7 +23184,21 @@
         <w:rPr>
           <w:lang w:val="en-CA"/>
         </w:rPr>
-        <w:t xml:space="preserve"> (2018). The role of culture in understanding and evaluating emotional intelligence. In K. V. Keefer, J. D. Parker, &amp; D. H. Saklofske (Eds.). </w:t>
+        <w:t xml:space="preserve"> (2018). The role of culture in understanding and evaluating emotional intelligence. In K. V. Keefer, J. D. Parker, &amp; D. H. </w:t>
+      </w:r>
+      <w:proofErr w:type="spellStart"/>
+      <w:r>
+        <w:rPr>
+          <w:lang w:val="en-CA"/>
+        </w:rPr>
+        <w:t>Saklofske</w:t>
+      </w:r>
+      <w:proofErr w:type="spellEnd"/>
+      <w:r>
+        <w:rPr>
+          <w:lang w:val="en-CA"/>
+        </w:rPr>
+        <w:t xml:space="preserve"> (Eds.). </w:t>
       </w:r>
       <w:r>
         <w:rPr>
@@ -23064,7 +24275,21 @@
               <w:rPr>
                 <w:lang w:val="en-CA"/>
               </w:rPr>
-              <w:t>Jnana Prabodhini Social Science Study Centre, Pune, India</w:t>
+              <w:t xml:space="preserve">Jnana </w:t>
+            </w:r>
+            <w:proofErr w:type="spellStart"/>
+            <w:r>
+              <w:rPr>
+                <w:lang w:val="en-CA"/>
+              </w:rPr>
+              <w:t>Prabodhini</w:t>
+            </w:r>
+            <w:proofErr w:type="spellEnd"/>
+            <w:r>
+              <w:rPr>
+                <w:lang w:val="en-CA"/>
+              </w:rPr>
+              <w:t xml:space="preserve"> Social Science Study Centre, Pune, India</w:t>
             </w:r>
           </w:p>
         </w:tc>
@@ -23113,7 +24338,23 @@
               <w:rPr>
                 <w:lang w:val="en-CA"/>
               </w:rPr>
-              <w:t>IIT Bombay, Department of Humanities &amp; Social Sciences,Mumbai, India</w:t>
+              <w:t xml:space="preserve">IIT Bombay, Department of Humanities &amp; Social </w:t>
+            </w:r>
+            <w:proofErr w:type="spellStart"/>
+            <w:proofErr w:type="gramStart"/>
+            <w:r>
+              <w:rPr>
+                <w:lang w:val="en-CA"/>
+              </w:rPr>
+              <w:t>Sciences,Mumbai</w:t>
+            </w:r>
+            <w:proofErr w:type="spellEnd"/>
+            <w:proofErr w:type="gramEnd"/>
+            <w:r>
+              <w:rPr>
+                <w:lang w:val="en-CA"/>
+              </w:rPr>
+              <w:t>, India</w:t>
             </w:r>
           </w:p>
         </w:tc>
@@ -23219,11 +24460,19 @@
                 <w:lang w:val="en-CA"/>
               </w:rPr>
             </w:pPr>
-            <w:r>
-              <w:rPr>
-                <w:lang w:val="en-CA"/>
-              </w:rPr>
-              <w:t xml:space="preserve">TUDelft, </w:t>
+            <w:proofErr w:type="spellStart"/>
+            <w:r>
+              <w:rPr>
+                <w:lang w:val="en-CA"/>
+              </w:rPr>
+              <w:t>TUDelft</w:t>
+            </w:r>
+            <w:proofErr w:type="spellEnd"/>
+            <w:r>
+              <w:rPr>
+                <w:lang w:val="en-CA"/>
+              </w:rPr>
+              <w:t xml:space="preserve">, </w:t>
             </w:r>
             <w:r>
               <w:rPr>
@@ -24102,11 +25351,33 @@
                 <w:lang w:val="en-CA"/>
               </w:rPr>
             </w:pPr>
-            <w:r>
-              <w:rPr>
-                <w:lang w:val="en-CA"/>
-              </w:rPr>
-              <w:t>Iscte – Instituto Universitário de Lisboa, SocioDigital Lab for Public Policy</w:t>
+            <w:proofErr w:type="spellStart"/>
+            <w:r>
+              <w:rPr>
+                <w:lang w:val="en-CA"/>
+              </w:rPr>
+              <w:t>Iscte</w:t>
+            </w:r>
+            <w:proofErr w:type="spellEnd"/>
+            <w:r>
+              <w:rPr>
+                <w:lang w:val="en-CA"/>
+              </w:rPr>
+              <w:t xml:space="preserve"> – Instituto Universitário de Lisboa, </w:t>
+            </w:r>
+            <w:proofErr w:type="spellStart"/>
+            <w:r>
+              <w:rPr>
+                <w:lang w:val="en-CA"/>
+              </w:rPr>
+              <w:t>SocioDigital</w:t>
+            </w:r>
+            <w:proofErr w:type="spellEnd"/>
+            <w:r>
+              <w:rPr>
+                <w:lang w:val="en-CA"/>
+              </w:rPr>
+              <w:t xml:space="preserve"> Lab for Public Policy</w:t>
             </w:r>
           </w:p>
         </w:tc>
@@ -24212,11 +25483,33 @@
               </w:rPr>
               <w:t xml:space="preserve">), </w:t>
             </w:r>
-            <w:r>
-              <w:rPr>
-                <w:lang w:val="en-CA"/>
-              </w:rPr>
-              <w:t xml:space="preserve">EQuity &amp; EQuality Using AI and Learning </w:t>
+            <w:proofErr w:type="spellStart"/>
+            <w:r>
+              <w:rPr>
+                <w:lang w:val="en-CA"/>
+              </w:rPr>
+              <w:t>EQuity</w:t>
+            </w:r>
+            <w:proofErr w:type="spellEnd"/>
+            <w:r>
+              <w:rPr>
+                <w:lang w:val="en-CA"/>
+              </w:rPr>
+              <w:t xml:space="preserve"> &amp; </w:t>
+            </w:r>
+            <w:proofErr w:type="spellStart"/>
+            <w:r>
+              <w:rPr>
+                <w:lang w:val="en-CA"/>
+              </w:rPr>
+              <w:t>EQuality</w:t>
+            </w:r>
+            <w:proofErr w:type="spellEnd"/>
+            <w:r>
+              <w:rPr>
+                <w:lang w:val="en-CA"/>
+              </w:rPr>
+              <w:t xml:space="preserve"> Using AI and Learning </w:t>
             </w:r>
             <w:r>
               <w:rPr>
@@ -24516,7 +25809,21 @@
               <w:rPr>
                 <w:lang w:val="en-CA"/>
               </w:rPr>
-              <w:t xml:space="preserve">MIT FutureTech, </w:t>
+              <w:t xml:space="preserve">MIT </w:t>
+            </w:r>
+            <w:proofErr w:type="spellStart"/>
+            <w:r>
+              <w:rPr>
+                <w:lang w:val="en-CA"/>
+              </w:rPr>
+              <w:t>FutureTech</w:t>
+            </w:r>
+            <w:proofErr w:type="spellEnd"/>
+            <w:r>
+              <w:rPr>
+                <w:lang w:val="en-CA"/>
+              </w:rPr>
+              <w:t xml:space="preserve">, </w:t>
             </w:r>
             <w:r>
               <w:rPr>
@@ -25738,7 +27045,77 @@
               <w:rPr>
                 <w:lang w:val="en-CA"/>
               </w:rPr>
-              <w:t>University of Granada, Spain, “Perspectivas del Máster en Neurociencia Cognitiva” Seminar</w:t>
+              <w:t>University of Granada, Spain, “</w:t>
+            </w:r>
+            <w:proofErr w:type="spellStart"/>
+            <w:r>
+              <w:rPr>
+                <w:lang w:val="en-CA"/>
+              </w:rPr>
+              <w:t>Perspectivas</w:t>
+            </w:r>
+            <w:proofErr w:type="spellEnd"/>
+            <w:r>
+              <w:rPr>
+                <w:lang w:val="en-CA"/>
+              </w:rPr>
+              <w:t xml:space="preserve"> del </w:t>
+            </w:r>
+            <w:proofErr w:type="spellStart"/>
+            <w:r>
+              <w:rPr>
+                <w:lang w:val="en-CA"/>
+              </w:rPr>
+              <w:t>Máster</w:t>
+            </w:r>
+            <w:proofErr w:type="spellEnd"/>
+            <w:r>
+              <w:rPr>
+                <w:lang w:val="en-CA"/>
+              </w:rPr>
+              <w:t xml:space="preserve"> </w:t>
+            </w:r>
+            <w:proofErr w:type="spellStart"/>
+            <w:r>
+              <w:rPr>
+                <w:lang w:val="en-CA"/>
+              </w:rPr>
+              <w:t>en</w:t>
+            </w:r>
+            <w:proofErr w:type="spellEnd"/>
+            <w:r>
+              <w:rPr>
+                <w:lang w:val="en-CA"/>
+              </w:rPr>
+              <w:t xml:space="preserve"> </w:t>
+            </w:r>
+            <w:proofErr w:type="spellStart"/>
+            <w:r>
+              <w:rPr>
+                <w:lang w:val="en-CA"/>
+              </w:rPr>
+              <w:t>Neurociencia</w:t>
+            </w:r>
+            <w:proofErr w:type="spellEnd"/>
+            <w:r>
+              <w:rPr>
+                <w:lang w:val="en-CA"/>
+              </w:rPr>
+              <w:t xml:space="preserve"> </w:t>
+            </w:r>
+            <w:proofErr w:type="spellStart"/>
+            <w:r>
+              <w:rPr>
+                <w:lang w:val="en-CA"/>
+              </w:rPr>
+              <w:t>Cognitiva</w:t>
+            </w:r>
+            <w:proofErr w:type="spellEnd"/>
+            <w:r>
+              <w:rPr>
+                <w:lang w:val="en-CA"/>
+              </w:rPr>
+              <w:t>” Seminar</w:t>
             </w:r>
           </w:p>
         </w:tc>
@@ -26156,6 +27533,7 @@
               </w:rPr>
             </w:pPr>
             <w:hyperlink r:id="rId51" w:history="1">
+              <w:proofErr w:type="spellStart"/>
               <w:r>
                 <w:rPr>
                   <w:rStyle w:val="Hyperlink"/>
@@ -26163,6 +27541,7 @@
                 </w:rPr>
                 <w:t>CanCOVID</w:t>
               </w:r>
+              <w:proofErr w:type="spellEnd"/>
             </w:hyperlink>
           </w:p>
         </w:tc>
@@ -27601,7 +28980,21 @@
               <w:rPr>
                 <w:lang w:val="en-CA"/>
               </w:rPr>
-              <w:t xml:space="preserve">Alpen-Adria-University Klagenfurt, Austria,  Department of Psychology </w:t>
+              <w:t xml:space="preserve">Alpen-Adria-University Klagenfurt, </w:t>
+            </w:r>
+            <w:proofErr w:type="gramStart"/>
+            <w:r>
+              <w:rPr>
+                <w:lang w:val="en-CA"/>
+              </w:rPr>
+              <w:t>Austria,  Department</w:t>
+            </w:r>
+            <w:proofErr w:type="gramEnd"/>
+            <w:r>
+              <w:rPr>
+                <w:lang w:val="en-CA"/>
+              </w:rPr>
+              <w:t xml:space="preserve"> of Psychology </w:t>
             </w:r>
           </w:p>
         </w:tc>
@@ -28087,8 +29480,44 @@
               <w:rPr>
                 <w:lang w:val="en-CA"/>
               </w:rPr>
-              <w:t>University of Lausanne, CH, Programme Doctoral Romande en Psychologie</w:t>
-            </w:r>
+              <w:t xml:space="preserve">University of Lausanne, CH, Programme Doctoral </w:t>
+            </w:r>
+            <w:proofErr w:type="spellStart"/>
+            <w:r>
+              <w:rPr>
+                <w:lang w:val="en-CA"/>
+              </w:rPr>
+              <w:t>Romande</w:t>
+            </w:r>
+            <w:proofErr w:type="spellEnd"/>
+            <w:r>
+              <w:rPr>
+                <w:lang w:val="en-CA"/>
+              </w:rPr>
+              <w:t xml:space="preserve"> </w:t>
+            </w:r>
+            <w:proofErr w:type="spellStart"/>
+            <w:r>
+              <w:rPr>
+                <w:lang w:val="en-CA"/>
+              </w:rPr>
+              <w:t>en</w:t>
+            </w:r>
+            <w:proofErr w:type="spellEnd"/>
+            <w:r>
+              <w:rPr>
+                <w:lang w:val="en-CA"/>
+              </w:rPr>
+              <w:t xml:space="preserve"> </w:t>
+            </w:r>
+            <w:proofErr w:type="spellStart"/>
+            <w:r>
+              <w:rPr>
+                <w:lang w:val="en-CA"/>
+              </w:rPr>
+              <w:t>Psychologie</w:t>
+            </w:r>
+            <w:proofErr w:type="spellEnd"/>
           </w:p>
         </w:tc>
       </w:tr>
@@ -28761,7 +30190,14 @@
               <w:rPr>
                 <w:lang w:val="en-CA"/>
               </w:rPr>
-              <w:t>Transformation in a Time of Metacrisi</w:t>
+              <w:t xml:space="preserve">Transformation in a Time of </w:t>
+            </w:r>
+            <w:proofErr w:type="spellStart"/>
+            <w:r>
+              <w:rPr>
+                <w:lang w:val="en-CA"/>
+              </w:rPr>
+              <w:t>Metacrisi</w:t>
             </w:r>
             <w:r>
               <w:rPr>
@@ -28769,6 +30205,7 @@
               </w:rPr>
               <w:t>s</w:t>
             </w:r>
+            <w:proofErr w:type="spellEnd"/>
           </w:p>
         </w:tc>
       </w:tr>
@@ -28830,11 +30267,19 @@
               </w:rPr>
               <w:t xml:space="preserve">the </w:t>
             </w:r>
-            <w:r>
-              <w:rPr>
-                <w:lang w:val="en-CA"/>
-              </w:rPr>
-              <w:t>mini-symposium “</w:t>
+            <w:proofErr w:type="gramStart"/>
+            <w:r>
+              <w:rPr>
+                <w:lang w:val="en-CA"/>
+              </w:rPr>
+              <w:t>mini-symposium</w:t>
+            </w:r>
+            <w:proofErr w:type="gramEnd"/>
+            <w:r>
+              <w:rPr>
+                <w:lang w:val="en-CA"/>
+              </w:rPr>
+              <w:t xml:space="preserve"> “</w:t>
             </w:r>
             <w:r>
               <w:rPr>
@@ -29155,12 +30600,14 @@
               </w:rPr>
               <w:t xml:space="preserve">Invited Panelist for the debate on “The Viability of Using LLMs in Higher Education” conference, </w:t>
             </w:r>
+            <w:proofErr w:type="spellStart"/>
             <w:r>
               <w:rPr>
                 <w:lang w:val="en-CA"/>
               </w:rPr>
               <w:t>JeXed</w:t>
             </w:r>
+            <w:proofErr w:type="spellEnd"/>
             <w:r>
               <w:rPr>
                 <w:lang w:val="en-CA"/>
@@ -29504,11 +30951,19 @@
               </w:rPr>
               <w:t xml:space="preserve">Toronto Metropolitan University, CERC Migration, invited paper at the </w:t>
             </w:r>
-            <w:r>
-              <w:rPr>
-                <w:lang w:val="en-CA"/>
-              </w:rPr>
-              <w:t xml:space="preserve">International </w:t>
+            <w:proofErr w:type="gramStart"/>
+            <w:r>
+              <w:rPr>
+                <w:lang w:val="en-CA"/>
+              </w:rPr>
+              <w:t>International</w:t>
+            </w:r>
+            <w:proofErr w:type="gramEnd"/>
+            <w:r>
+              <w:rPr>
+                <w:lang w:val="en-CA"/>
+              </w:rPr>
+              <w:t xml:space="preserve"> </w:t>
             </w:r>
             <w:r>
               <w:rPr>
@@ -29759,7 +31214,21 @@
               <w:rPr>
                 <w:lang w:val="en-CA"/>
               </w:rPr>
-              <w:t xml:space="preserve">McGill University, Centre for the Convergence of Health and Economics, Invited panelist at the </w:t>
+              <w:t xml:space="preserve">McGill University, Centre for the Convergence of Health and Economics, </w:t>
+            </w:r>
+            <w:proofErr w:type="gramStart"/>
+            <w:r>
+              <w:rPr>
+                <w:lang w:val="en-CA"/>
+              </w:rPr>
+              <w:t>Invited</w:t>
+            </w:r>
+            <w:proofErr w:type="gramEnd"/>
+            <w:r>
+              <w:rPr>
+                <w:lang w:val="en-CA"/>
+              </w:rPr>
+              <w:t xml:space="preserve"> panelist at the </w:t>
             </w:r>
             <w:r>
               <w:rPr>
@@ -30295,7 +31764,21 @@
               <w:rPr>
                 <w:lang w:val="en-CA"/>
               </w:rPr>
-              <w:t xml:space="preserve"> on “Neuroethics, free will, and the self” </w:t>
+              <w:t xml:space="preserve"> on “</w:t>
+            </w:r>
+            <w:proofErr w:type="spellStart"/>
+            <w:r>
+              <w:rPr>
+                <w:lang w:val="en-CA"/>
+              </w:rPr>
+              <w:t>Neuroethics</w:t>
+            </w:r>
+            <w:proofErr w:type="spellEnd"/>
+            <w:r>
+              <w:rPr>
+                <w:lang w:val="en-CA"/>
+              </w:rPr>
+              <w:t xml:space="preserve">, free will, and the self” </w:t>
             </w:r>
           </w:p>
         </w:tc>
@@ -30837,7 +32320,39 @@
                 <w:bCs/>
                 <w:lang w:val="en-CA"/>
               </w:rPr>
-              <w:t>Invited workshop at the “Tabula Rasa: Neuroscienze e culture” conference of the Intercultura Foundation in Florence, Italy</w:t>
+              <w:t xml:space="preserve">Invited workshop at the “Tabula Rasa: </w:t>
+            </w:r>
+            <w:proofErr w:type="spellStart"/>
+            <w:r>
+              <w:rPr>
+                <w:bCs/>
+                <w:lang w:val="en-CA"/>
+              </w:rPr>
+              <w:t>Neuroscienze</w:t>
+            </w:r>
+            <w:proofErr w:type="spellEnd"/>
+            <w:r>
+              <w:rPr>
+                <w:bCs/>
+                <w:lang w:val="en-CA"/>
+              </w:rPr>
+              <w:t xml:space="preserve"> e culture” conference of the </w:t>
+            </w:r>
+            <w:proofErr w:type="spellStart"/>
+            <w:r>
+              <w:rPr>
+                <w:bCs/>
+                <w:lang w:val="en-CA"/>
+              </w:rPr>
+              <w:t>Intercultura</w:t>
+            </w:r>
+            <w:proofErr w:type="spellEnd"/>
+            <w:r>
+              <w:rPr>
+                <w:bCs/>
+                <w:lang w:val="en-CA"/>
+              </w:rPr>
+              <w:t xml:space="preserve"> Foundation in Florence, Italy</w:t>
             </w:r>
           </w:p>
         </w:tc>
@@ -32185,6 +33700,7 @@
         </w:rPr>
         <w:t xml:space="preserve">, </w:t>
       </w:r>
+      <w:proofErr w:type="spellStart"/>
       <w:r>
         <w:rPr>
           <w:bCs/>
@@ -32193,6 +33709,7 @@
         </w:rPr>
         <w:t>Jettinghof</w:t>
       </w:r>
+      <w:proofErr w:type="spellEnd"/>
       <w:r>
         <w:rPr>
           <w:bCs/>
@@ -33880,6 +35397,7 @@
           <w:lang w:val="en-CA"/>
         </w:rPr>
       </w:pPr>
+      <w:proofErr w:type="spellStart"/>
       <w:r>
         <w:rPr>
           <w:u w:val="single"/>
@@ -33887,6 +35405,7 @@
         </w:rPr>
         <w:t>Kachhiyapatel</w:t>
       </w:r>
+      <w:proofErr w:type="spellEnd"/>
       <w:r>
         <w:rPr>
           <w:u w:val="single"/>
@@ -34024,6 +35543,7 @@
           <w:lang w:val="en-CA"/>
         </w:rPr>
       </w:pPr>
+      <w:proofErr w:type="spellStart"/>
       <w:r>
         <w:rPr>
           <w:u w:val="single"/>
@@ -34031,6 +35551,7 @@
         </w:rPr>
         <w:t>Kachhiyapatel</w:t>
       </w:r>
+      <w:proofErr w:type="spellEnd"/>
       <w:r>
         <w:rPr>
           <w:u w:val="single"/>
@@ -34121,13 +35642,29 @@
           <w:bCs/>
           <w:lang w:val="en-CA"/>
         </w:rPr>
-        <w:t>Data blitz talk</w:t>
-      </w:r>
+        <w:t xml:space="preserve">Data </w:t>
+      </w:r>
+      <w:proofErr w:type="gramStart"/>
       <w:r>
         <w:rPr>
           <w:bCs/>
           <w:lang w:val="en-CA"/>
         </w:rPr>
+        <w:t>blitz</w:t>
+      </w:r>
+      <w:proofErr w:type="gramEnd"/>
+      <w:r>
+        <w:rPr>
+          <w:bCs/>
+          <w:lang w:val="en-CA"/>
+        </w:rPr>
+        <w:t xml:space="preserve"> talk</w:t>
+      </w:r>
+      <w:r>
+        <w:rPr>
+          <w:bCs/>
+          <w:lang w:val="en-CA"/>
+        </w:rPr>
         <w:t xml:space="preserve"> at the </w:t>
       </w:r>
       <w:r>
@@ -34144,6 +35681,7 @@
         </w:rPr>
         <w:t xml:space="preserve">of the </w:t>
       </w:r>
+      <w:proofErr w:type="gramStart"/>
       <w:r>
         <w:rPr>
           <w:lang w:val="en-CA"/>
@@ -34163,6 +35701,7 @@
         </w:rPr>
         <w:t>rd</w:t>
       </w:r>
+      <w:proofErr w:type="gramEnd"/>
       <w:r>
         <w:rPr>
           <w:lang w:val="en-CA"/>
@@ -34279,13 +35818,23 @@
         </w:rPr>
         <w:t xml:space="preserve">Amarasuriya, S. D., </w:t>
       </w:r>
+      <w:proofErr w:type="spellStart"/>
       <w:r>
         <w:rPr>
           <w:bCs/>
           <w:u w:val="single"/>
           <w:lang w:val="en-CA"/>
         </w:rPr>
-        <w:t>Dhammage, T</w:t>
+        <w:t>Dhammage</w:t>
+      </w:r>
+      <w:proofErr w:type="spellEnd"/>
+      <w:r>
+        <w:rPr>
+          <w:bCs/>
+          <w:u w:val="single"/>
+          <w:lang w:val="en-CA"/>
+        </w:rPr>
+        <w:t>, T</w:t>
       </w:r>
       <w:r>
         <w:rPr>
@@ -34467,6 +36016,7 @@
         </w:rPr>
         <w:t xml:space="preserve">ognitive and </w:t>
       </w:r>
+      <w:proofErr w:type="gramStart"/>
       <w:r>
         <w:rPr>
           <w:i/>
@@ -34493,7 +36043,15 @@
           <w:i/>
           <w:lang w:val="en-CA"/>
         </w:rPr>
-        <w:t xml:space="preserve">rounded </w:t>
+        <w:t>rounded</w:t>
+      </w:r>
+      <w:proofErr w:type="gramEnd"/>
+      <w:r>
+        <w:rPr>
+          <w:i/>
+          <w:lang w:val="en-CA"/>
+        </w:rPr>
+        <w:t xml:space="preserve"> </w:t>
       </w:r>
       <w:r>
         <w:rPr>
@@ -34701,12 +36259,21 @@
         </w:rPr>
         <w:t xml:space="preserve">). </w:t>
       </w:r>
-      <w:r>
-        <w:rPr>
-          <w:i/>
-          <w:lang w:val="en-CA"/>
-        </w:rPr>
-        <w:t>PANDexit - Predictions of post-pandemic cultural change</w:t>
+      <w:proofErr w:type="spellStart"/>
+      <w:r>
+        <w:rPr>
+          <w:i/>
+          <w:lang w:val="en-CA"/>
+        </w:rPr>
+        <w:t>PANDexit</w:t>
+      </w:r>
+      <w:proofErr w:type="spellEnd"/>
+      <w:r>
+        <w:rPr>
+          <w:i/>
+          <w:lang w:val="en-CA"/>
+        </w:rPr>
+        <w:t xml:space="preserve"> - Predictions of post-pandemic cultural change</w:t>
       </w:r>
       <w:r>
         <w:rPr>
@@ -34793,6 +36360,7 @@
           <w:lang w:val="en-CA"/>
         </w:rPr>
       </w:pPr>
+      <w:proofErr w:type="spellStart"/>
       <w:r>
         <w:rPr>
           <w:u w:val="single"/>
@@ -34800,6 +36368,7 @@
         </w:rPr>
         <w:t>Kachhiyapatel</w:t>
       </w:r>
+      <w:proofErr w:type="spellEnd"/>
       <w:r>
         <w:rPr>
           <w:u w:val="single"/>
@@ -36210,8 +37779,9 @@
         <w:rPr>
           <w:lang w:val="en-CA"/>
         </w:rPr>
-        <w:t>at the 2</w:t>
-      </w:r>
+        <w:t xml:space="preserve">at the </w:t>
+      </w:r>
+      <w:proofErr w:type="gramStart"/>
       <w:r>
         <w:rPr>
           <w:lang w:val="en-CA"/>
@@ -36220,11 +37790,18 @@
       </w:r>
       <w:r>
         <w:rPr>
+          <w:lang w:val="en-CA"/>
+        </w:rPr>
+        <w:t>2</w:t>
+      </w:r>
+      <w:r>
+        <w:rPr>
           <w:vertAlign w:val="superscript"/>
           <w:lang w:val="en-CA"/>
         </w:rPr>
         <w:t>th</w:t>
       </w:r>
+      <w:proofErr w:type="gramEnd"/>
       <w:r>
         <w:rPr>
           <w:lang w:val="en-CA"/>
@@ -36286,7 +37863,23 @@
           <w:bCs/>
           <w:lang w:val="en-CA"/>
         </w:rPr>
-        <w:t xml:space="preserve">K. Kastenhofer. </w:t>
+        <w:t xml:space="preserve">K. </w:t>
+      </w:r>
+      <w:proofErr w:type="spellStart"/>
+      <w:r>
+        <w:rPr>
+          <w:bCs/>
+          <w:lang w:val="en-CA"/>
+        </w:rPr>
+        <w:t>Kastenhofer</w:t>
+      </w:r>
+      <w:proofErr w:type="spellEnd"/>
+      <w:r>
+        <w:rPr>
+          <w:bCs/>
+          <w:lang w:val="en-CA"/>
+        </w:rPr>
+        <w:t xml:space="preserve">. </w:t>
       </w:r>
       <w:r>
         <w:rPr>
@@ -37109,7 +38702,21 @@
         <w:rPr>
           <w:lang w:val="en-CA"/>
         </w:rPr>
-        <w:t>A social perspective on (ir)rationality: Antecedents and consequences</w:t>
+        <w:t>A social perspective on (</w:t>
+      </w:r>
+      <w:proofErr w:type="spellStart"/>
+      <w:r>
+        <w:rPr>
+          <w:lang w:val="en-CA"/>
+        </w:rPr>
+        <w:t>ir</w:t>
+      </w:r>
+      <w:proofErr w:type="spellEnd"/>
+      <w:r>
+        <w:rPr>
+          <w:lang w:val="en-CA"/>
+        </w:rPr>
+        <w:t>)rationality: Antecedents and consequences</w:t>
       </w:r>
       <w:r>
         <w:rPr>
@@ -37234,7 +38841,23 @@
           <w:i/>
           <w:lang w:val="en-CA"/>
         </w:rPr>
-        <w:t>Wisdom training: Self-distancing training promotes growth in wise reasoning and emodiversity.</w:t>
+        <w:t xml:space="preserve">Wisdom training: Self-distancing training promotes growth in wise reasoning and </w:t>
+      </w:r>
+      <w:proofErr w:type="spellStart"/>
+      <w:r>
+        <w:rPr>
+          <w:i/>
+          <w:lang w:val="en-CA"/>
+        </w:rPr>
+        <w:t>emodiversity</w:t>
+      </w:r>
+      <w:proofErr w:type="spellEnd"/>
+      <w:r>
+        <w:rPr>
+          <w:i/>
+          <w:lang w:val="en-CA"/>
+        </w:rPr>
+        <w:t>.</w:t>
       </w:r>
       <w:r>
         <w:rPr>
@@ -38131,7 +39754,21 @@
         <w:rPr>
           <w:lang w:val="en-CA"/>
         </w:rPr>
-        <w:t>in the symposium “Climato-economic Imprints on Culture” chaired by E. van de Vliert (Chair) at the 24</w:t>
+        <w:t>in the symposium “</w:t>
+      </w:r>
+      <w:proofErr w:type="spellStart"/>
+      <w:r>
+        <w:rPr>
+          <w:lang w:val="en-CA"/>
+        </w:rPr>
+        <w:t>Climato</w:t>
+      </w:r>
+      <w:proofErr w:type="spellEnd"/>
+      <w:r>
+        <w:rPr>
+          <w:lang w:val="en-CA"/>
+        </w:rPr>
+        <w:t>-economic Imprints on Culture” chaired by E. van de Vliert (Chair) at the 24</w:t>
       </w:r>
       <w:r>
         <w:rPr>
@@ -39473,7 +41110,21 @@
         <w:rPr>
           <w:lang w:val="en-CA"/>
         </w:rPr>
-        <w:t>Discussant in the symposium “Continuity and changes in emotion socialization with globalization” chaired by M. Karasawa at The 23</w:t>
+        <w:t xml:space="preserve">Discussant in the symposium “Continuity and changes in emotion socialization with globalization” chaired by M. Karasawa at </w:t>
+      </w:r>
+      <w:proofErr w:type="gramStart"/>
+      <w:r>
+        <w:rPr>
+          <w:lang w:val="en-CA"/>
+        </w:rPr>
+        <w:t>The</w:t>
+      </w:r>
+      <w:proofErr w:type="gramEnd"/>
+      <w:r>
+        <w:rPr>
+          <w:lang w:val="en-CA"/>
+        </w:rPr>
+        <w:t xml:space="preserve"> 23</w:t>
       </w:r>
       <w:r>
         <w:rPr>
@@ -39632,7 +41283,21 @@
         <w:rPr>
           <w:lang w:val="en-CA"/>
         </w:rPr>
-        <w:t xml:space="preserve"> Paper presented in the symposium “Operationalizing affective complexity: Theory, measurement, and applications” chaired by R. Gonzalez (Chair) and J. Smith (Co-Chair) at The 28</w:t>
+        <w:t xml:space="preserve"> Paper presented in the symposium “Operationalizing affective complexity: Theory, measurement, and applications” chaired by R. Gonzalez (Chair) and J. Smith (Co-Chair) at </w:t>
+      </w:r>
+      <w:proofErr w:type="gramStart"/>
+      <w:r>
+        <w:rPr>
+          <w:lang w:val="en-CA"/>
+        </w:rPr>
+        <w:t>The</w:t>
+      </w:r>
+      <w:proofErr w:type="gramEnd"/>
+      <w:r>
+        <w:rPr>
+          <w:lang w:val="en-CA"/>
+        </w:rPr>
+        <w:t xml:space="preserve"> 28</w:t>
       </w:r>
       <w:r>
         <w:rPr>
@@ -39736,7 +41401,21 @@
         <w:rPr>
           <w:lang w:val="en-CA"/>
         </w:rPr>
-        <w:t xml:space="preserve"> (Co-Chair) at The 28</w:t>
+        <w:t xml:space="preserve"> (Co-Chair) at </w:t>
+      </w:r>
+      <w:proofErr w:type="gramStart"/>
+      <w:r>
+        <w:rPr>
+          <w:lang w:val="en-CA"/>
+        </w:rPr>
+        <w:t>The</w:t>
+      </w:r>
+      <w:proofErr w:type="gramEnd"/>
+      <w:r>
+        <w:rPr>
+          <w:lang w:val="en-CA"/>
+        </w:rPr>
+        <w:t xml:space="preserve"> 28</w:t>
       </w:r>
       <w:r>
         <w:rPr>
@@ -39990,7 +41669,21 @@
         <w:rPr>
           <w:lang w:val="en-CA"/>
         </w:rPr>
-        <w:t xml:space="preserve"> The 17</w:t>
+        <w:t xml:space="preserve"> </w:t>
+      </w:r>
+      <w:proofErr w:type="gramStart"/>
+      <w:r>
+        <w:rPr>
+          <w:lang w:val="en-CA"/>
+        </w:rPr>
+        <w:t>The</w:t>
+      </w:r>
+      <w:proofErr w:type="gramEnd"/>
+      <w:r>
+        <w:rPr>
+          <w:lang w:val="en-CA"/>
+        </w:rPr>
+        <w:t xml:space="preserve"> 17</w:t>
       </w:r>
       <w:r>
         <w:rPr>
@@ -40048,7 +41741,23 @@
           <w:i/>
           <w:lang w:val="en-CA"/>
         </w:rPr>
-        <w:t>Ego-decentered reasoning predicts cross-domain prosociality.</w:t>
+        <w:t xml:space="preserve">Ego-decentered reasoning predicts cross-domain </w:t>
+      </w:r>
+      <w:proofErr w:type="spellStart"/>
+      <w:r>
+        <w:rPr>
+          <w:i/>
+          <w:lang w:val="en-CA"/>
+        </w:rPr>
+        <w:t>prosociality</w:t>
+      </w:r>
+      <w:proofErr w:type="spellEnd"/>
+      <w:r>
+        <w:rPr>
+          <w:i/>
+          <w:lang w:val="en-CA"/>
+        </w:rPr>
+        <w:t>.</w:t>
       </w:r>
       <w:r>
         <w:rPr>
@@ -40056,12 +41765,20 @@
         </w:rPr>
         <w:t xml:space="preserve"> Paper presented in the symposium “The evolution and maintenance of human </w:t>
       </w:r>
+      <w:proofErr w:type="spellStart"/>
       <w:r>
         <w:rPr>
           <w:lang w:val="en-CA"/>
         </w:rPr>
         <w:lastRenderedPageBreak/>
-        <w:t xml:space="preserve">prosociality” chaired by </w:t>
+        <w:t>prosociality</w:t>
+      </w:r>
+      <w:proofErr w:type="spellEnd"/>
+      <w:r>
+        <w:rPr>
+          <w:lang w:val="en-CA"/>
+        </w:rPr>
+        <w:t xml:space="preserve">” chaired by </w:t>
       </w:r>
       <w:r>
         <w:rPr>
@@ -40099,7 +41816,21 @@
         <w:rPr>
           <w:lang w:val="en-CA"/>
         </w:rPr>
-        <w:t xml:space="preserve"> The 17</w:t>
+        <w:t xml:space="preserve"> </w:t>
+      </w:r>
+      <w:proofErr w:type="gramStart"/>
+      <w:r>
+        <w:rPr>
+          <w:lang w:val="en-CA"/>
+        </w:rPr>
+        <w:t>The</w:t>
+      </w:r>
+      <w:proofErr w:type="gramEnd"/>
+      <w:r>
+        <w:rPr>
+          <w:lang w:val="en-CA"/>
+        </w:rPr>
+        <w:t xml:space="preserve"> 17</w:t>
       </w:r>
       <w:r>
         <w:rPr>
@@ -40809,7 +42540,23 @@
           <w:bCs/>
           <w:lang w:val="en-CA"/>
         </w:rPr>
-        <w:t>. Paper presented in a symposium “Wisdom: Characteristics, contexts, and consequences” chaired by S. Etezadi at the convention of the Canadian Psychological Association in Vancouver, BC.</w:t>
+        <w:t xml:space="preserve">. Paper presented in a symposium “Wisdom: Characteristics, contexts, and consequences” chaired by S. </w:t>
+      </w:r>
+      <w:proofErr w:type="spellStart"/>
+      <w:r>
+        <w:rPr>
+          <w:bCs/>
+          <w:lang w:val="en-CA"/>
+        </w:rPr>
+        <w:t>Etezadi</w:t>
+      </w:r>
+      <w:proofErr w:type="spellEnd"/>
+      <w:r>
+        <w:rPr>
+          <w:bCs/>
+          <w:lang w:val="en-CA"/>
+        </w:rPr>
+        <w:t xml:space="preserve"> at the convention of the Canadian Psychological Association in Vancouver, BC.</w:t>
       </w:r>
     </w:p>
     <w:p>
@@ -42264,7 +44011,14 @@
         <w:rPr>
           <w:lang w:val="en-CA"/>
         </w:rPr>
-        <w:t xml:space="preserve"> &amp; O. Ybarra (Co-Chair) at the 23</w:t>
+        <w:t xml:space="preserve"> &amp; O. Ybarra (Co-Chair) at the </w:t>
+      </w:r>
+      <w:proofErr w:type="gramStart"/>
+      <w:r>
+        <w:rPr>
+          <w:lang w:val="en-CA"/>
+        </w:rPr>
+        <w:t>23</w:t>
       </w:r>
       <w:r>
         <w:rPr>
@@ -42273,6 +44027,7 @@
         </w:rPr>
         <w:t>nd</w:t>
       </w:r>
+      <w:proofErr w:type="gramEnd"/>
       <w:r>
         <w:rPr>
           <w:lang w:val="en-CA"/>
@@ -43571,6 +45326,7 @@
         </w:rPr>
         <w:t xml:space="preserve">Judgment and Decision-Making Preconference of the </w:t>
       </w:r>
+      <w:proofErr w:type="gramStart"/>
       <w:r>
         <w:rPr>
           <w:lang w:val="en-CA"/>
@@ -43590,6 +45346,7 @@
         </w:rPr>
         <w:t>rd</w:t>
       </w:r>
+      <w:proofErr w:type="gramEnd"/>
       <w:r>
         <w:rPr>
           <w:lang w:val="en-CA"/>
@@ -43626,6 +45383,7 @@
           <w:lang w:val="en-CA"/>
         </w:rPr>
       </w:pPr>
+      <w:proofErr w:type="spellStart"/>
       <w:r>
         <w:rPr>
           <w:u w:val="single"/>
@@ -43633,6 +45391,7 @@
         </w:rPr>
         <w:t>Kachhiyapatel</w:t>
       </w:r>
+      <w:proofErr w:type="spellEnd"/>
       <w:r>
         <w:rPr>
           <w:u w:val="single"/>
@@ -44158,12 +45917,21 @@
           <w:lang w:val="en-CA"/>
         </w:rPr>
       </w:pPr>
+      <w:proofErr w:type="spellStart"/>
       <w:r>
         <w:rPr>
           <w:u w:val="single"/>
           <w:lang w:val="en-CA"/>
         </w:rPr>
-        <w:t>Mostafapour, M</w:t>
+        <w:t>Mostafapour</w:t>
+      </w:r>
+      <w:proofErr w:type="spellEnd"/>
+      <w:r>
+        <w:rPr>
+          <w:u w:val="single"/>
+          <w:lang w:val="en-CA"/>
+        </w:rPr>
+        <w:t>, M</w:t>
       </w:r>
       <w:r>
         <w:rPr>
@@ -44500,7 +46268,21 @@
         <w:rPr>
           <w:lang w:val="en-CA"/>
         </w:rPr>
-        <w:t>. Poster presented at The 23rd International Congress of the International Association for Cross-Cultural Psychology, Nagoya, Japan.</w:t>
+        <w:t xml:space="preserve">. Poster presented at </w:t>
+      </w:r>
+      <w:proofErr w:type="gramStart"/>
+      <w:r>
+        <w:rPr>
+          <w:lang w:val="en-CA"/>
+        </w:rPr>
+        <w:t>The</w:t>
+      </w:r>
+      <w:proofErr w:type="gramEnd"/>
+      <w:r>
+        <w:rPr>
+          <w:lang w:val="en-CA"/>
+        </w:rPr>
+        <w:t xml:space="preserve"> 23rd International Congress of the International Association for Cross-Cultural Psychology, Nagoya, Japan.</w:t>
       </w:r>
     </w:p>
     <w:p>
@@ -44985,7 +46767,21 @@
         <w:rPr>
           <w:lang w:val="de-DE"/>
         </w:rPr>
-        <w:t xml:space="preserve">. (2015, February). </w:t>
+        <w:t xml:space="preserve">. (2015, </w:t>
+      </w:r>
+      <w:proofErr w:type="spellStart"/>
+      <w:r>
+        <w:rPr>
+          <w:lang w:val="de-DE"/>
+        </w:rPr>
+        <w:t>February</w:t>
+      </w:r>
+      <w:proofErr w:type="spellEnd"/>
+      <w:r>
+        <w:rPr>
+          <w:lang w:val="de-DE"/>
+        </w:rPr>
+        <w:t xml:space="preserve">). </w:t>
       </w:r>
       <w:r>
         <w:rPr>
@@ -46489,7 +48285,21 @@
         <w:rPr>
           <w:lang w:val="en-CA"/>
         </w:rPr>
-        <w:t xml:space="preserve"> &amp; Scornia, A. (2005</w:t>
+        <w:t xml:space="preserve"> &amp; </w:t>
+      </w:r>
+      <w:proofErr w:type="spellStart"/>
+      <w:r>
+        <w:rPr>
+          <w:lang w:val="en-CA"/>
+        </w:rPr>
+        <w:t>Scornia</w:t>
+      </w:r>
+      <w:proofErr w:type="spellEnd"/>
+      <w:r>
+        <w:rPr>
+          <w:lang w:val="en-CA"/>
+        </w:rPr>
+        <w:t>, A. (2005</w:t>
       </w:r>
       <w:r>
         <w:rPr>
@@ -46820,15 +48630,16 @@
                 <w:color w:val="000000"/>
                 <w:lang w:val="en-CA"/>
               </w:rPr>
-              <w:t>Niyati Kachhiya</w:t>
-            </w:r>
+              <w:t xml:space="preserve">Niyati </w:t>
+            </w:r>
+            <w:proofErr w:type="spellStart"/>
             <w:r>
               <w:rPr>
                 <w:iCs/>
                 <w:color w:val="000000"/>
                 <w:lang w:val="en-CA"/>
               </w:rPr>
-              <w:t>p</w:t>
+              <w:t>Kachhiya</w:t>
             </w:r>
             <w:r>
               <w:rPr>
@@ -46836,8 +48647,17 @@
                 <w:color w:val="000000"/>
                 <w:lang w:val="en-CA"/>
               </w:rPr>
+              <w:t>p</w:t>
+            </w:r>
+            <w:r>
+              <w:rPr>
+                <w:iCs/>
+                <w:color w:val="000000"/>
+                <w:lang w:val="en-CA"/>
+              </w:rPr>
               <w:t>atel</w:t>
             </w:r>
+            <w:proofErr w:type="spellEnd"/>
           </w:p>
         </w:tc>
       </w:tr>
@@ -47264,7 +49084,7 @@
               <w:rPr>
                 <w:lang w:val="en-CA"/>
               </w:rPr>
-              <w:t xml:space="preserve">2024 </w:t>
+              <w:t xml:space="preserve">2026 </w:t>
             </w:r>
             <w:r>
               <w:rPr>
@@ -47297,7 +49117,7 @@
               <w:rPr>
                 <w:lang w:val="en-CA"/>
               </w:rPr>
-              <w:t>Irsa Duka</w:t>
+              <w:t>Jenny Chen</w:t>
             </w:r>
           </w:p>
         </w:tc>
@@ -47320,7 +49140,7 @@
               <w:rPr>
                 <w:lang w:val="en-CA"/>
               </w:rPr>
-              <w:t xml:space="preserve">2020 </w:t>
+              <w:t xml:space="preserve">2026 </w:t>
             </w:r>
             <w:r>
               <w:rPr>
@@ -47332,7 +49152,7 @@
               <w:rPr>
                 <w:lang w:val="en-CA"/>
               </w:rPr>
-              <w:t>2024</w:t>
+              <w:t>present</w:t>
             </w:r>
           </w:p>
         </w:tc>
@@ -47353,7 +49173,7 @@
               <w:rPr>
                 <w:lang w:val="en-CA"/>
               </w:rPr>
-              <w:t>Laura Thomson</w:t>
+              <w:t>Jordan Bauman</w:t>
             </w:r>
           </w:p>
         </w:tc>
@@ -47376,13 +49196,19 @@
               <w:rPr>
                 <w:lang w:val="en-CA"/>
               </w:rPr>
-              <w:t xml:space="preserve">2021 – </w:t>
-            </w:r>
-            <w:r>
-              <w:rPr>
-                <w:lang w:val="en-CA"/>
-              </w:rPr>
-              <w:t>2023</w:t>
+              <w:t xml:space="preserve">2024 </w:t>
+            </w:r>
+            <w:r>
+              <w:rPr>
+                <w:lang w:val="en-CA"/>
+              </w:rPr>
+              <w:t xml:space="preserve">– </w:t>
+            </w:r>
+            <w:r>
+              <w:rPr>
+                <w:lang w:val="en-CA"/>
+              </w:rPr>
+              <w:t>2025</w:t>
             </w:r>
           </w:p>
         </w:tc>
@@ -47403,7 +49229,7 @@
               <w:rPr>
                 <w:lang w:val="en-CA"/>
               </w:rPr>
-              <w:t>Amanda Pileggi</w:t>
+              <w:t>Irsa Duka</w:t>
             </w:r>
           </w:p>
         </w:tc>
@@ -47426,13 +49252,19 @@
               <w:rPr>
                 <w:lang w:val="en-CA"/>
               </w:rPr>
-              <w:t xml:space="preserve">2021 – </w:t>
-            </w:r>
-            <w:r>
-              <w:rPr>
-                <w:lang w:val="en-CA"/>
-              </w:rPr>
-              <w:t>2023</w:t>
+              <w:t xml:space="preserve">2020 </w:t>
+            </w:r>
+            <w:r>
+              <w:rPr>
+                <w:lang w:val="en-CA"/>
+              </w:rPr>
+              <w:t xml:space="preserve">– </w:t>
+            </w:r>
+            <w:r>
+              <w:rPr>
+                <w:lang w:val="en-CA"/>
+              </w:rPr>
+              <w:t>2024</w:t>
             </w:r>
           </w:p>
         </w:tc>
@@ -47453,7 +49285,7 @@
               <w:rPr>
                 <w:lang w:val="en-CA"/>
               </w:rPr>
-              <w:t>Jennifer Xie</w:t>
+              <w:t>Laura Thomson</w:t>
             </w:r>
           </w:p>
         </w:tc>
@@ -47482,7 +49314,7 @@
               <w:rPr>
                 <w:lang w:val="en-CA"/>
               </w:rPr>
-              <w:t>2022</w:t>
+              <w:t>2023</w:t>
             </w:r>
           </w:p>
         </w:tc>
@@ -47503,7 +49335,7 @@
               <w:rPr>
                 <w:lang w:val="en-CA"/>
               </w:rPr>
-              <w:t>Katherine MacDonald</w:t>
+              <w:t>Amanda Pileggi</w:t>
             </w:r>
           </w:p>
         </w:tc>
@@ -47526,7 +49358,13 @@
               <w:rPr>
                 <w:lang w:val="en-CA"/>
               </w:rPr>
-              <w:t>2020 – 2021</w:t>
+              <w:t xml:space="preserve">2021 – </w:t>
+            </w:r>
+            <w:r>
+              <w:rPr>
+                <w:lang w:val="en-CA"/>
+              </w:rPr>
+              <w:t>2023</w:t>
             </w:r>
           </w:p>
         </w:tc>
@@ -47547,7 +49385,7 @@
               <w:rPr>
                 <w:lang w:val="en-CA"/>
               </w:rPr>
-              <w:t>Sanghamithra Ramani</w:t>
+              <w:t>Jennifer Xie</w:t>
             </w:r>
           </w:p>
         </w:tc>
@@ -47570,7 +49408,13 @@
               <w:rPr>
                 <w:lang w:val="en-CA"/>
               </w:rPr>
-              <w:t>2019 – 2021</w:t>
+              <w:t xml:space="preserve">2021 – </w:t>
+            </w:r>
+            <w:r>
+              <w:rPr>
+                <w:lang w:val="en-CA"/>
+              </w:rPr>
+              <w:t>2022</w:t>
             </w:r>
           </w:p>
         </w:tc>
@@ -47591,7 +49435,7 @@
               <w:rPr>
                 <w:lang w:val="en-CA"/>
               </w:rPr>
-              <w:t>Oliver Twardus</w:t>
+              <w:t>Katherine MacDonald</w:t>
             </w:r>
           </w:p>
         </w:tc>
@@ -47614,7 +49458,7 @@
               <w:rPr>
                 <w:lang w:val="en-CA"/>
               </w:rPr>
-              <w:t>2019 – 2020</w:t>
+              <w:t>2020 – 2021</w:t>
             </w:r>
           </w:p>
         </w:tc>
@@ -47635,7 +49479,7 @@
               <w:rPr>
                 <w:lang w:val="en-CA"/>
               </w:rPr>
-              <w:t>Emil Harvey</w:t>
+              <w:t>Sanghamithra Ramani</w:t>
             </w:r>
           </w:p>
         </w:tc>
@@ -47658,7 +49502,7 @@
               <w:rPr>
                 <w:lang w:val="en-CA"/>
               </w:rPr>
-              <w:t>2018 – 2019</w:t>
+              <w:t>2019 – 2021</w:t>
             </w:r>
           </w:p>
         </w:tc>
@@ -47679,7 +49523,7 @@
               <w:rPr>
                 <w:lang w:val="en-CA"/>
               </w:rPr>
-              <w:t>Laura Jackson</w:t>
+              <w:t>Oliver Twardus</w:t>
             </w:r>
           </w:p>
         </w:tc>
@@ -47702,7 +49546,7 @@
               <w:rPr>
                 <w:lang w:val="en-CA"/>
               </w:rPr>
-              <w:t>2018 – 2019</w:t>
+              <w:t>2019 – 2020</w:t>
             </w:r>
           </w:p>
         </w:tc>
@@ -47723,7 +49567,7 @@
               <w:rPr>
                 <w:lang w:val="en-CA"/>
               </w:rPr>
-              <w:t>Hanxiao Zhang</w:t>
+              <w:t>Emil Harvey</w:t>
             </w:r>
           </w:p>
         </w:tc>
@@ -47746,7 +49590,7 @@
               <w:rPr>
                 <w:lang w:val="en-CA"/>
               </w:rPr>
-              <w:t xml:space="preserve">2018 – 2019 </w:t>
+              <w:t>2018 – 2019</w:t>
             </w:r>
           </w:p>
         </w:tc>
@@ -47767,7 +49611,7 @@
               <w:rPr>
                 <w:lang w:val="en-CA"/>
               </w:rPr>
-              <w:t>Ethan Fischer</w:t>
+              <w:t>Laura Jackson</w:t>
             </w:r>
           </w:p>
         </w:tc>
@@ -47811,7 +49655,7 @@
               <w:rPr>
                 <w:lang w:val="en-CA"/>
               </w:rPr>
-              <w:t>Takuya Shibayama</w:t>
+              <w:t>Hanxiao Zhang</w:t>
             </w:r>
           </w:p>
         </w:tc>
@@ -47834,7 +49678,7 @@
               <w:rPr>
                 <w:lang w:val="en-CA"/>
               </w:rPr>
-              <w:t>2017 – 2018</w:t>
+              <w:t xml:space="preserve">2018 – 2019 </w:t>
             </w:r>
           </w:p>
         </w:tc>
@@ -47855,7 +49699,7 @@
               <w:rPr>
                 <w:lang w:val="en-CA"/>
               </w:rPr>
-              <w:t>Sonia Vintan</w:t>
+              <w:t>Ethan Fischer</w:t>
             </w:r>
           </w:p>
         </w:tc>
@@ -47878,7 +49722,7 @@
               <w:rPr>
                 <w:lang w:val="en-CA"/>
               </w:rPr>
-              <w:t>2017</w:t>
+              <w:t>2018 – 2019</w:t>
             </w:r>
           </w:p>
         </w:tc>
@@ -47899,7 +49743,7 @@
               <w:rPr>
                 <w:lang w:val="en-CA"/>
               </w:rPr>
-              <w:t>Alex White</w:t>
+              <w:t>Takuya Shibayama</w:t>
             </w:r>
           </w:p>
         </w:tc>
@@ -47922,7 +49766,7 @@
               <w:rPr>
                 <w:lang w:val="en-CA"/>
               </w:rPr>
-              <w:t>2016 – 2017</w:t>
+              <w:t>2017 – 2018</w:t>
             </w:r>
           </w:p>
         </w:tc>
@@ -47943,8 +49787,16 @@
               <w:rPr>
                 <w:lang w:val="en-CA"/>
               </w:rPr>
-              <w:t>Chris Willms</w:t>
-            </w:r>
+              <w:t xml:space="preserve">Sonia </w:t>
+            </w:r>
+            <w:proofErr w:type="spellStart"/>
+            <w:r>
+              <w:rPr>
+                <w:lang w:val="en-CA"/>
+              </w:rPr>
+              <w:t>Vintan</w:t>
+            </w:r>
+            <w:proofErr w:type="spellEnd"/>
           </w:p>
         </w:tc>
       </w:tr>
@@ -47966,7 +49818,7 @@
               <w:rPr>
                 <w:lang w:val="en-CA"/>
               </w:rPr>
-              <w:t>2016 – 2017</w:t>
+              <w:t>2017</w:t>
             </w:r>
           </w:p>
         </w:tc>
@@ -47987,7 +49839,7 @@
               <w:rPr>
                 <w:lang w:val="en-CA"/>
               </w:rPr>
-              <w:t>Jessica Pelletier</w:t>
+              <w:t>Alex White</w:t>
             </w:r>
           </w:p>
         </w:tc>
@@ -48031,7 +49883,7 @@
               <w:rPr>
                 <w:lang w:val="en-CA"/>
               </w:rPr>
-              <w:t>Michelle Huh</w:t>
+              <w:t>Chris Willms</w:t>
             </w:r>
           </w:p>
         </w:tc>
@@ -48075,7 +49927,7 @@
               <w:rPr>
                 <w:lang w:val="en-CA"/>
               </w:rPr>
-              <w:t>Jennifer Loew</w:t>
+              <w:t>Jessica Pelletier</w:t>
             </w:r>
           </w:p>
         </w:tc>
@@ -48119,7 +49971,7 @@
               <w:rPr>
                 <w:lang w:val="en-CA"/>
               </w:rPr>
-              <w:t>Madeline Stauffer</w:t>
+              <w:t>Michelle Huh</w:t>
             </w:r>
           </w:p>
         </w:tc>
@@ -48142,6 +49994,94 @@
               <w:rPr>
                 <w:lang w:val="en-CA"/>
               </w:rPr>
+              <w:t>2016 – 2017</w:t>
+            </w:r>
+          </w:p>
+        </w:tc>
+        <w:tc>
+          <w:tcPr>
+            <w:tcW w:w="8203" w:type="dxa"/>
+          </w:tcPr>
+          <w:p>
+            <w:pPr>
+              <w:autoSpaceDE w:val="0"/>
+              <w:autoSpaceDN w:val="0"/>
+              <w:adjustRightInd w:val="0"/>
+              <w:rPr>
+                <w:lang w:val="en-CA"/>
+              </w:rPr>
+            </w:pPr>
+            <w:r>
+              <w:rPr>
+                <w:lang w:val="en-CA"/>
+              </w:rPr>
+              <w:t>Jennifer Loew</w:t>
+            </w:r>
+          </w:p>
+        </w:tc>
+      </w:tr>
+      <w:tr>
+        <w:tc>
+          <w:tcPr>
+            <w:tcW w:w="1818" w:type="dxa"/>
+          </w:tcPr>
+          <w:p>
+            <w:pPr>
+              <w:autoSpaceDE w:val="0"/>
+              <w:autoSpaceDN w:val="0"/>
+              <w:adjustRightInd w:val="0"/>
+              <w:rPr>
+                <w:lang w:val="en-CA"/>
+              </w:rPr>
+            </w:pPr>
+            <w:r>
+              <w:rPr>
+                <w:lang w:val="en-CA"/>
+              </w:rPr>
+              <w:t>2016 – 2017</w:t>
+            </w:r>
+          </w:p>
+        </w:tc>
+        <w:tc>
+          <w:tcPr>
+            <w:tcW w:w="8203" w:type="dxa"/>
+          </w:tcPr>
+          <w:p>
+            <w:pPr>
+              <w:autoSpaceDE w:val="0"/>
+              <w:autoSpaceDN w:val="0"/>
+              <w:adjustRightInd w:val="0"/>
+              <w:rPr>
+                <w:lang w:val="en-CA"/>
+              </w:rPr>
+            </w:pPr>
+            <w:r>
+              <w:rPr>
+                <w:lang w:val="en-CA"/>
+              </w:rPr>
+              <w:t>Madeline Stauffer</w:t>
+            </w:r>
+          </w:p>
+        </w:tc>
+      </w:tr>
+      <w:tr>
+        <w:tc>
+          <w:tcPr>
+            <w:tcW w:w="1818" w:type="dxa"/>
+          </w:tcPr>
+          <w:p>
+            <w:pPr>
+              <w:autoSpaceDE w:val="0"/>
+              <w:autoSpaceDN w:val="0"/>
+              <w:adjustRightInd w:val="0"/>
+              <w:rPr>
+                <w:lang w:val="en-CA"/>
+              </w:rPr>
+            </w:pPr>
+            <w:r>
+              <w:rPr>
+                <w:lang w:val="en-CA"/>
+              </w:rPr>
               <w:t>2015 – 2016</w:t>
             </w:r>
           </w:p>
@@ -48163,8 +50103,16 @@
               <w:rPr>
                 <w:lang w:val="en-CA"/>
               </w:rPr>
-              <w:t>Ceara Khoramshani</w:t>
-            </w:r>
+              <w:t xml:space="preserve">Ceara </w:t>
+            </w:r>
+            <w:proofErr w:type="spellStart"/>
+            <w:r>
+              <w:rPr>
+                <w:lang w:val="en-CA"/>
+              </w:rPr>
+              <w:t>Khoramshani</w:t>
+            </w:r>
+            <w:proofErr w:type="spellEnd"/>
           </w:p>
         </w:tc>
       </w:tr>
@@ -48468,6 +50416,7 @@
           <w:lang w:val="en-CA"/>
         </w:rPr>
       </w:pPr>
+      <w:proofErr w:type="gramStart"/>
       <w:r>
         <w:rPr>
           <w:b/>
@@ -48475,7 +50424,17 @@
           <w:i/>
           <w:lang w:val="en-CA"/>
         </w:rPr>
-        <w:t xml:space="preserve">Masters Thesis </w:t>
+        <w:t>Masters</w:t>
+      </w:r>
+      <w:proofErr w:type="gramEnd"/>
+      <w:r>
+        <w:rPr>
+          <w:b/>
+          <w:bCs/>
+          <w:i/>
+          <w:lang w:val="en-CA"/>
+        </w:rPr>
+        <w:t xml:space="preserve"> Thesis </w:t>
       </w:r>
     </w:p>
     <w:tbl>
@@ -48574,6 +50533,7 @@
               <w:rPr>
                 <w:lang w:val="en-CA"/>
               </w:rPr>
+              <w:lastRenderedPageBreak/>
               <w:t>2025</w:t>
             </w:r>
           </w:p>
@@ -48597,6 +50557,7 @@
               </w:rPr>
               <w:t xml:space="preserve">Niyati </w:t>
             </w:r>
+            <w:proofErr w:type="spellStart"/>
             <w:r>
               <w:rPr>
                 <w:iCs/>
@@ -48621,6 +50582,7 @@
               </w:rPr>
               <w:t>atel</w:t>
             </w:r>
+            <w:proofErr w:type="spellEnd"/>
             <w:r>
               <w:rPr>
                 <w:lang w:val="en-CA"/>
@@ -48692,7 +50654,6 @@
               <w:rPr>
                 <w:lang w:val="en-CA"/>
               </w:rPr>
-              <w:lastRenderedPageBreak/>
               <w:t>2016</w:t>
             </w:r>
           </w:p>
@@ -48970,6 +50931,7 @@
           <w:lang w:val="en-CA"/>
         </w:rPr>
       </w:pPr>
+      <w:proofErr w:type="gramStart"/>
       <w:r>
         <w:rPr>
           <w:b/>
@@ -48977,7 +50939,17 @@
           <w:i/>
           <w:lang w:val="en-CA"/>
         </w:rPr>
-        <w:t>Masters Committees</w:t>
+        <w:t>Masters</w:t>
+      </w:r>
+      <w:proofErr w:type="gramEnd"/>
+      <w:r>
+        <w:rPr>
+          <w:b/>
+          <w:bCs/>
+          <w:i/>
+          <w:lang w:val="en-CA"/>
+        </w:rPr>
+        <w:t xml:space="preserve"> Committees</w:t>
       </w:r>
     </w:p>
     <w:tbl>
@@ -50016,6 +51988,7 @@
               </w:rPr>
               <w:t xml:space="preserve">. </w:t>
             </w:r>
+            <w:proofErr w:type="spellStart"/>
             <w:r>
               <w:rPr>
                 <w:rFonts w:ascii="Times New Roman" w:hAnsi="Times New Roman" w:cs="Times New Roman"/>
@@ -50026,6 +51999,7 @@
               </w:rPr>
               <w:t>Kachhiyapatel</w:t>
             </w:r>
+            <w:proofErr w:type="spellEnd"/>
             <w:r>
               <w:rPr>
                 <w:rFonts w:ascii="Times New Roman" w:hAnsi="Times New Roman" w:cs="Times New Roman"/>
@@ -50363,42 +52337,10 @@
                 <w:sz w:val="24"/>
                 <w:szCs w:val="24"/>
               </w:rPr>
-              <w:t>Honours Thesis Award (for Yoonjee Michelle Yeh)</w:t>
-            </w:r>
-          </w:p>
-        </w:tc>
-      </w:tr>
-      <w:tr>
-        <w:tc>
-          <w:tcPr>
-            <w:tcW w:w="1530" w:type="dxa"/>
-          </w:tcPr>
-          <w:p>
-            <w:pPr>
-              <w:pStyle w:val="NoSpacing"/>
-              <w:rPr>
-                <w:rFonts w:ascii="Times New Roman" w:hAnsi="Times New Roman" w:cs="Times New Roman"/>
-                <w:sz w:val="24"/>
-                <w:szCs w:val="24"/>
-              </w:rPr>
-            </w:pPr>
-            <w:r>
-              <w:rPr>
-                <w:rFonts w:ascii="Times New Roman" w:hAnsi="Times New Roman" w:cs="Times New Roman"/>
-                <w:sz w:val="24"/>
-                <w:szCs w:val="24"/>
-              </w:rPr>
-              <w:t>2016</w:t>
-            </w:r>
-          </w:p>
-        </w:tc>
-        <w:tc>
-          <w:tcPr>
-            <w:tcW w:w="8550" w:type="dxa"/>
-          </w:tcPr>
-          <w:p>
-            <w:pPr>
-              <w:pStyle w:val="NoSpacing"/>
+              <w:t xml:space="preserve">Honours Thesis Award (for </w:t>
+            </w:r>
+            <w:proofErr w:type="spellStart"/>
+            <w:r>
               <w:rPr>
                 <w:rFonts w:ascii="Times New Roman" w:hAnsi="Times New Roman" w:cs="Times New Roman"/>
                 <w:iCs/>
@@ -50406,7 +52348,9 @@
                 <w:sz w:val="24"/>
                 <w:szCs w:val="24"/>
               </w:rPr>
-            </w:pPr>
+              <w:t>Yoonjee</w:t>
+            </w:r>
+            <w:proofErr w:type="spellEnd"/>
             <w:r>
               <w:rPr>
                 <w:rFonts w:ascii="Times New Roman" w:hAnsi="Times New Roman" w:cs="Times New Roman"/>
@@ -50415,7 +52359,7 @@
                 <w:sz w:val="24"/>
                 <w:szCs w:val="24"/>
               </w:rPr>
-              <w:t>Diversity Fund Travel Award to attend the 2017 SPSP convention (for J. Brienza)</w:t>
+              <w:t xml:space="preserve"> Michelle Yeh)</w:t>
             </w:r>
           </w:p>
         </w:tc>
@@ -50467,7 +52411,7 @@
                 <w:sz w:val="24"/>
                 <w:szCs w:val="24"/>
               </w:rPr>
-              <w:t>Diversity Fund Travel Award to attend the 2017 SPSP convention (for H. Santos)</w:t>
+              <w:t>Diversity Fund Travel Award to attend the 2017 SPSP convention (for J. Brienza)</w:t>
             </w:r>
           </w:p>
         </w:tc>
@@ -50519,7 +52463,7 @@
                 <w:sz w:val="24"/>
                 <w:szCs w:val="24"/>
               </w:rPr>
-              <w:t>Vanier Canada Graduate Scholarship (for H. Oakes)</w:t>
+              <w:t>Diversity Fund Travel Award to attend the 2017 SPSP convention (for H. Santos)</w:t>
             </w:r>
           </w:p>
         </w:tc>
@@ -50571,7 +52515,7 @@
                 <w:sz w:val="24"/>
                 <w:szCs w:val="24"/>
               </w:rPr>
-              <w:t>Graduate Student Travel Award, APS convention (for H. Oakes)</w:t>
+              <w:t>Vanier Canada Graduate Scholarship (for H. Oakes)</w:t>
             </w:r>
           </w:p>
         </w:tc>
@@ -50623,7 +52567,7 @@
                 <w:sz w:val="24"/>
                 <w:szCs w:val="24"/>
               </w:rPr>
-              <w:t>Warren Ober Award for outstanding teaching at the UW (for H. Santos)</w:t>
+              <w:t>Graduate Student Travel Award, APS convention (for H. Oakes)</w:t>
             </w:r>
           </w:p>
         </w:tc>
@@ -50648,7 +52592,8 @@
                 <w:sz w:val="24"/>
                 <w:szCs w:val="24"/>
               </w:rPr>
-              <w:t>2015</w:t>
+              <w:lastRenderedPageBreak/>
+              <w:t>2016</w:t>
             </w:r>
           </w:p>
         </w:tc>
@@ -50675,7 +52620,7 @@
                 <w:sz w:val="24"/>
                 <w:szCs w:val="24"/>
               </w:rPr>
-              <w:t>Diversity Fund Travel Award to attend the 2016 SPSP convention (for H. Oakes)</w:t>
+              <w:t>Warren Ober Award for outstanding teaching at the UW (for H. Santos)</w:t>
             </w:r>
           </w:p>
         </w:tc>
@@ -50700,7 +52645,58 @@
                 <w:sz w:val="24"/>
                 <w:szCs w:val="24"/>
               </w:rPr>
-              <w:lastRenderedPageBreak/>
+              <w:t>2015</w:t>
+            </w:r>
+          </w:p>
+        </w:tc>
+        <w:tc>
+          <w:tcPr>
+            <w:tcW w:w="8550" w:type="dxa"/>
+          </w:tcPr>
+          <w:p>
+            <w:pPr>
+              <w:pStyle w:val="NoSpacing"/>
+              <w:rPr>
+                <w:rFonts w:ascii="Times New Roman" w:hAnsi="Times New Roman" w:cs="Times New Roman"/>
+                <w:iCs/>
+                <w:color w:val="000000"/>
+                <w:sz w:val="24"/>
+                <w:szCs w:val="24"/>
+              </w:rPr>
+            </w:pPr>
+            <w:r>
+              <w:rPr>
+                <w:rFonts w:ascii="Times New Roman" w:hAnsi="Times New Roman" w:cs="Times New Roman"/>
+                <w:iCs/>
+                <w:color w:val="000000"/>
+                <w:sz w:val="24"/>
+                <w:szCs w:val="24"/>
+              </w:rPr>
+              <w:t>Diversity Fund Travel Award to attend the 2016 SPSP convention (for H. Oakes)</w:t>
+            </w:r>
+          </w:p>
+        </w:tc>
+      </w:tr>
+      <w:tr>
+        <w:tc>
+          <w:tcPr>
+            <w:tcW w:w="1530" w:type="dxa"/>
+          </w:tcPr>
+          <w:p>
+            <w:pPr>
+              <w:pStyle w:val="NoSpacing"/>
+              <w:rPr>
+                <w:rFonts w:ascii="Times New Roman" w:hAnsi="Times New Roman" w:cs="Times New Roman"/>
+                <w:sz w:val="24"/>
+                <w:szCs w:val="24"/>
+              </w:rPr>
+            </w:pPr>
+            <w:r>
+              <w:rPr>
+                <w:rFonts w:ascii="Times New Roman" w:hAnsi="Times New Roman" w:cs="Times New Roman"/>
+                <w:sz w:val="24"/>
+                <w:szCs w:val="24"/>
+              </w:rPr>
               <w:t>2015</w:t>
             </w:r>
           </w:p>
@@ -52337,7 +54333,25 @@
                 <w:color w:val="000000"/>
                 <w:lang w:val="en-CA"/>
               </w:rPr>
-              <w:t>Graduate Student Instructor, University of Michigan. Hold two weekly 2h seminars, created assignments, exams and class activities, graded papers.</w:t>
+              <w:t xml:space="preserve">Graduate Student Instructor, University of Michigan. Hold two </w:t>
+            </w:r>
+            <w:proofErr w:type="gramStart"/>
+            <w:r>
+              <w:rPr>
+                <w:i/>
+                <w:color w:val="000000"/>
+                <w:lang w:val="en-CA"/>
+              </w:rPr>
+              <w:t>weekly</w:t>
+            </w:r>
+            <w:proofErr w:type="gramEnd"/>
+            <w:r>
+              <w:rPr>
+                <w:i/>
+                <w:color w:val="000000"/>
+                <w:lang w:val="en-CA"/>
+              </w:rPr>
+              <w:t xml:space="preserve"> 2h seminars, created assignments, exams and class activities, graded papers.</w:t>
             </w:r>
           </w:p>
         </w:tc>
@@ -52411,7 +54425,25 @@
                 <w:color w:val="000000"/>
                 <w:lang w:val="en-CA"/>
               </w:rPr>
-              <w:t>Graduate Student Instructor, University of Michigan. Hold two weekly 2h seminars, created assignments, exams and class activities, graded papers.</w:t>
+              <w:t xml:space="preserve">Graduate Student Instructor, University of Michigan. Hold two </w:t>
+            </w:r>
+            <w:proofErr w:type="gramStart"/>
+            <w:r>
+              <w:rPr>
+                <w:i/>
+                <w:color w:val="000000"/>
+                <w:lang w:val="en-CA"/>
+              </w:rPr>
+              <w:t>weekly</w:t>
+            </w:r>
+            <w:proofErr w:type="gramEnd"/>
+            <w:r>
+              <w:rPr>
+                <w:i/>
+                <w:color w:val="000000"/>
+                <w:lang w:val="en-CA"/>
+              </w:rPr>
+              <w:t xml:space="preserve"> 2h seminars, created assignments, exams and class activities, graded papers.</w:t>
             </w:r>
           </w:p>
         </w:tc>
@@ -52500,6 +54532,7 @@
                 <w:color w:val="000000"/>
                 <w:lang w:val="en-CA"/>
               </w:rPr>
+              <w:lastRenderedPageBreak/>
               <w:t>Supervised over 20 research assistants from the Undergraduate Research Opportunity Program (UROP), as well as two honors theses</w:t>
             </w:r>
           </w:p>
@@ -52534,7 +54567,6 @@
           <w:b/>
           <w:lang w:val="en-CA"/>
         </w:rPr>
-        <w:lastRenderedPageBreak/>
         <w:t>Guest lectures</w:t>
       </w:r>
     </w:p>
@@ -52710,7 +54742,23 @@
                 <w:color w:val="000000"/>
                 <w:lang w:val="en-CA"/>
               </w:rPr>
-              <w:t>Seminar in Cognitive Science (CogSci 600), Department of Philosophy, Faculty of Arts, University of Waterloo</w:t>
+              <w:t>Seminar in Cognitive Science (</w:t>
+            </w:r>
+            <w:proofErr w:type="spellStart"/>
+            <w:r>
+              <w:rPr>
+                <w:color w:val="000000"/>
+                <w:lang w:val="en-CA"/>
+              </w:rPr>
+              <w:t>CogSci</w:t>
+            </w:r>
+            <w:proofErr w:type="spellEnd"/>
+            <w:r>
+              <w:rPr>
+                <w:color w:val="000000"/>
+                <w:lang w:val="en-CA"/>
+              </w:rPr>
+              <w:t xml:space="preserve"> 600), Department of Philosophy, Faculty of Arts, University of Waterloo</w:t>
             </w:r>
           </w:p>
         </w:tc>
@@ -53010,7 +55058,23 @@
                 <w:color w:val="000000"/>
                 <w:lang w:val="en-CA"/>
               </w:rPr>
-              <w:t>Seminar in Cognitive Science (CogSci 600), Department of Philosophy, Faculty of Arts, University of Waterloo</w:t>
+              <w:t>Seminar in Cognitive Science (</w:t>
+            </w:r>
+            <w:proofErr w:type="spellStart"/>
+            <w:r>
+              <w:rPr>
+                <w:color w:val="000000"/>
+                <w:lang w:val="en-CA"/>
+              </w:rPr>
+              <w:t>CogSci</w:t>
+            </w:r>
+            <w:proofErr w:type="spellEnd"/>
+            <w:r>
+              <w:rPr>
+                <w:color w:val="000000"/>
+                <w:lang w:val="en-CA"/>
+              </w:rPr>
+              <w:t xml:space="preserve"> 600), Department of Philosophy, Faculty of Arts, University of Waterloo</w:t>
             </w:r>
           </w:p>
         </w:tc>
@@ -53186,7 +55250,23 @@
                 <w:color w:val="000000"/>
                 <w:lang w:val="en-CA"/>
               </w:rPr>
-              <w:t>Seminar in Cognitive Science (CogSci 600), Department of Philosophy, Faculty of Arts, University of Waterloo</w:t>
+              <w:t>Seminar in Cognitive Science (</w:t>
+            </w:r>
+            <w:proofErr w:type="spellStart"/>
+            <w:r>
+              <w:rPr>
+                <w:color w:val="000000"/>
+                <w:lang w:val="en-CA"/>
+              </w:rPr>
+              <w:t>CogSci</w:t>
+            </w:r>
+            <w:proofErr w:type="spellEnd"/>
+            <w:r>
+              <w:rPr>
+                <w:color w:val="000000"/>
+                <w:lang w:val="en-CA"/>
+              </w:rPr>
+              <w:t xml:space="preserve"> 600), Department of Philosophy, Faculty of Arts, University of Waterloo</w:t>
             </w:r>
           </w:p>
         </w:tc>
@@ -53700,7 +55780,35 @@
               <w:rPr>
                 <w:lang w:val="en-CA"/>
               </w:rPr>
-              <w:t>20th European Congress of Psychology Students, Spindleruv Mlyn, Czech Republic</w:t>
+              <w:t xml:space="preserve">20th European Congress of Psychology Students, </w:t>
+            </w:r>
+            <w:proofErr w:type="spellStart"/>
+            <w:r>
+              <w:rPr>
+                <w:lang w:val="en-CA"/>
+              </w:rPr>
+              <w:t>Spindleruv</w:t>
+            </w:r>
+            <w:proofErr w:type="spellEnd"/>
+            <w:r>
+              <w:rPr>
+                <w:lang w:val="en-CA"/>
+              </w:rPr>
+              <w:t xml:space="preserve"> </w:t>
+            </w:r>
+            <w:proofErr w:type="spellStart"/>
+            <w:r>
+              <w:rPr>
+                <w:lang w:val="en-CA"/>
+              </w:rPr>
+              <w:t>Mlyn</w:t>
+            </w:r>
+            <w:proofErr w:type="spellEnd"/>
+            <w:r>
+              <w:rPr>
+                <w:lang w:val="en-CA"/>
+              </w:rPr>
+              <w:t>, Czech Republic</w:t>
             </w:r>
           </w:p>
         </w:tc>
@@ -53832,6 +55940,7 @@
         <w:rPr>
           <w:lang w:val="en-CA"/>
         </w:rPr>
+        <w:lastRenderedPageBreak/>
         <w:t xml:space="preserve">Guest, </w:t>
       </w:r>
       <w:r>
@@ -53896,7 +56005,6 @@
         <w:rPr>
           <w:lang w:val="en-CA"/>
         </w:rPr>
-        <w:lastRenderedPageBreak/>
         <w:t>Additional interviews on podcasts and broadcast media on wisdom, decision-making, and AI (selected list available on request)</w:t>
       </w:r>
     </w:p>
@@ -54224,7 +56332,23 @@
             <w:rStyle w:val="Hyperlink"/>
             <w:lang w:val="en-CA"/>
           </w:rPr>
-          <w:t>It’s not stress that’s killing us, it’s hate: Maybe mindfulness can help</w:t>
+          <w:t xml:space="preserve">It’s not stress that’s killing us, it’s </w:t>
+        </w:r>
+        <w:proofErr w:type="gramStart"/>
+        <w:r>
+          <w:rPr>
+            <w:rStyle w:val="Hyperlink"/>
+            <w:lang w:val="en-CA"/>
+          </w:rPr>
+          <w:t>hate</w:t>
+        </w:r>
+        <w:proofErr w:type="gramEnd"/>
+        <w:r>
+          <w:rPr>
+            <w:rStyle w:val="Hyperlink"/>
+            <w:lang w:val="en-CA"/>
+          </w:rPr>
+          <w:t>: Maybe mindfulness can help</w:t>
         </w:r>
       </w:hyperlink>
       <w:r>
@@ -54686,27 +56810,40 @@
           <w:i/>
           <w:iCs/>
         </w:rPr>
-        <w:t>Public lectures</w:t>
-      </w:r>
+        <w:t xml:space="preserve">Public </w:t>
+      </w:r>
+      <w:proofErr w:type="spellStart"/>
       <w:r>
         <w:rPr>
           <w:b/>
           <w:bCs/>
           <w:i/>
           <w:iCs/>
-          <w:lang w:val="en-CA"/>
-        </w:rPr>
-        <w:t xml:space="preserve"> &amp; </w:t>
-      </w:r>
+        </w:rPr>
+        <w:t>lectures</w:t>
+      </w:r>
+      <w:proofErr w:type="spellEnd"/>
       <w:r>
         <w:rPr>
           <w:b/>
           <w:bCs/>
           <w:i/>
           <w:iCs/>
+          <w:lang w:val="en-CA"/>
+        </w:rPr>
+        <w:t xml:space="preserve"> &amp; </w:t>
+      </w:r>
+      <w:proofErr w:type="spellStart"/>
+      <w:r>
+        <w:rPr>
+          <w:b/>
+          <w:bCs/>
+          <w:i/>
+          <w:iCs/>
         </w:rPr>
         <w:t>workshops</w:t>
       </w:r>
+      <w:proofErr w:type="spellEnd"/>
     </w:p>
     <w:tbl>
       <w:tblPr>
@@ -54778,11 +56915,19 @@
               </w:rPr>
               <w:t>“</w:t>
             </w:r>
-            <w:r>
-              <w:rPr>
-                <w:lang w:val="en-CA"/>
-              </w:rPr>
-              <w:t>Futurecasting: How Well Can We Predict Societal Change?</w:t>
+            <w:proofErr w:type="spellStart"/>
+            <w:r>
+              <w:rPr>
+                <w:lang w:val="en-CA"/>
+              </w:rPr>
+              <w:t>Futurecasting</w:t>
+            </w:r>
+            <w:proofErr w:type="spellEnd"/>
+            <w:r>
+              <w:rPr>
+                <w:lang w:val="en-CA"/>
+              </w:rPr>
+              <w:t>: How Well Can We Predict Societal Change?</w:t>
             </w:r>
             <w:r>
               <w:rPr>
@@ -55152,6 +57297,7 @@
                 <w:bCs/>
                 <w:lang w:val="en-CA"/>
               </w:rPr>
+              <w:lastRenderedPageBreak/>
               <w:t>01/2026</w:t>
             </w:r>
           </w:p>
@@ -55243,6 +57389,7 @@
               </w:rPr>
             </w:pPr>
             <w:hyperlink r:id="rId66" w:history="1">
+              <w:proofErr w:type="spellStart"/>
               <w:r>
                 <w:rPr>
                   <w:rStyle w:val="Hyperlink"/>
@@ -55250,6 +57397,7 @@
                 </w:rPr>
                 <w:t>BuzzRobot</w:t>
               </w:r>
+              <w:proofErr w:type="spellEnd"/>
             </w:hyperlink>
             <w:r>
               <w:rPr>
@@ -55284,7 +57432,6 @@
                 <w:bCs/>
                 <w:lang w:val="en-CA"/>
               </w:rPr>
-              <w:lastRenderedPageBreak/>
               <w:t>12/2024</w:t>
             </w:r>
           </w:p>
@@ -55320,12 +57467,14 @@
               </w:rPr>
               <w:t xml:space="preserve">,” </w:t>
             </w:r>
+            <w:proofErr w:type="spellStart"/>
             <w:r>
               <w:rPr>
                 <w:lang w:val="en-CA"/>
               </w:rPr>
               <w:t>Ploutos</w:t>
             </w:r>
+            <w:proofErr w:type="spellEnd"/>
             <w:r>
               <w:rPr>
                 <w:lang w:val="en-CA"/>
@@ -55734,12 +57883,37 @@
                 <w:lang w:val="en-CA"/>
               </w:rPr>
             </w:pPr>
+            <w:proofErr w:type="spellStart"/>
             <w:r>
               <w:rPr>
                 <w:bCs/>
                 <w:lang w:val="en-CA"/>
               </w:rPr>
-              <w:t>Auslandstreffen der Studienstiftung Kanada [meeting of the fellows of the German National Academic Foundation], Goethe Institute, Montreal, Canada</w:t>
+              <w:t>Auslandstreffen</w:t>
+            </w:r>
+            <w:proofErr w:type="spellEnd"/>
+            <w:r>
+              <w:rPr>
+                <w:bCs/>
+                <w:lang w:val="en-CA"/>
+              </w:rPr>
+              <w:t xml:space="preserve"> der </w:t>
+            </w:r>
+            <w:proofErr w:type="spellStart"/>
+            <w:r>
+              <w:rPr>
+                <w:bCs/>
+                <w:lang w:val="en-CA"/>
+              </w:rPr>
+              <w:t>Studienstiftung</w:t>
+            </w:r>
+            <w:proofErr w:type="spellEnd"/>
+            <w:r>
+              <w:rPr>
+                <w:bCs/>
+                <w:lang w:val="en-CA"/>
+              </w:rPr>
+              <w:t xml:space="preserve"> Kanada [meeting of the fellows of the German National Academic Foundation], Goethe Institute, Montreal, Canada</w:t>
             </w:r>
           </w:p>
         </w:tc>
@@ -57135,6 +59309,7 @@
                 <w:color w:val="000000"/>
                 <w:lang w:val="en-CA" w:eastAsia="en-CA"/>
               </w:rPr>
+              <w:lastRenderedPageBreak/>
               <w:t>2012</w:t>
             </w:r>
           </w:p>
@@ -57190,39 +59365,21 @@
     </w:p>
     <w:p>
       <w:pPr>
+        <w:autoSpaceDE w:val="0"/>
+        <w:autoSpaceDN w:val="0"/>
+        <w:adjustRightInd w:val="0"/>
+        <w:rPr>
+          <w:i/>
+          <w:lang w:val="en-CA" w:eastAsia="en-CA"/>
+        </w:rPr>
+      </w:pPr>
+      <w:bookmarkStart w:id="77" w:name="_Hlk185439096"/>
+      <w:r>
         <w:rPr>
           <w:b/>
           <w:iCs/>
           <w:lang w:val="en-CA" w:eastAsia="en-CA"/>
         </w:rPr>
-      </w:pPr>
-      <w:bookmarkStart w:id="77" w:name="_Hlk185439096"/>
-      <w:r>
-        <w:rPr>
-          <w:b/>
-          <w:iCs/>
-          <w:lang w:val="en-CA" w:eastAsia="en-CA"/>
-        </w:rPr>
-        <w:br w:type="page"/>
-      </w:r>
-    </w:p>
-    <w:p>
-      <w:pPr>
-        <w:autoSpaceDE w:val="0"/>
-        <w:autoSpaceDN w:val="0"/>
-        <w:adjustRightInd w:val="0"/>
-        <w:rPr>
-          <w:i/>
-          <w:lang w:val="en-CA" w:eastAsia="en-CA"/>
-        </w:rPr>
-      </w:pPr>
-      <w:r>
-        <w:rPr>
-          <w:b/>
-          <w:iCs/>
-          <w:lang w:val="en-CA" w:eastAsia="en-CA"/>
-        </w:rPr>
-        <w:lastRenderedPageBreak/>
         <w:t>Professional</w:t>
       </w:r>
     </w:p>
@@ -59169,7 +61326,6 @@
         <w:rPr>
           <w:lang w:val="en-CA" w:eastAsia="en-CA"/>
         </w:rPr>
-        <w:lastRenderedPageBreak/>
         <w:t>Age and Ageing</w:t>
       </w:r>
       <w:r>
@@ -59724,7 +61880,25 @@
           <w:iCs/>
           <w:lang w:eastAsia="en-CA"/>
         </w:rPr>
-        <w:t xml:space="preserve">Grant reviewing </w:t>
+        <w:t xml:space="preserve">Grant </w:t>
+      </w:r>
+      <w:proofErr w:type="spellStart"/>
+      <w:r>
+        <w:rPr>
+          <w:b/>
+          <w:iCs/>
+          <w:lang w:eastAsia="en-CA"/>
+        </w:rPr>
+        <w:t>reviewing</w:t>
+      </w:r>
+      <w:proofErr w:type="spellEnd"/>
+      <w:r>
+        <w:rPr>
+          <w:b/>
+          <w:iCs/>
+          <w:lang w:eastAsia="en-CA"/>
+        </w:rPr>
+        <w:t xml:space="preserve"> </w:t>
       </w:r>
     </w:p>
     <w:tbl>
@@ -60829,7 +63003,14 @@
               <w:rPr>
                 <w:lang w:val="en-CA" w:eastAsia="en-CA"/>
               </w:rPr>
-              <w:t>Expert Reviewer for Scientific Projects at the Scientific Leadership School of the Western-Siberian Research Center for Science and Education, Tyumen, Russia</w:t>
+              <w:t xml:space="preserve">Expert Reviewer for Scientific Projects at the Scientific Leadership School of the </w:t>
+            </w:r>
+            <w:r>
+              <w:rPr>
+                <w:lang w:val="en-CA" w:eastAsia="en-CA"/>
+              </w:rPr>
+              <w:lastRenderedPageBreak/>
+              <w:t>Western-Siberian Research Center for Science and Education, Tyumen, Russia</w:t>
             </w:r>
           </w:p>
         </w:tc>
@@ -60857,6 +63038,7 @@
                 <w:color w:val="000000"/>
                 <w:lang w:val="en-CA" w:eastAsia="en-CA"/>
               </w:rPr>
+              <w:lastRenderedPageBreak/>
               <w:t>2020</w:t>
             </w:r>
           </w:p>
@@ -60893,14 +63075,7 @@
               <w:rPr>
                 <w:lang w:val="en-CA" w:eastAsia="en-CA"/>
               </w:rPr>
-              <w:t xml:space="preserve">– Social Policy and Public </w:t>
-            </w:r>
-            <w:r>
-              <w:rPr>
-                <w:lang w:val="en-CA" w:eastAsia="en-CA"/>
-              </w:rPr>
-              <w:lastRenderedPageBreak/>
-              <w:t>Health Responses of the Canadian Institute of Health Research</w:t>
+              <w:t>– Social Policy and Public Health Responses of the Canadian Institute of Health Research</w:t>
             </w:r>
           </w:p>
         </w:tc>
@@ -60928,7 +63103,6 @@
                 <w:color w:val="000000"/>
                 <w:lang w:val="en-CA" w:eastAsia="en-CA"/>
               </w:rPr>
-              <w:lastRenderedPageBreak/>
               <w:t>2019</w:t>
             </w:r>
           </w:p>
@@ -61866,7 +64040,21 @@
               <w:rPr>
                 <w:lang w:val="en-CA" w:eastAsia="en-CA"/>
               </w:rPr>
-              <w:t xml:space="preserve">The German-Israeli Foundation for Scientific Research </w:t>
+              <w:t xml:space="preserve">The </w:t>
+            </w:r>
+            <w:proofErr w:type="gramStart"/>
+            <w:r>
+              <w:rPr>
+                <w:lang w:val="en-CA" w:eastAsia="en-CA"/>
+              </w:rPr>
+              <w:t>German-Israeli</w:t>
+            </w:r>
+            <w:proofErr w:type="gramEnd"/>
+            <w:r>
+              <w:rPr>
+                <w:lang w:val="en-CA" w:eastAsia="en-CA"/>
+              </w:rPr>
+              <w:t xml:space="preserve"> Foundation for Scientific Research </w:t>
             </w:r>
             <w:bookmarkEnd w:id="102"/>
           </w:p>
@@ -62641,7 +64829,7 @@
         <w:szCs w:val="22"/>
         <w:lang w:val="en-US"/>
       </w:rPr>
-      <w:t>7</w:t>
+      <w:t>8</w:t>
     </w:r>
     <w:r>
       <w:rPr>
@@ -70348,10 +72536,6 @@
 </file>
 
 <file path=customXml/item1.xml><?xml version="1.0" encoding="utf-8"?>
-<b:Sources xmlns:b="http://schemas.openxmlformats.org/officeDocument/2006/bibliography" xmlns="http://schemas.openxmlformats.org/officeDocument/2006/bibliography" SelectedStyle="\APA.XSL" StyleName="APA"/>
-</file>
-
-<file path=customXml/item2.xml><?xml version="1.0" encoding="utf-8"?>
 <?mso-contentType ?>
 <FormTemplates xmlns="http://schemas.microsoft.com/sharepoint/v3/contenttype/forms">
   <Display>DocumentLibraryForm</Display>
@@ -70360,7 +72544,7 @@
 </FormTemplates>
 </file>
 
-<file path=customXml/item3.xml><?xml version="1.0" encoding="utf-8"?>
+<file path=customXml/item2.xml><?xml version="1.0" encoding="utf-8"?>
 <ct:contentTypeSchema xmlns:ct="http://schemas.microsoft.com/office/2006/metadata/contentType" xmlns:ma="http://schemas.microsoft.com/office/2006/metadata/properties/metaAttributes" ct:_="" ma:_="" ma:contentTypeName="Document" ma:contentTypeID="0x01010040598E2033F12F4D9D0EEBDED9F3ADA5" ma:contentTypeVersion="7" ma:contentTypeDescription="Create a new document." ma:contentTypeScope="" ma:versionID="0d4008b07a6729e85722b63fec859166">
   <xsd:schema xmlns:xsd="http://www.w3.org/2001/XMLSchema" xmlns:xs="http://www.w3.org/2001/XMLSchema" xmlns:p="http://schemas.microsoft.com/office/2006/metadata/properties" xmlns:ns3="4511dc72-d8d5-4bc7-8b3d-c01cb3484cf5" xmlns:ns4="685d2eaa-65a0-49a5-8d7f-6db299f42190" targetNamespace="http://schemas.microsoft.com/office/2006/metadata/properties" ma:root="true" ma:fieldsID="8df630411b1f610a7f173bb411967da6" ns3:_="" ns4:_="">
     <xsd:import namespace="4511dc72-d8d5-4bc7-8b3d-c01cb3484cf5"/>
@@ -70545,6 +72729,10 @@
 </ct:contentTypeSchema>
 </file>
 
+<file path=customXml/item3.xml><?xml version="1.0" encoding="utf-8"?>
+<b:Sources xmlns:b="http://schemas.openxmlformats.org/officeDocument/2006/bibliography" xmlns="http://schemas.openxmlformats.org/officeDocument/2006/bibliography" SelectedStyle="\APA.XSL" StyleName="APA"/>
+</file>
+
 <file path=customXml/item4.xml><?xml version="1.0" encoding="utf-8"?>
 <p:properties xmlns:p="http://schemas.microsoft.com/office/2006/metadata/properties" xmlns:xsi="http://www.w3.org/2001/XMLSchema-instance" xmlns:pc="http://schemas.microsoft.com/office/infopath/2007/PartnerControls">
   <documentManagement/>
@@ -70552,14 +72740,6 @@
 </file>
 
 <file path=customXml/itemProps1.xml><?xml version="1.0" encoding="utf-8"?>
-<ds:datastoreItem xmlns:ds="http://schemas.openxmlformats.org/officeDocument/2006/customXml" ds:itemID="{FEAEA024-33A0-412C-ADAB-86C9F2F91C6F}">
-  <ds:schemaRefs>
-    <ds:schemaRef ds:uri="http://schemas.openxmlformats.org/officeDocument/2006/bibliography"/>
-  </ds:schemaRefs>
-</ds:datastoreItem>
-</file>
-
-<file path=customXml/itemProps2.xml><?xml version="1.0" encoding="utf-8"?>
 <ds:datastoreItem xmlns:ds="http://schemas.openxmlformats.org/officeDocument/2006/customXml" ds:itemID="{A6DE2CEB-D0DC-4A0B-A0CB-4C6D4D3893B7}">
   <ds:schemaRefs>
     <ds:schemaRef ds:uri="http://schemas.microsoft.com/sharepoint/v3/contenttype/forms"/>
@@ -70567,7 +72747,7 @@
 </ds:datastoreItem>
 </file>
 
-<file path=customXml/itemProps3.xml><?xml version="1.0" encoding="utf-8"?>
+<file path=customXml/itemProps2.xml><?xml version="1.0" encoding="utf-8"?>
 <ds:datastoreItem xmlns:ds="http://schemas.openxmlformats.org/officeDocument/2006/customXml" ds:itemID="{6EF0D6D3-0359-4D1F-96B7-0DCD36C390FE}">
   <ds:schemaRefs>
     <ds:schemaRef ds:uri="http://schemas.microsoft.com/office/2006/metadata/contentType"/>
@@ -70586,6 +72766,14 @@
 </ds:datastoreItem>
 </file>
 
+<file path=customXml/itemProps3.xml><?xml version="1.0" encoding="utf-8"?>
+<ds:datastoreItem xmlns:ds="http://schemas.openxmlformats.org/officeDocument/2006/customXml" ds:itemID="{FEAEA024-33A0-412C-ADAB-86C9F2F91C6F}">
+  <ds:schemaRefs>
+    <ds:schemaRef ds:uri="http://schemas.openxmlformats.org/officeDocument/2006/bibliography"/>
+  </ds:schemaRefs>
+</ds:datastoreItem>
+</file>
+
 <file path=customXml/itemProps4.xml><?xml version="1.0" encoding="utf-8"?>
 <ds:datastoreItem xmlns:ds="http://schemas.openxmlformats.org/officeDocument/2006/customXml" ds:itemID="{368F45FA-2064-4BEF-8113-7B8B062FA5D7}">
   <ds:schemaRefs>

--- a/CV_Grossmann.docx
+++ b/CV_Grossmann.docx
@@ -184,7 +184,7 @@
           <w:color w:val="000000"/>
           <w:lang w:val="en-CA"/>
         </w:rPr>
-        <w:t>5</w:t>
+        <w:t>6</w:t>
       </w:r>
       <w:r>
         <w:rPr>
@@ -231,7 +231,7 @@
           <w:color w:val="000000"/>
           <w:lang w:val="en-CA"/>
         </w:rPr>
-        <w:t>499</w:t>
+        <w:t>546</w:t>
       </w:r>
       <w:r>
         <w:rPr>
@@ -908,25 +908,7 @@
                 <w:color w:val="000000"/>
                 <w:lang w:val="de-DE"/>
               </w:rPr>
-              <w:t xml:space="preserve">Vordiplom (B.S. </w:t>
-            </w:r>
-            <w:proofErr w:type="spellStart"/>
-            <w:r>
-              <w:rPr>
-                <w:iCs/>
-                <w:color w:val="000000"/>
-                <w:lang w:val="de-DE"/>
-              </w:rPr>
-              <w:t>equivalent</w:t>
-            </w:r>
-            <w:proofErr w:type="spellEnd"/>
-            <w:r>
-              <w:rPr>
-                <w:iCs/>
-                <w:color w:val="000000"/>
-                <w:lang w:val="de-DE"/>
-              </w:rPr>
-              <w:t>), Psychology, Albert-Ludwigs-Universität Freiburg, Germany</w:t>
+              <w:t>Vordiplom (B.S. equivalent), Psychology, Albert-Ludwigs-Universität Freiburg, Germany</w:t>
             </w:r>
           </w:p>
         </w:tc>
@@ -2284,23 +2266,7 @@
           <w:iCs/>
           <w:lang w:val="en-CA"/>
         </w:rPr>
-        <w:t>, 1, 524–536. *</w:t>
-      </w:r>
-      <w:proofErr w:type="gramStart"/>
-      <w:r>
-        <w:rPr>
-          <w:iCs/>
-          <w:lang w:val="en-CA"/>
-        </w:rPr>
-        <w:t>corresponding</w:t>
-      </w:r>
-      <w:proofErr w:type="gramEnd"/>
-      <w:r>
-        <w:rPr>
-          <w:iCs/>
-          <w:lang w:val="en-CA"/>
-        </w:rPr>
-        <w:t xml:space="preserve"> author</w:t>
+        <w:t>, 1, 524–536. *corresponding author</w:t>
       </w:r>
     </w:p>
     <w:p>
@@ -2690,7 +2656,6 @@
         <w:t xml:space="preserve">, </w:t>
       </w:r>
       <w:hyperlink r:id="rId19" w:history="1">
-        <w:proofErr w:type="spellStart"/>
         <w:r>
           <w:rPr>
             <w:rStyle w:val="Hyperlink"/>
@@ -2698,17 +2663,7 @@
             <w:iCs/>
             <w:lang w:val="en-CA"/>
           </w:rPr>
-          <w:t>Futurescape</w:t>
-        </w:r>
-        <w:proofErr w:type="spellEnd"/>
-        <w:r>
-          <w:rPr>
-            <w:rStyle w:val="Hyperlink"/>
-            <w:i/>
-            <w:iCs/>
-            <w:lang w:val="en-CA"/>
-          </w:rPr>
-          <w:t xml:space="preserve"> Project</w:t>
+          <w:t>Futurescape Project</w:t>
         </w:r>
       </w:hyperlink>
       <w:r>
@@ -2730,7 +2685,6 @@
         <w:t xml:space="preserve">–present) – foresight and forecasting of societal change, including the </w:t>
       </w:r>
       <w:hyperlink r:id="rId20" w:history="1">
-        <w:proofErr w:type="spellStart"/>
         <w:r>
           <w:rPr>
             <w:rStyle w:val="Hyperlink"/>
@@ -2740,7 +2694,6 @@
           </w:rPr>
           <w:t>WorldAfterCOVID</w:t>
         </w:r>
-        <w:proofErr w:type="spellEnd"/>
       </w:hyperlink>
       <w:r>
         <w:rPr>
@@ -3260,59 +3213,8 @@
           <w:i/>
           <w:iCs/>
         </w:rPr>
-        <w:t xml:space="preserve">Professional </w:t>
-      </w:r>
-      <w:proofErr w:type="spellStart"/>
-      <w:r>
-        <w:rPr>
-          <w:b/>
-          <w:bCs/>
-          <w:i/>
-          <w:iCs/>
-        </w:rPr>
-        <w:t>governance</w:t>
-      </w:r>
-      <w:proofErr w:type="spellEnd"/>
-      <w:r>
-        <w:rPr>
-          <w:b/>
-          <w:bCs/>
-          <w:i/>
-          <w:iCs/>
-        </w:rPr>
-        <w:t xml:space="preserve"> &amp; </w:t>
-      </w:r>
-      <w:proofErr w:type="spellStart"/>
-      <w:r>
-        <w:rPr>
-          <w:b/>
-          <w:bCs/>
-          <w:i/>
-          <w:iCs/>
-        </w:rPr>
-        <w:t>field</w:t>
-      </w:r>
-      <w:proofErr w:type="spellEnd"/>
-      <w:r>
-        <w:rPr>
-          <w:b/>
-          <w:bCs/>
-          <w:i/>
-          <w:iCs/>
-        </w:rPr>
-        <w:t xml:space="preserve"> </w:t>
-      </w:r>
-      <w:proofErr w:type="spellStart"/>
-      <w:r>
-        <w:rPr>
-          <w:b/>
-          <w:bCs/>
-          <w:i/>
-          <w:iCs/>
-        </w:rPr>
-        <w:t>service</w:t>
-      </w:r>
-      <w:proofErr w:type="spellEnd"/>
+        <w:t>Professional governance &amp; field service</w:t>
+      </w:r>
     </w:p>
     <w:p>
       <w:pPr>
@@ -3598,19 +3500,11 @@
               </w:rPr>
               <w:t xml:space="preserve">Social Sciences and Humanities Research Council of Canada, Insight Grant, </w:t>
             </w:r>
-            <w:proofErr w:type="gramStart"/>
-            <w:r>
-              <w:rPr>
-                <w:lang w:val="en-CA"/>
-              </w:rPr>
-              <w:t>From</w:t>
-            </w:r>
-            <w:proofErr w:type="gramEnd"/>
-            <w:r>
-              <w:rPr>
-                <w:lang w:val="en-CA"/>
-              </w:rPr>
-              <w:t xml:space="preserve"> narratives to choices: Advancing semantic topic modeling for mapping cultural narratives to social</w:t>
+            <w:r>
+              <w:rPr>
+                <w:lang w:val="en-CA"/>
+              </w:rPr>
+              <w:t>From narratives to choices: Advancing semantic topic modeling for mapping cultural narratives to social</w:t>
             </w:r>
             <w:r>
               <w:rPr>
@@ -4131,21 +4025,7 @@
               <w:rPr>
                 <w:lang w:val="en-CA"/>
               </w:rPr>
-              <w:t xml:space="preserve">University of Waterloo Chronic Disease Prevention Initiative, Seed Grant, </w:t>
-            </w:r>
-            <w:proofErr w:type="gramStart"/>
-            <w:r>
-              <w:rPr>
-                <w:lang w:val="en-CA"/>
-              </w:rPr>
-              <w:t>Harnessing</w:t>
-            </w:r>
-            <w:proofErr w:type="gramEnd"/>
-            <w:r>
-              <w:rPr>
-                <w:lang w:val="en-CA"/>
-              </w:rPr>
-              <w:t xml:space="preserve"> psychological insights and mobile technologies to detect stress-related risk factors for mental health (CAD$10,000)</w:t>
+              <w:t>University of Waterloo Chronic Disease Prevention Initiative, Seed Grant, Harnessing psychological insights and mobile technologies to detect stress-related risk factors for mental health (CAD$10,000)</w:t>
             </w:r>
             <w:r>
               <w:rPr>
@@ -4495,7 +4375,6 @@
               </w:rPr>
               <w:t xml:space="preserve">University of Waterloo Teaching Innovation Incubator, </w:t>
             </w:r>
-            <w:proofErr w:type="gramStart"/>
             <w:r>
               <w:rPr>
                 <w:rFonts w:ascii="Times New Roman" w:hAnsi="Times New Roman" w:cs="Times New Roman"/>
@@ -4504,18 +4383,7 @@
                 <w:sz w:val="24"/>
                 <w:szCs w:val="24"/>
               </w:rPr>
-              <w:t>Learning</w:t>
-            </w:r>
-            <w:proofErr w:type="gramEnd"/>
-            <w:r>
-              <w:rPr>
-                <w:rFonts w:ascii="Times New Roman" w:hAnsi="Times New Roman" w:cs="Times New Roman"/>
-                <w:i/>
-                <w:iCs/>
-                <w:sz w:val="24"/>
-                <w:szCs w:val="24"/>
-              </w:rPr>
-              <w:t xml:space="preserve"> by teaching a Large Language Model</w:t>
+              <w:t>Learning by teaching a Large Language Model</w:t>
             </w:r>
             <w:r>
               <w:rPr>
@@ -5571,7 +5439,6 @@
               <w:t xml:space="preserve">, </w:t>
             </w:r>
             <w:hyperlink r:id="rId24" w:history="1">
-              <w:proofErr w:type="spellStart"/>
               <w:r>
                 <w:rPr>
                   <w:rStyle w:val="Hyperlink"/>
@@ -5586,7 +5453,6 @@
                 </w:rPr>
                 <w:t>rds</w:t>
               </w:r>
-              <w:proofErr w:type="spellEnd"/>
             </w:hyperlink>
             <w:r>
               <w:rPr>
@@ -5954,21 +5820,12 @@
               </w:rPr>
               <w:t xml:space="preserve">Runner-Up for “Application of Science Award,” </w:t>
             </w:r>
-            <w:proofErr w:type="spellStart"/>
             <w:r>
               <w:rPr>
                 <w:color w:val="000000"/>
                 <w:lang w:val="en-CA"/>
               </w:rPr>
-              <w:t>NeuroLeadership</w:t>
-            </w:r>
-            <w:proofErr w:type="spellEnd"/>
-            <w:r>
-              <w:rPr>
-                <w:color w:val="000000"/>
-                <w:lang w:val="en-CA"/>
-              </w:rPr>
-              <w:t xml:space="preserve"> Institute</w:t>
+              <w:t>NeuroLeadership Institute</w:t>
             </w:r>
           </w:p>
         </w:tc>
@@ -6181,19 +6038,8 @@
                 <w:color w:val="000000"/>
                 <w:lang w:val="en-CA"/>
               </w:rPr>
-              <w:t xml:space="preserve">exceptional quality of the contribution of new researchers to </w:t>
-            </w:r>
-            <w:proofErr w:type="spellStart"/>
-            <w:r>
-              <w:rPr>
-                <w:i/>
-                <w:iCs/>
-                <w:color w:val="000000"/>
-                <w:lang w:val="en-CA"/>
-              </w:rPr>
-              <w:t>psycholog</w:t>
-            </w:r>
-            <w:proofErr w:type="spellEnd"/>
+              <w:t>exceptional quality of the contribution of new researchers to psycholog</w:t>
+            </w:r>
             <w:r>
               <w:rPr>
                 <w:i/>
@@ -6201,19 +6047,8 @@
                 <w:color w:val="000000"/>
                 <w:lang w:val="en-US"/>
               </w:rPr>
-              <w:t xml:space="preserve">y </w:t>
-            </w:r>
-            <w:proofErr w:type="spellStart"/>
-            <w:r>
-              <w:rPr>
-                <w:i/>
-                <w:iCs/>
-                <w:color w:val="000000"/>
-                <w:lang w:val="en-US"/>
-              </w:rPr>
-              <w:t>i</w:t>
-            </w:r>
-            <w:proofErr w:type="spellEnd"/>
+              <w:t>y i</w:t>
+            </w:r>
             <w:r>
               <w:rPr>
                 <w:i/>
@@ -6970,7 +6805,6 @@
               </w:rPr>
               <w:t>r</w:t>
             </w:r>
-            <w:proofErr w:type="spellStart"/>
             <w:r>
               <w:rPr>
                 <w:rStyle w:val="Hyperlink"/>
@@ -6986,17 +6820,7 @@
                 <w:color w:val="auto"/>
                 <w:lang w:val="en-US"/>
               </w:rPr>
-              <w:t>doctoral</w:t>
-            </w:r>
-            <w:proofErr w:type="spellEnd"/>
-            <w:r>
-              <w:rPr>
-                <w:rStyle w:val="Hyperlink"/>
-                <w:i/>
-                <w:color w:val="auto"/>
-                <w:lang w:val="en-US"/>
-              </w:rPr>
-              <w:t xml:space="preserve"> research in social psychology at the Department of Psychology</w:t>
+              <w:t>doctoral research in social psychology at the Department of Psychology</w:t>
             </w:r>
           </w:p>
         </w:tc>
@@ -7529,53 +7353,12 @@
               </w:rPr>
             </w:pPr>
             <w:hyperlink r:id="rId44" w:history="1">
-              <w:proofErr w:type="spellStart"/>
               <w:r>
                 <w:rPr>
                   <w:rStyle w:val="Hyperlink"/>
                   <w:lang w:val="en-CA"/>
                 </w:rPr>
-                <w:t>Stipendium</w:t>
-              </w:r>
-              <w:proofErr w:type="spellEnd"/>
-              <w:r>
-                <w:rPr>
-                  <w:rStyle w:val="Hyperlink"/>
-                  <w:lang w:val="en-CA"/>
-                </w:rPr>
-                <w:t xml:space="preserve"> der </w:t>
-              </w:r>
-              <w:proofErr w:type="spellStart"/>
-              <w:r>
-                <w:rPr>
-                  <w:rStyle w:val="Hyperlink"/>
-                  <w:lang w:val="en-CA"/>
-                </w:rPr>
-                <w:t>Studienstiftung</w:t>
-              </w:r>
-              <w:proofErr w:type="spellEnd"/>
-              <w:r>
-                <w:rPr>
-                  <w:rStyle w:val="Hyperlink"/>
-                  <w:lang w:val="en-CA"/>
-                </w:rPr>
-                <w:t xml:space="preserve"> des </w:t>
-              </w:r>
-              <w:proofErr w:type="spellStart"/>
-              <w:r>
-                <w:rPr>
-                  <w:rStyle w:val="Hyperlink"/>
-                  <w:lang w:val="en-CA"/>
-                </w:rPr>
-                <w:t>deutschen</w:t>
-              </w:r>
-              <w:proofErr w:type="spellEnd"/>
-              <w:r>
-                <w:rPr>
-                  <w:rStyle w:val="Hyperlink"/>
-                  <w:lang w:val="en-CA"/>
-                </w:rPr>
-                <w:t xml:space="preserve"> Volkes</w:t>
+                <w:t>Stipendium der Studienstiftung des deutschen Volkes</w:t>
               </w:r>
             </w:hyperlink>
             <w:r>
@@ -8217,23 +8000,7 @@
           <w:iCs/>
           <w:lang w:val="en-CA"/>
         </w:rPr>
-        <w:t xml:space="preserve">The </w:t>
-      </w:r>
-      <w:proofErr w:type="spellStart"/>
-      <w:r>
-        <w:rPr>
-          <w:iCs/>
-          <w:lang w:val="en-CA"/>
-        </w:rPr>
-        <w:t>Responsibilism</w:t>
-      </w:r>
-      <w:proofErr w:type="spellEnd"/>
-      <w:r>
-        <w:rPr>
-          <w:iCs/>
-          <w:lang w:val="en-CA"/>
-        </w:rPr>
-        <w:t xml:space="preserve"> Collaboration Team</w:t>
+        <w:t>The Responsibilism Collaboration Team</w:t>
       </w:r>
       <w:r>
         <w:rPr>
@@ -8592,23 +8359,7 @@
           <w:iCs/>
           <w:lang w:val="en-CA"/>
         </w:rPr>
-        <w:t>*</w:t>
-      </w:r>
-      <w:proofErr w:type="gramStart"/>
-      <w:r>
-        <w:rPr>
-          <w:iCs/>
-          <w:lang w:val="en-CA"/>
-        </w:rPr>
-        <w:t>corresponding</w:t>
-      </w:r>
-      <w:proofErr w:type="gramEnd"/>
-      <w:r>
-        <w:rPr>
-          <w:iCs/>
-          <w:lang w:val="en-CA"/>
-        </w:rPr>
-        <w:t xml:space="preserve"> authors</w:t>
+        <w:t>*corresponding authors</w:t>
       </w:r>
     </w:p>
     <w:p>
@@ -8621,21 +8372,12 @@
           <w:lang w:val="en-CA"/>
         </w:rPr>
       </w:pPr>
-      <w:proofErr w:type="spellStart"/>
       <w:r>
         <w:rPr>
           <w:u w:val="single"/>
           <w:lang w:val="en-CA"/>
         </w:rPr>
-        <w:t>Kachhiyapatel</w:t>
-      </w:r>
-      <w:proofErr w:type="spellEnd"/>
-      <w:r>
-        <w:rPr>
-          <w:u w:val="single"/>
-          <w:lang w:val="en-CA"/>
-        </w:rPr>
-        <w:t>, N</w:t>
+        <w:t>Kachhiyapatel, N</w:t>
       </w:r>
       <w:r>
         <w:rPr>
@@ -8810,7 +8552,6 @@
         </w:rPr>
         <w:t xml:space="preserve">, </w:t>
       </w:r>
-      <w:proofErr w:type="spellStart"/>
       <w:r>
         <w:rPr>
           <w:iCs/>
@@ -8818,7 +8559,6 @@
         </w:rPr>
         <w:t>Jaśkiewicz</w:t>
       </w:r>
-      <w:proofErr w:type="spellEnd"/>
       <w:r>
         <w:rPr>
           <w:iCs/>
@@ -9285,23 +9025,7 @@
           <w:iCs/>
           <w:lang w:val="en-CA"/>
         </w:rPr>
-        <w:t>. *</w:t>
-      </w:r>
-      <w:proofErr w:type="gramStart"/>
-      <w:r>
-        <w:rPr>
-          <w:iCs/>
-          <w:lang w:val="en-CA"/>
-        </w:rPr>
-        <w:t>shared</w:t>
-      </w:r>
-      <w:proofErr w:type="gramEnd"/>
-      <w:r>
-        <w:rPr>
-          <w:iCs/>
-          <w:lang w:val="en-CA"/>
-        </w:rPr>
-        <w:t xml:space="preserve"> authorship</w:t>
+        <w:t>. *shared authorship</w:t>
       </w:r>
     </w:p>
     <w:p>
@@ -9505,21 +9229,7 @@
         <w:rPr>
           <w:lang w:val="en-CA"/>
         </w:rPr>
-        <w:t xml:space="preserve">., &amp; </w:t>
-      </w:r>
-      <w:proofErr w:type="spellStart"/>
-      <w:r>
-        <w:rPr>
-          <w:lang w:val="en-CA"/>
-        </w:rPr>
-        <w:t>Trodd</w:t>
-      </w:r>
-      <w:proofErr w:type="spellEnd"/>
-      <w:r>
-        <w:rPr>
-          <w:lang w:val="en-CA"/>
-        </w:rPr>
-        <w:t>, Z. (</w:t>
+        <w:t>., &amp; Trodd, Z. (</w:t>
       </w:r>
       <w:r>
         <w:rPr>
@@ -9721,21 +9431,12 @@
         </w:rPr>
         <w:t xml:space="preserve"> </w:t>
       </w:r>
-      <w:proofErr w:type="spellStart"/>
       <w:r>
         <w:rPr>
           <w:u w:val="single"/>
           <w:lang w:val="de-DE"/>
         </w:rPr>
-        <w:t>Kachhiyapatel</w:t>
-      </w:r>
-      <w:proofErr w:type="spellEnd"/>
-      <w:r>
-        <w:rPr>
-          <w:u w:val="single"/>
-          <w:lang w:val="de-DE"/>
-        </w:rPr>
-        <w:t>, N</w:t>
+        <w:t>Kachhiyapatel, N</w:t>
       </w:r>
       <w:r>
         <w:rPr>
@@ -10134,19 +9835,11 @@
         </w:rPr>
         <w:t>c</w:t>
       </w:r>
-      <w:proofErr w:type="spellStart"/>
-      <w:r>
-        <w:rPr>
-          <w:lang w:val="en-CA"/>
-        </w:rPr>
-        <w:t>ognition</w:t>
-      </w:r>
-      <w:proofErr w:type="spellEnd"/>
-      <w:r>
-        <w:rPr>
-          <w:lang w:val="en-CA"/>
-        </w:rPr>
-        <w:t xml:space="preserve"> at the </w:t>
+      <w:r>
+        <w:rPr>
+          <w:lang w:val="en-CA"/>
+        </w:rPr>
+        <w:t xml:space="preserve">ognition at the </w:t>
       </w:r>
       <w:r>
         <w:rPr>
@@ -10154,19 +9847,11 @@
         </w:rPr>
         <w:t>b</w:t>
       </w:r>
-      <w:proofErr w:type="spellStart"/>
-      <w:r>
-        <w:rPr>
-          <w:lang w:val="en-CA"/>
-        </w:rPr>
-        <w:t>eginning</w:t>
-      </w:r>
-      <w:proofErr w:type="spellEnd"/>
-      <w:r>
-        <w:rPr>
-          <w:lang w:val="en-CA"/>
-        </w:rPr>
-        <w:t xml:space="preserve"> and the </w:t>
+      <w:r>
+        <w:rPr>
+          <w:lang w:val="en-CA"/>
+        </w:rPr>
+        <w:t xml:space="preserve">eginning and the </w:t>
       </w:r>
       <w:r>
         <w:rPr>
@@ -10174,19 +9859,11 @@
         </w:rPr>
         <w:t>e</w:t>
       </w:r>
-      <w:proofErr w:type="spellStart"/>
-      <w:r>
-        <w:rPr>
-          <w:lang w:val="en-CA"/>
-        </w:rPr>
-        <w:t>nd</w:t>
-      </w:r>
-      <w:proofErr w:type="spellEnd"/>
-      <w:r>
-        <w:rPr>
-          <w:lang w:val="en-CA"/>
-        </w:rPr>
-        <w:t xml:space="preserve"> of the </w:t>
+      <w:r>
+        <w:rPr>
+          <w:lang w:val="en-CA"/>
+        </w:rPr>
+        <w:t xml:space="preserve">nd of the </w:t>
       </w:r>
       <w:r>
         <w:rPr>
@@ -10206,7 +9883,6 @@
         </w:rPr>
         <w:t xml:space="preserve">. </w:t>
       </w:r>
-      <w:proofErr w:type="spellStart"/>
       <w:r>
         <w:rPr>
           <w:i/>
@@ -10215,7 +9891,6 @@
         </w:rPr>
         <w:t>Collabra</w:t>
       </w:r>
-      <w:proofErr w:type="spellEnd"/>
       <w:r>
         <w:rPr>
           <w:lang w:val="de-DE"/>
@@ -10904,23 +10579,7 @@
           <w:bCs/>
           <w:lang w:val="en-CA"/>
         </w:rPr>
-        <w:t>*</w:t>
-      </w:r>
-      <w:proofErr w:type="gramStart"/>
-      <w:r>
-        <w:rPr>
-          <w:bCs/>
-          <w:lang w:val="en-CA"/>
-        </w:rPr>
-        <w:t>corresponding</w:t>
-      </w:r>
-      <w:proofErr w:type="gramEnd"/>
-      <w:r>
-        <w:rPr>
-          <w:bCs/>
-          <w:lang w:val="en-CA"/>
-        </w:rPr>
-        <w:t xml:space="preserve"> author</w:t>
+        <w:t>*corresponding author</w:t>
       </w:r>
       <w:r>
         <w:rPr>
@@ -11428,7 +11087,6 @@
           <w:lang w:val="en-US"/>
         </w:rPr>
       </w:pPr>
-      <w:proofErr w:type="spellStart"/>
       <w:r>
         <w:rPr>
           <w:u w:val="single"/>
@@ -11436,7 +11094,6 @@
         </w:rPr>
         <w:t>Kachhiyapatel</w:t>
       </w:r>
-      <w:proofErr w:type="spellEnd"/>
       <w:r>
         <w:rPr>
           <w:u w:val="single"/>
@@ -11636,19 +11293,11 @@
         </w:rPr>
         <w:t>w</w:t>
       </w:r>
-      <w:proofErr w:type="spellStart"/>
-      <w:r>
-        <w:rPr>
-          <w:lang w:val="en-CA"/>
-        </w:rPr>
-        <w:t>isdom</w:t>
-      </w:r>
-      <w:proofErr w:type="spellEnd"/>
-      <w:r>
-        <w:rPr>
-          <w:lang w:val="en-CA"/>
-        </w:rPr>
-        <w:t xml:space="preserve"> </w:t>
+      <w:r>
+        <w:rPr>
+          <w:lang w:val="en-CA"/>
+        </w:rPr>
+        <w:t xml:space="preserve">isdom </w:t>
       </w:r>
       <w:r>
         <w:rPr>
@@ -11656,19 +11305,11 @@
         </w:rPr>
         <w:t>p</w:t>
       </w:r>
-      <w:proofErr w:type="spellStart"/>
-      <w:r>
-        <w:rPr>
-          <w:lang w:val="en-CA"/>
-        </w:rPr>
-        <w:t>erception</w:t>
-      </w:r>
-      <w:proofErr w:type="spellEnd"/>
-      <w:r>
-        <w:rPr>
-          <w:lang w:val="en-CA"/>
-        </w:rPr>
-        <w:t xml:space="preserve"> </w:t>
+      <w:r>
+        <w:rPr>
+          <w:lang w:val="en-CA"/>
+        </w:rPr>
+        <w:t xml:space="preserve">erception </w:t>
       </w:r>
       <w:r>
         <w:rPr>
@@ -11688,19 +11329,11 @@
         </w:rPr>
         <w:t>t</w:t>
       </w:r>
-      <w:proofErr w:type="spellStart"/>
-      <w:r>
-        <w:rPr>
-          <w:lang w:val="en-CA"/>
-        </w:rPr>
-        <w:t>welve</w:t>
-      </w:r>
-      <w:proofErr w:type="spellEnd"/>
-      <w:r>
-        <w:rPr>
-          <w:lang w:val="en-CA"/>
-        </w:rPr>
-        <w:t xml:space="preserve"> </w:t>
+      <w:r>
+        <w:rPr>
+          <w:lang w:val="en-CA"/>
+        </w:rPr>
+        <w:t xml:space="preserve">welve </w:t>
       </w:r>
       <w:r>
         <w:rPr>
@@ -11708,19 +11341,11 @@
         </w:rPr>
         <w:t>c</w:t>
       </w:r>
-      <w:proofErr w:type="spellStart"/>
-      <w:r>
-        <w:rPr>
-          <w:lang w:val="en-CA"/>
-        </w:rPr>
-        <w:t>ountries</w:t>
-      </w:r>
-      <w:proofErr w:type="spellEnd"/>
-      <w:r>
-        <w:rPr>
-          <w:lang w:val="en-CA"/>
-        </w:rPr>
-        <w:t xml:space="preserve"> on </w:t>
+      <w:r>
+        <w:rPr>
+          <w:lang w:val="en-CA"/>
+        </w:rPr>
+        <w:t xml:space="preserve">ountries on </w:t>
       </w:r>
       <w:r>
         <w:rPr>
@@ -11728,19 +11353,11 @@
         </w:rPr>
         <w:t>f</w:t>
       </w:r>
-      <w:proofErr w:type="spellStart"/>
-      <w:r>
-        <w:rPr>
-          <w:lang w:val="en-CA"/>
-        </w:rPr>
-        <w:t>ive</w:t>
-      </w:r>
-      <w:proofErr w:type="spellEnd"/>
-      <w:r>
-        <w:rPr>
-          <w:lang w:val="en-CA"/>
-        </w:rPr>
-        <w:t xml:space="preserve"> </w:t>
+      <w:r>
+        <w:rPr>
+          <w:lang w:val="en-CA"/>
+        </w:rPr>
+        <w:t xml:space="preserve">ive </w:t>
       </w:r>
       <w:r>
         <w:rPr>
@@ -11748,19 +11365,11 @@
         </w:rPr>
         <w:t>c</w:t>
       </w:r>
-      <w:proofErr w:type="spellStart"/>
-      <w:r>
-        <w:rPr>
-          <w:lang w:val="en-CA"/>
-        </w:rPr>
-        <w:t>ontinents</w:t>
-      </w:r>
-      <w:proofErr w:type="spellEnd"/>
-      <w:r>
-        <w:rPr>
-          <w:lang w:val="en-CA"/>
-        </w:rPr>
-        <w:t xml:space="preserve">. </w:t>
+      <w:r>
+        <w:rPr>
+          <w:lang w:val="en-CA"/>
+        </w:rPr>
+        <w:t xml:space="preserve">ontinents. </w:t>
       </w:r>
       <w:r>
         <w:rPr>
@@ -11783,23 +11392,7 @@
           <w:bCs/>
           <w:lang w:val="en-CA"/>
         </w:rPr>
-        <w:t>*</w:t>
-      </w:r>
-      <w:proofErr w:type="gramStart"/>
-      <w:r>
-        <w:rPr>
-          <w:bCs/>
-          <w:lang w:val="en-CA"/>
-        </w:rPr>
-        <w:t>corresponding</w:t>
-      </w:r>
-      <w:proofErr w:type="gramEnd"/>
-      <w:r>
-        <w:rPr>
-          <w:bCs/>
-          <w:lang w:val="en-CA"/>
-        </w:rPr>
-        <w:t xml:space="preserve"> author</w:t>
+        <w:t>*corresponding author</w:t>
       </w:r>
       <w:r>
         <w:rPr>
@@ -11910,19 +11503,11 @@
         </w:rPr>
         <w:t>w</w:t>
       </w:r>
-      <w:proofErr w:type="spellStart"/>
-      <w:r>
-        <w:rPr>
-          <w:lang w:val="en-CA"/>
-        </w:rPr>
-        <w:t>isdom</w:t>
-      </w:r>
-      <w:proofErr w:type="spellEnd"/>
-      <w:r>
-        <w:rPr>
-          <w:lang w:val="en-CA"/>
-        </w:rPr>
-        <w:t xml:space="preserve">: Classifying </w:t>
+      <w:r>
+        <w:rPr>
+          <w:lang w:val="en-CA"/>
+        </w:rPr>
+        <w:t xml:space="preserve">isdom: Classifying </w:t>
       </w:r>
       <w:r>
         <w:rPr>
@@ -11936,7 +11521,6 @@
         </w:rPr>
         <w:t xml:space="preserve">eta-cognitive and </w:t>
       </w:r>
-      <w:proofErr w:type="gramStart"/>
       <w:r>
         <w:rPr>
           <w:lang w:val="en-US"/>
@@ -11947,14 +11531,7 @@
         <w:rPr>
           <w:lang w:val="en-CA"/>
         </w:rPr>
-        <w:t>orally-grounded</w:t>
-      </w:r>
-      <w:proofErr w:type="gramEnd"/>
-      <w:r>
-        <w:rPr>
-          <w:lang w:val="en-CA"/>
-        </w:rPr>
-        <w:t xml:space="preserve"> </w:t>
+        <w:t xml:space="preserve">orally-grounded </w:t>
       </w:r>
       <w:r>
         <w:rPr>
@@ -11962,19 +11539,11 @@
         </w:rPr>
         <w:t>n</w:t>
       </w:r>
-      <w:proofErr w:type="spellStart"/>
-      <w:r>
-        <w:rPr>
-          <w:lang w:val="en-CA"/>
-        </w:rPr>
-        <w:t>arrative</w:t>
-      </w:r>
-      <w:proofErr w:type="spellEnd"/>
-      <w:r>
-        <w:rPr>
-          <w:lang w:val="en-CA"/>
-        </w:rPr>
-        <w:t xml:space="preserve"> </w:t>
+      <w:r>
+        <w:rPr>
+          <w:lang w:val="en-CA"/>
+        </w:rPr>
+        <w:t xml:space="preserve">arrative </w:t>
       </w:r>
       <w:r>
         <w:rPr>
@@ -11982,19 +11551,11 @@
         </w:rPr>
         <w:t>c</w:t>
       </w:r>
-      <w:proofErr w:type="spellStart"/>
-      <w:r>
-        <w:rPr>
-          <w:lang w:val="en-CA"/>
-        </w:rPr>
-        <w:t>ontent</w:t>
-      </w:r>
-      <w:proofErr w:type="spellEnd"/>
-      <w:r>
-        <w:rPr>
-          <w:lang w:val="en-CA"/>
-        </w:rPr>
-        <w:t xml:space="preserve"> via Large Language Models.</w:t>
+      <w:r>
+        <w:rPr>
+          <w:lang w:val="en-CA"/>
+        </w:rPr>
+        <w:t>ontent via Large Language Models.</w:t>
       </w:r>
       <w:r>
         <w:rPr>
@@ -12103,18 +11664,8 @@
           <w:iCs/>
           <w:lang w:val="de-DE"/>
         </w:rPr>
-        <w:t xml:space="preserve">Acta </w:t>
-      </w:r>
-      <w:proofErr w:type="spellStart"/>
-      <w:r>
-        <w:rPr>
-          <w:i/>
-          <w:iCs/>
-          <w:lang w:val="de-DE"/>
-        </w:rPr>
-        <w:t>Psychologica</w:t>
-      </w:r>
-      <w:proofErr w:type="spellEnd"/>
+        <w:t>Acta Psychologica</w:t>
+      </w:r>
       <w:r>
         <w:rPr>
           <w:lang w:val="de-DE"/>
@@ -13044,19 +12595,11 @@
         </w:rPr>
         <w:t>*</w:t>
       </w:r>
-      <w:proofErr w:type="gramStart"/>
-      <w:r>
-        <w:rPr>
-          <w:lang w:val="en-CA"/>
-        </w:rPr>
-        <w:t>founder</w:t>
-      </w:r>
-      <w:proofErr w:type="gramEnd"/>
-      <w:r>
-        <w:rPr>
-          <w:lang w:val="en-CA"/>
-        </w:rPr>
-        <w:t xml:space="preserve"> and </w:t>
+      <w:r>
+        <w:rPr>
+          <w:lang w:val="en-CA"/>
+        </w:rPr>
+        <w:t xml:space="preserve">founder and </w:t>
       </w:r>
       <w:r>
         <w:rPr>
@@ -13128,21 +12671,7 @@
         <w:rPr>
           <w:lang w:val="en-CA"/>
         </w:rPr>
-        <w:t xml:space="preserve">., </w:t>
-      </w:r>
-      <w:proofErr w:type="spellStart"/>
-      <w:r>
-        <w:rPr>
-          <w:lang w:val="en-CA"/>
-        </w:rPr>
-        <w:t>Allroggen</w:t>
-      </w:r>
-      <w:proofErr w:type="spellEnd"/>
-      <w:r>
-        <w:rPr>
-          <w:lang w:val="en-CA"/>
-        </w:rPr>
-        <w:t xml:space="preserve">, </w:t>
+        <w:t xml:space="preserve">., Allroggen, </w:t>
       </w:r>
       <w:r>
         <w:rPr>
@@ -13505,21 +13034,7 @@
         <w:rPr>
           <w:lang w:val="en-CA"/>
         </w:rPr>
-        <w:t xml:space="preserve"> </w:t>
-      </w:r>
-      <w:proofErr w:type="spellStart"/>
-      <w:r>
-        <w:rPr>
-          <w:lang w:val="en-CA"/>
-        </w:rPr>
-        <w:t>doi</w:t>
-      </w:r>
-      <w:proofErr w:type="spellEnd"/>
-      <w:r>
-        <w:rPr>
-          <w:lang w:val="en-CA"/>
-        </w:rPr>
-        <w:t>: 10.1017/S0140525X21000728</w:t>
+        <w:t xml:space="preserve"> doi: 10.1017/S0140525X21000728</w:t>
       </w:r>
       <w:r>
         <w:rPr>
@@ -13715,21 +13230,7 @@
         <w:rPr>
           <w:lang w:val="en-CA"/>
         </w:rPr>
-        <w:t xml:space="preserve">., Kenrick, D. </w:t>
-      </w:r>
-      <w:proofErr w:type="spellStart"/>
-      <w:r>
-        <w:rPr>
-          <w:lang w:val="en-CA"/>
-        </w:rPr>
-        <w:t>Wiezel</w:t>
-      </w:r>
-      <w:proofErr w:type="spellEnd"/>
-      <w:r>
-        <w:rPr>
-          <w:lang w:val="en-CA"/>
-        </w:rPr>
-        <w:t xml:space="preserve">, A., </w:t>
+        <w:t xml:space="preserve">., Kenrick, D. Wiezel, A., </w:t>
       </w:r>
       <w:r>
         <w:rPr>
@@ -13799,35 +13300,7 @@
         <w:rPr>
           <w:lang w:val="en-CA"/>
         </w:rPr>
-        <w:t xml:space="preserve">Pick, C. M., Ko, A., Wormley, A. S., </w:t>
-      </w:r>
-      <w:proofErr w:type="spellStart"/>
-      <w:r>
-        <w:rPr>
-          <w:lang w:val="en-CA"/>
-        </w:rPr>
-        <w:t>Wiezel</w:t>
-      </w:r>
-      <w:proofErr w:type="spellEnd"/>
-      <w:r>
-        <w:rPr>
-          <w:lang w:val="en-CA"/>
-        </w:rPr>
-        <w:t>, A., Kenrick, D. T., Al-</w:t>
-      </w:r>
-      <w:proofErr w:type="spellStart"/>
-      <w:r>
-        <w:rPr>
-          <w:lang w:val="en-CA"/>
-        </w:rPr>
-        <w:t>Shawaf</w:t>
-      </w:r>
-      <w:proofErr w:type="spellEnd"/>
-      <w:r>
-        <w:rPr>
-          <w:lang w:val="en-CA"/>
-        </w:rPr>
-        <w:t xml:space="preserve">, L., […] </w:t>
+        <w:t xml:space="preserve">Pick, C. M., Ko, A., Wormley, A. S., Wiezel, A., Kenrick, D. T., Al-Shawaf, L., […] </w:t>
       </w:r>
       <w:r>
         <w:rPr>
@@ -13908,7 +13381,6 @@
         </w:rPr>
         <w:t>Elnakouri, A.</w:t>
       </w:r>
-      <w:proofErr w:type="gramStart"/>
       <w:r>
         <w:rPr>
           <w:lang w:val="en-CA"/>
@@ -13920,15 +13392,7 @@
           <w:u w:val="single"/>
           <w:lang w:val="en-CA"/>
         </w:rPr>
-        <w:t>Meyers</w:t>
-      </w:r>
-      <w:proofErr w:type="gramEnd"/>
-      <w:r>
-        <w:rPr>
-          <w:u w:val="single"/>
-          <w:lang w:val="en-CA"/>
-        </w:rPr>
-        <w:t>, E. A.</w:t>
+        <w:t>Meyers, E. A.</w:t>
       </w:r>
       <w:r>
         <w:rPr>
@@ -14015,19 +13479,11 @@
         </w:rPr>
         <w:t>*</w:t>
       </w:r>
-      <w:proofErr w:type="gramStart"/>
-      <w:r>
-        <w:rPr>
-          <w:lang w:val="en-CA"/>
-        </w:rPr>
-        <w:t>corresponding</w:t>
-      </w:r>
-      <w:proofErr w:type="gramEnd"/>
-      <w:r>
-        <w:rPr>
-          <w:lang w:val="en-CA"/>
-        </w:rPr>
-        <w:t xml:space="preserve"> author</w:t>
+      <w:r>
+        <w:rPr>
+          <w:lang w:val="en-CA"/>
+        </w:rPr>
+        <w:t>corresponding author</w:t>
       </w:r>
     </w:p>
     <w:bookmarkEnd w:id="10"/>
@@ -14047,21 +13503,12 @@
         </w:rPr>
         <w:t xml:space="preserve">Choi, E., Farb, N. A., </w:t>
       </w:r>
-      <w:proofErr w:type="spellStart"/>
       <w:r>
         <w:rPr>
           <w:u w:val="single"/>
           <w:lang w:val="en-CA"/>
         </w:rPr>
-        <w:t>Pogrebtsova</w:t>
-      </w:r>
-      <w:proofErr w:type="spellEnd"/>
-      <w:r>
-        <w:rPr>
-          <w:u w:val="single"/>
-          <w:lang w:val="en-CA"/>
-        </w:rPr>
-        <w:t>, E</w:t>
+        <w:t>Pogrebtsova, E</w:t>
       </w:r>
       <w:r>
         <w:rPr>
@@ -14108,16 +13555,8 @@
         <w:rPr>
           <w:lang w:val="en-CA"/>
         </w:rPr>
-        <w:t xml:space="preserve">*corresponding </w:t>
-      </w:r>
-      <w:proofErr w:type="gramStart"/>
-      <w:r>
-        <w:rPr>
-          <w:lang w:val="en-CA"/>
-        </w:rPr>
-        <w:t>author</w:t>
-      </w:r>
-      <w:proofErr w:type="gramEnd"/>
+        <w:t>*corresponding author</w:t>
+      </w:r>
     </w:p>
     <w:bookmarkEnd w:id="21"/>
     <w:p>
@@ -14602,21 +14041,7 @@
         <w:rPr>
           <w:lang w:val="en-CA"/>
         </w:rPr>
-        <w:t xml:space="preserve">Jayawickreme, E., Infurna, F. J., </w:t>
-      </w:r>
-      <w:proofErr w:type="spellStart"/>
-      <w:r>
-        <w:rPr>
-          <w:lang w:val="en-CA"/>
-        </w:rPr>
-        <w:t>Alajak</w:t>
-      </w:r>
-      <w:proofErr w:type="spellEnd"/>
-      <w:r>
-        <w:rPr>
-          <w:lang w:val="en-CA"/>
-        </w:rPr>
-        <w:t xml:space="preserve">, K., Blackie, L. E. R., Chopik, W. J., Chung, J. M., </w:t>
+        <w:t xml:space="preserve">Jayawickreme, E., Infurna, F. J., Alajak, K., Blackie, L. E. R., Chopik, W. J., Chung, J. M., </w:t>
       </w:r>
       <w:r>
         <w:rPr>
@@ -14629,21 +14054,7 @@
         <w:rPr>
           <w:lang w:val="en-CA"/>
         </w:rPr>
-        <w:t xml:space="preserve">., Fleeson, W., </w:t>
-      </w:r>
-      <w:proofErr w:type="spellStart"/>
-      <w:r>
-        <w:rPr>
-          <w:lang w:val="en-CA"/>
-        </w:rPr>
-        <w:t>Forgeard</w:t>
-      </w:r>
-      <w:proofErr w:type="spellEnd"/>
-      <w:r>
-        <w:rPr>
-          <w:lang w:val="en-CA"/>
-        </w:rPr>
-        <w:t xml:space="preserve">, M. J. C., Frazier, P., Furr, R. M., </w:t>
+        <w:t xml:space="preserve">., Fleeson, W., Forgeard, M. J. C., Frazier, P., Furr, R. M., </w:t>
       </w:r>
       <w:r>
         <w:rPr>
@@ -15002,21 +14413,7 @@
         <w:rPr>
           <w:lang w:val="en-CA"/>
         </w:rPr>
-        <w:t xml:space="preserve">, Fugelsang, J. A., </w:t>
-      </w:r>
-      <w:proofErr w:type="spellStart"/>
-      <w:r>
-        <w:rPr>
-          <w:lang w:val="en-CA"/>
-        </w:rPr>
-        <w:t>Sorokowski</w:t>
-      </w:r>
-      <w:proofErr w:type="spellEnd"/>
-      <w:r>
-        <w:rPr>
-          <w:lang w:val="en-CA"/>
-        </w:rPr>
-        <w:t xml:space="preserve">, P., </w:t>
+        <w:t xml:space="preserve">, Fugelsang, J. A., Sorokowski, P., </w:t>
       </w:r>
       <w:r>
         <w:rPr>
@@ -15728,21 +15125,12 @@
         </w:rPr>
         <w:t xml:space="preserve">(2), 185-194. </w:t>
       </w:r>
-      <w:proofErr w:type="spellStart"/>
       <w:r>
         <w:rPr>
           <w:rFonts w:cs="Times New Roman"/>
           <w:lang w:val="en-CA"/>
         </w:rPr>
-        <w:t>doi</w:t>
-      </w:r>
-      <w:proofErr w:type="spellEnd"/>
-      <w:r>
-        <w:rPr>
-          <w:rFonts w:cs="Times New Roman"/>
-          <w:lang w:val="en-CA"/>
-        </w:rPr>
-        <w:t>: 10.1080/1047840X.2020.1750920</w:t>
+        <w:t>doi: 10.1080/1047840X.2020.1750920</w:t>
       </w:r>
       <w:r>
         <w:rPr>
@@ -15795,61 +15183,11 @@
           <w:lang w:val="en-CA"/>
         </w:rPr>
       </w:pPr>
-      <w:proofErr w:type="spellStart"/>
-      <w:r>
-        <w:rPr>
-          <w:lang w:val="en-CA"/>
-        </w:rPr>
-        <w:t>Hanaei</w:t>
-      </w:r>
-      <w:proofErr w:type="spellEnd"/>
-      <w:r>
-        <w:rPr>
-          <w:lang w:val="en-CA"/>
-        </w:rPr>
-        <w:t xml:space="preserve">, S., </w:t>
-      </w:r>
-      <w:proofErr w:type="spellStart"/>
-      <w:r>
-        <w:rPr>
-          <w:lang w:val="en-CA"/>
-        </w:rPr>
-        <w:t>Takian</w:t>
-      </w:r>
-      <w:proofErr w:type="spellEnd"/>
-      <w:r>
-        <w:rPr>
-          <w:lang w:val="en-CA"/>
-        </w:rPr>
-        <w:t xml:space="preserve">, A., </w:t>
-      </w:r>
-      <w:proofErr w:type="spellStart"/>
-      <w:r>
-        <w:rPr>
-          <w:lang w:val="en-CA"/>
-        </w:rPr>
-        <w:t>Majdzadeh</w:t>
-      </w:r>
-      <w:proofErr w:type="spellEnd"/>
-      <w:r>
-        <w:rPr>
-          <w:lang w:val="en-CA"/>
-        </w:rPr>
-        <w:t xml:space="preserve">, R., </w:t>
-      </w:r>
-      <w:proofErr w:type="spellStart"/>
-      <w:r>
-        <w:rPr>
-          <w:lang w:val="en-CA"/>
-        </w:rPr>
-        <w:t>Maboloc</w:t>
-      </w:r>
-      <w:proofErr w:type="spellEnd"/>
-      <w:r>
-        <w:rPr>
-          <w:lang w:val="en-CA"/>
-        </w:rPr>
-        <w:t xml:space="preserve">, C. R., </w:t>
+      <w:r>
+        <w:rPr>
+          <w:lang w:val="en-CA"/>
+        </w:rPr>
+        <w:t xml:space="preserve">Hanaei, S., Takian, A., Majdzadeh, R., Maboloc, C. R., </w:t>
       </w:r>
       <w:r>
         <w:rPr>
@@ -15863,35 +15201,7 @@
         <w:rPr>
           <w:lang w:val="en-CA"/>
         </w:rPr>
-        <w:t xml:space="preserve">., Gomes, O., Milosevic, M., Gupta, M., </w:t>
-      </w:r>
-      <w:proofErr w:type="spellStart"/>
-      <w:r>
-        <w:rPr>
-          <w:lang w:val="en-CA"/>
-        </w:rPr>
-        <w:t>Shamshirsaz</w:t>
-      </w:r>
-      <w:proofErr w:type="spellEnd"/>
-      <w:r>
-        <w:rPr>
-          <w:lang w:val="en-CA"/>
-        </w:rPr>
-        <w:t xml:space="preserve">, A. A., Harbi, A., Burhan, A. M., Uddin, L. Q., </w:t>
-      </w:r>
-      <w:proofErr w:type="spellStart"/>
-      <w:r>
-        <w:rPr>
-          <w:lang w:val="en-CA"/>
-        </w:rPr>
-        <w:t>Kulasinghe</w:t>
-      </w:r>
-      <w:proofErr w:type="spellEnd"/>
-      <w:r>
-        <w:rPr>
-          <w:lang w:val="en-CA"/>
-        </w:rPr>
-        <w:t xml:space="preserve">, A., Lam, C.-M., Ramakrishna, S., Alavi, A., Nouwen, J. L., Dorigo, T., Schreiber, M., … Rezaei, N. (2020). Emerging Standards and the Hybrid Model for Organizing Scientific Events During and After The COVID-19 Pandemic. </w:t>
+        <w:t xml:space="preserve">., Gomes, O., Milosevic, M., Gupta, M., Shamshirsaz, A. A., Harbi, A., Burhan, A. M., Uddin, L. Q., Kulasinghe, A., Lam, C.-M., Ramakrishna, S., Alavi, A., Nouwen, J. L., Dorigo, T., Schreiber, M., … Rezaei, N. (2020). Emerging Standards and the Hybrid Model for Organizing Scientific Events During and After The COVID-19 Pandemic. </w:t>
       </w:r>
       <w:r>
         <w:rPr>
@@ -16060,49 +15370,7 @@
         <w:rPr>
           <w:lang w:val="en-CA"/>
         </w:rPr>
-        <w:t xml:space="preserve">Ko, A., Pick, C., Kwon, J. Y., Barlev, M., Krems, J. A., Varnum, M. E. W., Neel, R., </w:t>
-      </w:r>
-      <w:proofErr w:type="spellStart"/>
-      <w:r>
-        <w:rPr>
-          <w:lang w:val="en-CA"/>
-        </w:rPr>
-        <w:t>Peysha</w:t>
-      </w:r>
-      <w:proofErr w:type="spellEnd"/>
-      <w:r>
-        <w:rPr>
-          <w:lang w:val="en-CA"/>
-        </w:rPr>
-        <w:t xml:space="preserve">, M., </w:t>
-      </w:r>
-      <w:proofErr w:type="spellStart"/>
-      <w:r>
-        <w:rPr>
-          <w:lang w:val="en-CA"/>
-        </w:rPr>
-        <w:t>Boonyasiriwat</w:t>
-      </w:r>
-      <w:proofErr w:type="spellEnd"/>
-      <w:r>
-        <w:rPr>
-          <w:lang w:val="en-CA"/>
-        </w:rPr>
-        <w:t xml:space="preserve">, W., </w:t>
-      </w:r>
-      <w:proofErr w:type="spellStart"/>
-      <w:r>
-        <w:rPr>
-          <w:lang w:val="en-CA"/>
-        </w:rPr>
-        <w:t>Brandstätter</w:t>
-      </w:r>
-      <w:proofErr w:type="spellEnd"/>
-      <w:r>
-        <w:rPr>
-          <w:lang w:val="en-CA"/>
-        </w:rPr>
-        <w:t xml:space="preserve">, E., Vasquez, J. E. C., Galindo, O., Pereira de Felipe, R., Crispim, A. C., Fetvadjiev, V. H., Fischer, R., Karl, J., David, D., Galdi, S., Gomez-Jacinto, L., </w:t>
+        <w:t xml:space="preserve">Ko, A., Pick, C., Kwon, J. Y., Barlev, M., Krems, J. A., Varnum, M. E. W., Neel, R., Peysha, M., Boonyasiriwat, W., Brandstätter, E., Vasquez, J. E. C., Galindo, O., Pereira de Felipe, R., Crispim, A. C., Fetvadjiev, V. H., Fischer, R., Karl, J., David, D., Galdi, S., Gomez-Jacinto, L., </w:t>
       </w:r>
       <w:r>
         <w:rPr>
@@ -16282,19 +15550,11 @@
         </w:rPr>
         <w:t>*</w:t>
       </w:r>
-      <w:proofErr w:type="gramStart"/>
-      <w:r>
-        <w:rPr>
-          <w:lang w:val="en-CA"/>
-        </w:rPr>
-        <w:t>corresponding</w:t>
-      </w:r>
-      <w:proofErr w:type="gramEnd"/>
-      <w:r>
-        <w:rPr>
-          <w:lang w:val="en-CA"/>
-        </w:rPr>
-        <w:t xml:space="preserve"> authors</w:t>
+      <w:r>
+        <w:rPr>
+          <w:lang w:val="en-CA"/>
+        </w:rPr>
+        <w:t>corresponding authors</w:t>
       </w:r>
     </w:p>
     <w:p>
@@ -16376,23 +15636,28 @@
         </w:rPr>
         <w:t xml:space="preserve">., </w:t>
       </w:r>
-      <w:proofErr w:type="spellStart"/>
       <w:r>
         <w:rPr>
           <w:rFonts w:eastAsia="Calibri"/>
           <w:u w:val="single"/>
           <w:lang w:val="en-CA" w:eastAsia="en-US"/>
         </w:rPr>
-        <w:t>Klackl</w:t>
-      </w:r>
-      <w:proofErr w:type="spellEnd"/>
+        <w:t>Klackl, J</w:t>
+      </w:r>
+      <w:r>
+        <w:rPr>
+          <w:rFonts w:eastAsia="Calibri"/>
+          <w:lang w:val="en-CA" w:eastAsia="en-US"/>
+        </w:rPr>
+        <w:t xml:space="preserve">., </w:t>
+      </w:r>
       <w:r>
         <w:rPr>
           <w:rFonts w:eastAsia="Calibri"/>
           <w:u w:val="single"/>
           <w:lang w:val="en-CA" w:eastAsia="en-US"/>
         </w:rPr>
-        <w:t>, J</w:t>
+        <w:t>Agroskin, D</w:t>
       </w:r>
       <w:r>
         <w:rPr>
@@ -16401,115 +15666,64 @@
         </w:rPr>
         <w:t xml:space="preserve">., </w:t>
       </w:r>
-      <w:proofErr w:type="spellStart"/>
+      <w:r>
+        <w:rPr>
+          <w:rFonts w:eastAsia="Calibri"/>
+          <w:b/>
+          <w:lang w:val="en-CA" w:eastAsia="en-US"/>
+        </w:rPr>
+        <w:t>Grossmann, I</w:t>
+      </w:r>
+      <w:r>
+        <w:rPr>
+          <w:rFonts w:eastAsia="Calibri"/>
+          <w:lang w:val="en-CA" w:eastAsia="en-US"/>
+        </w:rPr>
+        <w:t xml:space="preserve">., Alexandrov, Y., </w:t>
+      </w:r>
       <w:r>
         <w:rPr>
           <w:rFonts w:eastAsia="Calibri"/>
           <w:u w:val="single"/>
           <w:lang w:val="en-CA" w:eastAsia="en-US"/>
         </w:rPr>
-        <w:t>Agroskin</w:t>
-      </w:r>
-      <w:proofErr w:type="spellEnd"/>
+        <w:t>Apanovich, V</w:t>
+      </w:r>
+      <w:r>
+        <w:rPr>
+          <w:rFonts w:eastAsia="Calibri"/>
+          <w:lang w:val="en-CA" w:eastAsia="en-US"/>
+        </w:rPr>
+        <w:t xml:space="preserve">., </w:t>
+      </w:r>
       <w:r>
         <w:rPr>
           <w:rFonts w:eastAsia="Calibri"/>
           <w:u w:val="single"/>
           <w:lang w:val="en-CA" w:eastAsia="en-US"/>
         </w:rPr>
-        <w:t>, D</w:t>
+        <w:t>Bezdenezhnykh, B</w:t>
       </w:r>
       <w:r>
         <w:rPr>
           <w:rFonts w:eastAsia="Calibri"/>
           <w:lang w:val="en-CA" w:eastAsia="en-US"/>
         </w:rPr>
-        <w:t xml:space="preserve">., </w:t>
-      </w:r>
-      <w:r>
-        <w:rPr>
-          <w:rFonts w:eastAsia="Calibri"/>
-          <w:b/>
-          <w:lang w:val="en-CA" w:eastAsia="en-US"/>
-        </w:rPr>
-        <w:t>Grossmann, I</w:t>
+        <w:t>., &amp; Jonas, E. (20</w:t>
       </w:r>
       <w:r>
         <w:rPr>
           <w:rFonts w:eastAsia="Calibri"/>
           <w:lang w:val="en-CA" w:eastAsia="en-US"/>
         </w:rPr>
-        <w:t xml:space="preserve">., Alexandrov, Y., </w:t>
-      </w:r>
-      <w:r>
-        <w:rPr>
-          <w:rFonts w:eastAsia="Calibri"/>
-          <w:u w:val="single"/>
-          <w:lang w:val="en-CA" w:eastAsia="en-US"/>
-        </w:rPr>
-        <w:t>Apanovich, V</w:t>
+        <w:t>20</w:t>
       </w:r>
       <w:r>
         <w:rPr>
           <w:rFonts w:eastAsia="Calibri"/>
           <w:lang w:val="en-CA" w:eastAsia="en-US"/>
         </w:rPr>
-        <w:t xml:space="preserve">., </w:t>
-      </w:r>
-      <w:proofErr w:type="spellStart"/>
-      <w:r>
-        <w:rPr>
-          <w:rFonts w:eastAsia="Calibri"/>
-          <w:u w:val="single"/>
-          <w:lang w:val="en-CA" w:eastAsia="en-US"/>
-        </w:rPr>
-        <w:t>Bezdenezhnykh</w:t>
-      </w:r>
-      <w:proofErr w:type="spellEnd"/>
-      <w:r>
-        <w:rPr>
-          <w:rFonts w:eastAsia="Calibri"/>
-          <w:u w:val="single"/>
-          <w:lang w:val="en-CA" w:eastAsia="en-US"/>
-        </w:rPr>
-        <w:t>, B</w:t>
-      </w:r>
-      <w:r>
-        <w:rPr>
-          <w:rFonts w:eastAsia="Calibri"/>
-          <w:lang w:val="en-CA" w:eastAsia="en-US"/>
-        </w:rPr>
-        <w:t>., &amp; Jonas, E. (20</w:t>
-      </w:r>
-      <w:r>
-        <w:rPr>
-          <w:rFonts w:eastAsia="Calibri"/>
-          <w:lang w:val="en-CA" w:eastAsia="en-US"/>
-        </w:rPr>
-        <w:t>20</w:t>
-      </w:r>
-      <w:r>
-        <w:rPr>
-          <w:rFonts w:eastAsia="Calibri"/>
-          <w:lang w:val="en-CA" w:eastAsia="en-US"/>
-        </w:rPr>
-        <w:t xml:space="preserve">). Reaction to norm transgressions and Islamization threat in culturally tight and </w:t>
-      </w:r>
-      <w:proofErr w:type="gramStart"/>
-      <w:r>
-        <w:rPr>
-          <w:rFonts w:eastAsia="Calibri"/>
-          <w:lang w:val="en-CA" w:eastAsia="en-US"/>
-        </w:rPr>
-        <w:t>loose</w:t>
-      </w:r>
-      <w:proofErr w:type="gramEnd"/>
-      <w:r>
-        <w:rPr>
-          <w:rFonts w:eastAsia="Calibri"/>
-          <w:lang w:val="en-CA" w:eastAsia="en-US"/>
-        </w:rPr>
-        <w:t xml:space="preserve"> contexts: A case study of Germany vs. Russia. </w:t>
+        <w:t xml:space="preserve">). Reaction to norm transgressions and Islamization threat in culturally tight and loose contexts: A case study of Germany vs. Russia. </w:t>
       </w:r>
       <w:r>
         <w:rPr>
@@ -16704,25 +15918,7 @@
           <w:shd w:val="clear" w:color="auto" w:fill="FFFFFF"/>
           <w:lang w:val="en-CA"/>
         </w:rPr>
-        <w:t xml:space="preserve">(2019). Wise reasoning benefits from </w:t>
-      </w:r>
-      <w:proofErr w:type="spellStart"/>
-      <w:r>
-        <w:rPr>
-          <w:color w:val="000000"/>
-          <w:shd w:val="clear" w:color="auto" w:fill="FFFFFF"/>
-          <w:lang w:val="en-CA"/>
-        </w:rPr>
-        <w:t>emodiversity</w:t>
-      </w:r>
-      <w:proofErr w:type="spellEnd"/>
-      <w:r>
-        <w:rPr>
-          <w:color w:val="000000"/>
-          <w:shd w:val="clear" w:color="auto" w:fill="FFFFFF"/>
-          <w:lang w:val="en-CA"/>
-        </w:rPr>
-        <w:t xml:space="preserve">, irrespective of emotional intensity. </w:t>
+        <w:t xml:space="preserve">(2019). Wise reasoning benefits from emodiversity, irrespective of emotional intensity. </w:t>
       </w:r>
       <w:r>
         <w:rPr>
@@ -16805,21 +16001,7 @@
         <w:rPr>
           <w:lang w:val="en-CA"/>
         </w:rPr>
-        <w:t xml:space="preserve">Children show reduced trust in confident advisors who are </w:t>
-      </w:r>
-      <w:proofErr w:type="gramStart"/>
-      <w:r>
-        <w:rPr>
-          <w:lang w:val="en-CA"/>
-        </w:rPr>
-        <w:t>partially-informed</w:t>
-      </w:r>
-      <w:proofErr w:type="gramEnd"/>
-      <w:r>
-        <w:rPr>
-          <w:lang w:val="en-CA"/>
-        </w:rPr>
-        <w:t xml:space="preserve">. </w:t>
+        <w:t xml:space="preserve">Children show reduced trust in confident advisors who are partially-informed. </w:t>
       </w:r>
       <w:r>
         <w:rPr>
@@ -16882,43 +16064,7 @@
           <w:shd w:val="clear" w:color="auto" w:fill="FFFFFF"/>
           <w:lang w:val="en-CA"/>
         </w:rPr>
-        <w:t xml:space="preserve">(2019). The </w:t>
-      </w:r>
-      <w:proofErr w:type="spellStart"/>
-      <w:r>
-        <w:rPr>
-          <w:color w:val="000000"/>
-          <w:shd w:val="clear" w:color="auto" w:fill="FFFFFF"/>
-          <w:lang w:val="en-CA"/>
-        </w:rPr>
-        <w:t>wealth→life</w:t>
-      </w:r>
-      <w:proofErr w:type="spellEnd"/>
-      <w:r>
-        <w:rPr>
-          <w:color w:val="000000"/>
-          <w:shd w:val="clear" w:color="auto" w:fill="FFFFFF"/>
-          <w:lang w:val="en-CA"/>
-        </w:rPr>
-        <w:t xml:space="preserve"> </w:t>
-      </w:r>
-      <w:proofErr w:type="spellStart"/>
-      <w:r>
-        <w:rPr>
-          <w:color w:val="000000"/>
-          <w:shd w:val="clear" w:color="auto" w:fill="FFFFFF"/>
-          <w:lang w:val="en-CA"/>
-        </w:rPr>
-        <w:t>history→innovation</w:t>
-      </w:r>
-      <w:proofErr w:type="spellEnd"/>
-      <w:r>
-        <w:rPr>
-          <w:color w:val="000000"/>
-          <w:shd w:val="clear" w:color="auto" w:fill="FFFFFF"/>
-          <w:lang w:val="en-CA"/>
-        </w:rPr>
-        <w:t xml:space="preserve"> account of the Industrial Revolution is largely inconsistent with empirical time series data. </w:t>
+        <w:t xml:space="preserve">(2019). The wealth→life history→innovation account of the Industrial Revolution is largely inconsistent with empirical time series data. </w:t>
       </w:r>
       <w:r>
         <w:rPr>
@@ -17074,21 +16220,7 @@
         <w:rPr>
           <w:lang w:val="en-CA"/>
         </w:rPr>
-        <w:t>*</w:t>
-      </w:r>
-      <w:proofErr w:type="gramStart"/>
-      <w:r>
-        <w:rPr>
-          <w:lang w:val="en-CA"/>
-        </w:rPr>
-        <w:t>corresponding</w:t>
-      </w:r>
-      <w:proofErr w:type="gramEnd"/>
-      <w:r>
-        <w:rPr>
-          <w:lang w:val="en-CA"/>
-        </w:rPr>
-        <w:t xml:space="preserve"> authors</w:t>
+        <w:t>*corresponding authors</w:t>
       </w:r>
     </w:p>
     <w:p>
@@ -17115,23 +16247,7 @@
           <w:rFonts w:eastAsia="Calibri"/>
           <w:lang w:val="en-CA" w:eastAsia="en-US"/>
         </w:rPr>
-        <w:t xml:space="preserve">., </w:t>
-      </w:r>
-      <w:proofErr w:type="spellStart"/>
-      <w:r>
-        <w:rPr>
-          <w:rFonts w:eastAsia="Calibri"/>
-          <w:lang w:val="en-CA" w:eastAsia="en-US"/>
-        </w:rPr>
-        <w:t>Cicara</w:t>
-      </w:r>
-      <w:proofErr w:type="spellEnd"/>
-      <w:r>
-        <w:rPr>
-          <w:rFonts w:eastAsia="Calibri"/>
-          <w:lang w:val="en-CA" w:eastAsia="en-US"/>
-        </w:rPr>
-        <w:t xml:space="preserve">, M., </w:t>
+        <w:t xml:space="preserve">., Cicara, M., </w:t>
       </w:r>
       <w:r>
         <w:rPr>
@@ -17156,21 +16272,12 @@
         </w:rPr>
         <w:t xml:space="preserve"> </w:t>
       </w:r>
-      <w:proofErr w:type="spellStart"/>
       <w:r>
         <w:rPr>
           <w:rFonts w:eastAsia="Calibri"/>
           <w:lang w:val="en-CA" w:eastAsia="en-US"/>
         </w:rPr>
-        <w:t>Schegel</w:t>
-      </w:r>
-      <w:proofErr w:type="spellEnd"/>
-      <w:r>
-        <w:rPr>
-          <w:rFonts w:eastAsia="Calibri"/>
-          <w:lang w:val="en-CA" w:eastAsia="en-US"/>
-        </w:rPr>
-        <w:t>, R. (</w:t>
+        <w:t>Schegel, R. (</w:t>
       </w:r>
       <w:r>
         <w:rPr>
@@ -17312,23 +16419,7 @@
           <w:rFonts w:eastAsia="Calibri"/>
           <w:lang w:val="en-CA" w:eastAsia="en-US"/>
         </w:rPr>
-        <w:t xml:space="preserve">, De </w:t>
-      </w:r>
-      <w:proofErr w:type="spellStart"/>
-      <w:r>
-        <w:rPr>
-          <w:rFonts w:eastAsia="Calibri"/>
-          <w:lang w:val="en-CA" w:eastAsia="en-US"/>
-        </w:rPr>
-        <w:t>Brigard</w:t>
-      </w:r>
-      <w:proofErr w:type="spellEnd"/>
-      <w:r>
-        <w:rPr>
-          <w:rFonts w:eastAsia="Calibri"/>
-          <w:lang w:val="en-CA" w:eastAsia="en-US"/>
-        </w:rPr>
-        <w:t xml:space="preserve">, F, Luco, A., &amp; Knobe, J. (2018). </w:t>
+        <w:t xml:space="preserve">, De Brigard, F, Luco, A., &amp; Knobe, J. (2018). </w:t>
       </w:r>
       <w:r>
         <w:rPr>
@@ -17582,21 +16673,12 @@
         </w:rPr>
         <w:t xml:space="preserve"> </w:t>
       </w:r>
-      <w:proofErr w:type="spellStart"/>
       <w:r>
         <w:rPr>
           <w:u w:val="single"/>
           <w:lang w:val="en-CA"/>
         </w:rPr>
-        <w:t>Jowhari</w:t>
-      </w:r>
-      <w:proofErr w:type="spellEnd"/>
-      <w:r>
-        <w:rPr>
-          <w:u w:val="single"/>
-          <w:lang w:val="en-CA"/>
-        </w:rPr>
-        <w:t>, N.</w:t>
+        <w:t>Jowhari, N.</w:t>
       </w:r>
       <w:r>
         <w:rPr>
@@ -17639,49 +16721,7 @@
         <w:rPr>
           <w:lang w:val="en-CA"/>
         </w:rPr>
-        <w:t xml:space="preserve">Leckelt, M., Wetzel, E., Gerlach, T. M., Ackerman, R. A., Miller, J. D., Chopik, W. J., Penke, L., </w:t>
-      </w:r>
-      <w:proofErr w:type="spellStart"/>
-      <w:r>
-        <w:rPr>
-          <w:lang w:val="en-CA"/>
-        </w:rPr>
-        <w:t>Geukes</w:t>
-      </w:r>
-      <w:proofErr w:type="spellEnd"/>
-      <w:r>
-        <w:rPr>
-          <w:lang w:val="en-CA"/>
-        </w:rPr>
-        <w:t xml:space="preserve">, K., Kuefner, A. C.P., </w:t>
-      </w:r>
-      <w:proofErr w:type="spellStart"/>
-      <w:r>
-        <w:rPr>
-          <w:lang w:val="en-CA"/>
-        </w:rPr>
-        <w:t>Hutteman</w:t>
-      </w:r>
-      <w:proofErr w:type="spellEnd"/>
-      <w:r>
-        <w:rPr>
-          <w:lang w:val="en-CA"/>
-        </w:rPr>
-        <w:t xml:space="preserve">, R., Richter, D., Renner, K., </w:t>
-      </w:r>
-      <w:proofErr w:type="spellStart"/>
-      <w:r>
-        <w:rPr>
-          <w:lang w:val="en-CA"/>
-        </w:rPr>
-        <w:t>Allroggen</w:t>
-      </w:r>
-      <w:proofErr w:type="spellEnd"/>
-      <w:r>
-        <w:rPr>
-          <w:lang w:val="en-CA"/>
-        </w:rPr>
-        <w:t xml:space="preserve">, M., Brecheen, C., Campbell, W. K., </w:t>
+        <w:t xml:space="preserve">Leckelt, M., Wetzel, E., Gerlach, T. M., Ackerman, R. A., Miller, J. D., Chopik, W. J., Penke, L., Geukes, K., Kuefner, A. C.P., Hutteman, R., Richter, D., Renner, K., Allroggen, M., Brecheen, C., Campbell, W. K., </w:t>
       </w:r>
       <w:r>
         <w:rPr>
@@ -17815,21 +16855,7 @@
         <w:rPr>
           <w:lang w:val="en-CA"/>
         </w:rPr>
-        <w:t>*</w:t>
-      </w:r>
-      <w:proofErr w:type="gramStart"/>
-      <w:r>
-        <w:rPr>
-          <w:lang w:val="en-CA"/>
-        </w:rPr>
-        <w:t>corresponding</w:t>
-      </w:r>
-      <w:proofErr w:type="gramEnd"/>
-      <w:r>
-        <w:rPr>
-          <w:lang w:val="en-CA"/>
-        </w:rPr>
-        <w:t xml:space="preserve"> author</w:t>
+        <w:t>*corresponding author</w:t>
       </w:r>
     </w:p>
     <w:p>
@@ -17854,7 +16880,6 @@
         </w:rPr>
         <w:t xml:space="preserve">featured in </w:t>
       </w:r>
-      <w:proofErr w:type="gramStart"/>
       <w:r>
         <w:rPr>
           <w:i/>
@@ -17863,7 +16888,6 @@
         </w:rPr>
         <w:t>Science</w:t>
       </w:r>
-      <w:proofErr w:type="gramEnd"/>
       <w:r>
         <w:rPr>
           <w:lang w:val="en-CA"/>
@@ -17886,23 +16910,7 @@
           <w:rFonts w:eastAsia="Calibri"/>
           <w:lang w:val="en-CA" w:eastAsia="en-US"/>
         </w:rPr>
-        <w:t xml:space="preserve">De Freitas, J., </w:t>
-      </w:r>
-      <w:proofErr w:type="spellStart"/>
-      <w:r>
-        <w:rPr>
-          <w:rFonts w:eastAsia="Calibri"/>
-          <w:lang w:val="en-CA" w:eastAsia="en-US"/>
-        </w:rPr>
-        <w:t>Cicara</w:t>
-      </w:r>
-      <w:proofErr w:type="spellEnd"/>
-      <w:r>
-        <w:rPr>
-          <w:rFonts w:eastAsia="Calibri"/>
-          <w:lang w:val="en-CA" w:eastAsia="en-US"/>
-        </w:rPr>
-        <w:t xml:space="preserve">, M., </w:t>
+        <w:t xml:space="preserve">De Freitas, J., Cicara, M., </w:t>
       </w:r>
       <w:r>
         <w:rPr>
@@ -17927,21 +16935,12 @@
         </w:rPr>
         <w:t xml:space="preserve"> </w:t>
       </w:r>
-      <w:proofErr w:type="spellStart"/>
       <w:r>
         <w:rPr>
           <w:rFonts w:eastAsia="Calibri"/>
           <w:lang w:val="en-CA" w:eastAsia="en-US"/>
         </w:rPr>
-        <w:t>Schegel</w:t>
-      </w:r>
-      <w:proofErr w:type="spellEnd"/>
-      <w:r>
-        <w:rPr>
-          <w:rFonts w:eastAsia="Calibri"/>
-          <w:lang w:val="en-CA" w:eastAsia="en-US"/>
-        </w:rPr>
-        <w:t xml:space="preserve">, R. (2017). Origins of the belief in Good True Selves. </w:t>
+        <w:t xml:space="preserve">Schegel, R. (2017). Origins of the belief in Good True Selves. </w:t>
       </w:r>
       <w:r>
         <w:rPr>
@@ -18329,23 +17328,7 @@
           <w:rFonts w:eastAsia="Calibri"/>
           <w:lang w:val="en-CA" w:eastAsia="en-US"/>
         </w:rPr>
-        <w:t xml:space="preserve">Divergent life histories and other ecological adaptations: Examples of social class differences in attention, cognition, and </w:t>
-      </w:r>
-      <w:proofErr w:type="spellStart"/>
-      <w:r>
-        <w:rPr>
-          <w:rFonts w:eastAsia="Calibri"/>
-          <w:lang w:val="en-CA" w:eastAsia="en-US"/>
-        </w:rPr>
-        <w:t>attunement</w:t>
-      </w:r>
-      <w:proofErr w:type="spellEnd"/>
-      <w:r>
-        <w:rPr>
-          <w:rFonts w:eastAsia="Calibri"/>
-          <w:lang w:val="en-CA" w:eastAsia="en-US"/>
-        </w:rPr>
-        <w:t xml:space="preserve"> to others. </w:t>
+        <w:t xml:space="preserve">Divergent life histories and other ecological adaptations: Examples of social class differences in attention, cognition, and attunement to others. </w:t>
       </w:r>
       <w:r>
         <w:rPr>
@@ -18486,21 +17469,7 @@
         <w:rPr>
           <w:lang w:val="en-CA"/>
         </w:rPr>
-        <w:t>*</w:t>
-      </w:r>
-      <w:proofErr w:type="gramStart"/>
-      <w:r>
-        <w:rPr>
-          <w:lang w:val="en-CA"/>
-        </w:rPr>
-        <w:t>corresponding</w:t>
-      </w:r>
-      <w:proofErr w:type="gramEnd"/>
-      <w:r>
-        <w:rPr>
-          <w:lang w:val="en-CA"/>
-        </w:rPr>
-        <w:t xml:space="preserve"> authors</w:t>
+        <w:t>*corresponding authors</w:t>
       </w:r>
     </w:p>
     <w:p>
@@ -18579,21 +17548,7 @@
         <w:rPr>
           <w:lang w:val="en-CA"/>
         </w:rPr>
-        <w:t>*</w:t>
-      </w:r>
-      <w:proofErr w:type="gramStart"/>
-      <w:r>
-        <w:rPr>
-          <w:lang w:val="en-CA"/>
-        </w:rPr>
-        <w:t>corresponding</w:t>
-      </w:r>
-      <w:proofErr w:type="gramEnd"/>
-      <w:r>
-        <w:rPr>
-          <w:lang w:val="en-CA"/>
-        </w:rPr>
-        <w:t xml:space="preserve"> authors</w:t>
+        <w:t>*corresponding authors</w:t>
       </w:r>
     </w:p>
     <w:p>
@@ -18671,21 +17626,7 @@
         <w:rPr>
           <w:lang w:val="en-CA"/>
         </w:rPr>
-        <w:t>. *</w:t>
-      </w:r>
-      <w:proofErr w:type="gramStart"/>
-      <w:r>
-        <w:rPr>
-          <w:lang w:val="en-CA"/>
-        </w:rPr>
-        <w:t>corresponding</w:t>
-      </w:r>
-      <w:proofErr w:type="gramEnd"/>
-      <w:r>
-        <w:rPr>
-          <w:lang w:val="en-CA"/>
-        </w:rPr>
-        <w:t xml:space="preserve"> authors</w:t>
+        <w:t>. *corresponding authors</w:t>
       </w:r>
     </w:p>
     <w:p>
@@ -19403,21 +18344,7 @@
         <w:rPr>
           <w:lang w:val="en-CA"/>
         </w:rPr>
-        <w:t xml:space="preserve">Ford, B. Q., Dmitrieva, J. O., Heller, D., </w:t>
-      </w:r>
-      <w:proofErr w:type="spellStart"/>
-      <w:r>
-        <w:rPr>
-          <w:lang w:val="en-CA"/>
-        </w:rPr>
-        <w:t>Chentsova</w:t>
-      </w:r>
-      <w:proofErr w:type="spellEnd"/>
-      <w:r>
-        <w:rPr>
-          <w:lang w:val="en-CA"/>
-        </w:rPr>
-        <w:t xml:space="preserve">-Dutton, Y., </w:t>
+        <w:t xml:space="preserve">Ford, B. Q., Dmitrieva, J. O., Heller, D., Chentsova-Dutton, Y., </w:t>
       </w:r>
       <w:r>
         <w:rPr>
@@ -19789,35 +18716,7 @@
         <w:rPr>
           <w:lang w:val="en-CA"/>
         </w:rPr>
-        <w:t xml:space="preserve">It pays to be nice, but not </w:t>
-      </w:r>
-      <w:proofErr w:type="gramStart"/>
-      <w:r>
-        <w:rPr>
-          <w:lang w:val="en-CA"/>
-        </w:rPr>
-        <w:t>really nice</w:t>
-      </w:r>
-      <w:proofErr w:type="gramEnd"/>
-      <w:r>
-        <w:rPr>
-          <w:lang w:val="en-CA"/>
-        </w:rPr>
-        <w:t xml:space="preserve">: Asymmetric reputations from </w:t>
-      </w:r>
-      <w:proofErr w:type="spellStart"/>
-      <w:r>
-        <w:rPr>
-          <w:lang w:val="en-CA"/>
-        </w:rPr>
-        <w:t>prosociality</w:t>
-      </w:r>
-      <w:proofErr w:type="spellEnd"/>
-      <w:r>
-        <w:rPr>
-          <w:lang w:val="en-CA"/>
-        </w:rPr>
-        <w:t xml:space="preserve"> across 7 countries. </w:t>
+        <w:t xml:space="preserve">It pays to be nice, but not really nice: Asymmetric reputations from prosociality across 7 countries. </w:t>
       </w:r>
       <w:r>
         <w:rPr>
@@ -19954,37 +18853,21 @@
           <w:iCs/>
           <w:lang w:val="en-CA"/>
         </w:rPr>
-        <w:t xml:space="preserve">-up for the </w:t>
-      </w:r>
-      <w:proofErr w:type="spellStart"/>
+        <w:t>-up for the Neuro</w:t>
+      </w:r>
       <w:r>
         <w:rPr>
           <w:iCs/>
           <w:lang w:val="en-CA"/>
         </w:rPr>
-        <w:t>Neuro</w:t>
+        <w:t>L</w:t>
       </w:r>
       <w:r>
         <w:rPr>
           <w:iCs/>
           <w:lang w:val="en-CA"/>
         </w:rPr>
-        <w:t>L</w:t>
-      </w:r>
-      <w:r>
-        <w:rPr>
-          <w:iCs/>
-          <w:lang w:val="en-CA"/>
-        </w:rPr>
-        <w:t>eadership</w:t>
-      </w:r>
-      <w:proofErr w:type="spellEnd"/>
-      <w:r>
-        <w:rPr>
-          <w:iCs/>
-          <w:lang w:val="en-CA"/>
-        </w:rPr>
-        <w:t xml:space="preserve"> Award (2015)</w:t>
+        <w:t>eadership Award (2015)</w:t>
       </w:r>
       <w:r>
         <w:rPr>
@@ -20751,21 +19634,7 @@
         <w:rPr>
           <w:lang w:val="en-CA"/>
         </w:rPr>
-        <w:t xml:space="preserve">, &amp; Kitayama, S. (2012). When gift-giving produces dissonance: Effects of subliminal affiliation priming on choices for </w:t>
-      </w:r>
-      <w:proofErr w:type="gramStart"/>
-      <w:r>
-        <w:rPr>
-          <w:lang w:val="en-CA"/>
-        </w:rPr>
-        <w:t>one's self</w:t>
-      </w:r>
-      <w:proofErr w:type="gramEnd"/>
-      <w:r>
-        <w:rPr>
-          <w:lang w:val="en-CA"/>
-        </w:rPr>
-        <w:t xml:space="preserve"> versus close others. </w:t>
+        <w:t xml:space="preserve">, &amp; Kitayama, S. (2012). When gift-giving produces dissonance: Effects of subliminal affiliation priming on choices for one's self versus close others. </w:t>
       </w:r>
       <w:r>
         <w:rPr>
@@ -20816,21 +19685,7 @@
         <w:rPr>
           <w:lang w:val="en-CA"/>
         </w:rPr>
-        <w:t xml:space="preserve"> </w:t>
-      </w:r>
-      <w:proofErr w:type="gramStart"/>
-      <w:r>
-        <w:rPr>
-          <w:lang w:val="en-CA"/>
-        </w:rPr>
-        <w:t>both</w:t>
-      </w:r>
-      <w:proofErr w:type="gramEnd"/>
-      <w:r>
-        <w:rPr>
-          <w:lang w:val="en-CA"/>
-        </w:rPr>
-        <w:t xml:space="preserve"> authors contributed equally to this research</w:t>
+        <w:t xml:space="preserve"> both authors contributed equally to this research</w:t>
       </w:r>
     </w:p>
     <w:p>
@@ -21046,21 +19901,7 @@
         <w:rPr>
           <w:lang w:val="en-CA"/>
         </w:rPr>
-        <w:t xml:space="preserve"> </w:t>
-      </w:r>
-      <w:proofErr w:type="gramStart"/>
-      <w:r>
-        <w:rPr>
-          <w:lang w:val="en-CA"/>
-        </w:rPr>
-        <w:t>both</w:t>
-      </w:r>
-      <w:proofErr w:type="gramEnd"/>
-      <w:r>
-        <w:rPr>
-          <w:lang w:val="en-CA"/>
-        </w:rPr>
-        <w:t xml:space="preserve"> authors contributed equally to this research</w:t>
+        <w:t xml:space="preserve"> both authors contributed equally to this research</w:t>
       </w:r>
       <w:r>
         <w:rPr>
@@ -21425,18 +20266,8 @@
           <w:iCs/>
           <w:lang w:val="en-CA"/>
         </w:rPr>
-        <w:t> </w:t>
-      </w:r>
-      <w:proofErr w:type="gramStart"/>
-      <w:r>
-        <w:rPr>
-          <w:i/>
-          <w:iCs/>
-          <w:lang w:val="en-CA"/>
-        </w:rPr>
-        <w:t>Science</w:t>
-      </w:r>
-      <w:proofErr w:type="gramEnd"/>
+        <w:t> Science</w:t>
+      </w:r>
       <w:r>
         <w:rPr>
           <w:iCs/>
@@ -21896,21 +20727,7 @@
         <w:rPr>
           <w:lang w:val="en-CA"/>
         </w:rPr>
-        <w:t xml:space="preserve">, </w:t>
-      </w:r>
-      <w:proofErr w:type="spellStart"/>
-      <w:r>
-        <w:rPr>
-          <w:lang w:val="en-CA"/>
-        </w:rPr>
-        <w:t>Katunar</w:t>
-      </w:r>
-      <w:proofErr w:type="spellEnd"/>
-      <w:r>
-        <w:rPr>
-          <w:lang w:val="en-CA"/>
-        </w:rPr>
-        <w:t xml:space="preserve">, D., Nisbett, R.E., &amp; Kitayama, S. (2008). Holism in a European </w:t>
+        <w:t xml:space="preserve">, Katunar, D., Nisbett, R.E., &amp; Kitayama, S. (2008). Holism in a European </w:t>
       </w:r>
       <w:r>
         <w:rPr>
@@ -22660,21 +21477,7 @@
         <w:rPr>
           <w:lang w:val="en-CA"/>
         </w:rPr>
-        <w:t xml:space="preserve">Culture, cognition and cultural change in social class. In W. H. Brekhus &amp; G. </w:t>
-      </w:r>
-      <w:proofErr w:type="spellStart"/>
-      <w:r>
-        <w:rPr>
-          <w:lang w:val="en-CA"/>
-        </w:rPr>
-        <w:t>Ingatow</w:t>
-      </w:r>
-      <w:proofErr w:type="spellEnd"/>
-      <w:r>
-        <w:rPr>
-          <w:lang w:val="en-CA"/>
-        </w:rPr>
-        <w:t xml:space="preserve"> (Eds.), </w:t>
+        <w:t xml:space="preserve">Culture, cognition and cultural change in social class. In W. H. Brekhus &amp; G. Ingatow (Eds.), </w:t>
       </w:r>
       <w:r>
         <w:rPr>
@@ -23184,21 +21987,7 @@
         <w:rPr>
           <w:lang w:val="en-CA"/>
         </w:rPr>
-        <w:t xml:space="preserve"> (2018). The role of culture in understanding and evaluating emotional intelligence. In K. V. Keefer, J. D. Parker, &amp; D. H. </w:t>
-      </w:r>
-      <w:proofErr w:type="spellStart"/>
-      <w:r>
-        <w:rPr>
-          <w:lang w:val="en-CA"/>
-        </w:rPr>
-        <w:t>Saklofske</w:t>
-      </w:r>
-      <w:proofErr w:type="spellEnd"/>
-      <w:r>
-        <w:rPr>
-          <w:lang w:val="en-CA"/>
-        </w:rPr>
-        <w:t xml:space="preserve"> (Eds.). </w:t>
+        <w:t xml:space="preserve"> (2018). The role of culture in understanding and evaluating emotional intelligence. In K. V. Keefer, J. D. Parker, &amp; D. H. Saklofske (Eds.). </w:t>
       </w:r>
       <w:r>
         <w:rPr>
@@ -24275,21 +23064,7 @@
               <w:rPr>
                 <w:lang w:val="en-CA"/>
               </w:rPr>
-              <w:t xml:space="preserve">Jnana </w:t>
-            </w:r>
-            <w:proofErr w:type="spellStart"/>
-            <w:r>
-              <w:rPr>
-                <w:lang w:val="en-CA"/>
-              </w:rPr>
-              <w:t>Prabodhini</w:t>
-            </w:r>
-            <w:proofErr w:type="spellEnd"/>
-            <w:r>
-              <w:rPr>
-                <w:lang w:val="en-CA"/>
-              </w:rPr>
-              <w:t xml:space="preserve"> Social Science Study Centre, Pune, India</w:t>
+              <w:t>Jnana Prabodhini Social Science Study Centre, Pune, India</w:t>
             </w:r>
           </w:p>
         </w:tc>
@@ -24338,23 +23113,7 @@
               <w:rPr>
                 <w:lang w:val="en-CA"/>
               </w:rPr>
-              <w:t xml:space="preserve">IIT Bombay, Department of Humanities &amp; Social </w:t>
-            </w:r>
-            <w:proofErr w:type="spellStart"/>
-            <w:proofErr w:type="gramStart"/>
-            <w:r>
-              <w:rPr>
-                <w:lang w:val="en-CA"/>
-              </w:rPr>
-              <w:t>Sciences,Mumbai</w:t>
-            </w:r>
-            <w:proofErr w:type="spellEnd"/>
-            <w:proofErr w:type="gramEnd"/>
-            <w:r>
-              <w:rPr>
-                <w:lang w:val="en-CA"/>
-              </w:rPr>
-              <w:t>, India</w:t>
+              <w:t>IIT Bombay, Department of Humanities &amp; Social Sciences,Mumbai, India</w:t>
             </w:r>
           </w:p>
         </w:tc>
@@ -24460,19 +23219,11 @@
                 <w:lang w:val="en-CA"/>
               </w:rPr>
             </w:pPr>
-            <w:proofErr w:type="spellStart"/>
-            <w:r>
-              <w:rPr>
-                <w:lang w:val="en-CA"/>
-              </w:rPr>
-              <w:t>TUDelft</w:t>
-            </w:r>
-            <w:proofErr w:type="spellEnd"/>
-            <w:r>
-              <w:rPr>
-                <w:lang w:val="en-CA"/>
-              </w:rPr>
-              <w:t xml:space="preserve">, </w:t>
+            <w:r>
+              <w:rPr>
+                <w:lang w:val="en-CA"/>
+              </w:rPr>
+              <w:t xml:space="preserve">TUDelft, </w:t>
             </w:r>
             <w:r>
               <w:rPr>
@@ -25351,33 +24102,11 @@
                 <w:lang w:val="en-CA"/>
               </w:rPr>
             </w:pPr>
-            <w:proofErr w:type="spellStart"/>
-            <w:r>
-              <w:rPr>
-                <w:lang w:val="en-CA"/>
-              </w:rPr>
-              <w:t>Iscte</w:t>
-            </w:r>
-            <w:proofErr w:type="spellEnd"/>
-            <w:r>
-              <w:rPr>
-                <w:lang w:val="en-CA"/>
-              </w:rPr>
-              <w:t xml:space="preserve"> – Instituto Universitário de Lisboa, </w:t>
-            </w:r>
-            <w:proofErr w:type="spellStart"/>
-            <w:r>
-              <w:rPr>
-                <w:lang w:val="en-CA"/>
-              </w:rPr>
-              <w:t>SocioDigital</w:t>
-            </w:r>
-            <w:proofErr w:type="spellEnd"/>
-            <w:r>
-              <w:rPr>
-                <w:lang w:val="en-CA"/>
-              </w:rPr>
-              <w:t xml:space="preserve"> Lab for Public Policy</w:t>
+            <w:r>
+              <w:rPr>
+                <w:lang w:val="en-CA"/>
+              </w:rPr>
+              <w:t>Iscte – Instituto Universitário de Lisboa, SocioDigital Lab for Public Policy</w:t>
             </w:r>
           </w:p>
         </w:tc>
@@ -25483,33 +24212,11 @@
               </w:rPr>
               <w:t xml:space="preserve">), </w:t>
             </w:r>
-            <w:proofErr w:type="spellStart"/>
-            <w:r>
-              <w:rPr>
-                <w:lang w:val="en-CA"/>
-              </w:rPr>
-              <w:t>EQuity</w:t>
-            </w:r>
-            <w:proofErr w:type="spellEnd"/>
-            <w:r>
-              <w:rPr>
-                <w:lang w:val="en-CA"/>
-              </w:rPr>
-              <w:t xml:space="preserve"> &amp; </w:t>
-            </w:r>
-            <w:proofErr w:type="spellStart"/>
-            <w:r>
-              <w:rPr>
-                <w:lang w:val="en-CA"/>
-              </w:rPr>
-              <w:t>EQuality</w:t>
-            </w:r>
-            <w:proofErr w:type="spellEnd"/>
-            <w:r>
-              <w:rPr>
-                <w:lang w:val="en-CA"/>
-              </w:rPr>
-              <w:t xml:space="preserve"> Using AI and Learning </w:t>
+            <w:r>
+              <w:rPr>
+                <w:lang w:val="en-CA"/>
+              </w:rPr>
+              <w:t xml:space="preserve">EQuity &amp; EQuality Using AI and Learning </w:t>
             </w:r>
             <w:r>
               <w:rPr>
@@ -25809,21 +24516,7 @@
               <w:rPr>
                 <w:lang w:val="en-CA"/>
               </w:rPr>
-              <w:t xml:space="preserve">MIT </w:t>
-            </w:r>
-            <w:proofErr w:type="spellStart"/>
-            <w:r>
-              <w:rPr>
-                <w:lang w:val="en-CA"/>
-              </w:rPr>
-              <w:t>FutureTech</w:t>
-            </w:r>
-            <w:proofErr w:type="spellEnd"/>
-            <w:r>
-              <w:rPr>
-                <w:lang w:val="en-CA"/>
-              </w:rPr>
-              <w:t xml:space="preserve">, </w:t>
+              <w:t xml:space="preserve">MIT FutureTech, </w:t>
             </w:r>
             <w:r>
               <w:rPr>
@@ -27045,77 +25738,7 @@
               <w:rPr>
                 <w:lang w:val="en-CA"/>
               </w:rPr>
-              <w:t>University of Granada, Spain, “</w:t>
-            </w:r>
-            <w:proofErr w:type="spellStart"/>
-            <w:r>
-              <w:rPr>
-                <w:lang w:val="en-CA"/>
-              </w:rPr>
-              <w:t>Perspectivas</w:t>
-            </w:r>
-            <w:proofErr w:type="spellEnd"/>
-            <w:r>
-              <w:rPr>
-                <w:lang w:val="en-CA"/>
-              </w:rPr>
-              <w:t xml:space="preserve"> del </w:t>
-            </w:r>
-            <w:proofErr w:type="spellStart"/>
-            <w:r>
-              <w:rPr>
-                <w:lang w:val="en-CA"/>
-              </w:rPr>
-              <w:t>Máster</w:t>
-            </w:r>
-            <w:proofErr w:type="spellEnd"/>
-            <w:r>
-              <w:rPr>
-                <w:lang w:val="en-CA"/>
-              </w:rPr>
-              <w:t xml:space="preserve"> </w:t>
-            </w:r>
-            <w:proofErr w:type="spellStart"/>
-            <w:r>
-              <w:rPr>
-                <w:lang w:val="en-CA"/>
-              </w:rPr>
-              <w:t>en</w:t>
-            </w:r>
-            <w:proofErr w:type="spellEnd"/>
-            <w:r>
-              <w:rPr>
-                <w:lang w:val="en-CA"/>
-              </w:rPr>
-              <w:t xml:space="preserve"> </w:t>
-            </w:r>
-            <w:proofErr w:type="spellStart"/>
-            <w:r>
-              <w:rPr>
-                <w:lang w:val="en-CA"/>
-              </w:rPr>
-              <w:t>Neurociencia</w:t>
-            </w:r>
-            <w:proofErr w:type="spellEnd"/>
-            <w:r>
-              <w:rPr>
-                <w:lang w:val="en-CA"/>
-              </w:rPr>
-              <w:t xml:space="preserve"> </w:t>
-            </w:r>
-            <w:proofErr w:type="spellStart"/>
-            <w:r>
-              <w:rPr>
-                <w:lang w:val="en-CA"/>
-              </w:rPr>
-              <w:t>Cognitiva</w:t>
-            </w:r>
-            <w:proofErr w:type="spellEnd"/>
-            <w:r>
-              <w:rPr>
-                <w:lang w:val="en-CA"/>
-              </w:rPr>
-              <w:t>” Seminar</w:t>
+              <w:t>University of Granada, Spain, “Perspectivas del Máster en Neurociencia Cognitiva” Seminar</w:t>
             </w:r>
           </w:p>
         </w:tc>
@@ -27533,7 +26156,6 @@
               </w:rPr>
             </w:pPr>
             <w:hyperlink r:id="rId51" w:history="1">
-              <w:proofErr w:type="spellStart"/>
               <w:r>
                 <w:rPr>
                   <w:rStyle w:val="Hyperlink"/>
@@ -27541,7 +26163,6 @@
                 </w:rPr>
                 <w:t>CanCOVID</w:t>
               </w:r>
-              <w:proofErr w:type="spellEnd"/>
             </w:hyperlink>
           </w:p>
         </w:tc>
@@ -28980,21 +27601,7 @@
               <w:rPr>
                 <w:lang w:val="en-CA"/>
               </w:rPr>
-              <w:t xml:space="preserve">Alpen-Adria-University Klagenfurt, </w:t>
-            </w:r>
-            <w:proofErr w:type="gramStart"/>
-            <w:r>
-              <w:rPr>
-                <w:lang w:val="en-CA"/>
-              </w:rPr>
-              <w:t>Austria,  Department</w:t>
-            </w:r>
-            <w:proofErr w:type="gramEnd"/>
-            <w:r>
-              <w:rPr>
-                <w:lang w:val="en-CA"/>
-              </w:rPr>
-              <w:t xml:space="preserve"> of Psychology </w:t>
+              <w:t xml:space="preserve">Alpen-Adria-University Klagenfurt, Austria,  Department of Psychology </w:t>
             </w:r>
           </w:p>
         </w:tc>
@@ -29480,44 +28087,8 @@
               <w:rPr>
                 <w:lang w:val="en-CA"/>
               </w:rPr>
-              <w:t xml:space="preserve">University of Lausanne, CH, Programme Doctoral </w:t>
-            </w:r>
-            <w:proofErr w:type="spellStart"/>
-            <w:r>
-              <w:rPr>
-                <w:lang w:val="en-CA"/>
-              </w:rPr>
-              <w:t>Romande</w:t>
-            </w:r>
-            <w:proofErr w:type="spellEnd"/>
-            <w:r>
-              <w:rPr>
-                <w:lang w:val="en-CA"/>
-              </w:rPr>
-              <w:t xml:space="preserve"> </w:t>
-            </w:r>
-            <w:proofErr w:type="spellStart"/>
-            <w:r>
-              <w:rPr>
-                <w:lang w:val="en-CA"/>
-              </w:rPr>
-              <w:t>en</w:t>
-            </w:r>
-            <w:proofErr w:type="spellEnd"/>
-            <w:r>
-              <w:rPr>
-                <w:lang w:val="en-CA"/>
-              </w:rPr>
-              <w:t xml:space="preserve"> </w:t>
-            </w:r>
-            <w:proofErr w:type="spellStart"/>
-            <w:r>
-              <w:rPr>
-                <w:lang w:val="en-CA"/>
-              </w:rPr>
-              <w:t>Psychologie</w:t>
-            </w:r>
-            <w:proofErr w:type="spellEnd"/>
+              <w:t>University of Lausanne, CH, Programme Doctoral Romande en Psychologie</w:t>
+            </w:r>
           </w:p>
         </w:tc>
       </w:tr>
@@ -30190,14 +28761,7 @@
               <w:rPr>
                 <w:lang w:val="en-CA"/>
               </w:rPr>
-              <w:t xml:space="preserve">Transformation in a Time of </w:t>
-            </w:r>
-            <w:proofErr w:type="spellStart"/>
-            <w:r>
-              <w:rPr>
-                <w:lang w:val="en-CA"/>
-              </w:rPr>
-              <w:t>Metacrisi</w:t>
+              <w:t>Transformation in a Time of Metacrisi</w:t>
             </w:r>
             <w:r>
               <w:rPr>
@@ -30205,7 +28769,6 @@
               </w:rPr>
               <w:t>s</w:t>
             </w:r>
-            <w:proofErr w:type="spellEnd"/>
           </w:p>
         </w:tc>
       </w:tr>
@@ -30267,19 +28830,11 @@
               </w:rPr>
               <w:t xml:space="preserve">the </w:t>
             </w:r>
-            <w:proofErr w:type="gramStart"/>
-            <w:r>
-              <w:rPr>
-                <w:lang w:val="en-CA"/>
-              </w:rPr>
-              <w:t>mini-symposium</w:t>
-            </w:r>
-            <w:proofErr w:type="gramEnd"/>
-            <w:r>
-              <w:rPr>
-                <w:lang w:val="en-CA"/>
-              </w:rPr>
-              <w:t xml:space="preserve"> “</w:t>
+            <w:r>
+              <w:rPr>
+                <w:lang w:val="en-CA"/>
+              </w:rPr>
+              <w:t>mini-symposium “</w:t>
             </w:r>
             <w:r>
               <w:rPr>
@@ -30600,14 +29155,12 @@
               </w:rPr>
               <w:t xml:space="preserve">Invited Panelist for the debate on “The Viability of Using LLMs in Higher Education” conference, </w:t>
             </w:r>
-            <w:proofErr w:type="spellStart"/>
             <w:r>
               <w:rPr>
                 <w:lang w:val="en-CA"/>
               </w:rPr>
               <w:t>JeXed</w:t>
             </w:r>
-            <w:proofErr w:type="spellEnd"/>
             <w:r>
               <w:rPr>
                 <w:lang w:val="en-CA"/>
@@ -30951,19 +29504,11 @@
               </w:rPr>
               <w:t xml:space="preserve">Toronto Metropolitan University, CERC Migration, invited paper at the </w:t>
             </w:r>
-            <w:proofErr w:type="gramStart"/>
-            <w:r>
-              <w:rPr>
-                <w:lang w:val="en-CA"/>
-              </w:rPr>
-              <w:t>International</w:t>
-            </w:r>
-            <w:proofErr w:type="gramEnd"/>
-            <w:r>
-              <w:rPr>
-                <w:lang w:val="en-CA"/>
-              </w:rPr>
-              <w:t xml:space="preserve"> </w:t>
+            <w:r>
+              <w:rPr>
+                <w:lang w:val="en-CA"/>
+              </w:rPr>
+              <w:t xml:space="preserve">International </w:t>
             </w:r>
             <w:r>
               <w:rPr>
@@ -31214,21 +29759,7 @@
               <w:rPr>
                 <w:lang w:val="en-CA"/>
               </w:rPr>
-              <w:t xml:space="preserve">McGill University, Centre for the Convergence of Health and Economics, </w:t>
-            </w:r>
-            <w:proofErr w:type="gramStart"/>
-            <w:r>
-              <w:rPr>
-                <w:lang w:val="en-CA"/>
-              </w:rPr>
-              <w:t>Invited</w:t>
-            </w:r>
-            <w:proofErr w:type="gramEnd"/>
-            <w:r>
-              <w:rPr>
-                <w:lang w:val="en-CA"/>
-              </w:rPr>
-              <w:t xml:space="preserve"> panelist at the </w:t>
+              <w:t xml:space="preserve">McGill University, Centre for the Convergence of Health and Economics, Invited panelist at the </w:t>
             </w:r>
             <w:r>
               <w:rPr>
@@ -31764,21 +30295,7 @@
               <w:rPr>
                 <w:lang w:val="en-CA"/>
               </w:rPr>
-              <w:t xml:space="preserve"> on “</w:t>
-            </w:r>
-            <w:proofErr w:type="spellStart"/>
-            <w:r>
-              <w:rPr>
-                <w:lang w:val="en-CA"/>
-              </w:rPr>
-              <w:t>Neuroethics</w:t>
-            </w:r>
-            <w:proofErr w:type="spellEnd"/>
-            <w:r>
-              <w:rPr>
-                <w:lang w:val="en-CA"/>
-              </w:rPr>
-              <w:t xml:space="preserve">, free will, and the self” </w:t>
+              <w:t xml:space="preserve"> on “Neuroethics, free will, and the self” </w:t>
             </w:r>
           </w:p>
         </w:tc>
@@ -32320,39 +30837,7 @@
                 <w:bCs/>
                 <w:lang w:val="en-CA"/>
               </w:rPr>
-              <w:t xml:space="preserve">Invited workshop at the “Tabula Rasa: </w:t>
-            </w:r>
-            <w:proofErr w:type="spellStart"/>
-            <w:r>
-              <w:rPr>
-                <w:bCs/>
-                <w:lang w:val="en-CA"/>
-              </w:rPr>
-              <w:t>Neuroscienze</w:t>
-            </w:r>
-            <w:proofErr w:type="spellEnd"/>
-            <w:r>
-              <w:rPr>
-                <w:bCs/>
-                <w:lang w:val="en-CA"/>
-              </w:rPr>
-              <w:t xml:space="preserve"> e culture” conference of the </w:t>
-            </w:r>
-            <w:proofErr w:type="spellStart"/>
-            <w:r>
-              <w:rPr>
-                <w:bCs/>
-                <w:lang w:val="en-CA"/>
-              </w:rPr>
-              <w:t>Intercultura</w:t>
-            </w:r>
-            <w:proofErr w:type="spellEnd"/>
-            <w:r>
-              <w:rPr>
-                <w:bCs/>
-                <w:lang w:val="en-CA"/>
-              </w:rPr>
-              <w:t xml:space="preserve"> Foundation in Florence, Italy</w:t>
+              <w:t>Invited workshop at the “Tabula Rasa: Neuroscienze e culture” conference of the Intercultura Foundation in Florence, Italy</w:t>
             </w:r>
           </w:p>
         </w:tc>
@@ -33700,7 +32185,6 @@
         </w:rPr>
         <w:t xml:space="preserve">, </w:t>
       </w:r>
-      <w:proofErr w:type="spellStart"/>
       <w:r>
         <w:rPr>
           <w:bCs/>
@@ -33709,7 +32193,6 @@
         </w:rPr>
         <w:t>Jettinghof</w:t>
       </w:r>
-      <w:proofErr w:type="spellEnd"/>
       <w:r>
         <w:rPr>
           <w:bCs/>
@@ -35397,7 +33880,6 @@
           <w:lang w:val="en-CA"/>
         </w:rPr>
       </w:pPr>
-      <w:proofErr w:type="spellStart"/>
       <w:r>
         <w:rPr>
           <w:u w:val="single"/>
@@ -35405,7 +33887,6 @@
         </w:rPr>
         <w:t>Kachhiyapatel</w:t>
       </w:r>
-      <w:proofErr w:type="spellEnd"/>
       <w:r>
         <w:rPr>
           <w:u w:val="single"/>
@@ -35543,7 +34024,6 @@
           <w:lang w:val="en-CA"/>
         </w:rPr>
       </w:pPr>
-      <w:proofErr w:type="spellStart"/>
       <w:r>
         <w:rPr>
           <w:u w:val="single"/>
@@ -35551,7 +34031,6 @@
         </w:rPr>
         <w:t>Kachhiyapatel</w:t>
       </w:r>
-      <w:proofErr w:type="spellEnd"/>
       <w:r>
         <w:rPr>
           <w:u w:val="single"/>
@@ -35642,46 +34121,29 @@
           <w:bCs/>
           <w:lang w:val="en-CA"/>
         </w:rPr>
-        <w:t xml:space="preserve">Data </w:t>
-      </w:r>
-      <w:proofErr w:type="gramStart"/>
+        <w:t>Data blitz talk</w:t>
+      </w:r>
       <w:r>
         <w:rPr>
           <w:bCs/>
           <w:lang w:val="en-CA"/>
         </w:rPr>
-        <w:t>blitz</w:t>
-      </w:r>
-      <w:proofErr w:type="gramEnd"/>
+        <w:t xml:space="preserve"> at the </w:t>
+      </w:r>
       <w:r>
         <w:rPr>
           <w:bCs/>
           <w:lang w:val="en-CA"/>
         </w:rPr>
-        <w:t xml:space="preserve"> talk</w:t>
+        <w:t xml:space="preserve">Computational Psychology Pre-conference </w:t>
       </w:r>
       <w:r>
         <w:rPr>
           <w:bCs/>
           <w:lang w:val="en-CA"/>
         </w:rPr>
-        <w:t xml:space="preserve"> at the </w:t>
-      </w:r>
-      <w:r>
-        <w:rPr>
-          <w:bCs/>
-          <w:lang w:val="en-CA"/>
-        </w:rPr>
-        <w:t xml:space="preserve">Computational Psychology Pre-conference </w:t>
-      </w:r>
-      <w:r>
-        <w:rPr>
-          <w:bCs/>
-          <w:lang w:val="en-CA"/>
-        </w:rPr>
         <w:t xml:space="preserve">of the </w:t>
       </w:r>
-      <w:proofErr w:type="gramStart"/>
       <w:r>
         <w:rPr>
           <w:lang w:val="en-CA"/>
@@ -35701,7 +34163,6 @@
         </w:rPr>
         <w:t>rd</w:t>
       </w:r>
-      <w:proofErr w:type="gramEnd"/>
       <w:r>
         <w:rPr>
           <w:lang w:val="en-CA"/>
@@ -35818,83 +34279,491 @@
         </w:rPr>
         <w:t xml:space="preserve">Amarasuriya, S. D., </w:t>
       </w:r>
-      <w:proofErr w:type="spellStart"/>
       <w:r>
         <w:rPr>
           <w:bCs/>
           <w:u w:val="single"/>
           <w:lang w:val="en-CA"/>
         </w:rPr>
-        <w:t>Dhammage</w:t>
-      </w:r>
-      <w:proofErr w:type="spellEnd"/>
+        <w:t>Dhammage, T</w:t>
+      </w:r>
+      <w:r>
+        <w:rPr>
+          <w:bCs/>
+          <w:lang w:val="en-CA"/>
+        </w:rPr>
+        <w:t xml:space="preserve">., </w:t>
+      </w:r>
+      <w:r>
+        <w:rPr>
+          <w:bCs/>
+          <w:lang w:val="en-CA"/>
+        </w:rPr>
+        <w:t xml:space="preserve">Jayawickreme, E., &amp; </w:t>
+      </w:r>
+      <w:r>
+        <w:rPr>
+          <w:b/>
+          <w:lang w:val="en-CA"/>
+        </w:rPr>
+        <w:t>Grossmann, I</w:t>
+      </w:r>
+      <w:r>
+        <w:rPr>
+          <w:bCs/>
+          <w:lang w:val="en-CA"/>
+        </w:rPr>
+        <w:t>.</w:t>
+      </w:r>
+      <w:r>
+        <w:rPr>
+          <w:bCs/>
+          <w:i/>
+          <w:iCs/>
+          <w:lang w:val="en-CA"/>
+        </w:rPr>
+        <w:t xml:space="preserve"> </w:t>
+      </w:r>
+      <w:r>
+        <w:rPr>
+          <w:bCs/>
+          <w:lang w:val="en-CA"/>
+        </w:rPr>
+        <w:t xml:space="preserve">(2024, Dec). </w:t>
+      </w:r>
+      <w:r>
+        <w:rPr>
+          <w:bCs/>
+          <w:i/>
+          <w:iCs/>
+          <w:lang w:val="en-CA"/>
+        </w:rPr>
+        <w:t>Looking at things differently: The effects of perspective-taking on wise-reasoning and stress</w:t>
+      </w:r>
+      <w:r>
+        <w:rPr>
+          <w:bCs/>
+          <w:lang w:val="en-CA"/>
+        </w:rPr>
+        <w:t>.</w:t>
+      </w:r>
+      <w:r>
+        <w:rPr>
+          <w:lang w:val="en-CA"/>
+        </w:rPr>
+        <w:t xml:space="preserve"> </w:t>
+      </w:r>
+      <w:r>
+        <w:rPr>
+          <w:lang w:val="en-CA"/>
+        </w:rPr>
+        <w:t xml:space="preserve">Paper presented </w:t>
+      </w:r>
+      <w:r>
+        <w:rPr>
+          <w:lang w:val="en-CA"/>
+        </w:rPr>
+        <w:t xml:space="preserve">at the 2024 Singapore Conference on Applied Psychology. </w:t>
+      </w:r>
+    </w:p>
+    <w:p>
+      <w:pPr>
+        <w:spacing w:after="240"/>
+        <w:ind w:left="720" w:hanging="706"/>
+        <w:rPr>
+          <w:lang w:val="en-CA"/>
+        </w:rPr>
+      </w:pPr>
+      <w:r>
+        <w:rPr>
+          <w:b/>
+          <w:lang w:val="en-CA"/>
+        </w:rPr>
+        <w:t>Grossmann, I</w:t>
+      </w:r>
+      <w:r>
+        <w:rPr>
+          <w:bCs/>
+          <w:lang w:val="en-CA"/>
+        </w:rPr>
+        <w:t>.</w:t>
+      </w:r>
+      <w:r>
+        <w:rPr>
+          <w:lang w:val="en-CA"/>
+        </w:rPr>
+        <w:t xml:space="preserve"> (202</w:t>
+      </w:r>
+      <w:r>
+        <w:rPr>
+          <w:lang w:val="en-CA"/>
+        </w:rPr>
+        <w:t>4</w:t>
+      </w:r>
+      <w:r>
+        <w:rPr>
+          <w:lang w:val="en-CA"/>
+        </w:rPr>
+        <w:t xml:space="preserve">, </w:t>
+      </w:r>
+      <w:r>
+        <w:rPr>
+          <w:lang w:val="en-CA"/>
+        </w:rPr>
+        <w:t>August</w:t>
+      </w:r>
+      <w:r>
+        <w:rPr>
+          <w:lang w:val="en-CA"/>
+        </w:rPr>
+        <w:t xml:space="preserve">). </w:t>
+      </w:r>
+      <w:r>
+        <w:rPr>
+          <w:i/>
+          <w:lang w:val="en-CA"/>
+        </w:rPr>
+        <w:t xml:space="preserve">Shadows of </w:t>
+      </w:r>
+      <w:r>
+        <w:rPr>
+          <w:i/>
+          <w:lang w:val="en-CA"/>
+        </w:rPr>
+        <w:t>w</w:t>
+      </w:r>
+      <w:r>
+        <w:rPr>
+          <w:i/>
+          <w:lang w:val="en-CA"/>
+        </w:rPr>
+        <w:t xml:space="preserve">isdom: Classifying </w:t>
+      </w:r>
+      <w:r>
+        <w:rPr>
+          <w:i/>
+          <w:lang w:val="en-CA"/>
+        </w:rPr>
+        <w:t>m</w:t>
+      </w:r>
+      <w:r>
+        <w:rPr>
+          <w:i/>
+          <w:lang w:val="en-CA"/>
+        </w:rPr>
+        <w:t>eta-</w:t>
+      </w:r>
+      <w:r>
+        <w:rPr>
+          <w:i/>
+          <w:lang w:val="en-CA"/>
+        </w:rPr>
+        <w:t>c</w:t>
+      </w:r>
+      <w:r>
+        <w:rPr>
+          <w:i/>
+          <w:lang w:val="en-CA"/>
+        </w:rPr>
+        <w:t xml:space="preserve">ognitive and </w:t>
+      </w:r>
+      <w:r>
+        <w:rPr>
+          <w:i/>
+          <w:lang w:val="en-CA"/>
+        </w:rPr>
+        <w:t>m</w:t>
+      </w:r>
+      <w:r>
+        <w:rPr>
+          <w:i/>
+          <w:lang w:val="en-CA"/>
+        </w:rPr>
+        <w:t>orally-</w:t>
+      </w:r>
+      <w:r>
+        <w:rPr>
+          <w:i/>
+          <w:lang w:val="en-CA"/>
+        </w:rPr>
+        <w:t>g</w:t>
+      </w:r>
+      <w:r>
+        <w:rPr>
+          <w:i/>
+          <w:lang w:val="en-CA"/>
+        </w:rPr>
+        <w:t xml:space="preserve">rounded </w:t>
+      </w:r>
+      <w:r>
+        <w:rPr>
+          <w:i/>
+          <w:lang w:val="en-CA"/>
+        </w:rPr>
+        <w:t>n</w:t>
+      </w:r>
+      <w:r>
+        <w:rPr>
+          <w:i/>
+          <w:lang w:val="en-CA"/>
+        </w:rPr>
+        <w:t xml:space="preserve">arrative </w:t>
+      </w:r>
+      <w:r>
+        <w:rPr>
+          <w:i/>
+          <w:lang w:val="en-CA"/>
+        </w:rPr>
+        <w:t>c</w:t>
+      </w:r>
+      <w:r>
+        <w:rPr>
+          <w:i/>
+          <w:lang w:val="en-CA"/>
+        </w:rPr>
+        <w:t>ontent via Large Language Models</w:t>
+      </w:r>
+      <w:r>
+        <w:rPr>
+          <w:i/>
+          <w:lang w:val="en-CA"/>
+        </w:rPr>
+        <w:t>.</w:t>
+      </w:r>
+      <w:r>
+        <w:rPr>
+          <w:lang w:val="en-CA"/>
+        </w:rPr>
+        <w:t xml:space="preserve"> Paper presented </w:t>
+      </w:r>
+      <w:r>
+        <w:rPr>
+          <w:lang w:val="en-CA"/>
+        </w:rPr>
+        <w:t>in the symposium “</w:t>
+      </w:r>
+      <w:r>
+        <w:rPr>
+          <w:lang w:val="en-CA"/>
+        </w:rPr>
+        <w:t>Natural Language Processing in Personality Research: Emerging Approaches and Applications</w:t>
+      </w:r>
+      <w:r>
+        <w:rPr>
+          <w:lang w:val="en-CA"/>
+        </w:rPr>
+        <w:t xml:space="preserve">” </w:t>
+      </w:r>
+      <w:r>
+        <w:rPr>
+          <w:lang w:val="en-CA"/>
+        </w:rPr>
+        <w:t xml:space="preserve">chaired by </w:t>
+      </w:r>
+      <w:r>
+        <w:rPr>
+          <w:u w:val="single"/>
+          <w:lang w:val="en-CA"/>
+        </w:rPr>
+        <w:t>M. Rudnev</w:t>
+      </w:r>
+      <w:r>
+        <w:rPr>
+          <w:lang w:val="en-CA"/>
+        </w:rPr>
+        <w:t xml:space="preserve"> and </w:t>
+      </w:r>
+      <w:r>
+        <w:rPr>
+          <w:b/>
+          <w:bCs/>
+          <w:lang w:val="en-CA"/>
+        </w:rPr>
+        <w:t>I. Grossmann</w:t>
+      </w:r>
+      <w:r>
+        <w:rPr>
+          <w:b/>
+          <w:lang w:val="en-CA"/>
+        </w:rPr>
+        <w:t xml:space="preserve"> </w:t>
+      </w:r>
+      <w:r>
+        <w:rPr>
+          <w:lang w:val="en-CA"/>
+        </w:rPr>
+        <w:t xml:space="preserve">at the </w:t>
+      </w:r>
+      <w:r>
+        <w:rPr>
+          <w:lang w:val="en-CA"/>
+        </w:rPr>
+        <w:t>21</w:t>
+      </w:r>
+      <w:r>
+        <w:rPr>
+          <w:vertAlign w:val="superscript"/>
+          <w:lang w:val="en-CA"/>
+        </w:rPr>
+        <w:t>st</w:t>
+      </w:r>
+      <w:r>
+        <w:rPr>
+          <w:lang w:val="en-CA"/>
+        </w:rPr>
+        <w:t xml:space="preserve"> </w:t>
+      </w:r>
+      <w:r>
+        <w:rPr>
+          <w:lang w:val="en-CA"/>
+        </w:rPr>
+        <w:t>European Conference on Personality</w:t>
+      </w:r>
+      <w:r>
+        <w:rPr>
+          <w:lang w:val="en-CA"/>
+        </w:rPr>
+        <w:t>, Berlin, Germany.</w:t>
+      </w:r>
+    </w:p>
+    <w:p>
+      <w:pPr>
+        <w:spacing w:after="240"/>
+        <w:ind w:left="720" w:hanging="706"/>
+        <w:rPr>
+          <w:lang w:val="en-CA"/>
+        </w:rPr>
+      </w:pPr>
       <w:r>
         <w:rPr>
           <w:bCs/>
           <w:u w:val="single"/>
           <w:lang w:val="en-CA"/>
         </w:rPr>
-        <w:t>, T</w:t>
+        <w:lastRenderedPageBreak/>
+        <w:t>Izydorczak, K</w:t>
       </w:r>
       <w:r>
         <w:rPr>
           <w:bCs/>
           <w:lang w:val="en-CA"/>
         </w:rPr>
-        <w:t xml:space="preserve">., </w:t>
+        <w:t>. &amp;</w:t>
+      </w:r>
+      <w:r>
+        <w:rPr>
+          <w:b/>
+          <w:lang w:val="en-CA"/>
+        </w:rPr>
+        <w:t xml:space="preserve"> </w:t>
+      </w:r>
+      <w:r>
+        <w:rPr>
+          <w:b/>
+          <w:lang w:val="en-CA"/>
+        </w:rPr>
+        <w:t>Grossmann, I</w:t>
       </w:r>
       <w:r>
         <w:rPr>
           <w:bCs/>
           <w:lang w:val="en-CA"/>
         </w:rPr>
-        <w:t xml:space="preserve">Jayawickreme, E., &amp; </w:t>
+        <w:t>.</w:t>
+      </w:r>
+      <w:r>
+        <w:rPr>
+          <w:lang w:val="en-CA"/>
+        </w:rPr>
+        <w:t xml:space="preserve"> (202</w:t>
+      </w:r>
+      <w:r>
+        <w:rPr>
+          <w:lang w:val="en-CA"/>
+        </w:rPr>
+        <w:t>4</w:t>
+      </w:r>
+      <w:r>
+        <w:rPr>
+          <w:lang w:val="en-CA"/>
+        </w:rPr>
+        <w:t xml:space="preserve">, </w:t>
+      </w:r>
+      <w:r>
+        <w:rPr>
+          <w:lang w:val="en-CA"/>
+        </w:rPr>
+        <w:t>August</w:t>
+      </w:r>
+      <w:r>
+        <w:rPr>
+          <w:lang w:val="en-CA"/>
+        </w:rPr>
+        <w:t xml:space="preserve">). </w:t>
+      </w:r>
+      <w:r>
+        <w:rPr>
+          <w:i/>
+          <w:lang w:val="en-CA"/>
+        </w:rPr>
+        <w:t>PANDexit - Predictions of post-pandemic cultural change</w:t>
+      </w:r>
+      <w:r>
+        <w:rPr>
+          <w:i/>
+          <w:lang w:val="en-CA"/>
+        </w:rPr>
+        <w:t>.</w:t>
+      </w:r>
+      <w:r>
+        <w:rPr>
+          <w:lang w:val="en-CA"/>
+        </w:rPr>
+        <w:t xml:space="preserve"> Paper presented </w:t>
+      </w:r>
+      <w:r>
+        <w:rPr>
+          <w:lang w:val="en-CA"/>
+        </w:rPr>
+        <w:t>in the session “</w:t>
+      </w:r>
+      <w:r>
+        <w:rPr>
+          <w:lang w:val="en-CA"/>
+        </w:rPr>
+        <w:t>The Role of Personality and Cognition and Social Psychological Research Questions</w:t>
+      </w:r>
+      <w:r>
+        <w:rPr>
+          <w:lang w:val="en-CA"/>
+        </w:rPr>
+        <w:t>”</w:t>
       </w:r>
       <w:r>
         <w:rPr>
           <w:b/>
           <w:lang w:val="en-CA"/>
         </w:rPr>
-        <w:t>Grossmann, I</w:t>
-      </w:r>
-      <w:r>
-        <w:rPr>
-          <w:bCs/>
-          <w:lang w:val="en-CA"/>
-        </w:rPr>
-        <w:t>.</w:t>
-      </w:r>
-      <w:r>
-        <w:rPr>
-          <w:bCs/>
-          <w:i/>
-          <w:iCs/>
-          <w:lang w:val="en-CA"/>
-        </w:rPr>
         <w:t xml:space="preserve"> </w:t>
       </w:r>
       <w:r>
         <w:rPr>
-          <w:bCs/>
-          <w:lang w:val="en-CA"/>
-        </w:rPr>
-        <w:t xml:space="preserve">(2024, Dec). </w:t>
-      </w:r>
-      <w:r>
-        <w:rPr>
-          <w:bCs/>
-          <w:i/>
-          <w:iCs/>
-          <w:lang w:val="en-CA"/>
-        </w:rPr>
-        <w:t>Looking at things differently: The effects of perspective-taking on wise-reasoning and stress</w:t>
-      </w:r>
-      <w:r>
-        <w:rPr>
-          <w:bCs/>
-          <w:lang w:val="en-CA"/>
-        </w:rPr>
-        <w:t>.</w:t>
+          <w:lang w:val="en-CA"/>
+        </w:rPr>
+        <w:t xml:space="preserve">at the </w:t>
+      </w:r>
+      <w:r>
+        <w:rPr>
+          <w:lang w:val="en-CA"/>
+        </w:rPr>
+        <w:t>21</w:t>
+      </w:r>
+      <w:r>
+        <w:rPr>
+          <w:vertAlign w:val="superscript"/>
+          <w:lang w:val="en-CA"/>
+        </w:rPr>
+        <w:t>st</w:t>
       </w:r>
       <w:r>
         <w:rPr>
@@ -35906,13 +34775,13 @@
         <w:rPr>
           <w:lang w:val="en-CA"/>
         </w:rPr>
-        <w:t xml:space="preserve">Paper presented </w:t>
-      </w:r>
-      <w:r>
-        <w:rPr>
-          <w:lang w:val="en-CA"/>
-        </w:rPr>
-        <w:t xml:space="preserve">at the 2024 Singapore Conference on Applied Psychology. </w:t>
+        <w:t>European Conference on Personality</w:t>
+      </w:r>
+      <w:r>
+        <w:rPr>
+          <w:lang w:val="en-CA"/>
+        </w:rPr>
+        <w:t>, Berlin, Germany.</w:t>
       </w:r>
     </w:p>
     <w:p>
@@ -35920,455 +34789,17 @@
         <w:spacing w:after="240"/>
         <w:ind w:left="720" w:hanging="706"/>
         <w:rPr>
-          <w:lang w:val="en-CA"/>
-        </w:rPr>
-      </w:pPr>
-      <w:r>
-        <w:rPr>
-          <w:b/>
-          <w:lang w:val="en-CA"/>
-        </w:rPr>
-        <w:t>Grossmann, I</w:t>
-      </w:r>
-      <w:r>
-        <w:rPr>
           <w:bCs/>
           <w:lang w:val="en-CA"/>
         </w:rPr>
-        <w:t>.</w:t>
-      </w:r>
-      <w:r>
-        <w:rPr>
-          <w:lang w:val="en-CA"/>
-        </w:rPr>
-        <w:t xml:space="preserve"> (202</w:t>
-      </w:r>
-      <w:r>
-        <w:rPr>
-          <w:lang w:val="en-CA"/>
-        </w:rPr>
-        <w:t>4</w:t>
-      </w:r>
-      <w:r>
-        <w:rPr>
-          <w:lang w:val="en-CA"/>
-        </w:rPr>
-        <w:t xml:space="preserve">, </w:t>
-      </w:r>
-      <w:r>
-        <w:rPr>
-          <w:lang w:val="en-CA"/>
-        </w:rPr>
-        <w:t>August</w:t>
-      </w:r>
-      <w:r>
-        <w:rPr>
-          <w:lang w:val="en-CA"/>
-        </w:rPr>
-        <w:t xml:space="preserve">). </w:t>
-      </w:r>
-      <w:r>
-        <w:rPr>
-          <w:i/>
-          <w:lang w:val="en-CA"/>
-        </w:rPr>
-        <w:t xml:space="preserve">Shadows of </w:t>
-      </w:r>
-      <w:r>
-        <w:rPr>
-          <w:i/>
-          <w:lang w:val="en-CA"/>
-        </w:rPr>
-        <w:t>w</w:t>
-      </w:r>
-      <w:r>
-        <w:rPr>
-          <w:i/>
-          <w:lang w:val="en-CA"/>
-        </w:rPr>
-        <w:t xml:space="preserve">isdom: Classifying </w:t>
-      </w:r>
-      <w:r>
-        <w:rPr>
-          <w:i/>
-          <w:lang w:val="en-CA"/>
-        </w:rPr>
-        <w:t>m</w:t>
-      </w:r>
-      <w:r>
-        <w:rPr>
-          <w:i/>
-          <w:lang w:val="en-CA"/>
-        </w:rPr>
-        <w:t>eta-</w:t>
-      </w:r>
-      <w:r>
-        <w:rPr>
-          <w:i/>
-          <w:lang w:val="en-CA"/>
-        </w:rPr>
-        <w:t>c</w:t>
-      </w:r>
-      <w:r>
-        <w:rPr>
-          <w:i/>
-          <w:lang w:val="en-CA"/>
-        </w:rPr>
-        <w:t xml:space="preserve">ognitive and </w:t>
-      </w:r>
-      <w:proofErr w:type="gramStart"/>
-      <w:r>
-        <w:rPr>
-          <w:i/>
-          <w:lang w:val="en-CA"/>
-        </w:rPr>
-        <w:t>m</w:t>
-      </w:r>
-      <w:r>
-        <w:rPr>
-          <w:i/>
-          <w:lang w:val="en-CA"/>
-        </w:rPr>
-        <w:t>orally-</w:t>
-      </w:r>
-      <w:r>
-        <w:rPr>
-          <w:i/>
-          <w:lang w:val="en-CA"/>
-        </w:rPr>
-        <w:t>g</w:t>
-      </w:r>
-      <w:r>
-        <w:rPr>
-          <w:i/>
-          <w:lang w:val="en-CA"/>
-        </w:rPr>
-        <w:t>rounded</w:t>
-      </w:r>
-      <w:proofErr w:type="gramEnd"/>
-      <w:r>
-        <w:rPr>
-          <w:i/>
-          <w:lang w:val="en-CA"/>
-        </w:rPr>
-        <w:t xml:space="preserve"> </w:t>
-      </w:r>
-      <w:r>
-        <w:rPr>
-          <w:i/>
-          <w:lang w:val="en-CA"/>
-        </w:rPr>
-        <w:t>n</w:t>
-      </w:r>
-      <w:r>
-        <w:rPr>
-          <w:i/>
-          <w:lang w:val="en-CA"/>
-        </w:rPr>
-        <w:t xml:space="preserve">arrative </w:t>
-      </w:r>
-      <w:r>
-        <w:rPr>
-          <w:i/>
-          <w:lang w:val="en-CA"/>
-        </w:rPr>
-        <w:t>c</w:t>
-      </w:r>
-      <w:r>
-        <w:rPr>
-          <w:i/>
-          <w:lang w:val="en-CA"/>
-        </w:rPr>
-        <w:t>ontent via Large Language Models</w:t>
-      </w:r>
-      <w:r>
-        <w:rPr>
-          <w:i/>
-          <w:lang w:val="en-CA"/>
-        </w:rPr>
-        <w:t>.</w:t>
-      </w:r>
-      <w:r>
-        <w:rPr>
-          <w:lang w:val="en-CA"/>
-        </w:rPr>
-        <w:t xml:space="preserve"> Paper presented </w:t>
-      </w:r>
-      <w:r>
-        <w:rPr>
-          <w:lang w:val="en-CA"/>
-        </w:rPr>
-        <w:t>in the symposium “</w:t>
-      </w:r>
-      <w:r>
-        <w:rPr>
-          <w:lang w:val="en-CA"/>
-        </w:rPr>
-        <w:t>Natural Language Processing in Personality Research: Emerging Approaches and Applications</w:t>
-      </w:r>
-      <w:r>
-        <w:rPr>
-          <w:lang w:val="en-CA"/>
-        </w:rPr>
-        <w:t xml:space="preserve">” </w:t>
-      </w:r>
-      <w:r>
-        <w:rPr>
-          <w:lang w:val="en-CA"/>
-        </w:rPr>
-        <w:t xml:space="preserve">chaired by </w:t>
-      </w:r>
+      </w:pPr>
       <w:r>
         <w:rPr>
           <w:u w:val="single"/>
           <w:lang w:val="en-CA"/>
         </w:rPr>
-        <w:t>M. Rudnev</w:t>
-      </w:r>
-      <w:r>
-        <w:rPr>
-          <w:lang w:val="en-CA"/>
-        </w:rPr>
-        <w:t xml:space="preserve"> and </w:t>
-      </w:r>
-      <w:r>
-        <w:rPr>
-          <w:b/>
-          <w:bCs/>
-          <w:lang w:val="en-CA"/>
-        </w:rPr>
-        <w:t>I. Grossmann</w:t>
-      </w:r>
-      <w:r>
-        <w:rPr>
-          <w:b/>
-          <w:lang w:val="en-CA"/>
-        </w:rPr>
-        <w:t xml:space="preserve"> </w:t>
-      </w:r>
-      <w:r>
-        <w:rPr>
-          <w:lang w:val="en-CA"/>
-        </w:rPr>
-        <w:t xml:space="preserve">at the </w:t>
-      </w:r>
-      <w:r>
-        <w:rPr>
-          <w:lang w:val="en-CA"/>
-        </w:rPr>
-        <w:t>21</w:t>
-      </w:r>
-      <w:r>
-        <w:rPr>
-          <w:vertAlign w:val="superscript"/>
-          <w:lang w:val="en-CA"/>
-        </w:rPr>
-        <w:t>st</w:t>
-      </w:r>
-      <w:r>
-        <w:rPr>
-          <w:lang w:val="en-CA"/>
-        </w:rPr>
-        <w:t xml:space="preserve"> </w:t>
-      </w:r>
-      <w:r>
-        <w:rPr>
-          <w:lang w:val="en-CA"/>
-        </w:rPr>
-        <w:t>European Conference on Personality</w:t>
-      </w:r>
-      <w:r>
-        <w:rPr>
-          <w:lang w:val="en-CA"/>
-        </w:rPr>
-        <w:t>, Berlin, Germany.</w:t>
-      </w:r>
-    </w:p>
-    <w:p>
-      <w:pPr>
-        <w:spacing w:after="240"/>
-        <w:ind w:left="720" w:hanging="706"/>
-        <w:rPr>
-          <w:lang w:val="en-CA"/>
-        </w:rPr>
-      </w:pPr>
-      <w:r>
-        <w:rPr>
-          <w:bCs/>
-          <w:u w:val="single"/>
-          <w:lang w:val="en-CA"/>
-        </w:rPr>
-        <w:lastRenderedPageBreak/>
-        <w:t>Izydorczak, K</w:t>
-      </w:r>
-      <w:r>
-        <w:rPr>
-          <w:bCs/>
-          <w:lang w:val="en-CA"/>
-        </w:rPr>
-        <w:t>. &amp;</w:t>
-      </w:r>
-      <w:r>
-        <w:rPr>
-          <w:b/>
-          <w:lang w:val="en-CA"/>
-        </w:rPr>
-        <w:t xml:space="preserve"> </w:t>
-      </w:r>
-      <w:r>
-        <w:rPr>
-          <w:b/>
-          <w:lang w:val="en-CA"/>
-        </w:rPr>
-        <w:t>Grossmann, I</w:t>
-      </w:r>
-      <w:r>
-        <w:rPr>
-          <w:bCs/>
-          <w:lang w:val="en-CA"/>
-        </w:rPr>
-        <w:t>.</w:t>
-      </w:r>
-      <w:r>
-        <w:rPr>
-          <w:lang w:val="en-CA"/>
-        </w:rPr>
-        <w:t xml:space="preserve"> (202</w:t>
-      </w:r>
-      <w:r>
-        <w:rPr>
-          <w:lang w:val="en-CA"/>
-        </w:rPr>
-        <w:t>4</w:t>
-      </w:r>
-      <w:r>
-        <w:rPr>
-          <w:lang w:val="en-CA"/>
-        </w:rPr>
-        <w:t xml:space="preserve">, </w:t>
-      </w:r>
-      <w:r>
-        <w:rPr>
-          <w:lang w:val="en-CA"/>
-        </w:rPr>
-        <w:t>August</w:t>
-      </w:r>
-      <w:r>
-        <w:rPr>
-          <w:lang w:val="en-CA"/>
-        </w:rPr>
-        <w:t xml:space="preserve">). </w:t>
-      </w:r>
-      <w:proofErr w:type="spellStart"/>
-      <w:r>
-        <w:rPr>
-          <w:i/>
-          <w:lang w:val="en-CA"/>
-        </w:rPr>
-        <w:t>PANDexit</w:t>
-      </w:r>
-      <w:proofErr w:type="spellEnd"/>
-      <w:r>
-        <w:rPr>
-          <w:i/>
-          <w:lang w:val="en-CA"/>
-        </w:rPr>
-        <w:t xml:space="preserve"> - Predictions of post-pandemic cultural change</w:t>
-      </w:r>
-      <w:r>
-        <w:rPr>
-          <w:i/>
-          <w:lang w:val="en-CA"/>
-        </w:rPr>
-        <w:t>.</w:t>
-      </w:r>
-      <w:r>
-        <w:rPr>
-          <w:lang w:val="en-CA"/>
-        </w:rPr>
-        <w:t xml:space="preserve"> Paper presented </w:t>
-      </w:r>
-      <w:r>
-        <w:rPr>
-          <w:lang w:val="en-CA"/>
-        </w:rPr>
-        <w:t>in the session “</w:t>
-      </w:r>
-      <w:r>
-        <w:rPr>
-          <w:lang w:val="en-CA"/>
-        </w:rPr>
-        <w:t>The Role of Personality and Cognition and Social Psychological Research Questions</w:t>
-      </w:r>
-      <w:r>
-        <w:rPr>
-          <w:lang w:val="en-CA"/>
-        </w:rPr>
-        <w:t>”</w:t>
-      </w:r>
-      <w:r>
-        <w:rPr>
-          <w:b/>
-          <w:lang w:val="en-CA"/>
-        </w:rPr>
-        <w:t xml:space="preserve"> </w:t>
-      </w:r>
-      <w:r>
-        <w:rPr>
-          <w:lang w:val="en-CA"/>
-        </w:rPr>
-        <w:t xml:space="preserve">at the </w:t>
-      </w:r>
-      <w:r>
-        <w:rPr>
-          <w:lang w:val="en-CA"/>
-        </w:rPr>
-        <w:t>21</w:t>
-      </w:r>
-      <w:r>
-        <w:rPr>
-          <w:vertAlign w:val="superscript"/>
-          <w:lang w:val="en-CA"/>
-        </w:rPr>
-        <w:t>st</w:t>
-      </w:r>
-      <w:r>
-        <w:rPr>
-          <w:lang w:val="en-CA"/>
-        </w:rPr>
-        <w:t xml:space="preserve"> </w:t>
-      </w:r>
-      <w:r>
-        <w:rPr>
-          <w:lang w:val="en-CA"/>
-        </w:rPr>
-        <w:t>European Conference on Personality</w:t>
-      </w:r>
-      <w:r>
-        <w:rPr>
-          <w:lang w:val="en-CA"/>
-        </w:rPr>
-        <w:t>, Berlin, Germany.</w:t>
-      </w:r>
-    </w:p>
-    <w:p>
-      <w:pPr>
-        <w:spacing w:after="240"/>
-        <w:ind w:left="720" w:hanging="706"/>
-        <w:rPr>
-          <w:bCs/>
-          <w:lang w:val="en-CA"/>
-        </w:rPr>
-      </w:pPr>
-      <w:proofErr w:type="spellStart"/>
-      <w:r>
-        <w:rPr>
-          <w:u w:val="single"/>
-          <w:lang w:val="en-CA"/>
-        </w:rPr>
         <w:t>Kachhiyapatel</w:t>
       </w:r>
-      <w:proofErr w:type="spellEnd"/>
       <w:r>
         <w:rPr>
           <w:u w:val="single"/>
@@ -37779,9 +36210,8 @@
         <w:rPr>
           <w:lang w:val="en-CA"/>
         </w:rPr>
-        <w:t xml:space="preserve">at the </w:t>
-      </w:r>
-      <w:proofErr w:type="gramStart"/>
+        <w:t>at the 2</w:t>
+      </w:r>
       <w:r>
         <w:rPr>
           <w:lang w:val="en-CA"/>
@@ -37790,18 +36220,11 @@
       </w:r>
       <w:r>
         <w:rPr>
-          <w:lang w:val="en-CA"/>
-        </w:rPr>
-        <w:t>2</w:t>
-      </w:r>
-      <w:r>
-        <w:rPr>
           <w:vertAlign w:val="superscript"/>
           <w:lang w:val="en-CA"/>
         </w:rPr>
         <w:t>th</w:t>
       </w:r>
-      <w:proofErr w:type="gramEnd"/>
       <w:r>
         <w:rPr>
           <w:lang w:val="en-CA"/>
@@ -37863,23 +36286,7 @@
           <w:bCs/>
           <w:lang w:val="en-CA"/>
         </w:rPr>
-        <w:t xml:space="preserve">K. </w:t>
-      </w:r>
-      <w:proofErr w:type="spellStart"/>
-      <w:r>
-        <w:rPr>
-          <w:bCs/>
-          <w:lang w:val="en-CA"/>
-        </w:rPr>
-        <w:t>Kastenhofer</w:t>
-      </w:r>
-      <w:proofErr w:type="spellEnd"/>
-      <w:r>
-        <w:rPr>
-          <w:bCs/>
-          <w:lang w:val="en-CA"/>
-        </w:rPr>
-        <w:t xml:space="preserve">. </w:t>
+        <w:t xml:space="preserve">K. Kastenhofer. </w:t>
       </w:r>
       <w:r>
         <w:rPr>
@@ -38702,21 +37109,7 @@
         <w:rPr>
           <w:lang w:val="en-CA"/>
         </w:rPr>
-        <w:t>A social perspective on (</w:t>
-      </w:r>
-      <w:proofErr w:type="spellStart"/>
-      <w:r>
-        <w:rPr>
-          <w:lang w:val="en-CA"/>
-        </w:rPr>
-        <w:t>ir</w:t>
-      </w:r>
-      <w:proofErr w:type="spellEnd"/>
-      <w:r>
-        <w:rPr>
-          <w:lang w:val="en-CA"/>
-        </w:rPr>
-        <w:t>)rationality: Antecedents and consequences</w:t>
+        <w:t>A social perspective on (ir)rationality: Antecedents and consequences</w:t>
       </w:r>
       <w:r>
         <w:rPr>
@@ -38841,23 +37234,7 @@
           <w:i/>
           <w:lang w:val="en-CA"/>
         </w:rPr>
-        <w:t xml:space="preserve">Wisdom training: Self-distancing training promotes growth in wise reasoning and </w:t>
-      </w:r>
-      <w:proofErr w:type="spellStart"/>
-      <w:r>
-        <w:rPr>
-          <w:i/>
-          <w:lang w:val="en-CA"/>
-        </w:rPr>
-        <w:t>emodiversity</w:t>
-      </w:r>
-      <w:proofErr w:type="spellEnd"/>
-      <w:r>
-        <w:rPr>
-          <w:i/>
-          <w:lang w:val="en-CA"/>
-        </w:rPr>
-        <w:t>.</w:t>
+        <w:t>Wisdom training: Self-distancing training promotes growth in wise reasoning and emodiversity.</w:t>
       </w:r>
       <w:r>
         <w:rPr>
@@ -39754,21 +38131,7 @@
         <w:rPr>
           <w:lang w:val="en-CA"/>
         </w:rPr>
-        <w:t>in the symposium “</w:t>
-      </w:r>
-      <w:proofErr w:type="spellStart"/>
-      <w:r>
-        <w:rPr>
-          <w:lang w:val="en-CA"/>
-        </w:rPr>
-        <w:t>Climato</w:t>
-      </w:r>
-      <w:proofErr w:type="spellEnd"/>
-      <w:r>
-        <w:rPr>
-          <w:lang w:val="en-CA"/>
-        </w:rPr>
-        <w:t>-economic Imprints on Culture” chaired by E. van de Vliert (Chair) at the 24</w:t>
+        <w:t>in the symposium “Climato-economic Imprints on Culture” chaired by E. van de Vliert (Chair) at the 24</w:t>
       </w:r>
       <w:r>
         <w:rPr>
@@ -41110,21 +39473,7 @@
         <w:rPr>
           <w:lang w:val="en-CA"/>
         </w:rPr>
-        <w:t xml:space="preserve">Discussant in the symposium “Continuity and changes in emotion socialization with globalization” chaired by M. Karasawa at </w:t>
-      </w:r>
-      <w:proofErr w:type="gramStart"/>
-      <w:r>
-        <w:rPr>
-          <w:lang w:val="en-CA"/>
-        </w:rPr>
-        <w:t>The</w:t>
-      </w:r>
-      <w:proofErr w:type="gramEnd"/>
-      <w:r>
-        <w:rPr>
-          <w:lang w:val="en-CA"/>
-        </w:rPr>
-        <w:t xml:space="preserve"> 23</w:t>
+        <w:t>Discussant in the symposium “Continuity and changes in emotion socialization with globalization” chaired by M. Karasawa at The 23</w:t>
       </w:r>
       <w:r>
         <w:rPr>
@@ -41283,21 +39632,7 @@
         <w:rPr>
           <w:lang w:val="en-CA"/>
         </w:rPr>
-        <w:t xml:space="preserve"> Paper presented in the symposium “Operationalizing affective complexity: Theory, measurement, and applications” chaired by R. Gonzalez (Chair) and J. Smith (Co-Chair) at </w:t>
-      </w:r>
-      <w:proofErr w:type="gramStart"/>
-      <w:r>
-        <w:rPr>
-          <w:lang w:val="en-CA"/>
-        </w:rPr>
-        <w:t>The</w:t>
-      </w:r>
-      <w:proofErr w:type="gramEnd"/>
-      <w:r>
-        <w:rPr>
-          <w:lang w:val="en-CA"/>
-        </w:rPr>
-        <w:t xml:space="preserve"> 28</w:t>
+        <w:t xml:space="preserve"> Paper presented in the symposium “Operationalizing affective complexity: Theory, measurement, and applications” chaired by R. Gonzalez (Chair) and J. Smith (Co-Chair) at The 28</w:t>
       </w:r>
       <w:r>
         <w:rPr>
@@ -41401,21 +39736,7 @@
         <w:rPr>
           <w:lang w:val="en-CA"/>
         </w:rPr>
-        <w:t xml:space="preserve"> (Co-Chair) at </w:t>
-      </w:r>
-      <w:proofErr w:type="gramStart"/>
-      <w:r>
-        <w:rPr>
-          <w:lang w:val="en-CA"/>
-        </w:rPr>
-        <w:t>The</w:t>
-      </w:r>
-      <w:proofErr w:type="gramEnd"/>
-      <w:r>
-        <w:rPr>
-          <w:lang w:val="en-CA"/>
-        </w:rPr>
-        <w:t xml:space="preserve"> 28</w:t>
+        <w:t xml:space="preserve"> (Co-Chair) at The 28</w:t>
       </w:r>
       <w:r>
         <w:rPr>
@@ -41669,21 +39990,7 @@
         <w:rPr>
           <w:lang w:val="en-CA"/>
         </w:rPr>
-        <w:t xml:space="preserve"> </w:t>
-      </w:r>
-      <w:proofErr w:type="gramStart"/>
-      <w:r>
-        <w:rPr>
-          <w:lang w:val="en-CA"/>
-        </w:rPr>
-        <w:t>The</w:t>
-      </w:r>
-      <w:proofErr w:type="gramEnd"/>
-      <w:r>
-        <w:rPr>
-          <w:lang w:val="en-CA"/>
-        </w:rPr>
-        <w:t xml:space="preserve"> 17</w:t>
+        <w:t xml:space="preserve"> The 17</w:t>
       </w:r>
       <w:r>
         <w:rPr>
@@ -41741,23 +40048,7 @@
           <w:i/>
           <w:lang w:val="en-CA"/>
         </w:rPr>
-        <w:t xml:space="preserve">Ego-decentered reasoning predicts cross-domain </w:t>
-      </w:r>
-      <w:proofErr w:type="spellStart"/>
-      <w:r>
-        <w:rPr>
-          <w:i/>
-          <w:lang w:val="en-CA"/>
-        </w:rPr>
-        <w:t>prosociality</w:t>
-      </w:r>
-      <w:proofErr w:type="spellEnd"/>
-      <w:r>
-        <w:rPr>
-          <w:i/>
-          <w:lang w:val="en-CA"/>
-        </w:rPr>
-        <w:t>.</w:t>
+        <w:t>Ego-decentered reasoning predicts cross-domain prosociality.</w:t>
       </w:r>
       <w:r>
         <w:rPr>
@@ -41765,20 +40056,12 @@
         </w:rPr>
         <w:t xml:space="preserve"> Paper presented in the symposium “The evolution and maintenance of human </w:t>
       </w:r>
-      <w:proofErr w:type="spellStart"/>
       <w:r>
         <w:rPr>
           <w:lang w:val="en-CA"/>
         </w:rPr>
         <w:lastRenderedPageBreak/>
-        <w:t>prosociality</w:t>
-      </w:r>
-      <w:proofErr w:type="spellEnd"/>
-      <w:r>
-        <w:rPr>
-          <w:lang w:val="en-CA"/>
-        </w:rPr>
-        <w:t xml:space="preserve">” chaired by </w:t>
+        <w:t xml:space="preserve">prosociality” chaired by </w:t>
       </w:r>
       <w:r>
         <w:rPr>
@@ -41816,21 +40099,7 @@
         <w:rPr>
           <w:lang w:val="en-CA"/>
         </w:rPr>
-        <w:t xml:space="preserve"> </w:t>
-      </w:r>
-      <w:proofErr w:type="gramStart"/>
-      <w:r>
-        <w:rPr>
-          <w:lang w:val="en-CA"/>
-        </w:rPr>
-        <w:t>The</w:t>
-      </w:r>
-      <w:proofErr w:type="gramEnd"/>
-      <w:r>
-        <w:rPr>
-          <w:lang w:val="en-CA"/>
-        </w:rPr>
-        <w:t xml:space="preserve"> 17</w:t>
+        <w:t xml:space="preserve"> The 17</w:t>
       </w:r>
       <w:r>
         <w:rPr>
@@ -42540,23 +40809,7 @@
           <w:bCs/>
           <w:lang w:val="en-CA"/>
         </w:rPr>
-        <w:t xml:space="preserve">. Paper presented in a symposium “Wisdom: Characteristics, contexts, and consequences” chaired by S. </w:t>
-      </w:r>
-      <w:proofErr w:type="spellStart"/>
-      <w:r>
-        <w:rPr>
-          <w:bCs/>
-          <w:lang w:val="en-CA"/>
-        </w:rPr>
-        <w:t>Etezadi</w:t>
-      </w:r>
-      <w:proofErr w:type="spellEnd"/>
-      <w:r>
-        <w:rPr>
-          <w:bCs/>
-          <w:lang w:val="en-CA"/>
-        </w:rPr>
-        <w:t xml:space="preserve"> at the convention of the Canadian Psychological Association in Vancouver, BC.</w:t>
+        <w:t>. Paper presented in a symposium “Wisdom: Characteristics, contexts, and consequences” chaired by S. Etezadi at the convention of the Canadian Psychological Association in Vancouver, BC.</w:t>
       </w:r>
     </w:p>
     <w:p>
@@ -44011,14 +42264,7 @@
         <w:rPr>
           <w:lang w:val="en-CA"/>
         </w:rPr>
-        <w:t xml:space="preserve"> &amp; O. Ybarra (Co-Chair) at the </w:t>
-      </w:r>
-      <w:proofErr w:type="gramStart"/>
-      <w:r>
-        <w:rPr>
-          <w:lang w:val="en-CA"/>
-        </w:rPr>
-        <w:t>23</w:t>
+        <w:t xml:space="preserve"> &amp; O. Ybarra (Co-Chair) at the 23</w:t>
       </w:r>
       <w:r>
         <w:rPr>
@@ -44027,7 +42273,6 @@
         </w:rPr>
         <w:t>nd</w:t>
       </w:r>
-      <w:proofErr w:type="gramEnd"/>
       <w:r>
         <w:rPr>
           <w:lang w:val="en-CA"/>
@@ -45326,7 +43571,6 @@
         </w:rPr>
         <w:t xml:space="preserve">Judgment and Decision-Making Preconference of the </w:t>
       </w:r>
-      <w:proofErr w:type="gramStart"/>
       <w:r>
         <w:rPr>
           <w:lang w:val="en-CA"/>
@@ -45346,7 +43590,6 @@
         </w:rPr>
         <w:t>rd</w:t>
       </w:r>
-      <w:proofErr w:type="gramEnd"/>
       <w:r>
         <w:rPr>
           <w:lang w:val="en-CA"/>
@@ -45383,7 +43626,6 @@
           <w:lang w:val="en-CA"/>
         </w:rPr>
       </w:pPr>
-      <w:proofErr w:type="spellStart"/>
       <w:r>
         <w:rPr>
           <w:u w:val="single"/>
@@ -45391,7 +43633,6 @@
         </w:rPr>
         <w:t>Kachhiyapatel</w:t>
       </w:r>
-      <w:proofErr w:type="spellEnd"/>
       <w:r>
         <w:rPr>
           <w:u w:val="single"/>
@@ -45917,21 +44158,12 @@
           <w:lang w:val="en-CA"/>
         </w:rPr>
       </w:pPr>
-      <w:proofErr w:type="spellStart"/>
       <w:r>
         <w:rPr>
           <w:u w:val="single"/>
           <w:lang w:val="en-CA"/>
         </w:rPr>
-        <w:t>Mostafapour</w:t>
-      </w:r>
-      <w:proofErr w:type="spellEnd"/>
-      <w:r>
-        <w:rPr>
-          <w:u w:val="single"/>
-          <w:lang w:val="en-CA"/>
-        </w:rPr>
-        <w:t>, M</w:t>
+        <w:t>Mostafapour, M</w:t>
       </w:r>
       <w:r>
         <w:rPr>
@@ -46268,21 +44500,7 @@
         <w:rPr>
           <w:lang w:val="en-CA"/>
         </w:rPr>
-        <w:t xml:space="preserve">. Poster presented at </w:t>
-      </w:r>
-      <w:proofErr w:type="gramStart"/>
-      <w:r>
-        <w:rPr>
-          <w:lang w:val="en-CA"/>
-        </w:rPr>
-        <w:t>The</w:t>
-      </w:r>
-      <w:proofErr w:type="gramEnd"/>
-      <w:r>
-        <w:rPr>
-          <w:lang w:val="en-CA"/>
-        </w:rPr>
-        <w:t xml:space="preserve"> 23rd International Congress of the International Association for Cross-Cultural Psychology, Nagoya, Japan.</w:t>
+        <w:t>. Poster presented at The 23rd International Congress of the International Association for Cross-Cultural Psychology, Nagoya, Japan.</w:t>
       </w:r>
     </w:p>
     <w:p>
@@ -46767,21 +44985,7 @@
         <w:rPr>
           <w:lang w:val="de-DE"/>
         </w:rPr>
-        <w:t xml:space="preserve">. (2015, </w:t>
-      </w:r>
-      <w:proofErr w:type="spellStart"/>
-      <w:r>
-        <w:rPr>
-          <w:lang w:val="de-DE"/>
-        </w:rPr>
-        <w:t>February</w:t>
-      </w:r>
-      <w:proofErr w:type="spellEnd"/>
-      <w:r>
-        <w:rPr>
-          <w:lang w:val="de-DE"/>
-        </w:rPr>
-        <w:t xml:space="preserve">). </w:t>
+        <w:t xml:space="preserve">. (2015, February). </w:t>
       </w:r>
       <w:r>
         <w:rPr>
@@ -48285,21 +46489,7 @@
         <w:rPr>
           <w:lang w:val="en-CA"/>
         </w:rPr>
-        <w:t xml:space="preserve"> &amp; </w:t>
-      </w:r>
-      <w:proofErr w:type="spellStart"/>
-      <w:r>
-        <w:rPr>
-          <w:lang w:val="en-CA"/>
-        </w:rPr>
-        <w:t>Scornia</w:t>
-      </w:r>
-      <w:proofErr w:type="spellEnd"/>
-      <w:r>
-        <w:rPr>
-          <w:lang w:val="en-CA"/>
-        </w:rPr>
-        <w:t>, A. (2005</w:t>
+        <w:t xml:space="preserve"> &amp; Scornia, A. (2005</w:t>
       </w:r>
       <w:r>
         <w:rPr>
@@ -48630,16 +46820,15 @@
                 <w:color w:val="000000"/>
                 <w:lang w:val="en-CA"/>
               </w:rPr>
-              <w:t xml:space="preserve">Niyati </w:t>
-            </w:r>
-            <w:proofErr w:type="spellStart"/>
+              <w:t>Niyati Kachhiya</w:t>
+            </w:r>
             <w:r>
               <w:rPr>
                 <w:iCs/>
                 <w:color w:val="000000"/>
                 <w:lang w:val="en-CA"/>
               </w:rPr>
-              <w:t>Kachhiya</w:t>
+              <w:t>p</w:t>
             </w:r>
             <w:r>
               <w:rPr>
@@ -48647,17 +46836,8 @@
                 <w:color w:val="000000"/>
                 <w:lang w:val="en-CA"/>
               </w:rPr>
-              <w:t>p</w:t>
-            </w:r>
-            <w:r>
-              <w:rPr>
-                <w:iCs/>
-                <w:color w:val="000000"/>
-                <w:lang w:val="en-CA"/>
-              </w:rPr>
               <w:t>atel</w:t>
             </w:r>
-            <w:proofErr w:type="spellEnd"/>
           </w:p>
         </w:tc>
       </w:tr>
@@ -49787,16 +47967,8 @@
               <w:rPr>
                 <w:lang w:val="en-CA"/>
               </w:rPr>
-              <w:t xml:space="preserve">Sonia </w:t>
-            </w:r>
-            <w:proofErr w:type="spellStart"/>
-            <w:r>
-              <w:rPr>
-                <w:lang w:val="en-CA"/>
-              </w:rPr>
-              <w:t>Vintan</w:t>
-            </w:r>
-            <w:proofErr w:type="spellEnd"/>
+              <w:t>Sonia Vintan</w:t>
+            </w:r>
           </w:p>
         </w:tc>
       </w:tr>
@@ -50103,16 +48275,8 @@
               <w:rPr>
                 <w:lang w:val="en-CA"/>
               </w:rPr>
-              <w:t xml:space="preserve">Ceara </w:t>
-            </w:r>
-            <w:proofErr w:type="spellStart"/>
-            <w:r>
-              <w:rPr>
-                <w:lang w:val="en-CA"/>
-              </w:rPr>
-              <w:t>Khoramshani</w:t>
-            </w:r>
-            <w:proofErr w:type="spellEnd"/>
+              <w:t>Ceara Khoramshani</w:t>
+            </w:r>
           </w:p>
         </w:tc>
       </w:tr>
@@ -50416,7 +48580,6 @@
           <w:lang w:val="en-CA"/>
         </w:rPr>
       </w:pPr>
-      <w:proofErr w:type="gramStart"/>
       <w:r>
         <w:rPr>
           <w:b/>
@@ -50424,17 +48587,7 @@
           <w:i/>
           <w:lang w:val="en-CA"/>
         </w:rPr>
-        <w:t>Masters</w:t>
-      </w:r>
-      <w:proofErr w:type="gramEnd"/>
-      <w:r>
-        <w:rPr>
-          <w:b/>
-          <w:bCs/>
-          <w:i/>
-          <w:lang w:val="en-CA"/>
-        </w:rPr>
-        <w:t xml:space="preserve"> Thesis </w:t>
+        <w:t xml:space="preserve">Masters Thesis </w:t>
       </w:r>
     </w:p>
     <w:tbl>
@@ -50557,7 +48710,6 @@
               </w:rPr>
               <w:t xml:space="preserve">Niyati </w:t>
             </w:r>
-            <w:proofErr w:type="spellStart"/>
             <w:r>
               <w:rPr>
                 <w:iCs/>
@@ -50582,7 +48734,6 @@
               </w:rPr>
               <w:t>atel</w:t>
             </w:r>
-            <w:proofErr w:type="spellEnd"/>
             <w:r>
               <w:rPr>
                 <w:lang w:val="en-CA"/>
@@ -50931,7 +49082,6 @@
           <w:lang w:val="en-CA"/>
         </w:rPr>
       </w:pPr>
-      <w:proofErr w:type="gramStart"/>
       <w:r>
         <w:rPr>
           <w:b/>
@@ -50939,17 +49089,7 @@
           <w:i/>
           <w:lang w:val="en-CA"/>
         </w:rPr>
-        <w:t>Masters</w:t>
-      </w:r>
-      <w:proofErr w:type="gramEnd"/>
-      <w:r>
-        <w:rPr>
-          <w:b/>
-          <w:bCs/>
-          <w:i/>
-          <w:lang w:val="en-CA"/>
-        </w:rPr>
-        <w:t xml:space="preserve"> Committees</w:t>
+        <w:t>Masters Committees</w:t>
       </w:r>
     </w:p>
     <w:tbl>
@@ -51988,7 +50128,6 @@
               </w:rPr>
               <w:t xml:space="preserve">. </w:t>
             </w:r>
-            <w:proofErr w:type="spellStart"/>
             <w:r>
               <w:rPr>
                 <w:rFonts w:ascii="Times New Roman" w:hAnsi="Times New Roman" w:cs="Times New Roman"/>
@@ -51999,7 +50138,6 @@
               </w:rPr>
               <w:t>Kachhiyapatel</w:t>
             </w:r>
-            <w:proofErr w:type="spellEnd"/>
             <w:r>
               <w:rPr>
                 <w:rFonts w:ascii="Times New Roman" w:hAnsi="Times New Roman" w:cs="Times New Roman"/>
@@ -52337,29 +50475,7 @@
                 <w:sz w:val="24"/>
                 <w:szCs w:val="24"/>
               </w:rPr>
-              <w:t xml:space="preserve">Honours Thesis Award (for </w:t>
-            </w:r>
-            <w:proofErr w:type="spellStart"/>
-            <w:r>
-              <w:rPr>
-                <w:rFonts w:ascii="Times New Roman" w:hAnsi="Times New Roman" w:cs="Times New Roman"/>
-                <w:iCs/>
-                <w:color w:val="000000"/>
-                <w:sz w:val="24"/>
-                <w:szCs w:val="24"/>
-              </w:rPr>
-              <w:t>Yoonjee</w:t>
-            </w:r>
-            <w:proofErr w:type="spellEnd"/>
-            <w:r>
-              <w:rPr>
-                <w:rFonts w:ascii="Times New Roman" w:hAnsi="Times New Roman" w:cs="Times New Roman"/>
-                <w:iCs/>
-                <w:color w:val="000000"/>
-                <w:sz w:val="24"/>
-                <w:szCs w:val="24"/>
-              </w:rPr>
-              <w:t xml:space="preserve"> Michelle Yeh)</w:t>
+              <w:t>Honours Thesis Award (for Yoonjee Michelle Yeh)</w:t>
             </w:r>
           </w:p>
         </w:tc>
@@ -54333,25 +52449,7 @@
                 <w:color w:val="000000"/>
                 <w:lang w:val="en-CA"/>
               </w:rPr>
-              <w:t xml:space="preserve">Graduate Student Instructor, University of Michigan. Hold two </w:t>
-            </w:r>
-            <w:proofErr w:type="gramStart"/>
-            <w:r>
-              <w:rPr>
-                <w:i/>
-                <w:color w:val="000000"/>
-                <w:lang w:val="en-CA"/>
-              </w:rPr>
-              <w:t>weekly</w:t>
-            </w:r>
-            <w:proofErr w:type="gramEnd"/>
-            <w:r>
-              <w:rPr>
-                <w:i/>
-                <w:color w:val="000000"/>
-                <w:lang w:val="en-CA"/>
-              </w:rPr>
-              <w:t xml:space="preserve"> 2h seminars, created assignments, exams and class activities, graded papers.</w:t>
+              <w:t>Graduate Student Instructor, University of Michigan. Hold two weekly 2h seminars, created assignments, exams and class activities, graded papers.</w:t>
             </w:r>
           </w:p>
         </w:tc>
@@ -54425,25 +52523,7 @@
                 <w:color w:val="000000"/>
                 <w:lang w:val="en-CA"/>
               </w:rPr>
-              <w:t xml:space="preserve">Graduate Student Instructor, University of Michigan. Hold two </w:t>
-            </w:r>
-            <w:proofErr w:type="gramStart"/>
-            <w:r>
-              <w:rPr>
-                <w:i/>
-                <w:color w:val="000000"/>
-                <w:lang w:val="en-CA"/>
-              </w:rPr>
-              <w:t>weekly</w:t>
-            </w:r>
-            <w:proofErr w:type="gramEnd"/>
-            <w:r>
-              <w:rPr>
-                <w:i/>
-                <w:color w:val="000000"/>
-                <w:lang w:val="en-CA"/>
-              </w:rPr>
-              <w:t xml:space="preserve"> 2h seminars, created assignments, exams and class activities, graded papers.</w:t>
+              <w:t>Graduate Student Instructor, University of Michigan. Hold two weekly 2h seminars, created assignments, exams and class activities, graded papers.</w:t>
             </w:r>
           </w:p>
         </w:tc>
@@ -54742,23 +52822,7 @@
                 <w:color w:val="000000"/>
                 <w:lang w:val="en-CA"/>
               </w:rPr>
-              <w:t>Seminar in Cognitive Science (</w:t>
-            </w:r>
-            <w:proofErr w:type="spellStart"/>
-            <w:r>
-              <w:rPr>
-                <w:color w:val="000000"/>
-                <w:lang w:val="en-CA"/>
-              </w:rPr>
-              <w:t>CogSci</w:t>
-            </w:r>
-            <w:proofErr w:type="spellEnd"/>
-            <w:r>
-              <w:rPr>
-                <w:color w:val="000000"/>
-                <w:lang w:val="en-CA"/>
-              </w:rPr>
-              <w:t xml:space="preserve"> 600), Department of Philosophy, Faculty of Arts, University of Waterloo</w:t>
+              <w:t>Seminar in Cognitive Science (CogSci 600), Department of Philosophy, Faculty of Arts, University of Waterloo</w:t>
             </w:r>
           </w:p>
         </w:tc>
@@ -55058,23 +53122,7 @@
                 <w:color w:val="000000"/>
                 <w:lang w:val="en-CA"/>
               </w:rPr>
-              <w:t>Seminar in Cognitive Science (</w:t>
-            </w:r>
-            <w:proofErr w:type="spellStart"/>
-            <w:r>
-              <w:rPr>
-                <w:color w:val="000000"/>
-                <w:lang w:val="en-CA"/>
-              </w:rPr>
-              <w:t>CogSci</w:t>
-            </w:r>
-            <w:proofErr w:type="spellEnd"/>
-            <w:r>
-              <w:rPr>
-                <w:color w:val="000000"/>
-                <w:lang w:val="en-CA"/>
-              </w:rPr>
-              <w:t xml:space="preserve"> 600), Department of Philosophy, Faculty of Arts, University of Waterloo</w:t>
+              <w:t>Seminar in Cognitive Science (CogSci 600), Department of Philosophy, Faculty of Arts, University of Waterloo</w:t>
             </w:r>
           </w:p>
         </w:tc>
@@ -55250,23 +53298,7 @@
                 <w:color w:val="000000"/>
                 <w:lang w:val="en-CA"/>
               </w:rPr>
-              <w:t>Seminar in Cognitive Science (</w:t>
-            </w:r>
-            <w:proofErr w:type="spellStart"/>
-            <w:r>
-              <w:rPr>
-                <w:color w:val="000000"/>
-                <w:lang w:val="en-CA"/>
-              </w:rPr>
-              <w:t>CogSci</w:t>
-            </w:r>
-            <w:proofErr w:type="spellEnd"/>
-            <w:r>
-              <w:rPr>
-                <w:color w:val="000000"/>
-                <w:lang w:val="en-CA"/>
-              </w:rPr>
-              <w:t xml:space="preserve"> 600), Department of Philosophy, Faculty of Arts, University of Waterloo</w:t>
+              <w:t>Seminar in Cognitive Science (CogSci 600), Department of Philosophy, Faculty of Arts, University of Waterloo</w:t>
             </w:r>
           </w:p>
         </w:tc>
@@ -55780,35 +53812,7 @@
               <w:rPr>
                 <w:lang w:val="en-CA"/>
               </w:rPr>
-              <w:t xml:space="preserve">20th European Congress of Psychology Students, </w:t>
-            </w:r>
-            <w:proofErr w:type="spellStart"/>
-            <w:r>
-              <w:rPr>
-                <w:lang w:val="en-CA"/>
-              </w:rPr>
-              <w:t>Spindleruv</w:t>
-            </w:r>
-            <w:proofErr w:type="spellEnd"/>
-            <w:r>
-              <w:rPr>
-                <w:lang w:val="en-CA"/>
-              </w:rPr>
-              <w:t xml:space="preserve"> </w:t>
-            </w:r>
-            <w:proofErr w:type="spellStart"/>
-            <w:r>
-              <w:rPr>
-                <w:lang w:val="en-CA"/>
-              </w:rPr>
-              <w:t>Mlyn</w:t>
-            </w:r>
-            <w:proofErr w:type="spellEnd"/>
-            <w:r>
-              <w:rPr>
-                <w:lang w:val="en-CA"/>
-              </w:rPr>
-              <w:t>, Czech Republic</w:t>
+              <w:t>20th European Congress of Psychology Students, Spindleruv Mlyn, Czech Republic</w:t>
             </w:r>
           </w:p>
         </w:tc>
@@ -56332,23 +54336,7 @@
             <w:rStyle w:val="Hyperlink"/>
             <w:lang w:val="en-CA"/>
           </w:rPr>
-          <w:t xml:space="preserve">It’s not stress that’s killing us, it’s </w:t>
-        </w:r>
-        <w:proofErr w:type="gramStart"/>
-        <w:r>
-          <w:rPr>
-            <w:rStyle w:val="Hyperlink"/>
-            <w:lang w:val="en-CA"/>
-          </w:rPr>
-          <w:t>hate</w:t>
-        </w:r>
-        <w:proofErr w:type="gramEnd"/>
-        <w:r>
-          <w:rPr>
-            <w:rStyle w:val="Hyperlink"/>
-            <w:lang w:val="en-CA"/>
-          </w:rPr>
-          <w:t>: Maybe mindfulness can help</w:t>
+          <w:t>It’s not stress that’s killing us, it’s hate: Maybe mindfulness can help</w:t>
         </w:r>
       </w:hyperlink>
       <w:r>
@@ -56810,40 +54798,27 @@
           <w:i/>
           <w:iCs/>
         </w:rPr>
-        <w:t xml:space="preserve">Public </w:t>
-      </w:r>
-      <w:proofErr w:type="spellStart"/>
+        <w:t>Public lectures</w:t>
+      </w:r>
       <w:r>
         <w:rPr>
           <w:b/>
           <w:bCs/>
           <w:i/>
           <w:iCs/>
-        </w:rPr>
-        <w:t>lectures</w:t>
-      </w:r>
-      <w:proofErr w:type="spellEnd"/>
+          <w:lang w:val="en-CA"/>
+        </w:rPr>
+        <w:t xml:space="preserve"> &amp; </w:t>
+      </w:r>
       <w:r>
         <w:rPr>
           <w:b/>
           <w:bCs/>
           <w:i/>
           <w:iCs/>
-          <w:lang w:val="en-CA"/>
-        </w:rPr>
-        <w:t xml:space="preserve"> &amp; </w:t>
-      </w:r>
-      <w:proofErr w:type="spellStart"/>
-      <w:r>
-        <w:rPr>
-          <w:b/>
-          <w:bCs/>
-          <w:i/>
-          <w:iCs/>
         </w:rPr>
         <w:t>workshops</w:t>
       </w:r>
-      <w:proofErr w:type="spellEnd"/>
     </w:p>
     <w:tbl>
       <w:tblPr>
@@ -56915,19 +54890,11 @@
               </w:rPr>
               <w:t>“</w:t>
             </w:r>
-            <w:proofErr w:type="spellStart"/>
-            <w:r>
-              <w:rPr>
-                <w:lang w:val="en-CA"/>
-              </w:rPr>
-              <w:t>Futurecasting</w:t>
-            </w:r>
-            <w:proofErr w:type="spellEnd"/>
-            <w:r>
-              <w:rPr>
-                <w:lang w:val="en-CA"/>
-              </w:rPr>
-              <w:t>: How Well Can We Predict Societal Change?</w:t>
+            <w:r>
+              <w:rPr>
+                <w:lang w:val="en-CA"/>
+              </w:rPr>
+              <w:t>Futurecasting: How Well Can We Predict Societal Change?</w:t>
             </w:r>
             <w:r>
               <w:rPr>
@@ -57389,7 +55356,6 @@
               </w:rPr>
             </w:pPr>
             <w:hyperlink r:id="rId66" w:history="1">
-              <w:proofErr w:type="spellStart"/>
               <w:r>
                 <w:rPr>
                   <w:rStyle w:val="Hyperlink"/>
@@ -57397,7 +55363,6 @@
                 </w:rPr>
                 <w:t>BuzzRobot</w:t>
               </w:r>
-              <w:proofErr w:type="spellEnd"/>
             </w:hyperlink>
             <w:r>
               <w:rPr>
@@ -57467,14 +55432,12 @@
               </w:rPr>
               <w:t xml:space="preserve">,” </w:t>
             </w:r>
-            <w:proofErr w:type="spellStart"/>
             <w:r>
               <w:rPr>
                 <w:lang w:val="en-CA"/>
               </w:rPr>
               <w:t>Ploutos</w:t>
             </w:r>
-            <w:proofErr w:type="spellEnd"/>
             <w:r>
               <w:rPr>
                 <w:lang w:val="en-CA"/>
@@ -57883,37 +55846,12 @@
                 <w:lang w:val="en-CA"/>
               </w:rPr>
             </w:pPr>
-            <w:proofErr w:type="spellStart"/>
             <w:r>
               <w:rPr>
                 <w:bCs/>
                 <w:lang w:val="en-CA"/>
               </w:rPr>
-              <w:t>Auslandstreffen</w:t>
-            </w:r>
-            <w:proofErr w:type="spellEnd"/>
-            <w:r>
-              <w:rPr>
-                <w:bCs/>
-                <w:lang w:val="en-CA"/>
-              </w:rPr>
-              <w:t xml:space="preserve"> der </w:t>
-            </w:r>
-            <w:proofErr w:type="spellStart"/>
-            <w:r>
-              <w:rPr>
-                <w:bCs/>
-                <w:lang w:val="en-CA"/>
-              </w:rPr>
-              <w:t>Studienstiftung</w:t>
-            </w:r>
-            <w:proofErr w:type="spellEnd"/>
-            <w:r>
-              <w:rPr>
-                <w:bCs/>
-                <w:lang w:val="en-CA"/>
-              </w:rPr>
-              <w:t xml:space="preserve"> Kanada [meeting of the fellows of the German National Academic Foundation], Goethe Institute, Montreal, Canada</w:t>
+              <w:t>Auslandstreffen der Studienstiftung Kanada [meeting of the fellows of the German National Academic Foundation], Goethe Institute, Montreal, Canada</w:t>
             </w:r>
           </w:p>
         </w:tc>
@@ -61880,25 +59818,7 @@
           <w:iCs/>
           <w:lang w:eastAsia="en-CA"/>
         </w:rPr>
-        <w:t xml:space="preserve">Grant </w:t>
-      </w:r>
-      <w:proofErr w:type="spellStart"/>
-      <w:r>
-        <w:rPr>
-          <w:b/>
-          <w:iCs/>
-          <w:lang w:eastAsia="en-CA"/>
-        </w:rPr>
-        <w:t>reviewing</w:t>
-      </w:r>
-      <w:proofErr w:type="spellEnd"/>
-      <w:r>
-        <w:rPr>
-          <w:b/>
-          <w:iCs/>
-          <w:lang w:eastAsia="en-CA"/>
-        </w:rPr>
-        <w:t xml:space="preserve"> </w:t>
+        <w:t xml:space="preserve">Grant reviewing </w:t>
       </w:r>
     </w:p>
     <w:tbl>
@@ -64040,21 +61960,7 @@
               <w:rPr>
                 <w:lang w:val="en-CA" w:eastAsia="en-CA"/>
               </w:rPr>
-              <w:t xml:space="preserve">The </w:t>
-            </w:r>
-            <w:proofErr w:type="gramStart"/>
-            <w:r>
-              <w:rPr>
-                <w:lang w:val="en-CA" w:eastAsia="en-CA"/>
-              </w:rPr>
-              <w:t>German-Israeli</w:t>
-            </w:r>
-            <w:proofErr w:type="gramEnd"/>
-            <w:r>
-              <w:rPr>
-                <w:lang w:val="en-CA" w:eastAsia="en-CA"/>
-              </w:rPr>
-              <w:t xml:space="preserve"> Foundation for Scientific Research </w:t>
+              <w:t xml:space="preserve">The German-Israeli Foundation for Scientific Research </w:t>
             </w:r>
             <w:bookmarkEnd w:id="102"/>
           </w:p>
@@ -72536,15 +70442,6 @@
 </file>
 
 <file path=customXml/item1.xml><?xml version="1.0" encoding="utf-8"?>
-<?mso-contentType ?>
-<FormTemplates xmlns="http://schemas.microsoft.com/sharepoint/v3/contenttype/forms">
-  <Display>DocumentLibraryForm</Display>
-  <Edit>DocumentLibraryForm</Edit>
-  <New>DocumentLibraryForm</New>
-</FormTemplates>
-</file>
-
-<file path=customXml/item2.xml><?xml version="1.0" encoding="utf-8"?>
 <ct:contentTypeSchema xmlns:ct="http://schemas.microsoft.com/office/2006/metadata/contentType" xmlns:ma="http://schemas.microsoft.com/office/2006/metadata/properties/metaAttributes" ct:_="" ma:_="" ma:contentTypeName="Document" ma:contentTypeID="0x01010040598E2033F12F4D9D0EEBDED9F3ADA5" ma:contentTypeVersion="7" ma:contentTypeDescription="Create a new document." ma:contentTypeScope="" ma:versionID="0d4008b07a6729e85722b63fec859166">
   <xsd:schema xmlns:xsd="http://www.w3.org/2001/XMLSchema" xmlns:xs="http://www.w3.org/2001/XMLSchema" xmlns:p="http://schemas.microsoft.com/office/2006/metadata/properties" xmlns:ns3="4511dc72-d8d5-4bc7-8b3d-c01cb3484cf5" xmlns:ns4="685d2eaa-65a0-49a5-8d7f-6db299f42190" targetNamespace="http://schemas.microsoft.com/office/2006/metadata/properties" ma:root="true" ma:fieldsID="8df630411b1f610a7f173bb411967da6" ns3:_="" ns4:_="">
     <xsd:import namespace="4511dc72-d8d5-4bc7-8b3d-c01cb3484cf5"/>
@@ -72729,8 +70626,17 @@
 </ct:contentTypeSchema>
 </file>
 
+<file path=customXml/item2.xml><?xml version="1.0" encoding="utf-8"?>
+<b:Sources xmlns:b="http://schemas.openxmlformats.org/officeDocument/2006/bibliography" xmlns="http://schemas.openxmlformats.org/officeDocument/2006/bibliography" SelectedStyle="\APA.XSL" StyleName="APA"/>
+</file>
+
 <file path=customXml/item3.xml><?xml version="1.0" encoding="utf-8"?>
-<b:Sources xmlns:b="http://schemas.openxmlformats.org/officeDocument/2006/bibliography" xmlns="http://schemas.openxmlformats.org/officeDocument/2006/bibliography" SelectedStyle="\APA.XSL" StyleName="APA"/>
+<?mso-contentType ?>
+<FormTemplates xmlns="http://schemas.microsoft.com/sharepoint/v3/contenttype/forms">
+  <Display>DocumentLibraryForm</Display>
+  <Edit>DocumentLibraryForm</Edit>
+  <New>DocumentLibraryForm</New>
+</FormTemplates>
 </file>
 
 <file path=customXml/item4.xml><?xml version="1.0" encoding="utf-8"?>
@@ -72740,14 +70646,6 @@
 </file>
 
 <file path=customXml/itemProps1.xml><?xml version="1.0" encoding="utf-8"?>
-<ds:datastoreItem xmlns:ds="http://schemas.openxmlformats.org/officeDocument/2006/customXml" ds:itemID="{A6DE2CEB-D0DC-4A0B-A0CB-4C6D4D3893B7}">
-  <ds:schemaRefs>
-    <ds:schemaRef ds:uri="http://schemas.microsoft.com/sharepoint/v3/contenttype/forms"/>
-  </ds:schemaRefs>
-</ds:datastoreItem>
-</file>
-
-<file path=customXml/itemProps2.xml><?xml version="1.0" encoding="utf-8"?>
 <ds:datastoreItem xmlns:ds="http://schemas.openxmlformats.org/officeDocument/2006/customXml" ds:itemID="{6EF0D6D3-0359-4D1F-96B7-0DCD36C390FE}">
   <ds:schemaRefs>
     <ds:schemaRef ds:uri="http://schemas.microsoft.com/office/2006/metadata/contentType"/>
@@ -72766,10 +70664,18 @@
 </ds:datastoreItem>
 </file>
 
-<file path=customXml/itemProps3.xml><?xml version="1.0" encoding="utf-8"?>
+<file path=customXml/itemProps2.xml><?xml version="1.0" encoding="utf-8"?>
 <ds:datastoreItem xmlns:ds="http://schemas.openxmlformats.org/officeDocument/2006/customXml" ds:itemID="{FEAEA024-33A0-412C-ADAB-86C9F2F91C6F}">
   <ds:schemaRefs>
     <ds:schemaRef ds:uri="http://schemas.openxmlformats.org/officeDocument/2006/bibliography"/>
+  </ds:schemaRefs>
+</ds:datastoreItem>
+</file>
+
+<file path=customXml/itemProps3.xml><?xml version="1.0" encoding="utf-8"?>
+<ds:datastoreItem xmlns:ds="http://schemas.openxmlformats.org/officeDocument/2006/customXml" ds:itemID="{A6DE2CEB-D0DC-4A0B-A0CB-4C6D4D3893B7}">
+  <ds:schemaRefs>
+    <ds:schemaRef ds:uri="http://schemas.microsoft.com/sharepoint/v3/contenttype/forms"/>
   </ds:schemaRefs>
 </ds:datastoreItem>
 </file>

--- a/CV_Grossmann.docx
+++ b/CV_Grossmann.docx
@@ -231,7 +231,15 @@
           <w:color w:val="000000"/>
           <w:lang w:val="en-CA"/>
         </w:rPr>
-        <w:t>546</w:t>
+        <w:t>5</w:t>
+      </w:r>
+      <w:r>
+        <w:rPr>
+          <w:bCs/>
+          <w:color w:val="000000"/>
+          <w:lang w:val="en-CA"/>
+        </w:rPr>
+        <w:t>75</w:t>
       </w:r>
       <w:r>
         <w:rPr>
@@ -70442,6 +70450,19 @@
 </file>
 
 <file path=customXml/item1.xml><?xml version="1.0" encoding="utf-8"?>
+<b:Sources xmlns:b="http://schemas.openxmlformats.org/officeDocument/2006/bibliography" xmlns="http://schemas.openxmlformats.org/officeDocument/2006/bibliography" SelectedStyle="\APA.XSL" StyleName="APA"/>
+</file>
+
+<file path=customXml/item2.xml><?xml version="1.0" encoding="utf-8"?>
+<?mso-contentType ?>
+<FormTemplates xmlns="http://schemas.microsoft.com/sharepoint/v3/contenttype/forms">
+  <Display>DocumentLibraryForm</Display>
+  <Edit>DocumentLibraryForm</Edit>
+  <New>DocumentLibraryForm</New>
+</FormTemplates>
+</file>
+
+<file path=customXml/item3.xml><?xml version="1.0" encoding="utf-8"?>
 <ct:contentTypeSchema xmlns:ct="http://schemas.microsoft.com/office/2006/metadata/contentType" xmlns:ma="http://schemas.microsoft.com/office/2006/metadata/properties/metaAttributes" ct:_="" ma:_="" ma:contentTypeName="Document" ma:contentTypeID="0x01010040598E2033F12F4D9D0EEBDED9F3ADA5" ma:contentTypeVersion="7" ma:contentTypeDescription="Create a new document." ma:contentTypeScope="" ma:versionID="0d4008b07a6729e85722b63fec859166">
   <xsd:schema xmlns:xsd="http://www.w3.org/2001/XMLSchema" xmlns:xs="http://www.w3.org/2001/XMLSchema" xmlns:p="http://schemas.microsoft.com/office/2006/metadata/properties" xmlns:ns3="4511dc72-d8d5-4bc7-8b3d-c01cb3484cf5" xmlns:ns4="685d2eaa-65a0-49a5-8d7f-6db299f42190" targetNamespace="http://schemas.microsoft.com/office/2006/metadata/properties" ma:root="true" ma:fieldsID="8df630411b1f610a7f173bb411967da6" ns3:_="" ns4:_="">
     <xsd:import namespace="4511dc72-d8d5-4bc7-8b3d-c01cb3484cf5"/>
@@ -70626,19 +70647,6 @@
 </ct:contentTypeSchema>
 </file>
 
-<file path=customXml/item2.xml><?xml version="1.0" encoding="utf-8"?>
-<b:Sources xmlns:b="http://schemas.openxmlformats.org/officeDocument/2006/bibliography" xmlns="http://schemas.openxmlformats.org/officeDocument/2006/bibliography" SelectedStyle="\APA.XSL" StyleName="APA"/>
-</file>
-
-<file path=customXml/item3.xml><?xml version="1.0" encoding="utf-8"?>
-<?mso-contentType ?>
-<FormTemplates xmlns="http://schemas.microsoft.com/sharepoint/v3/contenttype/forms">
-  <Display>DocumentLibraryForm</Display>
-  <Edit>DocumentLibraryForm</Edit>
-  <New>DocumentLibraryForm</New>
-</FormTemplates>
-</file>
-
 <file path=customXml/item4.xml><?xml version="1.0" encoding="utf-8"?>
 <p:properties xmlns:p="http://schemas.microsoft.com/office/2006/metadata/properties" xmlns:xsi="http://www.w3.org/2001/XMLSchema-instance" xmlns:pc="http://schemas.microsoft.com/office/infopath/2007/PartnerControls">
   <documentManagement/>
@@ -70646,6 +70654,22 @@
 </file>
 
 <file path=customXml/itemProps1.xml><?xml version="1.0" encoding="utf-8"?>
+<ds:datastoreItem xmlns:ds="http://schemas.openxmlformats.org/officeDocument/2006/customXml" ds:itemID="{FEAEA024-33A0-412C-ADAB-86C9F2F91C6F}">
+  <ds:schemaRefs>
+    <ds:schemaRef ds:uri="http://schemas.openxmlformats.org/officeDocument/2006/bibliography"/>
+  </ds:schemaRefs>
+</ds:datastoreItem>
+</file>
+
+<file path=customXml/itemProps2.xml><?xml version="1.0" encoding="utf-8"?>
+<ds:datastoreItem xmlns:ds="http://schemas.openxmlformats.org/officeDocument/2006/customXml" ds:itemID="{A6DE2CEB-D0DC-4A0B-A0CB-4C6D4D3893B7}">
+  <ds:schemaRefs>
+    <ds:schemaRef ds:uri="http://schemas.microsoft.com/sharepoint/v3/contenttype/forms"/>
+  </ds:schemaRefs>
+</ds:datastoreItem>
+</file>
+
+<file path=customXml/itemProps3.xml><?xml version="1.0" encoding="utf-8"?>
 <ds:datastoreItem xmlns:ds="http://schemas.openxmlformats.org/officeDocument/2006/customXml" ds:itemID="{6EF0D6D3-0359-4D1F-96B7-0DCD36C390FE}">
   <ds:schemaRefs>
     <ds:schemaRef ds:uri="http://schemas.microsoft.com/office/2006/metadata/contentType"/>
@@ -70664,22 +70688,6 @@
 </ds:datastoreItem>
 </file>
 
-<file path=customXml/itemProps2.xml><?xml version="1.0" encoding="utf-8"?>
-<ds:datastoreItem xmlns:ds="http://schemas.openxmlformats.org/officeDocument/2006/customXml" ds:itemID="{FEAEA024-33A0-412C-ADAB-86C9F2F91C6F}">
-  <ds:schemaRefs>
-    <ds:schemaRef ds:uri="http://schemas.openxmlformats.org/officeDocument/2006/bibliography"/>
-  </ds:schemaRefs>
-</ds:datastoreItem>
-</file>
-
-<file path=customXml/itemProps3.xml><?xml version="1.0" encoding="utf-8"?>
-<ds:datastoreItem xmlns:ds="http://schemas.openxmlformats.org/officeDocument/2006/customXml" ds:itemID="{A6DE2CEB-D0DC-4A0B-A0CB-4C6D4D3893B7}">
-  <ds:schemaRefs>
-    <ds:schemaRef ds:uri="http://schemas.microsoft.com/sharepoint/v3/contenttype/forms"/>
-  </ds:schemaRefs>
-</ds:datastoreItem>
-</file>
-
 <file path=customXml/itemProps4.xml><?xml version="1.0" encoding="utf-8"?>
 <ds:datastoreItem xmlns:ds="http://schemas.openxmlformats.org/officeDocument/2006/customXml" ds:itemID="{368F45FA-2064-4BEF-8113-7B8B062FA5D7}">
   <ds:schemaRefs>

--- a/CV_Grossmann.docx
+++ b/CV_Grossmann.docx
@@ -239,7 +239,7 @@
           <w:color w:val="000000"/>
           <w:lang w:val="en-CA"/>
         </w:rPr>
-        <w:t>75</w:t>
+        <w:t>87</w:t>
       </w:r>
       <w:r>
         <w:rPr>
@@ -62099,6 +62099,107 @@
         <w:gridCol w:w="1744"/>
         <w:gridCol w:w="8594"/>
       </w:tblGrid>
+      <w:tr>
+        <w:trPr>
+          <w:trHeight w:val="16"/>
+        </w:trPr>
+        <w:tc>
+          <w:tcPr>
+            <w:tcW w:w="1744" w:type="dxa"/>
+          </w:tcPr>
+          <w:p>
+            <w:pPr>
+              <w:widowControl w:val="0"/>
+              <w:autoSpaceDE w:val="0"/>
+              <w:autoSpaceDN w:val="0"/>
+              <w:adjustRightInd w:val="0"/>
+              <w:rPr>
+                <w:color w:val="000000"/>
+                <w:lang w:val="en-CA" w:eastAsia="en-CA"/>
+              </w:rPr>
+            </w:pPr>
+            <w:r>
+              <w:rPr>
+                <w:color w:val="000000"/>
+                <w:lang w:val="en-CA" w:eastAsia="en-CA"/>
+              </w:rPr>
+              <w:t xml:space="preserve">2026 </w:t>
+            </w:r>
+            <w:r>
+              <w:rPr>
+                <w:lang w:val="en-CA" w:eastAsia="en-CA"/>
+              </w:rPr>
+              <w:t>–</w:t>
+            </w:r>
+            <w:r>
+              <w:rPr>
+                <w:color w:val="000000"/>
+                <w:lang w:val="en-CA" w:eastAsia="en-CA"/>
+              </w:rPr>
+              <w:t xml:space="preserve"> </w:t>
+            </w:r>
+            <w:r>
+              <w:rPr>
+                <w:color w:val="000000"/>
+                <w:lang w:val="en-CA" w:eastAsia="en-CA"/>
+              </w:rPr>
+              <w:t>now</w:t>
+            </w:r>
+          </w:p>
+        </w:tc>
+        <w:tc>
+          <w:tcPr>
+            <w:tcW w:w="8594" w:type="dxa"/>
+          </w:tcPr>
+          <w:p>
+            <w:pPr>
+              <w:widowControl w:val="0"/>
+              <w:autoSpaceDE w:val="0"/>
+              <w:autoSpaceDN w:val="0"/>
+              <w:adjustRightInd w:val="0"/>
+              <w:rPr>
+                <w:lang w:val="en-CA" w:eastAsia="en-CA"/>
+              </w:rPr>
+            </w:pPr>
+            <w:r>
+              <w:rPr>
+                <w:lang w:eastAsia="en-CA"/>
+              </w:rPr>
+              <w:t>Centre for Wisdom in Leadership</w:t>
+            </w:r>
+            <w:r>
+              <w:rPr>
+                <w:lang w:eastAsia="en-CA"/>
+              </w:rPr>
+              <w:t xml:space="preserve">, </w:t>
+            </w:r>
+            <w:r>
+              <w:rPr>
+                <w:lang w:eastAsia="en-CA"/>
+              </w:rPr>
+              <w:t xml:space="preserve">SP Jain </w:t>
+            </w:r>
+            <w:r>
+              <w:rPr>
+                <w:lang w:eastAsia="en-CA"/>
+              </w:rPr>
+              <w:t>Ins</w:t>
+            </w:r>
+            <w:r>
+              <w:rPr>
+                <w:lang w:val="en-CA" w:eastAsia="en-CA"/>
+              </w:rPr>
+              <w:t>titute of Managament</w:t>
+            </w:r>
+            <w:r>
+              <w:rPr>
+                <w:lang w:val="en-CA" w:eastAsia="en-CA"/>
+              </w:rPr>
+              <w:t xml:space="preserve"> and Research</w:t>
+            </w:r>
+          </w:p>
+        </w:tc>
+      </w:tr>
       <w:tr>
         <w:trPr>
           <w:trHeight w:val="16"/>
@@ -62743,7 +62844,7 @@
         <w:szCs w:val="22"/>
         <w:lang w:val="en-US"/>
       </w:rPr>
-      <w:t>8</w:t>
+      <w:t>9</w:t>
     </w:r>
     <w:r>
       <w:rPr>
@@ -69809,7 +69910,6 @@
   <w:style w:type="character" w:default="1" w:styleId="DefaultParagraphFont">
     <w:name w:val="Default Paragraph Font"/>
     <w:uiPriority w:val="1"/>
-    <w:semiHidden/>
     <w:unhideWhenUsed/>
   </w:style>
   <w:style w:type="table" w:default="1" w:styleId="TableNormal">
@@ -70450,19 +70550,6 @@
 </file>
 
 <file path=customXml/item1.xml><?xml version="1.0" encoding="utf-8"?>
-<b:Sources xmlns:b="http://schemas.openxmlformats.org/officeDocument/2006/bibliography" xmlns="http://schemas.openxmlformats.org/officeDocument/2006/bibliography" SelectedStyle="\APA.XSL" StyleName="APA"/>
-</file>
-
-<file path=customXml/item2.xml><?xml version="1.0" encoding="utf-8"?>
-<?mso-contentType ?>
-<FormTemplates xmlns="http://schemas.microsoft.com/sharepoint/v3/contenttype/forms">
-  <Display>DocumentLibraryForm</Display>
-  <Edit>DocumentLibraryForm</Edit>
-  <New>DocumentLibraryForm</New>
-</FormTemplates>
-</file>
-
-<file path=customXml/item3.xml><?xml version="1.0" encoding="utf-8"?>
 <ct:contentTypeSchema xmlns:ct="http://schemas.microsoft.com/office/2006/metadata/contentType" xmlns:ma="http://schemas.microsoft.com/office/2006/metadata/properties/metaAttributes" ct:_="" ma:_="" ma:contentTypeName="Document" ma:contentTypeID="0x01010040598E2033F12F4D9D0EEBDED9F3ADA5" ma:contentTypeVersion="7" ma:contentTypeDescription="Create a new document." ma:contentTypeScope="" ma:versionID="0d4008b07a6729e85722b63fec859166">
   <xsd:schema xmlns:xsd="http://www.w3.org/2001/XMLSchema" xmlns:xs="http://www.w3.org/2001/XMLSchema" xmlns:p="http://schemas.microsoft.com/office/2006/metadata/properties" xmlns:ns3="4511dc72-d8d5-4bc7-8b3d-c01cb3484cf5" xmlns:ns4="685d2eaa-65a0-49a5-8d7f-6db299f42190" targetNamespace="http://schemas.microsoft.com/office/2006/metadata/properties" ma:root="true" ma:fieldsID="8df630411b1f610a7f173bb411967da6" ns3:_="" ns4:_="">
     <xsd:import namespace="4511dc72-d8d5-4bc7-8b3d-c01cb3484cf5"/>
@@ -70647,29 +70734,26 @@
 </ct:contentTypeSchema>
 </file>
 
-<file path=customXml/item4.xml><?xml version="1.0" encoding="utf-8"?>
+<file path=customXml/item2.xml><?xml version="1.0" encoding="utf-8"?>
+<b:Sources xmlns:b="http://schemas.openxmlformats.org/officeDocument/2006/bibliography" xmlns="http://schemas.openxmlformats.org/officeDocument/2006/bibliography" SelectedStyle="\APA.XSL" StyleName="APA"/>
+</file>
+
+<file path=customXml/item3.xml><?xml version="1.0" encoding="utf-8"?>
 <p:properties xmlns:p="http://schemas.microsoft.com/office/2006/metadata/properties" xmlns:xsi="http://www.w3.org/2001/XMLSchema-instance" xmlns:pc="http://schemas.microsoft.com/office/infopath/2007/PartnerControls">
   <documentManagement/>
 </p:properties>
 </file>
 
-<file path=customXml/itemProps1.xml><?xml version="1.0" encoding="utf-8"?>
-<ds:datastoreItem xmlns:ds="http://schemas.openxmlformats.org/officeDocument/2006/customXml" ds:itemID="{FEAEA024-33A0-412C-ADAB-86C9F2F91C6F}">
-  <ds:schemaRefs>
-    <ds:schemaRef ds:uri="http://schemas.openxmlformats.org/officeDocument/2006/bibliography"/>
-  </ds:schemaRefs>
-</ds:datastoreItem>
+<file path=customXml/item4.xml><?xml version="1.0" encoding="utf-8"?>
+<?mso-contentType ?>
+<FormTemplates xmlns="http://schemas.microsoft.com/sharepoint/v3/contenttype/forms">
+  <Display>DocumentLibraryForm</Display>
+  <Edit>DocumentLibraryForm</Edit>
+  <New>DocumentLibraryForm</New>
+</FormTemplates>
 </file>
 
-<file path=customXml/itemProps2.xml><?xml version="1.0" encoding="utf-8"?>
-<ds:datastoreItem xmlns:ds="http://schemas.openxmlformats.org/officeDocument/2006/customXml" ds:itemID="{A6DE2CEB-D0DC-4A0B-A0CB-4C6D4D3893B7}">
-  <ds:schemaRefs>
-    <ds:schemaRef ds:uri="http://schemas.microsoft.com/sharepoint/v3/contenttype/forms"/>
-  </ds:schemaRefs>
-</ds:datastoreItem>
-</file>
-
-<file path=customXml/itemProps3.xml><?xml version="1.0" encoding="utf-8"?>
+<file path=customXml/itemProps1.xml><?xml version="1.0" encoding="utf-8"?>
 <ds:datastoreItem xmlns:ds="http://schemas.openxmlformats.org/officeDocument/2006/customXml" ds:itemID="{6EF0D6D3-0359-4D1F-96B7-0DCD36C390FE}">
   <ds:schemaRefs>
     <ds:schemaRef ds:uri="http://schemas.microsoft.com/office/2006/metadata/contentType"/>
@@ -70688,11 +70772,27 @@
 </ds:datastoreItem>
 </file>
 
-<file path=customXml/itemProps4.xml><?xml version="1.0" encoding="utf-8"?>
+<file path=customXml/itemProps2.xml><?xml version="1.0" encoding="utf-8"?>
+<ds:datastoreItem xmlns:ds="http://schemas.openxmlformats.org/officeDocument/2006/customXml" ds:itemID="{FEAEA024-33A0-412C-ADAB-86C9F2F91C6F}">
+  <ds:schemaRefs>
+    <ds:schemaRef ds:uri="http://schemas.openxmlformats.org/officeDocument/2006/bibliography"/>
+  </ds:schemaRefs>
+</ds:datastoreItem>
+</file>
+
+<file path=customXml/itemProps3.xml><?xml version="1.0" encoding="utf-8"?>
 <ds:datastoreItem xmlns:ds="http://schemas.openxmlformats.org/officeDocument/2006/customXml" ds:itemID="{368F45FA-2064-4BEF-8113-7B8B062FA5D7}">
   <ds:schemaRefs>
     <ds:schemaRef ds:uri="http://schemas.microsoft.com/office/2006/metadata/properties"/>
     <ds:schemaRef ds:uri="http://schemas.microsoft.com/office/infopath/2007/PartnerControls"/>
+  </ds:schemaRefs>
+</ds:datastoreItem>
+</file>
+
+<file path=customXml/itemProps4.xml><?xml version="1.0" encoding="utf-8"?>
+<ds:datastoreItem xmlns:ds="http://schemas.openxmlformats.org/officeDocument/2006/customXml" ds:itemID="{A6DE2CEB-D0DC-4A0B-A0CB-4C6D4D3893B7}">
+  <ds:schemaRefs>
+    <ds:schemaRef ds:uri="http://schemas.microsoft.com/sharepoint/v3/contenttype/forms"/>
   </ds:schemaRefs>
 </ds:datastoreItem>
 </file>

--- a/CV_Grossmann.docx
+++ b/CV_Grossmann.docx
@@ -241,7 +241,7 @@
           <w:color w:val="000000"/>
           <w:lang w:val="en-CA"/>
         </w:rPr>
-        <w:t>62</w:t>
+        <w:t>6</w:t>
       </w:r>
       <w:r>
         <w:rPr>
@@ -249,7 +249,7 @@
           <w:color w:val="000000"/>
           <w:lang w:val="en-CA"/>
         </w:rPr>
-        <w:t>7</w:t>
+        <w:t>54</w:t>
       </w:r>
       <w:r>
         <w:rPr>
@@ -945,25 +945,7 @@
                 <w:color w:val="000000"/>
                 <w:lang w:val="de-DE"/>
               </w:rPr>
-              <w:t xml:space="preserve">Vordiplom (B.S. </w:t>
-            </w:r>
-            <w:proofErr w:type="spellStart"/>
-            <w:r>
-              <w:rPr>
-                <w:iCs/>
-                <w:color w:val="000000"/>
-                <w:lang w:val="de-DE"/>
-              </w:rPr>
-              <w:t>equivalent</w:t>
-            </w:r>
-            <w:proofErr w:type="spellEnd"/>
-            <w:r>
-              <w:rPr>
-                <w:iCs/>
-                <w:color w:val="000000"/>
-                <w:lang w:val="de-DE"/>
-              </w:rPr>
-              <w:t>), Psychology, Albert-Ludwigs-Universität Freiburg, Germany</w:t>
+              <w:t>Vordiplom (B.S. equivalent), Psychology, Albert-Ludwigs-Universität Freiburg, Germany</w:t>
             </w:r>
           </w:p>
         </w:tc>
@@ -2247,23 +2229,7 @@
           <w:iCs/>
           <w:lang w:val="en-CA"/>
         </w:rPr>
-        <w:t xml:space="preserve">Stavropoulos, A., Crone, D. L., &amp; Grossmann, I. (2024). Shadows of wisdom: Classifying meta-cognitive and </w:t>
-      </w:r>
-      <w:proofErr w:type="gramStart"/>
-      <w:r>
-        <w:rPr>
-          <w:iCs/>
-          <w:lang w:val="en-CA"/>
-        </w:rPr>
-        <w:t>morally-grounded</w:t>
-      </w:r>
-      <w:proofErr w:type="gramEnd"/>
-      <w:r>
-        <w:rPr>
-          <w:iCs/>
-          <w:lang w:val="en-CA"/>
-        </w:rPr>
-        <w:t xml:space="preserve"> narrative content via large language models. </w:t>
+        <w:t xml:space="preserve">Stavropoulos, A., Crone, D. L., &amp; Grossmann, I. (2024). Shadows of wisdom: Classifying meta-cognitive and morally-grounded narrative content via large language models. </w:t>
       </w:r>
       <w:r>
         <w:rPr>
@@ -2421,23 +2387,7 @@
           <w:iCs/>
           <w:lang w:val="en-CA"/>
         </w:rPr>
-        <w:t>, 1, 524–536. *</w:t>
-      </w:r>
-      <w:proofErr w:type="gramStart"/>
-      <w:r>
-        <w:rPr>
-          <w:iCs/>
-          <w:lang w:val="en-CA"/>
-        </w:rPr>
-        <w:t>corresponding</w:t>
-      </w:r>
-      <w:proofErr w:type="gramEnd"/>
-      <w:r>
-        <w:rPr>
-          <w:iCs/>
-          <w:lang w:val="en-CA"/>
-        </w:rPr>
-        <w:t xml:space="preserve"> author</w:t>
+        <w:t>, 1, 524–536. *corresponding author</w:t>
       </w:r>
     </w:p>
     <w:p>
@@ -2828,7 +2778,6 @@
         <w:t xml:space="preserve">, </w:t>
       </w:r>
       <w:hyperlink r:id="rId19" w:history="1">
-        <w:proofErr w:type="spellStart"/>
         <w:r>
           <w:rPr>
             <w:rStyle w:val="Hyperlink"/>
@@ -2836,17 +2785,7 @@
             <w:iCs/>
             <w:lang w:val="en-CA"/>
           </w:rPr>
-          <w:t>Futurescape</w:t>
-        </w:r>
-        <w:proofErr w:type="spellEnd"/>
-        <w:r>
-          <w:rPr>
-            <w:rStyle w:val="Hyperlink"/>
-            <w:i/>
-            <w:iCs/>
-            <w:lang w:val="en-CA"/>
-          </w:rPr>
-          <w:t xml:space="preserve"> Project</w:t>
+          <w:t>Futurescape Project</w:t>
         </w:r>
       </w:hyperlink>
       <w:r>
@@ -2868,7 +2807,6 @@
         <w:t xml:space="preserve">–present) – foresight and forecasting of societal change, including the </w:t>
       </w:r>
       <w:hyperlink r:id="rId20" w:history="1">
-        <w:proofErr w:type="spellStart"/>
         <w:r>
           <w:rPr>
             <w:rStyle w:val="Hyperlink"/>
@@ -2878,7 +2816,6 @@
           </w:rPr>
           <w:t>WorldAfterCOVID</w:t>
         </w:r>
-        <w:proofErr w:type="spellEnd"/>
       </w:hyperlink>
       <w:r>
         <w:rPr>
@@ -3405,59 +3342,8 @@
           <w:i/>
           <w:iCs/>
         </w:rPr>
-        <w:t xml:space="preserve">Professional </w:t>
-      </w:r>
-      <w:proofErr w:type="spellStart"/>
-      <w:r>
-        <w:rPr>
-          <w:b/>
-          <w:bCs/>
-          <w:i/>
-          <w:iCs/>
-        </w:rPr>
-        <w:t>governance</w:t>
-      </w:r>
-      <w:proofErr w:type="spellEnd"/>
-      <w:r>
-        <w:rPr>
-          <w:b/>
-          <w:bCs/>
-          <w:i/>
-          <w:iCs/>
-        </w:rPr>
-        <w:t xml:space="preserve"> &amp; </w:t>
-      </w:r>
-      <w:proofErr w:type="spellStart"/>
-      <w:r>
-        <w:rPr>
-          <w:b/>
-          <w:bCs/>
-          <w:i/>
-          <w:iCs/>
-        </w:rPr>
-        <w:t>field</w:t>
-      </w:r>
-      <w:proofErr w:type="spellEnd"/>
-      <w:r>
-        <w:rPr>
-          <w:b/>
-          <w:bCs/>
-          <w:i/>
-          <w:iCs/>
-        </w:rPr>
-        <w:t xml:space="preserve"> </w:t>
-      </w:r>
-      <w:proofErr w:type="spellStart"/>
-      <w:r>
-        <w:rPr>
-          <w:b/>
-          <w:bCs/>
-          <w:i/>
-          <w:iCs/>
-        </w:rPr>
-        <w:t>service</w:t>
-      </w:r>
-      <w:proofErr w:type="spellEnd"/>
+        <w:t>Professional governance &amp; field service</w:t>
+      </w:r>
     </w:p>
     <w:p>
       <w:pPr>
@@ -3717,7 +3603,13 @@
               <w:rPr>
                 <w:lang w:val="en-CA"/>
               </w:rPr>
-              <w:t>2028</w:t>
+              <w:t>2</w:t>
+            </w:r>
+            <w:r>
+              <w:rPr>
+                <w:lang w:val="en-CA"/>
+              </w:rPr>
+              <w:t>9</w:t>
             </w:r>
           </w:p>
         </w:tc>
@@ -3741,67 +3633,31 @@
               <w:rPr>
                 <w:lang w:val="en-CA"/>
               </w:rPr>
-              <w:t xml:space="preserve">Coefficient Giving, Wise forecast: </w:t>
-            </w:r>
-            <w:r>
-              <w:rPr>
-                <w:lang w:val="en-CA"/>
-              </w:rPr>
-              <w:t xml:space="preserve">Metacognitive </w:t>
-            </w:r>
-            <w:r>
-              <w:rPr>
-                <w:lang w:val="en-CA"/>
-              </w:rPr>
-              <w:t>f</w:t>
-            </w:r>
-            <w:r>
-              <w:rPr>
-                <w:lang w:val="en-CA"/>
-              </w:rPr>
-              <w:t xml:space="preserve">orecasting </w:t>
-            </w:r>
-            <w:r>
-              <w:rPr>
-                <w:lang w:val="en-CA"/>
-              </w:rPr>
-              <w:t>s</w:t>
-            </w:r>
-            <w:r>
-              <w:rPr>
-                <w:lang w:val="en-CA"/>
-              </w:rPr>
-              <w:t xml:space="preserve">trategies under </w:t>
-            </w:r>
-            <w:r>
-              <w:rPr>
-                <w:lang w:val="en-CA"/>
-              </w:rPr>
-              <w:t>r</w:t>
-            </w:r>
-            <w:r>
-              <w:rPr>
-                <w:lang w:val="en-CA"/>
-              </w:rPr>
-              <w:t xml:space="preserve">adical </w:t>
-            </w:r>
-            <w:r>
-              <w:rPr>
-                <w:lang w:val="en-CA"/>
-              </w:rPr>
-              <w:t>u</w:t>
-            </w:r>
-            <w:r>
-              <w:rPr>
-                <w:lang w:val="en-CA"/>
-              </w:rPr>
-              <w:t>ncertainty</w:t>
-            </w:r>
-            <w:r>
-              <w:rPr>
-                <w:lang w:val="en-CA"/>
-              </w:rPr>
-              <w:t xml:space="preserve"> (US$300,000)</w:t>
+              <w:t>Natural Sciences and Engineering Research Council of Canada</w:t>
+            </w:r>
+            <w:r>
+              <w:rPr>
+                <w:lang w:val="en-CA"/>
+              </w:rPr>
+              <w:t>, Alliance Grant</w:t>
+            </w:r>
+            <w:r>
+              <w:rPr>
+                <w:lang w:val="en-CA"/>
+              </w:rPr>
+              <w:t xml:space="preserve">, </w:t>
+            </w:r>
+            <w:r>
+              <w:rPr>
+                <w:lang w:val="en-CA"/>
+              </w:rPr>
+              <w:t>AI-human expert systems for forecasting and judgment calibration</w:t>
+            </w:r>
+            <w:r>
+              <w:rPr>
+                <w:lang w:val="en-CA"/>
+              </w:rPr>
+              <w:t xml:space="preserve"> (CAD$900,000)</w:t>
             </w:r>
           </w:p>
         </w:tc>
@@ -3839,7 +3695,7 @@
               <w:rPr>
                 <w:lang w:val="en-CA"/>
               </w:rPr>
-              <w:t>30</w:t>
+              <w:t>28</w:t>
             </w:r>
           </w:p>
         </w:tc>
@@ -3863,21 +3719,147 @@
               <w:rPr>
                 <w:lang w:val="en-CA"/>
               </w:rPr>
+              <w:t>Coefficient Giving</w:t>
+            </w:r>
+            <w:r>
+              <w:rPr>
+                <w:lang w:val="en-CA"/>
+              </w:rPr>
+              <w:t>,</w:t>
+            </w:r>
+            <w:r>
+              <w:rPr>
+                <w:lang w:val="en-CA"/>
+              </w:rPr>
+              <w:t xml:space="preserve"> Wise forecast: </w:t>
+            </w:r>
+            <w:r>
+              <w:rPr>
+                <w:lang w:val="en-CA"/>
+              </w:rPr>
+              <w:t xml:space="preserve">Metacognitive </w:t>
+            </w:r>
+            <w:r>
+              <w:rPr>
+                <w:lang w:val="en-CA"/>
+              </w:rPr>
+              <w:t>f</w:t>
+            </w:r>
+            <w:r>
+              <w:rPr>
+                <w:lang w:val="en-CA"/>
+              </w:rPr>
+              <w:t xml:space="preserve">orecasting </w:t>
+            </w:r>
+            <w:r>
+              <w:rPr>
+                <w:lang w:val="en-CA"/>
+              </w:rPr>
+              <w:t>s</w:t>
+            </w:r>
+            <w:r>
+              <w:rPr>
+                <w:lang w:val="en-CA"/>
+              </w:rPr>
+              <w:t xml:space="preserve">trategies under </w:t>
+            </w:r>
+            <w:r>
+              <w:rPr>
+                <w:lang w:val="en-CA"/>
+              </w:rPr>
+              <w:t>r</w:t>
+            </w:r>
+            <w:r>
+              <w:rPr>
+                <w:lang w:val="en-CA"/>
+              </w:rPr>
+              <w:t xml:space="preserve">adical </w:t>
+            </w:r>
+            <w:r>
+              <w:rPr>
+                <w:lang w:val="en-CA"/>
+              </w:rPr>
+              <w:t>u</w:t>
+            </w:r>
+            <w:r>
+              <w:rPr>
+                <w:lang w:val="en-CA"/>
+              </w:rPr>
+              <w:t>ncertainty</w:t>
+            </w:r>
+            <w:r>
+              <w:rPr>
+                <w:lang w:val="en-CA"/>
+              </w:rPr>
+              <w:t xml:space="preserve"> (US$300,000)</w:t>
+            </w:r>
+          </w:p>
+        </w:tc>
+      </w:tr>
+      <w:tr>
+        <w:trPr>
+          <w:trHeight w:val="60"/>
+        </w:trPr>
+        <w:tc>
+          <w:tcPr>
+            <w:tcW w:w="1560" w:type="dxa"/>
+            <w:tcBorders>
+              <w:top w:val="nil"/>
+              <w:left w:val="nil"/>
+              <w:bottom w:val="nil"/>
+              <w:right w:val="nil"/>
+            </w:tcBorders>
+          </w:tcPr>
+          <w:p>
+            <w:pPr>
+              <w:rPr>
+                <w:lang w:val="en-CA"/>
+              </w:rPr>
+            </w:pPr>
+            <w:r>
+              <w:rPr>
+                <w:lang w:val="en-CA"/>
+              </w:rPr>
+              <w:t>2026</w:t>
+            </w:r>
+            <w:r>
+              <w:t>–20</w:t>
+            </w:r>
+            <w:r>
+              <w:rPr>
+                <w:lang w:val="en-CA"/>
+              </w:rPr>
+              <w:t>30</w:t>
+            </w:r>
+          </w:p>
+        </w:tc>
+        <w:tc>
+          <w:tcPr>
+            <w:tcW w:w="7760" w:type="dxa"/>
+            <w:tcBorders>
+              <w:top w:val="nil"/>
+              <w:left w:val="nil"/>
+              <w:bottom w:val="nil"/>
+              <w:right w:val="nil"/>
+            </w:tcBorders>
+          </w:tcPr>
+          <w:p>
+            <w:pPr>
+              <w:rPr>
+                <w:lang w:val="en-CA"/>
+              </w:rPr>
+            </w:pPr>
+            <w:r>
+              <w:rPr>
+                <w:lang w:val="en-CA"/>
+              </w:rPr>
               <w:t xml:space="preserve">Social Sciences and Humanities Research Council of Canada, Insight Grant, </w:t>
             </w:r>
-            <w:proofErr w:type="gramStart"/>
-            <w:r>
-              <w:rPr>
-                <w:lang w:val="en-CA"/>
-              </w:rPr>
-              <w:t>From</w:t>
-            </w:r>
-            <w:proofErr w:type="gramEnd"/>
-            <w:r>
-              <w:rPr>
-                <w:lang w:val="en-CA"/>
-              </w:rPr>
-              <w:t xml:space="preserve"> narratives to choices: Advancing semantic topic modeling for mapping cultural narratives to social</w:t>
+            <w:r>
+              <w:rPr>
+                <w:lang w:val="en-CA"/>
+              </w:rPr>
+              <w:t>From narratives to choices: Advancing semantic topic modeling for mapping cultural narratives to social</w:t>
             </w:r>
             <w:r>
               <w:rPr>
@@ -4047,6 +4029,7 @@
           </w:tcPr>
           <w:p>
             <w:r>
+              <w:lastRenderedPageBreak/>
               <w:t>2021–2024</w:t>
             </w:r>
           </w:p>
@@ -4153,7 +4136,6 @@
           </w:tcPr>
           <w:p>
             <w:r>
-              <w:lastRenderedPageBreak/>
               <w:t>2017–2022</w:t>
             </w:r>
           </w:p>
@@ -4391,21 +4373,7 @@
               <w:rPr>
                 <w:lang w:val="en-CA"/>
               </w:rPr>
-              <w:t xml:space="preserve">University of Waterloo Chronic Disease Prevention Initiative, Seed Grant, </w:t>
-            </w:r>
-            <w:proofErr w:type="gramStart"/>
-            <w:r>
-              <w:rPr>
-                <w:lang w:val="en-CA"/>
-              </w:rPr>
-              <w:t>Harnessing</w:t>
-            </w:r>
-            <w:proofErr w:type="gramEnd"/>
-            <w:r>
-              <w:rPr>
-                <w:lang w:val="en-CA"/>
-              </w:rPr>
-              <w:t xml:space="preserve"> psychological insights and mobile technologies to detect stress-related risk factors for mental health (CAD$10,000)</w:t>
+              <w:t>University of Waterloo Chronic Disease Prevention Initiative, Seed Grant, Harnessing psychological insights and mobile technologies to detect stress-related risk factors for mental health (CAD$10,000)</w:t>
             </w:r>
             <w:r>
               <w:rPr>
@@ -4755,7 +4723,6 @@
               </w:rPr>
               <w:t xml:space="preserve">University of Waterloo Teaching Innovation Incubator, </w:t>
             </w:r>
-            <w:proofErr w:type="gramStart"/>
             <w:r>
               <w:rPr>
                 <w:rFonts w:ascii="Times New Roman" w:hAnsi="Times New Roman" w:cs="Times New Roman"/>
@@ -4764,18 +4731,7 @@
                 <w:sz w:val="24"/>
                 <w:szCs w:val="24"/>
               </w:rPr>
-              <w:t>Learning</w:t>
-            </w:r>
-            <w:proofErr w:type="gramEnd"/>
-            <w:r>
-              <w:rPr>
-                <w:rFonts w:ascii="Times New Roman" w:hAnsi="Times New Roman" w:cs="Times New Roman"/>
-                <w:i/>
-                <w:iCs/>
-                <w:sz w:val="24"/>
-                <w:szCs w:val="24"/>
-              </w:rPr>
-              <w:t xml:space="preserve"> by teaching a Large Language Model</w:t>
+              <w:t>Learning by teaching a Large Language Model</w:t>
             </w:r>
             <w:r>
               <w:rPr>
@@ -5067,6 +5023,7 @@
                 <w:sz w:val="24"/>
                 <w:szCs w:val="24"/>
               </w:rPr>
+              <w:lastRenderedPageBreak/>
               <w:t>2018–2019</w:t>
             </w:r>
           </w:p>
@@ -5218,7 +5175,6 @@
           </w:tcPr>
           <w:p>
             <w:r>
-              <w:lastRenderedPageBreak/>
               <w:t>2018</w:t>
             </w:r>
           </w:p>
@@ -5845,7 +5801,6 @@
               <w:t xml:space="preserve">, </w:t>
             </w:r>
             <w:hyperlink r:id="rId24" w:history="1">
-              <w:proofErr w:type="spellStart"/>
               <w:r>
                 <w:rPr>
                   <w:rStyle w:val="Hyperlink"/>
@@ -5860,7 +5815,6 @@
                 </w:rPr>
                 <w:t>rds</w:t>
               </w:r>
-              <w:proofErr w:type="spellEnd"/>
             </w:hyperlink>
             <w:r>
               <w:rPr>
@@ -6228,21 +6182,12 @@
               </w:rPr>
               <w:t xml:space="preserve">Runner-Up for “Application of Science Award,” </w:t>
             </w:r>
-            <w:proofErr w:type="spellStart"/>
             <w:r>
               <w:rPr>
                 <w:color w:val="000000"/>
                 <w:lang w:val="en-CA"/>
               </w:rPr>
-              <w:t>NeuroLeadership</w:t>
-            </w:r>
-            <w:proofErr w:type="spellEnd"/>
-            <w:r>
-              <w:rPr>
-                <w:color w:val="000000"/>
-                <w:lang w:val="en-CA"/>
-              </w:rPr>
-              <w:t xml:space="preserve"> Institute</w:t>
+              <w:t>NeuroLeadership Institute</w:t>
             </w:r>
           </w:p>
         </w:tc>
@@ -6455,19 +6400,8 @@
                 <w:color w:val="000000"/>
                 <w:lang w:val="en-CA"/>
               </w:rPr>
-              <w:t xml:space="preserve">exceptional quality of the contribution of new researchers to </w:t>
-            </w:r>
-            <w:proofErr w:type="spellStart"/>
-            <w:r>
-              <w:rPr>
-                <w:i/>
-                <w:iCs/>
-                <w:color w:val="000000"/>
-                <w:lang w:val="en-CA"/>
-              </w:rPr>
-              <w:t>psycholog</w:t>
-            </w:r>
-            <w:proofErr w:type="spellEnd"/>
+              <w:t>exceptional quality of the contribution of new researchers to psycholog</w:t>
+            </w:r>
             <w:r>
               <w:rPr>
                 <w:i/>
@@ -6475,19 +6409,8 @@
                 <w:color w:val="000000"/>
                 <w:lang w:val="en-US"/>
               </w:rPr>
-              <w:t xml:space="preserve">y </w:t>
-            </w:r>
-            <w:proofErr w:type="spellStart"/>
-            <w:r>
-              <w:rPr>
-                <w:i/>
-                <w:iCs/>
-                <w:color w:val="000000"/>
-                <w:lang w:val="en-US"/>
-              </w:rPr>
-              <w:t>i</w:t>
-            </w:r>
-            <w:proofErr w:type="spellEnd"/>
+              <w:t>y i</w:t>
+            </w:r>
             <w:r>
               <w:rPr>
                 <w:i/>
@@ -7069,6 +6992,7 @@
               <w:rPr>
                 <w:lang w:val="en-CA"/>
               </w:rPr>
+              <w:lastRenderedPageBreak/>
               <w:t>2010</w:t>
             </w:r>
           </w:p>
@@ -7244,7 +7168,6 @@
               </w:rPr>
               <w:t>r</w:t>
             </w:r>
-            <w:proofErr w:type="spellStart"/>
             <w:r>
               <w:rPr>
                 <w:rStyle w:val="Hyperlink"/>
@@ -7260,17 +7183,7 @@
                 <w:color w:val="auto"/>
                 <w:lang w:val="en-US"/>
               </w:rPr>
-              <w:t>doctoral</w:t>
-            </w:r>
-            <w:proofErr w:type="spellEnd"/>
-            <w:r>
-              <w:rPr>
-                <w:rStyle w:val="Hyperlink"/>
-                <w:i/>
-                <w:color w:val="auto"/>
-                <w:lang w:val="en-US"/>
-              </w:rPr>
-              <w:t xml:space="preserve"> research in social psychology at the Department of Psychology</w:t>
+              <w:t>doctoral research in social psychology at the Department of Psychology</w:t>
             </w:r>
           </w:p>
         </w:tc>
@@ -7293,7 +7206,6 @@
               <w:rPr>
                 <w:lang w:val="en-CA"/>
               </w:rPr>
-              <w:lastRenderedPageBreak/>
               <w:t>2008</w:t>
             </w:r>
           </w:p>
@@ -7804,53 +7716,12 @@
               </w:rPr>
             </w:pPr>
             <w:hyperlink r:id="rId44" w:history="1">
-              <w:proofErr w:type="spellStart"/>
               <w:r>
                 <w:rPr>
                   <w:rStyle w:val="Hyperlink"/>
                   <w:lang w:val="en-CA"/>
                 </w:rPr>
-                <w:t>Stipendium</w:t>
-              </w:r>
-              <w:proofErr w:type="spellEnd"/>
-              <w:r>
-                <w:rPr>
-                  <w:rStyle w:val="Hyperlink"/>
-                  <w:lang w:val="en-CA"/>
-                </w:rPr>
-                <w:t xml:space="preserve"> der </w:t>
-              </w:r>
-              <w:proofErr w:type="spellStart"/>
-              <w:r>
-                <w:rPr>
-                  <w:rStyle w:val="Hyperlink"/>
-                  <w:lang w:val="en-CA"/>
-                </w:rPr>
-                <w:t>Studienstiftung</w:t>
-              </w:r>
-              <w:proofErr w:type="spellEnd"/>
-              <w:r>
-                <w:rPr>
-                  <w:rStyle w:val="Hyperlink"/>
-                  <w:lang w:val="en-CA"/>
-                </w:rPr>
-                <w:t xml:space="preserve"> des </w:t>
-              </w:r>
-              <w:proofErr w:type="spellStart"/>
-              <w:r>
-                <w:rPr>
-                  <w:rStyle w:val="Hyperlink"/>
-                  <w:lang w:val="en-CA"/>
-                </w:rPr>
-                <w:t>deutschen</w:t>
-              </w:r>
-              <w:proofErr w:type="spellEnd"/>
-              <w:r>
-                <w:rPr>
-                  <w:rStyle w:val="Hyperlink"/>
-                  <w:lang w:val="en-CA"/>
-                </w:rPr>
-                <w:t xml:space="preserve"> Volkes</w:t>
+                <w:t>Stipendium der Studienstiftung des deutschen Volkes</w:t>
               </w:r>
             </w:hyperlink>
             <w:r>
@@ -8260,7 +8131,7 @@
           <w:iCs/>
           <w:lang w:val="en-CA"/>
         </w:rPr>
-        <w:t>in press</w:t>
+        <w:t>2026</w:t>
       </w:r>
       <w:r>
         <w:rPr>
@@ -8506,177 +8377,35 @@
           <w:iCs/>
           <w:lang w:val="en-CA"/>
         </w:rPr>
-        <w:t xml:space="preserve">The </w:t>
-      </w:r>
-      <w:proofErr w:type="spellStart"/>
+        <w:t>The Responsibilism Collaboration Team</w:t>
+      </w:r>
       <w:r>
         <w:rPr>
           <w:iCs/>
           <w:lang w:val="en-CA"/>
         </w:rPr>
-        <w:t>Responsibilism</w:t>
-      </w:r>
-      <w:proofErr w:type="spellEnd"/>
+        <w:t xml:space="preserve"> (</w:t>
+      </w:r>
       <w:r>
         <w:rPr>
           <w:iCs/>
           <w:lang w:val="en-CA"/>
         </w:rPr>
-        <w:t xml:space="preserve"> Collaboration Team</w:t>
+        <w:t>2026</w:t>
       </w:r>
       <w:r>
         <w:rPr>
           <w:iCs/>
           <w:lang w:val="en-CA"/>
         </w:rPr>
-        <w:t xml:space="preserve"> (in press). </w:t>
+        <w:t xml:space="preserve">). </w:t>
       </w:r>
       <w:r>
         <w:rPr>
           <w:iCs/>
           <w:lang w:val="en-CA"/>
         </w:rPr>
-        <w:t xml:space="preserve">A </w:t>
-      </w:r>
-      <w:r>
-        <w:rPr>
-          <w:iCs/>
-          <w:lang w:val="en-CA"/>
-        </w:rPr>
-        <w:t>s</w:t>
-      </w:r>
-      <w:r>
-        <w:rPr>
-          <w:iCs/>
-          <w:lang w:val="en-CA"/>
-        </w:rPr>
-        <w:t xml:space="preserve">tudy of 100 </w:t>
-      </w:r>
-      <w:r>
-        <w:rPr>
-          <w:iCs/>
-          <w:lang w:val="en-CA"/>
-        </w:rPr>
-        <w:t>c</w:t>
-      </w:r>
-      <w:r>
-        <w:rPr>
-          <w:iCs/>
-          <w:lang w:val="en-CA"/>
-        </w:rPr>
-        <w:t xml:space="preserve">ultures </w:t>
-      </w:r>
-      <w:r>
-        <w:rPr>
-          <w:iCs/>
-          <w:lang w:val="en-CA"/>
-        </w:rPr>
-        <w:t>f</w:t>
-      </w:r>
-      <w:r>
-        <w:rPr>
-          <w:iCs/>
-          <w:lang w:val="en-CA"/>
-        </w:rPr>
-        <w:t xml:space="preserve">inds </w:t>
-      </w:r>
-      <w:r>
-        <w:rPr>
-          <w:iCs/>
-          <w:lang w:val="en-CA"/>
-        </w:rPr>
-        <w:t>c</w:t>
-      </w:r>
-      <w:r>
-        <w:rPr>
-          <w:iCs/>
-          <w:lang w:val="en-CA"/>
-        </w:rPr>
-        <w:t xml:space="preserve">ollectivism </w:t>
-      </w:r>
-      <w:r>
-        <w:rPr>
-          <w:iCs/>
-          <w:lang w:val="en-CA"/>
-        </w:rPr>
-        <w:t>i</w:t>
-      </w:r>
-      <w:r>
-        <w:rPr>
-          <w:iCs/>
-          <w:lang w:val="en-CA"/>
-        </w:rPr>
-        <w:t xml:space="preserve">sn’t </w:t>
-      </w:r>
-      <w:r>
-        <w:rPr>
-          <w:iCs/>
-          <w:lang w:val="en-CA"/>
-        </w:rPr>
-        <w:t>w</w:t>
-      </w:r>
-      <w:r>
-        <w:rPr>
-          <w:iCs/>
-          <w:lang w:val="en-CA"/>
-        </w:rPr>
-        <w:t xml:space="preserve">hat </w:t>
-      </w:r>
-      <w:r>
-        <w:rPr>
-          <w:iCs/>
-          <w:lang w:val="en-CA"/>
-        </w:rPr>
-        <w:t>p</w:t>
-      </w:r>
-      <w:r>
-        <w:rPr>
-          <w:iCs/>
-          <w:lang w:val="en-CA"/>
-        </w:rPr>
-        <w:t xml:space="preserve">eople </w:t>
-      </w:r>
-      <w:r>
-        <w:rPr>
-          <w:iCs/>
-          <w:lang w:val="en-CA"/>
-        </w:rPr>
-        <w:t>t</w:t>
-      </w:r>
-      <w:r>
-        <w:rPr>
-          <w:iCs/>
-          <w:lang w:val="en-CA"/>
-        </w:rPr>
-        <w:t xml:space="preserve">hink </w:t>
-      </w:r>
-      <w:r>
-        <w:rPr>
-          <w:iCs/>
-          <w:lang w:val="en-CA"/>
-        </w:rPr>
-        <w:t>i</w:t>
-      </w:r>
-      <w:r>
-        <w:rPr>
-          <w:iCs/>
-          <w:lang w:val="en-CA"/>
-        </w:rPr>
-        <w:t xml:space="preserve">t </w:t>
-      </w:r>
-      <w:r>
-        <w:rPr>
-          <w:iCs/>
-          <w:lang w:val="en-CA"/>
-        </w:rPr>
-        <w:t>i</w:t>
-      </w:r>
-      <w:r>
-        <w:rPr>
-          <w:iCs/>
-          <w:lang w:val="en-CA"/>
-        </w:rPr>
-        <w:t>s</w:t>
+        <w:t>Defining collectivism as duties in relationships rather than generalized warmth improves predictive validity in 100 cultures</w:t>
       </w:r>
       <w:r>
         <w:rPr>
@@ -8881,23 +8610,7 @@
           <w:iCs/>
           <w:lang w:val="en-CA"/>
         </w:rPr>
-        <w:t>*</w:t>
-      </w:r>
-      <w:proofErr w:type="gramStart"/>
-      <w:r>
-        <w:rPr>
-          <w:iCs/>
-          <w:lang w:val="en-CA"/>
-        </w:rPr>
-        <w:t>corresponding</w:t>
-      </w:r>
-      <w:proofErr w:type="gramEnd"/>
-      <w:r>
-        <w:rPr>
-          <w:iCs/>
-          <w:lang w:val="en-CA"/>
-        </w:rPr>
-        <w:t xml:space="preserve"> authors</w:t>
+        <w:t>*corresponding authors</w:t>
       </w:r>
     </w:p>
     <w:p>
@@ -8910,21 +8623,12 @@
           <w:lang w:val="en-CA"/>
         </w:rPr>
       </w:pPr>
-      <w:proofErr w:type="spellStart"/>
       <w:r>
         <w:rPr>
           <w:u w:val="single"/>
           <w:lang w:val="en-CA"/>
         </w:rPr>
-        <w:t>Kachhiyapatel</w:t>
-      </w:r>
-      <w:proofErr w:type="spellEnd"/>
-      <w:r>
-        <w:rPr>
-          <w:u w:val="single"/>
-          <w:lang w:val="en-CA"/>
-        </w:rPr>
-        <w:t>, N</w:t>
+        <w:t>Kachhiyapatel, N</w:t>
       </w:r>
       <w:r>
         <w:rPr>
@@ -9099,7 +8803,6 @@
         </w:rPr>
         <w:t xml:space="preserve">, </w:t>
       </w:r>
-      <w:proofErr w:type="spellStart"/>
       <w:r>
         <w:rPr>
           <w:iCs/>
@@ -9107,7 +8810,6 @@
         </w:rPr>
         <w:t>Jaśkiewicz</w:t>
       </w:r>
-      <w:proofErr w:type="spellEnd"/>
       <w:r>
         <w:rPr>
           <w:iCs/>
@@ -9433,6 +9135,7 @@
           <w:i/>
           <w:lang w:val="en-CA"/>
         </w:rPr>
+        <w:lastRenderedPageBreak/>
         <w:t>Behavior Research Methods</w:t>
       </w:r>
       <w:r>
@@ -9581,23 +9284,7 @@
           <w:iCs/>
           <w:lang w:val="en-CA"/>
         </w:rPr>
-        <w:t>. *</w:t>
-      </w:r>
-      <w:proofErr w:type="gramStart"/>
-      <w:r>
-        <w:rPr>
-          <w:iCs/>
-          <w:lang w:val="en-CA"/>
-        </w:rPr>
-        <w:t>shared</w:t>
-      </w:r>
-      <w:proofErr w:type="gramEnd"/>
-      <w:r>
-        <w:rPr>
-          <w:iCs/>
-          <w:lang w:val="en-CA"/>
-        </w:rPr>
-        <w:t xml:space="preserve"> authorship</w:t>
+        <w:t>. *shared authorship</w:t>
       </w:r>
     </w:p>
     <w:p>
@@ -9787,7 +9474,6 @@
         <w:rPr>
           <w:lang w:val="en-CA"/>
         </w:rPr>
-        <w:lastRenderedPageBreak/>
         <w:t xml:space="preserve">Gill, D. J., Trachtenberg, M., Gill, M. J., Tetlock, P. E., Robb, T. K., Varnum, M. E. W., Hutcherson, C. A., </w:t>
       </w:r>
       <w:r>
@@ -9802,21 +9488,7 @@
         <w:rPr>
           <w:lang w:val="en-CA"/>
         </w:rPr>
-        <w:t xml:space="preserve">., &amp; </w:t>
-      </w:r>
-      <w:proofErr w:type="spellStart"/>
-      <w:r>
-        <w:rPr>
-          <w:lang w:val="en-CA"/>
-        </w:rPr>
-        <w:t>Trodd</w:t>
-      </w:r>
-      <w:proofErr w:type="spellEnd"/>
-      <w:r>
-        <w:rPr>
-          <w:lang w:val="en-CA"/>
-        </w:rPr>
-        <w:t>, Z. (</w:t>
+        <w:t>., &amp; Trodd, Z. (</w:t>
       </w:r>
       <w:r>
         <w:rPr>
@@ -10018,21 +9690,25 @@
         </w:rPr>
         <w:t xml:space="preserve"> </w:t>
       </w:r>
-      <w:proofErr w:type="spellStart"/>
       <w:r>
         <w:rPr>
           <w:u w:val="single"/>
           <w:lang w:val="de-DE"/>
         </w:rPr>
-        <w:t>Kachhiyapatel</w:t>
-      </w:r>
-      <w:proofErr w:type="spellEnd"/>
+        <w:t>Kachhiyapatel, N</w:t>
+      </w:r>
+      <w:r>
+        <w:rPr>
+          <w:lang w:val="de-DE"/>
+        </w:rPr>
+        <w:t xml:space="preserve">., </w:t>
+      </w:r>
       <w:r>
         <w:rPr>
           <w:u w:val="single"/>
           <w:lang w:val="de-DE"/>
         </w:rPr>
-        <w:t>, N</w:t>
+        <w:t>Meyers, E. A</w:t>
       </w:r>
       <w:r>
         <w:rPr>
@@ -10045,32 +9721,31 @@
           <w:u w:val="single"/>
           <w:lang w:val="de-DE"/>
         </w:rPr>
-        <w:t>Meyers, E. A</w:t>
+        <w:t>Zhang, H</w:t>
       </w:r>
       <w:r>
         <w:rPr>
           <w:lang w:val="de-DE"/>
         </w:rPr>
-        <w:t xml:space="preserve">., </w:t>
-      </w:r>
-      <w:r>
-        <w:rPr>
-          <w:u w:val="single"/>
-          <w:lang w:val="de-DE"/>
-        </w:rPr>
-        <w:t>Zhang, H</w:t>
-      </w:r>
-      <w:r>
-        <w:rPr>
-          <w:lang w:val="de-DE"/>
-        </w:rPr>
         <w:t xml:space="preserve">., &amp; Eibach, R. P. (2025). </w:t>
       </w:r>
       <w:r>
         <w:rPr>
           <w:lang w:val="en-CA"/>
         </w:rPr>
-        <w:t>The reasonable, the rational, and the good: On folk theories of deliberate judgment</w:t>
+        <w:t xml:space="preserve">The reasonable, the rational, and the good: On folk theories of deliberate </w:t>
+      </w:r>
+      <w:r>
+        <w:rPr>
+          <w:lang w:val="en-CA"/>
+        </w:rPr>
+        <w:t xml:space="preserve">sound </w:t>
+      </w:r>
+      <w:r>
+        <w:rPr>
+          <w:lang w:val="en-CA"/>
+        </w:rPr>
+        <w:t>judgment</w:t>
       </w:r>
       <w:r>
         <w:rPr>
@@ -10430,19 +10105,11 @@
         </w:rPr>
         <w:t>c</w:t>
       </w:r>
-      <w:proofErr w:type="spellStart"/>
-      <w:r>
-        <w:rPr>
-          <w:lang w:val="en-CA"/>
-        </w:rPr>
-        <w:t>ognition</w:t>
-      </w:r>
-      <w:proofErr w:type="spellEnd"/>
-      <w:r>
-        <w:rPr>
-          <w:lang w:val="en-CA"/>
-        </w:rPr>
-        <w:t xml:space="preserve"> at the </w:t>
+      <w:r>
+        <w:rPr>
+          <w:lang w:val="en-CA"/>
+        </w:rPr>
+        <w:t xml:space="preserve">ognition at the </w:t>
       </w:r>
       <w:r>
         <w:rPr>
@@ -10450,19 +10117,11 @@
         </w:rPr>
         <w:t>b</w:t>
       </w:r>
-      <w:proofErr w:type="spellStart"/>
-      <w:r>
-        <w:rPr>
-          <w:lang w:val="en-CA"/>
-        </w:rPr>
-        <w:t>eginning</w:t>
-      </w:r>
-      <w:proofErr w:type="spellEnd"/>
-      <w:r>
-        <w:rPr>
-          <w:lang w:val="en-CA"/>
-        </w:rPr>
-        <w:t xml:space="preserve"> and the </w:t>
+      <w:r>
+        <w:rPr>
+          <w:lang w:val="en-CA"/>
+        </w:rPr>
+        <w:t xml:space="preserve">eginning and the </w:t>
       </w:r>
       <w:r>
         <w:rPr>
@@ -10470,19 +10129,11 @@
         </w:rPr>
         <w:t>e</w:t>
       </w:r>
-      <w:proofErr w:type="spellStart"/>
-      <w:r>
-        <w:rPr>
-          <w:lang w:val="en-CA"/>
-        </w:rPr>
-        <w:t>nd</w:t>
-      </w:r>
-      <w:proofErr w:type="spellEnd"/>
-      <w:r>
-        <w:rPr>
-          <w:lang w:val="en-CA"/>
-        </w:rPr>
-        <w:t xml:space="preserve"> of the </w:t>
+      <w:r>
+        <w:rPr>
+          <w:lang w:val="en-CA"/>
+        </w:rPr>
+        <w:t xml:space="preserve">nd of the </w:t>
       </w:r>
       <w:r>
         <w:rPr>
@@ -10502,7 +10153,6 @@
         </w:rPr>
         <w:t xml:space="preserve">. </w:t>
       </w:r>
-      <w:proofErr w:type="spellStart"/>
       <w:r>
         <w:rPr>
           <w:i/>
@@ -10511,7 +10161,6 @@
         </w:rPr>
         <w:t>Collabra</w:t>
       </w:r>
-      <w:proofErr w:type="spellEnd"/>
       <w:r>
         <w:rPr>
           <w:lang w:val="de-DE"/>
@@ -10684,21 +10333,7 @@
         <w:rPr>
           <w:lang w:val="en-CA"/>
         </w:rPr>
-        <w:t>Al-</w:t>
-      </w:r>
-      <w:proofErr w:type="spellStart"/>
-      <w:r>
-        <w:rPr>
-          <w:lang w:val="en-CA"/>
-        </w:rPr>
-        <w:t>Shawaf</w:t>
-      </w:r>
-      <w:proofErr w:type="spellEnd"/>
-      <w:r>
-        <w:rPr>
-          <w:lang w:val="en-CA"/>
-        </w:rPr>
-        <w:t>, L., Bar</w:t>
+        <w:t>Al-Shawaf, L., Bar</w:t>
       </w:r>
       <w:r>
         <w:rPr>
@@ -11214,23 +10849,7 @@
           <w:bCs/>
           <w:lang w:val="en-CA"/>
         </w:rPr>
-        <w:t>*</w:t>
-      </w:r>
-      <w:proofErr w:type="gramStart"/>
-      <w:r>
-        <w:rPr>
-          <w:bCs/>
-          <w:lang w:val="en-CA"/>
-        </w:rPr>
-        <w:t>corresponding</w:t>
-      </w:r>
-      <w:proofErr w:type="gramEnd"/>
-      <w:r>
-        <w:rPr>
-          <w:bCs/>
-          <w:lang w:val="en-CA"/>
-        </w:rPr>
-        <w:t xml:space="preserve"> author</w:t>
+        <w:t>*corresponding author</w:t>
       </w:r>
       <w:r>
         <w:rPr>
@@ -11738,7 +11357,6 @@
           <w:lang w:val="en-US"/>
         </w:rPr>
       </w:pPr>
-      <w:proofErr w:type="spellStart"/>
       <w:r>
         <w:rPr>
           <w:u w:val="single"/>
@@ -11746,7 +11364,6 @@
         </w:rPr>
         <w:t>Kachhiyapatel</w:t>
       </w:r>
-      <w:proofErr w:type="spellEnd"/>
       <w:r>
         <w:rPr>
           <w:u w:val="single"/>
@@ -11863,6 +11480,7 @@
           <w:u w:val="single"/>
           <w:lang w:val="en-US"/>
         </w:rPr>
+        <w:lastRenderedPageBreak/>
         <w:t>Rudnev, M</w:t>
       </w:r>
       <w:r>
@@ -11946,19 +11564,11 @@
         </w:rPr>
         <w:t>w</w:t>
       </w:r>
-      <w:proofErr w:type="spellStart"/>
-      <w:r>
-        <w:rPr>
-          <w:lang w:val="en-CA"/>
-        </w:rPr>
-        <w:t>isdom</w:t>
-      </w:r>
-      <w:proofErr w:type="spellEnd"/>
-      <w:r>
-        <w:rPr>
-          <w:lang w:val="en-CA"/>
-        </w:rPr>
-        <w:t xml:space="preserve"> </w:t>
+      <w:r>
+        <w:rPr>
+          <w:lang w:val="en-CA"/>
+        </w:rPr>
+        <w:t xml:space="preserve">isdom </w:t>
       </w:r>
       <w:r>
         <w:rPr>
@@ -11966,19 +11576,11 @@
         </w:rPr>
         <w:t>p</w:t>
       </w:r>
-      <w:proofErr w:type="spellStart"/>
-      <w:r>
-        <w:rPr>
-          <w:lang w:val="en-CA"/>
-        </w:rPr>
-        <w:t>erception</w:t>
-      </w:r>
-      <w:proofErr w:type="spellEnd"/>
-      <w:r>
-        <w:rPr>
-          <w:lang w:val="en-CA"/>
-        </w:rPr>
-        <w:t xml:space="preserve"> </w:t>
+      <w:r>
+        <w:rPr>
+          <w:lang w:val="en-CA"/>
+        </w:rPr>
+        <w:t xml:space="preserve">erception </w:t>
       </w:r>
       <w:r>
         <w:rPr>
@@ -11998,19 +11600,11 @@
         </w:rPr>
         <w:t>t</w:t>
       </w:r>
-      <w:proofErr w:type="spellStart"/>
-      <w:r>
-        <w:rPr>
-          <w:lang w:val="en-CA"/>
-        </w:rPr>
-        <w:t>welve</w:t>
-      </w:r>
-      <w:proofErr w:type="spellEnd"/>
-      <w:r>
-        <w:rPr>
-          <w:lang w:val="en-CA"/>
-        </w:rPr>
-        <w:t xml:space="preserve"> </w:t>
+      <w:r>
+        <w:rPr>
+          <w:lang w:val="en-CA"/>
+        </w:rPr>
+        <w:t xml:space="preserve">welve </w:t>
       </w:r>
       <w:r>
         <w:rPr>
@@ -12018,19 +11612,11 @@
         </w:rPr>
         <w:t>c</w:t>
       </w:r>
-      <w:proofErr w:type="spellStart"/>
-      <w:r>
-        <w:rPr>
-          <w:lang w:val="en-CA"/>
-        </w:rPr>
-        <w:t>ountries</w:t>
-      </w:r>
-      <w:proofErr w:type="spellEnd"/>
-      <w:r>
-        <w:rPr>
-          <w:lang w:val="en-CA"/>
-        </w:rPr>
-        <w:t xml:space="preserve"> on </w:t>
+      <w:r>
+        <w:rPr>
+          <w:lang w:val="en-CA"/>
+        </w:rPr>
+        <w:t xml:space="preserve">ountries on </w:t>
       </w:r>
       <w:r>
         <w:rPr>
@@ -12038,19 +11624,11 @@
         </w:rPr>
         <w:t>f</w:t>
       </w:r>
-      <w:proofErr w:type="spellStart"/>
-      <w:r>
-        <w:rPr>
-          <w:lang w:val="en-CA"/>
-        </w:rPr>
-        <w:t>ive</w:t>
-      </w:r>
-      <w:proofErr w:type="spellEnd"/>
-      <w:r>
-        <w:rPr>
-          <w:lang w:val="en-CA"/>
-        </w:rPr>
-        <w:t xml:space="preserve"> </w:t>
+      <w:r>
+        <w:rPr>
+          <w:lang w:val="en-CA"/>
+        </w:rPr>
+        <w:t xml:space="preserve">ive </w:t>
       </w:r>
       <w:r>
         <w:rPr>
@@ -12058,19 +11636,11 @@
         </w:rPr>
         <w:t>c</w:t>
       </w:r>
-      <w:proofErr w:type="spellStart"/>
-      <w:r>
-        <w:rPr>
-          <w:lang w:val="en-CA"/>
-        </w:rPr>
-        <w:t>ontinents</w:t>
-      </w:r>
-      <w:proofErr w:type="spellEnd"/>
-      <w:r>
-        <w:rPr>
-          <w:lang w:val="en-CA"/>
-        </w:rPr>
-        <w:t xml:space="preserve">. </w:t>
+      <w:r>
+        <w:rPr>
+          <w:lang w:val="en-CA"/>
+        </w:rPr>
+        <w:t xml:space="preserve">ontinents. </w:t>
       </w:r>
       <w:r>
         <w:rPr>
@@ -12093,23 +11663,7 @@
           <w:bCs/>
           <w:lang w:val="en-CA"/>
         </w:rPr>
-        <w:t>, 6375. *</w:t>
-      </w:r>
-      <w:proofErr w:type="gramStart"/>
-      <w:r>
-        <w:rPr>
-          <w:bCs/>
-          <w:lang w:val="en-CA"/>
-        </w:rPr>
-        <w:t>corresponding</w:t>
-      </w:r>
-      <w:proofErr w:type="gramEnd"/>
-      <w:r>
-        <w:rPr>
-          <w:bCs/>
-          <w:lang w:val="en-CA"/>
-        </w:rPr>
-        <w:t xml:space="preserve"> authors</w:t>
+        <w:t>, 6375. *corresponding authors</w:t>
       </w:r>
       <w:r>
         <w:rPr>
@@ -12220,19 +11774,11 @@
         </w:rPr>
         <w:t>w</w:t>
       </w:r>
-      <w:proofErr w:type="spellStart"/>
-      <w:r>
-        <w:rPr>
-          <w:lang w:val="en-CA"/>
-        </w:rPr>
-        <w:t>isdom</w:t>
-      </w:r>
-      <w:proofErr w:type="spellEnd"/>
-      <w:r>
-        <w:rPr>
-          <w:lang w:val="en-CA"/>
-        </w:rPr>
-        <w:t xml:space="preserve">: Classifying </w:t>
+      <w:r>
+        <w:rPr>
+          <w:lang w:val="en-CA"/>
+        </w:rPr>
+        <w:t xml:space="preserve">isdom: Classifying </w:t>
       </w:r>
       <w:r>
         <w:rPr>
@@ -12246,7 +11792,6 @@
         </w:rPr>
         <w:t xml:space="preserve">eta-cognitive and </w:t>
       </w:r>
-      <w:proofErr w:type="gramStart"/>
       <w:r>
         <w:rPr>
           <w:lang w:val="en-US"/>
@@ -12257,14 +11802,7 @@
         <w:rPr>
           <w:lang w:val="en-CA"/>
         </w:rPr>
-        <w:t>orally-grounded</w:t>
-      </w:r>
-      <w:proofErr w:type="gramEnd"/>
-      <w:r>
-        <w:rPr>
-          <w:lang w:val="en-CA"/>
-        </w:rPr>
-        <w:t xml:space="preserve"> </w:t>
+        <w:t xml:space="preserve">orally-grounded </w:t>
       </w:r>
       <w:r>
         <w:rPr>
@@ -12272,19 +11810,11 @@
         </w:rPr>
         <w:t>n</w:t>
       </w:r>
-      <w:proofErr w:type="spellStart"/>
-      <w:r>
-        <w:rPr>
-          <w:lang w:val="en-CA"/>
-        </w:rPr>
-        <w:t>arrative</w:t>
-      </w:r>
-      <w:proofErr w:type="spellEnd"/>
-      <w:r>
-        <w:rPr>
-          <w:lang w:val="en-CA"/>
-        </w:rPr>
-        <w:t xml:space="preserve"> </w:t>
+      <w:r>
+        <w:rPr>
+          <w:lang w:val="en-CA"/>
+        </w:rPr>
+        <w:t xml:space="preserve">arrative </w:t>
       </w:r>
       <w:r>
         <w:rPr>
@@ -12292,19 +11822,11 @@
         </w:rPr>
         <w:t>c</w:t>
       </w:r>
-      <w:proofErr w:type="spellStart"/>
-      <w:r>
-        <w:rPr>
-          <w:lang w:val="en-CA"/>
-        </w:rPr>
-        <w:t>ontent</w:t>
-      </w:r>
-      <w:proofErr w:type="spellEnd"/>
-      <w:r>
-        <w:rPr>
-          <w:lang w:val="en-CA"/>
-        </w:rPr>
-        <w:t xml:space="preserve"> via Large Language Models.</w:t>
+      <w:r>
+        <w:rPr>
+          <w:lang w:val="en-CA"/>
+        </w:rPr>
+        <w:t>ontent via Large Language Models.</w:t>
       </w:r>
       <w:r>
         <w:rPr>
@@ -12341,7 +11863,6 @@
         <w:rPr>
           <w:lang w:val="en-CA"/>
         </w:rPr>
-        <w:lastRenderedPageBreak/>
         <w:t xml:space="preserve">Abedin, E., Ferreira, M., Reitmann, R., Cheong, M., </w:t>
       </w:r>
       <w:r>
@@ -12414,18 +11935,8 @@
           <w:iCs/>
           <w:lang w:val="de-DE"/>
         </w:rPr>
-        <w:t xml:space="preserve">Acta </w:t>
-      </w:r>
-      <w:proofErr w:type="spellStart"/>
-      <w:r>
-        <w:rPr>
-          <w:i/>
-          <w:iCs/>
-          <w:lang w:val="de-DE"/>
-        </w:rPr>
-        <w:t>Psychologica</w:t>
-      </w:r>
-      <w:proofErr w:type="spellEnd"/>
+        <w:t>Acta Psychologica</w:t>
+      </w:r>
       <w:r>
         <w:rPr>
           <w:lang w:val="de-DE"/>
@@ -13069,23 +12580,7 @@
           <w:bCs/>
           <w:lang w:val="en-CA"/>
         </w:rPr>
-        <w:t>*</w:t>
-      </w:r>
-      <w:proofErr w:type="gramStart"/>
-      <w:r>
-        <w:rPr>
-          <w:bCs/>
-          <w:lang w:val="en-CA"/>
-        </w:rPr>
-        <w:t>corresponding</w:t>
-      </w:r>
-      <w:proofErr w:type="gramEnd"/>
-      <w:r>
-        <w:rPr>
-          <w:bCs/>
-          <w:lang w:val="en-CA"/>
-        </w:rPr>
-        <w:t xml:space="preserve"> author</w:t>
+        <w:t>*corresponding author</w:t>
       </w:r>
       <w:r>
         <w:rPr>
@@ -13206,19 +12701,11 @@
         </w:rPr>
         <w:t>*</w:t>
       </w:r>
-      <w:proofErr w:type="gramStart"/>
-      <w:r>
-        <w:rPr>
-          <w:lang w:val="en-CA"/>
-        </w:rPr>
-        <w:t>founder</w:t>
-      </w:r>
-      <w:proofErr w:type="gramEnd"/>
-      <w:r>
-        <w:rPr>
-          <w:lang w:val="en-CA"/>
-        </w:rPr>
-        <w:t xml:space="preserve"> and </w:t>
+      <w:r>
+        <w:rPr>
+          <w:lang w:val="en-CA"/>
+        </w:rPr>
+        <w:t xml:space="preserve">founder and </w:t>
       </w:r>
       <w:r>
         <w:rPr>
@@ -13290,21 +12777,7 @@
         <w:rPr>
           <w:lang w:val="en-CA"/>
         </w:rPr>
-        <w:t xml:space="preserve">., </w:t>
-      </w:r>
-      <w:proofErr w:type="spellStart"/>
-      <w:r>
-        <w:rPr>
-          <w:lang w:val="en-CA"/>
-        </w:rPr>
-        <w:t>Allroggen</w:t>
-      </w:r>
-      <w:proofErr w:type="spellEnd"/>
-      <w:r>
-        <w:rPr>
-          <w:lang w:val="en-CA"/>
-        </w:rPr>
-        <w:t xml:space="preserve">, </w:t>
+        <w:t xml:space="preserve">., Allroggen, </w:t>
       </w:r>
       <w:r>
         <w:rPr>
@@ -13667,21 +13140,7 @@
         <w:rPr>
           <w:lang w:val="en-CA"/>
         </w:rPr>
-        <w:t xml:space="preserve"> </w:t>
-      </w:r>
-      <w:proofErr w:type="spellStart"/>
-      <w:r>
-        <w:rPr>
-          <w:lang w:val="en-CA"/>
-        </w:rPr>
-        <w:t>doi</w:t>
-      </w:r>
-      <w:proofErr w:type="spellEnd"/>
-      <w:r>
-        <w:rPr>
-          <w:lang w:val="en-CA"/>
-        </w:rPr>
-        <w:t>: 10.1017/S0140525X21000728</w:t>
+        <w:t xml:space="preserve"> doi: 10.1017/S0140525X21000728</w:t>
       </w:r>
       <w:r>
         <w:rPr>
@@ -14041,21 +13500,7 @@
         <w:rPr>
           <w:lang w:val="en-CA"/>
         </w:rPr>
-        <w:t xml:space="preserve">., Kenrick, D., </w:t>
-      </w:r>
-      <w:proofErr w:type="spellStart"/>
-      <w:r>
-        <w:rPr>
-          <w:lang w:val="en-CA"/>
-        </w:rPr>
-        <w:t>Wiezel</w:t>
-      </w:r>
-      <w:proofErr w:type="spellEnd"/>
-      <w:r>
-        <w:rPr>
-          <w:lang w:val="en-CA"/>
-        </w:rPr>
-        <w:t xml:space="preserve">, A., </w:t>
+        <w:t xml:space="preserve">., Kenrick, D., Wiezel, A., </w:t>
       </w:r>
       <w:r>
         <w:rPr>
@@ -14125,35 +13570,7 @@
         <w:rPr>
           <w:lang w:val="en-CA"/>
         </w:rPr>
-        <w:t xml:space="preserve">Pick, C. M., Ko, A., Wormley, A. S., </w:t>
-      </w:r>
-      <w:proofErr w:type="spellStart"/>
-      <w:r>
-        <w:rPr>
-          <w:lang w:val="en-CA"/>
-        </w:rPr>
-        <w:t>Wiezel</w:t>
-      </w:r>
-      <w:proofErr w:type="spellEnd"/>
-      <w:r>
-        <w:rPr>
-          <w:lang w:val="en-CA"/>
-        </w:rPr>
-        <w:t>, A., Kenrick, D. T., Al-</w:t>
-      </w:r>
-      <w:proofErr w:type="spellStart"/>
-      <w:r>
-        <w:rPr>
-          <w:lang w:val="en-CA"/>
-        </w:rPr>
-        <w:t>Shawaf</w:t>
-      </w:r>
-      <w:proofErr w:type="spellEnd"/>
-      <w:r>
-        <w:rPr>
-          <w:lang w:val="en-CA"/>
-        </w:rPr>
-        <w:t xml:space="preserve">, L., […] </w:t>
+        <w:t xml:space="preserve">Pick, C. M., Ko, A., Wormley, A. S., Wiezel, A., Kenrick, D. T., Al-Shawaf, L., […] </w:t>
       </w:r>
       <w:r>
         <w:rPr>
@@ -14219,6 +13636,7 @@
           <w:u w:val="single"/>
           <w:lang w:val="en-CA"/>
         </w:rPr>
+        <w:lastRenderedPageBreak/>
         <w:t>Porter, T</w:t>
       </w:r>
       <w:r>
@@ -14234,7 +13652,6 @@
         </w:rPr>
         <w:t>Elnakouri, A.</w:t>
       </w:r>
-      <w:proofErr w:type="gramStart"/>
       <w:r>
         <w:rPr>
           <w:lang w:val="en-CA"/>
@@ -14246,15 +13663,7 @@
           <w:u w:val="single"/>
           <w:lang w:val="en-CA"/>
         </w:rPr>
-        <w:t>Meyers</w:t>
-      </w:r>
-      <w:proofErr w:type="gramEnd"/>
-      <w:r>
-        <w:rPr>
-          <w:u w:val="single"/>
-          <w:lang w:val="en-CA"/>
-        </w:rPr>
-        <w:t>, E. A.</w:t>
+        <w:t>Meyers, E. A.</w:t>
       </w:r>
       <w:r>
         <w:rPr>
@@ -14341,19 +13750,11 @@
         </w:rPr>
         <w:t>*</w:t>
       </w:r>
-      <w:proofErr w:type="gramStart"/>
-      <w:r>
-        <w:rPr>
-          <w:lang w:val="en-CA"/>
-        </w:rPr>
-        <w:t>corresponding</w:t>
-      </w:r>
-      <w:proofErr w:type="gramEnd"/>
-      <w:r>
-        <w:rPr>
-          <w:lang w:val="en-CA"/>
-        </w:rPr>
-        <w:t xml:space="preserve"> author</w:t>
+      <w:r>
+        <w:rPr>
+          <w:lang w:val="en-CA"/>
+        </w:rPr>
+        <w:t>corresponding author</w:t>
       </w:r>
     </w:p>
     <w:bookmarkEnd w:id="10"/>
@@ -14373,21 +13774,12 @@
         </w:rPr>
         <w:t xml:space="preserve">Choi, E., Farb, N. A., </w:t>
       </w:r>
-      <w:proofErr w:type="spellStart"/>
       <w:r>
         <w:rPr>
           <w:u w:val="single"/>
           <w:lang w:val="en-CA"/>
         </w:rPr>
-        <w:t>Pogrebtsova</w:t>
-      </w:r>
-      <w:proofErr w:type="spellEnd"/>
-      <w:r>
-        <w:rPr>
-          <w:u w:val="single"/>
-          <w:lang w:val="en-CA"/>
-        </w:rPr>
-        <w:t>, E</w:t>
+        <w:t>Pogrebtsova, E</w:t>
       </w:r>
       <w:r>
         <w:rPr>
@@ -14434,16 +13826,8 @@
         <w:rPr>
           <w:lang w:val="en-CA"/>
         </w:rPr>
-        <w:t xml:space="preserve">*corresponding </w:t>
-      </w:r>
-      <w:proofErr w:type="gramStart"/>
-      <w:r>
-        <w:rPr>
-          <w:lang w:val="en-CA"/>
-        </w:rPr>
-        <w:t>author</w:t>
-      </w:r>
-      <w:proofErr w:type="gramEnd"/>
+        <w:t>*corresponding author</w:t>
+      </w:r>
     </w:p>
     <w:bookmarkEnd w:id="21"/>
     <w:p>
@@ -14462,7 +13846,6 @@
           <w:u w:val="single"/>
           <w:lang w:val="en-CA"/>
         </w:rPr>
-        <w:lastRenderedPageBreak/>
         <w:t>Dorfman, A.</w:t>
       </w:r>
       <w:r>
@@ -14929,21 +14312,7 @@
         <w:rPr>
           <w:lang w:val="en-CA"/>
         </w:rPr>
-        <w:t xml:space="preserve">Jayawickreme, E., Infurna, F. J., </w:t>
-      </w:r>
-      <w:proofErr w:type="spellStart"/>
-      <w:r>
-        <w:rPr>
-          <w:lang w:val="en-CA"/>
-        </w:rPr>
-        <w:t>Alajak</w:t>
-      </w:r>
-      <w:proofErr w:type="spellEnd"/>
-      <w:r>
-        <w:rPr>
-          <w:lang w:val="en-CA"/>
-        </w:rPr>
-        <w:t xml:space="preserve">, K., Blackie, L. E. R., Chopik, W. J., Chung, J. M., </w:t>
+        <w:t xml:space="preserve">Jayawickreme, E., Infurna, F. J., Alajak, K., Blackie, L. E. R., Chopik, W. J., Chung, J. M., </w:t>
       </w:r>
       <w:r>
         <w:rPr>
@@ -14956,21 +14325,7 @@
         <w:rPr>
           <w:lang w:val="en-CA"/>
         </w:rPr>
-        <w:t xml:space="preserve">., Fleeson, W., </w:t>
-      </w:r>
-      <w:proofErr w:type="spellStart"/>
-      <w:r>
-        <w:rPr>
-          <w:lang w:val="en-CA"/>
-        </w:rPr>
-        <w:t>Forgeard</w:t>
-      </w:r>
-      <w:proofErr w:type="spellEnd"/>
-      <w:r>
-        <w:rPr>
-          <w:lang w:val="en-CA"/>
-        </w:rPr>
-        <w:t xml:space="preserve">, M. J. C., Frazier, P., Furr, R. M., </w:t>
+        <w:t xml:space="preserve">., Fleeson, W., Forgeard, M. J. C., Frazier, P., Furr, R. M., </w:t>
       </w:r>
       <w:r>
         <w:rPr>
@@ -15320,21 +14675,7 @@
         <w:rPr>
           <w:lang w:val="en-CA"/>
         </w:rPr>
-        <w:t xml:space="preserve">, Fugelsang, J. A., </w:t>
-      </w:r>
-      <w:proofErr w:type="spellStart"/>
-      <w:r>
-        <w:rPr>
-          <w:lang w:val="en-CA"/>
-        </w:rPr>
-        <w:t>Sorokowski</w:t>
-      </w:r>
-      <w:proofErr w:type="spellEnd"/>
-      <w:r>
-        <w:rPr>
-          <w:lang w:val="en-CA"/>
-        </w:rPr>
-        <w:t xml:space="preserve">, P., </w:t>
+        <w:t xml:space="preserve">, Fugelsang, J. A., Sorokowski, P., </w:t>
       </w:r>
       <w:r>
         <w:rPr>
@@ -16046,21 +15387,12 @@
         </w:rPr>
         <w:t xml:space="preserve">(2), 185-194. </w:t>
       </w:r>
-      <w:proofErr w:type="spellStart"/>
       <w:r>
         <w:rPr>
           <w:rFonts w:cs="Times New Roman"/>
           <w:lang w:val="en-CA"/>
         </w:rPr>
-        <w:t>doi</w:t>
-      </w:r>
-      <w:proofErr w:type="spellEnd"/>
-      <w:r>
-        <w:rPr>
-          <w:rFonts w:cs="Times New Roman"/>
-          <w:lang w:val="en-CA"/>
-        </w:rPr>
-        <w:t>: 10.1080/1047840X.2020.1750920</w:t>
+        <w:t>doi: 10.1080/1047840X.2020.1750920</w:t>
       </w:r>
       <w:r>
         <w:rPr>
@@ -16113,61 +15445,11 @@
           <w:lang w:val="en-CA"/>
         </w:rPr>
       </w:pPr>
-      <w:proofErr w:type="spellStart"/>
-      <w:r>
-        <w:rPr>
-          <w:lang w:val="en-CA"/>
-        </w:rPr>
-        <w:t>Hanaei</w:t>
-      </w:r>
-      <w:proofErr w:type="spellEnd"/>
-      <w:r>
-        <w:rPr>
-          <w:lang w:val="en-CA"/>
-        </w:rPr>
-        <w:t xml:space="preserve">, S., </w:t>
-      </w:r>
-      <w:proofErr w:type="spellStart"/>
-      <w:r>
-        <w:rPr>
-          <w:lang w:val="en-CA"/>
-        </w:rPr>
-        <w:t>Takian</w:t>
-      </w:r>
-      <w:proofErr w:type="spellEnd"/>
-      <w:r>
-        <w:rPr>
-          <w:lang w:val="en-CA"/>
-        </w:rPr>
-        <w:t xml:space="preserve">, A., </w:t>
-      </w:r>
-      <w:proofErr w:type="spellStart"/>
-      <w:r>
-        <w:rPr>
-          <w:lang w:val="en-CA"/>
-        </w:rPr>
-        <w:t>Majdzadeh</w:t>
-      </w:r>
-      <w:proofErr w:type="spellEnd"/>
-      <w:r>
-        <w:rPr>
-          <w:lang w:val="en-CA"/>
-        </w:rPr>
-        <w:t xml:space="preserve">, R., </w:t>
-      </w:r>
-      <w:proofErr w:type="spellStart"/>
-      <w:r>
-        <w:rPr>
-          <w:lang w:val="en-CA"/>
-        </w:rPr>
-        <w:t>Maboloc</w:t>
-      </w:r>
-      <w:proofErr w:type="spellEnd"/>
-      <w:r>
-        <w:rPr>
-          <w:lang w:val="en-CA"/>
-        </w:rPr>
-        <w:t xml:space="preserve">, C. R., </w:t>
+      <w:r>
+        <w:rPr>
+          <w:lang w:val="en-CA"/>
+        </w:rPr>
+        <w:t xml:space="preserve">Hanaei, S., Takian, A., Majdzadeh, R., Maboloc, C. R., </w:t>
       </w:r>
       <w:r>
         <w:rPr>
@@ -16181,35 +15463,14 @@
         <w:rPr>
           <w:lang w:val="en-CA"/>
         </w:rPr>
-        <w:t xml:space="preserve">., Gomes, O., Milosevic, M., Gupta, M., </w:t>
-      </w:r>
-      <w:proofErr w:type="spellStart"/>
-      <w:r>
-        <w:rPr>
-          <w:lang w:val="en-CA"/>
-        </w:rPr>
-        <w:t>Shamshirsaz</w:t>
-      </w:r>
-      <w:proofErr w:type="spellEnd"/>
-      <w:r>
-        <w:rPr>
-          <w:lang w:val="en-CA"/>
-        </w:rPr>
-        <w:t xml:space="preserve">, A. A., Harbi, A., Burhan, A. M., Uddin, L. Q., </w:t>
-      </w:r>
-      <w:proofErr w:type="spellStart"/>
-      <w:r>
-        <w:rPr>
-          <w:lang w:val="en-CA"/>
-        </w:rPr>
-        <w:t>Kulasinghe</w:t>
-      </w:r>
-      <w:proofErr w:type="spellEnd"/>
-      <w:r>
-        <w:rPr>
-          <w:lang w:val="en-CA"/>
-        </w:rPr>
-        <w:t xml:space="preserve">, A., Lam, C.-M., Ramakrishna, S., Alavi, A., Nouwen, J. L., Dorigo, T., Schreiber, M., … Rezaei, N. (2020). Emerging Standards and the Hybrid Model for Organizing Scientific Events During and After The COVID-19 Pandemic. </w:t>
+        <w:t xml:space="preserve">., Gomes, O., Milosevic, M., Gupta, M., Shamshirsaz, A. A., Harbi, A., Burhan, A. M., Uddin, L. Q., Kulasinghe, A., Lam, C.-M., Ramakrishna, S., Alavi, A., Nouwen, J. L., Dorigo, T., Schreiber, M., … Rezaei, N. </w:t>
+      </w:r>
+      <w:r>
+        <w:rPr>
+          <w:lang w:val="en-CA"/>
+        </w:rPr>
+        <w:lastRenderedPageBreak/>
+        <w:t xml:space="preserve">(2020). Emerging Standards and the Hybrid Model for Organizing Scientific Events During and After The COVID-19 Pandemic. </w:t>
       </w:r>
       <w:r>
         <w:rPr>
@@ -16299,7 +15560,6 @@
           <w:shd w:val="clear" w:color="auto" w:fill="FFFFFF"/>
           <w:lang w:val="en-CA"/>
         </w:rPr>
-        <w:lastRenderedPageBreak/>
         <w:t>Huynh, A. C.</w:t>
       </w:r>
       <w:r>
@@ -16379,49 +15639,7 @@
         <w:rPr>
           <w:lang w:val="en-CA"/>
         </w:rPr>
-        <w:t xml:space="preserve">Ko, A., Pick, C., Kwon, J. Y., Barlev, M., Krems, J. A., Varnum, M. E. W., Neel, R., </w:t>
-      </w:r>
-      <w:proofErr w:type="spellStart"/>
-      <w:r>
-        <w:rPr>
-          <w:lang w:val="en-CA"/>
-        </w:rPr>
-        <w:t>Peysha</w:t>
-      </w:r>
-      <w:proofErr w:type="spellEnd"/>
-      <w:r>
-        <w:rPr>
-          <w:lang w:val="en-CA"/>
-        </w:rPr>
-        <w:t xml:space="preserve">, M., </w:t>
-      </w:r>
-      <w:proofErr w:type="spellStart"/>
-      <w:r>
-        <w:rPr>
-          <w:lang w:val="en-CA"/>
-        </w:rPr>
-        <w:t>Boonyasiriwat</w:t>
-      </w:r>
-      <w:proofErr w:type="spellEnd"/>
-      <w:r>
-        <w:rPr>
-          <w:lang w:val="en-CA"/>
-        </w:rPr>
-        <w:t xml:space="preserve">, W., </w:t>
-      </w:r>
-      <w:proofErr w:type="spellStart"/>
-      <w:r>
-        <w:rPr>
-          <w:lang w:val="en-CA"/>
-        </w:rPr>
-        <w:t>Brandstätter</w:t>
-      </w:r>
-      <w:proofErr w:type="spellEnd"/>
-      <w:r>
-        <w:rPr>
-          <w:lang w:val="en-CA"/>
-        </w:rPr>
-        <w:t xml:space="preserve">, E., Vasquez, J. E. C., Galindo, O., Pereira de Felipe, R., Crispim, A. C., Fetvadjiev, V. H., Fischer, R., Karl, J., David, D., Galdi, S., Gomez-Jacinto, L., </w:t>
+        <w:t xml:space="preserve">Ko, A., Pick, C., Kwon, J. Y., Barlev, M., Krems, J. A., Varnum, M. E. W., Neel, R., Peysha, M., Boonyasiriwat, W., Brandstätter, E., Vasquez, J. E. C., Galindo, O., Pereira de Felipe, R., Crispim, A. C., Fetvadjiev, V. H., Fischer, R., Karl, J., David, D., Galdi, S., Gomez-Jacinto, L., </w:t>
       </w:r>
       <w:r>
         <w:rPr>
@@ -16601,19 +15819,11 @@
         </w:rPr>
         <w:t>*</w:t>
       </w:r>
-      <w:proofErr w:type="gramStart"/>
-      <w:r>
-        <w:rPr>
-          <w:lang w:val="en-CA"/>
-        </w:rPr>
-        <w:t>corresponding</w:t>
-      </w:r>
-      <w:proofErr w:type="gramEnd"/>
-      <w:r>
-        <w:rPr>
-          <w:lang w:val="en-CA"/>
-        </w:rPr>
-        <w:t xml:space="preserve"> authors</w:t>
+      <w:r>
+        <w:rPr>
+          <w:lang w:val="en-CA"/>
+        </w:rPr>
+        <w:t>corresponding authors</w:t>
       </w:r>
     </w:p>
     <w:p>
@@ -16695,23 +15905,28 @@
         </w:rPr>
         <w:t xml:space="preserve">., </w:t>
       </w:r>
-      <w:proofErr w:type="spellStart"/>
       <w:r>
         <w:rPr>
           <w:rFonts w:eastAsia="Calibri"/>
           <w:u w:val="single"/>
           <w:lang w:val="en-CA" w:eastAsia="en-US"/>
         </w:rPr>
-        <w:t>Klackl</w:t>
-      </w:r>
-      <w:proofErr w:type="spellEnd"/>
+        <w:t>Klackl, J</w:t>
+      </w:r>
+      <w:r>
+        <w:rPr>
+          <w:rFonts w:eastAsia="Calibri"/>
+          <w:lang w:val="en-CA" w:eastAsia="en-US"/>
+        </w:rPr>
+        <w:t xml:space="preserve">., </w:t>
+      </w:r>
       <w:r>
         <w:rPr>
           <w:rFonts w:eastAsia="Calibri"/>
           <w:u w:val="single"/>
           <w:lang w:val="en-CA" w:eastAsia="en-US"/>
         </w:rPr>
-        <w:t>, J</w:t>
+        <w:t>Agroskin, D</w:t>
       </w:r>
       <w:r>
         <w:rPr>
@@ -16720,115 +15935,64 @@
         </w:rPr>
         <w:t xml:space="preserve">., </w:t>
       </w:r>
-      <w:proofErr w:type="spellStart"/>
+      <w:r>
+        <w:rPr>
+          <w:rFonts w:eastAsia="Calibri"/>
+          <w:b/>
+          <w:lang w:val="en-CA" w:eastAsia="en-US"/>
+        </w:rPr>
+        <w:t>Grossmann, I</w:t>
+      </w:r>
+      <w:r>
+        <w:rPr>
+          <w:rFonts w:eastAsia="Calibri"/>
+          <w:lang w:val="en-CA" w:eastAsia="en-US"/>
+        </w:rPr>
+        <w:t xml:space="preserve">., Alexandrov, Y., </w:t>
+      </w:r>
       <w:r>
         <w:rPr>
           <w:rFonts w:eastAsia="Calibri"/>
           <w:u w:val="single"/>
           <w:lang w:val="en-CA" w:eastAsia="en-US"/>
         </w:rPr>
-        <w:t>Agroskin</w:t>
-      </w:r>
-      <w:proofErr w:type="spellEnd"/>
+        <w:t>Apanovich, V</w:t>
+      </w:r>
+      <w:r>
+        <w:rPr>
+          <w:rFonts w:eastAsia="Calibri"/>
+          <w:lang w:val="en-CA" w:eastAsia="en-US"/>
+        </w:rPr>
+        <w:t xml:space="preserve">., </w:t>
+      </w:r>
       <w:r>
         <w:rPr>
           <w:rFonts w:eastAsia="Calibri"/>
           <w:u w:val="single"/>
           <w:lang w:val="en-CA" w:eastAsia="en-US"/>
         </w:rPr>
-        <w:t>, D</w:t>
+        <w:t>Bezdenezhnykh, B</w:t>
       </w:r>
       <w:r>
         <w:rPr>
           <w:rFonts w:eastAsia="Calibri"/>
           <w:lang w:val="en-CA" w:eastAsia="en-US"/>
         </w:rPr>
-        <w:t xml:space="preserve">., </w:t>
-      </w:r>
-      <w:r>
-        <w:rPr>
-          <w:rFonts w:eastAsia="Calibri"/>
-          <w:b/>
-          <w:lang w:val="en-CA" w:eastAsia="en-US"/>
-        </w:rPr>
-        <w:t>Grossmann, I</w:t>
+        <w:t>., &amp; Jonas, E. (20</w:t>
       </w:r>
       <w:r>
         <w:rPr>
           <w:rFonts w:eastAsia="Calibri"/>
           <w:lang w:val="en-CA" w:eastAsia="en-US"/>
         </w:rPr>
-        <w:t xml:space="preserve">., Alexandrov, Y., </w:t>
-      </w:r>
-      <w:r>
-        <w:rPr>
-          <w:rFonts w:eastAsia="Calibri"/>
-          <w:u w:val="single"/>
-          <w:lang w:val="en-CA" w:eastAsia="en-US"/>
-        </w:rPr>
-        <w:t>Apanovich, V</w:t>
+        <w:t>20</w:t>
       </w:r>
       <w:r>
         <w:rPr>
           <w:rFonts w:eastAsia="Calibri"/>
           <w:lang w:val="en-CA" w:eastAsia="en-US"/>
         </w:rPr>
-        <w:t xml:space="preserve">., </w:t>
-      </w:r>
-      <w:proofErr w:type="spellStart"/>
-      <w:r>
-        <w:rPr>
-          <w:rFonts w:eastAsia="Calibri"/>
-          <w:u w:val="single"/>
-          <w:lang w:val="en-CA" w:eastAsia="en-US"/>
-        </w:rPr>
-        <w:t>Bezdenezhnykh</w:t>
-      </w:r>
-      <w:proofErr w:type="spellEnd"/>
-      <w:r>
-        <w:rPr>
-          <w:rFonts w:eastAsia="Calibri"/>
-          <w:u w:val="single"/>
-          <w:lang w:val="en-CA" w:eastAsia="en-US"/>
-        </w:rPr>
-        <w:t>, B</w:t>
-      </w:r>
-      <w:r>
-        <w:rPr>
-          <w:rFonts w:eastAsia="Calibri"/>
-          <w:lang w:val="en-CA" w:eastAsia="en-US"/>
-        </w:rPr>
-        <w:t>., &amp; Jonas, E. (20</w:t>
-      </w:r>
-      <w:r>
-        <w:rPr>
-          <w:rFonts w:eastAsia="Calibri"/>
-          <w:lang w:val="en-CA" w:eastAsia="en-US"/>
-        </w:rPr>
-        <w:t>20</w:t>
-      </w:r>
-      <w:r>
-        <w:rPr>
-          <w:rFonts w:eastAsia="Calibri"/>
-          <w:lang w:val="en-CA" w:eastAsia="en-US"/>
-        </w:rPr>
-        <w:t xml:space="preserve">). Reaction to norm transgressions and Islamization threat in culturally tight and </w:t>
-      </w:r>
-      <w:proofErr w:type="gramStart"/>
-      <w:r>
-        <w:rPr>
-          <w:rFonts w:eastAsia="Calibri"/>
-          <w:lang w:val="en-CA" w:eastAsia="en-US"/>
-        </w:rPr>
-        <w:t>loose</w:t>
-      </w:r>
-      <w:proofErr w:type="gramEnd"/>
-      <w:r>
-        <w:rPr>
-          <w:rFonts w:eastAsia="Calibri"/>
-          <w:lang w:val="en-CA" w:eastAsia="en-US"/>
-        </w:rPr>
-        <w:t xml:space="preserve"> contexts: A case study of Germany vs. Russia. </w:t>
+        <w:t xml:space="preserve">). Reaction to norm transgressions and Islamization threat in culturally tight and loose contexts: A case study of Germany vs. Russia. </w:t>
       </w:r>
       <w:r>
         <w:rPr>
@@ -17022,25 +16186,7 @@
           <w:shd w:val="clear" w:color="auto" w:fill="FFFFFF"/>
           <w:lang w:val="en-CA"/>
         </w:rPr>
-        <w:t xml:space="preserve">(2019). Wise reasoning benefits from </w:t>
-      </w:r>
-      <w:proofErr w:type="spellStart"/>
-      <w:r>
-        <w:rPr>
-          <w:color w:val="000000"/>
-          <w:shd w:val="clear" w:color="auto" w:fill="FFFFFF"/>
-          <w:lang w:val="en-CA"/>
-        </w:rPr>
-        <w:t>emodiversity</w:t>
-      </w:r>
-      <w:proofErr w:type="spellEnd"/>
-      <w:r>
-        <w:rPr>
-          <w:color w:val="000000"/>
-          <w:shd w:val="clear" w:color="auto" w:fill="FFFFFF"/>
-          <w:lang w:val="en-CA"/>
-        </w:rPr>
-        <w:t xml:space="preserve">, irrespective of emotional intensity. </w:t>
+        <w:t xml:space="preserve">(2019). Wise reasoning benefits from emodiversity, irrespective of emotional intensity. </w:t>
       </w:r>
       <w:r>
         <w:rPr>
@@ -17123,21 +16269,7 @@
         <w:rPr>
           <w:lang w:val="en-CA"/>
         </w:rPr>
-        <w:t xml:space="preserve">Children show reduced trust in confident advisors who are </w:t>
-      </w:r>
-      <w:proofErr w:type="gramStart"/>
-      <w:r>
-        <w:rPr>
-          <w:lang w:val="en-CA"/>
-        </w:rPr>
-        <w:t>partially-informed</w:t>
-      </w:r>
-      <w:proofErr w:type="gramEnd"/>
-      <w:r>
-        <w:rPr>
-          <w:lang w:val="en-CA"/>
-        </w:rPr>
-        <w:t xml:space="preserve">. </w:t>
+        <w:t xml:space="preserve">Children show reduced trust in confident advisors who are partially-informed. </w:t>
       </w:r>
       <w:r>
         <w:rPr>
@@ -17200,43 +16332,7 @@
           <w:shd w:val="clear" w:color="auto" w:fill="FFFFFF"/>
           <w:lang w:val="en-CA"/>
         </w:rPr>
-        <w:t xml:space="preserve">(2019). The </w:t>
-      </w:r>
-      <w:proofErr w:type="spellStart"/>
-      <w:r>
-        <w:rPr>
-          <w:color w:val="000000"/>
-          <w:shd w:val="clear" w:color="auto" w:fill="FFFFFF"/>
-          <w:lang w:val="en-CA"/>
-        </w:rPr>
-        <w:t>wealth→life</w:t>
-      </w:r>
-      <w:proofErr w:type="spellEnd"/>
-      <w:r>
-        <w:rPr>
-          <w:color w:val="000000"/>
-          <w:shd w:val="clear" w:color="auto" w:fill="FFFFFF"/>
-          <w:lang w:val="en-CA"/>
-        </w:rPr>
-        <w:t xml:space="preserve"> </w:t>
-      </w:r>
-      <w:proofErr w:type="spellStart"/>
-      <w:r>
-        <w:rPr>
-          <w:color w:val="000000"/>
-          <w:shd w:val="clear" w:color="auto" w:fill="FFFFFF"/>
-          <w:lang w:val="en-CA"/>
-        </w:rPr>
-        <w:t>history→innovation</w:t>
-      </w:r>
-      <w:proofErr w:type="spellEnd"/>
-      <w:r>
-        <w:rPr>
-          <w:color w:val="000000"/>
-          <w:shd w:val="clear" w:color="auto" w:fill="FFFFFF"/>
-          <w:lang w:val="en-CA"/>
-        </w:rPr>
-        <w:t xml:space="preserve"> account of the Industrial Revolution is largely inconsistent with empirical time series data. </w:t>
+        <w:t xml:space="preserve">(2019). The wealth→life history→innovation account of the Industrial Revolution is largely inconsistent with empirical time series data. </w:t>
       </w:r>
       <w:r>
         <w:rPr>
@@ -17392,21 +16488,7 @@
         <w:rPr>
           <w:lang w:val="en-CA"/>
         </w:rPr>
-        <w:t>*</w:t>
-      </w:r>
-      <w:proofErr w:type="gramStart"/>
-      <w:r>
-        <w:rPr>
-          <w:lang w:val="en-CA"/>
-        </w:rPr>
-        <w:t>corresponding</w:t>
-      </w:r>
-      <w:proofErr w:type="gramEnd"/>
-      <w:r>
-        <w:rPr>
-          <w:lang w:val="en-CA"/>
-        </w:rPr>
-        <w:t xml:space="preserve"> authors</w:t>
+        <w:t>*corresponding authors</w:t>
       </w:r>
     </w:p>
     <w:p>
@@ -17605,23 +16687,7 @@
           <w:rFonts w:eastAsia="Calibri"/>
           <w:lang w:val="en-CA" w:eastAsia="en-US"/>
         </w:rPr>
-        <w:t xml:space="preserve">, De </w:t>
-      </w:r>
-      <w:proofErr w:type="spellStart"/>
-      <w:r>
-        <w:rPr>
-          <w:rFonts w:eastAsia="Calibri"/>
-          <w:lang w:val="en-CA" w:eastAsia="en-US"/>
-        </w:rPr>
-        <w:t>Brigard</w:t>
-      </w:r>
-      <w:proofErr w:type="spellEnd"/>
-      <w:r>
-        <w:rPr>
-          <w:rFonts w:eastAsia="Calibri"/>
-          <w:lang w:val="en-CA" w:eastAsia="en-US"/>
-        </w:rPr>
-        <w:t xml:space="preserve">, F, Luco, A., &amp; Knobe, J. (2018). </w:t>
+        <w:t xml:space="preserve">, De Brigard, F, Luco, A., &amp; Knobe, J. (2018). </w:t>
       </w:r>
       <w:r>
         <w:rPr>
@@ -17875,21 +16941,12 @@
         </w:rPr>
         <w:t xml:space="preserve"> </w:t>
       </w:r>
-      <w:proofErr w:type="spellStart"/>
       <w:r>
         <w:rPr>
           <w:u w:val="single"/>
           <w:lang w:val="en-CA"/>
         </w:rPr>
-        <w:t>Jowhari</w:t>
-      </w:r>
-      <w:proofErr w:type="spellEnd"/>
-      <w:r>
-        <w:rPr>
-          <w:u w:val="single"/>
-          <w:lang w:val="en-CA"/>
-        </w:rPr>
-        <w:t>, N.</w:t>
+        <w:t>Jowhari, N.</w:t>
       </w:r>
       <w:r>
         <w:rPr>
@@ -17932,49 +16989,8 @@
         <w:rPr>
           <w:lang w:val="en-CA"/>
         </w:rPr>
-        <w:t xml:space="preserve">Leckelt, M., Wetzel, E., Gerlach, T. M., Ackerman, R. A., Miller, J. D., Chopik, W. J., Penke, L., </w:t>
-      </w:r>
-      <w:proofErr w:type="spellStart"/>
-      <w:r>
-        <w:rPr>
-          <w:lang w:val="en-CA"/>
-        </w:rPr>
-        <w:t>Geukes</w:t>
-      </w:r>
-      <w:proofErr w:type="spellEnd"/>
-      <w:r>
-        <w:rPr>
-          <w:lang w:val="en-CA"/>
-        </w:rPr>
-        <w:t xml:space="preserve">, K., Kuefner, A. C.P., </w:t>
-      </w:r>
-      <w:proofErr w:type="spellStart"/>
-      <w:r>
-        <w:rPr>
-          <w:lang w:val="en-CA"/>
-        </w:rPr>
-        <w:t>Hutteman</w:t>
-      </w:r>
-      <w:proofErr w:type="spellEnd"/>
-      <w:r>
-        <w:rPr>
-          <w:lang w:val="en-CA"/>
-        </w:rPr>
-        <w:t xml:space="preserve">, R., Richter, D., Renner, K., </w:t>
-      </w:r>
-      <w:proofErr w:type="spellStart"/>
-      <w:r>
-        <w:rPr>
-          <w:lang w:val="en-CA"/>
-        </w:rPr>
-        <w:t>Allroggen</w:t>
-      </w:r>
-      <w:proofErr w:type="spellEnd"/>
-      <w:r>
-        <w:rPr>
-          <w:lang w:val="en-CA"/>
-        </w:rPr>
-        <w:t xml:space="preserve">, M., Brecheen, C., Campbell, W. K., </w:t>
+        <w:lastRenderedPageBreak/>
+        <w:t xml:space="preserve">Leckelt, M., Wetzel, E., Gerlach, T. M., Ackerman, R. A., Miller, J. D., Chopik, W. J., Penke, L., Geukes, K., Kuefner, A. C.P., Hutteman, R., Richter, D., Renner, K., Allroggen, M., Brecheen, C., Campbell, W. K., </w:t>
       </w:r>
       <w:r>
         <w:rPr>
@@ -17993,14 +17009,7 @@
         <w:rPr>
           <w:lang w:val="en-CA"/>
         </w:rPr>
-        <w:t xml:space="preserve">Validation of the Narcissistic </w:t>
-      </w:r>
-      <w:r>
-        <w:rPr>
-          <w:lang w:val="en-CA"/>
-        </w:rPr>
-        <w:lastRenderedPageBreak/>
-        <w:t xml:space="preserve">Admiration and Rivalry Questionnaire short scale (NARQ-S) in convenience and representative samples. </w:t>
+        <w:t xml:space="preserve">Validation of the Narcissistic Admiration and Rivalry Questionnaire short scale (NARQ-S) in convenience and representative samples. </w:t>
       </w:r>
       <w:r>
         <w:rPr>
@@ -18115,21 +17124,7 @@
         <w:rPr>
           <w:lang w:val="en-CA"/>
         </w:rPr>
-        <w:t>*</w:t>
-      </w:r>
-      <w:proofErr w:type="gramStart"/>
-      <w:r>
-        <w:rPr>
-          <w:lang w:val="en-CA"/>
-        </w:rPr>
-        <w:t>corresponding</w:t>
-      </w:r>
-      <w:proofErr w:type="gramEnd"/>
-      <w:r>
-        <w:rPr>
-          <w:lang w:val="en-CA"/>
-        </w:rPr>
-        <w:t xml:space="preserve"> author</w:t>
+        <w:t>*corresponding author</w:t>
       </w:r>
     </w:p>
     <w:p>
@@ -18154,7 +17149,6 @@
         </w:rPr>
         <w:t xml:space="preserve">featured in </w:t>
       </w:r>
-      <w:proofErr w:type="gramStart"/>
       <w:r>
         <w:rPr>
           <w:i/>
@@ -18163,7 +17157,6 @@
         </w:rPr>
         <w:t>Science</w:t>
       </w:r>
-      <w:proofErr w:type="gramEnd"/>
       <w:r>
         <w:rPr>
           <w:lang w:val="en-CA"/>
@@ -18603,23 +17596,7 @@
           <w:rFonts w:eastAsia="Calibri"/>
           <w:lang w:val="en-CA" w:eastAsia="en-US"/>
         </w:rPr>
-        <w:t xml:space="preserve">Divergent life histories and other ecological adaptations: Examples of social class differences in attention, cognition, and </w:t>
-      </w:r>
-      <w:proofErr w:type="spellStart"/>
-      <w:r>
-        <w:rPr>
-          <w:rFonts w:eastAsia="Calibri"/>
-          <w:lang w:val="en-CA" w:eastAsia="en-US"/>
-        </w:rPr>
-        <w:t>attunement</w:t>
-      </w:r>
-      <w:proofErr w:type="spellEnd"/>
-      <w:r>
-        <w:rPr>
-          <w:rFonts w:eastAsia="Calibri"/>
-          <w:lang w:val="en-CA" w:eastAsia="en-US"/>
-        </w:rPr>
-        <w:t xml:space="preserve"> to others. </w:t>
+        <w:t xml:space="preserve">Divergent life histories and other ecological adaptations: Examples of social class differences in attention, cognition, and attunement to others. </w:t>
       </w:r>
       <w:r>
         <w:rPr>
@@ -18760,21 +17737,7 @@
         <w:rPr>
           <w:lang w:val="en-CA"/>
         </w:rPr>
-        <w:t>*</w:t>
-      </w:r>
-      <w:proofErr w:type="gramStart"/>
-      <w:r>
-        <w:rPr>
-          <w:lang w:val="en-CA"/>
-        </w:rPr>
-        <w:t>corresponding</w:t>
-      </w:r>
-      <w:proofErr w:type="gramEnd"/>
-      <w:r>
-        <w:rPr>
-          <w:lang w:val="en-CA"/>
-        </w:rPr>
-        <w:t xml:space="preserve"> authors</w:t>
+        <w:t>*corresponding authors</w:t>
       </w:r>
     </w:p>
     <w:p>
@@ -18853,21 +17816,7 @@
         <w:rPr>
           <w:lang w:val="en-CA"/>
         </w:rPr>
-        <w:t>*</w:t>
-      </w:r>
-      <w:proofErr w:type="gramStart"/>
-      <w:r>
-        <w:rPr>
-          <w:lang w:val="en-CA"/>
-        </w:rPr>
-        <w:t>corresponding</w:t>
-      </w:r>
-      <w:proofErr w:type="gramEnd"/>
-      <w:r>
-        <w:rPr>
-          <w:lang w:val="en-CA"/>
-        </w:rPr>
-        <w:t xml:space="preserve"> authors</w:t>
+        <w:t>*corresponding authors</w:t>
       </w:r>
     </w:p>
     <w:p>
@@ -18945,21 +17894,7 @@
         <w:rPr>
           <w:lang w:val="en-CA"/>
         </w:rPr>
-        <w:t>. *</w:t>
-      </w:r>
-      <w:proofErr w:type="gramStart"/>
-      <w:r>
-        <w:rPr>
-          <w:lang w:val="en-CA"/>
-        </w:rPr>
-        <w:t>corresponding</w:t>
-      </w:r>
-      <w:proofErr w:type="gramEnd"/>
-      <w:r>
-        <w:rPr>
-          <w:lang w:val="en-CA"/>
-        </w:rPr>
-        <w:t xml:space="preserve"> authors</w:t>
+        <w:t>. *corresponding authors</w:t>
       </w:r>
     </w:p>
     <w:p>
@@ -19412,35 +18347,14 @@
           <w:b/>
           <w:lang w:val="en-CA"/>
         </w:rPr>
+        <w:lastRenderedPageBreak/>
         <w:t xml:space="preserve">Grossmann, I., </w:t>
       </w:r>
-      <w:proofErr w:type="spellStart"/>
-      <w:r>
-        <w:rPr>
-          <w:lang w:val="en-CA"/>
-        </w:rPr>
-        <w:t>Sahdra</w:t>
-      </w:r>
-      <w:proofErr w:type="spellEnd"/>
-      <w:r>
-        <w:rPr>
-          <w:lang w:val="en-CA"/>
-        </w:rPr>
-        <w:t xml:space="preserve">, B., &amp; </w:t>
-      </w:r>
-      <w:proofErr w:type="spellStart"/>
-      <w:r>
-        <w:rPr>
-          <w:lang w:val="en-CA"/>
-        </w:rPr>
-        <w:t>Ciarrochi</w:t>
-      </w:r>
-      <w:proofErr w:type="spellEnd"/>
-      <w:r>
-        <w:rPr>
-          <w:lang w:val="en-CA"/>
-        </w:rPr>
-        <w:t>, J. (</w:t>
+      <w:r>
+        <w:rPr>
+          <w:lang w:val="en-CA"/>
+        </w:rPr>
+        <w:t>Sahdra, B., &amp; Ciarrochi, J. (</w:t>
       </w:r>
       <w:r>
         <w:rPr>
@@ -19547,7 +18461,6 @@
           <w:u w:val="single"/>
           <w:lang w:val="en-CA"/>
         </w:rPr>
-        <w:lastRenderedPageBreak/>
         <w:t>Huynh, A. C.</w:t>
       </w:r>
       <w:r>
@@ -19700,21 +18613,7 @@
         <w:rPr>
           <w:lang w:val="en-CA"/>
         </w:rPr>
-        <w:t xml:space="preserve">Ford, B. Q., Dmitrieva, J. O., Heller, D., </w:t>
-      </w:r>
-      <w:proofErr w:type="spellStart"/>
-      <w:r>
-        <w:rPr>
-          <w:lang w:val="en-CA"/>
-        </w:rPr>
-        <w:t>Chentsova</w:t>
-      </w:r>
-      <w:proofErr w:type="spellEnd"/>
-      <w:r>
-        <w:rPr>
-          <w:lang w:val="en-CA"/>
-        </w:rPr>
-        <w:t xml:space="preserve">-Dutton, Y., </w:t>
+        <w:t xml:space="preserve">Ford, B. Q., Dmitrieva, J. O., Heller, D., Chentsova-Dutton, Y., </w:t>
       </w:r>
       <w:r>
         <w:rPr>
@@ -20086,35 +18985,7 @@
         <w:rPr>
           <w:lang w:val="en-CA"/>
         </w:rPr>
-        <w:t xml:space="preserve">It pays to be nice, but not </w:t>
-      </w:r>
-      <w:proofErr w:type="gramStart"/>
-      <w:r>
-        <w:rPr>
-          <w:lang w:val="en-CA"/>
-        </w:rPr>
-        <w:t>really nice</w:t>
-      </w:r>
-      <w:proofErr w:type="gramEnd"/>
-      <w:r>
-        <w:rPr>
-          <w:lang w:val="en-CA"/>
-        </w:rPr>
-        <w:t xml:space="preserve">: Asymmetric reputations from </w:t>
-      </w:r>
-      <w:proofErr w:type="spellStart"/>
-      <w:r>
-        <w:rPr>
-          <w:lang w:val="en-CA"/>
-        </w:rPr>
-        <w:t>prosociality</w:t>
-      </w:r>
-      <w:proofErr w:type="spellEnd"/>
-      <w:r>
-        <w:rPr>
-          <w:lang w:val="en-CA"/>
-        </w:rPr>
-        <w:t xml:space="preserve"> across 7 countries. </w:t>
+        <w:t xml:space="preserve">It pays to be nice, but not really nice: Asymmetric reputations from prosociality across 7 countries. </w:t>
       </w:r>
       <w:r>
         <w:rPr>
@@ -20264,37 +19135,21 @@
           <w:iCs/>
           <w:lang w:val="en-CA"/>
         </w:rPr>
-        <w:t xml:space="preserve">, runner-up for the </w:t>
-      </w:r>
-      <w:proofErr w:type="spellStart"/>
+        <w:t>, runner-up for the Neuro</w:t>
+      </w:r>
       <w:r>
         <w:rPr>
           <w:iCs/>
           <w:lang w:val="en-CA"/>
         </w:rPr>
-        <w:t>Neuro</w:t>
+        <w:t>L</w:t>
       </w:r>
       <w:r>
         <w:rPr>
           <w:iCs/>
           <w:lang w:val="en-CA"/>
         </w:rPr>
-        <w:t>L</w:t>
-      </w:r>
-      <w:r>
-        <w:rPr>
-          <w:iCs/>
-          <w:lang w:val="en-CA"/>
-        </w:rPr>
-        <w:t>eadership</w:t>
-      </w:r>
-      <w:proofErr w:type="spellEnd"/>
-      <w:r>
-        <w:rPr>
-          <w:iCs/>
-          <w:lang w:val="en-CA"/>
-        </w:rPr>
-        <w:t xml:space="preserve"> Award (2015)</w:t>
+        <w:t>eadership Award (2015)</w:t>
       </w:r>
       <w:r>
         <w:rPr>
@@ -21061,21 +19916,7 @@
         <w:rPr>
           <w:lang w:val="en-CA"/>
         </w:rPr>
-        <w:t xml:space="preserve">, &amp; Kitayama, S. (2012). When gift-giving produces dissonance: Effects of subliminal affiliation priming on choices for </w:t>
-      </w:r>
-      <w:proofErr w:type="gramStart"/>
-      <w:r>
-        <w:rPr>
-          <w:lang w:val="en-CA"/>
-        </w:rPr>
-        <w:t>one's self</w:t>
-      </w:r>
-      <w:proofErr w:type="gramEnd"/>
-      <w:r>
-        <w:rPr>
-          <w:lang w:val="en-CA"/>
-        </w:rPr>
-        <w:t xml:space="preserve"> versus close others. </w:t>
+        <w:t xml:space="preserve">, &amp; Kitayama, S. (2012). When gift-giving produces dissonance: Effects of subliminal affiliation priming on choices for one's self versus close others. </w:t>
       </w:r>
       <w:r>
         <w:rPr>
@@ -21126,21 +19967,7 @@
         <w:rPr>
           <w:lang w:val="en-CA"/>
         </w:rPr>
-        <w:t xml:space="preserve"> </w:t>
-      </w:r>
-      <w:proofErr w:type="gramStart"/>
-      <w:r>
-        <w:rPr>
-          <w:lang w:val="en-CA"/>
-        </w:rPr>
-        <w:t>both</w:t>
-      </w:r>
-      <w:proofErr w:type="gramEnd"/>
-      <w:r>
-        <w:rPr>
-          <w:lang w:val="en-CA"/>
-        </w:rPr>
-        <w:t xml:space="preserve"> authors contributed equally to this research</w:t>
+        <w:t xml:space="preserve"> both authors contributed equally to this research</w:t>
       </w:r>
     </w:p>
     <w:p>
@@ -21356,21 +20183,7 @@
         <w:rPr>
           <w:lang w:val="en-CA"/>
         </w:rPr>
-        <w:t xml:space="preserve"> </w:t>
-      </w:r>
-      <w:proofErr w:type="gramStart"/>
-      <w:r>
-        <w:rPr>
-          <w:lang w:val="en-CA"/>
-        </w:rPr>
-        <w:t>both</w:t>
-      </w:r>
-      <w:proofErr w:type="gramEnd"/>
-      <w:r>
-        <w:rPr>
-          <w:lang w:val="en-CA"/>
-        </w:rPr>
-        <w:t xml:space="preserve"> authors contributed equally to this research</w:t>
+        <w:t xml:space="preserve"> both authors contributed equally to this research</w:t>
       </w:r>
       <w:r>
         <w:rPr>
@@ -21395,6 +20208,7 @@
           <w:b/>
           <w:lang w:val="en-CA"/>
         </w:rPr>
+        <w:lastRenderedPageBreak/>
         <w:t>Grossmann, I.</w:t>
       </w:r>
       <w:r>
@@ -21548,7 +20362,6 @@
           <w:b/>
           <w:lang w:val="en-CA"/>
         </w:rPr>
-        <w:lastRenderedPageBreak/>
         <w:t>Grossmann, I.</w:t>
       </w:r>
       <w:r>
@@ -21736,18 +20549,8 @@
           <w:iCs/>
           <w:lang w:val="en-CA"/>
         </w:rPr>
-        <w:t> </w:t>
-      </w:r>
-      <w:proofErr w:type="gramStart"/>
-      <w:r>
-        <w:rPr>
-          <w:i/>
-          <w:iCs/>
-          <w:lang w:val="en-CA"/>
-        </w:rPr>
-        <w:t>Science</w:t>
-      </w:r>
-      <w:proofErr w:type="gramEnd"/>
+        <w:t> Science</w:t>
+      </w:r>
       <w:r>
         <w:rPr>
           <w:iCs/>
@@ -22207,21 +21010,7 @@
         <w:rPr>
           <w:lang w:val="en-CA"/>
         </w:rPr>
-        <w:t xml:space="preserve">, </w:t>
-      </w:r>
-      <w:proofErr w:type="spellStart"/>
-      <w:r>
-        <w:rPr>
-          <w:lang w:val="en-CA"/>
-        </w:rPr>
-        <w:t>Katunar</w:t>
-      </w:r>
-      <w:proofErr w:type="spellEnd"/>
-      <w:r>
-        <w:rPr>
-          <w:lang w:val="en-CA"/>
-        </w:rPr>
-        <w:t xml:space="preserve">, D., Nisbett, R.E., &amp; Kitayama, S. (2008). Holism in a European </w:t>
+        <w:t xml:space="preserve">, Katunar, D., Nisbett, R.E., &amp; Kitayama, S. (2008). Holism in a European </w:t>
       </w:r>
       <w:r>
         <w:rPr>
@@ -22970,21 +21759,7 @@
         <w:rPr>
           <w:lang w:val="en-CA"/>
         </w:rPr>
-        <w:t xml:space="preserve">Culture, cognition and cultural change in social class. In W. H. Brekhus &amp; G. </w:t>
-      </w:r>
-      <w:proofErr w:type="spellStart"/>
-      <w:r>
-        <w:rPr>
-          <w:lang w:val="en-CA"/>
-        </w:rPr>
-        <w:t>Ignatow</w:t>
-      </w:r>
-      <w:proofErr w:type="spellEnd"/>
-      <w:r>
-        <w:rPr>
-          <w:lang w:val="en-CA"/>
-        </w:rPr>
-        <w:t xml:space="preserve"> (Eds.), </w:t>
+        <w:t xml:space="preserve">Culture, cognition and cultural change in social class. In W. H. Brekhus &amp; G. Ignatow (Eds.), </w:t>
       </w:r>
       <w:r>
         <w:rPr>
@@ -23091,6 +21866,7 @@
           <w:b/>
           <w:lang w:val="en-CA"/>
         </w:rPr>
+        <w:lastRenderedPageBreak/>
         <w:t>Grossmann, I.</w:t>
       </w:r>
       <w:r>
@@ -23235,7 +22011,6 @@
           <w:u w:val="single"/>
           <w:lang w:val="en-CA"/>
         </w:rPr>
-        <w:lastRenderedPageBreak/>
         <w:t>Oakes, H.</w:t>
       </w:r>
       <w:r>
@@ -23495,21 +22270,7 @@
         <w:rPr>
           <w:lang w:val="en-CA"/>
         </w:rPr>
-        <w:t xml:space="preserve"> (2018). The role of culture in understanding and evaluating emotional intelligence. In K. V. Keefer, J. D. Parker, &amp; D. H. </w:t>
-      </w:r>
-      <w:proofErr w:type="spellStart"/>
-      <w:r>
-        <w:rPr>
-          <w:lang w:val="en-CA"/>
-        </w:rPr>
-        <w:t>Saklofske</w:t>
-      </w:r>
-      <w:proofErr w:type="spellEnd"/>
-      <w:r>
-        <w:rPr>
-          <w:lang w:val="en-CA"/>
-        </w:rPr>
-        <w:t xml:space="preserve"> (Eds.). </w:t>
+        <w:t xml:space="preserve"> (2018). The role of culture in understanding and evaluating emotional intelligence. In K. V. Keefer, J. D. Parker, &amp; D. H. Saklofske (Eds.). </w:t>
       </w:r>
       <w:r>
         <w:rPr>
@@ -24565,21 +23326,7 @@
               <w:rPr>
                 <w:lang w:val="en-CA"/>
               </w:rPr>
-              <w:t xml:space="preserve">Jnana </w:t>
-            </w:r>
-            <w:proofErr w:type="spellStart"/>
-            <w:r>
-              <w:rPr>
-                <w:lang w:val="en-CA"/>
-              </w:rPr>
-              <w:t>Prabodhini</w:t>
-            </w:r>
-            <w:proofErr w:type="spellEnd"/>
-            <w:r>
-              <w:rPr>
-                <w:lang w:val="en-CA"/>
-              </w:rPr>
-              <w:t xml:space="preserve"> Social Science Study Centre, Pune, India</w:t>
+              <w:t>Jnana Prabodhini Social Science Study Centre, Pune, India</w:t>
             </w:r>
           </w:p>
         </w:tc>
@@ -24656,6 +23403,7 @@
                 <w:bCs/>
                 <w:lang w:val="en-CA"/>
               </w:rPr>
+              <w:lastRenderedPageBreak/>
               <w:t>04/2026</w:t>
             </w:r>
           </w:p>
@@ -24827,7 +23575,6 @@
                 <w:bCs/>
                 <w:lang w:val="en-CA"/>
               </w:rPr>
-              <w:lastRenderedPageBreak/>
               <w:t>02/2026</w:t>
             </w:r>
           </w:p>
@@ -25611,33 +24358,11 @@
                 <w:lang w:val="en-CA"/>
               </w:rPr>
             </w:pPr>
-            <w:proofErr w:type="spellStart"/>
-            <w:r>
-              <w:rPr>
-                <w:lang w:val="en-CA"/>
-              </w:rPr>
-              <w:t>Iscte</w:t>
-            </w:r>
-            <w:proofErr w:type="spellEnd"/>
-            <w:r>
-              <w:rPr>
-                <w:lang w:val="en-CA"/>
-              </w:rPr>
-              <w:t xml:space="preserve"> – Instituto Universitário de Lisboa, </w:t>
-            </w:r>
-            <w:proofErr w:type="spellStart"/>
-            <w:r>
-              <w:rPr>
-                <w:lang w:val="en-CA"/>
-              </w:rPr>
-              <w:t>SocioDigital</w:t>
-            </w:r>
-            <w:proofErr w:type="spellEnd"/>
-            <w:r>
-              <w:rPr>
-                <w:lang w:val="en-CA"/>
-              </w:rPr>
-              <w:t xml:space="preserve"> Lab for Public Policy</w:t>
+            <w:r>
+              <w:rPr>
+                <w:lang w:val="en-CA"/>
+              </w:rPr>
+              <w:t>Iscte – Instituto Universitário de Lisboa, SocioDigital Lab for Public Policy</w:t>
             </w:r>
           </w:p>
         </w:tc>
@@ -25731,33 +24456,11 @@
               </w:rPr>
               <w:t xml:space="preserve">Mila – Quebec Artificial Intelligence Institute, </w:t>
             </w:r>
-            <w:proofErr w:type="spellStart"/>
-            <w:r>
-              <w:rPr>
-                <w:lang w:val="en-CA"/>
-              </w:rPr>
-              <w:t>EQuity</w:t>
-            </w:r>
-            <w:proofErr w:type="spellEnd"/>
-            <w:r>
-              <w:rPr>
-                <w:lang w:val="en-CA"/>
-              </w:rPr>
-              <w:t xml:space="preserve"> &amp; </w:t>
-            </w:r>
-            <w:proofErr w:type="spellStart"/>
-            <w:r>
-              <w:rPr>
-                <w:lang w:val="en-CA"/>
-              </w:rPr>
-              <w:t>EQuality</w:t>
-            </w:r>
-            <w:proofErr w:type="spellEnd"/>
-            <w:r>
-              <w:rPr>
-                <w:lang w:val="en-CA"/>
-              </w:rPr>
-              <w:t xml:space="preserve"> Using AI and Learning </w:t>
+            <w:r>
+              <w:rPr>
+                <w:lang w:val="en-CA"/>
+              </w:rPr>
+              <w:t xml:space="preserve">EQuity &amp; EQuality Using AI and Learning </w:t>
             </w:r>
             <w:r>
               <w:rPr>
@@ -26057,21 +24760,7 @@
               <w:rPr>
                 <w:lang w:val="en-CA"/>
               </w:rPr>
-              <w:t xml:space="preserve">MIT </w:t>
-            </w:r>
-            <w:proofErr w:type="spellStart"/>
-            <w:r>
-              <w:rPr>
-                <w:lang w:val="en-CA"/>
-              </w:rPr>
-              <w:t>FutureTech</w:t>
-            </w:r>
-            <w:proofErr w:type="spellEnd"/>
-            <w:r>
-              <w:rPr>
-                <w:lang w:val="en-CA"/>
-              </w:rPr>
-              <w:t xml:space="preserve">, </w:t>
+              <w:t xml:space="preserve">MIT FutureTech, </w:t>
             </w:r>
             <w:r>
               <w:rPr>
@@ -26854,6 +25543,7 @@
                 <w:bCs/>
                 <w:lang w:val="en-CA"/>
               </w:rPr>
+              <w:lastRenderedPageBreak/>
               <w:t>07/2022</w:t>
             </w:r>
           </w:p>
@@ -27016,7 +25706,6 @@
                 <w:bCs/>
                 <w:lang w:val="en-CA"/>
               </w:rPr>
-              <w:lastRenderedPageBreak/>
               <w:t>04/2022</w:t>
             </w:r>
           </w:p>
@@ -27294,77 +25983,7 @@
               <w:rPr>
                 <w:lang w:val="en-CA"/>
               </w:rPr>
-              <w:t>University of Granada, Spain, “</w:t>
-            </w:r>
-            <w:proofErr w:type="spellStart"/>
-            <w:r>
-              <w:rPr>
-                <w:lang w:val="en-CA"/>
-              </w:rPr>
-              <w:t>Perspectivas</w:t>
-            </w:r>
-            <w:proofErr w:type="spellEnd"/>
-            <w:r>
-              <w:rPr>
-                <w:lang w:val="en-CA"/>
-              </w:rPr>
-              <w:t xml:space="preserve"> del </w:t>
-            </w:r>
-            <w:proofErr w:type="spellStart"/>
-            <w:r>
-              <w:rPr>
-                <w:lang w:val="en-CA"/>
-              </w:rPr>
-              <w:t>Máster</w:t>
-            </w:r>
-            <w:proofErr w:type="spellEnd"/>
-            <w:r>
-              <w:rPr>
-                <w:lang w:val="en-CA"/>
-              </w:rPr>
-              <w:t xml:space="preserve"> </w:t>
-            </w:r>
-            <w:proofErr w:type="spellStart"/>
-            <w:r>
-              <w:rPr>
-                <w:lang w:val="en-CA"/>
-              </w:rPr>
-              <w:t>en</w:t>
-            </w:r>
-            <w:proofErr w:type="spellEnd"/>
-            <w:r>
-              <w:rPr>
-                <w:lang w:val="en-CA"/>
-              </w:rPr>
-              <w:t xml:space="preserve"> </w:t>
-            </w:r>
-            <w:proofErr w:type="spellStart"/>
-            <w:r>
-              <w:rPr>
-                <w:lang w:val="en-CA"/>
-              </w:rPr>
-              <w:t>Neurociencia</w:t>
-            </w:r>
-            <w:proofErr w:type="spellEnd"/>
-            <w:r>
-              <w:rPr>
-                <w:lang w:val="en-CA"/>
-              </w:rPr>
-              <w:t xml:space="preserve"> </w:t>
-            </w:r>
-            <w:proofErr w:type="spellStart"/>
-            <w:r>
-              <w:rPr>
-                <w:lang w:val="en-CA"/>
-              </w:rPr>
-              <w:t>Cognitiva</w:t>
-            </w:r>
-            <w:proofErr w:type="spellEnd"/>
-            <w:r>
-              <w:rPr>
-                <w:lang w:val="en-CA"/>
-              </w:rPr>
-              <w:t>” Seminar</w:t>
+              <w:t>University of Granada, Spain, “Perspectivas del Máster en Neurociencia Cognitiva” Seminar</w:t>
             </w:r>
           </w:p>
         </w:tc>
@@ -27781,7 +26400,6 @@
               </w:rPr>
             </w:pPr>
             <w:hyperlink r:id="rId51" w:history="1">
-              <w:proofErr w:type="spellStart"/>
               <w:r>
                 <w:rPr>
                   <w:rStyle w:val="Hyperlink"/>
@@ -27789,7 +26407,6 @@
                 </w:rPr>
                 <w:t>CanCOVID</w:t>
               </w:r>
-              <w:proofErr w:type="spellEnd"/>
             </w:hyperlink>
           </w:p>
         </w:tc>
@@ -28866,6 +27483,7 @@
                 <w:bCs/>
                 <w:lang w:val="en-CA"/>
               </w:rPr>
+              <w:lastRenderedPageBreak/>
               <w:t>07/2016</w:t>
             </w:r>
           </w:p>
@@ -29064,7 +27682,6 @@
               <w:rPr>
                 <w:lang w:val="en-CA"/>
               </w:rPr>
-              <w:lastRenderedPageBreak/>
               <w:t>06/2015</w:t>
             </w:r>
           </w:p>
@@ -29715,44 +28332,8 @@
               <w:rPr>
                 <w:lang w:val="en-CA"/>
               </w:rPr>
-              <w:t xml:space="preserve">University of Lausanne, CH, Programme Doctoral </w:t>
-            </w:r>
-            <w:proofErr w:type="spellStart"/>
-            <w:r>
-              <w:rPr>
-                <w:lang w:val="en-CA"/>
-              </w:rPr>
-              <w:t>Romande</w:t>
-            </w:r>
-            <w:proofErr w:type="spellEnd"/>
-            <w:r>
-              <w:rPr>
-                <w:lang w:val="en-CA"/>
-              </w:rPr>
-              <w:t xml:space="preserve"> </w:t>
-            </w:r>
-            <w:proofErr w:type="spellStart"/>
-            <w:r>
-              <w:rPr>
-                <w:lang w:val="en-CA"/>
-              </w:rPr>
-              <w:t>en</w:t>
-            </w:r>
-            <w:proofErr w:type="spellEnd"/>
-            <w:r>
-              <w:rPr>
-                <w:lang w:val="en-CA"/>
-              </w:rPr>
-              <w:t xml:space="preserve"> </w:t>
-            </w:r>
-            <w:proofErr w:type="spellStart"/>
-            <w:r>
-              <w:rPr>
-                <w:lang w:val="en-CA"/>
-              </w:rPr>
-              <w:t>Psychologie</w:t>
-            </w:r>
-            <w:proofErr w:type="spellEnd"/>
+              <w:t>University of Lausanne, CH, Programme Doctoral Romande en Psychologie</w:t>
+            </w:r>
           </w:p>
         </w:tc>
       </w:tr>
@@ -30436,14 +29017,7 @@
               <w:rPr>
                 <w:lang w:val="en-CA"/>
               </w:rPr>
-              <w:t xml:space="preserve">Transformation in a Time of </w:t>
-            </w:r>
-            <w:proofErr w:type="spellStart"/>
-            <w:r>
-              <w:rPr>
-                <w:lang w:val="en-CA"/>
-              </w:rPr>
-              <w:t>Metacrisi</w:t>
+              <w:t>Transformation in a Time of Metacrisi</w:t>
             </w:r>
             <w:r>
               <w:rPr>
@@ -30451,7 +29025,6 @@
               </w:rPr>
               <w:t>s</w:t>
             </w:r>
-            <w:proofErr w:type="spellEnd"/>
           </w:p>
         </w:tc>
       </w:tr>
@@ -30513,19 +29086,11 @@
               </w:rPr>
               <w:t xml:space="preserve">the </w:t>
             </w:r>
-            <w:proofErr w:type="gramStart"/>
-            <w:r>
-              <w:rPr>
-                <w:lang w:val="en-CA"/>
-              </w:rPr>
-              <w:t>mini-symposium</w:t>
-            </w:r>
-            <w:proofErr w:type="gramEnd"/>
-            <w:r>
-              <w:rPr>
-                <w:lang w:val="en-CA"/>
-              </w:rPr>
-              <w:t xml:space="preserve"> “</w:t>
+            <w:r>
+              <w:rPr>
+                <w:lang w:val="en-CA"/>
+              </w:rPr>
+              <w:t>mini-symposium “</w:t>
             </w:r>
             <w:r>
               <w:rPr>
@@ -30846,14 +29411,12 @@
               </w:rPr>
               <w:t xml:space="preserve">Invited Panelist for the debate on “The Viability of Using LLMs in Higher Education” conference, </w:t>
             </w:r>
-            <w:proofErr w:type="spellStart"/>
             <w:r>
               <w:rPr>
                 <w:lang w:val="en-CA"/>
               </w:rPr>
               <w:t>JeXed</w:t>
             </w:r>
-            <w:proofErr w:type="spellEnd"/>
             <w:r>
               <w:rPr>
                 <w:lang w:val="en-CA"/>
@@ -30884,6 +29447,7 @@
                 <w:bCs/>
                 <w:lang w:val="en-CA"/>
               </w:rPr>
+              <w:lastRenderedPageBreak/>
               <w:t>06/2024</w:t>
             </w:r>
           </w:p>
@@ -30988,7 +29552,6 @@
                 <w:bCs/>
                 <w:lang w:val="en-CA"/>
               </w:rPr>
-              <w:lastRenderedPageBreak/>
               <w:t>04/2024</w:t>
             </w:r>
           </w:p>
@@ -31198,19 +29761,11 @@
               </w:rPr>
               <w:t xml:space="preserve">Toronto Metropolitan University, CERC Migration, invited paper at the </w:t>
             </w:r>
-            <w:proofErr w:type="gramStart"/>
-            <w:r>
-              <w:rPr>
-                <w:lang w:val="en-CA"/>
-              </w:rPr>
-              <w:t>International</w:t>
-            </w:r>
-            <w:proofErr w:type="gramEnd"/>
-            <w:r>
-              <w:rPr>
-                <w:lang w:val="en-CA"/>
-              </w:rPr>
-              <w:t xml:space="preserve"> </w:t>
+            <w:r>
+              <w:rPr>
+                <w:lang w:val="en-CA"/>
+              </w:rPr>
+              <w:t xml:space="preserve">International </w:t>
             </w:r>
             <w:r>
               <w:rPr>
@@ -31460,21 +30015,7 @@
               <w:rPr>
                 <w:lang w:val="en-CA"/>
               </w:rPr>
-              <w:t xml:space="preserve">McGill University, Centre for the Convergence of Health and Economics, </w:t>
-            </w:r>
-            <w:proofErr w:type="gramStart"/>
-            <w:r>
-              <w:rPr>
-                <w:lang w:val="en-CA"/>
-              </w:rPr>
-              <w:t>Invited</w:t>
-            </w:r>
-            <w:proofErr w:type="gramEnd"/>
-            <w:r>
-              <w:rPr>
-                <w:lang w:val="en-CA"/>
-              </w:rPr>
-              <w:t xml:space="preserve"> panelist at the </w:t>
+              <w:t xml:space="preserve">McGill University, Centre for the Convergence of Health and Economics, Invited panelist at the </w:t>
             </w:r>
             <w:r>
               <w:rPr>
@@ -32010,21 +30551,7 @@
               <w:rPr>
                 <w:lang w:val="en-CA"/>
               </w:rPr>
-              <w:t xml:space="preserve"> on “</w:t>
-            </w:r>
-            <w:proofErr w:type="spellStart"/>
-            <w:r>
-              <w:rPr>
-                <w:lang w:val="en-CA"/>
-              </w:rPr>
-              <w:t>Neuroethics</w:t>
-            </w:r>
-            <w:proofErr w:type="spellEnd"/>
-            <w:r>
-              <w:rPr>
-                <w:lang w:val="en-CA"/>
-              </w:rPr>
-              <w:t xml:space="preserve">, free will, and the self” </w:t>
+              <w:t xml:space="preserve"> on “Neuroethics, free will, and the self” </w:t>
             </w:r>
           </w:p>
         </w:tc>
@@ -32187,6 +30714,7 @@
                 <w:bCs/>
                 <w:lang w:val="en-CA"/>
               </w:rPr>
+              <w:lastRenderedPageBreak/>
               <w:t>06/2021</w:t>
             </w:r>
           </w:p>
@@ -32292,7 +30820,6 @@
                 <w:bCs/>
                 <w:lang w:val="en-CA"/>
               </w:rPr>
-              <w:lastRenderedPageBreak/>
               <w:t>02/2021</w:t>
             </w:r>
           </w:p>
@@ -32567,39 +31094,7 @@
                 <w:bCs/>
                 <w:lang w:val="en-CA"/>
               </w:rPr>
-              <w:t xml:space="preserve">Invited workshop at the “Tabula Rasa: </w:t>
-            </w:r>
-            <w:proofErr w:type="spellStart"/>
-            <w:r>
-              <w:rPr>
-                <w:bCs/>
-                <w:lang w:val="en-CA"/>
-              </w:rPr>
-              <w:t>Neuroscienze</w:t>
-            </w:r>
-            <w:proofErr w:type="spellEnd"/>
-            <w:r>
-              <w:rPr>
-                <w:bCs/>
-                <w:lang w:val="en-CA"/>
-              </w:rPr>
-              <w:t xml:space="preserve"> e culture” conference of the </w:t>
-            </w:r>
-            <w:proofErr w:type="spellStart"/>
-            <w:r>
-              <w:rPr>
-                <w:bCs/>
-                <w:lang w:val="en-CA"/>
-              </w:rPr>
-              <w:t>Intercultura</w:t>
-            </w:r>
-            <w:proofErr w:type="spellEnd"/>
-            <w:r>
-              <w:rPr>
-                <w:bCs/>
-                <w:lang w:val="en-CA"/>
-              </w:rPr>
-              <w:t xml:space="preserve"> Foundation in Florence, Italy</w:t>
+              <w:t>Invited workshop at the “Tabula Rasa: Neuroscienze e culture” conference of the Intercultura Foundation in Florence, Italy</w:t>
             </w:r>
           </w:p>
         </w:tc>
@@ -33353,6 +31848,7 @@
               <w:rPr>
                 <w:lang w:val="en-CA"/>
               </w:rPr>
+              <w:lastRenderedPageBreak/>
               <w:t>07/2014</w:t>
             </w:r>
           </w:p>
@@ -33939,7 +32435,6 @@
         </w:rPr>
         <w:t xml:space="preserve">, </w:t>
       </w:r>
-      <w:proofErr w:type="spellStart"/>
       <w:r>
         <w:rPr>
           <w:bCs/>
@@ -33948,7 +32443,6 @@
         </w:rPr>
         <w:t>Jettinghof</w:t>
       </w:r>
-      <w:proofErr w:type="spellEnd"/>
       <w:r>
         <w:rPr>
           <w:bCs/>
@@ -35629,15 +34123,14 @@
           <w:lang w:val="en-CA"/>
         </w:rPr>
       </w:pPr>
-      <w:proofErr w:type="spellStart"/>
       <w:r>
         <w:rPr>
           <w:u w:val="single"/>
           <w:lang w:val="en-CA"/>
         </w:rPr>
+        <w:lastRenderedPageBreak/>
         <w:t>Kachhiyapatel</w:t>
       </w:r>
-      <w:proofErr w:type="spellEnd"/>
       <w:r>
         <w:rPr>
           <w:u w:val="single"/>
@@ -35768,16 +34261,13 @@
           <w:lang w:val="en-CA"/>
         </w:rPr>
       </w:pPr>
-      <w:proofErr w:type="spellStart"/>
       <w:r>
         <w:rPr>
           <w:u w:val="single"/>
           <w:lang w:val="en-CA"/>
         </w:rPr>
-        <w:lastRenderedPageBreak/>
         <w:t>Kachhiyapatel</w:t>
       </w:r>
-      <w:proofErr w:type="spellEnd"/>
       <w:r>
         <w:rPr>
           <w:u w:val="single"/>
@@ -35861,23 +34351,7 @@
           <w:bCs/>
           <w:lang w:val="en-CA"/>
         </w:rPr>
-        <w:t xml:space="preserve">Data </w:t>
-      </w:r>
-      <w:proofErr w:type="gramStart"/>
-      <w:r>
-        <w:rPr>
-          <w:bCs/>
-          <w:lang w:val="en-CA"/>
-        </w:rPr>
-        <w:t>blitz</w:t>
-      </w:r>
-      <w:proofErr w:type="gramEnd"/>
-      <w:r>
-        <w:rPr>
-          <w:bCs/>
-          <w:lang w:val="en-CA"/>
-        </w:rPr>
-        <w:t xml:space="preserve"> talk</w:t>
+        <w:t>Data blitz talk</w:t>
       </w:r>
       <w:r>
         <w:rPr>
@@ -36029,83 +34503,490 @@
         </w:rPr>
         <w:t xml:space="preserve">Amarasuriya, S. D., </w:t>
       </w:r>
-      <w:proofErr w:type="spellStart"/>
       <w:r>
         <w:rPr>
           <w:bCs/>
           <w:u w:val="single"/>
           <w:lang w:val="en-CA"/>
         </w:rPr>
-        <w:t>Dhammage</w:t>
-      </w:r>
-      <w:proofErr w:type="spellEnd"/>
+        <w:t>Dhammage, T</w:t>
+      </w:r>
+      <w:r>
+        <w:rPr>
+          <w:bCs/>
+          <w:lang w:val="en-CA"/>
+        </w:rPr>
+        <w:t xml:space="preserve">., </w:t>
+      </w:r>
+      <w:r>
+        <w:rPr>
+          <w:bCs/>
+          <w:lang w:val="en-CA"/>
+        </w:rPr>
+        <w:t xml:space="preserve">Jayawickreme, E., &amp; </w:t>
+      </w:r>
+      <w:r>
+        <w:rPr>
+          <w:b/>
+          <w:lang w:val="en-CA"/>
+        </w:rPr>
+        <w:t>Grossmann, I</w:t>
+      </w:r>
+      <w:r>
+        <w:rPr>
+          <w:bCs/>
+          <w:lang w:val="en-CA"/>
+        </w:rPr>
+        <w:t>.</w:t>
+      </w:r>
+      <w:r>
+        <w:rPr>
+          <w:bCs/>
+          <w:i/>
+          <w:iCs/>
+          <w:lang w:val="en-CA"/>
+        </w:rPr>
+        <w:t xml:space="preserve"> </w:t>
+      </w:r>
+      <w:r>
+        <w:rPr>
+          <w:bCs/>
+          <w:lang w:val="en-CA"/>
+        </w:rPr>
+        <w:t xml:space="preserve">(2024, Dec). </w:t>
+      </w:r>
+      <w:r>
+        <w:rPr>
+          <w:bCs/>
+          <w:i/>
+          <w:iCs/>
+          <w:lang w:val="en-CA"/>
+        </w:rPr>
+        <w:t>Looking at things differently: The effects of perspective-taking on wise-reasoning and stress</w:t>
+      </w:r>
+      <w:r>
+        <w:rPr>
+          <w:bCs/>
+          <w:lang w:val="en-CA"/>
+        </w:rPr>
+        <w:t>.</w:t>
+      </w:r>
+      <w:r>
+        <w:rPr>
+          <w:lang w:val="en-CA"/>
+        </w:rPr>
+        <w:t xml:space="preserve"> </w:t>
+      </w:r>
+      <w:r>
+        <w:rPr>
+          <w:lang w:val="en-CA"/>
+        </w:rPr>
+        <w:t xml:space="preserve">Paper presented </w:t>
+      </w:r>
+      <w:r>
+        <w:rPr>
+          <w:lang w:val="en-CA"/>
+        </w:rPr>
+        <w:t xml:space="preserve">at the 2024 Singapore Conference on Applied Psychology. </w:t>
+      </w:r>
+    </w:p>
+    <w:p>
+      <w:pPr>
+        <w:spacing w:after="240"/>
+        <w:ind w:left="720" w:hanging="706"/>
+        <w:rPr>
+          <w:lang w:val="en-CA"/>
+        </w:rPr>
+      </w:pPr>
+      <w:r>
+        <w:rPr>
+          <w:b/>
+          <w:lang w:val="en-CA"/>
+        </w:rPr>
+        <w:t>Grossmann, I</w:t>
+      </w:r>
+      <w:r>
+        <w:rPr>
+          <w:bCs/>
+          <w:lang w:val="en-CA"/>
+        </w:rPr>
+        <w:t>.</w:t>
+      </w:r>
+      <w:r>
+        <w:rPr>
+          <w:lang w:val="en-CA"/>
+        </w:rPr>
+        <w:t xml:space="preserve"> (202</w:t>
+      </w:r>
+      <w:r>
+        <w:rPr>
+          <w:lang w:val="en-CA"/>
+        </w:rPr>
+        <w:t>4</w:t>
+      </w:r>
+      <w:r>
+        <w:rPr>
+          <w:lang w:val="en-CA"/>
+        </w:rPr>
+        <w:t xml:space="preserve">, </w:t>
+      </w:r>
+      <w:r>
+        <w:rPr>
+          <w:lang w:val="en-CA"/>
+        </w:rPr>
+        <w:t>August</w:t>
+      </w:r>
+      <w:r>
+        <w:rPr>
+          <w:lang w:val="en-CA"/>
+        </w:rPr>
+        <w:t xml:space="preserve">). </w:t>
+      </w:r>
+      <w:r>
+        <w:rPr>
+          <w:i/>
+          <w:lang w:val="en-CA"/>
+        </w:rPr>
+        <w:t xml:space="preserve">Shadows of </w:t>
+      </w:r>
+      <w:r>
+        <w:rPr>
+          <w:i/>
+          <w:lang w:val="en-CA"/>
+        </w:rPr>
+        <w:t>w</w:t>
+      </w:r>
+      <w:r>
+        <w:rPr>
+          <w:i/>
+          <w:lang w:val="en-CA"/>
+        </w:rPr>
+        <w:t xml:space="preserve">isdom: Classifying </w:t>
+      </w:r>
+      <w:r>
+        <w:rPr>
+          <w:i/>
+          <w:lang w:val="en-CA"/>
+        </w:rPr>
+        <w:t>m</w:t>
+      </w:r>
+      <w:r>
+        <w:rPr>
+          <w:i/>
+          <w:lang w:val="en-CA"/>
+        </w:rPr>
+        <w:t>eta-</w:t>
+      </w:r>
+      <w:r>
+        <w:rPr>
+          <w:i/>
+          <w:lang w:val="en-CA"/>
+        </w:rPr>
+        <w:t>c</w:t>
+      </w:r>
+      <w:r>
+        <w:rPr>
+          <w:i/>
+          <w:lang w:val="en-CA"/>
+        </w:rPr>
+        <w:t xml:space="preserve">ognitive and </w:t>
+      </w:r>
+      <w:r>
+        <w:rPr>
+          <w:i/>
+          <w:lang w:val="en-CA"/>
+        </w:rPr>
+        <w:t>m</w:t>
+      </w:r>
+      <w:r>
+        <w:rPr>
+          <w:i/>
+          <w:lang w:val="en-CA"/>
+        </w:rPr>
+        <w:t>orally-</w:t>
+      </w:r>
+      <w:r>
+        <w:rPr>
+          <w:i/>
+          <w:lang w:val="en-CA"/>
+        </w:rPr>
+        <w:t>g</w:t>
+      </w:r>
+      <w:r>
+        <w:rPr>
+          <w:i/>
+          <w:lang w:val="en-CA"/>
+        </w:rPr>
+        <w:t xml:space="preserve">rounded </w:t>
+      </w:r>
+      <w:r>
+        <w:rPr>
+          <w:i/>
+          <w:lang w:val="en-CA"/>
+        </w:rPr>
+        <w:t>n</w:t>
+      </w:r>
+      <w:r>
+        <w:rPr>
+          <w:i/>
+          <w:lang w:val="en-CA"/>
+        </w:rPr>
+        <w:t xml:space="preserve">arrative </w:t>
+      </w:r>
+      <w:r>
+        <w:rPr>
+          <w:i/>
+          <w:lang w:val="en-CA"/>
+        </w:rPr>
+        <w:t>c</w:t>
+      </w:r>
+      <w:r>
+        <w:rPr>
+          <w:i/>
+          <w:lang w:val="en-CA"/>
+        </w:rPr>
+        <w:t>ontent via Large Language Models</w:t>
+      </w:r>
+      <w:r>
+        <w:rPr>
+          <w:i/>
+          <w:lang w:val="en-CA"/>
+        </w:rPr>
+        <w:t>.</w:t>
+      </w:r>
+      <w:r>
+        <w:rPr>
+          <w:lang w:val="en-CA"/>
+        </w:rPr>
+        <w:t xml:space="preserve"> Paper presented </w:t>
+      </w:r>
+      <w:r>
+        <w:rPr>
+          <w:lang w:val="en-CA"/>
+        </w:rPr>
+        <w:t>in the symposium “</w:t>
+      </w:r>
+      <w:r>
+        <w:rPr>
+          <w:lang w:val="en-CA"/>
+        </w:rPr>
+        <w:t>Natural Language Processing in Personality Research: Emerging Approaches and Applications</w:t>
+      </w:r>
+      <w:r>
+        <w:rPr>
+          <w:lang w:val="en-CA"/>
+        </w:rPr>
+        <w:t xml:space="preserve">” </w:t>
+      </w:r>
+      <w:r>
+        <w:rPr>
+          <w:lang w:val="en-CA"/>
+        </w:rPr>
+        <w:t xml:space="preserve">chaired by </w:t>
+      </w:r>
+      <w:r>
+        <w:rPr>
+          <w:u w:val="single"/>
+          <w:lang w:val="en-CA"/>
+        </w:rPr>
+        <w:t>M. Rudnev</w:t>
+      </w:r>
+      <w:r>
+        <w:rPr>
+          <w:lang w:val="en-CA"/>
+        </w:rPr>
+        <w:t xml:space="preserve"> and </w:t>
+      </w:r>
+      <w:r>
+        <w:rPr>
+          <w:b/>
+          <w:bCs/>
+          <w:lang w:val="en-CA"/>
+        </w:rPr>
+        <w:t>I. Grossmann</w:t>
+      </w:r>
+      <w:r>
+        <w:rPr>
+          <w:b/>
+          <w:lang w:val="en-CA"/>
+        </w:rPr>
+        <w:t xml:space="preserve"> </w:t>
+      </w:r>
+      <w:r>
+        <w:rPr>
+          <w:lang w:val="en-CA"/>
+        </w:rPr>
+        <w:t xml:space="preserve">at the </w:t>
+      </w:r>
+      <w:r>
+        <w:rPr>
+          <w:lang w:val="en-CA"/>
+        </w:rPr>
+        <w:t>21</w:t>
+      </w:r>
+      <w:r>
+        <w:rPr>
+          <w:vertAlign w:val="superscript"/>
+          <w:lang w:val="en-CA"/>
+        </w:rPr>
+        <w:t>st</w:t>
+      </w:r>
+      <w:r>
+        <w:rPr>
+          <w:lang w:val="en-CA"/>
+        </w:rPr>
+        <w:t xml:space="preserve"> </w:t>
+      </w:r>
+      <w:r>
+        <w:rPr>
+          <w:lang w:val="en-CA"/>
+        </w:rPr>
+        <w:t>European Conference on Personality</w:t>
+      </w:r>
+      <w:r>
+        <w:rPr>
+          <w:lang w:val="en-CA"/>
+        </w:rPr>
+        <w:t>, Berlin, Germany.</w:t>
+      </w:r>
+    </w:p>
+    <w:p>
+      <w:pPr>
+        <w:spacing w:after="240"/>
+        <w:ind w:left="720" w:hanging="706"/>
+        <w:rPr>
+          <w:lang w:val="en-CA"/>
+        </w:rPr>
+      </w:pPr>
       <w:r>
         <w:rPr>
           <w:bCs/>
           <w:u w:val="single"/>
           <w:lang w:val="en-CA"/>
         </w:rPr>
-        <w:t>, T</w:t>
+        <w:t>Izydorczak, K</w:t>
       </w:r>
       <w:r>
         <w:rPr>
           <w:bCs/>
           <w:lang w:val="en-CA"/>
         </w:rPr>
-        <w:t xml:space="preserve">., </w:t>
+        <w:t>. &amp;</w:t>
+      </w:r>
+      <w:r>
+        <w:rPr>
+          <w:b/>
+          <w:lang w:val="en-CA"/>
+        </w:rPr>
+        <w:t xml:space="preserve"> </w:t>
+      </w:r>
+      <w:r>
+        <w:rPr>
+          <w:b/>
+          <w:lang w:val="en-CA"/>
+        </w:rPr>
+        <w:t>Grossmann, I</w:t>
       </w:r>
       <w:r>
         <w:rPr>
           <w:bCs/>
           <w:lang w:val="en-CA"/>
         </w:rPr>
-        <w:t xml:space="preserve">Jayawickreme, E., &amp; </w:t>
+        <w:t>.</w:t>
+      </w:r>
+      <w:r>
+        <w:rPr>
+          <w:lang w:val="en-CA"/>
+        </w:rPr>
+        <w:t xml:space="preserve"> (202</w:t>
+      </w:r>
+      <w:r>
+        <w:rPr>
+          <w:lang w:val="en-CA"/>
+        </w:rPr>
+        <w:t>4</w:t>
+      </w:r>
+      <w:r>
+        <w:rPr>
+          <w:lang w:val="en-CA"/>
+        </w:rPr>
+        <w:t xml:space="preserve">, </w:t>
+      </w:r>
+      <w:r>
+        <w:rPr>
+          <w:lang w:val="en-CA"/>
+        </w:rPr>
+        <w:t>August</w:t>
+      </w:r>
+      <w:r>
+        <w:rPr>
+          <w:lang w:val="en-CA"/>
+        </w:rPr>
+        <w:t xml:space="preserve">). </w:t>
+      </w:r>
+      <w:r>
+        <w:rPr>
+          <w:i/>
+          <w:lang w:val="en-CA"/>
+        </w:rPr>
+        <w:t>PANDexit - Predictions of post-pandemic cultural change</w:t>
+      </w:r>
+      <w:r>
+        <w:rPr>
+          <w:i/>
+          <w:lang w:val="en-CA"/>
+        </w:rPr>
+        <w:t>.</w:t>
+      </w:r>
+      <w:r>
+        <w:rPr>
+          <w:lang w:val="en-CA"/>
+        </w:rPr>
+        <w:t xml:space="preserve"> Paper presented </w:t>
+      </w:r>
+      <w:r>
+        <w:rPr>
+          <w:lang w:val="en-CA"/>
+        </w:rPr>
+        <w:t>in the session “</w:t>
+      </w:r>
+      <w:r>
+        <w:rPr>
+          <w:lang w:val="en-CA"/>
+        </w:rPr>
+        <w:t>The Role of Personality and Cognition and Social Psychological Research Questions</w:t>
+      </w:r>
+      <w:r>
+        <w:rPr>
+          <w:lang w:val="en-CA"/>
+        </w:rPr>
+        <w:t>”</w:t>
       </w:r>
       <w:r>
         <w:rPr>
           <w:b/>
           <w:lang w:val="en-CA"/>
         </w:rPr>
-        <w:t>Grossmann, I</w:t>
-      </w:r>
-      <w:r>
-        <w:rPr>
-          <w:bCs/>
-          <w:lang w:val="en-CA"/>
-        </w:rPr>
-        <w:t>.</w:t>
-      </w:r>
-      <w:r>
-        <w:rPr>
-          <w:bCs/>
-          <w:i/>
-          <w:iCs/>
-          <w:lang w:val="en-CA"/>
-        </w:rPr>
         <w:t xml:space="preserve"> </w:t>
       </w:r>
       <w:r>
         <w:rPr>
-          <w:bCs/>
-          <w:lang w:val="en-CA"/>
-        </w:rPr>
-        <w:t xml:space="preserve">(2024, Dec). </w:t>
-      </w:r>
-      <w:r>
-        <w:rPr>
-          <w:bCs/>
-          <w:i/>
-          <w:iCs/>
-          <w:lang w:val="en-CA"/>
-        </w:rPr>
-        <w:t>Looking at things differently: The effects of perspective-taking on wise-reasoning and stress</w:t>
-      </w:r>
-      <w:r>
-        <w:rPr>
-          <w:bCs/>
-          <w:lang w:val="en-CA"/>
-        </w:rPr>
-        <w:t>.</w:t>
+          <w:lang w:val="en-CA"/>
+        </w:rPr>
+        <w:t xml:space="preserve">at the </w:t>
+      </w:r>
+      <w:r>
+        <w:rPr>
+          <w:lang w:val="en-CA"/>
+        </w:rPr>
+        <w:t>21</w:t>
+      </w:r>
+      <w:r>
+        <w:rPr>
+          <w:vertAlign w:val="superscript"/>
+          <w:lang w:val="en-CA"/>
+        </w:rPr>
+        <w:t>st</w:t>
       </w:r>
       <w:r>
         <w:rPr>
@@ -36117,13 +34998,13 @@
         <w:rPr>
           <w:lang w:val="en-CA"/>
         </w:rPr>
-        <w:t xml:space="preserve">Paper presented </w:t>
-      </w:r>
-      <w:r>
-        <w:rPr>
-          <w:lang w:val="en-CA"/>
-        </w:rPr>
-        <w:t xml:space="preserve">at the 2024 Singapore Conference on Applied Psychology. </w:t>
+        <w:t>European Conference on Personality</w:t>
+      </w:r>
+      <w:r>
+        <w:rPr>
+          <w:lang w:val="en-CA"/>
+        </w:rPr>
+        <w:t>, Berlin, Germany.</w:t>
       </w:r>
     </w:p>
     <w:p>
@@ -36131,268 +35012,152 @@
         <w:spacing w:after="240"/>
         <w:ind w:left="720" w:hanging="706"/>
         <w:rPr>
-          <w:lang w:val="en-CA"/>
-        </w:rPr>
-      </w:pPr>
+          <w:bCs/>
+          <w:lang w:val="en-CA"/>
+        </w:rPr>
+      </w:pPr>
+      <w:r>
+        <w:rPr>
+          <w:u w:val="single"/>
+          <w:lang w:val="en-CA"/>
+        </w:rPr>
+        <w:t>Kachhiyapatel</w:t>
+      </w:r>
+      <w:r>
+        <w:rPr>
+          <w:u w:val="single"/>
+          <w:lang w:val="en-CA"/>
+        </w:rPr>
+        <w:t>, N.</w:t>
+      </w:r>
+      <w:r>
+        <w:rPr>
+          <w:lang w:val="en-CA"/>
+        </w:rPr>
+        <w:t>, &amp;</w:t>
+      </w:r>
       <w:r>
         <w:rPr>
           <w:b/>
           <w:lang w:val="en-CA"/>
         </w:rPr>
-        <w:t>Grossmann, I</w:t>
+        <w:t xml:space="preserve"> Grossmann, I. </w:t>
       </w:r>
       <w:r>
         <w:rPr>
           <w:bCs/>
           <w:lang w:val="en-CA"/>
         </w:rPr>
+        <w:t>(202</w:t>
+      </w:r>
+      <w:r>
+        <w:rPr>
+          <w:bCs/>
+          <w:lang w:val="en-CA"/>
+        </w:rPr>
+        <w:t>4</w:t>
+      </w:r>
+      <w:r>
+        <w:rPr>
+          <w:bCs/>
+          <w:lang w:val="en-CA"/>
+        </w:rPr>
+        <w:t xml:space="preserve">, </w:t>
+      </w:r>
+      <w:r>
+        <w:rPr>
+          <w:bCs/>
+          <w:lang w:val="en-CA"/>
+        </w:rPr>
+        <w:t>June</w:t>
+      </w:r>
+      <w:r>
+        <w:rPr>
+          <w:bCs/>
+          <w:lang w:val="en-CA"/>
+        </w:rPr>
+        <w:t>).</w:t>
+      </w:r>
+      <w:r>
+        <w:rPr>
+          <w:b/>
+          <w:lang w:val="en-CA"/>
+        </w:rPr>
+        <w:t xml:space="preserve"> </w:t>
+      </w:r>
+      <w:r>
+        <w:rPr>
+          <w:bCs/>
+          <w:i/>
+          <w:iCs/>
+          <w:lang w:val="en-CA"/>
+        </w:rPr>
+        <w:t>The role of motives and context on judgmental preferences</w:t>
+      </w:r>
+      <w:r>
+        <w:rPr>
+          <w:bCs/>
+          <w:lang w:val="en-CA"/>
+        </w:rPr>
+        <w:t xml:space="preserve">. </w:t>
+      </w:r>
+      <w:r>
+        <w:rPr>
+          <w:bCs/>
+          <w:lang w:val="en-CA"/>
+        </w:rPr>
+        <w:t>Flash talk</w:t>
+      </w:r>
+      <w:r>
+        <w:rPr>
+          <w:bCs/>
+          <w:lang w:val="en-CA"/>
+        </w:rPr>
+        <w:t xml:space="preserve"> presentation at the </w:t>
+      </w:r>
+      <w:r>
+        <w:rPr>
+          <w:bCs/>
+          <w:lang w:val="en-CA"/>
+        </w:rPr>
+        <w:t xml:space="preserve">Social &amp; Personality Section Pre-conference of the </w:t>
+      </w:r>
+      <w:r>
+        <w:rPr>
+          <w:lang w:val="en-CA"/>
+        </w:rPr>
+        <w:t>a</w:t>
+      </w:r>
+      <w:r>
+        <w:rPr>
+          <w:lang w:val="en-CA"/>
+        </w:rPr>
+        <w:t xml:space="preserve">nnual </w:t>
+      </w:r>
+      <w:r>
+        <w:rPr>
+          <w:lang w:val="en-CA"/>
+        </w:rPr>
+        <w:t xml:space="preserve">Canadian Psychological Association </w:t>
+      </w:r>
+      <w:r>
+        <w:rPr>
+          <w:lang w:val="en-CA"/>
+        </w:rPr>
+        <w:t>Conference</w:t>
+      </w:r>
+      <w:r>
+        <w:rPr>
+          <w:lang w:val="en-CA"/>
+        </w:rPr>
+        <w:t>, Ottawa, ON, Canada</w:t>
+      </w:r>
+      <w:r>
+        <w:rPr>
+          <w:bCs/>
+          <w:lang w:val="en-CA"/>
+        </w:rPr>
         <w:t>.</w:t>
-      </w:r>
-      <w:r>
-        <w:rPr>
-          <w:lang w:val="en-CA"/>
-        </w:rPr>
-        <w:t xml:space="preserve"> (202</w:t>
-      </w:r>
-      <w:r>
-        <w:rPr>
-          <w:lang w:val="en-CA"/>
-        </w:rPr>
-        <w:t>4</w:t>
-      </w:r>
-      <w:r>
-        <w:rPr>
-          <w:lang w:val="en-CA"/>
-        </w:rPr>
-        <w:t xml:space="preserve">, </w:t>
-      </w:r>
-      <w:r>
-        <w:rPr>
-          <w:lang w:val="en-CA"/>
-        </w:rPr>
-        <w:t>August</w:t>
-      </w:r>
-      <w:r>
-        <w:rPr>
-          <w:lang w:val="en-CA"/>
-        </w:rPr>
-        <w:t xml:space="preserve">). </w:t>
-      </w:r>
-      <w:r>
-        <w:rPr>
-          <w:i/>
-          <w:lang w:val="en-CA"/>
-        </w:rPr>
-        <w:t xml:space="preserve">Shadows of </w:t>
-      </w:r>
-      <w:r>
-        <w:rPr>
-          <w:i/>
-          <w:lang w:val="en-CA"/>
-        </w:rPr>
-        <w:t>w</w:t>
-      </w:r>
-      <w:r>
-        <w:rPr>
-          <w:i/>
-          <w:lang w:val="en-CA"/>
-        </w:rPr>
-        <w:t xml:space="preserve">isdom: Classifying </w:t>
-      </w:r>
-      <w:r>
-        <w:rPr>
-          <w:i/>
-          <w:lang w:val="en-CA"/>
-        </w:rPr>
-        <w:t>m</w:t>
-      </w:r>
-      <w:r>
-        <w:rPr>
-          <w:i/>
-          <w:lang w:val="en-CA"/>
-        </w:rPr>
-        <w:t>eta-</w:t>
-      </w:r>
-      <w:r>
-        <w:rPr>
-          <w:i/>
-          <w:lang w:val="en-CA"/>
-        </w:rPr>
-        <w:t>c</w:t>
-      </w:r>
-      <w:r>
-        <w:rPr>
-          <w:i/>
-          <w:lang w:val="en-CA"/>
-        </w:rPr>
-        <w:t xml:space="preserve">ognitive and </w:t>
-      </w:r>
-      <w:proofErr w:type="gramStart"/>
-      <w:r>
-        <w:rPr>
-          <w:i/>
-          <w:lang w:val="en-CA"/>
-        </w:rPr>
-        <w:t>m</w:t>
-      </w:r>
-      <w:r>
-        <w:rPr>
-          <w:i/>
-          <w:lang w:val="en-CA"/>
-        </w:rPr>
-        <w:t>orally-</w:t>
-      </w:r>
-      <w:r>
-        <w:rPr>
-          <w:i/>
-          <w:lang w:val="en-CA"/>
-        </w:rPr>
-        <w:t>g</w:t>
-      </w:r>
-      <w:r>
-        <w:rPr>
-          <w:i/>
-          <w:lang w:val="en-CA"/>
-        </w:rPr>
-        <w:t>rounded</w:t>
-      </w:r>
-      <w:proofErr w:type="gramEnd"/>
-      <w:r>
-        <w:rPr>
-          <w:i/>
-          <w:lang w:val="en-CA"/>
-        </w:rPr>
-        <w:t xml:space="preserve"> </w:t>
-      </w:r>
-      <w:r>
-        <w:rPr>
-          <w:i/>
-          <w:lang w:val="en-CA"/>
-        </w:rPr>
-        <w:t>n</w:t>
-      </w:r>
-      <w:r>
-        <w:rPr>
-          <w:i/>
-          <w:lang w:val="en-CA"/>
-        </w:rPr>
-        <w:t xml:space="preserve">arrative </w:t>
-      </w:r>
-      <w:r>
-        <w:rPr>
-          <w:i/>
-          <w:lang w:val="en-CA"/>
-        </w:rPr>
-        <w:t>c</w:t>
-      </w:r>
-      <w:r>
-        <w:rPr>
-          <w:i/>
-          <w:lang w:val="en-CA"/>
-        </w:rPr>
-        <w:t>ontent via Large Language Models</w:t>
-      </w:r>
-      <w:r>
-        <w:rPr>
-          <w:i/>
-          <w:lang w:val="en-CA"/>
-        </w:rPr>
-        <w:t>.</w:t>
-      </w:r>
-      <w:r>
-        <w:rPr>
-          <w:lang w:val="en-CA"/>
-        </w:rPr>
-        <w:t xml:space="preserve"> Paper presented </w:t>
-      </w:r>
-      <w:r>
-        <w:rPr>
-          <w:lang w:val="en-CA"/>
-        </w:rPr>
-        <w:t>in the symposium “</w:t>
-      </w:r>
-      <w:r>
-        <w:rPr>
-          <w:lang w:val="en-CA"/>
-        </w:rPr>
-        <w:t>Natural Language Processing in Personality Research: Emerging Approaches and Applications</w:t>
-      </w:r>
-      <w:r>
-        <w:rPr>
-          <w:lang w:val="en-CA"/>
-        </w:rPr>
-        <w:t xml:space="preserve">” </w:t>
-      </w:r>
-      <w:r>
-        <w:rPr>
-          <w:lang w:val="en-CA"/>
-        </w:rPr>
-        <w:t xml:space="preserve">chaired by </w:t>
-      </w:r>
-      <w:r>
-        <w:rPr>
-          <w:u w:val="single"/>
-          <w:lang w:val="en-CA"/>
-        </w:rPr>
-        <w:t>M. Rudnev</w:t>
-      </w:r>
-      <w:r>
-        <w:rPr>
-          <w:lang w:val="en-CA"/>
-        </w:rPr>
-        <w:t xml:space="preserve"> and </w:t>
-      </w:r>
-      <w:r>
-        <w:rPr>
-          <w:b/>
-          <w:bCs/>
-          <w:lang w:val="en-CA"/>
-        </w:rPr>
-        <w:t>I. Grossmann</w:t>
-      </w:r>
-      <w:r>
-        <w:rPr>
-          <w:b/>
-          <w:lang w:val="en-CA"/>
-        </w:rPr>
-        <w:t xml:space="preserve"> </w:t>
-      </w:r>
-      <w:r>
-        <w:rPr>
-          <w:lang w:val="en-CA"/>
-        </w:rPr>
-        <w:t xml:space="preserve">at the </w:t>
-      </w:r>
-      <w:r>
-        <w:rPr>
-          <w:lang w:val="en-CA"/>
-        </w:rPr>
-        <w:t>21</w:t>
-      </w:r>
-      <w:r>
-        <w:rPr>
-          <w:vertAlign w:val="superscript"/>
-          <w:lang w:val="en-CA"/>
-        </w:rPr>
-        <w:t>st</w:t>
-      </w:r>
-      <w:r>
-        <w:rPr>
-          <w:lang w:val="en-CA"/>
-        </w:rPr>
-        <w:t xml:space="preserve"> </w:t>
-      </w:r>
-      <w:r>
-        <w:rPr>
-          <w:lang w:val="en-CA"/>
-        </w:rPr>
-        <w:t>European Conference on Personality</w:t>
-      </w:r>
-      <w:r>
-        <w:rPr>
-          <w:lang w:val="en-CA"/>
-        </w:rPr>
-        <w:t>, Berlin, Germany.</w:t>
       </w:r>
     </w:p>
     <w:p>
@@ -36405,36 +35170,414 @@
       </w:pPr>
       <w:r>
         <w:rPr>
+          <w:b/>
+          <w:lang w:val="en-CA"/>
+        </w:rPr>
+        <w:t>Grossmann, I</w:t>
+      </w:r>
+      <w:r>
+        <w:rPr>
+          <w:bCs/>
+          <w:lang w:val="en-CA"/>
+        </w:rPr>
+        <w:t>.</w:t>
+      </w:r>
+      <w:r>
+        <w:rPr>
+          <w:lang w:val="en-CA"/>
+        </w:rPr>
+        <w:t xml:space="preserve"> (202</w:t>
+      </w:r>
+      <w:r>
+        <w:rPr>
+          <w:lang w:val="en-CA"/>
+        </w:rPr>
+        <w:t>4</w:t>
+      </w:r>
+      <w:r>
+        <w:rPr>
+          <w:lang w:val="en-CA"/>
+        </w:rPr>
+        <w:t xml:space="preserve">, </w:t>
+      </w:r>
+      <w:r>
+        <w:rPr>
+          <w:lang w:val="en-CA"/>
+        </w:rPr>
+        <w:t>February</w:t>
+      </w:r>
+      <w:r>
+        <w:rPr>
+          <w:lang w:val="en-CA"/>
+        </w:rPr>
+        <w:t xml:space="preserve">). </w:t>
+      </w:r>
+      <w:r>
+        <w:rPr>
+          <w:i/>
+          <w:lang w:val="en-CA"/>
+        </w:rPr>
+        <w:t xml:space="preserve">Cracking the </w:t>
+      </w:r>
+      <w:r>
+        <w:rPr>
+          <w:i/>
+          <w:lang w:val="en-CA"/>
+        </w:rPr>
+        <w:t>c</w:t>
+      </w:r>
+      <w:r>
+        <w:rPr>
+          <w:i/>
+          <w:lang w:val="en-CA"/>
+        </w:rPr>
+        <w:t xml:space="preserve">rystal </w:t>
+      </w:r>
+      <w:r>
+        <w:rPr>
+          <w:i/>
+          <w:lang w:val="en-CA"/>
+        </w:rPr>
+        <w:t>b</w:t>
+      </w:r>
+      <w:r>
+        <w:rPr>
+          <w:i/>
+          <w:lang w:val="en-CA"/>
+        </w:rPr>
+        <w:t xml:space="preserve">all: How </w:t>
+      </w:r>
+      <w:r>
+        <w:rPr>
+          <w:i/>
+          <w:lang w:val="en-CA"/>
+        </w:rPr>
+        <w:t>c</w:t>
+      </w:r>
+      <w:r>
+        <w:rPr>
+          <w:i/>
+          <w:lang w:val="en-CA"/>
+        </w:rPr>
+        <w:t xml:space="preserve">omputation </w:t>
+      </w:r>
+      <w:r>
+        <w:rPr>
+          <w:i/>
+          <w:lang w:val="en-CA"/>
+        </w:rPr>
+        <w:t>s</w:t>
+      </w:r>
+      <w:r>
+        <w:rPr>
+          <w:i/>
+          <w:lang w:val="en-CA"/>
+        </w:rPr>
+        <w:t xml:space="preserve">hapes </w:t>
+      </w:r>
+      <w:r>
+        <w:rPr>
+          <w:i/>
+          <w:lang w:val="en-CA"/>
+        </w:rPr>
+        <w:t>s</w:t>
+      </w:r>
+      <w:r>
+        <w:rPr>
+          <w:i/>
+          <w:lang w:val="en-CA"/>
+        </w:rPr>
+        <w:t xml:space="preserve">ocial </w:t>
+      </w:r>
+      <w:r>
+        <w:rPr>
+          <w:i/>
+          <w:lang w:val="en-CA"/>
+        </w:rPr>
+        <w:t>s</w:t>
+      </w:r>
+      <w:r>
+        <w:rPr>
+          <w:i/>
+          <w:lang w:val="en-CA"/>
+        </w:rPr>
+        <w:t xml:space="preserve">cience </w:t>
+      </w:r>
+      <w:r>
+        <w:rPr>
+          <w:i/>
+          <w:lang w:val="en-CA"/>
+        </w:rPr>
+        <w:t>f</w:t>
+      </w:r>
+      <w:r>
+        <w:rPr>
+          <w:i/>
+          <w:lang w:val="en-CA"/>
+        </w:rPr>
+        <w:t>orecasts</w:t>
+      </w:r>
+      <w:r>
+        <w:rPr>
+          <w:i/>
+          <w:lang w:val="en-CA"/>
+        </w:rPr>
+        <w:t>.</w:t>
+      </w:r>
+      <w:r>
+        <w:rPr>
+          <w:lang w:val="en-CA"/>
+        </w:rPr>
+        <w:t xml:space="preserve"> Paper presented </w:t>
+      </w:r>
+      <w:r>
+        <w:rPr>
+          <w:lang w:val="en-CA"/>
+        </w:rPr>
+        <w:t>in the symposium “</w:t>
+      </w:r>
+      <w:r>
+        <w:rPr>
+          <w:lang w:val="en-CA"/>
+        </w:rPr>
+        <w:t xml:space="preserve">Computational </w:t>
+      </w:r>
+      <w:r>
+        <w:rPr>
+          <w:lang w:val="en-CA"/>
+        </w:rPr>
+        <w:t>c</w:t>
+      </w:r>
+      <w:r>
+        <w:rPr>
+          <w:lang w:val="en-CA"/>
+        </w:rPr>
+        <w:t xml:space="preserve">ultural </w:t>
+      </w:r>
+      <w:r>
+        <w:rPr>
+          <w:lang w:val="en-CA"/>
+        </w:rPr>
+        <w:t>p</w:t>
+      </w:r>
+      <w:r>
+        <w:rPr>
+          <w:lang w:val="en-CA"/>
+        </w:rPr>
+        <w:t xml:space="preserve">sychology: New </w:t>
+      </w:r>
+      <w:r>
+        <w:rPr>
+          <w:lang w:val="en-CA"/>
+        </w:rPr>
+        <w:t>a</w:t>
+      </w:r>
+      <w:r>
+        <w:rPr>
+          <w:lang w:val="en-CA"/>
+        </w:rPr>
+        <w:t xml:space="preserve">pproaches to </w:t>
+      </w:r>
+      <w:r>
+        <w:rPr>
+          <w:lang w:val="en-CA"/>
+        </w:rPr>
+        <w:t>u</w:t>
+      </w:r>
+      <w:r>
+        <w:rPr>
+          <w:lang w:val="en-CA"/>
+        </w:rPr>
+        <w:t xml:space="preserve">nderstanding </w:t>
+      </w:r>
+      <w:r>
+        <w:rPr>
+          <w:lang w:val="en-CA"/>
+        </w:rPr>
+        <w:t>c</w:t>
+      </w:r>
+      <w:r>
+        <w:rPr>
+          <w:lang w:val="en-CA"/>
+        </w:rPr>
+        <w:t xml:space="preserve">ultural </w:t>
+      </w:r>
+      <w:r>
+        <w:rPr>
+          <w:lang w:val="en-CA"/>
+        </w:rPr>
+        <w:t>v</w:t>
+      </w:r>
+      <w:r>
+        <w:rPr>
+          <w:lang w:val="en-CA"/>
+        </w:rPr>
+        <w:t>ariation</w:t>
+      </w:r>
+      <w:r>
+        <w:rPr>
+          <w:lang w:val="en-CA"/>
+        </w:rPr>
+        <w:t xml:space="preserve">” </w:t>
+      </w:r>
+      <w:r>
+        <w:rPr>
+          <w:lang w:val="en-CA"/>
+        </w:rPr>
+        <w:t xml:space="preserve">chaired by </w:t>
+      </w:r>
+      <w:r>
+        <w:rPr>
+          <w:lang w:val="en-CA"/>
+        </w:rPr>
+        <w:t>D</w:t>
+      </w:r>
+      <w:r>
+        <w:rPr>
+          <w:lang w:val="en-CA"/>
+        </w:rPr>
+        <w:t xml:space="preserve">. </w:t>
+      </w:r>
+      <w:r>
+        <w:rPr>
+          <w:lang w:val="en-CA"/>
+        </w:rPr>
+        <w:t>Medvedev and S. Madan</w:t>
+      </w:r>
+      <w:r>
+        <w:rPr>
+          <w:b/>
+          <w:lang w:val="en-CA"/>
+        </w:rPr>
+        <w:t xml:space="preserve"> </w:t>
+      </w:r>
+      <w:r>
+        <w:rPr>
+          <w:lang w:val="en-CA"/>
+        </w:rPr>
+        <w:t>at the 25</w:t>
+      </w:r>
+      <w:r>
+        <w:rPr>
+          <w:vertAlign w:val="superscript"/>
+          <w:lang w:val="en-CA"/>
+        </w:rPr>
+        <w:t>th</w:t>
+      </w:r>
+      <w:r>
+        <w:rPr>
+          <w:lang w:val="en-CA"/>
+        </w:rPr>
+        <w:t xml:space="preserve"> Annual Society for Personality and Social Psychology Conference</w:t>
+      </w:r>
+      <w:r>
+        <w:rPr>
+          <w:lang w:val="en-CA"/>
+        </w:rPr>
+        <w:t xml:space="preserve">, </w:t>
+      </w:r>
+      <w:r>
+        <w:rPr>
+          <w:lang w:val="en-CA"/>
+        </w:rPr>
+        <w:t>San Diego</w:t>
+      </w:r>
+      <w:r>
+        <w:rPr>
+          <w:lang w:val="en-CA"/>
+        </w:rPr>
+        <w:t xml:space="preserve">, </w:t>
+      </w:r>
+      <w:r>
+        <w:rPr>
+          <w:lang w:val="en-CA"/>
+        </w:rPr>
+        <w:t>CA</w:t>
+      </w:r>
+      <w:r>
+        <w:rPr>
+          <w:lang w:val="en-CA"/>
+        </w:rPr>
+        <w:t>, USA.</w:t>
+      </w:r>
+    </w:p>
+    <w:p>
+      <w:pPr>
+        <w:spacing w:after="240"/>
+        <w:ind w:left="720" w:hanging="706"/>
+        <w:rPr>
+          <w:lang w:val="en-CA"/>
+        </w:rPr>
+      </w:pPr>
+      <w:r>
+        <w:rPr>
+          <w:b/>
+          <w:lang w:val="en-CA"/>
+        </w:rPr>
+        <w:t>Grossmann, I</w:t>
+      </w:r>
+      <w:r>
+        <w:rPr>
+          <w:bCs/>
+          <w:lang w:val="en-CA"/>
+        </w:rPr>
+        <w:t xml:space="preserve">., </w:t>
+      </w:r>
+      <w:r>
+        <w:rPr>
           <w:bCs/>
           <w:u w:val="single"/>
           <w:lang w:val="en-CA"/>
         </w:rPr>
-        <w:t>Izydorczak, K</w:t>
+        <w:t>Rudnev, M.</w:t>
       </w:r>
       <w:r>
         <w:rPr>
           <w:bCs/>
           <w:lang w:val="en-CA"/>
         </w:rPr>
-        <w:t>. &amp;</w:t>
-      </w:r>
-      <w:r>
-        <w:rPr>
-          <w:b/>
-          <w:lang w:val="en-CA"/>
-        </w:rPr>
-        <w:t xml:space="preserve"> </w:t>
-      </w:r>
-      <w:r>
-        <w:rPr>
-          <w:b/>
-          <w:lang w:val="en-CA"/>
-        </w:rPr>
-        <w:t>Grossmann, I</w:t>
-      </w:r>
-      <w:r>
-        <w:rPr>
-          <w:bCs/>
+        <w:t>, Stich, S., Barrett, C., Machery, E.</w:t>
+      </w:r>
+      <w:r>
+        <w:rPr>
+          <w:lang w:val="en-CA"/>
+        </w:rPr>
+        <w:t xml:space="preserve"> (202</w:t>
+      </w:r>
+      <w:r>
+        <w:rPr>
+          <w:lang w:val="en-CA"/>
+        </w:rPr>
+        <w:t>3</w:t>
+      </w:r>
+      <w:r>
+        <w:rPr>
+          <w:lang w:val="en-CA"/>
+        </w:rPr>
+        <w:t xml:space="preserve">, </w:t>
+      </w:r>
+      <w:r>
+        <w:rPr>
+          <w:lang w:val="en-CA"/>
+        </w:rPr>
+        <w:t>October</w:t>
+      </w:r>
+      <w:r>
+        <w:rPr>
+          <w:lang w:val="en-CA"/>
+        </w:rPr>
+        <w:t xml:space="preserve">). </w:t>
+      </w:r>
+      <w:r>
+        <w:rPr>
+          <w:i/>
+          <w:lang w:val="en-CA"/>
+        </w:rPr>
+        <w:t>Social perception of wisdom across cultures</w:t>
+      </w:r>
+      <w:r>
+        <w:rPr>
+          <w:i/>
           <w:lang w:val="en-CA"/>
         </w:rPr>
         <w:t>.</w:t>
@@ -36443,122 +35586,73 @@
         <w:rPr>
           <w:lang w:val="en-CA"/>
         </w:rPr>
-        <w:t xml:space="preserve"> (202</w:t>
-      </w:r>
-      <w:r>
-        <w:rPr>
-          <w:lang w:val="en-CA"/>
-        </w:rPr>
-        <w:t>4</w:t>
-      </w:r>
-      <w:r>
-        <w:rPr>
-          <w:lang w:val="en-CA"/>
-        </w:rPr>
-        <w:t xml:space="preserve">, </w:t>
-      </w:r>
-      <w:r>
-        <w:rPr>
-          <w:lang w:val="en-CA"/>
-        </w:rPr>
-        <w:t>August</w:t>
-      </w:r>
-      <w:r>
-        <w:rPr>
-          <w:lang w:val="en-CA"/>
-        </w:rPr>
-        <w:t xml:space="preserve">). </w:t>
-      </w:r>
-      <w:proofErr w:type="spellStart"/>
-      <w:r>
-        <w:rPr>
-          <w:i/>
-          <w:lang w:val="en-CA"/>
-        </w:rPr>
-        <w:t>PANDexit</w:t>
-      </w:r>
-      <w:proofErr w:type="spellEnd"/>
-      <w:r>
-        <w:rPr>
-          <w:i/>
-          <w:lang w:val="en-CA"/>
-        </w:rPr>
-        <w:t xml:space="preserve"> - Predictions of post-pandemic cultural change</w:t>
-      </w:r>
-      <w:r>
-        <w:rPr>
-          <w:i/>
-          <w:lang w:val="en-CA"/>
-        </w:rPr>
-        <w:t>.</w:t>
-      </w:r>
-      <w:r>
-        <w:rPr>
-          <w:lang w:val="en-CA"/>
-        </w:rPr>
         <w:t xml:space="preserve"> Paper presented </w:t>
       </w:r>
       <w:r>
         <w:rPr>
           <w:lang w:val="en-CA"/>
         </w:rPr>
-        <w:t>in the session “</w:t>
-      </w:r>
-      <w:r>
-        <w:rPr>
-          <w:lang w:val="en-CA"/>
-        </w:rPr>
-        <w:t>The Role of Personality and Cognition and Social Psychological Research Questions</w:t>
-      </w:r>
-      <w:r>
-        <w:rPr>
-          <w:lang w:val="en-CA"/>
-        </w:rPr>
-        <w:t>”</w:t>
-      </w:r>
-      <w:r>
-        <w:rPr>
-          <w:b/>
-          <w:lang w:val="en-CA"/>
-        </w:rPr>
-        <w:t xml:space="preserve"> </w:t>
-      </w:r>
-      <w:r>
-        <w:rPr>
-          <w:lang w:val="en-CA"/>
-        </w:rPr>
-        <w:t xml:space="preserve">at the </w:t>
-      </w:r>
-      <w:r>
-        <w:rPr>
-          <w:lang w:val="en-CA"/>
-        </w:rPr>
-        <w:t>21</w:t>
-      </w:r>
-      <w:r>
-        <w:rPr>
-          <w:vertAlign w:val="superscript"/>
-          <w:lang w:val="en-CA"/>
-        </w:rPr>
-        <w:t>st</w:t>
-      </w:r>
-      <w:r>
-        <w:rPr>
-          <w:lang w:val="en-CA"/>
-        </w:rPr>
-        <w:t xml:space="preserve"> </w:t>
-      </w:r>
-      <w:r>
-        <w:rPr>
-          <w:lang w:val="en-CA"/>
-        </w:rPr>
-        <w:t>European Conference on Personality</w:t>
-      </w:r>
-      <w:r>
-        <w:rPr>
-          <w:lang w:val="en-CA"/>
-        </w:rPr>
-        <w:t>, Berlin, Germany.</w:t>
+        <w:t xml:space="preserve">in the symposium “Human </w:t>
+      </w:r>
+      <w:r>
+        <w:rPr>
+          <w:lang w:val="en-CA"/>
+        </w:rPr>
+        <w:t>v</w:t>
+      </w:r>
+      <w:r>
+        <w:rPr>
+          <w:lang w:val="en-CA"/>
+        </w:rPr>
+        <w:t xml:space="preserve">alues: An </w:t>
+      </w:r>
+      <w:r>
+        <w:rPr>
+          <w:lang w:val="en-CA"/>
+        </w:rPr>
+        <w:t>i</w:t>
+      </w:r>
+      <w:r>
+        <w:rPr>
+          <w:lang w:val="en-CA"/>
+        </w:rPr>
+        <w:t xml:space="preserve">ntegrative </w:t>
+      </w:r>
+      <w:r>
+        <w:rPr>
+          <w:lang w:val="en-CA"/>
+        </w:rPr>
+        <w:t>p</w:t>
+      </w:r>
+      <w:r>
+        <w:rPr>
+          <w:lang w:val="en-CA"/>
+        </w:rPr>
+        <w:t>erspective” at the a</w:t>
+      </w:r>
+      <w:r>
+        <w:rPr>
+          <w:lang w:val="en-CA"/>
+        </w:rPr>
+        <w:t xml:space="preserve">nnual </w:t>
+      </w:r>
+      <w:r>
+        <w:rPr>
+          <w:lang w:val="en-CA"/>
+        </w:rPr>
+        <w:t>m</w:t>
+      </w:r>
+      <w:r>
+        <w:rPr>
+          <w:lang w:val="en-CA"/>
+        </w:rPr>
+        <w:t xml:space="preserve">eeting of the Society </w:t>
+      </w:r>
+      <w:r>
+        <w:rPr>
+          <w:lang w:val="en-CA"/>
+        </w:rPr>
+        <w:t>of Experimental Social Psychology, Madison, WI, USA.</w:t>
       </w:r>
     </w:p>
     <w:p>
@@ -36566,154 +35660,173 @@
         <w:spacing w:after="240"/>
         <w:ind w:left="720" w:hanging="706"/>
         <w:rPr>
+          <w:lang w:val="en-CA"/>
+        </w:rPr>
+      </w:pPr>
+      <w:r>
+        <w:rPr>
+          <w:b/>
+          <w:lang w:val="en-CA"/>
+        </w:rPr>
+        <w:t>Grossmann, I</w:t>
+      </w:r>
+      <w:r>
+        <w:rPr>
           <w:bCs/>
           <w:lang w:val="en-CA"/>
         </w:rPr>
-      </w:pPr>
-      <w:proofErr w:type="spellStart"/>
-      <w:r>
-        <w:rPr>
+        <w:t xml:space="preserve">., </w:t>
+      </w:r>
+      <w:r>
+        <w:rPr>
+          <w:bCs/>
           <w:u w:val="single"/>
           <w:lang w:val="en-CA"/>
         </w:rPr>
-        <w:t>Kachhiyapatel</w:t>
-      </w:r>
-      <w:proofErr w:type="spellEnd"/>
-      <w:r>
-        <w:rPr>
-          <w:u w:val="single"/>
-          <w:lang w:val="en-CA"/>
-        </w:rPr>
-        <w:t>, N.</w:t>
-      </w:r>
-      <w:r>
-        <w:rPr>
-          <w:lang w:val="en-CA"/>
-        </w:rPr>
-        <w:t>, &amp;</w:t>
-      </w:r>
-      <w:r>
-        <w:rPr>
-          <w:b/>
-          <w:lang w:val="en-CA"/>
-        </w:rPr>
-        <w:t xml:space="preserve"> Grossmann, I. </w:t>
+        <w:t>Rudnev, M.</w:t>
       </w:r>
       <w:r>
         <w:rPr>
           <w:bCs/>
           <w:lang w:val="en-CA"/>
         </w:rPr>
-        <w:t>(202</w:t>
-      </w:r>
-      <w:r>
-        <w:rPr>
-          <w:bCs/>
-          <w:lang w:val="en-CA"/>
-        </w:rPr>
-        <w:t>4</w:t>
-      </w:r>
-      <w:r>
-        <w:rPr>
-          <w:bCs/>
+        <w:t>, Stich, S., Barrett, C., Machery, E.</w:t>
+      </w:r>
+      <w:r>
+        <w:rPr>
+          <w:lang w:val="en-CA"/>
+        </w:rPr>
+        <w:t xml:space="preserve"> (202</w:t>
+      </w:r>
+      <w:r>
+        <w:rPr>
+          <w:lang w:val="en-CA"/>
+        </w:rPr>
+        <w:t>3</w:t>
+      </w:r>
+      <w:r>
+        <w:rPr>
           <w:lang w:val="en-CA"/>
         </w:rPr>
         <w:t xml:space="preserve">, </w:t>
       </w:r>
       <w:r>
         <w:rPr>
-          <w:bCs/>
           <w:lang w:val="en-CA"/>
         </w:rPr>
         <w:t>June</w:t>
       </w:r>
       <w:r>
         <w:rPr>
-          <w:bCs/>
-          <w:lang w:val="en-CA"/>
-        </w:rPr>
-        <w:t>).</w:t>
-      </w:r>
-      <w:r>
-        <w:rPr>
-          <w:b/>
-          <w:lang w:val="en-CA"/>
-        </w:rPr>
-        <w:t xml:space="preserve"> </w:t>
-      </w:r>
-      <w:r>
-        <w:rPr>
-          <w:bCs/>
-          <w:i/>
-          <w:iCs/>
-          <w:lang w:val="en-CA"/>
-        </w:rPr>
-        <w:t>The role of motives and context on judgmental preferences</w:t>
-      </w:r>
-      <w:r>
-        <w:rPr>
-          <w:bCs/>
-          <w:lang w:val="en-CA"/>
-        </w:rPr>
-        <w:t xml:space="preserve">. </w:t>
-      </w:r>
-      <w:r>
-        <w:rPr>
-          <w:bCs/>
-          <w:lang w:val="en-CA"/>
-        </w:rPr>
-        <w:t>Flash talk</w:t>
-      </w:r>
-      <w:r>
-        <w:rPr>
-          <w:bCs/>
-          <w:lang w:val="en-CA"/>
-        </w:rPr>
-        <w:t xml:space="preserve"> presentation at the </w:t>
-      </w:r>
-      <w:r>
-        <w:rPr>
-          <w:bCs/>
-          <w:lang w:val="en-CA"/>
-        </w:rPr>
-        <w:t xml:space="preserve">Social &amp; Personality Section Pre-conference of the </w:t>
-      </w:r>
-      <w:r>
-        <w:rPr>
-          <w:lang w:val="en-CA"/>
-        </w:rPr>
-        <w:t>a</w:t>
-      </w:r>
-      <w:r>
-        <w:rPr>
-          <w:lang w:val="en-CA"/>
-        </w:rPr>
-        <w:t xml:space="preserve">nnual </w:t>
-      </w:r>
-      <w:r>
-        <w:rPr>
-          <w:lang w:val="en-CA"/>
-        </w:rPr>
-        <w:t xml:space="preserve">Canadian Psychological Association </w:t>
-      </w:r>
-      <w:r>
-        <w:rPr>
-          <w:lang w:val="en-CA"/>
-        </w:rPr>
-        <w:t>Conference</w:t>
-      </w:r>
-      <w:r>
-        <w:rPr>
-          <w:lang w:val="en-CA"/>
-        </w:rPr>
-        <w:t>, Ottawa, ON, Canada</w:t>
-      </w:r>
-      <w:r>
-        <w:rPr>
-          <w:bCs/>
+          <w:lang w:val="en-CA"/>
+        </w:rPr>
+        <w:t xml:space="preserve">). </w:t>
+      </w:r>
+      <w:r>
+        <w:rPr>
+          <w:i/>
+          <w:lang w:val="en-CA"/>
+        </w:rPr>
+        <w:t xml:space="preserve">Unpacking the </w:t>
+      </w:r>
+      <w:r>
+        <w:rPr>
+          <w:i/>
+          <w:lang w:val="en-CA"/>
+        </w:rPr>
+        <w:t>f</w:t>
+      </w:r>
+      <w:r>
+        <w:rPr>
+          <w:i/>
+          <w:lang w:val="en-CA"/>
+        </w:rPr>
+        <w:t xml:space="preserve">undamental </w:t>
+      </w:r>
+      <w:r>
+        <w:rPr>
+          <w:i/>
+          <w:lang w:val="en-CA"/>
+        </w:rPr>
+        <w:t>d</w:t>
+      </w:r>
+      <w:r>
+        <w:rPr>
+          <w:i/>
+          <w:lang w:val="en-CA"/>
+        </w:rPr>
+        <w:t xml:space="preserve">imensions of </w:t>
+      </w:r>
+      <w:r>
+        <w:rPr>
+          <w:i/>
+          <w:lang w:val="en-CA"/>
+        </w:rPr>
+        <w:t>w</w:t>
+      </w:r>
+      <w:r>
+        <w:rPr>
+          <w:i/>
+          <w:lang w:val="en-CA"/>
+        </w:rPr>
+        <w:t xml:space="preserve">isdom </w:t>
+      </w:r>
+      <w:r>
+        <w:rPr>
+          <w:i/>
+          <w:lang w:val="en-CA"/>
+        </w:rPr>
+        <w:t>p</w:t>
+      </w:r>
+      <w:r>
+        <w:rPr>
+          <w:i/>
+          <w:lang w:val="en-CA"/>
+        </w:rPr>
+        <w:t>erception: A Cross-Cultural Study</w:t>
+      </w:r>
+      <w:r>
+        <w:rPr>
+          <w:i/>
           <w:lang w:val="en-CA"/>
         </w:rPr>
         <w:t>.</w:t>
+      </w:r>
+      <w:r>
+        <w:rPr>
+          <w:lang w:val="en-CA"/>
+        </w:rPr>
+        <w:t xml:space="preserve"> Paper presented </w:t>
+      </w:r>
+      <w:r>
+        <w:rPr>
+          <w:lang w:val="en-CA"/>
+        </w:rPr>
+        <w:t xml:space="preserve">at the </w:t>
+      </w:r>
+      <w:r>
+        <w:rPr>
+          <w:lang w:val="en-CA"/>
+        </w:rPr>
+        <w:t>Annual Meeting of the Society for Philosophy and Psychology</w:t>
+      </w:r>
+      <w:r>
+        <w:rPr>
+          <w:lang w:val="en-CA"/>
+        </w:rPr>
+        <w:t>, University of Pittsburgh</w:t>
+      </w:r>
+      <w:r>
+        <w:rPr>
+          <w:lang w:val="en-CA"/>
+        </w:rPr>
+        <w:t xml:space="preserve">, </w:t>
+      </w:r>
+      <w:r>
+        <w:rPr>
+          <w:lang w:val="en-CA"/>
+        </w:rPr>
+        <w:t>Pittsburgh, USA.</w:t>
       </w:r>
     </w:p>
     <w:p>
@@ -36729,11 +35842,49 @@
           <w:b/>
           <w:lang w:val="en-CA"/>
         </w:rPr>
-        <w:t>Grossmann, I</w:t>
-      </w:r>
-      <w:r>
-        <w:rPr>
-          <w:bCs/>
+        <w:lastRenderedPageBreak/>
+        <w:t>Grossmann, I.</w:t>
+      </w:r>
+      <w:r>
+        <w:rPr>
+          <w:lang w:val="en-CA"/>
+        </w:rPr>
+        <w:t xml:space="preserve"> (202</w:t>
+      </w:r>
+      <w:r>
+        <w:rPr>
+          <w:lang w:val="en-CA"/>
+        </w:rPr>
+        <w:t>3</w:t>
+      </w:r>
+      <w:r>
+        <w:rPr>
+          <w:lang w:val="en-CA"/>
+        </w:rPr>
+        <w:t xml:space="preserve">, </w:t>
+      </w:r>
+      <w:r>
+        <w:rPr>
+          <w:lang w:val="en-CA"/>
+        </w:rPr>
+        <w:t>May</w:t>
+      </w:r>
+      <w:r>
+        <w:rPr>
+          <w:lang w:val="en-CA"/>
+        </w:rPr>
+        <w:t xml:space="preserve">). </w:t>
+      </w:r>
+      <w:r>
+        <w:rPr>
+          <w:i/>
+          <w:lang w:val="en-CA"/>
+        </w:rPr>
+        <w:t>The wise mind balances between the abstract and the concrete</w:t>
+      </w:r>
+      <w:r>
+        <w:rPr>
+          <w:i/>
           <w:lang w:val="en-CA"/>
         </w:rPr>
         <w:t>.</w:t>
@@ -36742,13 +35893,31 @@
         <w:rPr>
           <w:lang w:val="en-CA"/>
         </w:rPr>
-        <w:t xml:space="preserve"> (202</w:t>
-      </w:r>
-      <w:r>
-        <w:rPr>
-          <w:lang w:val="en-CA"/>
-        </w:rPr>
-        <w:t>4</w:t>
+        <w:t xml:space="preserve"> Paper presented in the </w:t>
+      </w:r>
+      <w:r>
+        <w:rPr>
+          <w:lang w:val="en-CA"/>
+        </w:rPr>
+        <w:t xml:space="preserve">Distances in Organizations </w:t>
+      </w:r>
+      <w:r>
+        <w:rPr>
+          <w:lang w:val="en-CA"/>
+        </w:rPr>
+        <w:t xml:space="preserve">- </w:t>
+      </w:r>
+      <w:r>
+        <w:rPr>
+          <w:lang w:val="en-CA"/>
+        </w:rPr>
+        <w:t>Sixth Annual Workshop</w:t>
+      </w:r>
+      <w:r>
+        <w:rPr>
+          <w:lang w:val="en-CA"/>
+        </w:rPr>
+        <w:t>, McGill University</w:t>
       </w:r>
       <w:r>
         <w:rPr>
@@ -36760,301 +35929,7 @@
         <w:rPr>
           <w:lang w:val="en-CA"/>
         </w:rPr>
-        <w:t>February</w:t>
-      </w:r>
-      <w:r>
-        <w:rPr>
-          <w:lang w:val="en-CA"/>
-        </w:rPr>
-        <w:t xml:space="preserve">). </w:t>
-      </w:r>
-      <w:r>
-        <w:rPr>
-          <w:i/>
-          <w:lang w:val="en-CA"/>
-        </w:rPr>
-        <w:t xml:space="preserve">Cracking the </w:t>
-      </w:r>
-      <w:r>
-        <w:rPr>
-          <w:i/>
-          <w:lang w:val="en-CA"/>
-        </w:rPr>
-        <w:t>c</w:t>
-      </w:r>
-      <w:r>
-        <w:rPr>
-          <w:i/>
-          <w:lang w:val="en-CA"/>
-        </w:rPr>
-        <w:t xml:space="preserve">rystal </w:t>
-      </w:r>
-      <w:r>
-        <w:rPr>
-          <w:i/>
-          <w:lang w:val="en-CA"/>
-        </w:rPr>
-        <w:t>b</w:t>
-      </w:r>
-      <w:r>
-        <w:rPr>
-          <w:i/>
-          <w:lang w:val="en-CA"/>
-        </w:rPr>
-        <w:t xml:space="preserve">all: How </w:t>
-      </w:r>
-      <w:r>
-        <w:rPr>
-          <w:i/>
-          <w:lang w:val="en-CA"/>
-        </w:rPr>
-        <w:t>c</w:t>
-      </w:r>
-      <w:r>
-        <w:rPr>
-          <w:i/>
-          <w:lang w:val="en-CA"/>
-        </w:rPr>
-        <w:t xml:space="preserve">omputation </w:t>
-      </w:r>
-      <w:r>
-        <w:rPr>
-          <w:i/>
-          <w:lang w:val="en-CA"/>
-        </w:rPr>
-        <w:t>s</w:t>
-      </w:r>
-      <w:r>
-        <w:rPr>
-          <w:i/>
-          <w:lang w:val="en-CA"/>
-        </w:rPr>
-        <w:t xml:space="preserve">hapes </w:t>
-      </w:r>
-      <w:r>
-        <w:rPr>
-          <w:i/>
-          <w:lang w:val="en-CA"/>
-        </w:rPr>
-        <w:t>s</w:t>
-      </w:r>
-      <w:r>
-        <w:rPr>
-          <w:i/>
-          <w:lang w:val="en-CA"/>
-        </w:rPr>
-        <w:t xml:space="preserve">ocial </w:t>
-      </w:r>
-      <w:r>
-        <w:rPr>
-          <w:i/>
-          <w:lang w:val="en-CA"/>
-        </w:rPr>
-        <w:t>s</w:t>
-      </w:r>
-      <w:r>
-        <w:rPr>
-          <w:i/>
-          <w:lang w:val="en-CA"/>
-        </w:rPr>
-        <w:t xml:space="preserve">cience </w:t>
-      </w:r>
-      <w:r>
-        <w:rPr>
-          <w:i/>
-          <w:lang w:val="en-CA"/>
-        </w:rPr>
-        <w:t>f</w:t>
-      </w:r>
-      <w:r>
-        <w:rPr>
-          <w:i/>
-          <w:lang w:val="en-CA"/>
-        </w:rPr>
-        <w:t>orecasts</w:t>
-      </w:r>
-      <w:r>
-        <w:rPr>
-          <w:i/>
-          <w:lang w:val="en-CA"/>
-        </w:rPr>
-        <w:t>.</w:t>
-      </w:r>
-      <w:r>
-        <w:rPr>
-          <w:lang w:val="en-CA"/>
-        </w:rPr>
-        <w:t xml:space="preserve"> Paper presented </w:t>
-      </w:r>
-      <w:r>
-        <w:rPr>
-          <w:lang w:val="en-CA"/>
-        </w:rPr>
-        <w:t>in the symposium “</w:t>
-      </w:r>
-      <w:r>
-        <w:rPr>
-          <w:lang w:val="en-CA"/>
-        </w:rPr>
-        <w:t xml:space="preserve">Computational </w:t>
-      </w:r>
-      <w:r>
-        <w:rPr>
-          <w:lang w:val="en-CA"/>
-        </w:rPr>
-        <w:t>c</w:t>
-      </w:r>
-      <w:r>
-        <w:rPr>
-          <w:lang w:val="en-CA"/>
-        </w:rPr>
-        <w:t xml:space="preserve">ultural </w:t>
-      </w:r>
-      <w:r>
-        <w:rPr>
-          <w:lang w:val="en-CA"/>
-        </w:rPr>
-        <w:t>p</w:t>
-      </w:r>
-      <w:r>
-        <w:rPr>
-          <w:lang w:val="en-CA"/>
-        </w:rPr>
-        <w:t xml:space="preserve">sychology: New </w:t>
-      </w:r>
-      <w:r>
-        <w:rPr>
-          <w:lang w:val="en-CA"/>
-        </w:rPr>
-        <w:t>a</w:t>
-      </w:r>
-      <w:r>
-        <w:rPr>
-          <w:lang w:val="en-CA"/>
-        </w:rPr>
-        <w:t xml:space="preserve">pproaches to </w:t>
-      </w:r>
-      <w:r>
-        <w:rPr>
-          <w:lang w:val="en-CA"/>
-        </w:rPr>
-        <w:t>u</w:t>
-      </w:r>
-      <w:r>
-        <w:rPr>
-          <w:lang w:val="en-CA"/>
-        </w:rPr>
-        <w:t xml:space="preserve">nderstanding </w:t>
-      </w:r>
-      <w:r>
-        <w:rPr>
-          <w:lang w:val="en-CA"/>
-        </w:rPr>
-        <w:t>c</w:t>
-      </w:r>
-      <w:r>
-        <w:rPr>
-          <w:lang w:val="en-CA"/>
-        </w:rPr>
-        <w:t xml:space="preserve">ultural </w:t>
-      </w:r>
-      <w:r>
-        <w:rPr>
-          <w:lang w:val="en-CA"/>
-        </w:rPr>
-        <w:t>v</w:t>
-      </w:r>
-      <w:r>
-        <w:rPr>
-          <w:lang w:val="en-CA"/>
-        </w:rPr>
-        <w:t>ariation</w:t>
-      </w:r>
-      <w:r>
-        <w:rPr>
-          <w:lang w:val="en-CA"/>
-        </w:rPr>
-        <w:t xml:space="preserve">” </w:t>
-      </w:r>
-      <w:r>
-        <w:rPr>
-          <w:lang w:val="en-CA"/>
-        </w:rPr>
-        <w:t xml:space="preserve">chaired by </w:t>
-      </w:r>
-      <w:r>
-        <w:rPr>
-          <w:lang w:val="en-CA"/>
-        </w:rPr>
-        <w:t>D</w:t>
-      </w:r>
-      <w:r>
-        <w:rPr>
-          <w:lang w:val="en-CA"/>
-        </w:rPr>
-        <w:t xml:space="preserve">. </w:t>
-      </w:r>
-      <w:r>
-        <w:rPr>
-          <w:lang w:val="en-CA"/>
-        </w:rPr>
-        <w:t>Medvedev and S. Madan</w:t>
-      </w:r>
-      <w:r>
-        <w:rPr>
-          <w:b/>
-          <w:lang w:val="en-CA"/>
-        </w:rPr>
-        <w:t xml:space="preserve"> </w:t>
-      </w:r>
-      <w:r>
-        <w:rPr>
-          <w:lang w:val="en-CA"/>
-        </w:rPr>
-        <w:t>at the 25</w:t>
-      </w:r>
-      <w:r>
-        <w:rPr>
-          <w:vertAlign w:val="superscript"/>
-          <w:lang w:val="en-CA"/>
-        </w:rPr>
-        <w:t>th</w:t>
-      </w:r>
-      <w:r>
-        <w:rPr>
-          <w:lang w:val="en-CA"/>
-        </w:rPr>
-        <w:t xml:space="preserve"> Annual Society for Personality and Social Psychology Conference</w:t>
-      </w:r>
-      <w:r>
-        <w:rPr>
-          <w:lang w:val="en-CA"/>
-        </w:rPr>
-        <w:t xml:space="preserve">, </w:t>
-      </w:r>
-      <w:r>
-        <w:rPr>
-          <w:lang w:val="en-CA"/>
-        </w:rPr>
-        <w:t>San Diego</w:t>
-      </w:r>
-      <w:r>
-        <w:rPr>
-          <w:lang w:val="en-CA"/>
-        </w:rPr>
-        <w:t xml:space="preserve">, </w:t>
-      </w:r>
-      <w:r>
-        <w:rPr>
-          <w:lang w:val="en-CA"/>
-        </w:rPr>
-        <w:t>CA</w:t>
-      </w:r>
-      <w:r>
-        <w:rPr>
-          <w:lang w:val="en-CA"/>
-        </w:rPr>
-        <w:t>, USA.</w:t>
+        <w:t>Montreal, Canada.</w:t>
       </w:r>
     </w:p>
     <w:p>
@@ -37070,29 +35945,7 @@
           <w:b/>
           <w:lang w:val="en-CA"/>
         </w:rPr>
-        <w:t>Grossmann, I</w:t>
-      </w:r>
-      <w:r>
-        <w:rPr>
-          <w:bCs/>
-          <w:lang w:val="en-CA"/>
-        </w:rPr>
-        <w:t xml:space="preserve">., </w:t>
-      </w:r>
-      <w:r>
-        <w:rPr>
-          <w:bCs/>
-          <w:u w:val="single"/>
-          <w:lang w:val="en-CA"/>
-        </w:rPr>
-        <w:t>Rudnev, M.</w:t>
-      </w:r>
-      <w:r>
-        <w:rPr>
-          <w:bCs/>
-          <w:lang w:val="en-CA"/>
-        </w:rPr>
-        <w:t>, Stich, S., Barrett, C., Machery, E.</w:t>
+        <w:t>Grossmann, I.</w:t>
       </w:r>
       <w:r>
         <w:rPr>
@@ -37116,7 +35969,7 @@
         <w:rPr>
           <w:lang w:val="en-CA"/>
         </w:rPr>
-        <w:t>October</w:t>
+        <w:t>February</w:t>
       </w:r>
       <w:r>
         <w:rPr>
@@ -37129,7 +35982,49 @@
           <w:i/>
           <w:lang w:val="en-CA"/>
         </w:rPr>
-        <w:t>Social perception of wisdom across cultures</w:t>
+        <w:t>Wisdom training in the face of</w:t>
+      </w:r>
+      <w:r>
+        <w:rPr>
+          <w:i/>
+          <w:lang w:val="en-CA"/>
+        </w:rPr>
+        <w:t xml:space="preserve"> </w:t>
+      </w:r>
+      <w:r>
+        <w:rPr>
+          <w:i/>
+          <w:lang w:val="en-CA"/>
+        </w:rPr>
+        <w:t>adversity? Societal</w:t>
+      </w:r>
+      <w:r>
+        <w:rPr>
+          <w:i/>
+          <w:lang w:val="en-CA"/>
+        </w:rPr>
+        <w:t xml:space="preserve"> </w:t>
+      </w:r>
+      <w:r>
+        <w:rPr>
+          <w:i/>
+          <w:lang w:val="en-CA"/>
+        </w:rPr>
+        <w:t>expectations, logical fallacies</w:t>
+      </w:r>
+      <w:r>
+        <w:rPr>
+          <w:i/>
+          <w:lang w:val="en-CA"/>
+        </w:rPr>
+        <w:t xml:space="preserve"> </w:t>
+      </w:r>
+      <w:r>
+        <w:rPr>
+          <w:i/>
+          <w:lang w:val="en-CA"/>
+        </w:rPr>
+        <w:t>and empirical evidence</w:t>
       </w:r>
       <w:r>
         <w:rPr>
@@ -37142,470 +36037,13 @@
         <w:rPr>
           <w:lang w:val="en-CA"/>
         </w:rPr>
-        <w:t xml:space="preserve"> Paper presented </w:t>
-      </w:r>
-      <w:r>
-        <w:rPr>
-          <w:lang w:val="en-CA"/>
-        </w:rPr>
-        <w:t xml:space="preserve">in the symposium “Human </w:t>
-      </w:r>
-      <w:r>
-        <w:rPr>
-          <w:lang w:val="en-CA"/>
-        </w:rPr>
-        <w:t>v</w:t>
-      </w:r>
-      <w:r>
-        <w:rPr>
-          <w:lang w:val="en-CA"/>
-        </w:rPr>
-        <w:t xml:space="preserve">alues: An </w:t>
-      </w:r>
-      <w:r>
-        <w:rPr>
-          <w:lang w:val="en-CA"/>
-        </w:rPr>
-        <w:t>i</w:t>
-      </w:r>
-      <w:r>
-        <w:rPr>
-          <w:lang w:val="en-CA"/>
-        </w:rPr>
-        <w:t xml:space="preserve">ntegrative </w:t>
-      </w:r>
-      <w:r>
-        <w:rPr>
-          <w:lang w:val="en-CA"/>
-        </w:rPr>
-        <w:t>p</w:t>
-      </w:r>
-      <w:r>
-        <w:rPr>
-          <w:lang w:val="en-CA"/>
-        </w:rPr>
-        <w:t>erspective” at the a</w:t>
-      </w:r>
-      <w:r>
-        <w:rPr>
-          <w:lang w:val="en-CA"/>
-        </w:rPr>
-        <w:t xml:space="preserve">nnual </w:t>
-      </w:r>
-      <w:r>
-        <w:rPr>
-          <w:lang w:val="en-CA"/>
-        </w:rPr>
-        <w:t>m</w:t>
-      </w:r>
-      <w:r>
-        <w:rPr>
-          <w:lang w:val="en-CA"/>
-        </w:rPr>
-        <w:t xml:space="preserve">eeting of the Society </w:t>
-      </w:r>
-      <w:r>
-        <w:rPr>
-          <w:lang w:val="en-CA"/>
-        </w:rPr>
-        <w:t>of Experimental Social Psychology, Madison, WI, USA.</w:t>
-      </w:r>
-    </w:p>
-    <w:p>
-      <w:pPr>
-        <w:spacing w:after="240"/>
-        <w:ind w:left="720" w:hanging="706"/>
-        <w:rPr>
-          <w:lang w:val="en-CA"/>
-        </w:rPr>
-      </w:pPr>
-      <w:r>
-        <w:rPr>
-          <w:b/>
-          <w:lang w:val="en-CA"/>
-        </w:rPr>
-        <w:t>Grossmann, I</w:t>
-      </w:r>
-      <w:r>
-        <w:rPr>
-          <w:bCs/>
-          <w:lang w:val="en-CA"/>
-        </w:rPr>
-        <w:t xml:space="preserve">., </w:t>
-      </w:r>
-      <w:r>
-        <w:rPr>
-          <w:bCs/>
-          <w:u w:val="single"/>
-          <w:lang w:val="en-CA"/>
-        </w:rPr>
-        <w:t>Rudnev, M.</w:t>
-      </w:r>
-      <w:r>
-        <w:rPr>
-          <w:bCs/>
-          <w:lang w:val="en-CA"/>
-        </w:rPr>
-        <w:t>, Stich, S., Barrett, C., Machery, E.</w:t>
-      </w:r>
-      <w:r>
-        <w:rPr>
-          <w:lang w:val="en-CA"/>
-        </w:rPr>
-        <w:t xml:space="preserve"> (202</w:t>
-      </w:r>
-      <w:r>
-        <w:rPr>
-          <w:lang w:val="en-CA"/>
-        </w:rPr>
-        <w:t>3</w:t>
-      </w:r>
-      <w:r>
-        <w:rPr>
-          <w:lang w:val="en-CA"/>
-        </w:rPr>
-        <w:t xml:space="preserve">, </w:t>
-      </w:r>
-      <w:r>
-        <w:rPr>
-          <w:lang w:val="en-CA"/>
-        </w:rPr>
-        <w:t>June</w:t>
-      </w:r>
-      <w:r>
-        <w:rPr>
-          <w:lang w:val="en-CA"/>
-        </w:rPr>
-        <w:t xml:space="preserve">). </w:t>
-      </w:r>
-      <w:r>
-        <w:rPr>
-          <w:i/>
-          <w:lang w:val="en-CA"/>
-        </w:rPr>
-        <w:t xml:space="preserve">Unpacking the </w:t>
-      </w:r>
-      <w:r>
-        <w:rPr>
-          <w:i/>
-          <w:lang w:val="en-CA"/>
-        </w:rPr>
-        <w:t>f</w:t>
-      </w:r>
-      <w:r>
-        <w:rPr>
-          <w:i/>
-          <w:lang w:val="en-CA"/>
-        </w:rPr>
-        <w:t xml:space="preserve">undamental </w:t>
-      </w:r>
-      <w:r>
-        <w:rPr>
-          <w:i/>
-          <w:lang w:val="en-CA"/>
-        </w:rPr>
-        <w:t>d</w:t>
-      </w:r>
-      <w:r>
-        <w:rPr>
-          <w:i/>
-          <w:lang w:val="en-CA"/>
-        </w:rPr>
-        <w:t xml:space="preserve">imensions of </w:t>
-      </w:r>
-      <w:r>
-        <w:rPr>
-          <w:i/>
-          <w:lang w:val="en-CA"/>
-        </w:rPr>
-        <w:t>w</w:t>
-      </w:r>
-      <w:r>
-        <w:rPr>
-          <w:i/>
-          <w:lang w:val="en-CA"/>
-        </w:rPr>
-        <w:t xml:space="preserve">isdom </w:t>
-      </w:r>
-      <w:r>
-        <w:rPr>
-          <w:i/>
-          <w:lang w:val="en-CA"/>
-        </w:rPr>
-        <w:t>p</w:t>
-      </w:r>
-      <w:r>
-        <w:rPr>
-          <w:i/>
-          <w:lang w:val="en-CA"/>
-        </w:rPr>
-        <w:t>erception: A Cross-Cultural Study</w:t>
-      </w:r>
-      <w:r>
-        <w:rPr>
-          <w:i/>
-          <w:lang w:val="en-CA"/>
-        </w:rPr>
-        <w:t>.</w:t>
-      </w:r>
-      <w:r>
-        <w:rPr>
-          <w:lang w:val="en-CA"/>
-        </w:rPr>
-        <w:t xml:space="preserve"> Paper presented </w:t>
-      </w:r>
-      <w:r>
-        <w:rPr>
-          <w:lang w:val="en-CA"/>
-        </w:rPr>
-        <w:t xml:space="preserve">at the </w:t>
-      </w:r>
-      <w:r>
-        <w:rPr>
-          <w:lang w:val="en-CA"/>
-        </w:rPr>
-        <w:t>Annual Meeting of the Society for Philosophy and Psychology</w:t>
-      </w:r>
-      <w:r>
-        <w:rPr>
-          <w:lang w:val="en-CA"/>
-        </w:rPr>
-        <w:t>, University of Pittsburgh</w:t>
-      </w:r>
-      <w:r>
-        <w:rPr>
-          <w:lang w:val="en-CA"/>
-        </w:rPr>
-        <w:t xml:space="preserve">, </w:t>
-      </w:r>
-      <w:r>
-        <w:rPr>
-          <w:lang w:val="en-CA"/>
-        </w:rPr>
-        <w:t>Pittsburgh, USA.</w:t>
-      </w:r>
-    </w:p>
-    <w:p>
-      <w:pPr>
-        <w:spacing w:after="240"/>
-        <w:ind w:left="720" w:hanging="706"/>
-        <w:rPr>
-          <w:lang w:val="en-CA"/>
-        </w:rPr>
-      </w:pPr>
-      <w:r>
-        <w:rPr>
-          <w:b/>
-          <w:lang w:val="en-CA"/>
-        </w:rPr>
-        <w:t>Grossmann, I.</w:t>
-      </w:r>
-      <w:r>
-        <w:rPr>
-          <w:lang w:val="en-CA"/>
-        </w:rPr>
-        <w:t xml:space="preserve"> (202</w:t>
-      </w:r>
-      <w:r>
-        <w:rPr>
-          <w:lang w:val="en-CA"/>
-        </w:rPr>
-        <w:t>3</w:t>
-      </w:r>
-      <w:r>
-        <w:rPr>
-          <w:lang w:val="en-CA"/>
-        </w:rPr>
-        <w:t xml:space="preserve">, </w:t>
-      </w:r>
-      <w:r>
-        <w:rPr>
-          <w:lang w:val="en-CA"/>
-        </w:rPr>
-        <w:t>May</w:t>
-      </w:r>
-      <w:r>
-        <w:rPr>
-          <w:lang w:val="en-CA"/>
-        </w:rPr>
-        <w:t xml:space="preserve">). </w:t>
-      </w:r>
-      <w:r>
-        <w:rPr>
-          <w:i/>
-          <w:lang w:val="en-CA"/>
-        </w:rPr>
-        <w:t>The wise mind balances between the abstract and the concrete</w:t>
-      </w:r>
-      <w:r>
-        <w:rPr>
-          <w:i/>
-          <w:lang w:val="en-CA"/>
-        </w:rPr>
-        <w:t>.</w:t>
-      </w:r>
-      <w:r>
-        <w:rPr>
-          <w:lang w:val="en-CA"/>
-        </w:rPr>
-        <w:t xml:space="preserve"> Paper presented in the </w:t>
-      </w:r>
-      <w:r>
-        <w:rPr>
-          <w:lang w:val="en-CA"/>
-        </w:rPr>
-        <w:t xml:space="preserve">Distances in Organizations </w:t>
-      </w:r>
-      <w:r>
-        <w:rPr>
-          <w:lang w:val="en-CA"/>
-        </w:rPr>
-        <w:t xml:space="preserve">- </w:t>
-      </w:r>
-      <w:r>
-        <w:rPr>
-          <w:lang w:val="en-CA"/>
-        </w:rPr>
-        <w:t>Sixth Annual Workshop</w:t>
-      </w:r>
-      <w:r>
-        <w:rPr>
-          <w:lang w:val="en-CA"/>
-        </w:rPr>
-        <w:t>, McGill University</w:t>
-      </w:r>
-      <w:r>
-        <w:rPr>
-          <w:lang w:val="en-CA"/>
-        </w:rPr>
-        <w:t xml:space="preserve">, </w:t>
-      </w:r>
-      <w:r>
-        <w:rPr>
-          <w:lang w:val="en-CA"/>
-        </w:rPr>
-        <w:t>Montreal, Canada.</w:t>
-      </w:r>
-    </w:p>
-    <w:p>
-      <w:pPr>
-        <w:spacing w:after="240"/>
-        <w:ind w:left="720" w:hanging="706"/>
-        <w:rPr>
-          <w:lang w:val="en-CA"/>
-        </w:rPr>
-      </w:pPr>
-      <w:r>
-        <w:rPr>
-          <w:b/>
-          <w:lang w:val="en-CA"/>
-        </w:rPr>
-        <w:t>Grossmann, I.</w:t>
-      </w:r>
-      <w:r>
-        <w:rPr>
-          <w:lang w:val="en-CA"/>
-        </w:rPr>
-        <w:t xml:space="preserve"> (202</w:t>
-      </w:r>
-      <w:r>
-        <w:rPr>
-          <w:lang w:val="en-CA"/>
-        </w:rPr>
-        <w:t>3</w:t>
-      </w:r>
-      <w:r>
-        <w:rPr>
-          <w:lang w:val="en-CA"/>
-        </w:rPr>
-        <w:t xml:space="preserve">, </w:t>
-      </w:r>
-      <w:r>
-        <w:rPr>
-          <w:lang w:val="en-CA"/>
-        </w:rPr>
-        <w:t>February</w:t>
-      </w:r>
-      <w:r>
-        <w:rPr>
-          <w:lang w:val="en-CA"/>
-        </w:rPr>
-        <w:t xml:space="preserve">). </w:t>
-      </w:r>
-      <w:r>
-        <w:rPr>
-          <w:i/>
-          <w:lang w:val="en-CA"/>
-        </w:rPr>
-        <w:t>Wisdom training in the face of</w:t>
-      </w:r>
-      <w:r>
-        <w:rPr>
-          <w:i/>
-          <w:lang w:val="en-CA"/>
-        </w:rPr>
-        <w:t xml:space="preserve"> </w:t>
-      </w:r>
-      <w:r>
-        <w:rPr>
-          <w:i/>
-          <w:lang w:val="en-CA"/>
-        </w:rPr>
-        <w:t>adversity? Societal</w:t>
-      </w:r>
-      <w:r>
-        <w:rPr>
-          <w:i/>
-          <w:lang w:val="en-CA"/>
-        </w:rPr>
-        <w:t xml:space="preserve"> </w:t>
-      </w:r>
-      <w:r>
-        <w:rPr>
-          <w:i/>
-          <w:lang w:val="en-CA"/>
-        </w:rPr>
-        <w:t>expectations, logical fallacies</w:t>
-      </w:r>
-      <w:r>
-        <w:rPr>
-          <w:i/>
-          <w:lang w:val="en-CA"/>
-        </w:rPr>
-        <w:t xml:space="preserve"> </w:t>
-      </w:r>
-      <w:r>
-        <w:rPr>
-          <w:i/>
-          <w:lang w:val="en-CA"/>
-        </w:rPr>
-        <w:t>and empirical evidence</w:t>
-      </w:r>
-      <w:r>
-        <w:rPr>
-          <w:i/>
-          <w:lang w:val="en-CA"/>
-        </w:rPr>
-        <w:t>.</w:t>
-      </w:r>
-      <w:r>
-        <w:rPr>
-          <w:lang w:val="en-CA"/>
-        </w:rPr>
         <w:t xml:space="preserve"> Paper presented in the symposium “</w:t>
       </w:r>
       <w:r>
         <w:rPr>
           <w:lang w:val="en-CA"/>
         </w:rPr>
-        <w:t xml:space="preserve">Wisdom-Training </w:t>
-      </w:r>
-      <w:r>
-        <w:rPr>
-          <w:lang w:val="en-CA"/>
-        </w:rPr>
-        <w:lastRenderedPageBreak/>
-        <w:t>and Wisdom</w:t>
+        <w:t>Wisdom-Training and Wisdom</w:t>
       </w:r>
       <w:r>
         <w:rPr>
@@ -38046,23 +36484,7 @@
           <w:bCs/>
           <w:lang w:val="en-CA"/>
         </w:rPr>
-        <w:t xml:space="preserve">K. </w:t>
-      </w:r>
-      <w:proofErr w:type="spellStart"/>
-      <w:r>
-        <w:rPr>
-          <w:bCs/>
-          <w:lang w:val="en-CA"/>
-        </w:rPr>
-        <w:t>Kastenhofer</w:t>
-      </w:r>
-      <w:proofErr w:type="spellEnd"/>
-      <w:r>
-        <w:rPr>
-          <w:bCs/>
-          <w:lang w:val="en-CA"/>
-        </w:rPr>
-        <w:t xml:space="preserve">. </w:t>
+        <w:t xml:space="preserve">K. Kastenhofer. </w:t>
       </w:r>
       <w:r>
         <w:rPr>
@@ -38404,6 +36826,7 @@
           <w:sz w:val="24"/>
           <w:szCs w:val="24"/>
         </w:rPr>
+        <w:lastRenderedPageBreak/>
         <w:t>+ finalist at the Post-doc Research Award Competition</w:t>
       </w:r>
     </w:p>
@@ -38491,7 +36914,6 @@
           <w:b/>
           <w:lang w:val="en-CA"/>
         </w:rPr>
-        <w:lastRenderedPageBreak/>
         <w:t>Grossmann, I.</w:t>
       </w:r>
       <w:r>
@@ -38551,21 +36973,7 @@
         <w:rPr>
           <w:lang w:val="en-CA"/>
         </w:rPr>
-        <w:t xml:space="preserve">., Fugelsang, J. A., </w:t>
-      </w:r>
-      <w:proofErr w:type="spellStart"/>
-      <w:r>
-        <w:rPr>
-          <w:lang w:val="en-CA"/>
-        </w:rPr>
-        <w:t>Sorokowski</w:t>
-      </w:r>
-      <w:proofErr w:type="spellEnd"/>
-      <w:r>
-        <w:rPr>
-          <w:lang w:val="en-CA"/>
-        </w:rPr>
-        <w:t xml:space="preserve">, P., </w:t>
+        <w:t xml:space="preserve">., Fugelsang, J. A., Sorokowski, P., </w:t>
       </w:r>
       <w:r>
         <w:rPr>
@@ -38884,21 +37292,7 @@
         <w:rPr>
           <w:lang w:val="en-CA"/>
         </w:rPr>
-        <w:t>A social perspective on (</w:t>
-      </w:r>
-      <w:proofErr w:type="spellStart"/>
-      <w:r>
-        <w:rPr>
-          <w:lang w:val="en-CA"/>
-        </w:rPr>
-        <w:t>ir</w:t>
-      </w:r>
-      <w:proofErr w:type="spellEnd"/>
-      <w:r>
-        <w:rPr>
-          <w:lang w:val="en-CA"/>
-        </w:rPr>
-        <w:t>)rationality: Antecedents and consequences</w:t>
+        <w:t>A social perspective on (ir)rationality: Antecedents and consequences</w:t>
       </w:r>
       <w:r>
         <w:rPr>
@@ -39023,23 +37417,7 @@
           <w:i/>
           <w:lang w:val="en-CA"/>
         </w:rPr>
-        <w:t xml:space="preserve">Wisdom training: Self-distancing training promotes growth in wise reasoning and </w:t>
-      </w:r>
-      <w:proofErr w:type="spellStart"/>
-      <w:r>
-        <w:rPr>
-          <w:i/>
-          <w:lang w:val="en-CA"/>
-        </w:rPr>
-        <w:t>emodiversity</w:t>
-      </w:r>
-      <w:proofErr w:type="spellEnd"/>
-      <w:r>
-        <w:rPr>
-          <w:i/>
-          <w:lang w:val="en-CA"/>
-        </w:rPr>
-        <w:t>.</w:t>
+        <w:t>Wisdom training: Self-distancing training promotes growth in wise reasoning and emodiversity.</w:t>
       </w:r>
       <w:r>
         <w:rPr>
@@ -39134,7 +37512,14 @@
         <w:rPr>
           <w:lang w:val="en-CA"/>
         </w:rPr>
-        <w:t xml:space="preserve"> Paper presented in the symposium “A process view on wisdom: Antecedents, mechanisms, and consequences” chaired by </w:t>
+        <w:t xml:space="preserve"> Paper presented in the symposium “A process </w:t>
+      </w:r>
+      <w:r>
+        <w:rPr>
+          <w:lang w:val="en-CA"/>
+        </w:rPr>
+        <w:lastRenderedPageBreak/>
+        <w:t xml:space="preserve">view on wisdom: Antecedents, mechanisms, and consequences” chaired by </w:t>
       </w:r>
       <w:r>
         <w:rPr>
@@ -39343,7 +37728,6 @@
           <w:b/>
           <w:lang w:val="en-CA"/>
         </w:rPr>
-        <w:lastRenderedPageBreak/>
         <w:t>Grossmann, I.</w:t>
       </w:r>
       <w:r>
@@ -39930,21 +38314,7 @@
         <w:rPr>
           <w:lang w:val="en-CA"/>
         </w:rPr>
-        <w:t>in the symposium “</w:t>
-      </w:r>
-      <w:proofErr w:type="spellStart"/>
-      <w:r>
-        <w:rPr>
-          <w:lang w:val="en-CA"/>
-        </w:rPr>
-        <w:t>Climato</w:t>
-      </w:r>
-      <w:proofErr w:type="spellEnd"/>
-      <w:r>
-        <w:rPr>
-          <w:lang w:val="en-CA"/>
-        </w:rPr>
-        <w:t>-economic Imprints on Culture” chaired by E. van de Vliert (Chair) at the 24</w:t>
+        <w:t>in the symposium “Climato-economic Imprints on Culture” chaired by E. van de Vliert (Chair) at the 24</w:t>
       </w:r>
       <w:r>
         <w:rPr>
@@ -39973,6 +38343,7 @@
           <w:u w:val="single"/>
           <w:lang w:val="en-CA"/>
         </w:rPr>
+        <w:lastRenderedPageBreak/>
         <w:t>Santos, H.C.</w:t>
       </w:r>
       <w:r>
@@ -40091,7 +38462,6 @@
         <w:rPr>
           <w:lang w:val="en-CA"/>
         </w:rPr>
-        <w:lastRenderedPageBreak/>
         <w:t>(Chair) at the 19</w:t>
       </w:r>
       <w:r>
@@ -40875,6 +39245,7 @@
           <w:b/>
           <w:lang w:val="en-CA"/>
         </w:rPr>
+        <w:lastRenderedPageBreak/>
         <w:t>Grossmann, I.</w:t>
       </w:r>
       <w:r>
@@ -40947,7 +39318,6 @@
           <w:u w:val="single"/>
           <w:lang w:val="en-CA"/>
         </w:rPr>
-        <w:lastRenderedPageBreak/>
         <w:t>Santos, H.C.</w:t>
       </w:r>
       <w:r>
@@ -41286,21 +39656,7 @@
         <w:rPr>
           <w:lang w:val="en-CA"/>
         </w:rPr>
-        <w:t xml:space="preserve">Discussant in the symposium “Continuity and changes in emotion socialization with globalization” chaired by M. Karasawa at </w:t>
-      </w:r>
-      <w:proofErr w:type="gramStart"/>
-      <w:r>
-        <w:rPr>
-          <w:lang w:val="en-CA"/>
-        </w:rPr>
-        <w:t>The</w:t>
-      </w:r>
-      <w:proofErr w:type="gramEnd"/>
-      <w:r>
-        <w:rPr>
-          <w:lang w:val="en-CA"/>
-        </w:rPr>
-        <w:t xml:space="preserve"> 23</w:t>
+        <w:t>Discussant in the symposium “Continuity and changes in emotion socialization with globalization” chaired by M. Karasawa at The 23</w:t>
       </w:r>
       <w:r>
         <w:rPr>
@@ -41459,21 +39815,7 @@
         <w:rPr>
           <w:lang w:val="en-CA"/>
         </w:rPr>
-        <w:t xml:space="preserve"> Paper presented in the symposium “Operationalizing affective complexity: Theory, measurement, and applications” chaired by R. Gonzalez (Chair) and J. Smith (Co-Chair) at </w:t>
-      </w:r>
-      <w:proofErr w:type="gramStart"/>
-      <w:r>
-        <w:rPr>
-          <w:lang w:val="en-CA"/>
-        </w:rPr>
-        <w:t>The</w:t>
-      </w:r>
-      <w:proofErr w:type="gramEnd"/>
-      <w:r>
-        <w:rPr>
-          <w:lang w:val="en-CA"/>
-        </w:rPr>
-        <w:t xml:space="preserve"> 28</w:t>
+        <w:t xml:space="preserve"> Paper presented in the symposium “Operationalizing affective complexity: Theory, measurement, and applications” chaired by R. Gonzalez (Chair) and J. Smith (Co-Chair) at The 28</w:t>
       </w:r>
       <w:r>
         <w:rPr>
@@ -41506,6 +39848,7 @@
           <w:u w:val="single"/>
           <w:lang w:val="en-CA"/>
         </w:rPr>
+        <w:lastRenderedPageBreak/>
         <w:t>Huynh, A. C,</w:t>
       </w:r>
       <w:r>
@@ -41577,21 +39920,7 @@
         <w:rPr>
           <w:lang w:val="en-CA"/>
         </w:rPr>
-        <w:t xml:space="preserve"> (Co-Chair) at </w:t>
-      </w:r>
-      <w:proofErr w:type="gramStart"/>
-      <w:r>
-        <w:rPr>
-          <w:lang w:val="en-CA"/>
-        </w:rPr>
-        <w:t>The</w:t>
-      </w:r>
-      <w:proofErr w:type="gramEnd"/>
-      <w:r>
-        <w:rPr>
-          <w:lang w:val="en-CA"/>
-        </w:rPr>
-        <w:t xml:space="preserve"> 28</w:t>
+        <w:t xml:space="preserve"> (Co-Chair) at The 28</w:t>
       </w:r>
       <w:r>
         <w:rPr>
@@ -41623,7 +39952,6 @@
           <w:u w:val="single"/>
           <w:lang w:val="en-CA"/>
         </w:rPr>
-        <w:lastRenderedPageBreak/>
         <w:t>Santos, H. C.</w:t>
       </w:r>
       <w:r>
@@ -41846,21 +40174,7 @@
         <w:rPr>
           <w:lang w:val="en-CA"/>
         </w:rPr>
-        <w:t xml:space="preserve"> </w:t>
-      </w:r>
-      <w:proofErr w:type="gramStart"/>
-      <w:r>
-        <w:rPr>
-          <w:lang w:val="en-CA"/>
-        </w:rPr>
-        <w:t>The</w:t>
-      </w:r>
-      <w:proofErr w:type="gramEnd"/>
-      <w:r>
-        <w:rPr>
-          <w:lang w:val="en-CA"/>
-        </w:rPr>
-        <w:t xml:space="preserve"> 17</w:t>
+        <w:t xml:space="preserve"> The 17</w:t>
       </w:r>
       <w:r>
         <w:rPr>
@@ -41918,43 +40232,13 @@
           <w:i/>
           <w:lang w:val="en-CA"/>
         </w:rPr>
-        <w:t xml:space="preserve">Ego-decentered reasoning predicts cross-domain </w:t>
-      </w:r>
-      <w:proofErr w:type="spellStart"/>
-      <w:r>
-        <w:rPr>
-          <w:i/>
-          <w:lang w:val="en-CA"/>
-        </w:rPr>
-        <w:t>prosociality</w:t>
-      </w:r>
-      <w:proofErr w:type="spellEnd"/>
-      <w:r>
-        <w:rPr>
-          <w:i/>
-          <w:lang w:val="en-CA"/>
-        </w:rPr>
-        <w:t>.</w:t>
-      </w:r>
-      <w:r>
-        <w:rPr>
-          <w:lang w:val="en-CA"/>
-        </w:rPr>
-        <w:t xml:space="preserve"> Paper presented in the symposium “The evolution and maintenance of human </w:t>
-      </w:r>
-      <w:proofErr w:type="spellStart"/>
-      <w:r>
-        <w:rPr>
-          <w:lang w:val="en-CA"/>
-        </w:rPr>
-        <w:t>prosociality</w:t>
-      </w:r>
-      <w:proofErr w:type="spellEnd"/>
-      <w:r>
-        <w:rPr>
-          <w:lang w:val="en-CA"/>
-        </w:rPr>
-        <w:t xml:space="preserve">” chaired by </w:t>
+        <w:t>Ego-decentered reasoning predicts cross-domain prosociality.</w:t>
+      </w:r>
+      <w:r>
+        <w:rPr>
+          <w:lang w:val="en-CA"/>
+        </w:rPr>
+        <w:t xml:space="preserve"> Paper presented in the symposium “The evolution and maintenance of human prosociality” chaired by </w:t>
       </w:r>
       <w:r>
         <w:rPr>
@@ -41992,21 +40276,7 @@
         <w:rPr>
           <w:lang w:val="en-CA"/>
         </w:rPr>
-        <w:t xml:space="preserve"> </w:t>
-      </w:r>
-      <w:proofErr w:type="gramStart"/>
-      <w:r>
-        <w:rPr>
-          <w:lang w:val="en-CA"/>
-        </w:rPr>
-        <w:t>The</w:t>
-      </w:r>
-      <w:proofErr w:type="gramEnd"/>
-      <w:r>
-        <w:rPr>
-          <w:lang w:val="en-CA"/>
-        </w:rPr>
-        <w:t xml:space="preserve"> 17</w:t>
+        <w:t xml:space="preserve"> The 17</w:t>
       </w:r>
       <w:r>
         <w:rPr>
@@ -42415,6 +40685,7 @@
           <w:b/>
           <w:lang w:val="en-CA"/>
         </w:rPr>
+        <w:lastRenderedPageBreak/>
         <w:t>Grossmann, I.</w:t>
       </w:r>
       <w:r>
@@ -42460,7 +40731,6 @@
           <w:b/>
           <w:lang w:val="en-CA"/>
         </w:rPr>
-        <w:lastRenderedPageBreak/>
         <w:t>Grossmann</w:t>
       </w:r>
       <w:r>
@@ -42717,23 +40987,7 @@
           <w:bCs/>
           <w:lang w:val="en-CA"/>
         </w:rPr>
-        <w:t xml:space="preserve">. Paper presented in a symposium “Wisdom: Characteristics, contexts, and consequences” chaired by S. </w:t>
-      </w:r>
-      <w:proofErr w:type="spellStart"/>
-      <w:r>
-        <w:rPr>
-          <w:bCs/>
-          <w:lang w:val="en-CA"/>
-        </w:rPr>
-        <w:t>Etezadi</w:t>
-      </w:r>
-      <w:proofErr w:type="spellEnd"/>
-      <w:r>
-        <w:rPr>
-          <w:bCs/>
-          <w:lang w:val="en-CA"/>
-        </w:rPr>
-        <w:t xml:space="preserve"> at the convention of the Canadian Psychological Association in Vancouver, BC.</w:t>
+        <w:t>. Paper presented in a symposium “Wisdom: Characteristics, contexts, and consequences” chaired by S. Etezadi at the convention of the Canadian Psychological Association in Vancouver, BC.</w:t>
       </w:r>
     </w:p>
     <w:p>
@@ -43216,6 +41470,7 @@
           <w:u w:val="single"/>
           <w:lang w:val="en-CA"/>
         </w:rPr>
+        <w:lastRenderedPageBreak/>
         <w:t xml:space="preserve">Huynh, A. </w:t>
       </w:r>
       <w:r>
@@ -43286,7 +41541,6 @@
           <w:b/>
           <w:lang w:val="en-CA"/>
         </w:rPr>
-        <w:lastRenderedPageBreak/>
         <w:t>Grossmann</w:t>
       </w:r>
       <w:r>
@@ -44161,7 +42415,14 @@
         <w:rPr>
           <w:lang w:val="en-CA"/>
         </w:rPr>
-        <w:t xml:space="preserve"> Paper presented in the symposium “Creativity and wisdom: New experimental and training developments” chaired by </w:t>
+        <w:t xml:space="preserve"> Paper presented in the symposium “Creativity and wisdom: New </w:t>
+      </w:r>
+      <w:r>
+        <w:rPr>
+          <w:lang w:val="en-CA"/>
+        </w:rPr>
+        <w:lastRenderedPageBreak/>
+        <w:t xml:space="preserve">experimental and training developments” chaired by </w:t>
       </w:r>
       <w:r>
         <w:rPr>
@@ -44268,14 +42529,7 @@
         <w:rPr>
           <w:lang w:val="en-CA"/>
         </w:rPr>
-        <w:t xml:space="preserve"> Paper presented in the symposium “Culture “within”: the impact of religion, social class, and political </w:t>
-      </w:r>
-      <w:r>
-        <w:rPr>
-          <w:lang w:val="en-CA"/>
-        </w:rPr>
-        <w:lastRenderedPageBreak/>
-        <w:t xml:space="preserve">ideology on cognition” chaired by </w:t>
+        <w:t xml:space="preserve"> Paper presented in the symposium “Culture “within”: the impact of religion, social class, and political ideology on cognition” chaired by </w:t>
       </w:r>
       <w:r>
         <w:rPr>
@@ -45549,7 +43803,6 @@
           <w:lang w:val="en-CA"/>
         </w:rPr>
       </w:pPr>
-      <w:proofErr w:type="spellStart"/>
       <w:r>
         <w:rPr>
           <w:u w:val="single"/>
@@ -45557,7 +43810,6 @@
         </w:rPr>
         <w:t>Kachhiyapatel</w:t>
       </w:r>
-      <w:proofErr w:type="spellEnd"/>
       <w:r>
         <w:rPr>
           <w:u w:val="single"/>
@@ -45722,6 +43974,7 @@
         <w:rPr>
           <w:lang w:val="en-CA"/>
         </w:rPr>
+        <w:lastRenderedPageBreak/>
         <w:t xml:space="preserve">Andor, M. A., </w:t>
       </w:r>
       <w:r>
@@ -45868,7 +44121,6 @@
           <w:u w:val="single"/>
           <w:lang w:val="en-CA"/>
         </w:rPr>
-        <w:lastRenderedPageBreak/>
         <w:t>Dorfman, A</w:t>
       </w:r>
       <w:r>
@@ -46078,21 +44330,12 @@
           <w:lang w:val="en-CA"/>
         </w:rPr>
       </w:pPr>
-      <w:proofErr w:type="spellStart"/>
       <w:r>
         <w:rPr>
           <w:u w:val="single"/>
           <w:lang w:val="en-CA"/>
         </w:rPr>
-        <w:t>Mostafapour</w:t>
-      </w:r>
-      <w:proofErr w:type="spellEnd"/>
-      <w:r>
-        <w:rPr>
-          <w:u w:val="single"/>
-          <w:lang w:val="en-CA"/>
-        </w:rPr>
-        <w:t>, M</w:t>
+        <w:t>Mostafapour, M</w:t>
       </w:r>
       <w:r>
         <w:rPr>
@@ -46428,21 +44671,7 @@
         <w:rPr>
           <w:lang w:val="en-CA"/>
         </w:rPr>
-        <w:t xml:space="preserve">. Poster presented at </w:t>
-      </w:r>
-      <w:proofErr w:type="gramStart"/>
-      <w:r>
-        <w:rPr>
-          <w:lang w:val="en-CA"/>
-        </w:rPr>
-        <w:t>The</w:t>
-      </w:r>
-      <w:proofErr w:type="gramEnd"/>
-      <w:r>
-        <w:rPr>
-          <w:lang w:val="en-CA"/>
-        </w:rPr>
-        <w:t xml:space="preserve"> 23rd International Congress of the International Association for Cross-Cultural Psychology, Nagoya, Japan.</w:t>
+        <w:t>. Poster presented at The 23rd International Congress of the International Association for Cross-Cultural Psychology, Nagoya, Japan.</w:t>
       </w:r>
     </w:p>
     <w:p>
@@ -46633,6 +44862,7 @@
           <w:u w:val="single"/>
           <w:lang w:val="en-CA"/>
         </w:rPr>
+        <w:lastRenderedPageBreak/>
         <w:t>Oakes, H.</w:t>
       </w:r>
       <w:r>
@@ -46735,7 +44965,6 @@
           <w:u w:val="single"/>
           <w:lang w:val="en-CA"/>
         </w:rPr>
-        <w:lastRenderedPageBreak/>
         <w:t>Santos, H. C.</w:t>
       </w:r>
       <w:r>
@@ -46928,21 +45157,7 @@
         <w:rPr>
           <w:lang w:val="de-DE"/>
         </w:rPr>
-        <w:t xml:space="preserve">. (2015, </w:t>
-      </w:r>
-      <w:proofErr w:type="spellStart"/>
-      <w:r>
-        <w:rPr>
-          <w:lang w:val="de-DE"/>
-        </w:rPr>
-        <w:t>February</w:t>
-      </w:r>
-      <w:proofErr w:type="spellEnd"/>
-      <w:r>
-        <w:rPr>
-          <w:lang w:val="de-DE"/>
-        </w:rPr>
-        <w:t xml:space="preserve">). </w:t>
+        <w:t xml:space="preserve">. (2015, February). </w:t>
       </w:r>
       <w:r>
         <w:rPr>
@@ -47725,6 +45940,7 @@
           <w:b/>
           <w:lang w:val="en-CA"/>
         </w:rPr>
+        <w:lastRenderedPageBreak/>
         <w:t>Grossmann, I.</w:t>
       </w:r>
       <w:r>
@@ -47968,7 +46184,6 @@
           <w:b/>
           <w:lang w:val="en-CA"/>
         </w:rPr>
-        <w:lastRenderedPageBreak/>
         <w:t>Grossmann, I.</w:t>
       </w:r>
       <w:r>
@@ -48446,21 +46661,7 @@
         <w:rPr>
           <w:lang w:val="en-CA"/>
         </w:rPr>
-        <w:t xml:space="preserve"> &amp; </w:t>
-      </w:r>
-      <w:proofErr w:type="spellStart"/>
-      <w:r>
-        <w:rPr>
-          <w:lang w:val="en-CA"/>
-        </w:rPr>
-        <w:t>Scornia</w:t>
-      </w:r>
-      <w:proofErr w:type="spellEnd"/>
-      <w:r>
-        <w:rPr>
-          <w:lang w:val="en-CA"/>
-        </w:rPr>
-        <w:t>, A. (2005</w:t>
+        <w:t xml:space="preserve"> &amp; Scornia, A. (2005</w:t>
       </w:r>
       <w:r>
         <w:rPr>
@@ -48727,41 +46928,99 @@
                 <w:lang w:val="en-CA"/>
               </w:rPr>
             </w:pPr>
-            <w:proofErr w:type="spellStart"/>
             <w:r>
               <w:rPr>
                 <w:iCs/>
                 <w:color w:val="000000"/>
                 <w:lang w:val="en-CA"/>
               </w:rPr>
-              <w:t>Yinsheng</w:t>
-            </w:r>
-            <w:proofErr w:type="spellEnd"/>
+              <w:t xml:space="preserve">Yinsheng Li; currently: </w:t>
+            </w:r>
+            <w:r>
+              <w:rPr>
+                <w:lang w:val="en-CA"/>
+              </w:rPr>
+              <w:t>Assist.</w:t>
+            </w:r>
+            <w:r>
+              <w:t xml:space="preserve"> Prof</w:t>
+            </w:r>
+            <w:r>
+              <w:rPr>
+                <w:lang w:val="en-CA"/>
+              </w:rPr>
+              <w:t>essor</w:t>
+            </w:r>
+            <w:r>
+              <w:t xml:space="preserve"> </w:t>
+            </w:r>
+            <w:r>
+              <w:rPr>
+                <w:lang w:val="en-CA"/>
+              </w:rPr>
+              <w:t>@</w:t>
+            </w:r>
+            <w:r>
+              <w:t xml:space="preserve"> </w:t>
+            </w:r>
+            <w:r>
+              <w:rPr>
+                <w:lang w:val="en-CA"/>
+              </w:rPr>
+              <w:t>Ontario Tech University</w:t>
+            </w:r>
+          </w:p>
+        </w:tc>
+      </w:tr>
+      <w:tr>
+        <w:tc>
+          <w:tcPr>
+            <w:tcW w:w="1818" w:type="dxa"/>
+          </w:tcPr>
+          <w:p>
+            <w:pPr>
+              <w:autoSpaceDE w:val="0"/>
+              <w:autoSpaceDN w:val="0"/>
+              <w:adjustRightInd w:val="0"/>
+              <w:rPr>
+                <w:lang w:val="en-CA"/>
+              </w:rPr>
+            </w:pPr>
+            <w:r>
+              <w:rPr>
+                <w:lang w:val="en-CA"/>
+              </w:rPr>
+              <w:t>2022 – 2025</w:t>
+            </w:r>
+          </w:p>
+        </w:tc>
+        <w:tc>
+          <w:tcPr>
+            <w:tcW w:w="8203" w:type="dxa"/>
+          </w:tcPr>
+          <w:p>
+            <w:pPr>
+              <w:autoSpaceDE w:val="0"/>
+              <w:autoSpaceDN w:val="0"/>
+              <w:adjustRightInd w:val="0"/>
+              <w:rPr>
+                <w:lang w:val="en-CA"/>
+              </w:rPr>
+            </w:pPr>
             <w:r>
               <w:rPr>
                 <w:iCs/>
                 <w:color w:val="000000"/>
                 <w:lang w:val="en-CA"/>
               </w:rPr>
-              <w:t xml:space="preserve"> Li; currently: </w:t>
-            </w:r>
-            <w:r>
-              <w:rPr>
-                <w:lang w:val="en-CA"/>
-              </w:rPr>
-              <w:t>Assist.</w:t>
-            </w:r>
-            <w:r>
-              <w:t xml:space="preserve"> Prof</w:t>
-            </w:r>
-            <w:proofErr w:type="spellStart"/>
-            <w:r>
-              <w:rPr>
-                <w:lang w:val="en-CA"/>
-              </w:rPr>
-              <w:t>essor</w:t>
-            </w:r>
-            <w:proofErr w:type="spellEnd"/>
+              <w:t>Maksim Rudnev</w:t>
+            </w:r>
+            <w:r>
+              <w:rPr>
+                <w:lang w:val="en-CA"/>
+              </w:rPr>
+              <w:t>; currently: Senior Research Fellow</w:t>
+            </w:r>
             <w:r>
               <w:t xml:space="preserve"> </w:t>
             </w:r>
@@ -48778,7 +47037,7 @@
               <w:rPr>
                 <w:lang w:val="en-CA"/>
               </w:rPr>
-              <w:t>Ontario Tech University</w:t>
+              <w:t xml:space="preserve">University College London </w:t>
             </w:r>
           </w:p>
         </w:tc>
@@ -48801,7 +47060,7 @@
               <w:rPr>
                 <w:lang w:val="en-CA"/>
               </w:rPr>
-              <w:t>2022 – 2025</w:t>
+              <w:t>2020 – 2021</w:t>
             </w:r>
           </w:p>
         </w:tc>
@@ -48820,76 +47079,6 @@
             </w:pPr>
             <w:r>
               <w:rPr>
-                <w:iCs/>
-                <w:color w:val="000000"/>
-                <w:lang w:val="en-CA"/>
-              </w:rPr>
-              <w:t>Maksim Rudnev</w:t>
-            </w:r>
-            <w:r>
-              <w:rPr>
-                <w:lang w:val="en-CA"/>
-              </w:rPr>
-              <w:t>; currently: Senior Research Fellow</w:t>
-            </w:r>
-            <w:r>
-              <w:t xml:space="preserve"> </w:t>
-            </w:r>
-            <w:r>
-              <w:rPr>
-                <w:lang w:val="en-CA"/>
-              </w:rPr>
-              <w:t>@</w:t>
-            </w:r>
-            <w:r>
-              <w:t xml:space="preserve"> </w:t>
-            </w:r>
-            <w:r>
-              <w:rPr>
-                <w:lang w:val="en-CA"/>
-              </w:rPr>
-              <w:t xml:space="preserve">University College London </w:t>
-            </w:r>
-          </w:p>
-        </w:tc>
-      </w:tr>
-      <w:tr>
-        <w:tc>
-          <w:tcPr>
-            <w:tcW w:w="1818" w:type="dxa"/>
-          </w:tcPr>
-          <w:p>
-            <w:pPr>
-              <w:autoSpaceDE w:val="0"/>
-              <w:autoSpaceDN w:val="0"/>
-              <w:adjustRightInd w:val="0"/>
-              <w:rPr>
-                <w:lang w:val="en-CA"/>
-              </w:rPr>
-            </w:pPr>
-            <w:r>
-              <w:rPr>
-                <w:lang w:val="en-CA"/>
-              </w:rPr>
-              <w:t>2020 – 2021</w:t>
-            </w:r>
-          </w:p>
-        </w:tc>
-        <w:tc>
-          <w:tcPr>
-            <w:tcW w:w="8203" w:type="dxa"/>
-          </w:tcPr>
-          <w:p>
-            <w:pPr>
-              <w:autoSpaceDE w:val="0"/>
-              <w:autoSpaceDN w:val="0"/>
-              <w:adjustRightInd w:val="0"/>
-              <w:rPr>
-                <w:lang w:val="en-CA"/>
-              </w:rPr>
-            </w:pPr>
-            <w:r>
-              <w:rPr>
                 <w:lang w:val="en-CA"/>
               </w:rPr>
               <w:t>Amanda Rotella; currently: Assist.</w:t>
@@ -48897,14 +47086,12 @@
             <w:r>
               <w:t xml:space="preserve"> Prof</w:t>
             </w:r>
-            <w:proofErr w:type="spellStart"/>
             <w:r>
               <w:rPr>
                 <w:lang w:val="en-CA"/>
               </w:rPr>
               <w:t>essor</w:t>
             </w:r>
-            <w:proofErr w:type="spellEnd"/>
             <w:r>
               <w:t xml:space="preserve"> </w:t>
             </w:r>
@@ -49172,16 +47359,15 @@
                 <w:color w:val="000000"/>
                 <w:lang w:val="en-CA"/>
               </w:rPr>
-              <w:t xml:space="preserve">Niyati </w:t>
-            </w:r>
-            <w:proofErr w:type="spellStart"/>
+              <w:t>Niyati Kachhiya</w:t>
+            </w:r>
             <w:r>
               <w:rPr>
                 <w:iCs/>
                 <w:color w:val="000000"/>
                 <w:lang w:val="en-CA"/>
               </w:rPr>
-              <w:t>Kachhiya</w:t>
+              <w:t>p</w:t>
             </w:r>
             <w:r>
               <w:rPr>
@@ -49189,17 +47375,8 @@
                 <w:color w:val="000000"/>
                 <w:lang w:val="en-CA"/>
               </w:rPr>
-              <w:t>p</w:t>
-            </w:r>
-            <w:r>
-              <w:rPr>
-                <w:iCs/>
-                <w:color w:val="000000"/>
-                <w:lang w:val="en-CA"/>
-              </w:rPr>
               <w:t>atel</w:t>
             </w:r>
-            <w:proofErr w:type="spellEnd"/>
           </w:p>
         </w:tc>
       </w:tr>
@@ -49682,6 +47859,7 @@
               <w:rPr>
                 <w:lang w:val="en-CA"/>
               </w:rPr>
+              <w:lastRenderedPageBreak/>
               <w:t xml:space="preserve">2026 </w:t>
             </w:r>
             <w:r>
@@ -50088,7 +48266,6 @@
               <w:rPr>
                 <w:lang w:val="en-CA"/>
               </w:rPr>
-              <w:lastRenderedPageBreak/>
               <w:t>2019 – 2020</w:t>
             </w:r>
           </w:p>
@@ -50330,16 +48507,8 @@
               <w:rPr>
                 <w:lang w:val="en-CA"/>
               </w:rPr>
-              <w:t xml:space="preserve">Sonia </w:t>
-            </w:r>
-            <w:proofErr w:type="spellStart"/>
-            <w:r>
-              <w:rPr>
-                <w:lang w:val="en-CA"/>
-              </w:rPr>
-              <w:t>Vintan</w:t>
-            </w:r>
-            <w:proofErr w:type="spellEnd"/>
+              <w:t>Sonia Vintan</w:t>
+            </w:r>
           </w:p>
         </w:tc>
       </w:tr>
@@ -50646,16 +48815,8 @@
               <w:rPr>
                 <w:lang w:val="en-CA"/>
               </w:rPr>
-              <w:t xml:space="preserve">Ceara </w:t>
-            </w:r>
-            <w:proofErr w:type="spellStart"/>
-            <w:r>
-              <w:rPr>
-                <w:lang w:val="en-CA"/>
-              </w:rPr>
-              <w:t>Khoramshani</w:t>
-            </w:r>
-            <w:proofErr w:type="spellEnd"/>
+              <w:t>Ceara Khoramshani</w:t>
+            </w:r>
           </w:p>
         </w:tc>
       </w:tr>
@@ -50959,7 +49120,6 @@
           <w:lang w:val="en-CA"/>
         </w:rPr>
       </w:pPr>
-      <w:proofErr w:type="gramStart"/>
       <w:r>
         <w:rPr>
           <w:b/>
@@ -50967,17 +49127,7 @@
           <w:i/>
           <w:lang w:val="en-CA"/>
         </w:rPr>
-        <w:t>Masters</w:t>
-      </w:r>
-      <w:proofErr w:type="gramEnd"/>
-      <w:r>
-        <w:rPr>
-          <w:b/>
-          <w:bCs/>
-          <w:i/>
-          <w:lang w:val="en-CA"/>
-        </w:rPr>
-        <w:t xml:space="preserve"> Thesis </w:t>
+        <w:t xml:space="preserve">Masters Thesis </w:t>
       </w:r>
     </w:p>
     <w:tbl>
@@ -51099,7 +49249,6 @@
               </w:rPr>
               <w:t xml:space="preserve">Niyati </w:t>
             </w:r>
-            <w:proofErr w:type="spellStart"/>
             <w:r>
               <w:rPr>
                 <w:iCs/>
@@ -51124,7 +49273,6 @@
               </w:rPr>
               <w:t>atel</w:t>
             </w:r>
-            <w:proofErr w:type="spellEnd"/>
             <w:r>
               <w:rPr>
                 <w:lang w:val="en-CA"/>
@@ -51473,7 +49621,6 @@
           <w:lang w:val="en-CA"/>
         </w:rPr>
       </w:pPr>
-      <w:proofErr w:type="gramStart"/>
       <w:r>
         <w:rPr>
           <w:b/>
@@ -51481,17 +49628,7 @@
           <w:i/>
           <w:lang w:val="en-CA"/>
         </w:rPr>
-        <w:t>Masters</w:t>
-      </w:r>
-      <w:proofErr w:type="gramEnd"/>
-      <w:r>
-        <w:rPr>
-          <w:b/>
-          <w:bCs/>
-          <w:i/>
-          <w:lang w:val="en-CA"/>
-        </w:rPr>
-        <w:t xml:space="preserve"> Committees</w:t>
+        <w:t>Masters Committees</w:t>
       </w:r>
     </w:p>
     <w:tbl>
@@ -51712,6 +49849,7 @@
               <w:rPr>
                 <w:lang w:val="en-CA"/>
               </w:rPr>
+              <w:lastRenderedPageBreak/>
               <w:t>2016</w:t>
             </w:r>
           </w:p>
@@ -52530,7 +50668,6 @@
               </w:rPr>
               <w:t xml:space="preserve">. </w:t>
             </w:r>
-            <w:proofErr w:type="spellStart"/>
             <w:r>
               <w:rPr>
                 <w:rFonts w:ascii="Times New Roman" w:hAnsi="Times New Roman" w:cs="Times New Roman"/>
@@ -52541,7 +50678,6 @@
               </w:rPr>
               <w:t>Kachhiyapatel</w:t>
             </w:r>
-            <w:proofErr w:type="spellEnd"/>
             <w:r>
               <w:rPr>
                 <w:rFonts w:ascii="Times New Roman" w:hAnsi="Times New Roman" w:cs="Times New Roman"/>
@@ -52879,29 +51015,7 @@
                 <w:sz w:val="24"/>
                 <w:szCs w:val="24"/>
               </w:rPr>
-              <w:t xml:space="preserve">Honours Thesis Award (for </w:t>
-            </w:r>
-            <w:proofErr w:type="spellStart"/>
-            <w:r>
-              <w:rPr>
-                <w:rFonts w:ascii="Times New Roman" w:hAnsi="Times New Roman" w:cs="Times New Roman"/>
-                <w:iCs/>
-                <w:color w:val="000000"/>
-                <w:sz w:val="24"/>
-                <w:szCs w:val="24"/>
-              </w:rPr>
-              <w:t>Yoonjee</w:t>
-            </w:r>
-            <w:proofErr w:type="spellEnd"/>
-            <w:r>
-              <w:rPr>
-                <w:rFonts w:ascii="Times New Roman" w:hAnsi="Times New Roman" w:cs="Times New Roman"/>
-                <w:iCs/>
-                <w:color w:val="000000"/>
-                <w:sz w:val="24"/>
-                <w:szCs w:val="24"/>
-              </w:rPr>
-              <w:t xml:space="preserve"> Michelle Yeh)</w:t>
+              <w:t>Honours Thesis Award (for Yoonjee Michelle Yeh)</w:t>
             </w:r>
           </w:p>
         </w:tc>
@@ -53772,6 +51886,7 @@
                 <w:color w:val="000000"/>
                 <w:lang w:val="en-CA"/>
               </w:rPr>
+              <w:lastRenderedPageBreak/>
               <w:t>Folk</w:t>
             </w:r>
             <w:r>
@@ -53865,6 +51980,7 @@
                 <w:color w:val="000000"/>
                 <w:lang w:val="en-CA"/>
               </w:rPr>
+              <w:lastRenderedPageBreak/>
               <w:t xml:space="preserve">Wisdom and </w:t>
             </w:r>
             <w:r>
@@ -54122,7 +52238,6 @@
                 <w:color w:val="000000"/>
                 <w:lang w:val="en-CA"/>
               </w:rPr>
-              <w:lastRenderedPageBreak/>
               <w:t xml:space="preserve">Graduate-level </w:t>
             </w:r>
             <w:r>
@@ -54201,7 +52316,6 @@
                 <w:color w:val="000000"/>
                 <w:lang w:val="en-CA"/>
               </w:rPr>
-              <w:lastRenderedPageBreak/>
               <w:t>2021/ 2018</w:t>
             </w:r>
           </w:p>
@@ -54892,25 +53006,7 @@
                 <w:color w:val="000000"/>
                 <w:lang w:val="en-CA"/>
               </w:rPr>
-              <w:t xml:space="preserve">Graduate Student Instructor, University of Michigan. Hold two </w:t>
-            </w:r>
-            <w:proofErr w:type="gramStart"/>
-            <w:r>
-              <w:rPr>
-                <w:i/>
-                <w:color w:val="000000"/>
-                <w:lang w:val="en-CA"/>
-              </w:rPr>
-              <w:t>weekly</w:t>
-            </w:r>
-            <w:proofErr w:type="gramEnd"/>
-            <w:r>
-              <w:rPr>
-                <w:i/>
-                <w:color w:val="000000"/>
-                <w:lang w:val="en-CA"/>
-              </w:rPr>
-              <w:t xml:space="preserve"> 2h seminars, created assignments, exams and class activities, graded papers.</w:t>
+              <w:t>Graduate Student Instructor, University of Michigan. Hold two weekly 2h seminars, created assignments, exams and class activities, graded papers.</w:t>
             </w:r>
           </w:p>
         </w:tc>
@@ -54984,25 +53080,7 @@
                 <w:color w:val="000000"/>
                 <w:lang w:val="en-CA"/>
               </w:rPr>
-              <w:t xml:space="preserve">Graduate Student Instructor, University of Michigan. Hold two </w:t>
-            </w:r>
-            <w:proofErr w:type="gramStart"/>
-            <w:r>
-              <w:rPr>
-                <w:i/>
-                <w:color w:val="000000"/>
-                <w:lang w:val="en-CA"/>
-              </w:rPr>
-              <w:t>weekly</w:t>
-            </w:r>
-            <w:proofErr w:type="gramEnd"/>
-            <w:r>
-              <w:rPr>
-                <w:i/>
-                <w:color w:val="000000"/>
-                <w:lang w:val="en-CA"/>
-              </w:rPr>
-              <w:t xml:space="preserve"> 2h seminars, created assignments, exams and class activities, graded papers.</w:t>
+              <w:t>Graduate Student Instructor, University of Michigan. Hold two weekly 2h seminars, created assignments, exams and class activities, graded papers.</w:t>
             </w:r>
           </w:p>
         </w:tc>
@@ -55300,23 +53378,7 @@
                 <w:color w:val="000000"/>
                 <w:lang w:val="en-CA"/>
               </w:rPr>
-              <w:t>Seminar in Cognitive Science (</w:t>
-            </w:r>
-            <w:proofErr w:type="spellStart"/>
-            <w:r>
-              <w:rPr>
-                <w:color w:val="000000"/>
-                <w:lang w:val="en-CA"/>
-              </w:rPr>
-              <w:t>CogSci</w:t>
-            </w:r>
-            <w:proofErr w:type="spellEnd"/>
-            <w:r>
-              <w:rPr>
-                <w:color w:val="000000"/>
-                <w:lang w:val="en-CA"/>
-              </w:rPr>
-              <w:t xml:space="preserve"> 600), Department of Philosophy, Faculty of Arts, University of Waterloo</w:t>
+              <w:t>Seminar in Cognitive Science (CogSci 600), Department of Philosophy, Faculty of Arts, University of Waterloo</w:t>
             </w:r>
           </w:p>
         </w:tc>
@@ -55529,6 +53591,7 @@
                 <w:color w:val="000000"/>
                 <w:lang w:val="en-CA"/>
               </w:rPr>
+              <w:lastRenderedPageBreak/>
               <w:t>Fall 2018</w:t>
             </w:r>
           </w:p>
@@ -55616,23 +53679,7 @@
                 <w:color w:val="000000"/>
                 <w:lang w:val="en-CA"/>
               </w:rPr>
-              <w:t>Seminar in Cognitive Science (</w:t>
-            </w:r>
-            <w:proofErr w:type="spellStart"/>
-            <w:r>
-              <w:rPr>
-                <w:color w:val="000000"/>
-                <w:lang w:val="en-CA"/>
-              </w:rPr>
-              <w:t>CogSci</w:t>
-            </w:r>
-            <w:proofErr w:type="spellEnd"/>
-            <w:r>
-              <w:rPr>
-                <w:color w:val="000000"/>
-                <w:lang w:val="en-CA"/>
-              </w:rPr>
-              <w:t xml:space="preserve"> 600), Department of Philosophy, Faculty of Arts, University of Waterloo</w:t>
+              <w:t>Seminar in Cognitive Science (CogSci 600), Department of Philosophy, Faculty of Arts, University of Waterloo</w:t>
             </w:r>
           </w:p>
         </w:tc>
@@ -55777,7 +53824,6 @@
                 <w:color w:val="000000"/>
                 <w:lang w:val="en-CA"/>
               </w:rPr>
-              <w:lastRenderedPageBreak/>
               <w:t>Fall 2017</w:t>
             </w:r>
           </w:p>
@@ -55809,23 +53855,7 @@
                 <w:color w:val="000000"/>
                 <w:lang w:val="en-CA"/>
               </w:rPr>
-              <w:t>Seminar in Cognitive Science (</w:t>
-            </w:r>
-            <w:proofErr w:type="spellStart"/>
-            <w:r>
-              <w:rPr>
-                <w:color w:val="000000"/>
-                <w:lang w:val="en-CA"/>
-              </w:rPr>
-              <w:t>CogSci</w:t>
-            </w:r>
-            <w:proofErr w:type="spellEnd"/>
-            <w:r>
-              <w:rPr>
-                <w:color w:val="000000"/>
-                <w:lang w:val="en-CA"/>
-              </w:rPr>
-              <w:t xml:space="preserve"> 600), Department of Philosophy, Faculty of Arts, University of Waterloo</w:t>
+              <w:t>Seminar in Cognitive Science (CogSci 600), Department of Philosophy, Faculty of Arts, University of Waterloo</w:t>
             </w:r>
           </w:p>
         </w:tc>
@@ -56339,35 +54369,7 @@
               <w:rPr>
                 <w:lang w:val="en-CA"/>
               </w:rPr>
-              <w:t xml:space="preserve">20th European Congress of Psychology Students, </w:t>
-            </w:r>
-            <w:proofErr w:type="spellStart"/>
-            <w:r>
-              <w:rPr>
-                <w:lang w:val="en-CA"/>
-              </w:rPr>
-              <w:t>Spindleruv</w:t>
-            </w:r>
-            <w:proofErr w:type="spellEnd"/>
-            <w:r>
-              <w:rPr>
-                <w:lang w:val="en-CA"/>
-              </w:rPr>
-              <w:t xml:space="preserve"> </w:t>
-            </w:r>
-            <w:proofErr w:type="spellStart"/>
-            <w:r>
-              <w:rPr>
-                <w:lang w:val="en-CA"/>
-              </w:rPr>
-              <w:t>Mlyn</w:t>
-            </w:r>
-            <w:proofErr w:type="spellEnd"/>
-            <w:r>
-              <w:rPr>
-                <w:lang w:val="en-CA"/>
-              </w:rPr>
-              <w:t>, Czech Republic</w:t>
+              <w:t>20th European Congress of Psychology Students, Spindleruv Mlyn, Czech Republic</w:t>
             </w:r>
           </w:p>
         </w:tc>
@@ -56796,6 +54798,7 @@
         <w:rPr>
           <w:lang w:val="en-CA"/>
         </w:rPr>
+        <w:lastRenderedPageBreak/>
         <w:t xml:space="preserve">Grossmann, I. (2023, July). Beyond the hype: How AI could change the game for social science </w:t>
       </w:r>
       <w:hyperlink r:id="rId55" w:history="1">
@@ -56890,23 +54893,7 @@
             <w:rStyle w:val="Hyperlink"/>
             <w:lang w:val="en-CA"/>
           </w:rPr>
-          <w:t xml:space="preserve">It’s not stress that’s killing us, it’s </w:t>
-        </w:r>
-        <w:proofErr w:type="gramStart"/>
-        <w:r>
-          <w:rPr>
-            <w:rStyle w:val="Hyperlink"/>
-            <w:lang w:val="en-CA"/>
-          </w:rPr>
-          <w:t>hate</w:t>
-        </w:r>
-        <w:proofErr w:type="gramEnd"/>
-        <w:r>
-          <w:rPr>
-            <w:rStyle w:val="Hyperlink"/>
-            <w:lang w:val="en-CA"/>
-          </w:rPr>
-          <w:t>: Maybe mindfulness can help</w:t>
+          <w:t>It’s not stress that’s killing us, it’s hate: Maybe mindfulness can help</w:t>
         </w:r>
       </w:hyperlink>
       <w:r>
@@ -57068,7 +55055,6 @@
         <w:rPr>
           <w:lang w:val="en-CA"/>
         </w:rPr>
-        <w:lastRenderedPageBreak/>
         <w:t xml:space="preserve">Varnum, M. E. W., Hutcherson, C., &amp; Grossmann, I. (2021, March). </w:t>
       </w:r>
       <w:hyperlink r:id="rId59" w:history="1">
@@ -57369,40 +55355,27 @@
           <w:i/>
           <w:iCs/>
         </w:rPr>
-        <w:t xml:space="preserve">Public </w:t>
-      </w:r>
-      <w:proofErr w:type="spellStart"/>
+        <w:t>Public lectures</w:t>
+      </w:r>
       <w:r>
         <w:rPr>
           <w:b/>
           <w:bCs/>
           <w:i/>
           <w:iCs/>
-        </w:rPr>
-        <w:t>lectures</w:t>
-      </w:r>
-      <w:proofErr w:type="spellEnd"/>
+          <w:lang w:val="en-CA"/>
+        </w:rPr>
+        <w:t xml:space="preserve"> &amp; </w:t>
+      </w:r>
       <w:r>
         <w:rPr>
           <w:b/>
           <w:bCs/>
           <w:i/>
           <w:iCs/>
-          <w:lang w:val="en-CA"/>
-        </w:rPr>
-        <w:t xml:space="preserve"> &amp; </w:t>
-      </w:r>
-      <w:proofErr w:type="spellStart"/>
-      <w:r>
-        <w:rPr>
-          <w:b/>
-          <w:bCs/>
-          <w:i/>
-          <w:iCs/>
         </w:rPr>
         <w:t>workshops</w:t>
       </w:r>
-      <w:proofErr w:type="spellEnd"/>
     </w:p>
     <w:tbl>
       <w:tblPr>
@@ -57474,19 +55447,11 @@
               </w:rPr>
               <w:t>“</w:t>
             </w:r>
-            <w:proofErr w:type="spellStart"/>
-            <w:r>
-              <w:rPr>
-                <w:lang w:val="en-CA"/>
-              </w:rPr>
-              <w:t>Futurecasting</w:t>
-            </w:r>
-            <w:proofErr w:type="spellEnd"/>
-            <w:r>
-              <w:rPr>
-                <w:lang w:val="en-CA"/>
-              </w:rPr>
-              <w:t>: How Well Can We Predict Societal Change?</w:t>
+            <w:r>
+              <w:rPr>
+                <w:lang w:val="en-CA"/>
+              </w:rPr>
+              <w:t>Futurecasting: How Well Can We Predict Societal Change?</w:t>
             </w:r>
             <w:r>
               <w:rPr>
@@ -57947,7 +55912,6 @@
               </w:rPr>
             </w:pPr>
             <w:hyperlink r:id="rId66" w:history="1">
-              <w:proofErr w:type="spellStart"/>
               <w:r>
                 <w:rPr>
                   <w:rStyle w:val="Hyperlink"/>
@@ -57955,7 +55919,6 @@
                 </w:rPr>
                 <w:t>BuzzRobot</w:t>
               </w:r>
-              <w:proofErr w:type="spellEnd"/>
             </w:hyperlink>
             <w:r>
               <w:rPr>
@@ -58025,14 +55988,12 @@
               </w:rPr>
               <w:t xml:space="preserve">,” </w:t>
             </w:r>
-            <w:proofErr w:type="spellStart"/>
             <w:r>
               <w:rPr>
                 <w:lang w:val="en-CA"/>
               </w:rPr>
               <w:t>Ploutos</w:t>
             </w:r>
-            <w:proofErr w:type="spellEnd"/>
             <w:r>
               <w:rPr>
                 <w:lang w:val="en-CA"/>
@@ -58441,37 +56402,12 @@
                 <w:lang w:val="en-CA"/>
               </w:rPr>
             </w:pPr>
-            <w:proofErr w:type="spellStart"/>
             <w:r>
               <w:rPr>
                 <w:bCs/>
                 <w:lang w:val="en-CA"/>
               </w:rPr>
-              <w:t>Auslandstreffen</w:t>
-            </w:r>
-            <w:proofErr w:type="spellEnd"/>
-            <w:r>
-              <w:rPr>
-                <w:bCs/>
-                <w:lang w:val="en-CA"/>
-              </w:rPr>
-              <w:t xml:space="preserve"> der </w:t>
-            </w:r>
-            <w:proofErr w:type="spellStart"/>
-            <w:r>
-              <w:rPr>
-                <w:bCs/>
-                <w:lang w:val="en-CA"/>
-              </w:rPr>
-              <w:t>Studienstiftung</w:t>
-            </w:r>
-            <w:proofErr w:type="spellEnd"/>
-            <w:r>
-              <w:rPr>
-                <w:bCs/>
-                <w:lang w:val="en-CA"/>
-              </w:rPr>
-              <w:t xml:space="preserve"> Kanada [meeting of the fellows of the German National Academic Foundation], Goethe Institute, Montreal, Canada</w:t>
+              <w:t>Auslandstreffen der Studienstiftung Kanada [meeting of the fellows of the German National Academic Foundation], Goethe Institute, Montreal, Canada</w:t>
             </w:r>
           </w:p>
         </w:tc>
@@ -58494,6 +56430,7 @@
           <w:bCs/>
           <w:lang w:val="en-CA"/>
         </w:rPr>
+        <w:lastRenderedPageBreak/>
         <w:t>Service</w:t>
       </w:r>
       <w:r>
@@ -58848,7 +56785,6 @@
                 <w:color w:val="000000"/>
                 <w:lang w:val="en-CA" w:eastAsia="en-CA"/>
               </w:rPr>
-              <w:lastRenderedPageBreak/>
               <w:t>201</w:t>
             </w:r>
             <w:r>
@@ -60428,6 +58364,7 @@
                 <w:color w:val="000000"/>
                 <w:lang w:val="en-CA" w:eastAsia="en-CA"/>
               </w:rPr>
+              <w:lastRenderedPageBreak/>
               <w:t>2024</w:t>
             </w:r>
           </w:p>
@@ -60789,7 +58726,6 @@
                 <w:color w:val="000000"/>
                 <w:lang w:val="en-CA" w:eastAsia="en-CA"/>
               </w:rPr>
-              <w:lastRenderedPageBreak/>
               <w:t>2015</w:t>
             </w:r>
           </w:p>
@@ -62340,7 +60276,14 @@
         <w:rPr>
           <w:lang w:val="en-CA" w:eastAsia="en-CA"/>
         </w:rPr>
-        <w:t>Psychology &amp; Aging</w:t>
+        <w:t xml:space="preserve">Psychology &amp; </w:t>
+      </w:r>
+      <w:r>
+        <w:rPr>
+          <w:lang w:val="en-CA" w:eastAsia="en-CA"/>
+        </w:rPr>
+        <w:lastRenderedPageBreak/>
+        <w:t>Aging</w:t>
       </w:r>
       <w:r>
         <w:rPr>
@@ -62434,25 +60377,7 @@
           <w:iCs/>
           <w:lang w:eastAsia="en-CA"/>
         </w:rPr>
-        <w:t xml:space="preserve">Grant </w:t>
-      </w:r>
-      <w:proofErr w:type="spellStart"/>
-      <w:r>
-        <w:rPr>
-          <w:b/>
-          <w:iCs/>
-          <w:lang w:eastAsia="en-CA"/>
-        </w:rPr>
-        <w:t>reviewing</w:t>
-      </w:r>
-      <w:proofErr w:type="spellEnd"/>
-      <w:r>
-        <w:rPr>
-          <w:b/>
-          <w:iCs/>
-          <w:lang w:eastAsia="en-CA"/>
-        </w:rPr>
-        <w:t xml:space="preserve"> </w:t>
+        <w:t xml:space="preserve">Grant reviewing </w:t>
       </w:r>
     </w:p>
     <w:tbl>
@@ -62557,7 +60482,6 @@
                 <w:color w:val="000000"/>
                 <w:lang w:val="en-CA" w:eastAsia="en-CA"/>
               </w:rPr>
-              <w:lastRenderedPageBreak/>
               <w:t>2025</w:t>
             </w:r>
           </w:p>
@@ -64117,7 +62041,14 @@
               <w:rPr>
                 <w:lang w:val="en-CA" w:eastAsia="en-CA"/>
               </w:rPr>
-              <w:t>External grant reviewer for the Insight Program of the Social Sciences and Humanities Research Council of Canada</w:t>
+              <w:t xml:space="preserve">External grant reviewer for the Insight Program of the Social Sciences and </w:t>
+            </w:r>
+            <w:r>
+              <w:rPr>
+                <w:lang w:val="en-CA" w:eastAsia="en-CA"/>
+              </w:rPr>
+              <w:lastRenderedPageBreak/>
+              <w:t>Humanities Research Council of Canada</w:t>
             </w:r>
           </w:p>
         </w:tc>
@@ -64143,6 +62074,7 @@
                 <w:color w:val="000000"/>
                 <w:lang w:val="en-CA" w:eastAsia="en-CA"/>
               </w:rPr>
+              <w:lastRenderedPageBreak/>
               <w:t>2017</w:t>
             </w:r>
           </w:p>
@@ -64343,7 +62275,6 @@
                 <w:color w:val="000000"/>
                 <w:lang w:val="en-CA" w:eastAsia="en-CA"/>
               </w:rPr>
-              <w:lastRenderedPageBreak/>
               <w:t>2016</w:t>
             </w:r>
           </w:p>
@@ -64586,21 +62517,7 @@
               <w:rPr>
                 <w:lang w:val="en-CA" w:eastAsia="en-CA"/>
               </w:rPr>
-              <w:t xml:space="preserve">The </w:t>
-            </w:r>
-            <w:proofErr w:type="gramStart"/>
-            <w:r>
-              <w:rPr>
-                <w:lang w:val="en-CA" w:eastAsia="en-CA"/>
-              </w:rPr>
-              <w:t>German-Israeli</w:t>
-            </w:r>
-            <w:proofErr w:type="gramEnd"/>
-            <w:r>
-              <w:rPr>
-                <w:lang w:val="en-CA" w:eastAsia="en-CA"/>
-              </w:rPr>
-              <w:t xml:space="preserve"> Foundation for Scientific Research </w:t>
+              <w:t xml:space="preserve">The German-Israeli Foundation for Scientific Research </w:t>
             </w:r>
             <w:bookmarkEnd w:id="101"/>
           </w:p>
@@ -64797,61 +62714,25 @@
               <w:rPr>
                 <w:lang w:eastAsia="en-CA"/>
               </w:rPr>
-              <w:t xml:space="preserve">Centre for Wisdom in </w:t>
-            </w:r>
-            <w:proofErr w:type="spellStart"/>
+              <w:t xml:space="preserve">Centre for Wisdom in Leadership, </w:t>
+            </w:r>
             <w:r>
               <w:rPr>
                 <w:lang w:eastAsia="en-CA"/>
               </w:rPr>
-              <w:t>Leadership</w:t>
-            </w:r>
-            <w:proofErr w:type="spellEnd"/>
+              <w:t xml:space="preserve">SP Jain </w:t>
+            </w:r>
             <w:r>
               <w:rPr>
                 <w:lang w:eastAsia="en-CA"/>
               </w:rPr>
-              <w:t xml:space="preserve">, </w:t>
-            </w:r>
-            <w:r>
-              <w:rPr>
-                <w:lang w:eastAsia="en-CA"/>
-              </w:rPr>
-              <w:t xml:space="preserve">SP </w:t>
-            </w:r>
-            <w:proofErr w:type="spellStart"/>
-            <w:r>
-              <w:rPr>
-                <w:lang w:eastAsia="en-CA"/>
-              </w:rPr>
-              <w:t>Jain</w:t>
-            </w:r>
-            <w:proofErr w:type="spellEnd"/>
-            <w:r>
-              <w:rPr>
-                <w:lang w:eastAsia="en-CA"/>
-              </w:rPr>
-              <w:t xml:space="preserve"> </w:t>
-            </w:r>
-            <w:proofErr w:type="spellStart"/>
-            <w:r>
-              <w:rPr>
-                <w:lang w:eastAsia="en-CA"/>
-              </w:rPr>
               <w:t>Ins</w:t>
             </w:r>
             <w:r>
               <w:rPr>
                 <w:lang w:val="en-CA" w:eastAsia="en-CA"/>
               </w:rPr>
-              <w:t>titute</w:t>
-            </w:r>
-            <w:proofErr w:type="spellEnd"/>
-            <w:r>
-              <w:rPr>
-                <w:lang w:val="en-CA" w:eastAsia="en-CA"/>
-              </w:rPr>
-              <w:t xml:space="preserve"> of Management</w:t>
+              <w:t>titute of Management</w:t>
             </w:r>
             <w:r>
               <w:rPr>
@@ -73219,6 +71100,19 @@
 </file>
 
 <file path=customXml/item2.xml><?xml version="1.0" encoding="utf-8"?>
+<b:Sources xmlns:b="http://schemas.openxmlformats.org/officeDocument/2006/bibliography" xmlns="http://schemas.openxmlformats.org/officeDocument/2006/bibliography" SelectedStyle="\APA.XSL" StyleName="APA"/>
+</file>
+
+<file path=customXml/item3.xml><?xml version="1.0" encoding="utf-8"?>
+<?mso-contentType ?>
+<FormTemplates xmlns="http://schemas.microsoft.com/sharepoint/v3/contenttype/forms">
+  <Display>DocumentLibraryForm</Display>
+  <Edit>DocumentLibraryForm</Edit>
+  <New>DocumentLibraryForm</New>
+</FormTemplates>
+</file>
+
+<file path=customXml/item4.xml><?xml version="1.0" encoding="utf-8"?>
 <ct:contentTypeSchema xmlns:ct="http://schemas.microsoft.com/office/2006/metadata/contentType" xmlns:ma="http://schemas.microsoft.com/office/2006/metadata/properties/metaAttributes" ct:_="" ma:_="" ma:contentTypeName="Document" ma:contentTypeID="0x01010040598E2033F12F4D9D0EEBDED9F3ADA5" ma:contentTypeVersion="7" ma:contentTypeDescription="Create a new document." ma:contentTypeScope="" ma:versionID="0d4008b07a6729e85722b63fec859166">
   <xsd:schema xmlns:xsd="http://www.w3.org/2001/XMLSchema" xmlns:xs="http://www.w3.org/2001/XMLSchema" xmlns:p="http://schemas.microsoft.com/office/2006/metadata/properties" xmlns:ns3="4511dc72-d8d5-4bc7-8b3d-c01cb3484cf5" xmlns:ns4="685d2eaa-65a0-49a5-8d7f-6db299f42190" targetNamespace="http://schemas.microsoft.com/office/2006/metadata/properties" ma:root="true" ma:fieldsID="8df630411b1f610a7f173bb411967da6" ns3:_="" ns4:_="">
     <xsd:import namespace="4511dc72-d8d5-4bc7-8b3d-c01cb3484cf5"/>
@@ -73403,19 +71297,6 @@
 </ct:contentTypeSchema>
 </file>
 
-<file path=customXml/item3.xml><?xml version="1.0" encoding="utf-8"?>
-<?mso-contentType ?>
-<FormTemplates xmlns="http://schemas.microsoft.com/sharepoint/v3/contenttype/forms">
-  <Display>DocumentLibraryForm</Display>
-  <Edit>DocumentLibraryForm</Edit>
-  <New>DocumentLibraryForm</New>
-</FormTemplates>
-</file>
-
-<file path=customXml/item4.xml><?xml version="1.0" encoding="utf-8"?>
-<b:Sources xmlns:b="http://schemas.openxmlformats.org/officeDocument/2006/bibliography" xmlns="http://schemas.openxmlformats.org/officeDocument/2006/bibliography" SelectedStyle="\APA.XSL" StyleName="APA"/>
-</file>
-
 <file path=customXml/itemProps1.xml><?xml version="1.0" encoding="utf-8"?>
 <ds:datastoreItem xmlns:ds="http://schemas.openxmlformats.org/officeDocument/2006/customXml" ds:itemID="{368F45FA-2064-4BEF-8113-7B8B062FA5D7}">
   <ds:schemaRefs>
@@ -73426,6 +71307,22 @@
 </file>
 
 <file path=customXml/itemProps2.xml><?xml version="1.0" encoding="utf-8"?>
+<ds:datastoreItem xmlns:ds="http://schemas.openxmlformats.org/officeDocument/2006/customXml" ds:itemID="{FEAEA024-33A0-412C-ADAB-86C9F2F91C6F}">
+  <ds:schemaRefs>
+    <ds:schemaRef ds:uri="http://schemas.openxmlformats.org/officeDocument/2006/bibliography"/>
+  </ds:schemaRefs>
+</ds:datastoreItem>
+</file>
+
+<file path=customXml/itemProps3.xml><?xml version="1.0" encoding="utf-8"?>
+<ds:datastoreItem xmlns:ds="http://schemas.openxmlformats.org/officeDocument/2006/customXml" ds:itemID="{A6DE2CEB-D0DC-4A0B-A0CB-4C6D4D3893B7}">
+  <ds:schemaRefs>
+    <ds:schemaRef ds:uri="http://schemas.microsoft.com/sharepoint/v3/contenttype/forms"/>
+  </ds:schemaRefs>
+</ds:datastoreItem>
+</file>
+
+<file path=customXml/itemProps4.xml><?xml version="1.0" encoding="utf-8"?>
 <ds:datastoreItem xmlns:ds="http://schemas.openxmlformats.org/officeDocument/2006/customXml" ds:itemID="{6EF0D6D3-0359-4D1F-96B7-0DCD36C390FE}">
   <ds:schemaRefs>
     <ds:schemaRef ds:uri="http://schemas.microsoft.com/office/2006/metadata/contentType"/>
@@ -73444,22 +71341,6 @@
 </ds:datastoreItem>
 </file>
 
-<file path=customXml/itemProps3.xml><?xml version="1.0" encoding="utf-8"?>
-<ds:datastoreItem xmlns:ds="http://schemas.openxmlformats.org/officeDocument/2006/customXml" ds:itemID="{A6DE2CEB-D0DC-4A0B-A0CB-4C6D4D3893B7}">
-  <ds:schemaRefs>
-    <ds:schemaRef ds:uri="http://schemas.microsoft.com/sharepoint/v3/contenttype/forms"/>
-  </ds:schemaRefs>
-</ds:datastoreItem>
-</file>
-
-<file path=customXml/itemProps4.xml><?xml version="1.0" encoding="utf-8"?>
-<ds:datastoreItem xmlns:ds="http://schemas.openxmlformats.org/officeDocument/2006/customXml" ds:itemID="{FEAEA024-33A0-412C-ADAB-86C9F2F91C6F}">
-  <ds:schemaRefs>
-    <ds:schemaRef ds:uri="http://schemas.openxmlformats.org/officeDocument/2006/bibliography"/>
-  </ds:schemaRefs>
-</ds:datastoreItem>
-</file>
-
 <file path=docMetadata/LabelInfo.xml><?xml version="1.0" encoding="utf-8"?>
 <clbl:labelList xmlns:clbl="http://schemas.microsoft.com/office/2020/mipLabelMetadata">
   <clbl:label id="{a9ee03e0-b78c-4998-8bf4-79b266b85105}" enabled="1" method="Standard" siteId="{723a5a87-f39a-4a22-9247-3fc240c01396}" removed="0"/>

--- a/CV_Grossmann.docx
+++ b/CV_Grossmann.docx
@@ -194,7 +194,7 @@
           <w:color w:val="000000"/>
           <w:lang w:val="en-CA"/>
         </w:rPr>
-        <w:t>6</w:t>
+        <w:t>7</w:t>
       </w:r>
       <w:r>
         <w:rPr>
@@ -241,7 +241,7 @@
           <w:color w:val="000000"/>
           <w:lang w:val="en-CA"/>
         </w:rPr>
-        <w:t>6</w:t>
+        <w:t>8</w:t>
       </w:r>
       <w:r>
         <w:rPr>
@@ -249,7 +249,7 @@
           <w:color w:val="000000"/>
           <w:lang w:val="en-CA"/>
         </w:rPr>
-        <w:t>54</w:t>
+        <w:t>22</w:t>
       </w:r>
       <w:r>
         <w:rPr>
@@ -294,7 +294,35 @@
           <w:bCs/>
           <w:lang w:val="en-CA"/>
         </w:rPr>
-        <w:t>Social &amp; Cultural Psychology • Computational Social Science</w:t>
+        <w:t>Computational Social Science</w:t>
+      </w:r>
+      <w:r>
+        <w:rPr>
+          <w:bCs/>
+          <w:lang w:val="en-CA"/>
+        </w:rPr>
+        <w:t xml:space="preserve"> </w:t>
+      </w:r>
+      <w:r>
+        <w:rPr>
+          <w:bCs/>
+          <w:lang w:val="en-CA"/>
+        </w:rPr>
+        <w:t>•</w:t>
+      </w:r>
+      <w:r>
+        <w:rPr>
+          <w:bCs/>
+          <w:lang w:val="en-CA"/>
+        </w:rPr>
+        <w:t xml:space="preserve"> </w:t>
+      </w:r>
+      <w:r>
+        <w:rPr>
+          <w:bCs/>
+          <w:lang w:val="en-CA"/>
+        </w:rPr>
+        <w:t xml:space="preserve">Social &amp; Cultural Psychology </w:t>
       </w:r>
     </w:p>
     <w:p>
@@ -2685,7 +2713,7 @@
         <w:pStyle w:val="ListParagraph"/>
         <w:numPr>
           <w:ilvl w:val="0"/>
-          <w:numId w:val="43"/>
+          <w:numId w:val="1"/>
         </w:numPr>
         <w:rPr>
           <w:lang w:val="en-CA"/>
@@ -2756,7 +2784,7 @@
         <w:pStyle w:val="ListParagraph"/>
         <w:numPr>
           <w:ilvl w:val="0"/>
-          <w:numId w:val="43"/>
+          <w:numId w:val="1"/>
         </w:numPr>
         <w:rPr>
           <w:lang w:val="en-CA"/>
@@ -2837,7 +2865,7 @@
         <w:pStyle w:val="ListParagraph"/>
         <w:numPr>
           <w:ilvl w:val="0"/>
-          <w:numId w:val="43"/>
+          <w:numId w:val="1"/>
         </w:numPr>
         <w:rPr>
           <w:lang w:val="en-CA"/>
@@ -2892,7 +2920,7 @@
         <w:pStyle w:val="ListParagraph"/>
         <w:numPr>
           <w:ilvl w:val="0"/>
-          <w:numId w:val="43"/>
+          <w:numId w:val="1"/>
         </w:numPr>
         <w:rPr>
           <w:lang w:val="en-CA"/>
@@ -2974,7 +3002,7 @@
         <w:pStyle w:val="ListParagraph"/>
         <w:numPr>
           <w:ilvl w:val="0"/>
-          <w:numId w:val="43"/>
+          <w:numId w:val="1"/>
         </w:numPr>
         <w:rPr>
           <w:lang w:val="en-CA"/>
@@ -3083,7 +3111,7 @@
         <w:pStyle w:val="ListParagraph"/>
         <w:numPr>
           <w:ilvl w:val="0"/>
-          <w:numId w:val="46"/>
+          <w:numId w:val="2"/>
         </w:numPr>
         <w:rPr>
           <w:lang w:val="en-CA"/>
@@ -3115,7 +3143,7 @@
         <w:pStyle w:val="ListParagraph"/>
         <w:numPr>
           <w:ilvl w:val="0"/>
-          <w:numId w:val="46"/>
+          <w:numId w:val="2"/>
         </w:numPr>
         <w:rPr>
           <w:lang w:val="en-CA"/>
@@ -3171,7 +3199,7 @@
         <w:pStyle w:val="ListParagraph"/>
         <w:numPr>
           <w:ilvl w:val="0"/>
-          <w:numId w:val="46"/>
+          <w:numId w:val="2"/>
         </w:numPr>
         <w:rPr>
           <w:lang w:val="en-CA"/>
@@ -3203,7 +3231,7 @@
         <w:pStyle w:val="ListParagraph"/>
         <w:numPr>
           <w:ilvl w:val="0"/>
-          <w:numId w:val="46"/>
+          <w:numId w:val="2"/>
         </w:numPr>
         <w:rPr>
           <w:lang w:val="en-CA"/>
@@ -3235,7 +3263,7 @@
         <w:pStyle w:val="ListParagraph"/>
         <w:numPr>
           <w:ilvl w:val="0"/>
-          <w:numId w:val="46"/>
+          <w:numId w:val="2"/>
         </w:numPr>
         <w:rPr>
           <w:lang w:val="en-CA"/>
@@ -3350,7 +3378,7 @@
         <w:pStyle w:val="ListParagraph"/>
         <w:numPr>
           <w:ilvl w:val="0"/>
-          <w:numId w:val="47"/>
+          <w:numId w:val="3"/>
         </w:numPr>
         <w:rPr>
           <w:lang w:val="en-CA"/>
@@ -3368,7 +3396,7 @@
         <w:pStyle w:val="ListParagraph"/>
         <w:numPr>
           <w:ilvl w:val="0"/>
-          <w:numId w:val="47"/>
+          <w:numId w:val="3"/>
         </w:numPr>
         <w:rPr>
           <w:lang w:val="en-CA"/>
@@ -3378,19 +3406,49 @@
         <w:rPr>
           <w:lang w:val="en-CA"/>
         </w:rPr>
-        <w:t xml:space="preserve">Chair and reviewer committee </w:t>
-      </w:r>
-      <w:r>
-        <w:rPr>
-          <w:lang w:val="en-CA"/>
-        </w:rPr>
-        <w:t>member</w:t>
-      </w:r>
-      <w:r>
-        <w:rPr>
-          <w:lang w:val="en-CA"/>
-        </w:rPr>
-        <w:t>, Social Sciences and Humanities Research Council of Canada Insight and Insight Development grants</w:t>
+        <w:t>Chair</w:t>
+      </w:r>
+      <w:r>
+        <w:rPr>
+          <w:lang w:val="en-CA"/>
+        </w:rPr>
+        <w:t>, Social Sciences and Humanities Research Council of Canada Insight</w:t>
+      </w:r>
+      <w:r>
+        <w:rPr>
+          <w:lang w:val="en-CA"/>
+        </w:rPr>
+        <w:t xml:space="preserve"> (</w:t>
+      </w:r>
+      <w:r>
+        <w:rPr>
+          <w:lang w:val="en-CA"/>
+        </w:rPr>
+        <w:t xml:space="preserve">SSHRC; </w:t>
+      </w:r>
+      <w:r>
+        <w:rPr>
+          <w:lang w:val="en-CA"/>
+        </w:rPr>
+        <w:t>2026)</w:t>
+      </w:r>
+      <w:r>
+        <w:rPr>
+          <w:lang w:val="en-CA"/>
+        </w:rPr>
+        <w:t xml:space="preserve"> and Insight Development grants</w:t>
+      </w:r>
+      <w:r>
+        <w:rPr>
+          <w:lang w:val="en-CA"/>
+        </w:rPr>
+        <w:t xml:space="preserve"> (2019); SSHRC Insight committee member</w:t>
+      </w:r>
+      <w:r>
+        <w:rPr>
+          <w:lang w:val="en-CA"/>
+        </w:rPr>
+        <w:t xml:space="preserve"> (2024-2025)</w:t>
       </w:r>
     </w:p>
     <w:p>
@@ -3398,7 +3456,7 @@
         <w:pStyle w:val="ListParagraph"/>
         <w:numPr>
           <w:ilvl w:val="0"/>
-          <w:numId w:val="47"/>
+          <w:numId w:val="3"/>
         </w:numPr>
         <w:rPr>
           <w:lang w:val="en-CA"/>
@@ -3603,13 +3661,7 @@
               <w:rPr>
                 <w:lang w:val="en-CA"/>
               </w:rPr>
-              <w:t>2</w:t>
-            </w:r>
-            <w:r>
-              <w:rPr>
-                <w:lang w:val="en-CA"/>
-              </w:rPr>
-              <w:t>9</w:t>
+              <w:t>29</w:t>
             </w:r>
           </w:p>
         </w:tc>
@@ -19967,7 +20019,13 @@
         <w:rPr>
           <w:lang w:val="en-CA"/>
         </w:rPr>
-        <w:t xml:space="preserve"> both authors contributed equally to this research</w:t>
+        <w:t xml:space="preserve"> equal</w:t>
+      </w:r>
+      <w:r>
+        <w:rPr>
+          <w:lang w:val="en-CA"/>
+        </w:rPr>
+        <w:t xml:space="preserve"> contribution</w:t>
       </w:r>
     </w:p>
     <w:p>
@@ -20183,13 +20241,19 @@
         <w:rPr>
           <w:lang w:val="en-CA"/>
         </w:rPr>
-        <w:t xml:space="preserve"> both authors contributed equally to this research</w:t>
-      </w:r>
-      <w:r>
-        <w:rPr>
-          <w:lang w:val="en-CA"/>
-        </w:rPr>
         <w:t xml:space="preserve"> </w:t>
+      </w:r>
+      <w:r>
+        <w:rPr>
+          <w:lang w:val="en-CA"/>
+        </w:rPr>
+        <w:t>equal</w:t>
+      </w:r>
+      <w:r>
+        <w:rPr>
+          <w:lang w:val="en-CA"/>
+        </w:rPr>
+        <w:t xml:space="preserve"> contribution</w:t>
       </w:r>
     </w:p>
     <w:p>
@@ -21113,6 +21177,19 @@
       <w:bookmarkStart w:id="35" w:name="_Hlk178591790"/>
       <w:bookmarkEnd w:id="8"/>
       <w:bookmarkEnd w:id="14"/>
+    </w:p>
+    <w:p>
+      <w:pPr>
+        <w:autoSpaceDE w:val="0"/>
+        <w:autoSpaceDN w:val="0"/>
+        <w:adjustRightInd w:val="0"/>
+        <w:ind w:left="720" w:hanging="720"/>
+        <w:rPr>
+          <w:b/>
+          <w:i/>
+          <w:lang w:val="en-CA"/>
+        </w:rPr>
+      </w:pPr>
       <w:r>
         <w:rPr>
           <w:b/>
@@ -22594,7 +22671,17 @@
           <w:sz w:val="24"/>
           <w:szCs w:val="24"/>
         </w:rPr>
-        <w:t>121</w:t>
+        <w:t>12</w:t>
+      </w:r>
+      <w:r>
+        <w:rPr>
+          <w:rFonts w:ascii="Times New Roman" w:hAnsi="Times New Roman" w:cs="Times New Roman"/>
+          <w:b/>
+          <w:color w:val="000000"/>
+          <w:sz w:val="24"/>
+          <w:szCs w:val="24"/>
+        </w:rPr>
+        <w:t>2</w:t>
       </w:r>
       <w:r>
         <w:rPr>
@@ -22648,6 +22735,70 @@
                 <w:bCs/>
                 <w:lang w:val="en-CA"/>
               </w:rPr>
+              <w:t>10/2026</w:t>
+            </w:r>
+          </w:p>
+        </w:tc>
+        <w:tc>
+          <w:tcPr>
+            <w:tcW w:w="9167" w:type="dxa"/>
+          </w:tcPr>
+          <w:p>
+            <w:pPr>
+              <w:autoSpaceDE w:val="0"/>
+              <w:autoSpaceDN w:val="0"/>
+              <w:adjustRightInd w:val="0"/>
+              <w:rPr>
+                <w:lang w:val="en-CA"/>
+              </w:rPr>
+            </w:pPr>
+            <w:r>
+              <w:t>MilaNLP</w:t>
+            </w:r>
+            <w:r>
+              <w:rPr>
+                <w:lang w:val="en-CA"/>
+              </w:rPr>
+              <w:t xml:space="preserve">, </w:t>
+            </w:r>
+            <w:r>
+              <w:rPr>
+                <w:lang w:val="en-CA"/>
+              </w:rPr>
+              <w:t>Università Bocconi</w:t>
+            </w:r>
+            <w:r>
+              <w:rPr>
+                <w:lang w:val="en-CA"/>
+              </w:rPr>
+              <w:t>, Milan, Italy</w:t>
+            </w:r>
+          </w:p>
+        </w:tc>
+      </w:tr>
+      <w:tr>
+        <w:trPr>
+          <w:trHeight w:val="216"/>
+        </w:trPr>
+        <w:tc>
+          <w:tcPr>
+            <w:tcW w:w="1003" w:type="dxa"/>
+          </w:tcPr>
+          <w:p>
+            <w:pPr>
+              <w:autoSpaceDE w:val="0"/>
+              <w:autoSpaceDN w:val="0"/>
+              <w:adjustRightInd w:val="0"/>
+              <w:rPr>
+                <w:bCs/>
+                <w:lang w:val="en-CA"/>
+              </w:rPr>
+            </w:pPr>
+            <w:r>
+              <w:rPr>
+                <w:bCs/>
+                <w:lang w:val="en-CA"/>
+              </w:rPr>
               <w:t>07/2026</w:t>
             </w:r>
           </w:p>
@@ -23354,6 +23505,7 @@
                 <w:bCs/>
                 <w:lang w:val="en-CA"/>
               </w:rPr>
+              <w:lastRenderedPageBreak/>
               <w:t>04/2026</w:t>
             </w:r>
           </w:p>
@@ -23403,7 +23555,6 @@
                 <w:bCs/>
                 <w:lang w:val="en-CA"/>
               </w:rPr>
-              <w:lastRenderedPageBreak/>
               <w:t>04/2026</w:t>
             </w:r>
           </w:p>
@@ -25497,6 +25648,7 @@
                 <w:bCs/>
                 <w:lang w:val="en-CA"/>
               </w:rPr>
+              <w:lastRenderedPageBreak/>
               <w:t>09/2022</w:t>
             </w:r>
           </w:p>
@@ -25543,7 +25695,6 @@
                 <w:bCs/>
                 <w:lang w:val="en-CA"/>
               </w:rPr>
-              <w:lastRenderedPageBreak/>
               <w:t>07/2022</w:t>
             </w:r>
           </w:p>
@@ -27436,6 +27587,7 @@
                 <w:bCs/>
                 <w:lang w:val="en-CA"/>
               </w:rPr>
+              <w:lastRenderedPageBreak/>
               <w:t>10/2016</w:t>
             </w:r>
           </w:p>
@@ -27483,7 +27635,6 @@
                 <w:bCs/>
                 <w:lang w:val="en-CA"/>
               </w:rPr>
-              <w:lastRenderedPageBreak/>
               <w:t>07/2016</w:t>
             </w:r>
           </w:p>
@@ -29391,6 +29542,7 @@
                 <w:bCs/>
                 <w:lang w:val="en-CA"/>
               </w:rPr>
+              <w:lastRenderedPageBreak/>
               <w:t>05/2025</w:t>
             </w:r>
           </w:p>
@@ -29447,7 +29599,6 @@
                 <w:bCs/>
                 <w:lang w:val="en-CA"/>
               </w:rPr>
-              <w:lastRenderedPageBreak/>
               <w:t>06/2024</w:t>
             </w:r>
           </w:p>
@@ -30668,6 +30819,7 @@
                 <w:bCs/>
                 <w:lang w:val="en-CA"/>
               </w:rPr>
+              <w:lastRenderedPageBreak/>
               <w:t>06/2021</w:t>
             </w:r>
           </w:p>
@@ -30714,7 +30866,6 @@
                 <w:bCs/>
                 <w:lang w:val="en-CA"/>
               </w:rPr>
-              <w:lastRenderedPageBreak/>
               <w:t>06/2021</w:t>
             </w:r>
           </w:p>
@@ -31804,6 +31955,7 @@
               <w:rPr>
                 <w:lang w:val="en-CA"/>
               </w:rPr>
+              <w:lastRenderedPageBreak/>
               <w:t>08/2014</w:t>
             </w:r>
           </w:p>
@@ -31848,7 +32000,6 @@
               <w:rPr>
                 <w:lang w:val="en-CA"/>
               </w:rPr>
-              <w:lastRenderedPageBreak/>
               <w:t>07/2014</w:t>
             </w:r>
           </w:p>
@@ -50546,7 +50697,7 @@
           <w:b/>
           <w:lang w:val="en-CA"/>
         </w:rPr>
-        <w:t>Awards of supervised students</w:t>
+        <w:t>Selected awards of mentored researchers</w:t>
       </w:r>
     </w:p>
     <w:tbl>
@@ -50850,15 +51001,7 @@
                 <w:sz w:val="24"/>
                 <w:szCs w:val="24"/>
               </w:rPr>
-              <w:t>Abd</w:t>
-            </w:r>
-            <w:r>
-              <w:rPr>
-                <w:rFonts w:ascii="Times New Roman" w:hAnsi="Times New Roman" w:cs="Times New Roman"/>
-                <w:sz w:val="24"/>
-                <w:szCs w:val="24"/>
-              </w:rPr>
-              <w:t>o</w:t>
+              <w:t>A.</w:t>
             </w:r>
             <w:r>
               <w:rPr>
@@ -50894,7 +51037,7 @@
                 <w:sz w:val="24"/>
                 <w:szCs w:val="24"/>
               </w:rPr>
-              <w:t>finalist at the Post-doc Research Competition at the Human Behavior and Evolution Society Conference (for A</w:t>
+              <w:t xml:space="preserve">finalist at the Post-doc Research Competition at the Human Behavior and Evolution Society Conference (for </w:t>
             </w:r>
             <w:r>
               <w:rPr>
@@ -50902,7 +51045,7 @@
                 <w:sz w:val="24"/>
                 <w:szCs w:val="24"/>
               </w:rPr>
-              <w:t>manda</w:t>
+              <w:t>A.</w:t>
             </w:r>
             <w:r>
               <w:rPr>
@@ -51015,7 +51158,47 @@
                 <w:sz w:val="24"/>
                 <w:szCs w:val="24"/>
               </w:rPr>
-              <w:t>Honours Thesis Award (for Yoonjee Michelle Yeh)</w:t>
+              <w:t xml:space="preserve">Honours Thesis Award (for </w:t>
+            </w:r>
+            <w:r>
+              <w:rPr>
+                <w:rFonts w:ascii="Times New Roman" w:hAnsi="Times New Roman" w:cs="Times New Roman"/>
+                <w:iCs/>
+                <w:color w:val="000000"/>
+                <w:sz w:val="24"/>
+                <w:szCs w:val="24"/>
+              </w:rPr>
+              <w:t>Y.</w:t>
+            </w:r>
+            <w:r>
+              <w:rPr>
+                <w:rFonts w:ascii="Times New Roman" w:hAnsi="Times New Roman" w:cs="Times New Roman"/>
+                <w:iCs/>
+                <w:color w:val="000000"/>
+                <w:sz w:val="24"/>
+                <w:szCs w:val="24"/>
+              </w:rPr>
+              <w:t xml:space="preserve"> M</w:t>
+            </w:r>
+            <w:r>
+              <w:rPr>
+                <w:rFonts w:ascii="Times New Roman" w:hAnsi="Times New Roman" w:cs="Times New Roman"/>
+                <w:iCs/>
+                <w:color w:val="000000"/>
+                <w:sz w:val="24"/>
+                <w:szCs w:val="24"/>
+              </w:rPr>
+              <w:t>.</w:t>
+            </w:r>
+            <w:r>
+              <w:rPr>
+                <w:rFonts w:ascii="Times New Roman" w:hAnsi="Times New Roman" w:cs="Times New Roman"/>
+                <w:iCs/>
+                <w:color w:val="000000"/>
+                <w:sz w:val="24"/>
+                <w:szCs w:val="24"/>
+              </w:rPr>
+              <w:t xml:space="preserve"> Yeh)</w:t>
             </w:r>
           </w:p>
         </w:tc>
@@ -51996,14 +52179,6 @@
     </w:tbl>
     <w:p>
       <w:pPr>
-        <w:rPr>
-          <w:b/>
-          <w:lang w:val="en-CA"/>
-        </w:rPr>
-      </w:pPr>
-    </w:p>
-    <w:p>
-      <w:pPr>
         <w:pBdr>
           <w:bottom w:val="single" w:sz="4" w:space="1" w:color="auto"/>
         </w:pBdr>
@@ -52020,6 +52195,7 @@
           <w:b/>
           <w:lang w:val="en-CA"/>
         </w:rPr>
+        <w:lastRenderedPageBreak/>
         <w:t>Courses taught</w:t>
       </w:r>
     </w:p>
@@ -53591,7 +53767,6 @@
                 <w:color w:val="000000"/>
                 <w:lang w:val="en-CA"/>
               </w:rPr>
-              <w:lastRenderedPageBreak/>
               <w:t>Fall 2018</w:t>
             </w:r>
           </w:p>
@@ -53648,6 +53823,7 @@
                 <w:color w:val="000000"/>
                 <w:lang w:val="en-CA"/>
               </w:rPr>
+              <w:lastRenderedPageBreak/>
               <w:t>Fall 2018</w:t>
             </w:r>
           </w:p>
@@ -54456,7 +54632,7 @@
         <w:pStyle w:val="ListParagraph"/>
         <w:numPr>
           <w:ilvl w:val="0"/>
-          <w:numId w:val="48"/>
+          <w:numId w:val="4"/>
         </w:numPr>
         <w:rPr>
           <w:lang w:val="en-CA"/>
@@ -54485,13 +54661,19 @@
         </w:rPr>
         <w:t xml:space="preserve"> (with Charles Cassidy) – monthly show discussing scientific advances at the intersection of psychology, philosophy, and neuroscience</w:t>
       </w:r>
+      <w:r>
+        <w:rPr>
+          <w:lang w:val="en-CA"/>
+        </w:rPr>
+        <w:t xml:space="preserve"> (2018 – present)</w:t>
+      </w:r>
     </w:p>
     <w:p>
       <w:pPr>
         <w:pStyle w:val="ListParagraph"/>
         <w:numPr>
           <w:ilvl w:val="0"/>
-          <w:numId w:val="48"/>
+          <w:numId w:val="4"/>
         </w:numPr>
         <w:rPr>
           <w:lang w:val="en-CA"/>
@@ -54523,7 +54705,7 @@
         <w:pStyle w:val="ListParagraph"/>
         <w:numPr>
           <w:ilvl w:val="0"/>
-          <w:numId w:val="48"/>
+          <w:numId w:val="4"/>
         </w:numPr>
         <w:rPr>
           <w:lang w:val="en-CA"/>
@@ -54555,7 +54737,7 @@
         <w:pStyle w:val="ListParagraph"/>
         <w:numPr>
           <w:ilvl w:val="0"/>
-          <w:numId w:val="48"/>
+          <w:numId w:val="4"/>
         </w:numPr>
         <w:rPr>
           <w:lang w:val="en-CA"/>
@@ -54634,53 +54816,66 @@
         <w:rPr>
           <w:lang w:val="en-CA"/>
         </w:rPr>
-        <w:t xml:space="preserve">Grossmann, I. (2026, May). </w:t>
-      </w:r>
-      <w:r>
-        <w:rPr>
-          <w:lang w:val="en-CA"/>
-        </w:rPr>
-        <w:t>Redefining r</w:t>
-      </w:r>
-      <w:r>
-        <w:rPr>
-          <w:lang w:val="en-CA"/>
-        </w:rPr>
-        <w:t xml:space="preserve">isk in the age of AI Agents. Why the insurance industry needs algorithmic self-doubt. </w:t>
-      </w:r>
-      <w:r>
-        <w:rPr>
-          <w:i/>
-          <w:iCs/>
-          <w:lang w:val="en-CA"/>
-        </w:rPr>
-        <w:t>Insurance Advocate</w:t>
-      </w:r>
-      <w:r>
-        <w:rPr>
-          <w:lang w:val="en-CA"/>
-        </w:rPr>
-        <w:t xml:space="preserve">, </w:t>
-      </w:r>
-      <w:r>
-        <w:rPr>
-          <w:i/>
-          <w:iCs/>
-          <w:lang w:val="en-CA"/>
-        </w:rPr>
-        <w:t>169</w:t>
-      </w:r>
-      <w:r>
-        <w:rPr>
-          <w:lang w:val="en-CA"/>
-        </w:rPr>
-        <w:t xml:space="preserve">(5), 11-15 </w:t>
-      </w:r>
-      <w:r>
-        <w:rPr>
-          <w:lang w:val="en-CA"/>
-        </w:rPr>
-        <w:t>(cover story).</w:t>
+        <w:t>Grossmann, I. (</w:t>
+      </w:r>
+      <w:r>
+        <w:rPr>
+          <w:lang w:val="en-CA"/>
+        </w:rPr>
+        <w:t xml:space="preserve">from </w:t>
+      </w:r>
+      <w:r>
+        <w:rPr>
+          <w:lang w:val="en-CA"/>
+        </w:rPr>
+        <w:t xml:space="preserve">2026, </w:t>
+      </w:r>
+      <w:r>
+        <w:rPr>
+          <w:lang w:val="en-CA"/>
+        </w:rPr>
+        <w:t>Sept</w:t>
+      </w:r>
+      <w:r>
+        <w:rPr>
+          <w:lang w:val="en-CA"/>
+        </w:rPr>
+        <w:t>).</w:t>
+      </w:r>
+      <w:r>
+        <w:rPr>
+          <w:lang w:val="en-CA"/>
+        </w:rPr>
+        <w:t xml:space="preserve"> </w:t>
+      </w:r>
+      <w:hyperlink r:id="rId53" w:history="1">
+        <w:r>
+          <w:rPr>
+            <w:rStyle w:val="Hyperlink"/>
+            <w:i/>
+            <w:iCs/>
+            <w:lang w:val="en-CA"/>
+          </w:rPr>
+          <w:t>No Easy Answers</w:t>
+        </w:r>
+      </w:hyperlink>
+      <w:r>
+        <w:rPr>
+          <w:lang w:val="en-CA"/>
+        </w:rPr>
+        <w:t xml:space="preserve"> </w:t>
+      </w:r>
+      <w:r>
+        <w:rPr>
+          <w:lang w:val="en-CA"/>
+        </w:rPr>
+        <w:t>S</w:t>
+      </w:r>
+      <w:r>
+        <w:rPr>
+          <w:lang w:val="en-CA"/>
+        </w:rPr>
+        <w:t>ubstack.</w:t>
       </w:r>
     </w:p>
     <w:p>
@@ -54694,6 +54889,66 @@
         <w:rPr>
           <w:lang w:val="en-CA"/>
         </w:rPr>
+        <w:t xml:space="preserve">Grossmann, I. (2026, May). </w:t>
+      </w:r>
+      <w:r>
+        <w:rPr>
+          <w:lang w:val="en-CA"/>
+        </w:rPr>
+        <w:t>Redefining r</w:t>
+      </w:r>
+      <w:r>
+        <w:rPr>
+          <w:lang w:val="en-CA"/>
+        </w:rPr>
+        <w:t xml:space="preserve">isk in the age of AI Agents. Why the insurance industry needs algorithmic self-doubt. </w:t>
+      </w:r>
+      <w:r>
+        <w:rPr>
+          <w:i/>
+          <w:iCs/>
+          <w:lang w:val="en-CA"/>
+        </w:rPr>
+        <w:t>Insurance Advocate</w:t>
+      </w:r>
+      <w:r>
+        <w:rPr>
+          <w:lang w:val="en-CA"/>
+        </w:rPr>
+        <w:t xml:space="preserve">, </w:t>
+      </w:r>
+      <w:r>
+        <w:rPr>
+          <w:i/>
+          <w:iCs/>
+          <w:lang w:val="en-CA"/>
+        </w:rPr>
+        <w:t>169</w:t>
+      </w:r>
+      <w:r>
+        <w:rPr>
+          <w:lang w:val="en-CA"/>
+        </w:rPr>
+        <w:t xml:space="preserve">(5), 11-15 </w:t>
+      </w:r>
+      <w:r>
+        <w:rPr>
+          <w:lang w:val="en-CA"/>
+        </w:rPr>
+        <w:t>(cover story).</w:t>
+      </w:r>
+    </w:p>
+    <w:p>
+      <w:pPr>
+        <w:ind w:left="851" w:hanging="851"/>
+        <w:rPr>
+          <w:lang w:val="en-CA"/>
+        </w:rPr>
+      </w:pPr>
+      <w:r>
+        <w:rPr>
+          <w:lang w:val="en-CA"/>
+        </w:rPr>
         <w:t>Grossmann, I.</w:t>
       </w:r>
       <w:r>
@@ -54714,7 +54969,7 @@
         </w:rPr>
         <w:t xml:space="preserve"> (2026, January). </w:t>
       </w:r>
-      <w:hyperlink r:id="rId53" w:history="1">
+      <w:hyperlink r:id="rId54" w:history="1">
         <w:r>
           <w:rPr>
             <w:rStyle w:val="Hyperlink"/>
@@ -54757,7 +55012,7 @@
         </w:rPr>
         <w:t xml:space="preserve">Rudnev, M. &amp; Grossmann, I. (2024, October). </w:t>
       </w:r>
-      <w:hyperlink r:id="rId54" w:history="1">
+      <w:hyperlink r:id="rId55" w:history="1">
         <w:r>
           <w:rPr>
             <w:rStyle w:val="Hyperlink"/>
@@ -54801,7 +55056,7 @@
         <w:lastRenderedPageBreak/>
         <w:t xml:space="preserve">Grossmann, I. (2023, July). Beyond the hype: How AI could change the game for social science </w:t>
       </w:r>
-      <w:hyperlink r:id="rId55" w:history="1">
+      <w:hyperlink r:id="rId56" w:history="1">
         <w:r>
           <w:rPr>
             <w:rStyle w:val="Hyperlink"/>
@@ -54844,7 +55099,7 @@
         </w:rPr>
         <w:t xml:space="preserve">Grossmann, I., Hutcherson, C., &amp; Varnum, M. E. W. (2023, March). </w:t>
       </w:r>
-      <w:hyperlink r:id="rId56" w:history="1">
+      <w:hyperlink r:id="rId57" w:history="1">
         <w:r>
           <w:rPr>
             <w:rStyle w:val="Hyperlink"/>
@@ -54887,7 +55142,7 @@
         </w:rPr>
         <w:t xml:space="preserve">Grossmann, I. &amp; Choi, E. (2021, November). </w:t>
       </w:r>
-      <w:hyperlink r:id="rId57" w:history="1">
+      <w:hyperlink r:id="rId58" w:history="1">
         <w:r>
           <w:rPr>
             <w:rStyle w:val="Hyperlink"/>
@@ -54930,7 +55185,7 @@
         </w:rPr>
         <w:t xml:space="preserve">Grossmann, I. &amp; Twardus, O. (2021, April). </w:t>
       </w:r>
-      <w:hyperlink r:id="rId58" w:history="1">
+      <w:hyperlink r:id="rId59" w:history="1">
         <w:r>
           <w:rPr>
             <w:rStyle w:val="Hyperlink"/>
@@ -55057,7 +55312,7 @@
         </w:rPr>
         <w:t xml:space="preserve">Varnum, M. E. W., Hutcherson, C., &amp; Grossmann, I. (2021, March). </w:t>
       </w:r>
-      <w:hyperlink r:id="rId59" w:history="1">
+      <w:hyperlink r:id="rId60" w:history="1">
         <w:r>
           <w:rPr>
             <w:rStyle w:val="Hyperlink"/>
@@ -55100,7 +55355,7 @@
         </w:rPr>
         <w:t xml:space="preserve">Grossmann, I. (2021, January). </w:t>
       </w:r>
-      <w:hyperlink r:id="rId60" w:history="1">
+      <w:hyperlink r:id="rId61" w:history="1">
         <w:r>
           <w:rPr>
             <w:rStyle w:val="Hyperlink"/>
@@ -55143,7 +55398,7 @@
         </w:rPr>
         <w:t xml:space="preserve">Grossmann, I. (2020, December). </w:t>
       </w:r>
-      <w:hyperlink r:id="rId61" w:history="1">
+      <w:hyperlink r:id="rId62" w:history="1">
         <w:r>
           <w:rPr>
             <w:rStyle w:val="Hyperlink"/>
@@ -55172,7 +55427,7 @@
         </w:rPr>
         <w:t xml:space="preserve">Grossmann, I. (2020, October). </w:t>
       </w:r>
-      <w:hyperlink r:id="rId62" w:history="1">
+      <w:hyperlink r:id="rId63" w:history="1">
         <w:r>
           <w:rPr>
             <w:rStyle w:val="Hyperlink"/>
@@ -55215,7 +55470,7 @@
         </w:rPr>
         <w:t xml:space="preserve">Grossmann, I. &amp; Eibach, R. P. (2020, January). </w:t>
       </w:r>
-      <w:hyperlink r:id="rId63" w:history="1">
+      <w:hyperlink r:id="rId64" w:history="1">
         <w:r>
           <w:rPr>
             <w:rStyle w:val="Hyperlink"/>
@@ -55258,7 +55513,7 @@
         </w:rPr>
         <w:t>Grossmann, I. &amp; Varnum, M. E. W. (2017, October</w:t>
       </w:r>
-      <w:hyperlink r:id="rId64" w:history="1">
+      <w:hyperlink r:id="rId65" w:history="1">
         <w:r>
           <w:rPr>
             <w:rStyle w:val="Hyperlink"/>
@@ -55308,7 +55563,7 @@
         </w:rPr>
         <w:t xml:space="preserve">Grossmann, I. (2015, April). </w:t>
       </w:r>
-      <w:hyperlink r:id="rId65" w:history="1">
+      <w:hyperlink r:id="rId66" w:history="1">
         <w:r>
           <w:rPr>
             <w:rStyle w:val="Hyperlink"/>
@@ -55329,7 +55584,7 @@
           <w:iCs/>
           <w:lang w:val="en-CA"/>
         </w:rPr>
-        <w:t>Forbes Magazine</w:t>
+        <w:t>Forbes</w:t>
       </w:r>
       <w:r>
         <w:rPr>
@@ -55911,7 +56166,7 @@
                 <w:lang w:val="en-CA"/>
               </w:rPr>
             </w:pPr>
-            <w:hyperlink r:id="rId66" w:history="1">
+            <w:hyperlink r:id="rId67" w:history="1">
               <w:r>
                 <w:rPr>
                   <w:rStyle w:val="Hyperlink"/>
@@ -56143,7 +56398,7 @@
                 <w:lang w:val="en-CA"/>
               </w:rPr>
             </w:pPr>
-            <w:hyperlink r:id="rId67" w:history="1">
+            <w:hyperlink r:id="rId68" w:history="1">
               <w:r>
                 <w:rPr>
                   <w:rStyle w:val="Hyperlink"/>
@@ -56297,7 +56552,7 @@
                 <w:lang w:val="en-CA"/>
               </w:rPr>
             </w:pPr>
-            <w:hyperlink r:id="rId68" w:history="1">
+            <w:hyperlink r:id="rId69" w:history="1">
               <w:r>
                 <w:rPr>
                   <w:rStyle w:val="Hyperlink"/>
@@ -56430,7 +56685,6 @@
           <w:bCs/>
           <w:lang w:val="en-CA"/>
         </w:rPr>
-        <w:lastRenderedPageBreak/>
         <w:t>Service</w:t>
       </w:r>
       <w:r>
@@ -56472,23 +56726,17 @@
         <w:autoSpaceDN w:val="0"/>
         <w:adjustRightInd w:val="0"/>
         <w:rPr>
-          <w:iCs/>
+          <w:i/>
           <w:lang w:val="en-CA" w:eastAsia="en-CA"/>
         </w:rPr>
       </w:pPr>
       <w:r>
         <w:rPr>
-          <w:iCs/>
+          <w:i/>
           <w:lang w:val="en-CA" w:eastAsia="en-CA"/>
         </w:rPr>
-        <w:t xml:space="preserve">major </w:t>
-      </w:r>
-      <w:r>
-        <w:rPr>
-          <w:iCs/>
-          <w:lang w:val="en-CA" w:eastAsia="en-CA"/>
-        </w:rPr>
-        <w:t>initiatives &amp; consortia under “Scientific leadership” above</w:t>
+        <w:lastRenderedPageBreak/>
+        <w:t>major initiatives &amp; consortia under “Scientific leadership” above</w:t>
       </w:r>
     </w:p>
     <w:p>
@@ -58322,6 +58570,26 @@
           <w:i/>
           <w:lang w:val="en-CA" w:eastAsia="en-CA"/>
         </w:rPr>
+        <w:br w:type="page"/>
+      </w:r>
+    </w:p>
+    <w:p>
+      <w:pPr>
+        <w:rPr>
+          <w:b/>
+          <w:bCs/>
+          <w:i/>
+          <w:lang w:val="en-CA" w:eastAsia="en-CA"/>
+        </w:rPr>
+      </w:pPr>
+      <w:r>
+        <w:rPr>
+          <w:b/>
+          <w:bCs/>
+          <w:i/>
+          <w:lang w:val="en-CA" w:eastAsia="en-CA"/>
+        </w:rPr>
+        <w:lastRenderedPageBreak/>
         <w:t>C</w:t>
       </w:r>
       <w:r>
@@ -58364,7 +58632,6 @@
                 <w:color w:val="000000"/>
                 <w:lang w:val="en-CA" w:eastAsia="en-CA"/>
               </w:rPr>
-              <w:lastRenderedPageBreak/>
               <w:t>2024</w:t>
             </w:r>
           </w:p>
@@ -60240,12 +60507,19 @@
         <w:rPr>
           <w:lang w:val="en-CA" w:eastAsia="en-CA"/>
         </w:rPr>
-        <w:t>Proceedings of the Royal Society: Biological Sciences</w:t>
+        <w:t xml:space="preserve">Proceedings of the </w:t>
       </w:r>
       <w:r>
         <w:rPr>
           <w:lang w:val="en-CA" w:eastAsia="en-CA"/>
         </w:rPr>
+        <w:lastRenderedPageBreak/>
+        <w:t>Royal Society: Biological Sciences</w:t>
+      </w:r>
+      <w:r>
+        <w:rPr>
+          <w:lang w:val="en-CA" w:eastAsia="en-CA"/>
+        </w:rPr>
         <w:t xml:space="preserve">; </w:t>
       </w:r>
       <w:r>
@@ -60276,14 +60550,7 @@
         <w:rPr>
           <w:lang w:val="en-CA" w:eastAsia="en-CA"/>
         </w:rPr>
-        <w:t xml:space="preserve">Psychology &amp; </w:t>
-      </w:r>
-      <w:r>
-        <w:rPr>
-          <w:lang w:val="en-CA" w:eastAsia="en-CA"/>
-        </w:rPr>
-        <w:lastRenderedPageBreak/>
-        <w:t>Aging</w:t>
+        <w:t>Psychology &amp; Aging</w:t>
       </w:r>
       <w:r>
         <w:rPr>
@@ -60365,20 +60632,32 @@
         <w:rPr>
           <w:b/>
           <w:iCs/>
+          <w:lang w:val="en-CA" w:eastAsia="en-CA"/>
+        </w:rPr>
+      </w:pPr>
+      <w:bookmarkStart w:id="88" w:name="_Hlk185439218"/>
+      <w:r>
+        <w:rPr>
+          <w:b/>
+          <w:iCs/>
+          <w:lang w:eastAsia="en-CA"/>
+        </w:rPr>
+        <w:t xml:space="preserve">Grant reviewing </w:t>
+      </w:r>
+    </w:p>
+    <w:p>
+      <w:pPr>
+        <w:autoSpaceDE w:val="0"/>
+        <w:autoSpaceDN w:val="0"/>
+        <w:adjustRightInd w:val="0"/>
+        <w:rPr>
+          <w:b/>
+          <w:iCs/>
           <w:sz w:val="12"/>
           <w:szCs w:val="12"/>
           <w:lang w:val="en-CA" w:eastAsia="en-CA"/>
         </w:rPr>
       </w:pPr>
-      <w:bookmarkStart w:id="88" w:name="_Hlk185439218"/>
-      <w:r>
-        <w:rPr>
-          <w:b/>
-          <w:iCs/>
-          <w:lang w:eastAsia="en-CA"/>
-        </w:rPr>
-        <w:t xml:space="preserve">Grant reviewing </w:t>
-      </w:r>
     </w:p>
     <w:tbl>
       <w:tblPr>
@@ -61993,7 +62272,14 @@
               <w:rPr>
                 <w:lang w:val="en-CA" w:eastAsia="en-CA"/>
               </w:rPr>
-              <w:t>External grant reviewer for the Insight Program of the Social Sciences and Humanities Research Council of Canada</w:t>
+              <w:t xml:space="preserve">External grant reviewer for the Insight Program of the Social Sciences and </w:t>
+            </w:r>
+            <w:r>
+              <w:rPr>
+                <w:lang w:val="en-CA" w:eastAsia="en-CA"/>
+              </w:rPr>
+              <w:lastRenderedPageBreak/>
+              <w:t>Humanities Research Council of Canada</w:t>
             </w:r>
           </w:p>
         </w:tc>
@@ -62041,14 +62327,7 @@
               <w:rPr>
                 <w:lang w:val="en-CA" w:eastAsia="en-CA"/>
               </w:rPr>
-              <w:t xml:space="preserve">External grant reviewer for the Insight Program of the Social Sciences and </w:t>
-            </w:r>
-            <w:r>
-              <w:rPr>
-                <w:lang w:val="en-CA" w:eastAsia="en-CA"/>
-              </w:rPr>
-              <w:lastRenderedPageBreak/>
-              <w:t>Humanities Research Council of Canada</w:t>
+              <w:t>External grant reviewer for the Insight Program of the Social Sciences and Humanities Research Council of Canada</w:t>
             </w:r>
           </w:p>
         </w:tc>
@@ -62074,7 +62353,6 @@
                 <w:color w:val="000000"/>
                 <w:lang w:val="en-CA" w:eastAsia="en-CA"/>
               </w:rPr>
-              <w:lastRenderedPageBreak/>
               <w:t>2017</w:t>
             </w:r>
           </w:p>
@@ -63070,7 +63348,7 @@
               </w:rPr>
               <w:t xml:space="preserve"> </w:t>
             </w:r>
-            <w:hyperlink r:id="rId69" w:history="1">
+            <w:hyperlink r:id="rId70" w:history="1">
               <w:r>
                 <w:rPr>
                   <w:rStyle w:val="Hyperlink"/>
@@ -63165,10 +63443,10 @@
       </w:pPr>
     </w:p>
     <w:sectPr>
-      <w:headerReference w:type="even" r:id="rId70"/>
-      <w:headerReference w:type="default" r:id="rId71"/>
-      <w:footerReference w:type="even" r:id="rId72"/>
-      <w:footerReference w:type="default" r:id="rId73"/>
+      <w:headerReference w:type="even" r:id="rId71"/>
+      <w:headerReference w:type="default" r:id="rId72"/>
+      <w:footerReference w:type="even" r:id="rId73"/>
+      <w:footerReference w:type="default" r:id="rId74"/>
       <w:pgSz w:w="12240" w:h="15840" w:code="1"/>
       <w:pgMar w:top="1440" w:right="1080" w:bottom="1440" w:left="1080" w:header="708" w:footer="708" w:gutter="0"/>
       <w:cols w:space="708"/>
@@ -63377,17 +63655,7 @@
         <w:szCs w:val="22"/>
         <w:lang w:val="en-US"/>
       </w:rPr>
-      <w:t>0</w:t>
-    </w:r>
-    <w:r>
-      <w:rPr>
-        <w:b/>
-        <w:bCs/>
-        <w:sz w:val="22"/>
-        <w:szCs w:val="22"/>
-        <w:lang w:val="en-US"/>
-      </w:rPr>
-      <w:t>9</w:t>
+      <w:t>10</w:t>
     </w:r>
     <w:r>
       <w:rPr>
@@ -63538,3335 +63806,6 @@
     </w:lvl>
   </w:abstractNum>
   <w:abstractNum w:abstractNumId="1" w15:restartNumberingAfterBreak="0">
-    <w:nsid w:val="03B445FF"/>
-    <w:multiLevelType w:val="hybridMultilevel"/>
-    <w:tmpl w:val="1F6493DC"/>
-    <w:lvl w:ilvl="0" w:tplc="10090001">
-      <w:start w:val="1"/>
-      <w:numFmt w:val="bullet"/>
-      <w:lvlText w:val=""/>
-      <w:lvlJc w:val="left"/>
-      <w:pPr>
-        <w:ind w:left="720" w:hanging="360"/>
-      </w:pPr>
-      <w:rPr>
-        <w:rFonts w:ascii="Symbol" w:hAnsi="Symbol" w:hint="default"/>
-      </w:rPr>
-    </w:lvl>
-    <w:lvl w:ilvl="1" w:tplc="10090003" w:tentative="1">
-      <w:start w:val="1"/>
-      <w:numFmt w:val="bullet"/>
-      <w:lvlText w:val="o"/>
-      <w:lvlJc w:val="left"/>
-      <w:pPr>
-        <w:ind w:left="1440" w:hanging="360"/>
-      </w:pPr>
-      <w:rPr>
-        <w:rFonts w:ascii="Courier New" w:hAnsi="Courier New" w:cs="Courier New" w:hint="default"/>
-      </w:rPr>
-    </w:lvl>
-    <w:lvl w:ilvl="2" w:tplc="10090005" w:tentative="1">
-      <w:start w:val="1"/>
-      <w:numFmt w:val="bullet"/>
-      <w:lvlText w:val=""/>
-      <w:lvlJc w:val="left"/>
-      <w:pPr>
-        <w:ind w:left="2160" w:hanging="360"/>
-      </w:pPr>
-      <w:rPr>
-        <w:rFonts w:ascii="Wingdings" w:hAnsi="Wingdings" w:hint="default"/>
-      </w:rPr>
-    </w:lvl>
-    <w:lvl w:ilvl="3" w:tplc="10090001" w:tentative="1">
-      <w:start w:val="1"/>
-      <w:numFmt w:val="bullet"/>
-      <w:lvlText w:val=""/>
-      <w:lvlJc w:val="left"/>
-      <w:pPr>
-        <w:ind w:left="2880" w:hanging="360"/>
-      </w:pPr>
-      <w:rPr>
-        <w:rFonts w:ascii="Symbol" w:hAnsi="Symbol" w:hint="default"/>
-      </w:rPr>
-    </w:lvl>
-    <w:lvl w:ilvl="4" w:tplc="10090003" w:tentative="1">
-      <w:start w:val="1"/>
-      <w:numFmt w:val="bullet"/>
-      <w:lvlText w:val="o"/>
-      <w:lvlJc w:val="left"/>
-      <w:pPr>
-        <w:ind w:left="3600" w:hanging="360"/>
-      </w:pPr>
-      <w:rPr>
-        <w:rFonts w:ascii="Courier New" w:hAnsi="Courier New" w:cs="Courier New" w:hint="default"/>
-      </w:rPr>
-    </w:lvl>
-    <w:lvl w:ilvl="5" w:tplc="10090005" w:tentative="1">
-      <w:start w:val="1"/>
-      <w:numFmt w:val="bullet"/>
-      <w:lvlText w:val=""/>
-      <w:lvlJc w:val="left"/>
-      <w:pPr>
-        <w:ind w:left="4320" w:hanging="360"/>
-      </w:pPr>
-      <w:rPr>
-        <w:rFonts w:ascii="Wingdings" w:hAnsi="Wingdings" w:hint="default"/>
-      </w:rPr>
-    </w:lvl>
-    <w:lvl w:ilvl="6" w:tplc="10090001" w:tentative="1">
-      <w:start w:val="1"/>
-      <w:numFmt w:val="bullet"/>
-      <w:lvlText w:val=""/>
-      <w:lvlJc w:val="left"/>
-      <w:pPr>
-        <w:ind w:left="5040" w:hanging="360"/>
-      </w:pPr>
-      <w:rPr>
-        <w:rFonts w:ascii="Symbol" w:hAnsi="Symbol" w:hint="default"/>
-      </w:rPr>
-    </w:lvl>
-    <w:lvl w:ilvl="7" w:tplc="10090003" w:tentative="1">
-      <w:start w:val="1"/>
-      <w:numFmt w:val="bullet"/>
-      <w:lvlText w:val="o"/>
-      <w:lvlJc w:val="left"/>
-      <w:pPr>
-        <w:ind w:left="5760" w:hanging="360"/>
-      </w:pPr>
-      <w:rPr>
-        <w:rFonts w:ascii="Courier New" w:hAnsi="Courier New" w:cs="Courier New" w:hint="default"/>
-      </w:rPr>
-    </w:lvl>
-    <w:lvl w:ilvl="8" w:tplc="10090005" w:tentative="1">
-      <w:start w:val="1"/>
-      <w:numFmt w:val="bullet"/>
-      <w:lvlText w:val=""/>
-      <w:lvlJc w:val="left"/>
-      <w:pPr>
-        <w:ind w:left="6480" w:hanging="360"/>
-      </w:pPr>
-      <w:rPr>
-        <w:rFonts w:ascii="Wingdings" w:hAnsi="Wingdings" w:hint="default"/>
-      </w:rPr>
-    </w:lvl>
-  </w:abstractNum>
-  <w:abstractNum w:abstractNumId="2" w15:restartNumberingAfterBreak="0">
-    <w:nsid w:val="05D86F8A"/>
-    <w:multiLevelType w:val="hybridMultilevel"/>
-    <w:tmpl w:val="BA58491A"/>
-    <w:lvl w:ilvl="0" w:tplc="0409000B">
-      <w:start w:val="1"/>
-      <w:numFmt w:val="bullet"/>
-      <w:lvlText w:val=""/>
-      <w:lvlJc w:val="left"/>
-      <w:pPr>
-        <w:tabs>
-          <w:tab w:val="num" w:pos="360"/>
-        </w:tabs>
-        <w:ind w:left="360" w:hanging="360"/>
-      </w:pPr>
-      <w:rPr>
-        <w:rFonts w:ascii="Wingdings" w:hAnsi="Wingdings" w:hint="default"/>
-      </w:rPr>
-    </w:lvl>
-    <w:lvl w:ilvl="1" w:tplc="04090003" w:tentative="1">
-      <w:start w:val="1"/>
-      <w:numFmt w:val="bullet"/>
-      <w:lvlText w:val="o"/>
-      <w:lvlJc w:val="left"/>
-      <w:pPr>
-        <w:tabs>
-          <w:tab w:val="num" w:pos="1080"/>
-        </w:tabs>
-        <w:ind w:left="1080" w:hanging="360"/>
-      </w:pPr>
-      <w:rPr>
-        <w:rFonts w:ascii="Courier New" w:hAnsi="Courier New" w:cs="Courier New" w:hint="default"/>
-      </w:rPr>
-    </w:lvl>
-    <w:lvl w:ilvl="2" w:tplc="04090005" w:tentative="1">
-      <w:start w:val="1"/>
-      <w:numFmt w:val="bullet"/>
-      <w:lvlText w:val=""/>
-      <w:lvlJc w:val="left"/>
-      <w:pPr>
-        <w:tabs>
-          <w:tab w:val="num" w:pos="1800"/>
-        </w:tabs>
-        <w:ind w:left="1800" w:hanging="360"/>
-      </w:pPr>
-      <w:rPr>
-        <w:rFonts w:ascii="Wingdings" w:hAnsi="Wingdings" w:hint="default"/>
-      </w:rPr>
-    </w:lvl>
-    <w:lvl w:ilvl="3" w:tplc="04090001" w:tentative="1">
-      <w:start w:val="1"/>
-      <w:numFmt w:val="bullet"/>
-      <w:lvlText w:val=""/>
-      <w:lvlJc w:val="left"/>
-      <w:pPr>
-        <w:tabs>
-          <w:tab w:val="num" w:pos="2520"/>
-        </w:tabs>
-        <w:ind w:left="2520" w:hanging="360"/>
-      </w:pPr>
-      <w:rPr>
-        <w:rFonts w:ascii="Symbol" w:hAnsi="Symbol" w:hint="default"/>
-      </w:rPr>
-    </w:lvl>
-    <w:lvl w:ilvl="4" w:tplc="04090003" w:tentative="1">
-      <w:start w:val="1"/>
-      <w:numFmt w:val="bullet"/>
-      <w:lvlText w:val="o"/>
-      <w:lvlJc w:val="left"/>
-      <w:pPr>
-        <w:tabs>
-          <w:tab w:val="num" w:pos="3240"/>
-        </w:tabs>
-        <w:ind w:left="3240" w:hanging="360"/>
-      </w:pPr>
-      <w:rPr>
-        <w:rFonts w:ascii="Courier New" w:hAnsi="Courier New" w:cs="Courier New" w:hint="default"/>
-      </w:rPr>
-    </w:lvl>
-    <w:lvl w:ilvl="5" w:tplc="04090005" w:tentative="1">
-      <w:start w:val="1"/>
-      <w:numFmt w:val="bullet"/>
-      <w:lvlText w:val=""/>
-      <w:lvlJc w:val="left"/>
-      <w:pPr>
-        <w:tabs>
-          <w:tab w:val="num" w:pos="3960"/>
-        </w:tabs>
-        <w:ind w:left="3960" w:hanging="360"/>
-      </w:pPr>
-      <w:rPr>
-        <w:rFonts w:ascii="Wingdings" w:hAnsi="Wingdings" w:hint="default"/>
-      </w:rPr>
-    </w:lvl>
-    <w:lvl w:ilvl="6" w:tplc="04090001" w:tentative="1">
-      <w:start w:val="1"/>
-      <w:numFmt w:val="bullet"/>
-      <w:lvlText w:val=""/>
-      <w:lvlJc w:val="left"/>
-      <w:pPr>
-        <w:tabs>
-          <w:tab w:val="num" w:pos="4680"/>
-        </w:tabs>
-        <w:ind w:left="4680" w:hanging="360"/>
-      </w:pPr>
-      <w:rPr>
-        <w:rFonts w:ascii="Symbol" w:hAnsi="Symbol" w:hint="default"/>
-      </w:rPr>
-    </w:lvl>
-    <w:lvl w:ilvl="7" w:tplc="04090003" w:tentative="1">
-      <w:start w:val="1"/>
-      <w:numFmt w:val="bullet"/>
-      <w:lvlText w:val="o"/>
-      <w:lvlJc w:val="left"/>
-      <w:pPr>
-        <w:tabs>
-          <w:tab w:val="num" w:pos="5400"/>
-        </w:tabs>
-        <w:ind w:left="5400" w:hanging="360"/>
-      </w:pPr>
-      <w:rPr>
-        <w:rFonts w:ascii="Courier New" w:hAnsi="Courier New" w:cs="Courier New" w:hint="default"/>
-      </w:rPr>
-    </w:lvl>
-    <w:lvl w:ilvl="8" w:tplc="04090005" w:tentative="1">
-      <w:start w:val="1"/>
-      <w:numFmt w:val="bullet"/>
-      <w:lvlText w:val=""/>
-      <w:lvlJc w:val="left"/>
-      <w:pPr>
-        <w:tabs>
-          <w:tab w:val="num" w:pos="6120"/>
-        </w:tabs>
-        <w:ind w:left="6120" w:hanging="360"/>
-      </w:pPr>
-      <w:rPr>
-        <w:rFonts w:ascii="Wingdings" w:hAnsi="Wingdings" w:hint="default"/>
-      </w:rPr>
-    </w:lvl>
-  </w:abstractNum>
-  <w:abstractNum w:abstractNumId="3" w15:restartNumberingAfterBreak="0">
-    <w:nsid w:val="08264BCD"/>
-    <w:multiLevelType w:val="hybridMultilevel"/>
-    <w:tmpl w:val="96F8256E"/>
-    <w:lvl w:ilvl="0" w:tplc="0409000F">
-      <w:start w:val="1"/>
-      <w:numFmt w:val="decimal"/>
-      <w:lvlText w:val="%1."/>
-      <w:lvlJc w:val="left"/>
-      <w:pPr>
-        <w:tabs>
-          <w:tab w:val="num" w:pos="720"/>
-        </w:tabs>
-        <w:ind w:left="720" w:hanging="360"/>
-      </w:pPr>
-    </w:lvl>
-    <w:lvl w:ilvl="1" w:tplc="04090019" w:tentative="1">
-      <w:start w:val="1"/>
-      <w:numFmt w:val="lowerLetter"/>
-      <w:lvlText w:val="%2."/>
-      <w:lvlJc w:val="left"/>
-      <w:pPr>
-        <w:tabs>
-          <w:tab w:val="num" w:pos="1440"/>
-        </w:tabs>
-        <w:ind w:left="1440" w:hanging="360"/>
-      </w:pPr>
-    </w:lvl>
-    <w:lvl w:ilvl="2" w:tplc="0409001B" w:tentative="1">
-      <w:start w:val="1"/>
-      <w:numFmt w:val="lowerRoman"/>
-      <w:lvlText w:val="%3."/>
-      <w:lvlJc w:val="right"/>
-      <w:pPr>
-        <w:tabs>
-          <w:tab w:val="num" w:pos="2160"/>
-        </w:tabs>
-        <w:ind w:left="2160" w:hanging="180"/>
-      </w:pPr>
-    </w:lvl>
-    <w:lvl w:ilvl="3" w:tplc="0409000F" w:tentative="1">
-      <w:start w:val="1"/>
-      <w:numFmt w:val="decimal"/>
-      <w:lvlText w:val="%4."/>
-      <w:lvlJc w:val="left"/>
-      <w:pPr>
-        <w:tabs>
-          <w:tab w:val="num" w:pos="2880"/>
-        </w:tabs>
-        <w:ind w:left="2880" w:hanging="360"/>
-      </w:pPr>
-    </w:lvl>
-    <w:lvl w:ilvl="4" w:tplc="04090019" w:tentative="1">
-      <w:start w:val="1"/>
-      <w:numFmt w:val="lowerLetter"/>
-      <w:lvlText w:val="%5."/>
-      <w:lvlJc w:val="left"/>
-      <w:pPr>
-        <w:tabs>
-          <w:tab w:val="num" w:pos="3600"/>
-        </w:tabs>
-        <w:ind w:left="3600" w:hanging="360"/>
-      </w:pPr>
-    </w:lvl>
-    <w:lvl w:ilvl="5" w:tplc="0409001B" w:tentative="1">
-      <w:start w:val="1"/>
-      <w:numFmt w:val="lowerRoman"/>
-      <w:lvlText w:val="%6."/>
-      <w:lvlJc w:val="right"/>
-      <w:pPr>
-        <w:tabs>
-          <w:tab w:val="num" w:pos="4320"/>
-        </w:tabs>
-        <w:ind w:left="4320" w:hanging="180"/>
-      </w:pPr>
-    </w:lvl>
-    <w:lvl w:ilvl="6" w:tplc="0409000F" w:tentative="1">
-      <w:start w:val="1"/>
-      <w:numFmt w:val="decimal"/>
-      <w:lvlText w:val="%7."/>
-      <w:lvlJc w:val="left"/>
-      <w:pPr>
-        <w:tabs>
-          <w:tab w:val="num" w:pos="5040"/>
-        </w:tabs>
-        <w:ind w:left="5040" w:hanging="360"/>
-      </w:pPr>
-    </w:lvl>
-    <w:lvl w:ilvl="7" w:tplc="04090019" w:tentative="1">
-      <w:start w:val="1"/>
-      <w:numFmt w:val="lowerLetter"/>
-      <w:lvlText w:val="%8."/>
-      <w:lvlJc w:val="left"/>
-      <w:pPr>
-        <w:tabs>
-          <w:tab w:val="num" w:pos="5760"/>
-        </w:tabs>
-        <w:ind w:left="5760" w:hanging="360"/>
-      </w:pPr>
-    </w:lvl>
-    <w:lvl w:ilvl="8" w:tplc="0409001B" w:tentative="1">
-      <w:start w:val="1"/>
-      <w:numFmt w:val="lowerRoman"/>
-      <w:lvlText w:val="%9."/>
-      <w:lvlJc w:val="right"/>
-      <w:pPr>
-        <w:tabs>
-          <w:tab w:val="num" w:pos="6480"/>
-        </w:tabs>
-        <w:ind w:left="6480" w:hanging="180"/>
-      </w:pPr>
-    </w:lvl>
-  </w:abstractNum>
-  <w:abstractNum w:abstractNumId="4" w15:restartNumberingAfterBreak="0">
-    <w:nsid w:val="0AC144A4"/>
-    <w:multiLevelType w:val="hybridMultilevel"/>
-    <w:tmpl w:val="187473EE"/>
-    <w:lvl w:ilvl="0" w:tplc="04090001">
-      <w:start w:val="1"/>
-      <w:numFmt w:val="bullet"/>
-      <w:lvlText w:val=""/>
-      <w:lvlJc w:val="left"/>
-      <w:pPr>
-        <w:tabs>
-          <w:tab w:val="num" w:pos="360"/>
-        </w:tabs>
-        <w:ind w:left="360" w:hanging="360"/>
-      </w:pPr>
-      <w:rPr>
-        <w:rFonts w:ascii="Symbol" w:hAnsi="Symbol" w:hint="default"/>
-      </w:rPr>
-    </w:lvl>
-    <w:lvl w:ilvl="1" w:tplc="04090003" w:tentative="1">
-      <w:start w:val="1"/>
-      <w:numFmt w:val="bullet"/>
-      <w:lvlText w:val="o"/>
-      <w:lvlJc w:val="left"/>
-      <w:pPr>
-        <w:tabs>
-          <w:tab w:val="num" w:pos="1080"/>
-        </w:tabs>
-        <w:ind w:left="1080" w:hanging="360"/>
-      </w:pPr>
-      <w:rPr>
-        <w:rFonts w:ascii="Courier New" w:hAnsi="Courier New" w:cs="Courier New" w:hint="default"/>
-      </w:rPr>
-    </w:lvl>
-    <w:lvl w:ilvl="2" w:tplc="04090005" w:tentative="1">
-      <w:start w:val="1"/>
-      <w:numFmt w:val="bullet"/>
-      <w:lvlText w:val=""/>
-      <w:lvlJc w:val="left"/>
-      <w:pPr>
-        <w:tabs>
-          <w:tab w:val="num" w:pos="1800"/>
-        </w:tabs>
-        <w:ind w:left="1800" w:hanging="360"/>
-      </w:pPr>
-      <w:rPr>
-        <w:rFonts w:ascii="Wingdings" w:hAnsi="Wingdings" w:hint="default"/>
-      </w:rPr>
-    </w:lvl>
-    <w:lvl w:ilvl="3" w:tplc="04090001" w:tentative="1">
-      <w:start w:val="1"/>
-      <w:numFmt w:val="bullet"/>
-      <w:lvlText w:val=""/>
-      <w:lvlJc w:val="left"/>
-      <w:pPr>
-        <w:tabs>
-          <w:tab w:val="num" w:pos="2520"/>
-        </w:tabs>
-        <w:ind w:left="2520" w:hanging="360"/>
-      </w:pPr>
-      <w:rPr>
-        <w:rFonts w:ascii="Symbol" w:hAnsi="Symbol" w:hint="default"/>
-      </w:rPr>
-    </w:lvl>
-    <w:lvl w:ilvl="4" w:tplc="04090003" w:tentative="1">
-      <w:start w:val="1"/>
-      <w:numFmt w:val="bullet"/>
-      <w:lvlText w:val="o"/>
-      <w:lvlJc w:val="left"/>
-      <w:pPr>
-        <w:tabs>
-          <w:tab w:val="num" w:pos="3240"/>
-        </w:tabs>
-        <w:ind w:left="3240" w:hanging="360"/>
-      </w:pPr>
-      <w:rPr>
-        <w:rFonts w:ascii="Courier New" w:hAnsi="Courier New" w:cs="Courier New" w:hint="default"/>
-      </w:rPr>
-    </w:lvl>
-    <w:lvl w:ilvl="5" w:tplc="04090005" w:tentative="1">
-      <w:start w:val="1"/>
-      <w:numFmt w:val="bullet"/>
-      <w:lvlText w:val=""/>
-      <w:lvlJc w:val="left"/>
-      <w:pPr>
-        <w:tabs>
-          <w:tab w:val="num" w:pos="3960"/>
-        </w:tabs>
-        <w:ind w:left="3960" w:hanging="360"/>
-      </w:pPr>
-      <w:rPr>
-        <w:rFonts w:ascii="Wingdings" w:hAnsi="Wingdings" w:hint="default"/>
-      </w:rPr>
-    </w:lvl>
-    <w:lvl w:ilvl="6" w:tplc="04090001" w:tentative="1">
-      <w:start w:val="1"/>
-      <w:numFmt w:val="bullet"/>
-      <w:lvlText w:val=""/>
-      <w:lvlJc w:val="left"/>
-      <w:pPr>
-        <w:tabs>
-          <w:tab w:val="num" w:pos="4680"/>
-        </w:tabs>
-        <w:ind w:left="4680" w:hanging="360"/>
-      </w:pPr>
-      <w:rPr>
-        <w:rFonts w:ascii="Symbol" w:hAnsi="Symbol" w:hint="default"/>
-      </w:rPr>
-    </w:lvl>
-    <w:lvl w:ilvl="7" w:tplc="04090003" w:tentative="1">
-      <w:start w:val="1"/>
-      <w:numFmt w:val="bullet"/>
-      <w:lvlText w:val="o"/>
-      <w:lvlJc w:val="left"/>
-      <w:pPr>
-        <w:tabs>
-          <w:tab w:val="num" w:pos="5400"/>
-        </w:tabs>
-        <w:ind w:left="5400" w:hanging="360"/>
-      </w:pPr>
-      <w:rPr>
-        <w:rFonts w:ascii="Courier New" w:hAnsi="Courier New" w:cs="Courier New" w:hint="default"/>
-      </w:rPr>
-    </w:lvl>
-    <w:lvl w:ilvl="8" w:tplc="04090005" w:tentative="1">
-      <w:start w:val="1"/>
-      <w:numFmt w:val="bullet"/>
-      <w:lvlText w:val=""/>
-      <w:lvlJc w:val="left"/>
-      <w:pPr>
-        <w:tabs>
-          <w:tab w:val="num" w:pos="6120"/>
-        </w:tabs>
-        <w:ind w:left="6120" w:hanging="360"/>
-      </w:pPr>
-      <w:rPr>
-        <w:rFonts w:ascii="Wingdings" w:hAnsi="Wingdings" w:hint="default"/>
-      </w:rPr>
-    </w:lvl>
-  </w:abstractNum>
-  <w:abstractNum w:abstractNumId="5" w15:restartNumberingAfterBreak="0">
-    <w:nsid w:val="0C567C4B"/>
-    <w:multiLevelType w:val="hybridMultilevel"/>
-    <w:tmpl w:val="371A6824"/>
-    <w:lvl w:ilvl="0" w:tplc="0409000B">
-      <w:start w:val="1"/>
-      <w:numFmt w:val="bullet"/>
-      <w:lvlText w:val=""/>
-      <w:lvlJc w:val="left"/>
-      <w:pPr>
-        <w:tabs>
-          <w:tab w:val="num" w:pos="360"/>
-        </w:tabs>
-        <w:ind w:left="360" w:hanging="360"/>
-      </w:pPr>
-      <w:rPr>
-        <w:rFonts w:ascii="Wingdings" w:hAnsi="Wingdings" w:hint="default"/>
-        <w:color w:val="auto"/>
-      </w:rPr>
-    </w:lvl>
-    <w:lvl w:ilvl="1" w:tplc="04090003" w:tentative="1">
-      <w:start w:val="1"/>
-      <w:numFmt w:val="bullet"/>
-      <w:lvlText w:val="o"/>
-      <w:lvlJc w:val="left"/>
-      <w:pPr>
-        <w:tabs>
-          <w:tab w:val="num" w:pos="1080"/>
-        </w:tabs>
-        <w:ind w:left="1080" w:hanging="360"/>
-      </w:pPr>
-      <w:rPr>
-        <w:rFonts w:ascii="Courier New" w:hAnsi="Courier New" w:cs="Courier New" w:hint="default"/>
-      </w:rPr>
-    </w:lvl>
-    <w:lvl w:ilvl="2" w:tplc="04090005" w:tentative="1">
-      <w:start w:val="1"/>
-      <w:numFmt w:val="bullet"/>
-      <w:lvlText w:val=""/>
-      <w:lvlJc w:val="left"/>
-      <w:pPr>
-        <w:tabs>
-          <w:tab w:val="num" w:pos="1800"/>
-        </w:tabs>
-        <w:ind w:left="1800" w:hanging="360"/>
-      </w:pPr>
-      <w:rPr>
-        <w:rFonts w:ascii="Wingdings" w:hAnsi="Wingdings" w:hint="default"/>
-      </w:rPr>
-    </w:lvl>
-    <w:lvl w:ilvl="3" w:tplc="04090001" w:tentative="1">
-      <w:start w:val="1"/>
-      <w:numFmt w:val="bullet"/>
-      <w:lvlText w:val=""/>
-      <w:lvlJc w:val="left"/>
-      <w:pPr>
-        <w:tabs>
-          <w:tab w:val="num" w:pos="2520"/>
-        </w:tabs>
-        <w:ind w:left="2520" w:hanging="360"/>
-      </w:pPr>
-      <w:rPr>
-        <w:rFonts w:ascii="Symbol" w:hAnsi="Symbol" w:hint="default"/>
-      </w:rPr>
-    </w:lvl>
-    <w:lvl w:ilvl="4" w:tplc="04090003" w:tentative="1">
-      <w:start w:val="1"/>
-      <w:numFmt w:val="bullet"/>
-      <w:lvlText w:val="o"/>
-      <w:lvlJc w:val="left"/>
-      <w:pPr>
-        <w:tabs>
-          <w:tab w:val="num" w:pos="3240"/>
-        </w:tabs>
-        <w:ind w:left="3240" w:hanging="360"/>
-      </w:pPr>
-      <w:rPr>
-        <w:rFonts w:ascii="Courier New" w:hAnsi="Courier New" w:cs="Courier New" w:hint="default"/>
-      </w:rPr>
-    </w:lvl>
-    <w:lvl w:ilvl="5" w:tplc="04090005" w:tentative="1">
-      <w:start w:val="1"/>
-      <w:numFmt w:val="bullet"/>
-      <w:lvlText w:val=""/>
-      <w:lvlJc w:val="left"/>
-      <w:pPr>
-        <w:tabs>
-          <w:tab w:val="num" w:pos="3960"/>
-        </w:tabs>
-        <w:ind w:left="3960" w:hanging="360"/>
-      </w:pPr>
-      <w:rPr>
-        <w:rFonts w:ascii="Wingdings" w:hAnsi="Wingdings" w:hint="default"/>
-      </w:rPr>
-    </w:lvl>
-    <w:lvl w:ilvl="6" w:tplc="04090001" w:tentative="1">
-      <w:start w:val="1"/>
-      <w:numFmt w:val="bullet"/>
-      <w:lvlText w:val=""/>
-      <w:lvlJc w:val="left"/>
-      <w:pPr>
-        <w:tabs>
-          <w:tab w:val="num" w:pos="4680"/>
-        </w:tabs>
-        <w:ind w:left="4680" w:hanging="360"/>
-      </w:pPr>
-      <w:rPr>
-        <w:rFonts w:ascii="Symbol" w:hAnsi="Symbol" w:hint="default"/>
-      </w:rPr>
-    </w:lvl>
-    <w:lvl w:ilvl="7" w:tplc="04090003" w:tentative="1">
-      <w:start w:val="1"/>
-      <w:numFmt w:val="bullet"/>
-      <w:lvlText w:val="o"/>
-      <w:lvlJc w:val="left"/>
-      <w:pPr>
-        <w:tabs>
-          <w:tab w:val="num" w:pos="5400"/>
-        </w:tabs>
-        <w:ind w:left="5400" w:hanging="360"/>
-      </w:pPr>
-      <w:rPr>
-        <w:rFonts w:ascii="Courier New" w:hAnsi="Courier New" w:cs="Courier New" w:hint="default"/>
-      </w:rPr>
-    </w:lvl>
-    <w:lvl w:ilvl="8" w:tplc="04090005" w:tentative="1">
-      <w:start w:val="1"/>
-      <w:numFmt w:val="bullet"/>
-      <w:lvlText w:val=""/>
-      <w:lvlJc w:val="left"/>
-      <w:pPr>
-        <w:tabs>
-          <w:tab w:val="num" w:pos="6120"/>
-        </w:tabs>
-        <w:ind w:left="6120" w:hanging="360"/>
-      </w:pPr>
-      <w:rPr>
-        <w:rFonts w:ascii="Wingdings" w:hAnsi="Wingdings" w:hint="default"/>
-      </w:rPr>
-    </w:lvl>
-  </w:abstractNum>
-  <w:abstractNum w:abstractNumId="6" w15:restartNumberingAfterBreak="0">
-    <w:nsid w:val="0E673111"/>
-    <w:multiLevelType w:val="hybridMultilevel"/>
-    <w:tmpl w:val="91A25A0A"/>
-    <w:lvl w:ilvl="0" w:tplc="87207CA6">
-      <w:start w:val="2002"/>
-      <w:numFmt w:val="decimal"/>
-      <w:lvlText w:val="%1"/>
-      <w:lvlJc w:val="left"/>
-      <w:pPr>
-        <w:tabs>
-          <w:tab w:val="num" w:pos="855"/>
-        </w:tabs>
-        <w:ind w:left="855" w:hanging="495"/>
-      </w:pPr>
-      <w:rPr>
-        <w:rFonts w:hint="default"/>
-      </w:rPr>
-    </w:lvl>
-    <w:lvl w:ilvl="1" w:tplc="04190019" w:tentative="1">
-      <w:start w:val="1"/>
-      <w:numFmt w:val="lowerLetter"/>
-      <w:lvlText w:val="%2."/>
-      <w:lvlJc w:val="left"/>
-      <w:pPr>
-        <w:tabs>
-          <w:tab w:val="num" w:pos="1440"/>
-        </w:tabs>
-        <w:ind w:left="1440" w:hanging="360"/>
-      </w:pPr>
-    </w:lvl>
-    <w:lvl w:ilvl="2" w:tplc="0419001B" w:tentative="1">
-      <w:start w:val="1"/>
-      <w:numFmt w:val="lowerRoman"/>
-      <w:lvlText w:val="%3."/>
-      <w:lvlJc w:val="right"/>
-      <w:pPr>
-        <w:tabs>
-          <w:tab w:val="num" w:pos="2160"/>
-        </w:tabs>
-        <w:ind w:left="2160" w:hanging="180"/>
-      </w:pPr>
-    </w:lvl>
-    <w:lvl w:ilvl="3" w:tplc="0419000F" w:tentative="1">
-      <w:start w:val="1"/>
-      <w:numFmt w:val="decimal"/>
-      <w:lvlText w:val="%4."/>
-      <w:lvlJc w:val="left"/>
-      <w:pPr>
-        <w:tabs>
-          <w:tab w:val="num" w:pos="2880"/>
-        </w:tabs>
-        <w:ind w:left="2880" w:hanging="360"/>
-      </w:pPr>
-    </w:lvl>
-    <w:lvl w:ilvl="4" w:tplc="04190019" w:tentative="1">
-      <w:start w:val="1"/>
-      <w:numFmt w:val="lowerLetter"/>
-      <w:lvlText w:val="%5."/>
-      <w:lvlJc w:val="left"/>
-      <w:pPr>
-        <w:tabs>
-          <w:tab w:val="num" w:pos="3600"/>
-        </w:tabs>
-        <w:ind w:left="3600" w:hanging="360"/>
-      </w:pPr>
-    </w:lvl>
-    <w:lvl w:ilvl="5" w:tplc="0419001B" w:tentative="1">
-      <w:start w:val="1"/>
-      <w:numFmt w:val="lowerRoman"/>
-      <w:lvlText w:val="%6."/>
-      <w:lvlJc w:val="right"/>
-      <w:pPr>
-        <w:tabs>
-          <w:tab w:val="num" w:pos="4320"/>
-        </w:tabs>
-        <w:ind w:left="4320" w:hanging="180"/>
-      </w:pPr>
-    </w:lvl>
-    <w:lvl w:ilvl="6" w:tplc="0419000F" w:tentative="1">
-      <w:start w:val="1"/>
-      <w:numFmt w:val="decimal"/>
-      <w:lvlText w:val="%7."/>
-      <w:lvlJc w:val="left"/>
-      <w:pPr>
-        <w:tabs>
-          <w:tab w:val="num" w:pos="5040"/>
-        </w:tabs>
-        <w:ind w:left="5040" w:hanging="360"/>
-      </w:pPr>
-    </w:lvl>
-    <w:lvl w:ilvl="7" w:tplc="04190019" w:tentative="1">
-      <w:start w:val="1"/>
-      <w:numFmt w:val="lowerLetter"/>
-      <w:lvlText w:val="%8."/>
-      <w:lvlJc w:val="left"/>
-      <w:pPr>
-        <w:tabs>
-          <w:tab w:val="num" w:pos="5760"/>
-        </w:tabs>
-        <w:ind w:left="5760" w:hanging="360"/>
-      </w:pPr>
-    </w:lvl>
-    <w:lvl w:ilvl="8" w:tplc="0419001B" w:tentative="1">
-      <w:start w:val="1"/>
-      <w:numFmt w:val="lowerRoman"/>
-      <w:lvlText w:val="%9."/>
-      <w:lvlJc w:val="right"/>
-      <w:pPr>
-        <w:tabs>
-          <w:tab w:val="num" w:pos="6480"/>
-        </w:tabs>
-        <w:ind w:left="6480" w:hanging="180"/>
-      </w:pPr>
-    </w:lvl>
-  </w:abstractNum>
-  <w:abstractNum w:abstractNumId="7" w15:restartNumberingAfterBreak="0">
-    <w:nsid w:val="103A2C3A"/>
-    <w:multiLevelType w:val="multilevel"/>
-    <w:tmpl w:val="187473EE"/>
-    <w:lvl w:ilvl="0">
-      <w:start w:val="1"/>
-      <w:numFmt w:val="bullet"/>
-      <w:lvlText w:val=""/>
-      <w:lvlJc w:val="left"/>
-      <w:pPr>
-        <w:tabs>
-          <w:tab w:val="num" w:pos="360"/>
-        </w:tabs>
-        <w:ind w:left="360" w:hanging="360"/>
-      </w:pPr>
-      <w:rPr>
-        <w:rFonts w:ascii="Symbol" w:hAnsi="Symbol" w:hint="default"/>
-      </w:rPr>
-    </w:lvl>
-    <w:lvl w:ilvl="1">
-      <w:start w:val="1"/>
-      <w:numFmt w:val="bullet"/>
-      <w:lvlText w:val="o"/>
-      <w:lvlJc w:val="left"/>
-      <w:pPr>
-        <w:tabs>
-          <w:tab w:val="num" w:pos="1080"/>
-        </w:tabs>
-        <w:ind w:left="1080" w:hanging="360"/>
-      </w:pPr>
-      <w:rPr>
-        <w:rFonts w:ascii="Courier New" w:hAnsi="Courier New" w:cs="Courier New" w:hint="default"/>
-      </w:rPr>
-    </w:lvl>
-    <w:lvl w:ilvl="2">
-      <w:start w:val="1"/>
-      <w:numFmt w:val="bullet"/>
-      <w:lvlText w:val=""/>
-      <w:lvlJc w:val="left"/>
-      <w:pPr>
-        <w:tabs>
-          <w:tab w:val="num" w:pos="1800"/>
-        </w:tabs>
-        <w:ind w:left="1800" w:hanging="360"/>
-      </w:pPr>
-      <w:rPr>
-        <w:rFonts w:ascii="Wingdings" w:hAnsi="Wingdings" w:hint="default"/>
-      </w:rPr>
-    </w:lvl>
-    <w:lvl w:ilvl="3">
-      <w:start w:val="1"/>
-      <w:numFmt w:val="bullet"/>
-      <w:lvlText w:val=""/>
-      <w:lvlJc w:val="left"/>
-      <w:pPr>
-        <w:tabs>
-          <w:tab w:val="num" w:pos="2520"/>
-        </w:tabs>
-        <w:ind w:left="2520" w:hanging="360"/>
-      </w:pPr>
-      <w:rPr>
-        <w:rFonts w:ascii="Symbol" w:hAnsi="Symbol" w:hint="default"/>
-      </w:rPr>
-    </w:lvl>
-    <w:lvl w:ilvl="4">
-      <w:start w:val="1"/>
-      <w:numFmt w:val="bullet"/>
-      <w:lvlText w:val="o"/>
-      <w:lvlJc w:val="left"/>
-      <w:pPr>
-        <w:tabs>
-          <w:tab w:val="num" w:pos="3240"/>
-        </w:tabs>
-        <w:ind w:left="3240" w:hanging="360"/>
-      </w:pPr>
-      <w:rPr>
-        <w:rFonts w:ascii="Courier New" w:hAnsi="Courier New" w:cs="Courier New" w:hint="default"/>
-      </w:rPr>
-    </w:lvl>
-    <w:lvl w:ilvl="5">
-      <w:start w:val="1"/>
-      <w:numFmt w:val="bullet"/>
-      <w:lvlText w:val=""/>
-      <w:lvlJc w:val="left"/>
-      <w:pPr>
-        <w:tabs>
-          <w:tab w:val="num" w:pos="3960"/>
-        </w:tabs>
-        <w:ind w:left="3960" w:hanging="360"/>
-      </w:pPr>
-      <w:rPr>
-        <w:rFonts w:ascii="Wingdings" w:hAnsi="Wingdings" w:hint="default"/>
-      </w:rPr>
-    </w:lvl>
-    <w:lvl w:ilvl="6">
-      <w:start w:val="1"/>
-      <w:numFmt w:val="bullet"/>
-      <w:lvlText w:val=""/>
-      <w:lvlJc w:val="left"/>
-      <w:pPr>
-        <w:tabs>
-          <w:tab w:val="num" w:pos="4680"/>
-        </w:tabs>
-        <w:ind w:left="4680" w:hanging="360"/>
-      </w:pPr>
-      <w:rPr>
-        <w:rFonts w:ascii="Symbol" w:hAnsi="Symbol" w:hint="default"/>
-      </w:rPr>
-    </w:lvl>
-    <w:lvl w:ilvl="7">
-      <w:start w:val="1"/>
-      <w:numFmt w:val="bullet"/>
-      <w:lvlText w:val="o"/>
-      <w:lvlJc w:val="left"/>
-      <w:pPr>
-        <w:tabs>
-          <w:tab w:val="num" w:pos="5400"/>
-        </w:tabs>
-        <w:ind w:left="5400" w:hanging="360"/>
-      </w:pPr>
-      <w:rPr>
-        <w:rFonts w:ascii="Courier New" w:hAnsi="Courier New" w:cs="Courier New" w:hint="default"/>
-      </w:rPr>
-    </w:lvl>
-    <w:lvl w:ilvl="8">
-      <w:start w:val="1"/>
-      <w:numFmt w:val="bullet"/>
-      <w:lvlText w:val=""/>
-      <w:lvlJc w:val="left"/>
-      <w:pPr>
-        <w:tabs>
-          <w:tab w:val="num" w:pos="6120"/>
-        </w:tabs>
-        <w:ind w:left="6120" w:hanging="360"/>
-      </w:pPr>
-      <w:rPr>
-        <w:rFonts w:ascii="Wingdings" w:hAnsi="Wingdings" w:hint="default"/>
-      </w:rPr>
-    </w:lvl>
-  </w:abstractNum>
-  <w:abstractNum w:abstractNumId="8" w15:restartNumberingAfterBreak="0">
-    <w:nsid w:val="126B4A00"/>
-    <w:multiLevelType w:val="hybridMultilevel"/>
-    <w:tmpl w:val="38B62A86"/>
-    <w:lvl w:ilvl="0" w:tplc="04190001">
-      <w:start w:val="1"/>
-      <w:numFmt w:val="bullet"/>
-      <w:lvlText w:val=""/>
-      <w:lvlJc w:val="left"/>
-      <w:pPr>
-        <w:tabs>
-          <w:tab w:val="num" w:pos="1776"/>
-        </w:tabs>
-        <w:ind w:left="1776" w:hanging="360"/>
-      </w:pPr>
-      <w:rPr>
-        <w:rFonts w:ascii="Symbol" w:hAnsi="Symbol" w:hint="default"/>
-      </w:rPr>
-    </w:lvl>
-    <w:lvl w:ilvl="1" w:tplc="04190003" w:tentative="1">
-      <w:start w:val="1"/>
-      <w:numFmt w:val="bullet"/>
-      <w:lvlText w:val="o"/>
-      <w:lvlJc w:val="left"/>
-      <w:pPr>
-        <w:tabs>
-          <w:tab w:val="num" w:pos="2496"/>
-        </w:tabs>
-        <w:ind w:left="2496" w:hanging="360"/>
-      </w:pPr>
-      <w:rPr>
-        <w:rFonts w:ascii="Courier New" w:hAnsi="Courier New" w:cs="Courier New" w:hint="default"/>
-      </w:rPr>
-    </w:lvl>
-    <w:lvl w:ilvl="2" w:tplc="04190005" w:tentative="1">
-      <w:start w:val="1"/>
-      <w:numFmt w:val="bullet"/>
-      <w:lvlText w:val=""/>
-      <w:lvlJc w:val="left"/>
-      <w:pPr>
-        <w:tabs>
-          <w:tab w:val="num" w:pos="3216"/>
-        </w:tabs>
-        <w:ind w:left="3216" w:hanging="360"/>
-      </w:pPr>
-      <w:rPr>
-        <w:rFonts w:ascii="Wingdings" w:hAnsi="Wingdings" w:hint="default"/>
-      </w:rPr>
-    </w:lvl>
-    <w:lvl w:ilvl="3" w:tplc="04190001" w:tentative="1">
-      <w:start w:val="1"/>
-      <w:numFmt w:val="bullet"/>
-      <w:lvlText w:val=""/>
-      <w:lvlJc w:val="left"/>
-      <w:pPr>
-        <w:tabs>
-          <w:tab w:val="num" w:pos="3936"/>
-        </w:tabs>
-        <w:ind w:left="3936" w:hanging="360"/>
-      </w:pPr>
-      <w:rPr>
-        <w:rFonts w:ascii="Symbol" w:hAnsi="Symbol" w:hint="default"/>
-      </w:rPr>
-    </w:lvl>
-    <w:lvl w:ilvl="4" w:tplc="04190003" w:tentative="1">
-      <w:start w:val="1"/>
-      <w:numFmt w:val="bullet"/>
-      <w:lvlText w:val="o"/>
-      <w:lvlJc w:val="left"/>
-      <w:pPr>
-        <w:tabs>
-          <w:tab w:val="num" w:pos="4656"/>
-        </w:tabs>
-        <w:ind w:left="4656" w:hanging="360"/>
-      </w:pPr>
-      <w:rPr>
-        <w:rFonts w:ascii="Courier New" w:hAnsi="Courier New" w:cs="Courier New" w:hint="default"/>
-      </w:rPr>
-    </w:lvl>
-    <w:lvl w:ilvl="5" w:tplc="04190005" w:tentative="1">
-      <w:start w:val="1"/>
-      <w:numFmt w:val="bullet"/>
-      <w:lvlText w:val=""/>
-      <w:lvlJc w:val="left"/>
-      <w:pPr>
-        <w:tabs>
-          <w:tab w:val="num" w:pos="5376"/>
-        </w:tabs>
-        <w:ind w:left="5376" w:hanging="360"/>
-      </w:pPr>
-      <w:rPr>
-        <w:rFonts w:ascii="Wingdings" w:hAnsi="Wingdings" w:hint="default"/>
-      </w:rPr>
-    </w:lvl>
-    <w:lvl w:ilvl="6" w:tplc="04190001" w:tentative="1">
-      <w:start w:val="1"/>
-      <w:numFmt w:val="bullet"/>
-      <w:lvlText w:val=""/>
-      <w:lvlJc w:val="left"/>
-      <w:pPr>
-        <w:tabs>
-          <w:tab w:val="num" w:pos="6096"/>
-        </w:tabs>
-        <w:ind w:left="6096" w:hanging="360"/>
-      </w:pPr>
-      <w:rPr>
-        <w:rFonts w:ascii="Symbol" w:hAnsi="Symbol" w:hint="default"/>
-      </w:rPr>
-    </w:lvl>
-    <w:lvl w:ilvl="7" w:tplc="04190003" w:tentative="1">
-      <w:start w:val="1"/>
-      <w:numFmt w:val="bullet"/>
-      <w:lvlText w:val="o"/>
-      <w:lvlJc w:val="left"/>
-      <w:pPr>
-        <w:tabs>
-          <w:tab w:val="num" w:pos="6816"/>
-        </w:tabs>
-        <w:ind w:left="6816" w:hanging="360"/>
-      </w:pPr>
-      <w:rPr>
-        <w:rFonts w:ascii="Courier New" w:hAnsi="Courier New" w:cs="Courier New" w:hint="default"/>
-      </w:rPr>
-    </w:lvl>
-    <w:lvl w:ilvl="8" w:tplc="04190005" w:tentative="1">
-      <w:start w:val="1"/>
-      <w:numFmt w:val="bullet"/>
-      <w:lvlText w:val=""/>
-      <w:lvlJc w:val="left"/>
-      <w:pPr>
-        <w:tabs>
-          <w:tab w:val="num" w:pos="7536"/>
-        </w:tabs>
-        <w:ind w:left="7536" w:hanging="360"/>
-      </w:pPr>
-      <w:rPr>
-        <w:rFonts w:ascii="Wingdings" w:hAnsi="Wingdings" w:hint="default"/>
-      </w:rPr>
-    </w:lvl>
-  </w:abstractNum>
-  <w:abstractNum w:abstractNumId="9" w15:restartNumberingAfterBreak="0">
-    <w:nsid w:val="16155E72"/>
-    <w:multiLevelType w:val="hybridMultilevel"/>
-    <w:tmpl w:val="77B0FEAA"/>
-    <w:lvl w:ilvl="0" w:tplc="04090001">
-      <w:start w:val="1"/>
-      <w:numFmt w:val="bullet"/>
-      <w:lvlText w:val=""/>
-      <w:lvlJc w:val="left"/>
-      <w:pPr>
-        <w:ind w:left="1800" w:hanging="360"/>
-      </w:pPr>
-      <w:rPr>
-        <w:rFonts w:ascii="Symbol" w:hAnsi="Symbol" w:hint="default"/>
-      </w:rPr>
-    </w:lvl>
-    <w:lvl w:ilvl="1" w:tplc="04090003" w:tentative="1">
-      <w:start w:val="1"/>
-      <w:numFmt w:val="bullet"/>
-      <w:lvlText w:val="o"/>
-      <w:lvlJc w:val="left"/>
-      <w:pPr>
-        <w:ind w:left="2520" w:hanging="360"/>
-      </w:pPr>
-      <w:rPr>
-        <w:rFonts w:ascii="Courier New" w:hAnsi="Courier New" w:cs="Courier New" w:hint="default"/>
-      </w:rPr>
-    </w:lvl>
-    <w:lvl w:ilvl="2" w:tplc="04090005" w:tentative="1">
-      <w:start w:val="1"/>
-      <w:numFmt w:val="bullet"/>
-      <w:lvlText w:val=""/>
-      <w:lvlJc w:val="left"/>
-      <w:pPr>
-        <w:ind w:left="3240" w:hanging="360"/>
-      </w:pPr>
-      <w:rPr>
-        <w:rFonts w:ascii="Wingdings" w:hAnsi="Wingdings" w:hint="default"/>
-      </w:rPr>
-    </w:lvl>
-    <w:lvl w:ilvl="3" w:tplc="04090001" w:tentative="1">
-      <w:start w:val="1"/>
-      <w:numFmt w:val="bullet"/>
-      <w:lvlText w:val=""/>
-      <w:lvlJc w:val="left"/>
-      <w:pPr>
-        <w:ind w:left="3960" w:hanging="360"/>
-      </w:pPr>
-      <w:rPr>
-        <w:rFonts w:ascii="Symbol" w:hAnsi="Symbol" w:hint="default"/>
-      </w:rPr>
-    </w:lvl>
-    <w:lvl w:ilvl="4" w:tplc="04090003" w:tentative="1">
-      <w:start w:val="1"/>
-      <w:numFmt w:val="bullet"/>
-      <w:lvlText w:val="o"/>
-      <w:lvlJc w:val="left"/>
-      <w:pPr>
-        <w:ind w:left="4680" w:hanging="360"/>
-      </w:pPr>
-      <w:rPr>
-        <w:rFonts w:ascii="Courier New" w:hAnsi="Courier New" w:cs="Courier New" w:hint="default"/>
-      </w:rPr>
-    </w:lvl>
-    <w:lvl w:ilvl="5" w:tplc="04090005" w:tentative="1">
-      <w:start w:val="1"/>
-      <w:numFmt w:val="bullet"/>
-      <w:lvlText w:val=""/>
-      <w:lvlJc w:val="left"/>
-      <w:pPr>
-        <w:ind w:left="5400" w:hanging="360"/>
-      </w:pPr>
-      <w:rPr>
-        <w:rFonts w:ascii="Wingdings" w:hAnsi="Wingdings" w:hint="default"/>
-      </w:rPr>
-    </w:lvl>
-    <w:lvl w:ilvl="6" w:tplc="04090001" w:tentative="1">
-      <w:start w:val="1"/>
-      <w:numFmt w:val="bullet"/>
-      <w:lvlText w:val=""/>
-      <w:lvlJc w:val="left"/>
-      <w:pPr>
-        <w:ind w:left="6120" w:hanging="360"/>
-      </w:pPr>
-      <w:rPr>
-        <w:rFonts w:ascii="Symbol" w:hAnsi="Symbol" w:hint="default"/>
-      </w:rPr>
-    </w:lvl>
-    <w:lvl w:ilvl="7" w:tplc="04090003" w:tentative="1">
-      <w:start w:val="1"/>
-      <w:numFmt w:val="bullet"/>
-      <w:lvlText w:val="o"/>
-      <w:lvlJc w:val="left"/>
-      <w:pPr>
-        <w:ind w:left="6840" w:hanging="360"/>
-      </w:pPr>
-      <w:rPr>
-        <w:rFonts w:ascii="Courier New" w:hAnsi="Courier New" w:cs="Courier New" w:hint="default"/>
-      </w:rPr>
-    </w:lvl>
-    <w:lvl w:ilvl="8" w:tplc="04090005" w:tentative="1">
-      <w:start w:val="1"/>
-      <w:numFmt w:val="bullet"/>
-      <w:lvlText w:val=""/>
-      <w:lvlJc w:val="left"/>
-      <w:pPr>
-        <w:ind w:left="7560" w:hanging="360"/>
-      </w:pPr>
-      <w:rPr>
-        <w:rFonts w:ascii="Wingdings" w:hAnsi="Wingdings" w:hint="default"/>
-      </w:rPr>
-    </w:lvl>
-  </w:abstractNum>
-  <w:abstractNum w:abstractNumId="10" w15:restartNumberingAfterBreak="0">
-    <w:nsid w:val="166C5571"/>
-    <w:multiLevelType w:val="hybridMultilevel"/>
-    <w:tmpl w:val="297CDD30"/>
-    <w:lvl w:ilvl="0" w:tplc="10090001">
-      <w:start w:val="1"/>
-      <w:numFmt w:val="bullet"/>
-      <w:lvlText w:val=""/>
-      <w:lvlJc w:val="left"/>
-      <w:pPr>
-        <w:ind w:left="720" w:hanging="360"/>
-      </w:pPr>
-      <w:rPr>
-        <w:rFonts w:ascii="Symbol" w:hAnsi="Symbol" w:hint="default"/>
-      </w:rPr>
-    </w:lvl>
-    <w:lvl w:ilvl="1" w:tplc="10090003" w:tentative="1">
-      <w:start w:val="1"/>
-      <w:numFmt w:val="bullet"/>
-      <w:lvlText w:val="o"/>
-      <w:lvlJc w:val="left"/>
-      <w:pPr>
-        <w:ind w:left="1440" w:hanging="360"/>
-      </w:pPr>
-      <w:rPr>
-        <w:rFonts w:ascii="Courier New" w:hAnsi="Courier New" w:cs="Courier New" w:hint="default"/>
-      </w:rPr>
-    </w:lvl>
-    <w:lvl w:ilvl="2" w:tplc="10090005" w:tentative="1">
-      <w:start w:val="1"/>
-      <w:numFmt w:val="bullet"/>
-      <w:lvlText w:val=""/>
-      <w:lvlJc w:val="left"/>
-      <w:pPr>
-        <w:ind w:left="2160" w:hanging="360"/>
-      </w:pPr>
-      <w:rPr>
-        <w:rFonts w:ascii="Wingdings" w:hAnsi="Wingdings" w:hint="default"/>
-      </w:rPr>
-    </w:lvl>
-    <w:lvl w:ilvl="3" w:tplc="10090001" w:tentative="1">
-      <w:start w:val="1"/>
-      <w:numFmt w:val="bullet"/>
-      <w:lvlText w:val=""/>
-      <w:lvlJc w:val="left"/>
-      <w:pPr>
-        <w:ind w:left="2880" w:hanging="360"/>
-      </w:pPr>
-      <w:rPr>
-        <w:rFonts w:ascii="Symbol" w:hAnsi="Symbol" w:hint="default"/>
-      </w:rPr>
-    </w:lvl>
-    <w:lvl w:ilvl="4" w:tplc="10090003" w:tentative="1">
-      <w:start w:val="1"/>
-      <w:numFmt w:val="bullet"/>
-      <w:lvlText w:val="o"/>
-      <w:lvlJc w:val="left"/>
-      <w:pPr>
-        <w:ind w:left="3600" w:hanging="360"/>
-      </w:pPr>
-      <w:rPr>
-        <w:rFonts w:ascii="Courier New" w:hAnsi="Courier New" w:cs="Courier New" w:hint="default"/>
-      </w:rPr>
-    </w:lvl>
-    <w:lvl w:ilvl="5" w:tplc="10090005" w:tentative="1">
-      <w:start w:val="1"/>
-      <w:numFmt w:val="bullet"/>
-      <w:lvlText w:val=""/>
-      <w:lvlJc w:val="left"/>
-      <w:pPr>
-        <w:ind w:left="4320" w:hanging="360"/>
-      </w:pPr>
-      <w:rPr>
-        <w:rFonts w:ascii="Wingdings" w:hAnsi="Wingdings" w:hint="default"/>
-      </w:rPr>
-    </w:lvl>
-    <w:lvl w:ilvl="6" w:tplc="10090001" w:tentative="1">
-      <w:start w:val="1"/>
-      <w:numFmt w:val="bullet"/>
-      <w:lvlText w:val=""/>
-      <w:lvlJc w:val="left"/>
-      <w:pPr>
-        <w:ind w:left="5040" w:hanging="360"/>
-      </w:pPr>
-      <w:rPr>
-        <w:rFonts w:ascii="Symbol" w:hAnsi="Symbol" w:hint="default"/>
-      </w:rPr>
-    </w:lvl>
-    <w:lvl w:ilvl="7" w:tplc="10090003" w:tentative="1">
-      <w:start w:val="1"/>
-      <w:numFmt w:val="bullet"/>
-      <w:lvlText w:val="o"/>
-      <w:lvlJc w:val="left"/>
-      <w:pPr>
-        <w:ind w:left="5760" w:hanging="360"/>
-      </w:pPr>
-      <w:rPr>
-        <w:rFonts w:ascii="Courier New" w:hAnsi="Courier New" w:cs="Courier New" w:hint="default"/>
-      </w:rPr>
-    </w:lvl>
-    <w:lvl w:ilvl="8" w:tplc="10090005" w:tentative="1">
-      <w:start w:val="1"/>
-      <w:numFmt w:val="bullet"/>
-      <w:lvlText w:val=""/>
-      <w:lvlJc w:val="left"/>
-      <w:pPr>
-        <w:ind w:left="6480" w:hanging="360"/>
-      </w:pPr>
-      <w:rPr>
-        <w:rFonts w:ascii="Wingdings" w:hAnsi="Wingdings" w:hint="default"/>
-      </w:rPr>
-    </w:lvl>
-  </w:abstractNum>
-  <w:abstractNum w:abstractNumId="11" w15:restartNumberingAfterBreak="0">
-    <w:nsid w:val="1BD320C5"/>
-    <w:multiLevelType w:val="hybridMultilevel"/>
-    <w:tmpl w:val="C84A74B0"/>
-    <w:lvl w:ilvl="0" w:tplc="04190001">
-      <w:start w:val="1"/>
-      <w:numFmt w:val="bullet"/>
-      <w:lvlText w:val=""/>
-      <w:lvlJc w:val="left"/>
-      <w:pPr>
-        <w:tabs>
-          <w:tab w:val="num" w:pos="720"/>
-        </w:tabs>
-        <w:ind w:left="720" w:hanging="360"/>
-      </w:pPr>
-      <w:rPr>
-        <w:rFonts w:ascii="Symbol" w:hAnsi="Symbol" w:hint="default"/>
-      </w:rPr>
-    </w:lvl>
-    <w:lvl w:ilvl="1" w:tplc="04190003">
-      <w:start w:val="1"/>
-      <w:numFmt w:val="decimal"/>
-      <w:lvlText w:val="%2."/>
-      <w:lvlJc w:val="left"/>
-      <w:pPr>
-        <w:tabs>
-          <w:tab w:val="num" w:pos="1440"/>
-        </w:tabs>
-        <w:ind w:left="1440" w:hanging="360"/>
-      </w:pPr>
-    </w:lvl>
-    <w:lvl w:ilvl="2" w:tplc="04190005">
-      <w:start w:val="1"/>
-      <w:numFmt w:val="decimal"/>
-      <w:lvlText w:val="%3."/>
-      <w:lvlJc w:val="left"/>
-      <w:pPr>
-        <w:tabs>
-          <w:tab w:val="num" w:pos="2160"/>
-        </w:tabs>
-        <w:ind w:left="2160" w:hanging="360"/>
-      </w:pPr>
-    </w:lvl>
-    <w:lvl w:ilvl="3" w:tplc="04190001">
-      <w:start w:val="1"/>
-      <w:numFmt w:val="decimal"/>
-      <w:lvlText w:val="%4."/>
-      <w:lvlJc w:val="left"/>
-      <w:pPr>
-        <w:tabs>
-          <w:tab w:val="num" w:pos="2880"/>
-        </w:tabs>
-        <w:ind w:left="2880" w:hanging="360"/>
-      </w:pPr>
-    </w:lvl>
-    <w:lvl w:ilvl="4" w:tplc="04190003">
-      <w:start w:val="1"/>
-      <w:numFmt w:val="decimal"/>
-      <w:lvlText w:val="%5."/>
-      <w:lvlJc w:val="left"/>
-      <w:pPr>
-        <w:tabs>
-          <w:tab w:val="num" w:pos="3600"/>
-        </w:tabs>
-        <w:ind w:left="3600" w:hanging="360"/>
-      </w:pPr>
-    </w:lvl>
-    <w:lvl w:ilvl="5" w:tplc="04190005">
-      <w:start w:val="1"/>
-      <w:numFmt w:val="decimal"/>
-      <w:lvlText w:val="%6."/>
-      <w:lvlJc w:val="left"/>
-      <w:pPr>
-        <w:tabs>
-          <w:tab w:val="num" w:pos="4320"/>
-        </w:tabs>
-        <w:ind w:left="4320" w:hanging="360"/>
-      </w:pPr>
-    </w:lvl>
-    <w:lvl w:ilvl="6" w:tplc="04190001">
-      <w:start w:val="1"/>
-      <w:numFmt w:val="decimal"/>
-      <w:lvlText w:val="%7."/>
-      <w:lvlJc w:val="left"/>
-      <w:pPr>
-        <w:tabs>
-          <w:tab w:val="num" w:pos="5040"/>
-        </w:tabs>
-        <w:ind w:left="5040" w:hanging="360"/>
-      </w:pPr>
-    </w:lvl>
-    <w:lvl w:ilvl="7" w:tplc="04190003">
-      <w:start w:val="1"/>
-      <w:numFmt w:val="decimal"/>
-      <w:lvlText w:val="%8."/>
-      <w:lvlJc w:val="left"/>
-      <w:pPr>
-        <w:tabs>
-          <w:tab w:val="num" w:pos="5760"/>
-        </w:tabs>
-        <w:ind w:left="5760" w:hanging="360"/>
-      </w:pPr>
-    </w:lvl>
-    <w:lvl w:ilvl="8" w:tplc="04190005">
-      <w:start w:val="1"/>
-      <w:numFmt w:val="decimal"/>
-      <w:lvlText w:val="%9."/>
-      <w:lvlJc w:val="left"/>
-      <w:pPr>
-        <w:tabs>
-          <w:tab w:val="num" w:pos="6480"/>
-        </w:tabs>
-        <w:ind w:left="6480" w:hanging="360"/>
-      </w:pPr>
-    </w:lvl>
-  </w:abstractNum>
-  <w:abstractNum w:abstractNumId="12" w15:restartNumberingAfterBreak="0">
-    <w:nsid w:val="1EBD6352"/>
-    <w:multiLevelType w:val="hybridMultilevel"/>
-    <w:tmpl w:val="756E851E"/>
-    <w:lvl w:ilvl="0" w:tplc="04090001">
-      <w:start w:val="1"/>
-      <w:numFmt w:val="bullet"/>
-      <w:lvlText w:val=""/>
-      <w:lvlJc w:val="left"/>
-      <w:pPr>
-        <w:tabs>
-          <w:tab w:val="num" w:pos="2130"/>
-        </w:tabs>
-        <w:ind w:left="2130" w:hanging="360"/>
-      </w:pPr>
-      <w:rPr>
-        <w:rFonts w:ascii="Symbol" w:hAnsi="Symbol" w:hint="default"/>
-      </w:rPr>
-    </w:lvl>
-    <w:lvl w:ilvl="1" w:tplc="04190001">
-      <w:start w:val="1"/>
-      <w:numFmt w:val="bullet"/>
-      <w:lvlText w:val=""/>
-      <w:lvlJc w:val="left"/>
-      <w:pPr>
-        <w:tabs>
-          <w:tab w:val="num" w:pos="2850"/>
-        </w:tabs>
-        <w:ind w:left="2850" w:hanging="360"/>
-      </w:pPr>
-      <w:rPr>
-        <w:rFonts w:ascii="Symbol" w:hAnsi="Symbol" w:hint="default"/>
-      </w:rPr>
-    </w:lvl>
-    <w:lvl w:ilvl="2" w:tplc="04090005" w:tentative="1">
-      <w:start w:val="1"/>
-      <w:numFmt w:val="bullet"/>
-      <w:lvlText w:val=""/>
-      <w:lvlJc w:val="left"/>
-      <w:pPr>
-        <w:tabs>
-          <w:tab w:val="num" w:pos="3570"/>
-        </w:tabs>
-        <w:ind w:left="3570" w:hanging="360"/>
-      </w:pPr>
-      <w:rPr>
-        <w:rFonts w:ascii="Wingdings" w:hAnsi="Wingdings" w:hint="default"/>
-      </w:rPr>
-    </w:lvl>
-    <w:lvl w:ilvl="3" w:tplc="04090001" w:tentative="1">
-      <w:start w:val="1"/>
-      <w:numFmt w:val="bullet"/>
-      <w:lvlText w:val=""/>
-      <w:lvlJc w:val="left"/>
-      <w:pPr>
-        <w:tabs>
-          <w:tab w:val="num" w:pos="4290"/>
-        </w:tabs>
-        <w:ind w:left="4290" w:hanging="360"/>
-      </w:pPr>
-      <w:rPr>
-        <w:rFonts w:ascii="Symbol" w:hAnsi="Symbol" w:hint="default"/>
-      </w:rPr>
-    </w:lvl>
-    <w:lvl w:ilvl="4" w:tplc="04090003" w:tentative="1">
-      <w:start w:val="1"/>
-      <w:numFmt w:val="bullet"/>
-      <w:lvlText w:val="o"/>
-      <w:lvlJc w:val="left"/>
-      <w:pPr>
-        <w:tabs>
-          <w:tab w:val="num" w:pos="5010"/>
-        </w:tabs>
-        <w:ind w:left="5010" w:hanging="360"/>
-      </w:pPr>
-      <w:rPr>
-        <w:rFonts w:ascii="Courier New" w:hAnsi="Courier New" w:cs="Courier New" w:hint="default"/>
-      </w:rPr>
-    </w:lvl>
-    <w:lvl w:ilvl="5" w:tplc="04090005" w:tentative="1">
-      <w:start w:val="1"/>
-      <w:numFmt w:val="bullet"/>
-      <w:lvlText w:val=""/>
-      <w:lvlJc w:val="left"/>
-      <w:pPr>
-        <w:tabs>
-          <w:tab w:val="num" w:pos="5730"/>
-        </w:tabs>
-        <w:ind w:left="5730" w:hanging="360"/>
-      </w:pPr>
-      <w:rPr>
-        <w:rFonts w:ascii="Wingdings" w:hAnsi="Wingdings" w:hint="default"/>
-      </w:rPr>
-    </w:lvl>
-    <w:lvl w:ilvl="6" w:tplc="04090001" w:tentative="1">
-      <w:start w:val="1"/>
-      <w:numFmt w:val="bullet"/>
-      <w:lvlText w:val=""/>
-      <w:lvlJc w:val="left"/>
-      <w:pPr>
-        <w:tabs>
-          <w:tab w:val="num" w:pos="6450"/>
-        </w:tabs>
-        <w:ind w:left="6450" w:hanging="360"/>
-      </w:pPr>
-      <w:rPr>
-        <w:rFonts w:ascii="Symbol" w:hAnsi="Symbol" w:hint="default"/>
-      </w:rPr>
-    </w:lvl>
-    <w:lvl w:ilvl="7" w:tplc="04090003" w:tentative="1">
-      <w:start w:val="1"/>
-      <w:numFmt w:val="bullet"/>
-      <w:lvlText w:val="o"/>
-      <w:lvlJc w:val="left"/>
-      <w:pPr>
-        <w:tabs>
-          <w:tab w:val="num" w:pos="7170"/>
-        </w:tabs>
-        <w:ind w:left="7170" w:hanging="360"/>
-      </w:pPr>
-      <w:rPr>
-        <w:rFonts w:ascii="Courier New" w:hAnsi="Courier New" w:cs="Courier New" w:hint="default"/>
-      </w:rPr>
-    </w:lvl>
-    <w:lvl w:ilvl="8" w:tplc="04090005" w:tentative="1">
-      <w:start w:val="1"/>
-      <w:numFmt w:val="bullet"/>
-      <w:lvlText w:val=""/>
-      <w:lvlJc w:val="left"/>
-      <w:pPr>
-        <w:tabs>
-          <w:tab w:val="num" w:pos="7890"/>
-        </w:tabs>
-        <w:ind w:left="7890" w:hanging="360"/>
-      </w:pPr>
-      <w:rPr>
-        <w:rFonts w:ascii="Wingdings" w:hAnsi="Wingdings" w:hint="default"/>
-      </w:rPr>
-    </w:lvl>
-  </w:abstractNum>
-  <w:abstractNum w:abstractNumId="13" w15:restartNumberingAfterBreak="0">
-    <w:nsid w:val="20865C2E"/>
-    <w:multiLevelType w:val="hybridMultilevel"/>
-    <w:tmpl w:val="44107072"/>
-    <w:lvl w:ilvl="0" w:tplc="10090001">
-      <w:start w:val="1"/>
-      <w:numFmt w:val="bullet"/>
-      <w:lvlText w:val=""/>
-      <w:lvlJc w:val="left"/>
-      <w:pPr>
-        <w:ind w:left="720" w:hanging="360"/>
-      </w:pPr>
-      <w:rPr>
-        <w:rFonts w:ascii="Symbol" w:hAnsi="Symbol" w:hint="default"/>
-      </w:rPr>
-    </w:lvl>
-    <w:lvl w:ilvl="1" w:tplc="10090003" w:tentative="1">
-      <w:start w:val="1"/>
-      <w:numFmt w:val="bullet"/>
-      <w:lvlText w:val="o"/>
-      <w:lvlJc w:val="left"/>
-      <w:pPr>
-        <w:ind w:left="1440" w:hanging="360"/>
-      </w:pPr>
-      <w:rPr>
-        <w:rFonts w:ascii="Courier New" w:hAnsi="Courier New" w:cs="Courier New" w:hint="default"/>
-      </w:rPr>
-    </w:lvl>
-    <w:lvl w:ilvl="2" w:tplc="10090005" w:tentative="1">
-      <w:start w:val="1"/>
-      <w:numFmt w:val="bullet"/>
-      <w:lvlText w:val=""/>
-      <w:lvlJc w:val="left"/>
-      <w:pPr>
-        <w:ind w:left="2160" w:hanging="360"/>
-      </w:pPr>
-      <w:rPr>
-        <w:rFonts w:ascii="Wingdings" w:hAnsi="Wingdings" w:hint="default"/>
-      </w:rPr>
-    </w:lvl>
-    <w:lvl w:ilvl="3" w:tplc="10090001" w:tentative="1">
-      <w:start w:val="1"/>
-      <w:numFmt w:val="bullet"/>
-      <w:lvlText w:val=""/>
-      <w:lvlJc w:val="left"/>
-      <w:pPr>
-        <w:ind w:left="2880" w:hanging="360"/>
-      </w:pPr>
-      <w:rPr>
-        <w:rFonts w:ascii="Symbol" w:hAnsi="Symbol" w:hint="default"/>
-      </w:rPr>
-    </w:lvl>
-    <w:lvl w:ilvl="4" w:tplc="10090003" w:tentative="1">
-      <w:start w:val="1"/>
-      <w:numFmt w:val="bullet"/>
-      <w:lvlText w:val="o"/>
-      <w:lvlJc w:val="left"/>
-      <w:pPr>
-        <w:ind w:left="3600" w:hanging="360"/>
-      </w:pPr>
-      <w:rPr>
-        <w:rFonts w:ascii="Courier New" w:hAnsi="Courier New" w:cs="Courier New" w:hint="default"/>
-      </w:rPr>
-    </w:lvl>
-    <w:lvl w:ilvl="5" w:tplc="10090005" w:tentative="1">
-      <w:start w:val="1"/>
-      <w:numFmt w:val="bullet"/>
-      <w:lvlText w:val=""/>
-      <w:lvlJc w:val="left"/>
-      <w:pPr>
-        <w:ind w:left="4320" w:hanging="360"/>
-      </w:pPr>
-      <w:rPr>
-        <w:rFonts w:ascii="Wingdings" w:hAnsi="Wingdings" w:hint="default"/>
-      </w:rPr>
-    </w:lvl>
-    <w:lvl w:ilvl="6" w:tplc="10090001" w:tentative="1">
-      <w:start w:val="1"/>
-      <w:numFmt w:val="bullet"/>
-      <w:lvlText w:val=""/>
-      <w:lvlJc w:val="left"/>
-      <w:pPr>
-        <w:ind w:left="5040" w:hanging="360"/>
-      </w:pPr>
-      <w:rPr>
-        <w:rFonts w:ascii="Symbol" w:hAnsi="Symbol" w:hint="default"/>
-      </w:rPr>
-    </w:lvl>
-    <w:lvl w:ilvl="7" w:tplc="10090003" w:tentative="1">
-      <w:start w:val="1"/>
-      <w:numFmt w:val="bullet"/>
-      <w:lvlText w:val="o"/>
-      <w:lvlJc w:val="left"/>
-      <w:pPr>
-        <w:ind w:left="5760" w:hanging="360"/>
-      </w:pPr>
-      <w:rPr>
-        <w:rFonts w:ascii="Courier New" w:hAnsi="Courier New" w:cs="Courier New" w:hint="default"/>
-      </w:rPr>
-    </w:lvl>
-    <w:lvl w:ilvl="8" w:tplc="10090005" w:tentative="1">
-      <w:start w:val="1"/>
-      <w:numFmt w:val="bullet"/>
-      <w:lvlText w:val=""/>
-      <w:lvlJc w:val="left"/>
-      <w:pPr>
-        <w:ind w:left="6480" w:hanging="360"/>
-      </w:pPr>
-      <w:rPr>
-        <w:rFonts w:ascii="Wingdings" w:hAnsi="Wingdings" w:hint="default"/>
-      </w:rPr>
-    </w:lvl>
-  </w:abstractNum>
-  <w:abstractNum w:abstractNumId="14" w15:restartNumberingAfterBreak="0">
-    <w:nsid w:val="237737E1"/>
-    <w:multiLevelType w:val="hybridMultilevel"/>
-    <w:tmpl w:val="F536B5B2"/>
-    <w:lvl w:ilvl="0" w:tplc="2556CFA0">
-      <w:start w:val="1"/>
-      <w:numFmt w:val="bullet"/>
-      <w:lvlText w:val=""/>
-      <w:lvlJc w:val="left"/>
-      <w:pPr>
-        <w:tabs>
-          <w:tab w:val="num" w:pos="1772"/>
-        </w:tabs>
-        <w:ind w:left="1772" w:hanging="360"/>
-      </w:pPr>
-      <w:rPr>
-        <w:rFonts w:ascii="Symbol" w:hAnsi="Symbol" w:hint="default"/>
-        <w:color w:val="auto"/>
-      </w:rPr>
-    </w:lvl>
-    <w:lvl w:ilvl="1" w:tplc="04090003" w:tentative="1">
-      <w:start w:val="1"/>
-      <w:numFmt w:val="bullet"/>
-      <w:lvlText w:val="o"/>
-      <w:lvlJc w:val="left"/>
-      <w:pPr>
-        <w:tabs>
-          <w:tab w:val="num" w:pos="2852"/>
-        </w:tabs>
-        <w:ind w:left="2852" w:hanging="360"/>
-      </w:pPr>
-      <w:rPr>
-        <w:rFonts w:ascii="Courier New" w:hAnsi="Courier New" w:cs="Courier New" w:hint="default"/>
-      </w:rPr>
-    </w:lvl>
-    <w:lvl w:ilvl="2" w:tplc="04090005" w:tentative="1">
-      <w:start w:val="1"/>
-      <w:numFmt w:val="bullet"/>
-      <w:lvlText w:val=""/>
-      <w:lvlJc w:val="left"/>
-      <w:pPr>
-        <w:tabs>
-          <w:tab w:val="num" w:pos="3572"/>
-        </w:tabs>
-        <w:ind w:left="3572" w:hanging="360"/>
-      </w:pPr>
-      <w:rPr>
-        <w:rFonts w:ascii="Wingdings" w:hAnsi="Wingdings" w:hint="default"/>
-      </w:rPr>
-    </w:lvl>
-    <w:lvl w:ilvl="3" w:tplc="04090001" w:tentative="1">
-      <w:start w:val="1"/>
-      <w:numFmt w:val="bullet"/>
-      <w:lvlText w:val=""/>
-      <w:lvlJc w:val="left"/>
-      <w:pPr>
-        <w:tabs>
-          <w:tab w:val="num" w:pos="4292"/>
-        </w:tabs>
-        <w:ind w:left="4292" w:hanging="360"/>
-      </w:pPr>
-      <w:rPr>
-        <w:rFonts w:ascii="Symbol" w:hAnsi="Symbol" w:hint="default"/>
-      </w:rPr>
-    </w:lvl>
-    <w:lvl w:ilvl="4" w:tplc="04090003" w:tentative="1">
-      <w:start w:val="1"/>
-      <w:numFmt w:val="bullet"/>
-      <w:lvlText w:val="o"/>
-      <w:lvlJc w:val="left"/>
-      <w:pPr>
-        <w:tabs>
-          <w:tab w:val="num" w:pos="5012"/>
-        </w:tabs>
-        <w:ind w:left="5012" w:hanging="360"/>
-      </w:pPr>
-      <w:rPr>
-        <w:rFonts w:ascii="Courier New" w:hAnsi="Courier New" w:cs="Courier New" w:hint="default"/>
-      </w:rPr>
-    </w:lvl>
-    <w:lvl w:ilvl="5" w:tplc="04090005" w:tentative="1">
-      <w:start w:val="1"/>
-      <w:numFmt w:val="bullet"/>
-      <w:lvlText w:val=""/>
-      <w:lvlJc w:val="left"/>
-      <w:pPr>
-        <w:tabs>
-          <w:tab w:val="num" w:pos="5732"/>
-        </w:tabs>
-        <w:ind w:left="5732" w:hanging="360"/>
-      </w:pPr>
-      <w:rPr>
-        <w:rFonts w:ascii="Wingdings" w:hAnsi="Wingdings" w:hint="default"/>
-      </w:rPr>
-    </w:lvl>
-    <w:lvl w:ilvl="6" w:tplc="04090001" w:tentative="1">
-      <w:start w:val="1"/>
-      <w:numFmt w:val="bullet"/>
-      <w:lvlText w:val=""/>
-      <w:lvlJc w:val="left"/>
-      <w:pPr>
-        <w:tabs>
-          <w:tab w:val="num" w:pos="6452"/>
-        </w:tabs>
-        <w:ind w:left="6452" w:hanging="360"/>
-      </w:pPr>
-      <w:rPr>
-        <w:rFonts w:ascii="Symbol" w:hAnsi="Symbol" w:hint="default"/>
-      </w:rPr>
-    </w:lvl>
-    <w:lvl w:ilvl="7" w:tplc="04090003" w:tentative="1">
-      <w:start w:val="1"/>
-      <w:numFmt w:val="bullet"/>
-      <w:lvlText w:val="o"/>
-      <w:lvlJc w:val="left"/>
-      <w:pPr>
-        <w:tabs>
-          <w:tab w:val="num" w:pos="7172"/>
-        </w:tabs>
-        <w:ind w:left="7172" w:hanging="360"/>
-      </w:pPr>
-      <w:rPr>
-        <w:rFonts w:ascii="Courier New" w:hAnsi="Courier New" w:cs="Courier New" w:hint="default"/>
-      </w:rPr>
-    </w:lvl>
-    <w:lvl w:ilvl="8" w:tplc="04090005" w:tentative="1">
-      <w:start w:val="1"/>
-      <w:numFmt w:val="bullet"/>
-      <w:lvlText w:val=""/>
-      <w:lvlJc w:val="left"/>
-      <w:pPr>
-        <w:tabs>
-          <w:tab w:val="num" w:pos="7892"/>
-        </w:tabs>
-        <w:ind w:left="7892" w:hanging="360"/>
-      </w:pPr>
-      <w:rPr>
-        <w:rFonts w:ascii="Wingdings" w:hAnsi="Wingdings" w:hint="default"/>
-      </w:rPr>
-    </w:lvl>
-  </w:abstractNum>
-  <w:abstractNum w:abstractNumId="15" w15:restartNumberingAfterBreak="0">
-    <w:nsid w:val="24D4222B"/>
-    <w:multiLevelType w:val="multilevel"/>
-    <w:tmpl w:val="187473EE"/>
-    <w:lvl w:ilvl="0">
-      <w:start w:val="1"/>
-      <w:numFmt w:val="bullet"/>
-      <w:lvlText w:val=""/>
-      <w:lvlJc w:val="left"/>
-      <w:pPr>
-        <w:tabs>
-          <w:tab w:val="num" w:pos="360"/>
-        </w:tabs>
-        <w:ind w:left="360" w:hanging="360"/>
-      </w:pPr>
-      <w:rPr>
-        <w:rFonts w:ascii="Symbol" w:hAnsi="Symbol" w:hint="default"/>
-      </w:rPr>
-    </w:lvl>
-    <w:lvl w:ilvl="1">
-      <w:start w:val="1"/>
-      <w:numFmt w:val="bullet"/>
-      <w:lvlText w:val="o"/>
-      <w:lvlJc w:val="left"/>
-      <w:pPr>
-        <w:tabs>
-          <w:tab w:val="num" w:pos="1080"/>
-        </w:tabs>
-        <w:ind w:left="1080" w:hanging="360"/>
-      </w:pPr>
-      <w:rPr>
-        <w:rFonts w:ascii="Courier New" w:hAnsi="Courier New" w:cs="Courier New" w:hint="default"/>
-      </w:rPr>
-    </w:lvl>
-    <w:lvl w:ilvl="2">
-      <w:start w:val="1"/>
-      <w:numFmt w:val="bullet"/>
-      <w:lvlText w:val=""/>
-      <w:lvlJc w:val="left"/>
-      <w:pPr>
-        <w:tabs>
-          <w:tab w:val="num" w:pos="1800"/>
-        </w:tabs>
-        <w:ind w:left="1800" w:hanging="360"/>
-      </w:pPr>
-      <w:rPr>
-        <w:rFonts w:ascii="Wingdings" w:hAnsi="Wingdings" w:hint="default"/>
-      </w:rPr>
-    </w:lvl>
-    <w:lvl w:ilvl="3">
-      <w:start w:val="1"/>
-      <w:numFmt w:val="bullet"/>
-      <w:lvlText w:val=""/>
-      <w:lvlJc w:val="left"/>
-      <w:pPr>
-        <w:tabs>
-          <w:tab w:val="num" w:pos="2520"/>
-        </w:tabs>
-        <w:ind w:left="2520" w:hanging="360"/>
-      </w:pPr>
-      <w:rPr>
-        <w:rFonts w:ascii="Symbol" w:hAnsi="Symbol" w:hint="default"/>
-      </w:rPr>
-    </w:lvl>
-    <w:lvl w:ilvl="4">
-      <w:start w:val="1"/>
-      <w:numFmt w:val="bullet"/>
-      <w:lvlText w:val="o"/>
-      <w:lvlJc w:val="left"/>
-      <w:pPr>
-        <w:tabs>
-          <w:tab w:val="num" w:pos="3240"/>
-        </w:tabs>
-        <w:ind w:left="3240" w:hanging="360"/>
-      </w:pPr>
-      <w:rPr>
-        <w:rFonts w:ascii="Courier New" w:hAnsi="Courier New" w:cs="Courier New" w:hint="default"/>
-      </w:rPr>
-    </w:lvl>
-    <w:lvl w:ilvl="5">
-      <w:start w:val="1"/>
-      <w:numFmt w:val="bullet"/>
-      <w:lvlText w:val=""/>
-      <w:lvlJc w:val="left"/>
-      <w:pPr>
-        <w:tabs>
-          <w:tab w:val="num" w:pos="3960"/>
-        </w:tabs>
-        <w:ind w:left="3960" w:hanging="360"/>
-      </w:pPr>
-      <w:rPr>
-        <w:rFonts w:ascii="Wingdings" w:hAnsi="Wingdings" w:hint="default"/>
-      </w:rPr>
-    </w:lvl>
-    <w:lvl w:ilvl="6">
-      <w:start w:val="1"/>
-      <w:numFmt w:val="bullet"/>
-      <w:lvlText w:val=""/>
-      <w:lvlJc w:val="left"/>
-      <w:pPr>
-        <w:tabs>
-          <w:tab w:val="num" w:pos="4680"/>
-        </w:tabs>
-        <w:ind w:left="4680" w:hanging="360"/>
-      </w:pPr>
-      <w:rPr>
-        <w:rFonts w:ascii="Symbol" w:hAnsi="Symbol" w:hint="default"/>
-      </w:rPr>
-    </w:lvl>
-    <w:lvl w:ilvl="7">
-      <w:start w:val="1"/>
-      <w:numFmt w:val="bullet"/>
-      <w:lvlText w:val="o"/>
-      <w:lvlJc w:val="left"/>
-      <w:pPr>
-        <w:tabs>
-          <w:tab w:val="num" w:pos="5400"/>
-        </w:tabs>
-        <w:ind w:left="5400" w:hanging="360"/>
-      </w:pPr>
-      <w:rPr>
-        <w:rFonts w:ascii="Courier New" w:hAnsi="Courier New" w:cs="Courier New" w:hint="default"/>
-      </w:rPr>
-    </w:lvl>
-    <w:lvl w:ilvl="8">
-      <w:start w:val="1"/>
-      <w:numFmt w:val="bullet"/>
-      <w:lvlText w:val=""/>
-      <w:lvlJc w:val="left"/>
-      <w:pPr>
-        <w:tabs>
-          <w:tab w:val="num" w:pos="6120"/>
-        </w:tabs>
-        <w:ind w:left="6120" w:hanging="360"/>
-      </w:pPr>
-      <w:rPr>
-        <w:rFonts w:ascii="Wingdings" w:hAnsi="Wingdings" w:hint="default"/>
-      </w:rPr>
-    </w:lvl>
-  </w:abstractNum>
-  <w:abstractNum w:abstractNumId="16" w15:restartNumberingAfterBreak="0">
-    <w:nsid w:val="2A9F5816"/>
-    <w:multiLevelType w:val="hybridMultilevel"/>
-    <w:tmpl w:val="2224480A"/>
-    <w:lvl w:ilvl="0" w:tplc="04190001">
-      <w:start w:val="1"/>
-      <w:numFmt w:val="bullet"/>
-      <w:lvlText w:val=""/>
-      <w:lvlJc w:val="left"/>
-      <w:pPr>
-        <w:tabs>
-          <w:tab w:val="num" w:pos="2484"/>
-        </w:tabs>
-        <w:ind w:left="2484" w:hanging="360"/>
-      </w:pPr>
-      <w:rPr>
-        <w:rFonts w:ascii="Symbol" w:hAnsi="Symbol" w:hint="default"/>
-      </w:rPr>
-    </w:lvl>
-    <w:lvl w:ilvl="1" w:tplc="04190003" w:tentative="1">
-      <w:start w:val="1"/>
-      <w:numFmt w:val="bullet"/>
-      <w:lvlText w:val="o"/>
-      <w:lvlJc w:val="left"/>
-      <w:pPr>
-        <w:tabs>
-          <w:tab w:val="num" w:pos="3204"/>
-        </w:tabs>
-        <w:ind w:left="3204" w:hanging="360"/>
-      </w:pPr>
-      <w:rPr>
-        <w:rFonts w:ascii="Courier New" w:hAnsi="Courier New" w:cs="Courier New" w:hint="default"/>
-      </w:rPr>
-    </w:lvl>
-    <w:lvl w:ilvl="2" w:tplc="04190005" w:tentative="1">
-      <w:start w:val="1"/>
-      <w:numFmt w:val="bullet"/>
-      <w:lvlText w:val=""/>
-      <w:lvlJc w:val="left"/>
-      <w:pPr>
-        <w:tabs>
-          <w:tab w:val="num" w:pos="3924"/>
-        </w:tabs>
-        <w:ind w:left="3924" w:hanging="360"/>
-      </w:pPr>
-      <w:rPr>
-        <w:rFonts w:ascii="Wingdings" w:hAnsi="Wingdings" w:hint="default"/>
-      </w:rPr>
-    </w:lvl>
-    <w:lvl w:ilvl="3" w:tplc="04190001" w:tentative="1">
-      <w:start w:val="1"/>
-      <w:numFmt w:val="bullet"/>
-      <w:lvlText w:val=""/>
-      <w:lvlJc w:val="left"/>
-      <w:pPr>
-        <w:tabs>
-          <w:tab w:val="num" w:pos="4644"/>
-        </w:tabs>
-        <w:ind w:left="4644" w:hanging="360"/>
-      </w:pPr>
-      <w:rPr>
-        <w:rFonts w:ascii="Symbol" w:hAnsi="Symbol" w:hint="default"/>
-      </w:rPr>
-    </w:lvl>
-    <w:lvl w:ilvl="4" w:tplc="04190003" w:tentative="1">
-      <w:start w:val="1"/>
-      <w:numFmt w:val="bullet"/>
-      <w:lvlText w:val="o"/>
-      <w:lvlJc w:val="left"/>
-      <w:pPr>
-        <w:tabs>
-          <w:tab w:val="num" w:pos="5364"/>
-        </w:tabs>
-        <w:ind w:left="5364" w:hanging="360"/>
-      </w:pPr>
-      <w:rPr>
-        <w:rFonts w:ascii="Courier New" w:hAnsi="Courier New" w:cs="Courier New" w:hint="default"/>
-      </w:rPr>
-    </w:lvl>
-    <w:lvl w:ilvl="5" w:tplc="04190005" w:tentative="1">
-      <w:start w:val="1"/>
-      <w:numFmt w:val="bullet"/>
-      <w:lvlText w:val=""/>
-      <w:lvlJc w:val="left"/>
-      <w:pPr>
-        <w:tabs>
-          <w:tab w:val="num" w:pos="6084"/>
-        </w:tabs>
-        <w:ind w:left="6084" w:hanging="360"/>
-      </w:pPr>
-      <w:rPr>
-        <w:rFonts w:ascii="Wingdings" w:hAnsi="Wingdings" w:hint="default"/>
-      </w:rPr>
-    </w:lvl>
-    <w:lvl w:ilvl="6" w:tplc="04190001" w:tentative="1">
-      <w:start w:val="1"/>
-      <w:numFmt w:val="bullet"/>
-      <w:lvlText w:val=""/>
-      <w:lvlJc w:val="left"/>
-      <w:pPr>
-        <w:tabs>
-          <w:tab w:val="num" w:pos="6804"/>
-        </w:tabs>
-        <w:ind w:left="6804" w:hanging="360"/>
-      </w:pPr>
-      <w:rPr>
-        <w:rFonts w:ascii="Symbol" w:hAnsi="Symbol" w:hint="default"/>
-      </w:rPr>
-    </w:lvl>
-    <w:lvl w:ilvl="7" w:tplc="04190003" w:tentative="1">
-      <w:start w:val="1"/>
-      <w:numFmt w:val="bullet"/>
-      <w:lvlText w:val="o"/>
-      <w:lvlJc w:val="left"/>
-      <w:pPr>
-        <w:tabs>
-          <w:tab w:val="num" w:pos="7524"/>
-        </w:tabs>
-        <w:ind w:left="7524" w:hanging="360"/>
-      </w:pPr>
-      <w:rPr>
-        <w:rFonts w:ascii="Courier New" w:hAnsi="Courier New" w:cs="Courier New" w:hint="default"/>
-      </w:rPr>
-    </w:lvl>
-    <w:lvl w:ilvl="8" w:tplc="04190005" w:tentative="1">
-      <w:start w:val="1"/>
-      <w:numFmt w:val="bullet"/>
-      <w:lvlText w:val=""/>
-      <w:lvlJc w:val="left"/>
-      <w:pPr>
-        <w:tabs>
-          <w:tab w:val="num" w:pos="8244"/>
-        </w:tabs>
-        <w:ind w:left="8244" w:hanging="360"/>
-      </w:pPr>
-      <w:rPr>
-        <w:rFonts w:ascii="Wingdings" w:hAnsi="Wingdings" w:hint="default"/>
-      </w:rPr>
-    </w:lvl>
-  </w:abstractNum>
-  <w:abstractNum w:abstractNumId="17" w15:restartNumberingAfterBreak="0">
-    <w:nsid w:val="2B094506"/>
-    <w:multiLevelType w:val="multilevel"/>
-    <w:tmpl w:val="187473EE"/>
-    <w:lvl w:ilvl="0">
-      <w:start w:val="1"/>
-      <w:numFmt w:val="bullet"/>
-      <w:lvlText w:val=""/>
-      <w:lvlJc w:val="left"/>
-      <w:pPr>
-        <w:tabs>
-          <w:tab w:val="num" w:pos="360"/>
-        </w:tabs>
-        <w:ind w:left="360" w:hanging="360"/>
-      </w:pPr>
-      <w:rPr>
-        <w:rFonts w:ascii="Symbol" w:hAnsi="Symbol" w:hint="default"/>
-      </w:rPr>
-    </w:lvl>
-    <w:lvl w:ilvl="1">
-      <w:start w:val="1"/>
-      <w:numFmt w:val="bullet"/>
-      <w:lvlText w:val="o"/>
-      <w:lvlJc w:val="left"/>
-      <w:pPr>
-        <w:tabs>
-          <w:tab w:val="num" w:pos="1080"/>
-        </w:tabs>
-        <w:ind w:left="1080" w:hanging="360"/>
-      </w:pPr>
-      <w:rPr>
-        <w:rFonts w:ascii="Courier New" w:hAnsi="Courier New" w:cs="Courier New" w:hint="default"/>
-      </w:rPr>
-    </w:lvl>
-    <w:lvl w:ilvl="2">
-      <w:start w:val="1"/>
-      <w:numFmt w:val="bullet"/>
-      <w:lvlText w:val=""/>
-      <w:lvlJc w:val="left"/>
-      <w:pPr>
-        <w:tabs>
-          <w:tab w:val="num" w:pos="1800"/>
-        </w:tabs>
-        <w:ind w:left="1800" w:hanging="360"/>
-      </w:pPr>
-      <w:rPr>
-        <w:rFonts w:ascii="Wingdings" w:hAnsi="Wingdings" w:hint="default"/>
-      </w:rPr>
-    </w:lvl>
-    <w:lvl w:ilvl="3">
-      <w:start w:val="1"/>
-      <w:numFmt w:val="bullet"/>
-      <w:lvlText w:val=""/>
-      <w:lvlJc w:val="left"/>
-      <w:pPr>
-        <w:tabs>
-          <w:tab w:val="num" w:pos="2520"/>
-        </w:tabs>
-        <w:ind w:left="2520" w:hanging="360"/>
-      </w:pPr>
-      <w:rPr>
-        <w:rFonts w:ascii="Symbol" w:hAnsi="Symbol" w:hint="default"/>
-      </w:rPr>
-    </w:lvl>
-    <w:lvl w:ilvl="4">
-      <w:start w:val="1"/>
-      <w:numFmt w:val="bullet"/>
-      <w:lvlText w:val="o"/>
-      <w:lvlJc w:val="left"/>
-      <w:pPr>
-        <w:tabs>
-          <w:tab w:val="num" w:pos="3240"/>
-        </w:tabs>
-        <w:ind w:left="3240" w:hanging="360"/>
-      </w:pPr>
-      <w:rPr>
-        <w:rFonts w:ascii="Courier New" w:hAnsi="Courier New" w:cs="Courier New" w:hint="default"/>
-      </w:rPr>
-    </w:lvl>
-    <w:lvl w:ilvl="5">
-      <w:start w:val="1"/>
-      <w:numFmt w:val="bullet"/>
-      <w:lvlText w:val=""/>
-      <w:lvlJc w:val="left"/>
-      <w:pPr>
-        <w:tabs>
-          <w:tab w:val="num" w:pos="3960"/>
-        </w:tabs>
-        <w:ind w:left="3960" w:hanging="360"/>
-      </w:pPr>
-      <w:rPr>
-        <w:rFonts w:ascii="Wingdings" w:hAnsi="Wingdings" w:hint="default"/>
-      </w:rPr>
-    </w:lvl>
-    <w:lvl w:ilvl="6">
-      <w:start w:val="1"/>
-      <w:numFmt w:val="bullet"/>
-      <w:lvlText w:val=""/>
-      <w:lvlJc w:val="left"/>
-      <w:pPr>
-        <w:tabs>
-          <w:tab w:val="num" w:pos="4680"/>
-        </w:tabs>
-        <w:ind w:left="4680" w:hanging="360"/>
-      </w:pPr>
-      <w:rPr>
-        <w:rFonts w:ascii="Symbol" w:hAnsi="Symbol" w:hint="default"/>
-      </w:rPr>
-    </w:lvl>
-    <w:lvl w:ilvl="7">
-      <w:start w:val="1"/>
-      <w:numFmt w:val="bullet"/>
-      <w:lvlText w:val="o"/>
-      <w:lvlJc w:val="left"/>
-      <w:pPr>
-        <w:tabs>
-          <w:tab w:val="num" w:pos="5400"/>
-        </w:tabs>
-        <w:ind w:left="5400" w:hanging="360"/>
-      </w:pPr>
-      <w:rPr>
-        <w:rFonts w:ascii="Courier New" w:hAnsi="Courier New" w:cs="Courier New" w:hint="default"/>
-      </w:rPr>
-    </w:lvl>
-    <w:lvl w:ilvl="8">
-      <w:start w:val="1"/>
-      <w:numFmt w:val="bullet"/>
-      <w:lvlText w:val=""/>
-      <w:lvlJc w:val="left"/>
-      <w:pPr>
-        <w:tabs>
-          <w:tab w:val="num" w:pos="6120"/>
-        </w:tabs>
-        <w:ind w:left="6120" w:hanging="360"/>
-      </w:pPr>
-      <w:rPr>
-        <w:rFonts w:ascii="Wingdings" w:hAnsi="Wingdings" w:hint="default"/>
-      </w:rPr>
-    </w:lvl>
-  </w:abstractNum>
-  <w:abstractNum w:abstractNumId="18" w15:restartNumberingAfterBreak="0">
-    <w:nsid w:val="35B77441"/>
-    <w:multiLevelType w:val="hybridMultilevel"/>
-    <w:tmpl w:val="7F5EAB3C"/>
-    <w:lvl w:ilvl="0" w:tplc="0409000B">
-      <w:start w:val="1"/>
-      <w:numFmt w:val="bullet"/>
-      <w:lvlText w:val=""/>
-      <w:lvlJc w:val="left"/>
-      <w:pPr>
-        <w:tabs>
-          <w:tab w:val="num" w:pos="360"/>
-        </w:tabs>
-        <w:ind w:left="360" w:hanging="360"/>
-      </w:pPr>
-      <w:rPr>
-        <w:rFonts w:ascii="Wingdings" w:hAnsi="Wingdings" w:hint="default"/>
-      </w:rPr>
-    </w:lvl>
-    <w:lvl w:ilvl="1" w:tplc="04090003" w:tentative="1">
-      <w:start w:val="1"/>
-      <w:numFmt w:val="bullet"/>
-      <w:lvlText w:val="o"/>
-      <w:lvlJc w:val="left"/>
-      <w:pPr>
-        <w:tabs>
-          <w:tab w:val="num" w:pos="1080"/>
-        </w:tabs>
-        <w:ind w:left="1080" w:hanging="360"/>
-      </w:pPr>
-      <w:rPr>
-        <w:rFonts w:ascii="Courier New" w:hAnsi="Courier New" w:cs="Courier New" w:hint="default"/>
-      </w:rPr>
-    </w:lvl>
-    <w:lvl w:ilvl="2" w:tplc="04090005" w:tentative="1">
-      <w:start w:val="1"/>
-      <w:numFmt w:val="bullet"/>
-      <w:lvlText w:val=""/>
-      <w:lvlJc w:val="left"/>
-      <w:pPr>
-        <w:tabs>
-          <w:tab w:val="num" w:pos="1800"/>
-        </w:tabs>
-        <w:ind w:left="1800" w:hanging="360"/>
-      </w:pPr>
-      <w:rPr>
-        <w:rFonts w:ascii="Wingdings" w:hAnsi="Wingdings" w:hint="default"/>
-      </w:rPr>
-    </w:lvl>
-    <w:lvl w:ilvl="3" w:tplc="04090001" w:tentative="1">
-      <w:start w:val="1"/>
-      <w:numFmt w:val="bullet"/>
-      <w:lvlText w:val=""/>
-      <w:lvlJc w:val="left"/>
-      <w:pPr>
-        <w:tabs>
-          <w:tab w:val="num" w:pos="2520"/>
-        </w:tabs>
-        <w:ind w:left="2520" w:hanging="360"/>
-      </w:pPr>
-      <w:rPr>
-        <w:rFonts w:ascii="Symbol" w:hAnsi="Symbol" w:hint="default"/>
-      </w:rPr>
-    </w:lvl>
-    <w:lvl w:ilvl="4" w:tplc="04090003" w:tentative="1">
-      <w:start w:val="1"/>
-      <w:numFmt w:val="bullet"/>
-      <w:lvlText w:val="o"/>
-      <w:lvlJc w:val="left"/>
-      <w:pPr>
-        <w:tabs>
-          <w:tab w:val="num" w:pos="3240"/>
-        </w:tabs>
-        <w:ind w:left="3240" w:hanging="360"/>
-      </w:pPr>
-      <w:rPr>
-        <w:rFonts w:ascii="Courier New" w:hAnsi="Courier New" w:cs="Courier New" w:hint="default"/>
-      </w:rPr>
-    </w:lvl>
-    <w:lvl w:ilvl="5" w:tplc="04090005" w:tentative="1">
-      <w:start w:val="1"/>
-      <w:numFmt w:val="bullet"/>
-      <w:lvlText w:val=""/>
-      <w:lvlJc w:val="left"/>
-      <w:pPr>
-        <w:tabs>
-          <w:tab w:val="num" w:pos="3960"/>
-        </w:tabs>
-        <w:ind w:left="3960" w:hanging="360"/>
-      </w:pPr>
-      <w:rPr>
-        <w:rFonts w:ascii="Wingdings" w:hAnsi="Wingdings" w:hint="default"/>
-      </w:rPr>
-    </w:lvl>
-    <w:lvl w:ilvl="6" w:tplc="04090001" w:tentative="1">
-      <w:start w:val="1"/>
-      <w:numFmt w:val="bullet"/>
-      <w:lvlText w:val=""/>
-      <w:lvlJc w:val="left"/>
-      <w:pPr>
-        <w:tabs>
-          <w:tab w:val="num" w:pos="4680"/>
-        </w:tabs>
-        <w:ind w:left="4680" w:hanging="360"/>
-      </w:pPr>
-      <w:rPr>
-        <w:rFonts w:ascii="Symbol" w:hAnsi="Symbol" w:hint="default"/>
-      </w:rPr>
-    </w:lvl>
-    <w:lvl w:ilvl="7" w:tplc="04090003" w:tentative="1">
-      <w:start w:val="1"/>
-      <w:numFmt w:val="bullet"/>
-      <w:lvlText w:val="o"/>
-      <w:lvlJc w:val="left"/>
-      <w:pPr>
-        <w:tabs>
-          <w:tab w:val="num" w:pos="5400"/>
-        </w:tabs>
-        <w:ind w:left="5400" w:hanging="360"/>
-      </w:pPr>
-      <w:rPr>
-        <w:rFonts w:ascii="Courier New" w:hAnsi="Courier New" w:cs="Courier New" w:hint="default"/>
-      </w:rPr>
-    </w:lvl>
-    <w:lvl w:ilvl="8" w:tplc="04090005" w:tentative="1">
-      <w:start w:val="1"/>
-      <w:numFmt w:val="bullet"/>
-      <w:lvlText w:val=""/>
-      <w:lvlJc w:val="left"/>
-      <w:pPr>
-        <w:tabs>
-          <w:tab w:val="num" w:pos="6120"/>
-        </w:tabs>
-        <w:ind w:left="6120" w:hanging="360"/>
-      </w:pPr>
-      <w:rPr>
-        <w:rFonts w:ascii="Wingdings" w:hAnsi="Wingdings" w:hint="default"/>
-      </w:rPr>
-    </w:lvl>
-  </w:abstractNum>
-  <w:abstractNum w:abstractNumId="19" w15:restartNumberingAfterBreak="0">
-    <w:nsid w:val="38B663F5"/>
-    <w:multiLevelType w:val="hybridMultilevel"/>
-    <w:tmpl w:val="F86037F6"/>
-    <w:lvl w:ilvl="0" w:tplc="04190001">
-      <w:start w:val="1"/>
-      <w:numFmt w:val="bullet"/>
-      <w:lvlText w:val=""/>
-      <w:lvlJc w:val="left"/>
-      <w:pPr>
-        <w:tabs>
-          <w:tab w:val="num" w:pos="2484"/>
-        </w:tabs>
-        <w:ind w:left="2484" w:hanging="360"/>
-      </w:pPr>
-      <w:rPr>
-        <w:rFonts w:ascii="Symbol" w:hAnsi="Symbol" w:hint="default"/>
-      </w:rPr>
-    </w:lvl>
-    <w:lvl w:ilvl="1" w:tplc="04190003" w:tentative="1">
-      <w:start w:val="1"/>
-      <w:numFmt w:val="bullet"/>
-      <w:lvlText w:val="o"/>
-      <w:lvlJc w:val="left"/>
-      <w:pPr>
-        <w:tabs>
-          <w:tab w:val="num" w:pos="3204"/>
-        </w:tabs>
-        <w:ind w:left="3204" w:hanging="360"/>
-      </w:pPr>
-      <w:rPr>
-        <w:rFonts w:ascii="Courier New" w:hAnsi="Courier New" w:cs="Courier New" w:hint="default"/>
-      </w:rPr>
-    </w:lvl>
-    <w:lvl w:ilvl="2" w:tplc="04190005" w:tentative="1">
-      <w:start w:val="1"/>
-      <w:numFmt w:val="bullet"/>
-      <w:lvlText w:val=""/>
-      <w:lvlJc w:val="left"/>
-      <w:pPr>
-        <w:tabs>
-          <w:tab w:val="num" w:pos="3924"/>
-        </w:tabs>
-        <w:ind w:left="3924" w:hanging="360"/>
-      </w:pPr>
-      <w:rPr>
-        <w:rFonts w:ascii="Wingdings" w:hAnsi="Wingdings" w:hint="default"/>
-      </w:rPr>
-    </w:lvl>
-    <w:lvl w:ilvl="3" w:tplc="04190001" w:tentative="1">
-      <w:start w:val="1"/>
-      <w:numFmt w:val="bullet"/>
-      <w:lvlText w:val=""/>
-      <w:lvlJc w:val="left"/>
-      <w:pPr>
-        <w:tabs>
-          <w:tab w:val="num" w:pos="4644"/>
-        </w:tabs>
-        <w:ind w:left="4644" w:hanging="360"/>
-      </w:pPr>
-      <w:rPr>
-        <w:rFonts w:ascii="Symbol" w:hAnsi="Symbol" w:hint="default"/>
-      </w:rPr>
-    </w:lvl>
-    <w:lvl w:ilvl="4" w:tplc="04190003" w:tentative="1">
-      <w:start w:val="1"/>
-      <w:numFmt w:val="bullet"/>
-      <w:lvlText w:val="o"/>
-      <w:lvlJc w:val="left"/>
-      <w:pPr>
-        <w:tabs>
-          <w:tab w:val="num" w:pos="5364"/>
-        </w:tabs>
-        <w:ind w:left="5364" w:hanging="360"/>
-      </w:pPr>
-      <w:rPr>
-        <w:rFonts w:ascii="Courier New" w:hAnsi="Courier New" w:cs="Courier New" w:hint="default"/>
-      </w:rPr>
-    </w:lvl>
-    <w:lvl w:ilvl="5" w:tplc="04190005" w:tentative="1">
-      <w:start w:val="1"/>
-      <w:numFmt w:val="bullet"/>
-      <w:lvlText w:val=""/>
-      <w:lvlJc w:val="left"/>
-      <w:pPr>
-        <w:tabs>
-          <w:tab w:val="num" w:pos="6084"/>
-        </w:tabs>
-        <w:ind w:left="6084" w:hanging="360"/>
-      </w:pPr>
-      <w:rPr>
-        <w:rFonts w:ascii="Wingdings" w:hAnsi="Wingdings" w:hint="default"/>
-      </w:rPr>
-    </w:lvl>
-    <w:lvl w:ilvl="6" w:tplc="04190001" w:tentative="1">
-      <w:start w:val="1"/>
-      <w:numFmt w:val="bullet"/>
-      <w:lvlText w:val=""/>
-      <w:lvlJc w:val="left"/>
-      <w:pPr>
-        <w:tabs>
-          <w:tab w:val="num" w:pos="6804"/>
-        </w:tabs>
-        <w:ind w:left="6804" w:hanging="360"/>
-      </w:pPr>
-      <w:rPr>
-        <w:rFonts w:ascii="Symbol" w:hAnsi="Symbol" w:hint="default"/>
-      </w:rPr>
-    </w:lvl>
-    <w:lvl w:ilvl="7" w:tplc="04190003" w:tentative="1">
-      <w:start w:val="1"/>
-      <w:numFmt w:val="bullet"/>
-      <w:lvlText w:val="o"/>
-      <w:lvlJc w:val="left"/>
-      <w:pPr>
-        <w:tabs>
-          <w:tab w:val="num" w:pos="7524"/>
-        </w:tabs>
-        <w:ind w:left="7524" w:hanging="360"/>
-      </w:pPr>
-      <w:rPr>
-        <w:rFonts w:ascii="Courier New" w:hAnsi="Courier New" w:cs="Courier New" w:hint="default"/>
-      </w:rPr>
-    </w:lvl>
-    <w:lvl w:ilvl="8" w:tplc="04190005" w:tentative="1">
-      <w:start w:val="1"/>
-      <w:numFmt w:val="bullet"/>
-      <w:lvlText w:val=""/>
-      <w:lvlJc w:val="left"/>
-      <w:pPr>
-        <w:tabs>
-          <w:tab w:val="num" w:pos="8244"/>
-        </w:tabs>
-        <w:ind w:left="8244" w:hanging="360"/>
-      </w:pPr>
-      <w:rPr>
-        <w:rFonts w:ascii="Wingdings" w:hAnsi="Wingdings" w:hint="default"/>
-      </w:rPr>
-    </w:lvl>
-  </w:abstractNum>
-  <w:abstractNum w:abstractNumId="20" w15:restartNumberingAfterBreak="0">
-    <w:nsid w:val="3CEE2633"/>
-    <w:multiLevelType w:val="hybridMultilevel"/>
-    <w:tmpl w:val="6A5CCB28"/>
-    <w:lvl w:ilvl="0" w:tplc="0409000F">
-      <w:start w:val="1"/>
-      <w:numFmt w:val="decimal"/>
-      <w:lvlText w:val="%1."/>
-      <w:lvlJc w:val="left"/>
-      <w:pPr>
-        <w:tabs>
-          <w:tab w:val="num" w:pos="720"/>
-        </w:tabs>
-        <w:ind w:left="720" w:hanging="360"/>
-      </w:pPr>
-    </w:lvl>
-    <w:lvl w:ilvl="1" w:tplc="04090019" w:tentative="1">
-      <w:start w:val="1"/>
-      <w:numFmt w:val="lowerLetter"/>
-      <w:lvlText w:val="%2."/>
-      <w:lvlJc w:val="left"/>
-      <w:pPr>
-        <w:tabs>
-          <w:tab w:val="num" w:pos="1440"/>
-        </w:tabs>
-        <w:ind w:left="1440" w:hanging="360"/>
-      </w:pPr>
-    </w:lvl>
-    <w:lvl w:ilvl="2" w:tplc="0409001B" w:tentative="1">
-      <w:start w:val="1"/>
-      <w:numFmt w:val="lowerRoman"/>
-      <w:lvlText w:val="%3."/>
-      <w:lvlJc w:val="right"/>
-      <w:pPr>
-        <w:tabs>
-          <w:tab w:val="num" w:pos="2160"/>
-        </w:tabs>
-        <w:ind w:left="2160" w:hanging="180"/>
-      </w:pPr>
-    </w:lvl>
-    <w:lvl w:ilvl="3" w:tplc="0409000F" w:tentative="1">
-      <w:start w:val="1"/>
-      <w:numFmt w:val="decimal"/>
-      <w:lvlText w:val="%4."/>
-      <w:lvlJc w:val="left"/>
-      <w:pPr>
-        <w:tabs>
-          <w:tab w:val="num" w:pos="2880"/>
-        </w:tabs>
-        <w:ind w:left="2880" w:hanging="360"/>
-      </w:pPr>
-    </w:lvl>
-    <w:lvl w:ilvl="4" w:tplc="04090019" w:tentative="1">
-      <w:start w:val="1"/>
-      <w:numFmt w:val="lowerLetter"/>
-      <w:lvlText w:val="%5."/>
-      <w:lvlJc w:val="left"/>
-      <w:pPr>
-        <w:tabs>
-          <w:tab w:val="num" w:pos="3600"/>
-        </w:tabs>
-        <w:ind w:left="3600" w:hanging="360"/>
-      </w:pPr>
-    </w:lvl>
-    <w:lvl w:ilvl="5" w:tplc="0409001B" w:tentative="1">
-      <w:start w:val="1"/>
-      <w:numFmt w:val="lowerRoman"/>
-      <w:lvlText w:val="%6."/>
-      <w:lvlJc w:val="right"/>
-      <w:pPr>
-        <w:tabs>
-          <w:tab w:val="num" w:pos="4320"/>
-        </w:tabs>
-        <w:ind w:left="4320" w:hanging="180"/>
-      </w:pPr>
-    </w:lvl>
-    <w:lvl w:ilvl="6" w:tplc="0409000F" w:tentative="1">
-      <w:start w:val="1"/>
-      <w:numFmt w:val="decimal"/>
-      <w:lvlText w:val="%7."/>
-      <w:lvlJc w:val="left"/>
-      <w:pPr>
-        <w:tabs>
-          <w:tab w:val="num" w:pos="5040"/>
-        </w:tabs>
-        <w:ind w:left="5040" w:hanging="360"/>
-      </w:pPr>
-    </w:lvl>
-    <w:lvl w:ilvl="7" w:tplc="04090019" w:tentative="1">
-      <w:start w:val="1"/>
-      <w:numFmt w:val="lowerLetter"/>
-      <w:lvlText w:val="%8."/>
-      <w:lvlJc w:val="left"/>
-      <w:pPr>
-        <w:tabs>
-          <w:tab w:val="num" w:pos="5760"/>
-        </w:tabs>
-        <w:ind w:left="5760" w:hanging="360"/>
-      </w:pPr>
-    </w:lvl>
-    <w:lvl w:ilvl="8" w:tplc="0409001B" w:tentative="1">
-      <w:start w:val="1"/>
-      <w:numFmt w:val="lowerRoman"/>
-      <w:lvlText w:val="%9."/>
-      <w:lvlJc w:val="right"/>
-      <w:pPr>
-        <w:tabs>
-          <w:tab w:val="num" w:pos="6480"/>
-        </w:tabs>
-        <w:ind w:left="6480" w:hanging="180"/>
-      </w:pPr>
-    </w:lvl>
-  </w:abstractNum>
-  <w:abstractNum w:abstractNumId="21" w15:restartNumberingAfterBreak="0">
-    <w:nsid w:val="3D356919"/>
-    <w:multiLevelType w:val="hybridMultilevel"/>
-    <w:tmpl w:val="C76AA338"/>
-    <w:lvl w:ilvl="0" w:tplc="2416B33E">
-      <w:start w:val="2006"/>
-      <w:numFmt w:val="decimal"/>
-      <w:lvlText w:val="%1"/>
-      <w:lvlJc w:val="left"/>
-      <w:pPr>
-        <w:tabs>
-          <w:tab w:val="num" w:pos="720"/>
-        </w:tabs>
-        <w:ind w:left="720" w:hanging="360"/>
-      </w:pPr>
-      <w:rPr>
-        <w:rFonts w:hint="default"/>
-      </w:rPr>
-    </w:lvl>
-    <w:lvl w:ilvl="1" w:tplc="04090019" w:tentative="1">
-      <w:start w:val="1"/>
-      <w:numFmt w:val="lowerLetter"/>
-      <w:lvlText w:val="%2."/>
-      <w:lvlJc w:val="left"/>
-      <w:pPr>
-        <w:tabs>
-          <w:tab w:val="num" w:pos="1440"/>
-        </w:tabs>
-        <w:ind w:left="1440" w:hanging="360"/>
-      </w:pPr>
-    </w:lvl>
-    <w:lvl w:ilvl="2" w:tplc="0409001B" w:tentative="1">
-      <w:start w:val="1"/>
-      <w:numFmt w:val="lowerRoman"/>
-      <w:lvlText w:val="%3."/>
-      <w:lvlJc w:val="right"/>
-      <w:pPr>
-        <w:tabs>
-          <w:tab w:val="num" w:pos="2160"/>
-        </w:tabs>
-        <w:ind w:left="2160" w:hanging="180"/>
-      </w:pPr>
-    </w:lvl>
-    <w:lvl w:ilvl="3" w:tplc="0409000F" w:tentative="1">
-      <w:start w:val="1"/>
-      <w:numFmt w:val="decimal"/>
-      <w:lvlText w:val="%4."/>
-      <w:lvlJc w:val="left"/>
-      <w:pPr>
-        <w:tabs>
-          <w:tab w:val="num" w:pos="2880"/>
-        </w:tabs>
-        <w:ind w:left="2880" w:hanging="360"/>
-      </w:pPr>
-    </w:lvl>
-    <w:lvl w:ilvl="4" w:tplc="04090019" w:tentative="1">
-      <w:start w:val="1"/>
-      <w:numFmt w:val="lowerLetter"/>
-      <w:lvlText w:val="%5."/>
-      <w:lvlJc w:val="left"/>
-      <w:pPr>
-        <w:tabs>
-          <w:tab w:val="num" w:pos="3600"/>
-        </w:tabs>
-        <w:ind w:left="3600" w:hanging="360"/>
-      </w:pPr>
-    </w:lvl>
-    <w:lvl w:ilvl="5" w:tplc="0409001B" w:tentative="1">
-      <w:start w:val="1"/>
-      <w:numFmt w:val="lowerRoman"/>
-      <w:lvlText w:val="%6."/>
-      <w:lvlJc w:val="right"/>
-      <w:pPr>
-        <w:tabs>
-          <w:tab w:val="num" w:pos="4320"/>
-        </w:tabs>
-        <w:ind w:left="4320" w:hanging="180"/>
-      </w:pPr>
-    </w:lvl>
-    <w:lvl w:ilvl="6" w:tplc="0409000F" w:tentative="1">
-      <w:start w:val="1"/>
-      <w:numFmt w:val="decimal"/>
-      <w:lvlText w:val="%7."/>
-      <w:lvlJc w:val="left"/>
-      <w:pPr>
-        <w:tabs>
-          <w:tab w:val="num" w:pos="5040"/>
-        </w:tabs>
-        <w:ind w:left="5040" w:hanging="360"/>
-      </w:pPr>
-    </w:lvl>
-    <w:lvl w:ilvl="7" w:tplc="04090019" w:tentative="1">
-      <w:start w:val="1"/>
-      <w:numFmt w:val="lowerLetter"/>
-      <w:lvlText w:val="%8."/>
-      <w:lvlJc w:val="left"/>
-      <w:pPr>
-        <w:tabs>
-          <w:tab w:val="num" w:pos="5760"/>
-        </w:tabs>
-        <w:ind w:left="5760" w:hanging="360"/>
-      </w:pPr>
-    </w:lvl>
-    <w:lvl w:ilvl="8" w:tplc="0409001B" w:tentative="1">
-      <w:start w:val="1"/>
-      <w:numFmt w:val="lowerRoman"/>
-      <w:lvlText w:val="%9."/>
-      <w:lvlJc w:val="right"/>
-      <w:pPr>
-        <w:tabs>
-          <w:tab w:val="num" w:pos="6480"/>
-        </w:tabs>
-        <w:ind w:left="6480" w:hanging="180"/>
-      </w:pPr>
-    </w:lvl>
-  </w:abstractNum>
-  <w:abstractNum w:abstractNumId="22" w15:restartNumberingAfterBreak="0">
-    <w:nsid w:val="44972712"/>
-    <w:multiLevelType w:val="hybridMultilevel"/>
-    <w:tmpl w:val="268C1E24"/>
-    <w:lvl w:ilvl="0" w:tplc="04090001">
-      <w:start w:val="1"/>
-      <w:numFmt w:val="bullet"/>
-      <w:lvlText w:val=""/>
-      <w:lvlJc w:val="left"/>
-      <w:pPr>
-        <w:ind w:left="720" w:hanging="360"/>
-      </w:pPr>
-      <w:rPr>
-        <w:rFonts w:ascii="Symbol" w:hAnsi="Symbol" w:hint="default"/>
-      </w:rPr>
-    </w:lvl>
-    <w:lvl w:ilvl="1" w:tplc="04090003" w:tentative="1">
-      <w:start w:val="1"/>
-      <w:numFmt w:val="bullet"/>
-      <w:lvlText w:val="o"/>
-      <w:lvlJc w:val="left"/>
-      <w:pPr>
-        <w:ind w:left="1440" w:hanging="360"/>
-      </w:pPr>
-      <w:rPr>
-        <w:rFonts w:ascii="Courier New" w:hAnsi="Courier New" w:cs="Courier New" w:hint="default"/>
-      </w:rPr>
-    </w:lvl>
-    <w:lvl w:ilvl="2" w:tplc="04090005" w:tentative="1">
-      <w:start w:val="1"/>
-      <w:numFmt w:val="bullet"/>
-      <w:lvlText w:val=""/>
-      <w:lvlJc w:val="left"/>
-      <w:pPr>
-        <w:ind w:left="2160" w:hanging="360"/>
-      </w:pPr>
-      <w:rPr>
-        <w:rFonts w:ascii="Wingdings" w:hAnsi="Wingdings" w:hint="default"/>
-      </w:rPr>
-    </w:lvl>
-    <w:lvl w:ilvl="3" w:tplc="04090001" w:tentative="1">
-      <w:start w:val="1"/>
-      <w:numFmt w:val="bullet"/>
-      <w:lvlText w:val=""/>
-      <w:lvlJc w:val="left"/>
-      <w:pPr>
-        <w:ind w:left="2880" w:hanging="360"/>
-      </w:pPr>
-      <w:rPr>
-        <w:rFonts w:ascii="Symbol" w:hAnsi="Symbol" w:hint="default"/>
-      </w:rPr>
-    </w:lvl>
-    <w:lvl w:ilvl="4" w:tplc="04090003" w:tentative="1">
-      <w:start w:val="1"/>
-      <w:numFmt w:val="bullet"/>
-      <w:lvlText w:val="o"/>
-      <w:lvlJc w:val="left"/>
-      <w:pPr>
-        <w:ind w:left="3600" w:hanging="360"/>
-      </w:pPr>
-      <w:rPr>
-        <w:rFonts w:ascii="Courier New" w:hAnsi="Courier New" w:cs="Courier New" w:hint="default"/>
-      </w:rPr>
-    </w:lvl>
-    <w:lvl w:ilvl="5" w:tplc="04090005" w:tentative="1">
-      <w:start w:val="1"/>
-      <w:numFmt w:val="bullet"/>
-      <w:lvlText w:val=""/>
-      <w:lvlJc w:val="left"/>
-      <w:pPr>
-        <w:ind w:left="4320" w:hanging="360"/>
-      </w:pPr>
-      <w:rPr>
-        <w:rFonts w:ascii="Wingdings" w:hAnsi="Wingdings" w:hint="default"/>
-      </w:rPr>
-    </w:lvl>
-    <w:lvl w:ilvl="6" w:tplc="04090001" w:tentative="1">
-      <w:start w:val="1"/>
-      <w:numFmt w:val="bullet"/>
-      <w:lvlText w:val=""/>
-      <w:lvlJc w:val="left"/>
-      <w:pPr>
-        <w:ind w:left="5040" w:hanging="360"/>
-      </w:pPr>
-      <w:rPr>
-        <w:rFonts w:ascii="Symbol" w:hAnsi="Symbol" w:hint="default"/>
-      </w:rPr>
-    </w:lvl>
-    <w:lvl w:ilvl="7" w:tplc="04090003" w:tentative="1">
-      <w:start w:val="1"/>
-      <w:numFmt w:val="bullet"/>
-      <w:lvlText w:val="o"/>
-      <w:lvlJc w:val="left"/>
-      <w:pPr>
-        <w:ind w:left="5760" w:hanging="360"/>
-      </w:pPr>
-      <w:rPr>
-        <w:rFonts w:ascii="Courier New" w:hAnsi="Courier New" w:cs="Courier New" w:hint="default"/>
-      </w:rPr>
-    </w:lvl>
-    <w:lvl w:ilvl="8" w:tplc="04090005" w:tentative="1">
-      <w:start w:val="1"/>
-      <w:numFmt w:val="bullet"/>
-      <w:lvlText w:val=""/>
-      <w:lvlJc w:val="left"/>
-      <w:pPr>
-        <w:ind w:left="6480" w:hanging="360"/>
-      </w:pPr>
-      <w:rPr>
-        <w:rFonts w:ascii="Wingdings" w:hAnsi="Wingdings" w:hint="default"/>
-      </w:rPr>
-    </w:lvl>
-  </w:abstractNum>
-  <w:abstractNum w:abstractNumId="23" w15:restartNumberingAfterBreak="0">
-    <w:nsid w:val="44EC4F07"/>
-    <w:multiLevelType w:val="hybridMultilevel"/>
-    <w:tmpl w:val="081EC6FC"/>
-    <w:lvl w:ilvl="0" w:tplc="0409000B">
-      <w:start w:val="1"/>
-      <w:numFmt w:val="bullet"/>
-      <w:lvlText w:val=""/>
-      <w:lvlJc w:val="left"/>
-      <w:pPr>
-        <w:tabs>
-          <w:tab w:val="num" w:pos="360"/>
-        </w:tabs>
-        <w:ind w:left="360" w:hanging="360"/>
-      </w:pPr>
-      <w:rPr>
-        <w:rFonts w:ascii="Wingdings" w:hAnsi="Wingdings" w:hint="default"/>
-      </w:rPr>
-    </w:lvl>
-    <w:lvl w:ilvl="1" w:tplc="04090003" w:tentative="1">
-      <w:start w:val="1"/>
-      <w:numFmt w:val="bullet"/>
-      <w:lvlText w:val="o"/>
-      <w:lvlJc w:val="left"/>
-      <w:pPr>
-        <w:tabs>
-          <w:tab w:val="num" w:pos="1080"/>
-        </w:tabs>
-        <w:ind w:left="1080" w:hanging="360"/>
-      </w:pPr>
-      <w:rPr>
-        <w:rFonts w:ascii="Courier New" w:hAnsi="Courier New" w:cs="Courier New" w:hint="default"/>
-      </w:rPr>
-    </w:lvl>
-    <w:lvl w:ilvl="2" w:tplc="04090005" w:tentative="1">
-      <w:start w:val="1"/>
-      <w:numFmt w:val="bullet"/>
-      <w:lvlText w:val=""/>
-      <w:lvlJc w:val="left"/>
-      <w:pPr>
-        <w:tabs>
-          <w:tab w:val="num" w:pos="1800"/>
-        </w:tabs>
-        <w:ind w:left="1800" w:hanging="360"/>
-      </w:pPr>
-      <w:rPr>
-        <w:rFonts w:ascii="Wingdings" w:hAnsi="Wingdings" w:hint="default"/>
-      </w:rPr>
-    </w:lvl>
-    <w:lvl w:ilvl="3" w:tplc="04090001" w:tentative="1">
-      <w:start w:val="1"/>
-      <w:numFmt w:val="bullet"/>
-      <w:lvlText w:val=""/>
-      <w:lvlJc w:val="left"/>
-      <w:pPr>
-        <w:tabs>
-          <w:tab w:val="num" w:pos="2520"/>
-        </w:tabs>
-        <w:ind w:left="2520" w:hanging="360"/>
-      </w:pPr>
-      <w:rPr>
-        <w:rFonts w:ascii="Symbol" w:hAnsi="Symbol" w:hint="default"/>
-      </w:rPr>
-    </w:lvl>
-    <w:lvl w:ilvl="4" w:tplc="04090003" w:tentative="1">
-      <w:start w:val="1"/>
-      <w:numFmt w:val="bullet"/>
-      <w:lvlText w:val="o"/>
-      <w:lvlJc w:val="left"/>
-      <w:pPr>
-        <w:tabs>
-          <w:tab w:val="num" w:pos="3240"/>
-        </w:tabs>
-        <w:ind w:left="3240" w:hanging="360"/>
-      </w:pPr>
-      <w:rPr>
-        <w:rFonts w:ascii="Courier New" w:hAnsi="Courier New" w:cs="Courier New" w:hint="default"/>
-      </w:rPr>
-    </w:lvl>
-    <w:lvl w:ilvl="5" w:tplc="04090005" w:tentative="1">
-      <w:start w:val="1"/>
-      <w:numFmt w:val="bullet"/>
-      <w:lvlText w:val=""/>
-      <w:lvlJc w:val="left"/>
-      <w:pPr>
-        <w:tabs>
-          <w:tab w:val="num" w:pos="3960"/>
-        </w:tabs>
-        <w:ind w:left="3960" w:hanging="360"/>
-      </w:pPr>
-      <w:rPr>
-        <w:rFonts w:ascii="Wingdings" w:hAnsi="Wingdings" w:hint="default"/>
-      </w:rPr>
-    </w:lvl>
-    <w:lvl w:ilvl="6" w:tplc="04090001" w:tentative="1">
-      <w:start w:val="1"/>
-      <w:numFmt w:val="bullet"/>
-      <w:lvlText w:val=""/>
-      <w:lvlJc w:val="left"/>
-      <w:pPr>
-        <w:tabs>
-          <w:tab w:val="num" w:pos="4680"/>
-        </w:tabs>
-        <w:ind w:left="4680" w:hanging="360"/>
-      </w:pPr>
-      <w:rPr>
-        <w:rFonts w:ascii="Symbol" w:hAnsi="Symbol" w:hint="default"/>
-      </w:rPr>
-    </w:lvl>
-    <w:lvl w:ilvl="7" w:tplc="04090003" w:tentative="1">
-      <w:start w:val="1"/>
-      <w:numFmt w:val="bullet"/>
-      <w:lvlText w:val="o"/>
-      <w:lvlJc w:val="left"/>
-      <w:pPr>
-        <w:tabs>
-          <w:tab w:val="num" w:pos="5400"/>
-        </w:tabs>
-        <w:ind w:left="5400" w:hanging="360"/>
-      </w:pPr>
-      <w:rPr>
-        <w:rFonts w:ascii="Courier New" w:hAnsi="Courier New" w:cs="Courier New" w:hint="default"/>
-      </w:rPr>
-    </w:lvl>
-    <w:lvl w:ilvl="8" w:tplc="04090005" w:tentative="1">
-      <w:start w:val="1"/>
-      <w:numFmt w:val="bullet"/>
-      <w:lvlText w:val=""/>
-      <w:lvlJc w:val="left"/>
-      <w:pPr>
-        <w:tabs>
-          <w:tab w:val="num" w:pos="6120"/>
-        </w:tabs>
-        <w:ind w:left="6120" w:hanging="360"/>
-      </w:pPr>
-      <w:rPr>
-        <w:rFonts w:ascii="Wingdings" w:hAnsi="Wingdings" w:hint="default"/>
-      </w:rPr>
-    </w:lvl>
-  </w:abstractNum>
-  <w:abstractNum w:abstractNumId="24" w15:restartNumberingAfterBreak="0">
-    <w:nsid w:val="45520B14"/>
-    <w:multiLevelType w:val="hybridMultilevel"/>
-    <w:tmpl w:val="2B501642"/>
-    <w:lvl w:ilvl="0" w:tplc="04190001">
-      <w:start w:val="1"/>
-      <w:numFmt w:val="bullet"/>
-      <w:lvlText w:val=""/>
-      <w:lvlJc w:val="left"/>
-      <w:pPr>
-        <w:tabs>
-          <w:tab w:val="num" w:pos="780"/>
-        </w:tabs>
-        <w:ind w:left="780" w:hanging="360"/>
-      </w:pPr>
-      <w:rPr>
-        <w:rFonts w:ascii="Symbol" w:hAnsi="Symbol" w:hint="default"/>
-      </w:rPr>
-    </w:lvl>
-    <w:lvl w:ilvl="1" w:tplc="04190003">
-      <w:start w:val="1"/>
-      <w:numFmt w:val="decimal"/>
-      <w:lvlText w:val="%2."/>
-      <w:lvlJc w:val="left"/>
-      <w:pPr>
-        <w:tabs>
-          <w:tab w:val="num" w:pos="1440"/>
-        </w:tabs>
-        <w:ind w:left="1440" w:hanging="360"/>
-      </w:pPr>
-    </w:lvl>
-    <w:lvl w:ilvl="2" w:tplc="04190005">
-      <w:start w:val="1"/>
-      <w:numFmt w:val="decimal"/>
-      <w:lvlText w:val="%3."/>
-      <w:lvlJc w:val="left"/>
-      <w:pPr>
-        <w:tabs>
-          <w:tab w:val="num" w:pos="2160"/>
-        </w:tabs>
-        <w:ind w:left="2160" w:hanging="360"/>
-      </w:pPr>
-    </w:lvl>
-    <w:lvl w:ilvl="3" w:tplc="04190001">
-      <w:start w:val="1"/>
-      <w:numFmt w:val="decimal"/>
-      <w:lvlText w:val="%4."/>
-      <w:lvlJc w:val="left"/>
-      <w:pPr>
-        <w:tabs>
-          <w:tab w:val="num" w:pos="2880"/>
-        </w:tabs>
-        <w:ind w:left="2880" w:hanging="360"/>
-      </w:pPr>
-    </w:lvl>
-    <w:lvl w:ilvl="4" w:tplc="04190003">
-      <w:start w:val="1"/>
-      <w:numFmt w:val="decimal"/>
-      <w:lvlText w:val="%5."/>
-      <w:lvlJc w:val="left"/>
-      <w:pPr>
-        <w:tabs>
-          <w:tab w:val="num" w:pos="3600"/>
-        </w:tabs>
-        <w:ind w:left="3600" w:hanging="360"/>
-      </w:pPr>
-    </w:lvl>
-    <w:lvl w:ilvl="5" w:tplc="04190005">
-      <w:start w:val="1"/>
-      <w:numFmt w:val="decimal"/>
-      <w:lvlText w:val="%6."/>
-      <w:lvlJc w:val="left"/>
-      <w:pPr>
-        <w:tabs>
-          <w:tab w:val="num" w:pos="4320"/>
-        </w:tabs>
-        <w:ind w:left="4320" w:hanging="360"/>
-      </w:pPr>
-    </w:lvl>
-    <w:lvl w:ilvl="6" w:tplc="04190001">
-      <w:start w:val="1"/>
-      <w:numFmt w:val="decimal"/>
-      <w:lvlText w:val="%7."/>
-      <w:lvlJc w:val="left"/>
-      <w:pPr>
-        <w:tabs>
-          <w:tab w:val="num" w:pos="5040"/>
-        </w:tabs>
-        <w:ind w:left="5040" w:hanging="360"/>
-      </w:pPr>
-    </w:lvl>
-    <w:lvl w:ilvl="7" w:tplc="04190003">
-      <w:start w:val="1"/>
-      <w:numFmt w:val="decimal"/>
-      <w:lvlText w:val="%8."/>
-      <w:lvlJc w:val="left"/>
-      <w:pPr>
-        <w:tabs>
-          <w:tab w:val="num" w:pos="5760"/>
-        </w:tabs>
-        <w:ind w:left="5760" w:hanging="360"/>
-      </w:pPr>
-    </w:lvl>
-    <w:lvl w:ilvl="8" w:tplc="04190005">
-      <w:start w:val="1"/>
-      <w:numFmt w:val="decimal"/>
-      <w:lvlText w:val="%9."/>
-      <w:lvlJc w:val="left"/>
-      <w:pPr>
-        <w:tabs>
-          <w:tab w:val="num" w:pos="6480"/>
-        </w:tabs>
-        <w:ind w:left="6480" w:hanging="360"/>
-      </w:pPr>
-    </w:lvl>
-  </w:abstractNum>
-  <w:abstractNum w:abstractNumId="25" w15:restartNumberingAfterBreak="0">
-    <w:nsid w:val="494B00E7"/>
-    <w:multiLevelType w:val="hybridMultilevel"/>
-    <w:tmpl w:val="D30C34FE"/>
-    <w:lvl w:ilvl="0" w:tplc="2258F348">
-      <w:numFmt w:val="bullet"/>
-      <w:lvlText w:val="•"/>
-      <w:lvlJc w:val="left"/>
-      <w:pPr>
-        <w:ind w:left="720" w:hanging="360"/>
-      </w:pPr>
-      <w:rPr>
-        <w:rFonts w:ascii="Calibri" w:eastAsia="SimSun" w:hAnsi="Calibri" w:cs="Calibri" w:hint="default"/>
-      </w:rPr>
-    </w:lvl>
-    <w:lvl w:ilvl="1" w:tplc="10090003" w:tentative="1">
-      <w:start w:val="1"/>
-      <w:numFmt w:val="bullet"/>
-      <w:lvlText w:val="o"/>
-      <w:lvlJc w:val="left"/>
-      <w:pPr>
-        <w:ind w:left="1440" w:hanging="360"/>
-      </w:pPr>
-      <w:rPr>
-        <w:rFonts w:ascii="Courier New" w:hAnsi="Courier New" w:cs="Courier New" w:hint="default"/>
-      </w:rPr>
-    </w:lvl>
-    <w:lvl w:ilvl="2" w:tplc="10090005" w:tentative="1">
-      <w:start w:val="1"/>
-      <w:numFmt w:val="bullet"/>
-      <w:lvlText w:val=""/>
-      <w:lvlJc w:val="left"/>
-      <w:pPr>
-        <w:ind w:left="2160" w:hanging="360"/>
-      </w:pPr>
-      <w:rPr>
-        <w:rFonts w:ascii="Wingdings" w:hAnsi="Wingdings" w:hint="default"/>
-      </w:rPr>
-    </w:lvl>
-    <w:lvl w:ilvl="3" w:tplc="10090001" w:tentative="1">
-      <w:start w:val="1"/>
-      <w:numFmt w:val="bullet"/>
-      <w:lvlText w:val=""/>
-      <w:lvlJc w:val="left"/>
-      <w:pPr>
-        <w:ind w:left="2880" w:hanging="360"/>
-      </w:pPr>
-      <w:rPr>
-        <w:rFonts w:ascii="Symbol" w:hAnsi="Symbol" w:hint="default"/>
-      </w:rPr>
-    </w:lvl>
-    <w:lvl w:ilvl="4" w:tplc="10090003" w:tentative="1">
-      <w:start w:val="1"/>
-      <w:numFmt w:val="bullet"/>
-      <w:lvlText w:val="o"/>
-      <w:lvlJc w:val="left"/>
-      <w:pPr>
-        <w:ind w:left="3600" w:hanging="360"/>
-      </w:pPr>
-      <w:rPr>
-        <w:rFonts w:ascii="Courier New" w:hAnsi="Courier New" w:cs="Courier New" w:hint="default"/>
-      </w:rPr>
-    </w:lvl>
-    <w:lvl w:ilvl="5" w:tplc="10090005" w:tentative="1">
-      <w:start w:val="1"/>
-      <w:numFmt w:val="bullet"/>
-      <w:lvlText w:val=""/>
-      <w:lvlJc w:val="left"/>
-      <w:pPr>
-        <w:ind w:left="4320" w:hanging="360"/>
-      </w:pPr>
-      <w:rPr>
-        <w:rFonts w:ascii="Wingdings" w:hAnsi="Wingdings" w:hint="default"/>
-      </w:rPr>
-    </w:lvl>
-    <w:lvl w:ilvl="6" w:tplc="10090001" w:tentative="1">
-      <w:start w:val="1"/>
-      <w:numFmt w:val="bullet"/>
-      <w:lvlText w:val=""/>
-      <w:lvlJc w:val="left"/>
-      <w:pPr>
-        <w:ind w:left="5040" w:hanging="360"/>
-      </w:pPr>
-      <w:rPr>
-        <w:rFonts w:ascii="Symbol" w:hAnsi="Symbol" w:hint="default"/>
-      </w:rPr>
-    </w:lvl>
-    <w:lvl w:ilvl="7" w:tplc="10090003" w:tentative="1">
-      <w:start w:val="1"/>
-      <w:numFmt w:val="bullet"/>
-      <w:lvlText w:val="o"/>
-      <w:lvlJc w:val="left"/>
-      <w:pPr>
-        <w:ind w:left="5760" w:hanging="360"/>
-      </w:pPr>
-      <w:rPr>
-        <w:rFonts w:ascii="Courier New" w:hAnsi="Courier New" w:cs="Courier New" w:hint="default"/>
-      </w:rPr>
-    </w:lvl>
-    <w:lvl w:ilvl="8" w:tplc="10090005" w:tentative="1">
-      <w:start w:val="1"/>
-      <w:numFmt w:val="bullet"/>
-      <w:lvlText w:val=""/>
-      <w:lvlJc w:val="left"/>
-      <w:pPr>
-        <w:ind w:left="6480" w:hanging="360"/>
-      </w:pPr>
-      <w:rPr>
-        <w:rFonts w:ascii="Wingdings" w:hAnsi="Wingdings" w:hint="default"/>
-      </w:rPr>
-    </w:lvl>
-  </w:abstractNum>
-  <w:abstractNum w:abstractNumId="26" w15:restartNumberingAfterBreak="0">
-    <w:nsid w:val="52607195"/>
-    <w:multiLevelType w:val="hybridMultilevel"/>
-    <w:tmpl w:val="504E4C62"/>
-    <w:lvl w:ilvl="0" w:tplc="0409000B">
-      <w:start w:val="1"/>
-      <w:numFmt w:val="bullet"/>
-      <w:lvlText w:val=""/>
-      <w:lvlJc w:val="left"/>
-      <w:pPr>
-        <w:tabs>
-          <w:tab w:val="num" w:pos="360"/>
-        </w:tabs>
-        <w:ind w:left="360" w:hanging="360"/>
-      </w:pPr>
-      <w:rPr>
-        <w:rFonts w:ascii="Wingdings" w:hAnsi="Wingdings" w:hint="default"/>
-      </w:rPr>
-    </w:lvl>
-    <w:lvl w:ilvl="1" w:tplc="04090003" w:tentative="1">
-      <w:start w:val="1"/>
-      <w:numFmt w:val="bullet"/>
-      <w:lvlText w:val="o"/>
-      <w:lvlJc w:val="left"/>
-      <w:pPr>
-        <w:tabs>
-          <w:tab w:val="num" w:pos="1080"/>
-        </w:tabs>
-        <w:ind w:left="1080" w:hanging="360"/>
-      </w:pPr>
-      <w:rPr>
-        <w:rFonts w:ascii="Courier New" w:hAnsi="Courier New" w:cs="Courier New" w:hint="default"/>
-      </w:rPr>
-    </w:lvl>
-    <w:lvl w:ilvl="2" w:tplc="04090005" w:tentative="1">
-      <w:start w:val="1"/>
-      <w:numFmt w:val="bullet"/>
-      <w:lvlText w:val=""/>
-      <w:lvlJc w:val="left"/>
-      <w:pPr>
-        <w:tabs>
-          <w:tab w:val="num" w:pos="1800"/>
-        </w:tabs>
-        <w:ind w:left="1800" w:hanging="360"/>
-      </w:pPr>
-      <w:rPr>
-        <w:rFonts w:ascii="Wingdings" w:hAnsi="Wingdings" w:hint="default"/>
-      </w:rPr>
-    </w:lvl>
-    <w:lvl w:ilvl="3" w:tplc="04090001" w:tentative="1">
-      <w:start w:val="1"/>
-      <w:numFmt w:val="bullet"/>
-      <w:lvlText w:val=""/>
-      <w:lvlJc w:val="left"/>
-      <w:pPr>
-        <w:tabs>
-          <w:tab w:val="num" w:pos="2520"/>
-        </w:tabs>
-        <w:ind w:left="2520" w:hanging="360"/>
-      </w:pPr>
-      <w:rPr>
-        <w:rFonts w:ascii="Symbol" w:hAnsi="Symbol" w:hint="default"/>
-      </w:rPr>
-    </w:lvl>
-    <w:lvl w:ilvl="4" w:tplc="04090003" w:tentative="1">
-      <w:start w:val="1"/>
-      <w:numFmt w:val="bullet"/>
-      <w:lvlText w:val="o"/>
-      <w:lvlJc w:val="left"/>
-      <w:pPr>
-        <w:tabs>
-          <w:tab w:val="num" w:pos="3240"/>
-        </w:tabs>
-        <w:ind w:left="3240" w:hanging="360"/>
-      </w:pPr>
-      <w:rPr>
-        <w:rFonts w:ascii="Courier New" w:hAnsi="Courier New" w:cs="Courier New" w:hint="default"/>
-      </w:rPr>
-    </w:lvl>
-    <w:lvl w:ilvl="5" w:tplc="04090005" w:tentative="1">
-      <w:start w:val="1"/>
-      <w:numFmt w:val="bullet"/>
-      <w:lvlText w:val=""/>
-      <w:lvlJc w:val="left"/>
-      <w:pPr>
-        <w:tabs>
-          <w:tab w:val="num" w:pos="3960"/>
-        </w:tabs>
-        <w:ind w:left="3960" w:hanging="360"/>
-      </w:pPr>
-      <w:rPr>
-        <w:rFonts w:ascii="Wingdings" w:hAnsi="Wingdings" w:hint="default"/>
-      </w:rPr>
-    </w:lvl>
-    <w:lvl w:ilvl="6" w:tplc="04090001" w:tentative="1">
-      <w:start w:val="1"/>
-      <w:numFmt w:val="bullet"/>
-      <w:lvlText w:val=""/>
-      <w:lvlJc w:val="left"/>
-      <w:pPr>
-        <w:tabs>
-          <w:tab w:val="num" w:pos="4680"/>
-        </w:tabs>
-        <w:ind w:left="4680" w:hanging="360"/>
-      </w:pPr>
-      <w:rPr>
-        <w:rFonts w:ascii="Symbol" w:hAnsi="Symbol" w:hint="default"/>
-      </w:rPr>
-    </w:lvl>
-    <w:lvl w:ilvl="7" w:tplc="04090003" w:tentative="1">
-      <w:start w:val="1"/>
-      <w:numFmt w:val="bullet"/>
-      <w:lvlText w:val="o"/>
-      <w:lvlJc w:val="left"/>
-      <w:pPr>
-        <w:tabs>
-          <w:tab w:val="num" w:pos="5400"/>
-        </w:tabs>
-        <w:ind w:left="5400" w:hanging="360"/>
-      </w:pPr>
-      <w:rPr>
-        <w:rFonts w:ascii="Courier New" w:hAnsi="Courier New" w:cs="Courier New" w:hint="default"/>
-      </w:rPr>
-    </w:lvl>
-    <w:lvl w:ilvl="8" w:tplc="04090005" w:tentative="1">
-      <w:start w:val="1"/>
-      <w:numFmt w:val="bullet"/>
-      <w:lvlText w:val=""/>
-      <w:lvlJc w:val="left"/>
-      <w:pPr>
-        <w:tabs>
-          <w:tab w:val="num" w:pos="6120"/>
-        </w:tabs>
-        <w:ind w:left="6120" w:hanging="360"/>
-      </w:pPr>
-      <w:rPr>
-        <w:rFonts w:ascii="Wingdings" w:hAnsi="Wingdings" w:hint="default"/>
-      </w:rPr>
-    </w:lvl>
-  </w:abstractNum>
-  <w:abstractNum w:abstractNumId="27" w15:restartNumberingAfterBreak="0">
     <w:nsid w:val="554E51DD"/>
     <w:multiLevelType w:val="hybridMultilevel"/>
     <w:tmpl w:val="891EC144"/>
@@ -66979,1636 +63918,7 @@
       </w:rPr>
     </w:lvl>
   </w:abstractNum>
-  <w:abstractNum w:abstractNumId="28" w15:restartNumberingAfterBreak="0">
-    <w:nsid w:val="5568339C"/>
-    <w:multiLevelType w:val="hybridMultilevel"/>
-    <w:tmpl w:val="44C80008"/>
-    <w:lvl w:ilvl="0" w:tplc="04090001">
-      <w:start w:val="1"/>
-      <w:numFmt w:val="bullet"/>
-      <w:lvlText w:val=""/>
-      <w:lvlJc w:val="left"/>
-      <w:pPr>
-        <w:tabs>
-          <w:tab w:val="num" w:pos="2130"/>
-        </w:tabs>
-        <w:ind w:left="2130" w:hanging="360"/>
-      </w:pPr>
-      <w:rPr>
-        <w:rFonts w:ascii="Symbol" w:hAnsi="Symbol" w:hint="default"/>
-      </w:rPr>
-    </w:lvl>
-    <w:lvl w:ilvl="1" w:tplc="04090003" w:tentative="1">
-      <w:start w:val="1"/>
-      <w:numFmt w:val="bullet"/>
-      <w:lvlText w:val="o"/>
-      <w:lvlJc w:val="left"/>
-      <w:pPr>
-        <w:tabs>
-          <w:tab w:val="num" w:pos="2850"/>
-        </w:tabs>
-        <w:ind w:left="2850" w:hanging="360"/>
-      </w:pPr>
-      <w:rPr>
-        <w:rFonts w:ascii="Courier New" w:hAnsi="Courier New" w:cs="Courier New" w:hint="default"/>
-      </w:rPr>
-    </w:lvl>
-    <w:lvl w:ilvl="2" w:tplc="04090005" w:tentative="1">
-      <w:start w:val="1"/>
-      <w:numFmt w:val="bullet"/>
-      <w:lvlText w:val=""/>
-      <w:lvlJc w:val="left"/>
-      <w:pPr>
-        <w:tabs>
-          <w:tab w:val="num" w:pos="3570"/>
-        </w:tabs>
-        <w:ind w:left="3570" w:hanging="360"/>
-      </w:pPr>
-      <w:rPr>
-        <w:rFonts w:ascii="Wingdings" w:hAnsi="Wingdings" w:hint="default"/>
-      </w:rPr>
-    </w:lvl>
-    <w:lvl w:ilvl="3" w:tplc="04090001" w:tentative="1">
-      <w:start w:val="1"/>
-      <w:numFmt w:val="bullet"/>
-      <w:lvlText w:val=""/>
-      <w:lvlJc w:val="left"/>
-      <w:pPr>
-        <w:tabs>
-          <w:tab w:val="num" w:pos="4290"/>
-        </w:tabs>
-        <w:ind w:left="4290" w:hanging="360"/>
-      </w:pPr>
-      <w:rPr>
-        <w:rFonts w:ascii="Symbol" w:hAnsi="Symbol" w:hint="default"/>
-      </w:rPr>
-    </w:lvl>
-    <w:lvl w:ilvl="4" w:tplc="04090003" w:tentative="1">
-      <w:start w:val="1"/>
-      <w:numFmt w:val="bullet"/>
-      <w:lvlText w:val="o"/>
-      <w:lvlJc w:val="left"/>
-      <w:pPr>
-        <w:tabs>
-          <w:tab w:val="num" w:pos="5010"/>
-        </w:tabs>
-        <w:ind w:left="5010" w:hanging="360"/>
-      </w:pPr>
-      <w:rPr>
-        <w:rFonts w:ascii="Courier New" w:hAnsi="Courier New" w:cs="Courier New" w:hint="default"/>
-      </w:rPr>
-    </w:lvl>
-    <w:lvl w:ilvl="5" w:tplc="04090005" w:tentative="1">
-      <w:start w:val="1"/>
-      <w:numFmt w:val="bullet"/>
-      <w:lvlText w:val=""/>
-      <w:lvlJc w:val="left"/>
-      <w:pPr>
-        <w:tabs>
-          <w:tab w:val="num" w:pos="5730"/>
-        </w:tabs>
-        <w:ind w:left="5730" w:hanging="360"/>
-      </w:pPr>
-      <w:rPr>
-        <w:rFonts w:ascii="Wingdings" w:hAnsi="Wingdings" w:hint="default"/>
-      </w:rPr>
-    </w:lvl>
-    <w:lvl w:ilvl="6" w:tplc="04090001" w:tentative="1">
-      <w:start w:val="1"/>
-      <w:numFmt w:val="bullet"/>
-      <w:lvlText w:val=""/>
-      <w:lvlJc w:val="left"/>
-      <w:pPr>
-        <w:tabs>
-          <w:tab w:val="num" w:pos="6450"/>
-        </w:tabs>
-        <w:ind w:left="6450" w:hanging="360"/>
-      </w:pPr>
-      <w:rPr>
-        <w:rFonts w:ascii="Symbol" w:hAnsi="Symbol" w:hint="default"/>
-      </w:rPr>
-    </w:lvl>
-    <w:lvl w:ilvl="7" w:tplc="04090003" w:tentative="1">
-      <w:start w:val="1"/>
-      <w:numFmt w:val="bullet"/>
-      <w:lvlText w:val="o"/>
-      <w:lvlJc w:val="left"/>
-      <w:pPr>
-        <w:tabs>
-          <w:tab w:val="num" w:pos="7170"/>
-        </w:tabs>
-        <w:ind w:left="7170" w:hanging="360"/>
-      </w:pPr>
-      <w:rPr>
-        <w:rFonts w:ascii="Courier New" w:hAnsi="Courier New" w:cs="Courier New" w:hint="default"/>
-      </w:rPr>
-    </w:lvl>
-    <w:lvl w:ilvl="8" w:tplc="04090005" w:tentative="1">
-      <w:start w:val="1"/>
-      <w:numFmt w:val="bullet"/>
-      <w:lvlText w:val=""/>
-      <w:lvlJc w:val="left"/>
-      <w:pPr>
-        <w:tabs>
-          <w:tab w:val="num" w:pos="7890"/>
-        </w:tabs>
-        <w:ind w:left="7890" w:hanging="360"/>
-      </w:pPr>
-      <w:rPr>
-        <w:rFonts w:ascii="Wingdings" w:hAnsi="Wingdings" w:hint="default"/>
-      </w:rPr>
-    </w:lvl>
-  </w:abstractNum>
-  <w:abstractNum w:abstractNumId="29" w15:restartNumberingAfterBreak="0">
-    <w:nsid w:val="5D571AF4"/>
-    <w:multiLevelType w:val="hybridMultilevel"/>
-    <w:tmpl w:val="7DAC93FE"/>
-    <w:lvl w:ilvl="0" w:tplc="10090001">
-      <w:start w:val="1"/>
-      <w:numFmt w:val="bullet"/>
-      <w:lvlText w:val=""/>
-      <w:lvlJc w:val="left"/>
-      <w:pPr>
-        <w:ind w:left="720" w:hanging="360"/>
-      </w:pPr>
-      <w:rPr>
-        <w:rFonts w:ascii="Symbol" w:hAnsi="Symbol" w:hint="default"/>
-      </w:rPr>
-    </w:lvl>
-    <w:lvl w:ilvl="1" w:tplc="10090003" w:tentative="1">
-      <w:start w:val="1"/>
-      <w:numFmt w:val="bullet"/>
-      <w:lvlText w:val="o"/>
-      <w:lvlJc w:val="left"/>
-      <w:pPr>
-        <w:ind w:left="1440" w:hanging="360"/>
-      </w:pPr>
-      <w:rPr>
-        <w:rFonts w:ascii="Courier New" w:hAnsi="Courier New" w:cs="Courier New" w:hint="default"/>
-      </w:rPr>
-    </w:lvl>
-    <w:lvl w:ilvl="2" w:tplc="10090005" w:tentative="1">
-      <w:start w:val="1"/>
-      <w:numFmt w:val="bullet"/>
-      <w:lvlText w:val=""/>
-      <w:lvlJc w:val="left"/>
-      <w:pPr>
-        <w:ind w:left="2160" w:hanging="360"/>
-      </w:pPr>
-      <w:rPr>
-        <w:rFonts w:ascii="Wingdings" w:hAnsi="Wingdings" w:hint="default"/>
-      </w:rPr>
-    </w:lvl>
-    <w:lvl w:ilvl="3" w:tplc="10090001" w:tentative="1">
-      <w:start w:val="1"/>
-      <w:numFmt w:val="bullet"/>
-      <w:lvlText w:val=""/>
-      <w:lvlJc w:val="left"/>
-      <w:pPr>
-        <w:ind w:left="2880" w:hanging="360"/>
-      </w:pPr>
-      <w:rPr>
-        <w:rFonts w:ascii="Symbol" w:hAnsi="Symbol" w:hint="default"/>
-      </w:rPr>
-    </w:lvl>
-    <w:lvl w:ilvl="4" w:tplc="10090003" w:tentative="1">
-      <w:start w:val="1"/>
-      <w:numFmt w:val="bullet"/>
-      <w:lvlText w:val="o"/>
-      <w:lvlJc w:val="left"/>
-      <w:pPr>
-        <w:ind w:left="3600" w:hanging="360"/>
-      </w:pPr>
-      <w:rPr>
-        <w:rFonts w:ascii="Courier New" w:hAnsi="Courier New" w:cs="Courier New" w:hint="default"/>
-      </w:rPr>
-    </w:lvl>
-    <w:lvl w:ilvl="5" w:tplc="10090005" w:tentative="1">
-      <w:start w:val="1"/>
-      <w:numFmt w:val="bullet"/>
-      <w:lvlText w:val=""/>
-      <w:lvlJc w:val="left"/>
-      <w:pPr>
-        <w:ind w:left="4320" w:hanging="360"/>
-      </w:pPr>
-      <w:rPr>
-        <w:rFonts w:ascii="Wingdings" w:hAnsi="Wingdings" w:hint="default"/>
-      </w:rPr>
-    </w:lvl>
-    <w:lvl w:ilvl="6" w:tplc="10090001" w:tentative="1">
-      <w:start w:val="1"/>
-      <w:numFmt w:val="bullet"/>
-      <w:lvlText w:val=""/>
-      <w:lvlJc w:val="left"/>
-      <w:pPr>
-        <w:ind w:left="5040" w:hanging="360"/>
-      </w:pPr>
-      <w:rPr>
-        <w:rFonts w:ascii="Symbol" w:hAnsi="Symbol" w:hint="default"/>
-      </w:rPr>
-    </w:lvl>
-    <w:lvl w:ilvl="7" w:tplc="10090003" w:tentative="1">
-      <w:start w:val="1"/>
-      <w:numFmt w:val="bullet"/>
-      <w:lvlText w:val="o"/>
-      <w:lvlJc w:val="left"/>
-      <w:pPr>
-        <w:ind w:left="5760" w:hanging="360"/>
-      </w:pPr>
-      <w:rPr>
-        <w:rFonts w:ascii="Courier New" w:hAnsi="Courier New" w:cs="Courier New" w:hint="default"/>
-      </w:rPr>
-    </w:lvl>
-    <w:lvl w:ilvl="8" w:tplc="10090005" w:tentative="1">
-      <w:start w:val="1"/>
-      <w:numFmt w:val="bullet"/>
-      <w:lvlText w:val=""/>
-      <w:lvlJc w:val="left"/>
-      <w:pPr>
-        <w:ind w:left="6480" w:hanging="360"/>
-      </w:pPr>
-      <w:rPr>
-        <w:rFonts w:ascii="Wingdings" w:hAnsi="Wingdings" w:hint="default"/>
-      </w:rPr>
-    </w:lvl>
-  </w:abstractNum>
-  <w:abstractNum w:abstractNumId="30" w15:restartNumberingAfterBreak="0">
-    <w:nsid w:val="5F271EC4"/>
-    <w:multiLevelType w:val="multilevel"/>
-    <w:tmpl w:val="187473EE"/>
-    <w:lvl w:ilvl="0">
-      <w:start w:val="1"/>
-      <w:numFmt w:val="bullet"/>
-      <w:lvlText w:val=""/>
-      <w:lvlJc w:val="left"/>
-      <w:pPr>
-        <w:tabs>
-          <w:tab w:val="num" w:pos="360"/>
-        </w:tabs>
-        <w:ind w:left="360" w:hanging="360"/>
-      </w:pPr>
-      <w:rPr>
-        <w:rFonts w:ascii="Symbol" w:hAnsi="Symbol" w:hint="default"/>
-      </w:rPr>
-    </w:lvl>
-    <w:lvl w:ilvl="1">
-      <w:start w:val="1"/>
-      <w:numFmt w:val="bullet"/>
-      <w:lvlText w:val="o"/>
-      <w:lvlJc w:val="left"/>
-      <w:pPr>
-        <w:tabs>
-          <w:tab w:val="num" w:pos="1080"/>
-        </w:tabs>
-        <w:ind w:left="1080" w:hanging="360"/>
-      </w:pPr>
-      <w:rPr>
-        <w:rFonts w:ascii="Courier New" w:hAnsi="Courier New" w:cs="Courier New" w:hint="default"/>
-      </w:rPr>
-    </w:lvl>
-    <w:lvl w:ilvl="2">
-      <w:start w:val="1"/>
-      <w:numFmt w:val="bullet"/>
-      <w:lvlText w:val=""/>
-      <w:lvlJc w:val="left"/>
-      <w:pPr>
-        <w:tabs>
-          <w:tab w:val="num" w:pos="1800"/>
-        </w:tabs>
-        <w:ind w:left="1800" w:hanging="360"/>
-      </w:pPr>
-      <w:rPr>
-        <w:rFonts w:ascii="Wingdings" w:hAnsi="Wingdings" w:hint="default"/>
-      </w:rPr>
-    </w:lvl>
-    <w:lvl w:ilvl="3">
-      <w:start w:val="1"/>
-      <w:numFmt w:val="bullet"/>
-      <w:lvlText w:val=""/>
-      <w:lvlJc w:val="left"/>
-      <w:pPr>
-        <w:tabs>
-          <w:tab w:val="num" w:pos="2520"/>
-        </w:tabs>
-        <w:ind w:left="2520" w:hanging="360"/>
-      </w:pPr>
-      <w:rPr>
-        <w:rFonts w:ascii="Symbol" w:hAnsi="Symbol" w:hint="default"/>
-      </w:rPr>
-    </w:lvl>
-    <w:lvl w:ilvl="4">
-      <w:start w:val="1"/>
-      <w:numFmt w:val="bullet"/>
-      <w:lvlText w:val="o"/>
-      <w:lvlJc w:val="left"/>
-      <w:pPr>
-        <w:tabs>
-          <w:tab w:val="num" w:pos="3240"/>
-        </w:tabs>
-        <w:ind w:left="3240" w:hanging="360"/>
-      </w:pPr>
-      <w:rPr>
-        <w:rFonts w:ascii="Courier New" w:hAnsi="Courier New" w:cs="Courier New" w:hint="default"/>
-      </w:rPr>
-    </w:lvl>
-    <w:lvl w:ilvl="5">
-      <w:start w:val="1"/>
-      <w:numFmt w:val="bullet"/>
-      <w:lvlText w:val=""/>
-      <w:lvlJc w:val="left"/>
-      <w:pPr>
-        <w:tabs>
-          <w:tab w:val="num" w:pos="3960"/>
-        </w:tabs>
-        <w:ind w:left="3960" w:hanging="360"/>
-      </w:pPr>
-      <w:rPr>
-        <w:rFonts w:ascii="Wingdings" w:hAnsi="Wingdings" w:hint="default"/>
-      </w:rPr>
-    </w:lvl>
-    <w:lvl w:ilvl="6">
-      <w:start w:val="1"/>
-      <w:numFmt w:val="bullet"/>
-      <w:lvlText w:val=""/>
-      <w:lvlJc w:val="left"/>
-      <w:pPr>
-        <w:tabs>
-          <w:tab w:val="num" w:pos="4680"/>
-        </w:tabs>
-        <w:ind w:left="4680" w:hanging="360"/>
-      </w:pPr>
-      <w:rPr>
-        <w:rFonts w:ascii="Symbol" w:hAnsi="Symbol" w:hint="default"/>
-      </w:rPr>
-    </w:lvl>
-    <w:lvl w:ilvl="7">
-      <w:start w:val="1"/>
-      <w:numFmt w:val="bullet"/>
-      <w:lvlText w:val="o"/>
-      <w:lvlJc w:val="left"/>
-      <w:pPr>
-        <w:tabs>
-          <w:tab w:val="num" w:pos="5400"/>
-        </w:tabs>
-        <w:ind w:left="5400" w:hanging="360"/>
-      </w:pPr>
-      <w:rPr>
-        <w:rFonts w:ascii="Courier New" w:hAnsi="Courier New" w:cs="Courier New" w:hint="default"/>
-      </w:rPr>
-    </w:lvl>
-    <w:lvl w:ilvl="8">
-      <w:start w:val="1"/>
-      <w:numFmt w:val="bullet"/>
-      <w:lvlText w:val=""/>
-      <w:lvlJc w:val="left"/>
-      <w:pPr>
-        <w:tabs>
-          <w:tab w:val="num" w:pos="6120"/>
-        </w:tabs>
-        <w:ind w:left="6120" w:hanging="360"/>
-      </w:pPr>
-      <w:rPr>
-        <w:rFonts w:ascii="Wingdings" w:hAnsi="Wingdings" w:hint="default"/>
-      </w:rPr>
-    </w:lvl>
-  </w:abstractNum>
-  <w:abstractNum w:abstractNumId="31" w15:restartNumberingAfterBreak="0">
-    <w:nsid w:val="60154309"/>
-    <w:multiLevelType w:val="multilevel"/>
-    <w:tmpl w:val="187473EE"/>
-    <w:lvl w:ilvl="0">
-      <w:start w:val="1"/>
-      <w:numFmt w:val="bullet"/>
-      <w:lvlText w:val=""/>
-      <w:lvlJc w:val="left"/>
-      <w:pPr>
-        <w:tabs>
-          <w:tab w:val="num" w:pos="360"/>
-        </w:tabs>
-        <w:ind w:left="360" w:hanging="360"/>
-      </w:pPr>
-      <w:rPr>
-        <w:rFonts w:ascii="Symbol" w:hAnsi="Symbol" w:hint="default"/>
-      </w:rPr>
-    </w:lvl>
-    <w:lvl w:ilvl="1">
-      <w:start w:val="1"/>
-      <w:numFmt w:val="bullet"/>
-      <w:lvlText w:val="o"/>
-      <w:lvlJc w:val="left"/>
-      <w:pPr>
-        <w:tabs>
-          <w:tab w:val="num" w:pos="1080"/>
-        </w:tabs>
-        <w:ind w:left="1080" w:hanging="360"/>
-      </w:pPr>
-      <w:rPr>
-        <w:rFonts w:ascii="Courier New" w:hAnsi="Courier New" w:cs="Courier New" w:hint="default"/>
-      </w:rPr>
-    </w:lvl>
-    <w:lvl w:ilvl="2">
-      <w:start w:val="1"/>
-      <w:numFmt w:val="bullet"/>
-      <w:lvlText w:val=""/>
-      <w:lvlJc w:val="left"/>
-      <w:pPr>
-        <w:tabs>
-          <w:tab w:val="num" w:pos="1800"/>
-        </w:tabs>
-        <w:ind w:left="1800" w:hanging="360"/>
-      </w:pPr>
-      <w:rPr>
-        <w:rFonts w:ascii="Wingdings" w:hAnsi="Wingdings" w:hint="default"/>
-      </w:rPr>
-    </w:lvl>
-    <w:lvl w:ilvl="3">
-      <w:start w:val="1"/>
-      <w:numFmt w:val="bullet"/>
-      <w:lvlText w:val=""/>
-      <w:lvlJc w:val="left"/>
-      <w:pPr>
-        <w:tabs>
-          <w:tab w:val="num" w:pos="2520"/>
-        </w:tabs>
-        <w:ind w:left="2520" w:hanging="360"/>
-      </w:pPr>
-      <w:rPr>
-        <w:rFonts w:ascii="Symbol" w:hAnsi="Symbol" w:hint="default"/>
-      </w:rPr>
-    </w:lvl>
-    <w:lvl w:ilvl="4">
-      <w:start w:val="1"/>
-      <w:numFmt w:val="bullet"/>
-      <w:lvlText w:val="o"/>
-      <w:lvlJc w:val="left"/>
-      <w:pPr>
-        <w:tabs>
-          <w:tab w:val="num" w:pos="3240"/>
-        </w:tabs>
-        <w:ind w:left="3240" w:hanging="360"/>
-      </w:pPr>
-      <w:rPr>
-        <w:rFonts w:ascii="Courier New" w:hAnsi="Courier New" w:cs="Courier New" w:hint="default"/>
-      </w:rPr>
-    </w:lvl>
-    <w:lvl w:ilvl="5">
-      <w:start w:val="1"/>
-      <w:numFmt w:val="bullet"/>
-      <w:lvlText w:val=""/>
-      <w:lvlJc w:val="left"/>
-      <w:pPr>
-        <w:tabs>
-          <w:tab w:val="num" w:pos="3960"/>
-        </w:tabs>
-        <w:ind w:left="3960" w:hanging="360"/>
-      </w:pPr>
-      <w:rPr>
-        <w:rFonts w:ascii="Wingdings" w:hAnsi="Wingdings" w:hint="default"/>
-      </w:rPr>
-    </w:lvl>
-    <w:lvl w:ilvl="6">
-      <w:start w:val="1"/>
-      <w:numFmt w:val="bullet"/>
-      <w:lvlText w:val=""/>
-      <w:lvlJc w:val="left"/>
-      <w:pPr>
-        <w:tabs>
-          <w:tab w:val="num" w:pos="4680"/>
-        </w:tabs>
-        <w:ind w:left="4680" w:hanging="360"/>
-      </w:pPr>
-      <w:rPr>
-        <w:rFonts w:ascii="Symbol" w:hAnsi="Symbol" w:hint="default"/>
-      </w:rPr>
-    </w:lvl>
-    <w:lvl w:ilvl="7">
-      <w:start w:val="1"/>
-      <w:numFmt w:val="bullet"/>
-      <w:lvlText w:val="o"/>
-      <w:lvlJc w:val="left"/>
-      <w:pPr>
-        <w:tabs>
-          <w:tab w:val="num" w:pos="5400"/>
-        </w:tabs>
-        <w:ind w:left="5400" w:hanging="360"/>
-      </w:pPr>
-      <w:rPr>
-        <w:rFonts w:ascii="Courier New" w:hAnsi="Courier New" w:cs="Courier New" w:hint="default"/>
-      </w:rPr>
-    </w:lvl>
-    <w:lvl w:ilvl="8">
-      <w:start w:val="1"/>
-      <w:numFmt w:val="bullet"/>
-      <w:lvlText w:val=""/>
-      <w:lvlJc w:val="left"/>
-      <w:pPr>
-        <w:tabs>
-          <w:tab w:val="num" w:pos="6120"/>
-        </w:tabs>
-        <w:ind w:left="6120" w:hanging="360"/>
-      </w:pPr>
-      <w:rPr>
-        <w:rFonts w:ascii="Wingdings" w:hAnsi="Wingdings" w:hint="default"/>
-      </w:rPr>
-    </w:lvl>
-  </w:abstractNum>
-  <w:abstractNum w:abstractNumId="32" w15:restartNumberingAfterBreak="0">
-    <w:nsid w:val="60C65E78"/>
-    <w:multiLevelType w:val="multilevel"/>
-    <w:tmpl w:val="187473EE"/>
-    <w:lvl w:ilvl="0">
-      <w:start w:val="1"/>
-      <w:numFmt w:val="bullet"/>
-      <w:lvlText w:val=""/>
-      <w:lvlJc w:val="left"/>
-      <w:pPr>
-        <w:tabs>
-          <w:tab w:val="num" w:pos="360"/>
-        </w:tabs>
-        <w:ind w:left="360" w:hanging="360"/>
-      </w:pPr>
-      <w:rPr>
-        <w:rFonts w:ascii="Symbol" w:hAnsi="Symbol" w:hint="default"/>
-      </w:rPr>
-    </w:lvl>
-    <w:lvl w:ilvl="1">
-      <w:start w:val="1"/>
-      <w:numFmt w:val="bullet"/>
-      <w:lvlText w:val="o"/>
-      <w:lvlJc w:val="left"/>
-      <w:pPr>
-        <w:tabs>
-          <w:tab w:val="num" w:pos="1080"/>
-        </w:tabs>
-        <w:ind w:left="1080" w:hanging="360"/>
-      </w:pPr>
-      <w:rPr>
-        <w:rFonts w:ascii="Courier New" w:hAnsi="Courier New" w:cs="Courier New" w:hint="default"/>
-      </w:rPr>
-    </w:lvl>
-    <w:lvl w:ilvl="2">
-      <w:start w:val="1"/>
-      <w:numFmt w:val="bullet"/>
-      <w:lvlText w:val=""/>
-      <w:lvlJc w:val="left"/>
-      <w:pPr>
-        <w:tabs>
-          <w:tab w:val="num" w:pos="1800"/>
-        </w:tabs>
-        <w:ind w:left="1800" w:hanging="360"/>
-      </w:pPr>
-      <w:rPr>
-        <w:rFonts w:ascii="Wingdings" w:hAnsi="Wingdings" w:hint="default"/>
-      </w:rPr>
-    </w:lvl>
-    <w:lvl w:ilvl="3">
-      <w:start w:val="1"/>
-      <w:numFmt w:val="bullet"/>
-      <w:lvlText w:val=""/>
-      <w:lvlJc w:val="left"/>
-      <w:pPr>
-        <w:tabs>
-          <w:tab w:val="num" w:pos="2520"/>
-        </w:tabs>
-        <w:ind w:left="2520" w:hanging="360"/>
-      </w:pPr>
-      <w:rPr>
-        <w:rFonts w:ascii="Symbol" w:hAnsi="Symbol" w:hint="default"/>
-      </w:rPr>
-    </w:lvl>
-    <w:lvl w:ilvl="4">
-      <w:start w:val="1"/>
-      <w:numFmt w:val="bullet"/>
-      <w:lvlText w:val="o"/>
-      <w:lvlJc w:val="left"/>
-      <w:pPr>
-        <w:tabs>
-          <w:tab w:val="num" w:pos="3240"/>
-        </w:tabs>
-        <w:ind w:left="3240" w:hanging="360"/>
-      </w:pPr>
-      <w:rPr>
-        <w:rFonts w:ascii="Courier New" w:hAnsi="Courier New" w:cs="Courier New" w:hint="default"/>
-      </w:rPr>
-    </w:lvl>
-    <w:lvl w:ilvl="5">
-      <w:start w:val="1"/>
-      <w:numFmt w:val="bullet"/>
-      <w:lvlText w:val=""/>
-      <w:lvlJc w:val="left"/>
-      <w:pPr>
-        <w:tabs>
-          <w:tab w:val="num" w:pos="3960"/>
-        </w:tabs>
-        <w:ind w:left="3960" w:hanging="360"/>
-      </w:pPr>
-      <w:rPr>
-        <w:rFonts w:ascii="Wingdings" w:hAnsi="Wingdings" w:hint="default"/>
-      </w:rPr>
-    </w:lvl>
-    <w:lvl w:ilvl="6">
-      <w:start w:val="1"/>
-      <w:numFmt w:val="bullet"/>
-      <w:lvlText w:val=""/>
-      <w:lvlJc w:val="left"/>
-      <w:pPr>
-        <w:tabs>
-          <w:tab w:val="num" w:pos="4680"/>
-        </w:tabs>
-        <w:ind w:left="4680" w:hanging="360"/>
-      </w:pPr>
-      <w:rPr>
-        <w:rFonts w:ascii="Symbol" w:hAnsi="Symbol" w:hint="default"/>
-      </w:rPr>
-    </w:lvl>
-    <w:lvl w:ilvl="7">
-      <w:start w:val="1"/>
-      <w:numFmt w:val="bullet"/>
-      <w:lvlText w:val="o"/>
-      <w:lvlJc w:val="left"/>
-      <w:pPr>
-        <w:tabs>
-          <w:tab w:val="num" w:pos="5400"/>
-        </w:tabs>
-        <w:ind w:left="5400" w:hanging="360"/>
-      </w:pPr>
-      <w:rPr>
-        <w:rFonts w:ascii="Courier New" w:hAnsi="Courier New" w:cs="Courier New" w:hint="default"/>
-      </w:rPr>
-    </w:lvl>
-    <w:lvl w:ilvl="8">
-      <w:start w:val="1"/>
-      <w:numFmt w:val="bullet"/>
-      <w:lvlText w:val=""/>
-      <w:lvlJc w:val="left"/>
-      <w:pPr>
-        <w:tabs>
-          <w:tab w:val="num" w:pos="6120"/>
-        </w:tabs>
-        <w:ind w:left="6120" w:hanging="360"/>
-      </w:pPr>
-      <w:rPr>
-        <w:rFonts w:ascii="Wingdings" w:hAnsi="Wingdings" w:hint="default"/>
-      </w:rPr>
-    </w:lvl>
-  </w:abstractNum>
-  <w:abstractNum w:abstractNumId="33" w15:restartNumberingAfterBreak="0">
-    <w:nsid w:val="615248FA"/>
-    <w:multiLevelType w:val="hybridMultilevel"/>
-    <w:tmpl w:val="1E9C9E22"/>
-    <w:lvl w:ilvl="0" w:tplc="0409000B">
-      <w:start w:val="1"/>
-      <w:numFmt w:val="bullet"/>
-      <w:lvlText w:val=""/>
-      <w:lvlJc w:val="left"/>
-      <w:pPr>
-        <w:ind w:left="720" w:hanging="360"/>
-      </w:pPr>
-      <w:rPr>
-        <w:rFonts w:ascii="Wingdings" w:hAnsi="Wingdings" w:hint="default"/>
-      </w:rPr>
-    </w:lvl>
-    <w:lvl w:ilvl="1" w:tplc="04090009">
-      <w:start w:val="1"/>
-      <w:numFmt w:val="bullet"/>
-      <w:lvlText w:val=""/>
-      <w:lvlJc w:val="left"/>
-      <w:pPr>
-        <w:ind w:left="1440" w:hanging="360"/>
-      </w:pPr>
-      <w:rPr>
-        <w:rFonts w:ascii="Wingdings" w:hAnsi="Wingdings" w:hint="default"/>
-      </w:rPr>
-    </w:lvl>
-    <w:lvl w:ilvl="2" w:tplc="04090005" w:tentative="1">
-      <w:start w:val="1"/>
-      <w:numFmt w:val="bullet"/>
-      <w:lvlText w:val=""/>
-      <w:lvlJc w:val="left"/>
-      <w:pPr>
-        <w:ind w:left="2160" w:hanging="360"/>
-      </w:pPr>
-      <w:rPr>
-        <w:rFonts w:ascii="Wingdings" w:hAnsi="Wingdings" w:hint="default"/>
-      </w:rPr>
-    </w:lvl>
-    <w:lvl w:ilvl="3" w:tplc="04090001" w:tentative="1">
-      <w:start w:val="1"/>
-      <w:numFmt w:val="bullet"/>
-      <w:lvlText w:val=""/>
-      <w:lvlJc w:val="left"/>
-      <w:pPr>
-        <w:ind w:left="2880" w:hanging="360"/>
-      </w:pPr>
-      <w:rPr>
-        <w:rFonts w:ascii="Symbol" w:hAnsi="Symbol" w:hint="default"/>
-      </w:rPr>
-    </w:lvl>
-    <w:lvl w:ilvl="4" w:tplc="04090003" w:tentative="1">
-      <w:start w:val="1"/>
-      <w:numFmt w:val="bullet"/>
-      <w:lvlText w:val="o"/>
-      <w:lvlJc w:val="left"/>
-      <w:pPr>
-        <w:ind w:left="3600" w:hanging="360"/>
-      </w:pPr>
-      <w:rPr>
-        <w:rFonts w:ascii="Courier New" w:hAnsi="Courier New" w:cs="Courier New" w:hint="default"/>
-      </w:rPr>
-    </w:lvl>
-    <w:lvl w:ilvl="5" w:tplc="04090005" w:tentative="1">
-      <w:start w:val="1"/>
-      <w:numFmt w:val="bullet"/>
-      <w:lvlText w:val=""/>
-      <w:lvlJc w:val="left"/>
-      <w:pPr>
-        <w:ind w:left="4320" w:hanging="360"/>
-      </w:pPr>
-      <w:rPr>
-        <w:rFonts w:ascii="Wingdings" w:hAnsi="Wingdings" w:hint="default"/>
-      </w:rPr>
-    </w:lvl>
-    <w:lvl w:ilvl="6" w:tplc="04090001" w:tentative="1">
-      <w:start w:val="1"/>
-      <w:numFmt w:val="bullet"/>
-      <w:lvlText w:val=""/>
-      <w:lvlJc w:val="left"/>
-      <w:pPr>
-        <w:ind w:left="5040" w:hanging="360"/>
-      </w:pPr>
-      <w:rPr>
-        <w:rFonts w:ascii="Symbol" w:hAnsi="Symbol" w:hint="default"/>
-      </w:rPr>
-    </w:lvl>
-    <w:lvl w:ilvl="7" w:tplc="04090003" w:tentative="1">
-      <w:start w:val="1"/>
-      <w:numFmt w:val="bullet"/>
-      <w:lvlText w:val="o"/>
-      <w:lvlJc w:val="left"/>
-      <w:pPr>
-        <w:ind w:left="5760" w:hanging="360"/>
-      </w:pPr>
-      <w:rPr>
-        <w:rFonts w:ascii="Courier New" w:hAnsi="Courier New" w:cs="Courier New" w:hint="default"/>
-      </w:rPr>
-    </w:lvl>
-    <w:lvl w:ilvl="8" w:tplc="04090005" w:tentative="1">
-      <w:start w:val="1"/>
-      <w:numFmt w:val="bullet"/>
-      <w:lvlText w:val=""/>
-      <w:lvlJc w:val="left"/>
-      <w:pPr>
-        <w:ind w:left="6480" w:hanging="360"/>
-      </w:pPr>
-      <w:rPr>
-        <w:rFonts w:ascii="Wingdings" w:hAnsi="Wingdings" w:hint="default"/>
-      </w:rPr>
-    </w:lvl>
-  </w:abstractNum>
-  <w:abstractNum w:abstractNumId="34" w15:restartNumberingAfterBreak="0">
-    <w:nsid w:val="62313D29"/>
-    <w:multiLevelType w:val="multilevel"/>
-    <w:tmpl w:val="9C887E8C"/>
-    <w:lvl w:ilvl="0">
-      <w:start w:val="1"/>
-      <w:numFmt w:val="bullet"/>
-      <w:lvlText w:val=""/>
-      <w:lvlJc w:val="left"/>
-      <w:pPr>
-        <w:tabs>
-          <w:tab w:val="num" w:pos="360"/>
-        </w:tabs>
-        <w:ind w:left="360" w:hanging="360"/>
-      </w:pPr>
-      <w:rPr>
-        <w:rFonts w:ascii="Symbol" w:hAnsi="Symbol" w:hint="default"/>
-        <w:color w:val="auto"/>
-      </w:rPr>
-    </w:lvl>
-    <w:lvl w:ilvl="1">
-      <w:start w:val="1"/>
-      <w:numFmt w:val="bullet"/>
-      <w:lvlText w:val="o"/>
-      <w:lvlJc w:val="left"/>
-      <w:pPr>
-        <w:tabs>
-          <w:tab w:val="num" w:pos="1080"/>
-        </w:tabs>
-        <w:ind w:left="1080" w:hanging="360"/>
-      </w:pPr>
-      <w:rPr>
-        <w:rFonts w:ascii="Courier New" w:hAnsi="Courier New" w:cs="Courier New" w:hint="default"/>
-      </w:rPr>
-    </w:lvl>
-    <w:lvl w:ilvl="2">
-      <w:start w:val="1"/>
-      <w:numFmt w:val="bullet"/>
-      <w:lvlText w:val=""/>
-      <w:lvlJc w:val="left"/>
-      <w:pPr>
-        <w:tabs>
-          <w:tab w:val="num" w:pos="1800"/>
-        </w:tabs>
-        <w:ind w:left="1800" w:hanging="360"/>
-      </w:pPr>
-      <w:rPr>
-        <w:rFonts w:ascii="Wingdings" w:hAnsi="Wingdings" w:hint="default"/>
-      </w:rPr>
-    </w:lvl>
-    <w:lvl w:ilvl="3">
-      <w:start w:val="1"/>
-      <w:numFmt w:val="bullet"/>
-      <w:lvlText w:val=""/>
-      <w:lvlJc w:val="left"/>
-      <w:pPr>
-        <w:tabs>
-          <w:tab w:val="num" w:pos="2520"/>
-        </w:tabs>
-        <w:ind w:left="2520" w:hanging="360"/>
-      </w:pPr>
-      <w:rPr>
-        <w:rFonts w:ascii="Symbol" w:hAnsi="Symbol" w:hint="default"/>
-      </w:rPr>
-    </w:lvl>
-    <w:lvl w:ilvl="4">
-      <w:start w:val="1"/>
-      <w:numFmt w:val="bullet"/>
-      <w:lvlText w:val="o"/>
-      <w:lvlJc w:val="left"/>
-      <w:pPr>
-        <w:tabs>
-          <w:tab w:val="num" w:pos="3240"/>
-        </w:tabs>
-        <w:ind w:left="3240" w:hanging="360"/>
-      </w:pPr>
-      <w:rPr>
-        <w:rFonts w:ascii="Courier New" w:hAnsi="Courier New" w:cs="Courier New" w:hint="default"/>
-      </w:rPr>
-    </w:lvl>
-    <w:lvl w:ilvl="5">
-      <w:start w:val="1"/>
-      <w:numFmt w:val="bullet"/>
-      <w:lvlText w:val=""/>
-      <w:lvlJc w:val="left"/>
-      <w:pPr>
-        <w:tabs>
-          <w:tab w:val="num" w:pos="3960"/>
-        </w:tabs>
-        <w:ind w:left="3960" w:hanging="360"/>
-      </w:pPr>
-      <w:rPr>
-        <w:rFonts w:ascii="Wingdings" w:hAnsi="Wingdings" w:hint="default"/>
-      </w:rPr>
-    </w:lvl>
-    <w:lvl w:ilvl="6">
-      <w:start w:val="1"/>
-      <w:numFmt w:val="bullet"/>
-      <w:lvlText w:val=""/>
-      <w:lvlJc w:val="left"/>
-      <w:pPr>
-        <w:tabs>
-          <w:tab w:val="num" w:pos="4680"/>
-        </w:tabs>
-        <w:ind w:left="4680" w:hanging="360"/>
-      </w:pPr>
-      <w:rPr>
-        <w:rFonts w:ascii="Symbol" w:hAnsi="Symbol" w:hint="default"/>
-      </w:rPr>
-    </w:lvl>
-    <w:lvl w:ilvl="7">
-      <w:start w:val="1"/>
-      <w:numFmt w:val="bullet"/>
-      <w:lvlText w:val="o"/>
-      <w:lvlJc w:val="left"/>
-      <w:pPr>
-        <w:tabs>
-          <w:tab w:val="num" w:pos="5400"/>
-        </w:tabs>
-        <w:ind w:left="5400" w:hanging="360"/>
-      </w:pPr>
-      <w:rPr>
-        <w:rFonts w:ascii="Courier New" w:hAnsi="Courier New" w:cs="Courier New" w:hint="default"/>
-      </w:rPr>
-    </w:lvl>
-    <w:lvl w:ilvl="8">
-      <w:start w:val="1"/>
-      <w:numFmt w:val="bullet"/>
-      <w:lvlText w:val=""/>
-      <w:lvlJc w:val="left"/>
-      <w:pPr>
-        <w:tabs>
-          <w:tab w:val="num" w:pos="6120"/>
-        </w:tabs>
-        <w:ind w:left="6120" w:hanging="360"/>
-      </w:pPr>
-      <w:rPr>
-        <w:rFonts w:ascii="Wingdings" w:hAnsi="Wingdings" w:hint="default"/>
-      </w:rPr>
-    </w:lvl>
-  </w:abstractNum>
-  <w:abstractNum w:abstractNumId="35" w15:restartNumberingAfterBreak="0">
-    <w:nsid w:val="627D262E"/>
-    <w:multiLevelType w:val="hybridMultilevel"/>
-    <w:tmpl w:val="E9FE5B60"/>
-    <w:lvl w:ilvl="0" w:tplc="2556CFA0">
-      <w:start w:val="1"/>
-      <w:numFmt w:val="bullet"/>
-      <w:lvlText w:val=""/>
-      <w:lvlJc w:val="left"/>
-      <w:pPr>
-        <w:tabs>
-          <w:tab w:val="num" w:pos="1772"/>
-        </w:tabs>
-        <w:ind w:left="1772" w:hanging="360"/>
-      </w:pPr>
-      <w:rPr>
-        <w:rFonts w:ascii="Symbol" w:hAnsi="Symbol" w:hint="default"/>
-        <w:color w:val="auto"/>
-      </w:rPr>
-    </w:lvl>
-    <w:lvl w:ilvl="1" w:tplc="04090003" w:tentative="1">
-      <w:start w:val="1"/>
-      <w:numFmt w:val="bullet"/>
-      <w:lvlText w:val="o"/>
-      <w:lvlJc w:val="left"/>
-      <w:pPr>
-        <w:tabs>
-          <w:tab w:val="num" w:pos="2852"/>
-        </w:tabs>
-        <w:ind w:left="2852" w:hanging="360"/>
-      </w:pPr>
-      <w:rPr>
-        <w:rFonts w:ascii="Courier New" w:hAnsi="Courier New" w:cs="Courier New" w:hint="default"/>
-      </w:rPr>
-    </w:lvl>
-    <w:lvl w:ilvl="2" w:tplc="04090005" w:tentative="1">
-      <w:start w:val="1"/>
-      <w:numFmt w:val="bullet"/>
-      <w:lvlText w:val=""/>
-      <w:lvlJc w:val="left"/>
-      <w:pPr>
-        <w:tabs>
-          <w:tab w:val="num" w:pos="3572"/>
-        </w:tabs>
-        <w:ind w:left="3572" w:hanging="360"/>
-      </w:pPr>
-      <w:rPr>
-        <w:rFonts w:ascii="Wingdings" w:hAnsi="Wingdings" w:hint="default"/>
-      </w:rPr>
-    </w:lvl>
-    <w:lvl w:ilvl="3" w:tplc="04090001" w:tentative="1">
-      <w:start w:val="1"/>
-      <w:numFmt w:val="bullet"/>
-      <w:lvlText w:val=""/>
-      <w:lvlJc w:val="left"/>
-      <w:pPr>
-        <w:tabs>
-          <w:tab w:val="num" w:pos="4292"/>
-        </w:tabs>
-        <w:ind w:left="4292" w:hanging="360"/>
-      </w:pPr>
-      <w:rPr>
-        <w:rFonts w:ascii="Symbol" w:hAnsi="Symbol" w:hint="default"/>
-      </w:rPr>
-    </w:lvl>
-    <w:lvl w:ilvl="4" w:tplc="04090003" w:tentative="1">
-      <w:start w:val="1"/>
-      <w:numFmt w:val="bullet"/>
-      <w:lvlText w:val="o"/>
-      <w:lvlJc w:val="left"/>
-      <w:pPr>
-        <w:tabs>
-          <w:tab w:val="num" w:pos="5012"/>
-        </w:tabs>
-        <w:ind w:left="5012" w:hanging="360"/>
-      </w:pPr>
-      <w:rPr>
-        <w:rFonts w:ascii="Courier New" w:hAnsi="Courier New" w:cs="Courier New" w:hint="default"/>
-      </w:rPr>
-    </w:lvl>
-    <w:lvl w:ilvl="5" w:tplc="04090005" w:tentative="1">
-      <w:start w:val="1"/>
-      <w:numFmt w:val="bullet"/>
-      <w:lvlText w:val=""/>
-      <w:lvlJc w:val="left"/>
-      <w:pPr>
-        <w:tabs>
-          <w:tab w:val="num" w:pos="5732"/>
-        </w:tabs>
-        <w:ind w:left="5732" w:hanging="360"/>
-      </w:pPr>
-      <w:rPr>
-        <w:rFonts w:ascii="Wingdings" w:hAnsi="Wingdings" w:hint="default"/>
-      </w:rPr>
-    </w:lvl>
-    <w:lvl w:ilvl="6" w:tplc="04090001" w:tentative="1">
-      <w:start w:val="1"/>
-      <w:numFmt w:val="bullet"/>
-      <w:lvlText w:val=""/>
-      <w:lvlJc w:val="left"/>
-      <w:pPr>
-        <w:tabs>
-          <w:tab w:val="num" w:pos="6452"/>
-        </w:tabs>
-        <w:ind w:left="6452" w:hanging="360"/>
-      </w:pPr>
-      <w:rPr>
-        <w:rFonts w:ascii="Symbol" w:hAnsi="Symbol" w:hint="default"/>
-      </w:rPr>
-    </w:lvl>
-    <w:lvl w:ilvl="7" w:tplc="04090003" w:tentative="1">
-      <w:start w:val="1"/>
-      <w:numFmt w:val="bullet"/>
-      <w:lvlText w:val="o"/>
-      <w:lvlJc w:val="left"/>
-      <w:pPr>
-        <w:tabs>
-          <w:tab w:val="num" w:pos="7172"/>
-        </w:tabs>
-        <w:ind w:left="7172" w:hanging="360"/>
-      </w:pPr>
-      <w:rPr>
-        <w:rFonts w:ascii="Courier New" w:hAnsi="Courier New" w:cs="Courier New" w:hint="default"/>
-      </w:rPr>
-    </w:lvl>
-    <w:lvl w:ilvl="8" w:tplc="04090005" w:tentative="1">
-      <w:start w:val="1"/>
-      <w:numFmt w:val="bullet"/>
-      <w:lvlText w:val=""/>
-      <w:lvlJc w:val="left"/>
-      <w:pPr>
-        <w:tabs>
-          <w:tab w:val="num" w:pos="7892"/>
-        </w:tabs>
-        <w:ind w:left="7892" w:hanging="360"/>
-      </w:pPr>
-      <w:rPr>
-        <w:rFonts w:ascii="Wingdings" w:hAnsi="Wingdings" w:hint="default"/>
-      </w:rPr>
-    </w:lvl>
-  </w:abstractNum>
-  <w:abstractNum w:abstractNumId="36" w15:restartNumberingAfterBreak="0">
-    <w:nsid w:val="682818B0"/>
-    <w:multiLevelType w:val="hybridMultilevel"/>
-    <w:tmpl w:val="9C887E8C"/>
-    <w:lvl w:ilvl="0" w:tplc="2556CFA0">
-      <w:start w:val="1"/>
-      <w:numFmt w:val="bullet"/>
-      <w:lvlText w:val=""/>
-      <w:lvlJc w:val="left"/>
-      <w:pPr>
-        <w:tabs>
-          <w:tab w:val="num" w:pos="360"/>
-        </w:tabs>
-        <w:ind w:left="360" w:hanging="360"/>
-      </w:pPr>
-      <w:rPr>
-        <w:rFonts w:ascii="Symbol" w:hAnsi="Symbol" w:hint="default"/>
-        <w:color w:val="auto"/>
-      </w:rPr>
-    </w:lvl>
-    <w:lvl w:ilvl="1" w:tplc="04090003" w:tentative="1">
-      <w:start w:val="1"/>
-      <w:numFmt w:val="bullet"/>
-      <w:lvlText w:val="o"/>
-      <w:lvlJc w:val="left"/>
-      <w:pPr>
-        <w:tabs>
-          <w:tab w:val="num" w:pos="1080"/>
-        </w:tabs>
-        <w:ind w:left="1080" w:hanging="360"/>
-      </w:pPr>
-      <w:rPr>
-        <w:rFonts w:ascii="Courier New" w:hAnsi="Courier New" w:cs="Courier New" w:hint="default"/>
-      </w:rPr>
-    </w:lvl>
-    <w:lvl w:ilvl="2" w:tplc="04090005" w:tentative="1">
-      <w:start w:val="1"/>
-      <w:numFmt w:val="bullet"/>
-      <w:lvlText w:val=""/>
-      <w:lvlJc w:val="left"/>
-      <w:pPr>
-        <w:tabs>
-          <w:tab w:val="num" w:pos="1800"/>
-        </w:tabs>
-        <w:ind w:left="1800" w:hanging="360"/>
-      </w:pPr>
-      <w:rPr>
-        <w:rFonts w:ascii="Wingdings" w:hAnsi="Wingdings" w:hint="default"/>
-      </w:rPr>
-    </w:lvl>
-    <w:lvl w:ilvl="3" w:tplc="04090001" w:tentative="1">
-      <w:start w:val="1"/>
-      <w:numFmt w:val="bullet"/>
-      <w:lvlText w:val=""/>
-      <w:lvlJc w:val="left"/>
-      <w:pPr>
-        <w:tabs>
-          <w:tab w:val="num" w:pos="2520"/>
-        </w:tabs>
-        <w:ind w:left="2520" w:hanging="360"/>
-      </w:pPr>
-      <w:rPr>
-        <w:rFonts w:ascii="Symbol" w:hAnsi="Symbol" w:hint="default"/>
-      </w:rPr>
-    </w:lvl>
-    <w:lvl w:ilvl="4" w:tplc="04090003" w:tentative="1">
-      <w:start w:val="1"/>
-      <w:numFmt w:val="bullet"/>
-      <w:lvlText w:val="o"/>
-      <w:lvlJc w:val="left"/>
-      <w:pPr>
-        <w:tabs>
-          <w:tab w:val="num" w:pos="3240"/>
-        </w:tabs>
-        <w:ind w:left="3240" w:hanging="360"/>
-      </w:pPr>
-      <w:rPr>
-        <w:rFonts w:ascii="Courier New" w:hAnsi="Courier New" w:cs="Courier New" w:hint="default"/>
-      </w:rPr>
-    </w:lvl>
-    <w:lvl w:ilvl="5" w:tplc="04090005" w:tentative="1">
-      <w:start w:val="1"/>
-      <w:numFmt w:val="bullet"/>
-      <w:lvlText w:val=""/>
-      <w:lvlJc w:val="left"/>
-      <w:pPr>
-        <w:tabs>
-          <w:tab w:val="num" w:pos="3960"/>
-        </w:tabs>
-        <w:ind w:left="3960" w:hanging="360"/>
-      </w:pPr>
-      <w:rPr>
-        <w:rFonts w:ascii="Wingdings" w:hAnsi="Wingdings" w:hint="default"/>
-      </w:rPr>
-    </w:lvl>
-    <w:lvl w:ilvl="6" w:tplc="04090001" w:tentative="1">
-      <w:start w:val="1"/>
-      <w:numFmt w:val="bullet"/>
-      <w:lvlText w:val=""/>
-      <w:lvlJc w:val="left"/>
-      <w:pPr>
-        <w:tabs>
-          <w:tab w:val="num" w:pos="4680"/>
-        </w:tabs>
-        <w:ind w:left="4680" w:hanging="360"/>
-      </w:pPr>
-      <w:rPr>
-        <w:rFonts w:ascii="Symbol" w:hAnsi="Symbol" w:hint="default"/>
-      </w:rPr>
-    </w:lvl>
-    <w:lvl w:ilvl="7" w:tplc="04090003" w:tentative="1">
-      <w:start w:val="1"/>
-      <w:numFmt w:val="bullet"/>
-      <w:lvlText w:val="o"/>
-      <w:lvlJc w:val="left"/>
-      <w:pPr>
-        <w:tabs>
-          <w:tab w:val="num" w:pos="5400"/>
-        </w:tabs>
-        <w:ind w:left="5400" w:hanging="360"/>
-      </w:pPr>
-      <w:rPr>
-        <w:rFonts w:ascii="Courier New" w:hAnsi="Courier New" w:cs="Courier New" w:hint="default"/>
-      </w:rPr>
-    </w:lvl>
-    <w:lvl w:ilvl="8" w:tplc="04090005" w:tentative="1">
-      <w:start w:val="1"/>
-      <w:numFmt w:val="bullet"/>
-      <w:lvlText w:val=""/>
-      <w:lvlJc w:val="left"/>
-      <w:pPr>
-        <w:tabs>
-          <w:tab w:val="num" w:pos="6120"/>
-        </w:tabs>
-        <w:ind w:left="6120" w:hanging="360"/>
-      </w:pPr>
-      <w:rPr>
-        <w:rFonts w:ascii="Wingdings" w:hAnsi="Wingdings" w:hint="default"/>
-      </w:rPr>
-    </w:lvl>
-  </w:abstractNum>
-  <w:abstractNum w:abstractNumId="37" w15:restartNumberingAfterBreak="0">
-    <w:nsid w:val="692454B7"/>
-    <w:multiLevelType w:val="multilevel"/>
-    <w:tmpl w:val="187473EE"/>
-    <w:lvl w:ilvl="0">
-      <w:start w:val="1"/>
-      <w:numFmt w:val="bullet"/>
-      <w:lvlText w:val=""/>
-      <w:lvlJc w:val="left"/>
-      <w:pPr>
-        <w:tabs>
-          <w:tab w:val="num" w:pos="360"/>
-        </w:tabs>
-        <w:ind w:left="360" w:hanging="360"/>
-      </w:pPr>
-      <w:rPr>
-        <w:rFonts w:ascii="Symbol" w:hAnsi="Symbol" w:hint="default"/>
-      </w:rPr>
-    </w:lvl>
-    <w:lvl w:ilvl="1">
-      <w:start w:val="1"/>
-      <w:numFmt w:val="bullet"/>
-      <w:lvlText w:val="o"/>
-      <w:lvlJc w:val="left"/>
-      <w:pPr>
-        <w:tabs>
-          <w:tab w:val="num" w:pos="1080"/>
-        </w:tabs>
-        <w:ind w:left="1080" w:hanging="360"/>
-      </w:pPr>
-      <w:rPr>
-        <w:rFonts w:ascii="Courier New" w:hAnsi="Courier New" w:cs="Courier New" w:hint="default"/>
-      </w:rPr>
-    </w:lvl>
-    <w:lvl w:ilvl="2">
-      <w:start w:val="1"/>
-      <w:numFmt w:val="bullet"/>
-      <w:lvlText w:val=""/>
-      <w:lvlJc w:val="left"/>
-      <w:pPr>
-        <w:tabs>
-          <w:tab w:val="num" w:pos="1800"/>
-        </w:tabs>
-        <w:ind w:left="1800" w:hanging="360"/>
-      </w:pPr>
-      <w:rPr>
-        <w:rFonts w:ascii="Wingdings" w:hAnsi="Wingdings" w:hint="default"/>
-      </w:rPr>
-    </w:lvl>
-    <w:lvl w:ilvl="3">
-      <w:start w:val="1"/>
-      <w:numFmt w:val="bullet"/>
-      <w:lvlText w:val=""/>
-      <w:lvlJc w:val="left"/>
-      <w:pPr>
-        <w:tabs>
-          <w:tab w:val="num" w:pos="2520"/>
-        </w:tabs>
-        <w:ind w:left="2520" w:hanging="360"/>
-      </w:pPr>
-      <w:rPr>
-        <w:rFonts w:ascii="Symbol" w:hAnsi="Symbol" w:hint="default"/>
-      </w:rPr>
-    </w:lvl>
-    <w:lvl w:ilvl="4">
-      <w:start w:val="1"/>
-      <w:numFmt w:val="bullet"/>
-      <w:lvlText w:val="o"/>
-      <w:lvlJc w:val="left"/>
-      <w:pPr>
-        <w:tabs>
-          <w:tab w:val="num" w:pos="3240"/>
-        </w:tabs>
-        <w:ind w:left="3240" w:hanging="360"/>
-      </w:pPr>
-      <w:rPr>
-        <w:rFonts w:ascii="Courier New" w:hAnsi="Courier New" w:cs="Courier New" w:hint="default"/>
-      </w:rPr>
-    </w:lvl>
-    <w:lvl w:ilvl="5">
-      <w:start w:val="1"/>
-      <w:numFmt w:val="bullet"/>
-      <w:lvlText w:val=""/>
-      <w:lvlJc w:val="left"/>
-      <w:pPr>
-        <w:tabs>
-          <w:tab w:val="num" w:pos="3960"/>
-        </w:tabs>
-        <w:ind w:left="3960" w:hanging="360"/>
-      </w:pPr>
-      <w:rPr>
-        <w:rFonts w:ascii="Wingdings" w:hAnsi="Wingdings" w:hint="default"/>
-      </w:rPr>
-    </w:lvl>
-    <w:lvl w:ilvl="6">
-      <w:start w:val="1"/>
-      <w:numFmt w:val="bullet"/>
-      <w:lvlText w:val=""/>
-      <w:lvlJc w:val="left"/>
-      <w:pPr>
-        <w:tabs>
-          <w:tab w:val="num" w:pos="4680"/>
-        </w:tabs>
-        <w:ind w:left="4680" w:hanging="360"/>
-      </w:pPr>
-      <w:rPr>
-        <w:rFonts w:ascii="Symbol" w:hAnsi="Symbol" w:hint="default"/>
-      </w:rPr>
-    </w:lvl>
-    <w:lvl w:ilvl="7">
-      <w:start w:val="1"/>
-      <w:numFmt w:val="bullet"/>
-      <w:lvlText w:val="o"/>
-      <w:lvlJc w:val="left"/>
-      <w:pPr>
-        <w:tabs>
-          <w:tab w:val="num" w:pos="5400"/>
-        </w:tabs>
-        <w:ind w:left="5400" w:hanging="360"/>
-      </w:pPr>
-      <w:rPr>
-        <w:rFonts w:ascii="Courier New" w:hAnsi="Courier New" w:cs="Courier New" w:hint="default"/>
-      </w:rPr>
-    </w:lvl>
-    <w:lvl w:ilvl="8">
-      <w:start w:val="1"/>
-      <w:numFmt w:val="bullet"/>
-      <w:lvlText w:val=""/>
-      <w:lvlJc w:val="left"/>
-      <w:pPr>
-        <w:tabs>
-          <w:tab w:val="num" w:pos="6120"/>
-        </w:tabs>
-        <w:ind w:left="6120" w:hanging="360"/>
-      </w:pPr>
-      <w:rPr>
-        <w:rFonts w:ascii="Wingdings" w:hAnsi="Wingdings" w:hint="default"/>
-      </w:rPr>
-    </w:lvl>
-  </w:abstractNum>
-  <w:abstractNum w:abstractNumId="38" w15:restartNumberingAfterBreak="0">
-    <w:nsid w:val="6D9965E6"/>
-    <w:multiLevelType w:val="multilevel"/>
-    <w:tmpl w:val="187473EE"/>
-    <w:lvl w:ilvl="0">
-      <w:start w:val="1"/>
-      <w:numFmt w:val="bullet"/>
-      <w:lvlText w:val=""/>
-      <w:lvlJc w:val="left"/>
-      <w:pPr>
-        <w:tabs>
-          <w:tab w:val="num" w:pos="360"/>
-        </w:tabs>
-        <w:ind w:left="360" w:hanging="360"/>
-      </w:pPr>
-      <w:rPr>
-        <w:rFonts w:ascii="Symbol" w:hAnsi="Symbol" w:hint="default"/>
-      </w:rPr>
-    </w:lvl>
-    <w:lvl w:ilvl="1">
-      <w:start w:val="1"/>
-      <w:numFmt w:val="bullet"/>
-      <w:lvlText w:val="o"/>
-      <w:lvlJc w:val="left"/>
-      <w:pPr>
-        <w:tabs>
-          <w:tab w:val="num" w:pos="1080"/>
-        </w:tabs>
-        <w:ind w:left="1080" w:hanging="360"/>
-      </w:pPr>
-      <w:rPr>
-        <w:rFonts w:ascii="Courier New" w:hAnsi="Courier New" w:cs="Courier New" w:hint="default"/>
-      </w:rPr>
-    </w:lvl>
-    <w:lvl w:ilvl="2">
-      <w:start w:val="1"/>
-      <w:numFmt w:val="bullet"/>
-      <w:lvlText w:val=""/>
-      <w:lvlJc w:val="left"/>
-      <w:pPr>
-        <w:tabs>
-          <w:tab w:val="num" w:pos="1800"/>
-        </w:tabs>
-        <w:ind w:left="1800" w:hanging="360"/>
-      </w:pPr>
-      <w:rPr>
-        <w:rFonts w:ascii="Wingdings" w:hAnsi="Wingdings" w:hint="default"/>
-      </w:rPr>
-    </w:lvl>
-    <w:lvl w:ilvl="3">
-      <w:start w:val="1"/>
-      <w:numFmt w:val="bullet"/>
-      <w:lvlText w:val=""/>
-      <w:lvlJc w:val="left"/>
-      <w:pPr>
-        <w:tabs>
-          <w:tab w:val="num" w:pos="2520"/>
-        </w:tabs>
-        <w:ind w:left="2520" w:hanging="360"/>
-      </w:pPr>
-      <w:rPr>
-        <w:rFonts w:ascii="Symbol" w:hAnsi="Symbol" w:hint="default"/>
-      </w:rPr>
-    </w:lvl>
-    <w:lvl w:ilvl="4">
-      <w:start w:val="1"/>
-      <w:numFmt w:val="bullet"/>
-      <w:lvlText w:val="o"/>
-      <w:lvlJc w:val="left"/>
-      <w:pPr>
-        <w:tabs>
-          <w:tab w:val="num" w:pos="3240"/>
-        </w:tabs>
-        <w:ind w:left="3240" w:hanging="360"/>
-      </w:pPr>
-      <w:rPr>
-        <w:rFonts w:ascii="Courier New" w:hAnsi="Courier New" w:cs="Courier New" w:hint="default"/>
-      </w:rPr>
-    </w:lvl>
-    <w:lvl w:ilvl="5">
-      <w:start w:val="1"/>
-      <w:numFmt w:val="bullet"/>
-      <w:lvlText w:val=""/>
-      <w:lvlJc w:val="left"/>
-      <w:pPr>
-        <w:tabs>
-          <w:tab w:val="num" w:pos="3960"/>
-        </w:tabs>
-        <w:ind w:left="3960" w:hanging="360"/>
-      </w:pPr>
-      <w:rPr>
-        <w:rFonts w:ascii="Wingdings" w:hAnsi="Wingdings" w:hint="default"/>
-      </w:rPr>
-    </w:lvl>
-    <w:lvl w:ilvl="6">
-      <w:start w:val="1"/>
-      <w:numFmt w:val="bullet"/>
-      <w:lvlText w:val=""/>
-      <w:lvlJc w:val="left"/>
-      <w:pPr>
-        <w:tabs>
-          <w:tab w:val="num" w:pos="4680"/>
-        </w:tabs>
-        <w:ind w:left="4680" w:hanging="360"/>
-      </w:pPr>
-      <w:rPr>
-        <w:rFonts w:ascii="Symbol" w:hAnsi="Symbol" w:hint="default"/>
-      </w:rPr>
-    </w:lvl>
-    <w:lvl w:ilvl="7">
-      <w:start w:val="1"/>
-      <w:numFmt w:val="bullet"/>
-      <w:lvlText w:val="o"/>
-      <w:lvlJc w:val="left"/>
-      <w:pPr>
-        <w:tabs>
-          <w:tab w:val="num" w:pos="5400"/>
-        </w:tabs>
-        <w:ind w:left="5400" w:hanging="360"/>
-      </w:pPr>
-      <w:rPr>
-        <w:rFonts w:ascii="Courier New" w:hAnsi="Courier New" w:cs="Courier New" w:hint="default"/>
-      </w:rPr>
-    </w:lvl>
-    <w:lvl w:ilvl="8">
-      <w:start w:val="1"/>
-      <w:numFmt w:val="bullet"/>
-      <w:lvlText w:val=""/>
-      <w:lvlJc w:val="left"/>
-      <w:pPr>
-        <w:tabs>
-          <w:tab w:val="num" w:pos="6120"/>
-        </w:tabs>
-        <w:ind w:left="6120" w:hanging="360"/>
-      </w:pPr>
-      <w:rPr>
-        <w:rFonts w:ascii="Wingdings" w:hAnsi="Wingdings" w:hint="default"/>
-      </w:rPr>
-    </w:lvl>
-  </w:abstractNum>
-  <w:abstractNum w:abstractNumId="39" w15:restartNumberingAfterBreak="0">
-    <w:nsid w:val="70454F63"/>
-    <w:multiLevelType w:val="hybridMultilevel"/>
-    <w:tmpl w:val="84927028"/>
-    <w:lvl w:ilvl="0" w:tplc="0409000B">
-      <w:start w:val="1"/>
-      <w:numFmt w:val="bullet"/>
-      <w:lvlText w:val=""/>
-      <w:lvlJc w:val="left"/>
-      <w:pPr>
-        <w:tabs>
-          <w:tab w:val="num" w:pos="360"/>
-        </w:tabs>
-        <w:ind w:left="360" w:hanging="360"/>
-      </w:pPr>
-      <w:rPr>
-        <w:rFonts w:ascii="Wingdings" w:hAnsi="Wingdings" w:hint="default"/>
-      </w:rPr>
-    </w:lvl>
-    <w:lvl w:ilvl="1" w:tplc="04090003" w:tentative="1">
-      <w:start w:val="1"/>
-      <w:numFmt w:val="bullet"/>
-      <w:lvlText w:val="o"/>
-      <w:lvlJc w:val="left"/>
-      <w:pPr>
-        <w:tabs>
-          <w:tab w:val="num" w:pos="1080"/>
-        </w:tabs>
-        <w:ind w:left="1080" w:hanging="360"/>
-      </w:pPr>
-      <w:rPr>
-        <w:rFonts w:ascii="Courier New" w:hAnsi="Courier New" w:cs="Courier New" w:hint="default"/>
-      </w:rPr>
-    </w:lvl>
-    <w:lvl w:ilvl="2" w:tplc="04090005" w:tentative="1">
-      <w:start w:val="1"/>
-      <w:numFmt w:val="bullet"/>
-      <w:lvlText w:val=""/>
-      <w:lvlJc w:val="left"/>
-      <w:pPr>
-        <w:tabs>
-          <w:tab w:val="num" w:pos="1800"/>
-        </w:tabs>
-        <w:ind w:left="1800" w:hanging="360"/>
-      </w:pPr>
-      <w:rPr>
-        <w:rFonts w:ascii="Wingdings" w:hAnsi="Wingdings" w:hint="default"/>
-      </w:rPr>
-    </w:lvl>
-    <w:lvl w:ilvl="3" w:tplc="04090001" w:tentative="1">
-      <w:start w:val="1"/>
-      <w:numFmt w:val="bullet"/>
-      <w:lvlText w:val=""/>
-      <w:lvlJc w:val="left"/>
-      <w:pPr>
-        <w:tabs>
-          <w:tab w:val="num" w:pos="2520"/>
-        </w:tabs>
-        <w:ind w:left="2520" w:hanging="360"/>
-      </w:pPr>
-      <w:rPr>
-        <w:rFonts w:ascii="Symbol" w:hAnsi="Symbol" w:hint="default"/>
-      </w:rPr>
-    </w:lvl>
-    <w:lvl w:ilvl="4" w:tplc="04090003" w:tentative="1">
-      <w:start w:val="1"/>
-      <w:numFmt w:val="bullet"/>
-      <w:lvlText w:val="o"/>
-      <w:lvlJc w:val="left"/>
-      <w:pPr>
-        <w:tabs>
-          <w:tab w:val="num" w:pos="3240"/>
-        </w:tabs>
-        <w:ind w:left="3240" w:hanging="360"/>
-      </w:pPr>
-      <w:rPr>
-        <w:rFonts w:ascii="Courier New" w:hAnsi="Courier New" w:cs="Courier New" w:hint="default"/>
-      </w:rPr>
-    </w:lvl>
-    <w:lvl w:ilvl="5" w:tplc="04090005" w:tentative="1">
-      <w:start w:val="1"/>
-      <w:numFmt w:val="bullet"/>
-      <w:lvlText w:val=""/>
-      <w:lvlJc w:val="left"/>
-      <w:pPr>
-        <w:tabs>
-          <w:tab w:val="num" w:pos="3960"/>
-        </w:tabs>
-        <w:ind w:left="3960" w:hanging="360"/>
-      </w:pPr>
-      <w:rPr>
-        <w:rFonts w:ascii="Wingdings" w:hAnsi="Wingdings" w:hint="default"/>
-      </w:rPr>
-    </w:lvl>
-    <w:lvl w:ilvl="6" w:tplc="04090001" w:tentative="1">
-      <w:start w:val="1"/>
-      <w:numFmt w:val="bullet"/>
-      <w:lvlText w:val=""/>
-      <w:lvlJc w:val="left"/>
-      <w:pPr>
-        <w:tabs>
-          <w:tab w:val="num" w:pos="4680"/>
-        </w:tabs>
-        <w:ind w:left="4680" w:hanging="360"/>
-      </w:pPr>
-      <w:rPr>
-        <w:rFonts w:ascii="Symbol" w:hAnsi="Symbol" w:hint="default"/>
-      </w:rPr>
-    </w:lvl>
-    <w:lvl w:ilvl="7" w:tplc="04090003" w:tentative="1">
-      <w:start w:val="1"/>
-      <w:numFmt w:val="bullet"/>
-      <w:lvlText w:val="o"/>
-      <w:lvlJc w:val="left"/>
-      <w:pPr>
-        <w:tabs>
-          <w:tab w:val="num" w:pos="5400"/>
-        </w:tabs>
-        <w:ind w:left="5400" w:hanging="360"/>
-      </w:pPr>
-      <w:rPr>
-        <w:rFonts w:ascii="Courier New" w:hAnsi="Courier New" w:cs="Courier New" w:hint="default"/>
-      </w:rPr>
-    </w:lvl>
-    <w:lvl w:ilvl="8" w:tplc="04090005" w:tentative="1">
-      <w:start w:val="1"/>
-      <w:numFmt w:val="bullet"/>
-      <w:lvlText w:val=""/>
-      <w:lvlJc w:val="left"/>
-      <w:pPr>
-        <w:tabs>
-          <w:tab w:val="num" w:pos="6120"/>
-        </w:tabs>
-        <w:ind w:left="6120" w:hanging="360"/>
-      </w:pPr>
-      <w:rPr>
-        <w:rFonts w:ascii="Wingdings" w:hAnsi="Wingdings" w:hint="default"/>
-      </w:rPr>
-    </w:lvl>
-  </w:abstractNum>
-  <w:abstractNum w:abstractNumId="40" w15:restartNumberingAfterBreak="0">
+  <w:abstractNum w:abstractNumId="2" w15:restartNumberingAfterBreak="0">
     <w:nsid w:val="73E325D0"/>
     <w:multiLevelType w:val="hybridMultilevel"/>
     <w:tmpl w:val="D0CE192E"/>
@@ -68720,823 +64030,7 @@
       </w:rPr>
     </w:lvl>
   </w:abstractNum>
-  <w:abstractNum w:abstractNumId="41" w15:restartNumberingAfterBreak="0">
-    <w:nsid w:val="73FE28A5"/>
-    <w:multiLevelType w:val="multilevel"/>
-    <w:tmpl w:val="187473EE"/>
-    <w:lvl w:ilvl="0">
-      <w:start w:val="1"/>
-      <w:numFmt w:val="bullet"/>
-      <w:lvlText w:val=""/>
-      <w:lvlJc w:val="left"/>
-      <w:pPr>
-        <w:tabs>
-          <w:tab w:val="num" w:pos="360"/>
-        </w:tabs>
-        <w:ind w:left="360" w:hanging="360"/>
-      </w:pPr>
-      <w:rPr>
-        <w:rFonts w:ascii="Symbol" w:hAnsi="Symbol" w:hint="default"/>
-      </w:rPr>
-    </w:lvl>
-    <w:lvl w:ilvl="1">
-      <w:start w:val="1"/>
-      <w:numFmt w:val="bullet"/>
-      <w:lvlText w:val="o"/>
-      <w:lvlJc w:val="left"/>
-      <w:pPr>
-        <w:tabs>
-          <w:tab w:val="num" w:pos="1080"/>
-        </w:tabs>
-        <w:ind w:left="1080" w:hanging="360"/>
-      </w:pPr>
-      <w:rPr>
-        <w:rFonts w:ascii="Courier New" w:hAnsi="Courier New" w:cs="Courier New" w:hint="default"/>
-      </w:rPr>
-    </w:lvl>
-    <w:lvl w:ilvl="2">
-      <w:start w:val="1"/>
-      <w:numFmt w:val="bullet"/>
-      <w:lvlText w:val=""/>
-      <w:lvlJc w:val="left"/>
-      <w:pPr>
-        <w:tabs>
-          <w:tab w:val="num" w:pos="1800"/>
-        </w:tabs>
-        <w:ind w:left="1800" w:hanging="360"/>
-      </w:pPr>
-      <w:rPr>
-        <w:rFonts w:ascii="Wingdings" w:hAnsi="Wingdings" w:hint="default"/>
-      </w:rPr>
-    </w:lvl>
-    <w:lvl w:ilvl="3">
-      <w:start w:val="1"/>
-      <w:numFmt w:val="bullet"/>
-      <w:lvlText w:val=""/>
-      <w:lvlJc w:val="left"/>
-      <w:pPr>
-        <w:tabs>
-          <w:tab w:val="num" w:pos="2520"/>
-        </w:tabs>
-        <w:ind w:left="2520" w:hanging="360"/>
-      </w:pPr>
-      <w:rPr>
-        <w:rFonts w:ascii="Symbol" w:hAnsi="Symbol" w:hint="default"/>
-      </w:rPr>
-    </w:lvl>
-    <w:lvl w:ilvl="4">
-      <w:start w:val="1"/>
-      <w:numFmt w:val="bullet"/>
-      <w:lvlText w:val="o"/>
-      <w:lvlJc w:val="left"/>
-      <w:pPr>
-        <w:tabs>
-          <w:tab w:val="num" w:pos="3240"/>
-        </w:tabs>
-        <w:ind w:left="3240" w:hanging="360"/>
-      </w:pPr>
-      <w:rPr>
-        <w:rFonts w:ascii="Courier New" w:hAnsi="Courier New" w:cs="Courier New" w:hint="default"/>
-      </w:rPr>
-    </w:lvl>
-    <w:lvl w:ilvl="5">
-      <w:start w:val="1"/>
-      <w:numFmt w:val="bullet"/>
-      <w:lvlText w:val=""/>
-      <w:lvlJc w:val="left"/>
-      <w:pPr>
-        <w:tabs>
-          <w:tab w:val="num" w:pos="3960"/>
-        </w:tabs>
-        <w:ind w:left="3960" w:hanging="360"/>
-      </w:pPr>
-      <w:rPr>
-        <w:rFonts w:ascii="Wingdings" w:hAnsi="Wingdings" w:hint="default"/>
-      </w:rPr>
-    </w:lvl>
-    <w:lvl w:ilvl="6">
-      <w:start w:val="1"/>
-      <w:numFmt w:val="bullet"/>
-      <w:lvlText w:val=""/>
-      <w:lvlJc w:val="left"/>
-      <w:pPr>
-        <w:tabs>
-          <w:tab w:val="num" w:pos="4680"/>
-        </w:tabs>
-        <w:ind w:left="4680" w:hanging="360"/>
-      </w:pPr>
-      <w:rPr>
-        <w:rFonts w:ascii="Symbol" w:hAnsi="Symbol" w:hint="default"/>
-      </w:rPr>
-    </w:lvl>
-    <w:lvl w:ilvl="7">
-      <w:start w:val="1"/>
-      <w:numFmt w:val="bullet"/>
-      <w:lvlText w:val="o"/>
-      <w:lvlJc w:val="left"/>
-      <w:pPr>
-        <w:tabs>
-          <w:tab w:val="num" w:pos="5400"/>
-        </w:tabs>
-        <w:ind w:left="5400" w:hanging="360"/>
-      </w:pPr>
-      <w:rPr>
-        <w:rFonts w:ascii="Courier New" w:hAnsi="Courier New" w:cs="Courier New" w:hint="default"/>
-      </w:rPr>
-    </w:lvl>
-    <w:lvl w:ilvl="8">
-      <w:start w:val="1"/>
-      <w:numFmt w:val="bullet"/>
-      <w:lvlText w:val=""/>
-      <w:lvlJc w:val="left"/>
-      <w:pPr>
-        <w:tabs>
-          <w:tab w:val="num" w:pos="6120"/>
-        </w:tabs>
-        <w:ind w:left="6120" w:hanging="360"/>
-      </w:pPr>
-      <w:rPr>
-        <w:rFonts w:ascii="Wingdings" w:hAnsi="Wingdings" w:hint="default"/>
-      </w:rPr>
-    </w:lvl>
-  </w:abstractNum>
-  <w:abstractNum w:abstractNumId="42" w15:restartNumberingAfterBreak="0">
-    <w:nsid w:val="743C73BB"/>
-    <w:multiLevelType w:val="hybridMultilevel"/>
-    <w:tmpl w:val="2EEEC5EC"/>
-    <w:lvl w:ilvl="0" w:tplc="0409000B">
-      <w:start w:val="1"/>
-      <w:numFmt w:val="bullet"/>
-      <w:lvlText w:val=""/>
-      <w:lvlJc w:val="left"/>
-      <w:pPr>
-        <w:tabs>
-          <w:tab w:val="num" w:pos="360"/>
-        </w:tabs>
-        <w:ind w:left="360" w:hanging="360"/>
-      </w:pPr>
-      <w:rPr>
-        <w:rFonts w:ascii="Wingdings" w:hAnsi="Wingdings" w:hint="default"/>
-      </w:rPr>
-    </w:lvl>
-    <w:lvl w:ilvl="1" w:tplc="04090003" w:tentative="1">
-      <w:start w:val="1"/>
-      <w:numFmt w:val="bullet"/>
-      <w:lvlText w:val="o"/>
-      <w:lvlJc w:val="left"/>
-      <w:pPr>
-        <w:tabs>
-          <w:tab w:val="num" w:pos="1080"/>
-        </w:tabs>
-        <w:ind w:left="1080" w:hanging="360"/>
-      </w:pPr>
-      <w:rPr>
-        <w:rFonts w:ascii="Courier New" w:hAnsi="Courier New" w:cs="Courier New" w:hint="default"/>
-      </w:rPr>
-    </w:lvl>
-    <w:lvl w:ilvl="2" w:tplc="04090005" w:tentative="1">
-      <w:start w:val="1"/>
-      <w:numFmt w:val="bullet"/>
-      <w:lvlText w:val=""/>
-      <w:lvlJc w:val="left"/>
-      <w:pPr>
-        <w:tabs>
-          <w:tab w:val="num" w:pos="1800"/>
-        </w:tabs>
-        <w:ind w:left="1800" w:hanging="360"/>
-      </w:pPr>
-      <w:rPr>
-        <w:rFonts w:ascii="Wingdings" w:hAnsi="Wingdings" w:hint="default"/>
-      </w:rPr>
-    </w:lvl>
-    <w:lvl w:ilvl="3" w:tplc="04090001" w:tentative="1">
-      <w:start w:val="1"/>
-      <w:numFmt w:val="bullet"/>
-      <w:lvlText w:val=""/>
-      <w:lvlJc w:val="left"/>
-      <w:pPr>
-        <w:tabs>
-          <w:tab w:val="num" w:pos="2520"/>
-        </w:tabs>
-        <w:ind w:left="2520" w:hanging="360"/>
-      </w:pPr>
-      <w:rPr>
-        <w:rFonts w:ascii="Symbol" w:hAnsi="Symbol" w:hint="default"/>
-      </w:rPr>
-    </w:lvl>
-    <w:lvl w:ilvl="4" w:tplc="04090003" w:tentative="1">
-      <w:start w:val="1"/>
-      <w:numFmt w:val="bullet"/>
-      <w:lvlText w:val="o"/>
-      <w:lvlJc w:val="left"/>
-      <w:pPr>
-        <w:tabs>
-          <w:tab w:val="num" w:pos="3240"/>
-        </w:tabs>
-        <w:ind w:left="3240" w:hanging="360"/>
-      </w:pPr>
-      <w:rPr>
-        <w:rFonts w:ascii="Courier New" w:hAnsi="Courier New" w:cs="Courier New" w:hint="default"/>
-      </w:rPr>
-    </w:lvl>
-    <w:lvl w:ilvl="5" w:tplc="04090005" w:tentative="1">
-      <w:start w:val="1"/>
-      <w:numFmt w:val="bullet"/>
-      <w:lvlText w:val=""/>
-      <w:lvlJc w:val="left"/>
-      <w:pPr>
-        <w:tabs>
-          <w:tab w:val="num" w:pos="3960"/>
-        </w:tabs>
-        <w:ind w:left="3960" w:hanging="360"/>
-      </w:pPr>
-      <w:rPr>
-        <w:rFonts w:ascii="Wingdings" w:hAnsi="Wingdings" w:hint="default"/>
-      </w:rPr>
-    </w:lvl>
-    <w:lvl w:ilvl="6" w:tplc="04090001" w:tentative="1">
-      <w:start w:val="1"/>
-      <w:numFmt w:val="bullet"/>
-      <w:lvlText w:val=""/>
-      <w:lvlJc w:val="left"/>
-      <w:pPr>
-        <w:tabs>
-          <w:tab w:val="num" w:pos="4680"/>
-        </w:tabs>
-        <w:ind w:left="4680" w:hanging="360"/>
-      </w:pPr>
-      <w:rPr>
-        <w:rFonts w:ascii="Symbol" w:hAnsi="Symbol" w:hint="default"/>
-      </w:rPr>
-    </w:lvl>
-    <w:lvl w:ilvl="7" w:tplc="04090003" w:tentative="1">
-      <w:start w:val="1"/>
-      <w:numFmt w:val="bullet"/>
-      <w:lvlText w:val="o"/>
-      <w:lvlJc w:val="left"/>
-      <w:pPr>
-        <w:tabs>
-          <w:tab w:val="num" w:pos="5400"/>
-        </w:tabs>
-        <w:ind w:left="5400" w:hanging="360"/>
-      </w:pPr>
-      <w:rPr>
-        <w:rFonts w:ascii="Courier New" w:hAnsi="Courier New" w:cs="Courier New" w:hint="default"/>
-      </w:rPr>
-    </w:lvl>
-    <w:lvl w:ilvl="8" w:tplc="04090005" w:tentative="1">
-      <w:start w:val="1"/>
-      <w:numFmt w:val="bullet"/>
-      <w:lvlText w:val=""/>
-      <w:lvlJc w:val="left"/>
-      <w:pPr>
-        <w:tabs>
-          <w:tab w:val="num" w:pos="6120"/>
-        </w:tabs>
-        <w:ind w:left="6120" w:hanging="360"/>
-      </w:pPr>
-      <w:rPr>
-        <w:rFonts w:ascii="Wingdings" w:hAnsi="Wingdings" w:hint="default"/>
-      </w:rPr>
-    </w:lvl>
-  </w:abstractNum>
-  <w:abstractNum w:abstractNumId="43" w15:restartNumberingAfterBreak="0">
-    <w:nsid w:val="75AF7A01"/>
-    <w:multiLevelType w:val="multilevel"/>
-    <w:tmpl w:val="187473EE"/>
-    <w:lvl w:ilvl="0">
-      <w:start w:val="1"/>
-      <w:numFmt w:val="bullet"/>
-      <w:lvlText w:val=""/>
-      <w:lvlJc w:val="left"/>
-      <w:pPr>
-        <w:tabs>
-          <w:tab w:val="num" w:pos="360"/>
-        </w:tabs>
-        <w:ind w:left="360" w:hanging="360"/>
-      </w:pPr>
-      <w:rPr>
-        <w:rFonts w:ascii="Symbol" w:hAnsi="Symbol" w:hint="default"/>
-      </w:rPr>
-    </w:lvl>
-    <w:lvl w:ilvl="1">
-      <w:start w:val="1"/>
-      <w:numFmt w:val="bullet"/>
-      <w:lvlText w:val="o"/>
-      <w:lvlJc w:val="left"/>
-      <w:pPr>
-        <w:tabs>
-          <w:tab w:val="num" w:pos="1080"/>
-        </w:tabs>
-        <w:ind w:left="1080" w:hanging="360"/>
-      </w:pPr>
-      <w:rPr>
-        <w:rFonts w:ascii="Courier New" w:hAnsi="Courier New" w:cs="Courier New" w:hint="default"/>
-      </w:rPr>
-    </w:lvl>
-    <w:lvl w:ilvl="2">
-      <w:start w:val="1"/>
-      <w:numFmt w:val="bullet"/>
-      <w:lvlText w:val=""/>
-      <w:lvlJc w:val="left"/>
-      <w:pPr>
-        <w:tabs>
-          <w:tab w:val="num" w:pos="1800"/>
-        </w:tabs>
-        <w:ind w:left="1800" w:hanging="360"/>
-      </w:pPr>
-      <w:rPr>
-        <w:rFonts w:ascii="Wingdings" w:hAnsi="Wingdings" w:hint="default"/>
-      </w:rPr>
-    </w:lvl>
-    <w:lvl w:ilvl="3">
-      <w:start w:val="1"/>
-      <w:numFmt w:val="bullet"/>
-      <w:lvlText w:val=""/>
-      <w:lvlJc w:val="left"/>
-      <w:pPr>
-        <w:tabs>
-          <w:tab w:val="num" w:pos="2520"/>
-        </w:tabs>
-        <w:ind w:left="2520" w:hanging="360"/>
-      </w:pPr>
-      <w:rPr>
-        <w:rFonts w:ascii="Symbol" w:hAnsi="Symbol" w:hint="default"/>
-      </w:rPr>
-    </w:lvl>
-    <w:lvl w:ilvl="4">
-      <w:start w:val="1"/>
-      <w:numFmt w:val="bullet"/>
-      <w:lvlText w:val="o"/>
-      <w:lvlJc w:val="left"/>
-      <w:pPr>
-        <w:tabs>
-          <w:tab w:val="num" w:pos="3240"/>
-        </w:tabs>
-        <w:ind w:left="3240" w:hanging="360"/>
-      </w:pPr>
-      <w:rPr>
-        <w:rFonts w:ascii="Courier New" w:hAnsi="Courier New" w:cs="Courier New" w:hint="default"/>
-      </w:rPr>
-    </w:lvl>
-    <w:lvl w:ilvl="5">
-      <w:start w:val="1"/>
-      <w:numFmt w:val="bullet"/>
-      <w:lvlText w:val=""/>
-      <w:lvlJc w:val="left"/>
-      <w:pPr>
-        <w:tabs>
-          <w:tab w:val="num" w:pos="3960"/>
-        </w:tabs>
-        <w:ind w:left="3960" w:hanging="360"/>
-      </w:pPr>
-      <w:rPr>
-        <w:rFonts w:ascii="Wingdings" w:hAnsi="Wingdings" w:hint="default"/>
-      </w:rPr>
-    </w:lvl>
-    <w:lvl w:ilvl="6">
-      <w:start w:val="1"/>
-      <w:numFmt w:val="bullet"/>
-      <w:lvlText w:val=""/>
-      <w:lvlJc w:val="left"/>
-      <w:pPr>
-        <w:tabs>
-          <w:tab w:val="num" w:pos="4680"/>
-        </w:tabs>
-        <w:ind w:left="4680" w:hanging="360"/>
-      </w:pPr>
-      <w:rPr>
-        <w:rFonts w:ascii="Symbol" w:hAnsi="Symbol" w:hint="default"/>
-      </w:rPr>
-    </w:lvl>
-    <w:lvl w:ilvl="7">
-      <w:start w:val="1"/>
-      <w:numFmt w:val="bullet"/>
-      <w:lvlText w:val="o"/>
-      <w:lvlJc w:val="left"/>
-      <w:pPr>
-        <w:tabs>
-          <w:tab w:val="num" w:pos="5400"/>
-        </w:tabs>
-        <w:ind w:left="5400" w:hanging="360"/>
-      </w:pPr>
-      <w:rPr>
-        <w:rFonts w:ascii="Courier New" w:hAnsi="Courier New" w:cs="Courier New" w:hint="default"/>
-      </w:rPr>
-    </w:lvl>
-    <w:lvl w:ilvl="8">
-      <w:start w:val="1"/>
-      <w:numFmt w:val="bullet"/>
-      <w:lvlText w:val=""/>
-      <w:lvlJc w:val="left"/>
-      <w:pPr>
-        <w:tabs>
-          <w:tab w:val="num" w:pos="6120"/>
-        </w:tabs>
-        <w:ind w:left="6120" w:hanging="360"/>
-      </w:pPr>
-      <w:rPr>
-        <w:rFonts w:ascii="Wingdings" w:hAnsi="Wingdings" w:hint="default"/>
-      </w:rPr>
-    </w:lvl>
-  </w:abstractNum>
-  <w:abstractNum w:abstractNumId="44" w15:restartNumberingAfterBreak="0">
-    <w:nsid w:val="76532576"/>
-    <w:multiLevelType w:val="hybridMultilevel"/>
-    <w:tmpl w:val="929AB85E"/>
-    <w:lvl w:ilvl="0" w:tplc="04190001">
-      <w:start w:val="1"/>
-      <w:numFmt w:val="bullet"/>
-      <w:lvlText w:val=""/>
-      <w:lvlJc w:val="left"/>
-      <w:pPr>
-        <w:tabs>
-          <w:tab w:val="num" w:pos="780"/>
-        </w:tabs>
-        <w:ind w:left="780" w:hanging="360"/>
-      </w:pPr>
-      <w:rPr>
-        <w:rFonts w:ascii="Symbol" w:hAnsi="Symbol" w:hint="default"/>
-      </w:rPr>
-    </w:lvl>
-    <w:lvl w:ilvl="1" w:tplc="04190003">
-      <w:start w:val="1"/>
-      <w:numFmt w:val="decimal"/>
-      <w:lvlText w:val="%2."/>
-      <w:lvlJc w:val="left"/>
-      <w:pPr>
-        <w:tabs>
-          <w:tab w:val="num" w:pos="1440"/>
-        </w:tabs>
-        <w:ind w:left="1440" w:hanging="360"/>
-      </w:pPr>
-    </w:lvl>
-    <w:lvl w:ilvl="2" w:tplc="04190005">
-      <w:start w:val="1"/>
-      <w:numFmt w:val="decimal"/>
-      <w:lvlText w:val="%3."/>
-      <w:lvlJc w:val="left"/>
-      <w:pPr>
-        <w:tabs>
-          <w:tab w:val="num" w:pos="2160"/>
-        </w:tabs>
-        <w:ind w:left="2160" w:hanging="360"/>
-      </w:pPr>
-    </w:lvl>
-    <w:lvl w:ilvl="3" w:tplc="04190001">
-      <w:start w:val="1"/>
-      <w:numFmt w:val="decimal"/>
-      <w:lvlText w:val="%4."/>
-      <w:lvlJc w:val="left"/>
-      <w:pPr>
-        <w:tabs>
-          <w:tab w:val="num" w:pos="2880"/>
-        </w:tabs>
-        <w:ind w:left="2880" w:hanging="360"/>
-      </w:pPr>
-    </w:lvl>
-    <w:lvl w:ilvl="4" w:tplc="04190003">
-      <w:start w:val="1"/>
-      <w:numFmt w:val="decimal"/>
-      <w:lvlText w:val="%5."/>
-      <w:lvlJc w:val="left"/>
-      <w:pPr>
-        <w:tabs>
-          <w:tab w:val="num" w:pos="3600"/>
-        </w:tabs>
-        <w:ind w:left="3600" w:hanging="360"/>
-      </w:pPr>
-    </w:lvl>
-    <w:lvl w:ilvl="5" w:tplc="04190005">
-      <w:start w:val="1"/>
-      <w:numFmt w:val="decimal"/>
-      <w:lvlText w:val="%6."/>
-      <w:lvlJc w:val="left"/>
-      <w:pPr>
-        <w:tabs>
-          <w:tab w:val="num" w:pos="4320"/>
-        </w:tabs>
-        <w:ind w:left="4320" w:hanging="360"/>
-      </w:pPr>
-    </w:lvl>
-    <w:lvl w:ilvl="6" w:tplc="04190001">
-      <w:start w:val="1"/>
-      <w:numFmt w:val="decimal"/>
-      <w:lvlText w:val="%7."/>
-      <w:lvlJc w:val="left"/>
-      <w:pPr>
-        <w:tabs>
-          <w:tab w:val="num" w:pos="5040"/>
-        </w:tabs>
-        <w:ind w:left="5040" w:hanging="360"/>
-      </w:pPr>
-    </w:lvl>
-    <w:lvl w:ilvl="7" w:tplc="04190003">
-      <w:start w:val="1"/>
-      <w:numFmt w:val="decimal"/>
-      <w:lvlText w:val="%8."/>
-      <w:lvlJc w:val="left"/>
-      <w:pPr>
-        <w:tabs>
-          <w:tab w:val="num" w:pos="5760"/>
-        </w:tabs>
-        <w:ind w:left="5760" w:hanging="360"/>
-      </w:pPr>
-    </w:lvl>
-    <w:lvl w:ilvl="8" w:tplc="04190005">
-      <w:start w:val="1"/>
-      <w:numFmt w:val="decimal"/>
-      <w:lvlText w:val="%9."/>
-      <w:lvlJc w:val="left"/>
-      <w:pPr>
-        <w:tabs>
-          <w:tab w:val="num" w:pos="6480"/>
-        </w:tabs>
-        <w:ind w:left="6480" w:hanging="360"/>
-      </w:pPr>
-    </w:lvl>
-  </w:abstractNum>
-  <w:abstractNum w:abstractNumId="45" w15:restartNumberingAfterBreak="0">
-    <w:nsid w:val="7823351A"/>
-    <w:multiLevelType w:val="hybridMultilevel"/>
-    <w:tmpl w:val="B95EE834"/>
-    <w:lvl w:ilvl="0" w:tplc="0409000B">
-      <w:start w:val="1"/>
-      <w:numFmt w:val="bullet"/>
-      <w:lvlText w:val=""/>
-      <w:lvlJc w:val="left"/>
-      <w:pPr>
-        <w:tabs>
-          <w:tab w:val="num" w:pos="360"/>
-        </w:tabs>
-        <w:ind w:left="360" w:hanging="360"/>
-      </w:pPr>
-      <w:rPr>
-        <w:rFonts w:ascii="Wingdings" w:hAnsi="Wingdings" w:hint="default"/>
-      </w:rPr>
-    </w:lvl>
-    <w:lvl w:ilvl="1" w:tplc="04090003">
-      <w:start w:val="1"/>
-      <w:numFmt w:val="bullet"/>
-      <w:lvlText w:val="o"/>
-      <w:lvlJc w:val="left"/>
-      <w:pPr>
-        <w:tabs>
-          <w:tab w:val="num" w:pos="1080"/>
-        </w:tabs>
-        <w:ind w:left="1080" w:hanging="360"/>
-      </w:pPr>
-      <w:rPr>
-        <w:rFonts w:ascii="Courier New" w:hAnsi="Courier New" w:cs="Courier New" w:hint="default"/>
-      </w:rPr>
-    </w:lvl>
-    <w:lvl w:ilvl="2" w:tplc="04090005" w:tentative="1">
-      <w:start w:val="1"/>
-      <w:numFmt w:val="bullet"/>
-      <w:lvlText w:val=""/>
-      <w:lvlJc w:val="left"/>
-      <w:pPr>
-        <w:tabs>
-          <w:tab w:val="num" w:pos="1800"/>
-        </w:tabs>
-        <w:ind w:left="1800" w:hanging="360"/>
-      </w:pPr>
-      <w:rPr>
-        <w:rFonts w:ascii="Wingdings" w:hAnsi="Wingdings" w:hint="default"/>
-      </w:rPr>
-    </w:lvl>
-    <w:lvl w:ilvl="3" w:tplc="04090001" w:tentative="1">
-      <w:start w:val="1"/>
-      <w:numFmt w:val="bullet"/>
-      <w:lvlText w:val=""/>
-      <w:lvlJc w:val="left"/>
-      <w:pPr>
-        <w:tabs>
-          <w:tab w:val="num" w:pos="2520"/>
-        </w:tabs>
-        <w:ind w:left="2520" w:hanging="360"/>
-      </w:pPr>
-      <w:rPr>
-        <w:rFonts w:ascii="Symbol" w:hAnsi="Symbol" w:hint="default"/>
-      </w:rPr>
-    </w:lvl>
-    <w:lvl w:ilvl="4" w:tplc="04090003" w:tentative="1">
-      <w:start w:val="1"/>
-      <w:numFmt w:val="bullet"/>
-      <w:lvlText w:val="o"/>
-      <w:lvlJc w:val="left"/>
-      <w:pPr>
-        <w:tabs>
-          <w:tab w:val="num" w:pos="3240"/>
-        </w:tabs>
-        <w:ind w:left="3240" w:hanging="360"/>
-      </w:pPr>
-      <w:rPr>
-        <w:rFonts w:ascii="Courier New" w:hAnsi="Courier New" w:cs="Courier New" w:hint="default"/>
-      </w:rPr>
-    </w:lvl>
-    <w:lvl w:ilvl="5" w:tplc="04090005" w:tentative="1">
-      <w:start w:val="1"/>
-      <w:numFmt w:val="bullet"/>
-      <w:lvlText w:val=""/>
-      <w:lvlJc w:val="left"/>
-      <w:pPr>
-        <w:tabs>
-          <w:tab w:val="num" w:pos="3960"/>
-        </w:tabs>
-        <w:ind w:left="3960" w:hanging="360"/>
-      </w:pPr>
-      <w:rPr>
-        <w:rFonts w:ascii="Wingdings" w:hAnsi="Wingdings" w:hint="default"/>
-      </w:rPr>
-    </w:lvl>
-    <w:lvl w:ilvl="6" w:tplc="04090001" w:tentative="1">
-      <w:start w:val="1"/>
-      <w:numFmt w:val="bullet"/>
-      <w:lvlText w:val=""/>
-      <w:lvlJc w:val="left"/>
-      <w:pPr>
-        <w:tabs>
-          <w:tab w:val="num" w:pos="4680"/>
-        </w:tabs>
-        <w:ind w:left="4680" w:hanging="360"/>
-      </w:pPr>
-      <w:rPr>
-        <w:rFonts w:ascii="Symbol" w:hAnsi="Symbol" w:hint="default"/>
-      </w:rPr>
-    </w:lvl>
-    <w:lvl w:ilvl="7" w:tplc="04090003" w:tentative="1">
-      <w:start w:val="1"/>
-      <w:numFmt w:val="bullet"/>
-      <w:lvlText w:val="o"/>
-      <w:lvlJc w:val="left"/>
-      <w:pPr>
-        <w:tabs>
-          <w:tab w:val="num" w:pos="5400"/>
-        </w:tabs>
-        <w:ind w:left="5400" w:hanging="360"/>
-      </w:pPr>
-      <w:rPr>
-        <w:rFonts w:ascii="Courier New" w:hAnsi="Courier New" w:cs="Courier New" w:hint="default"/>
-      </w:rPr>
-    </w:lvl>
-    <w:lvl w:ilvl="8" w:tplc="04090005" w:tentative="1">
-      <w:start w:val="1"/>
-      <w:numFmt w:val="bullet"/>
-      <w:lvlText w:val=""/>
-      <w:lvlJc w:val="left"/>
-      <w:pPr>
-        <w:tabs>
-          <w:tab w:val="num" w:pos="6120"/>
-        </w:tabs>
-        <w:ind w:left="6120" w:hanging="360"/>
-      </w:pPr>
-      <w:rPr>
-        <w:rFonts w:ascii="Wingdings" w:hAnsi="Wingdings" w:hint="default"/>
-      </w:rPr>
-    </w:lvl>
-  </w:abstractNum>
-  <w:abstractNum w:abstractNumId="46" w15:restartNumberingAfterBreak="0">
-    <w:nsid w:val="78331C78"/>
-    <w:multiLevelType w:val="hybridMultilevel"/>
-    <w:tmpl w:val="BBFC3D58"/>
-    <w:lvl w:ilvl="0" w:tplc="0409000B">
-      <w:start w:val="1"/>
-      <w:numFmt w:val="bullet"/>
-      <w:lvlText w:val=""/>
-      <w:lvlJc w:val="left"/>
-      <w:pPr>
-        <w:tabs>
-          <w:tab w:val="num" w:pos="360"/>
-        </w:tabs>
-        <w:ind w:left="360" w:hanging="360"/>
-      </w:pPr>
-      <w:rPr>
-        <w:rFonts w:ascii="Wingdings" w:hAnsi="Wingdings" w:hint="default"/>
-      </w:rPr>
-    </w:lvl>
-    <w:lvl w:ilvl="1" w:tplc="04090003" w:tentative="1">
-      <w:start w:val="1"/>
-      <w:numFmt w:val="bullet"/>
-      <w:lvlText w:val="o"/>
-      <w:lvlJc w:val="left"/>
-      <w:pPr>
-        <w:tabs>
-          <w:tab w:val="num" w:pos="1080"/>
-        </w:tabs>
-        <w:ind w:left="1080" w:hanging="360"/>
-      </w:pPr>
-      <w:rPr>
-        <w:rFonts w:ascii="Courier New" w:hAnsi="Courier New" w:cs="Courier New" w:hint="default"/>
-      </w:rPr>
-    </w:lvl>
-    <w:lvl w:ilvl="2" w:tplc="04090005" w:tentative="1">
-      <w:start w:val="1"/>
-      <w:numFmt w:val="bullet"/>
-      <w:lvlText w:val=""/>
-      <w:lvlJc w:val="left"/>
-      <w:pPr>
-        <w:tabs>
-          <w:tab w:val="num" w:pos="1800"/>
-        </w:tabs>
-        <w:ind w:left="1800" w:hanging="360"/>
-      </w:pPr>
-      <w:rPr>
-        <w:rFonts w:ascii="Wingdings" w:hAnsi="Wingdings" w:hint="default"/>
-      </w:rPr>
-    </w:lvl>
-    <w:lvl w:ilvl="3" w:tplc="04090001" w:tentative="1">
-      <w:start w:val="1"/>
-      <w:numFmt w:val="bullet"/>
-      <w:lvlText w:val=""/>
-      <w:lvlJc w:val="left"/>
-      <w:pPr>
-        <w:tabs>
-          <w:tab w:val="num" w:pos="2520"/>
-        </w:tabs>
-        <w:ind w:left="2520" w:hanging="360"/>
-      </w:pPr>
-      <w:rPr>
-        <w:rFonts w:ascii="Symbol" w:hAnsi="Symbol" w:hint="default"/>
-      </w:rPr>
-    </w:lvl>
-    <w:lvl w:ilvl="4" w:tplc="04090003" w:tentative="1">
-      <w:start w:val="1"/>
-      <w:numFmt w:val="bullet"/>
-      <w:lvlText w:val="o"/>
-      <w:lvlJc w:val="left"/>
-      <w:pPr>
-        <w:tabs>
-          <w:tab w:val="num" w:pos="3240"/>
-        </w:tabs>
-        <w:ind w:left="3240" w:hanging="360"/>
-      </w:pPr>
-      <w:rPr>
-        <w:rFonts w:ascii="Courier New" w:hAnsi="Courier New" w:cs="Courier New" w:hint="default"/>
-      </w:rPr>
-    </w:lvl>
-    <w:lvl w:ilvl="5" w:tplc="04090005" w:tentative="1">
-      <w:start w:val="1"/>
-      <w:numFmt w:val="bullet"/>
-      <w:lvlText w:val=""/>
-      <w:lvlJc w:val="left"/>
-      <w:pPr>
-        <w:tabs>
-          <w:tab w:val="num" w:pos="3960"/>
-        </w:tabs>
-        <w:ind w:left="3960" w:hanging="360"/>
-      </w:pPr>
-      <w:rPr>
-        <w:rFonts w:ascii="Wingdings" w:hAnsi="Wingdings" w:hint="default"/>
-      </w:rPr>
-    </w:lvl>
-    <w:lvl w:ilvl="6" w:tplc="04090001" w:tentative="1">
-      <w:start w:val="1"/>
-      <w:numFmt w:val="bullet"/>
-      <w:lvlText w:val=""/>
-      <w:lvlJc w:val="left"/>
-      <w:pPr>
-        <w:tabs>
-          <w:tab w:val="num" w:pos="4680"/>
-        </w:tabs>
-        <w:ind w:left="4680" w:hanging="360"/>
-      </w:pPr>
-      <w:rPr>
-        <w:rFonts w:ascii="Symbol" w:hAnsi="Symbol" w:hint="default"/>
-      </w:rPr>
-    </w:lvl>
-    <w:lvl w:ilvl="7" w:tplc="04090003" w:tentative="1">
-      <w:start w:val="1"/>
-      <w:numFmt w:val="bullet"/>
-      <w:lvlText w:val="o"/>
-      <w:lvlJc w:val="left"/>
-      <w:pPr>
-        <w:tabs>
-          <w:tab w:val="num" w:pos="5400"/>
-        </w:tabs>
-        <w:ind w:left="5400" w:hanging="360"/>
-      </w:pPr>
-      <w:rPr>
-        <w:rFonts w:ascii="Courier New" w:hAnsi="Courier New" w:cs="Courier New" w:hint="default"/>
-      </w:rPr>
-    </w:lvl>
-    <w:lvl w:ilvl="8" w:tplc="04090005" w:tentative="1">
-      <w:start w:val="1"/>
-      <w:numFmt w:val="bullet"/>
-      <w:lvlText w:val=""/>
-      <w:lvlJc w:val="left"/>
-      <w:pPr>
-        <w:tabs>
-          <w:tab w:val="num" w:pos="6120"/>
-        </w:tabs>
-        <w:ind w:left="6120" w:hanging="360"/>
-      </w:pPr>
-      <w:rPr>
-        <w:rFonts w:ascii="Wingdings" w:hAnsi="Wingdings" w:hint="default"/>
-      </w:rPr>
-    </w:lvl>
-  </w:abstractNum>
-  <w:abstractNum w:abstractNumId="47" w15:restartNumberingAfterBreak="0">
+  <w:abstractNum w:abstractNumId="3" w15:restartNumberingAfterBreak="0">
     <w:nsid w:val="791604E7"/>
     <w:multiLevelType w:val="hybridMultilevel"/>
     <w:tmpl w:val="846C88FC"/>
@@ -69648,371 +64142,19 @@
       </w:rPr>
     </w:lvl>
   </w:abstractNum>
-  <w:abstractNum w:abstractNumId="48" w15:restartNumberingAfterBreak="0">
-    <w:nsid w:val="7B7331E3"/>
-    <w:multiLevelType w:val="hybridMultilevel"/>
-    <w:tmpl w:val="3EE668FA"/>
-    <w:lvl w:ilvl="0" w:tplc="0409000B">
-      <w:start w:val="1"/>
-      <w:numFmt w:val="bullet"/>
-      <w:lvlText w:val=""/>
-      <w:lvlJc w:val="left"/>
-      <w:pPr>
-        <w:tabs>
-          <w:tab w:val="num" w:pos="360"/>
-        </w:tabs>
-        <w:ind w:left="360" w:hanging="360"/>
-      </w:pPr>
-      <w:rPr>
-        <w:rFonts w:ascii="Wingdings" w:hAnsi="Wingdings" w:hint="default"/>
-      </w:rPr>
-    </w:lvl>
-    <w:lvl w:ilvl="1" w:tplc="04090003" w:tentative="1">
-      <w:start w:val="1"/>
-      <w:numFmt w:val="bullet"/>
-      <w:lvlText w:val="o"/>
-      <w:lvlJc w:val="left"/>
-      <w:pPr>
-        <w:tabs>
-          <w:tab w:val="num" w:pos="1080"/>
-        </w:tabs>
-        <w:ind w:left="1080" w:hanging="360"/>
-      </w:pPr>
-      <w:rPr>
-        <w:rFonts w:ascii="Courier New" w:hAnsi="Courier New" w:cs="Courier New" w:hint="default"/>
-      </w:rPr>
-    </w:lvl>
-    <w:lvl w:ilvl="2" w:tplc="04090005" w:tentative="1">
-      <w:start w:val="1"/>
-      <w:numFmt w:val="bullet"/>
-      <w:lvlText w:val=""/>
-      <w:lvlJc w:val="left"/>
-      <w:pPr>
-        <w:tabs>
-          <w:tab w:val="num" w:pos="1800"/>
-        </w:tabs>
-        <w:ind w:left="1800" w:hanging="360"/>
-      </w:pPr>
-      <w:rPr>
-        <w:rFonts w:ascii="Wingdings" w:hAnsi="Wingdings" w:hint="default"/>
-      </w:rPr>
-    </w:lvl>
-    <w:lvl w:ilvl="3" w:tplc="04090001" w:tentative="1">
-      <w:start w:val="1"/>
-      <w:numFmt w:val="bullet"/>
-      <w:lvlText w:val=""/>
-      <w:lvlJc w:val="left"/>
-      <w:pPr>
-        <w:tabs>
-          <w:tab w:val="num" w:pos="2520"/>
-        </w:tabs>
-        <w:ind w:left="2520" w:hanging="360"/>
-      </w:pPr>
-      <w:rPr>
-        <w:rFonts w:ascii="Symbol" w:hAnsi="Symbol" w:hint="default"/>
-      </w:rPr>
-    </w:lvl>
-    <w:lvl w:ilvl="4" w:tplc="04090003" w:tentative="1">
-      <w:start w:val="1"/>
-      <w:numFmt w:val="bullet"/>
-      <w:lvlText w:val="o"/>
-      <w:lvlJc w:val="left"/>
-      <w:pPr>
-        <w:tabs>
-          <w:tab w:val="num" w:pos="3240"/>
-        </w:tabs>
-        <w:ind w:left="3240" w:hanging="360"/>
-      </w:pPr>
-      <w:rPr>
-        <w:rFonts w:ascii="Courier New" w:hAnsi="Courier New" w:cs="Courier New" w:hint="default"/>
-      </w:rPr>
-    </w:lvl>
-    <w:lvl w:ilvl="5" w:tplc="04090005" w:tentative="1">
-      <w:start w:val="1"/>
-      <w:numFmt w:val="bullet"/>
-      <w:lvlText w:val=""/>
-      <w:lvlJc w:val="left"/>
-      <w:pPr>
-        <w:tabs>
-          <w:tab w:val="num" w:pos="3960"/>
-        </w:tabs>
-        <w:ind w:left="3960" w:hanging="360"/>
-      </w:pPr>
-      <w:rPr>
-        <w:rFonts w:ascii="Wingdings" w:hAnsi="Wingdings" w:hint="default"/>
-      </w:rPr>
-    </w:lvl>
-    <w:lvl w:ilvl="6" w:tplc="04090001" w:tentative="1">
-      <w:start w:val="1"/>
-      <w:numFmt w:val="bullet"/>
-      <w:lvlText w:val=""/>
-      <w:lvlJc w:val="left"/>
-      <w:pPr>
-        <w:tabs>
-          <w:tab w:val="num" w:pos="4680"/>
-        </w:tabs>
-        <w:ind w:left="4680" w:hanging="360"/>
-      </w:pPr>
-      <w:rPr>
-        <w:rFonts w:ascii="Symbol" w:hAnsi="Symbol" w:hint="default"/>
-      </w:rPr>
-    </w:lvl>
-    <w:lvl w:ilvl="7" w:tplc="04090003" w:tentative="1">
-      <w:start w:val="1"/>
-      <w:numFmt w:val="bullet"/>
-      <w:lvlText w:val="o"/>
-      <w:lvlJc w:val="left"/>
-      <w:pPr>
-        <w:tabs>
-          <w:tab w:val="num" w:pos="5400"/>
-        </w:tabs>
-        <w:ind w:left="5400" w:hanging="360"/>
-      </w:pPr>
-      <w:rPr>
-        <w:rFonts w:ascii="Courier New" w:hAnsi="Courier New" w:cs="Courier New" w:hint="default"/>
-      </w:rPr>
-    </w:lvl>
-    <w:lvl w:ilvl="8" w:tplc="04090005" w:tentative="1">
-      <w:start w:val="1"/>
-      <w:numFmt w:val="bullet"/>
-      <w:lvlText w:val=""/>
-      <w:lvlJc w:val="left"/>
-      <w:pPr>
-        <w:tabs>
-          <w:tab w:val="num" w:pos="6120"/>
-        </w:tabs>
-        <w:ind w:left="6120" w:hanging="360"/>
-      </w:pPr>
-      <w:rPr>
-        <w:rFonts w:ascii="Wingdings" w:hAnsi="Wingdings" w:hint="default"/>
-      </w:rPr>
-    </w:lvl>
-  </w:abstractNum>
-  <w:num w:numId="1" w16cid:durableId="394207902">
-    <w:abstractNumId w:val="6"/>
+  <w:num w:numId="1" w16cid:durableId="1284264510">
+    <w:abstractNumId w:val="1"/>
   </w:num>
-  <w:num w:numId="2" w16cid:durableId="361709696">
-    <w:abstractNumId w:val="44"/>
-    <w:lvlOverride w:ilvl="0"/>
-    <w:lvlOverride w:ilvl="1">
-      <w:startOverride w:val="1"/>
-    </w:lvlOverride>
-    <w:lvlOverride w:ilvl="2">
-      <w:startOverride w:val="1"/>
-    </w:lvlOverride>
-    <w:lvlOverride w:ilvl="3">
-      <w:startOverride w:val="1"/>
-    </w:lvlOverride>
-    <w:lvlOverride w:ilvl="4">
-      <w:startOverride w:val="1"/>
-    </w:lvlOverride>
-    <w:lvlOverride w:ilvl="5">
-      <w:startOverride w:val="1"/>
-    </w:lvlOverride>
-    <w:lvlOverride w:ilvl="6">
-      <w:startOverride w:val="1"/>
-    </w:lvlOverride>
-    <w:lvlOverride w:ilvl="7">
-      <w:startOverride w:val="1"/>
-    </w:lvlOverride>
-    <w:lvlOverride w:ilvl="8">
-      <w:startOverride w:val="1"/>
-    </w:lvlOverride>
+  <w:num w:numId="2" w16cid:durableId="185296838">
+    <w:abstractNumId w:val="2"/>
   </w:num>
-  <w:num w:numId="3" w16cid:durableId="101416910">
-    <w:abstractNumId w:val="24"/>
-    <w:lvlOverride w:ilvl="0"/>
-    <w:lvlOverride w:ilvl="1">
-      <w:startOverride w:val="1"/>
-    </w:lvlOverride>
-    <w:lvlOverride w:ilvl="2">
-      <w:startOverride w:val="1"/>
-    </w:lvlOverride>
-    <w:lvlOverride w:ilvl="3">
-      <w:startOverride w:val="1"/>
-    </w:lvlOverride>
-    <w:lvlOverride w:ilvl="4">
-      <w:startOverride w:val="1"/>
-    </w:lvlOverride>
-    <w:lvlOverride w:ilvl="5">
-      <w:startOverride w:val="1"/>
-    </w:lvlOverride>
-    <w:lvlOverride w:ilvl="6">
-      <w:startOverride w:val="1"/>
-    </w:lvlOverride>
-    <w:lvlOverride w:ilvl="7">
-      <w:startOverride w:val="1"/>
-    </w:lvlOverride>
-    <w:lvlOverride w:ilvl="8">
-      <w:startOverride w:val="1"/>
-    </w:lvlOverride>
-  </w:num>
-  <w:num w:numId="4" w16cid:durableId="117720774">
-    <w:abstractNumId w:val="11"/>
-    <w:lvlOverride w:ilvl="0"/>
-    <w:lvlOverride w:ilvl="1">
-      <w:startOverride w:val="1"/>
-    </w:lvlOverride>
-    <w:lvlOverride w:ilvl="2">
-      <w:startOverride w:val="1"/>
-    </w:lvlOverride>
-    <w:lvlOverride w:ilvl="3">
-      <w:startOverride w:val="1"/>
-    </w:lvlOverride>
-    <w:lvlOverride w:ilvl="4">
-      <w:startOverride w:val="1"/>
-    </w:lvlOverride>
-    <w:lvlOverride w:ilvl="5">
-      <w:startOverride w:val="1"/>
-    </w:lvlOverride>
-    <w:lvlOverride w:ilvl="6">
-      <w:startOverride w:val="1"/>
-    </w:lvlOverride>
-    <w:lvlOverride w:ilvl="7">
-      <w:startOverride w:val="1"/>
-    </w:lvlOverride>
-    <w:lvlOverride w:ilvl="8">
-      <w:startOverride w:val="1"/>
-    </w:lvlOverride>
-  </w:num>
-  <w:num w:numId="5" w16cid:durableId="876821284">
-    <w:abstractNumId w:val="20"/>
-  </w:num>
-  <w:num w:numId="6" w16cid:durableId="1341352460">
+  <w:num w:numId="3" w16cid:durableId="667026831">
     <w:abstractNumId w:val="3"/>
   </w:num>
-  <w:num w:numId="7" w16cid:durableId="1415011744">
-    <w:abstractNumId w:val="12"/>
-  </w:num>
-  <w:num w:numId="8" w16cid:durableId="528185946">
-    <w:abstractNumId w:val="21"/>
-  </w:num>
-  <w:num w:numId="9" w16cid:durableId="1354265446">
-    <w:abstractNumId w:val="11"/>
-  </w:num>
-  <w:num w:numId="10" w16cid:durableId="1875533512">
-    <w:abstractNumId w:val="19"/>
-  </w:num>
-  <w:num w:numId="11" w16cid:durableId="1538929928">
-    <w:abstractNumId w:val="16"/>
-  </w:num>
-  <w:num w:numId="12" w16cid:durableId="90395805">
-    <w:abstractNumId w:val="8"/>
-  </w:num>
-  <w:num w:numId="13" w16cid:durableId="1520970549">
-    <w:abstractNumId w:val="28"/>
-  </w:num>
-  <w:num w:numId="14" w16cid:durableId="150874236">
-    <w:abstractNumId w:val="4"/>
-  </w:num>
-  <w:num w:numId="15" w16cid:durableId="1042169661">
-    <w:abstractNumId w:val="31"/>
-  </w:num>
-  <w:num w:numId="16" w16cid:durableId="201400789">
-    <w:abstractNumId w:val="36"/>
-  </w:num>
-  <w:num w:numId="17" w16cid:durableId="2022462317">
-    <w:abstractNumId w:val="34"/>
-  </w:num>
-  <w:num w:numId="18" w16cid:durableId="966011182">
-    <w:abstractNumId w:val="5"/>
-  </w:num>
-  <w:num w:numId="19" w16cid:durableId="408889911">
-    <w:abstractNumId w:val="38"/>
-  </w:num>
-  <w:num w:numId="20" w16cid:durableId="168176683">
-    <w:abstractNumId w:val="45"/>
-  </w:num>
-  <w:num w:numId="21" w16cid:durableId="2027437938">
-    <w:abstractNumId w:val="17"/>
-  </w:num>
-  <w:num w:numId="22" w16cid:durableId="703671005">
-    <w:abstractNumId w:val="23"/>
-  </w:num>
-  <w:num w:numId="23" w16cid:durableId="1447044809">
-    <w:abstractNumId w:val="41"/>
-  </w:num>
-  <w:num w:numId="24" w16cid:durableId="1895851622">
-    <w:abstractNumId w:val="39"/>
-  </w:num>
-  <w:num w:numId="25" w16cid:durableId="23602533">
-    <w:abstractNumId w:val="7"/>
-  </w:num>
-  <w:num w:numId="26" w16cid:durableId="1267032639">
-    <w:abstractNumId w:val="46"/>
-  </w:num>
-  <w:num w:numId="27" w16cid:durableId="1223179799">
-    <w:abstractNumId w:val="15"/>
-  </w:num>
-  <w:num w:numId="28" w16cid:durableId="2094013392">
-    <w:abstractNumId w:val="42"/>
-  </w:num>
-  <w:num w:numId="29" w16cid:durableId="873611599">
-    <w:abstractNumId w:val="37"/>
-  </w:num>
-  <w:num w:numId="30" w16cid:durableId="1593314111">
-    <w:abstractNumId w:val="18"/>
-  </w:num>
-  <w:num w:numId="31" w16cid:durableId="1970429976">
-    <w:abstractNumId w:val="43"/>
-  </w:num>
-  <w:num w:numId="32" w16cid:durableId="1249579341">
-    <w:abstractNumId w:val="26"/>
-  </w:num>
-  <w:num w:numId="33" w16cid:durableId="931015375">
-    <w:abstractNumId w:val="30"/>
-  </w:num>
-  <w:num w:numId="34" w16cid:durableId="1524826292">
-    <w:abstractNumId w:val="2"/>
-  </w:num>
-  <w:num w:numId="35" w16cid:durableId="1556772777">
-    <w:abstractNumId w:val="32"/>
-  </w:num>
-  <w:num w:numId="36" w16cid:durableId="1483544636">
-    <w:abstractNumId w:val="48"/>
-  </w:num>
-  <w:num w:numId="37" w16cid:durableId="880939795">
-    <w:abstractNumId w:val="35"/>
-  </w:num>
-  <w:num w:numId="38" w16cid:durableId="970329341">
-    <w:abstractNumId w:val="14"/>
-  </w:num>
-  <w:num w:numId="39" w16cid:durableId="1022704554">
-    <w:abstractNumId w:val="9"/>
-  </w:num>
-  <w:num w:numId="40" w16cid:durableId="1308509896">
-    <w:abstractNumId w:val="33"/>
-  </w:num>
-  <w:num w:numId="41" w16cid:durableId="1971785202">
-    <w:abstractNumId w:val="22"/>
-  </w:num>
-  <w:num w:numId="42" w16cid:durableId="1903251720">
-    <w:abstractNumId w:val="29"/>
-  </w:num>
-  <w:num w:numId="43" w16cid:durableId="1284264510">
-    <w:abstractNumId w:val="27"/>
-  </w:num>
-  <w:num w:numId="44" w16cid:durableId="2057469403">
-    <w:abstractNumId w:val="13"/>
-  </w:num>
-  <w:num w:numId="45" w16cid:durableId="853105596">
-    <w:abstractNumId w:val="25"/>
-  </w:num>
-  <w:num w:numId="46" w16cid:durableId="185296838">
-    <w:abstractNumId w:val="40"/>
-  </w:num>
-  <w:num w:numId="47" w16cid:durableId="667026831">
-    <w:abstractNumId w:val="47"/>
-  </w:num>
-  <w:num w:numId="48" w16cid:durableId="240263339">
+  <w:num w:numId="4" w16cid:durableId="240263339">
     <w:abstractNumId w:val="0"/>
   </w:num>
-  <w:num w:numId="49" w16cid:durableId="1228689083">
-    <w:abstractNumId w:val="10"/>
-  </w:num>
-  <w:num w:numId="50" w16cid:durableId="438450963">
-    <w:abstractNumId w:val="1"/>
-  </w:num>
+  <w:numIdMacAtCleanup w:val="4"/>
 </w:numbering>
 </file>
 
@@ -70453,7 +64595,6 @@
   <w:style w:type="character" w:default="1" w:styleId="DefaultParagraphFont">
     <w:name w:val="Default Paragraph Font"/>
     <w:uiPriority w:val="1"/>
-    <w:semiHidden/>
     <w:unhideWhenUsed/>
   </w:style>
   <w:style w:type="table" w:default="1" w:styleId="TableNormal">
@@ -71094,16 +65235,6 @@
 </file>
 
 <file path=customXml/item1.xml><?xml version="1.0" encoding="utf-8"?>
-<p:properties xmlns:p="http://schemas.microsoft.com/office/2006/metadata/properties" xmlns:xsi="http://www.w3.org/2001/XMLSchema-instance" xmlns:pc="http://schemas.microsoft.com/office/infopath/2007/PartnerControls">
-  <documentManagement/>
-</p:properties>
-</file>
-
-<file path=customXml/item2.xml><?xml version="1.0" encoding="utf-8"?>
-<b:Sources xmlns:b="http://schemas.openxmlformats.org/officeDocument/2006/bibliography" xmlns="http://schemas.openxmlformats.org/officeDocument/2006/bibliography" SelectedStyle="\APA.XSL" StyleName="APA"/>
-</file>
-
-<file path=customXml/item3.xml><?xml version="1.0" encoding="utf-8"?>
 <?mso-contentType ?>
 <FormTemplates xmlns="http://schemas.microsoft.com/sharepoint/v3/contenttype/forms">
   <Display>DocumentLibraryForm</Display>
@@ -71112,7 +65243,13 @@
 </FormTemplates>
 </file>
 
-<file path=customXml/item4.xml><?xml version="1.0" encoding="utf-8"?>
+<file path=customXml/item2.xml><?xml version="1.0" encoding="utf-8"?>
+<p:properties xmlns:p="http://schemas.microsoft.com/office/2006/metadata/properties" xmlns:xsi="http://www.w3.org/2001/XMLSchema-instance" xmlns:pc="http://schemas.microsoft.com/office/infopath/2007/PartnerControls">
+  <documentManagement/>
+</p:properties>
+</file>
+
+<file path=customXml/item3.xml><?xml version="1.0" encoding="utf-8"?>
 <ct:contentTypeSchema xmlns:ct="http://schemas.microsoft.com/office/2006/metadata/contentType" xmlns:ma="http://schemas.microsoft.com/office/2006/metadata/properties/metaAttributes" ct:_="" ma:_="" ma:contentTypeName="Document" ma:contentTypeID="0x01010040598E2033F12F4D9D0EEBDED9F3ADA5" ma:contentTypeVersion="7" ma:contentTypeDescription="Create a new document." ma:contentTypeScope="" ma:versionID="0d4008b07a6729e85722b63fec859166">
   <xsd:schema xmlns:xsd="http://www.w3.org/2001/XMLSchema" xmlns:xs="http://www.w3.org/2001/XMLSchema" xmlns:p="http://schemas.microsoft.com/office/2006/metadata/properties" xmlns:ns3="4511dc72-d8d5-4bc7-8b3d-c01cb3484cf5" xmlns:ns4="685d2eaa-65a0-49a5-8d7f-6db299f42190" targetNamespace="http://schemas.microsoft.com/office/2006/metadata/properties" ma:root="true" ma:fieldsID="8df630411b1f610a7f173bb411967da6" ns3:_="" ns4:_="">
     <xsd:import namespace="4511dc72-d8d5-4bc7-8b3d-c01cb3484cf5"/>
@@ -71297,7 +65434,19 @@
 </ct:contentTypeSchema>
 </file>
 
+<file path=customXml/item4.xml><?xml version="1.0" encoding="utf-8"?>
+<b:Sources xmlns:b="http://schemas.openxmlformats.org/officeDocument/2006/bibliography" xmlns="http://schemas.openxmlformats.org/officeDocument/2006/bibliography" SelectedStyle="\APA.XSL" StyleName="APA"/>
+</file>
+
 <file path=customXml/itemProps1.xml><?xml version="1.0" encoding="utf-8"?>
+<ds:datastoreItem xmlns:ds="http://schemas.openxmlformats.org/officeDocument/2006/customXml" ds:itemID="{A6DE2CEB-D0DC-4A0B-A0CB-4C6D4D3893B7}">
+  <ds:schemaRefs>
+    <ds:schemaRef ds:uri="http://schemas.microsoft.com/sharepoint/v3/contenttype/forms"/>
+  </ds:schemaRefs>
+</ds:datastoreItem>
+</file>
+
+<file path=customXml/itemProps2.xml><?xml version="1.0" encoding="utf-8"?>
 <ds:datastoreItem xmlns:ds="http://schemas.openxmlformats.org/officeDocument/2006/customXml" ds:itemID="{368F45FA-2064-4BEF-8113-7B8B062FA5D7}">
   <ds:schemaRefs>
     <ds:schemaRef ds:uri="http://schemas.microsoft.com/office/2006/metadata/properties"/>
@@ -71306,23 +65455,7 @@
 </ds:datastoreItem>
 </file>
 
-<file path=customXml/itemProps2.xml><?xml version="1.0" encoding="utf-8"?>
-<ds:datastoreItem xmlns:ds="http://schemas.openxmlformats.org/officeDocument/2006/customXml" ds:itemID="{FEAEA024-33A0-412C-ADAB-86C9F2F91C6F}">
-  <ds:schemaRefs>
-    <ds:schemaRef ds:uri="http://schemas.openxmlformats.org/officeDocument/2006/bibliography"/>
-  </ds:schemaRefs>
-</ds:datastoreItem>
-</file>
-
 <file path=customXml/itemProps3.xml><?xml version="1.0" encoding="utf-8"?>
-<ds:datastoreItem xmlns:ds="http://schemas.openxmlformats.org/officeDocument/2006/customXml" ds:itemID="{A6DE2CEB-D0DC-4A0B-A0CB-4C6D4D3893B7}">
-  <ds:schemaRefs>
-    <ds:schemaRef ds:uri="http://schemas.microsoft.com/sharepoint/v3/contenttype/forms"/>
-  </ds:schemaRefs>
-</ds:datastoreItem>
-</file>
-
-<file path=customXml/itemProps4.xml><?xml version="1.0" encoding="utf-8"?>
 <ds:datastoreItem xmlns:ds="http://schemas.openxmlformats.org/officeDocument/2006/customXml" ds:itemID="{6EF0D6D3-0359-4D1F-96B7-0DCD36C390FE}">
   <ds:schemaRefs>
     <ds:schemaRef ds:uri="http://schemas.microsoft.com/office/2006/metadata/contentType"/>
@@ -71341,6 +65474,14 @@
 </ds:datastoreItem>
 </file>
 
+<file path=customXml/itemProps4.xml><?xml version="1.0" encoding="utf-8"?>
+<ds:datastoreItem xmlns:ds="http://schemas.openxmlformats.org/officeDocument/2006/customXml" ds:itemID="{FEAEA024-33A0-412C-ADAB-86C9F2F91C6F}">
+  <ds:schemaRefs>
+    <ds:schemaRef ds:uri="http://schemas.openxmlformats.org/officeDocument/2006/bibliography"/>
+  </ds:schemaRefs>
+</ds:datastoreItem>
+</file>
+
 <file path=docMetadata/LabelInfo.xml><?xml version="1.0" encoding="utf-8"?>
 <clbl:labelList xmlns:clbl="http://schemas.microsoft.com/office/2020/mipLabelMetadata">
   <clbl:label id="{a9ee03e0-b78c-4998-8bf4-79b266b85105}" enabled="1" method="Standard" siteId="{723a5a87-f39a-4a22-9247-3fc240c01396}" removed="0"/>

--- a/CV_Grossmann.docx
+++ b/CV_Grossmann.docx
@@ -249,7 +249,7 @@
           <w:color w:val="000000"/>
           <w:lang w:val="en-CA"/>
         </w:rPr>
-        <w:t>22</w:t>
+        <w:t>35</w:t>
       </w:r>
       <w:r>
         <w:rPr>
@@ -8152,6 +8152,67 @@
         <w:adjustRightInd w:val="0"/>
         <w:ind w:left="709" w:hanging="709"/>
         <w:rPr>
+          <w:b/>
+          <w:bCs/>
+          <w:iCs/>
+          <w:lang w:val="en-CA"/>
+        </w:rPr>
+      </w:pPr>
+    </w:p>
+    <w:p>
+      <w:pPr>
+        <w:widowControl w:val="0"/>
+        <w:autoSpaceDE w:val="0"/>
+        <w:autoSpaceDN w:val="0"/>
+        <w:adjustRightInd w:val="0"/>
+        <w:ind w:left="709" w:hanging="709"/>
+        <w:rPr>
+          <w:iCs/>
+          <w:lang w:val="en-CA"/>
+        </w:rPr>
+      </w:pPr>
+      <w:r>
+        <w:rPr>
+          <w:b/>
+          <w:bCs/>
+          <w:iCs/>
+        </w:rPr>
+        <w:t>Grossmann, I.</w:t>
+      </w:r>
+      <w:r>
+        <w:rPr>
+          <w:iCs/>
+        </w:rPr>
+        <w:t xml:space="preserve">, </w:t>
+      </w:r>
+      <w:r>
+        <w:rPr>
+          <w:iCs/>
+          <w:u w:val="single"/>
+        </w:rPr>
+        <w:t>Rudnev, M., Dorfman, A., Barr, K</w:t>
+      </w:r>
+      <w:r>
+        <w:rPr>
+          <w:iCs/>
+        </w:rPr>
+        <w:t xml:space="preserve">., Bencherifa, A., Buckwalter, W., Clancy, R. F., Deguchi, Y., Fabiano, E., Guennoun, B., Halamová, J., Hashimoto, T., Homan, J., Kanovský, M., Karasawa, K., Kim, H., Kiper, J., Lee, M., Liu, X., . . . Machery, E. (in press). The architecture of wisdom in interpersonal conflict: Structure and trait, state, and cultural expression across world regions. </w:t>
+      </w:r>
+      <w:r>
+        <w:rPr>
+          <w:i/>
+        </w:rPr>
+        <w:t>Journal of Personality.</w:t>
+      </w:r>
+    </w:p>
+    <w:p>
+      <w:pPr>
+        <w:widowControl w:val="0"/>
+        <w:autoSpaceDE w:val="0"/>
+        <w:autoSpaceDN w:val="0"/>
+        <w:adjustRightInd w:val="0"/>
+        <w:ind w:left="709" w:hanging="709"/>
+        <w:rPr>
           <w:lang w:val="en-CA"/>
         </w:rPr>
       </w:pPr>
@@ -8804,6 +8865,7 @@
           <w:iCs/>
           <w:lang w:val="en-CA"/>
         </w:rPr>
+        <w:lastRenderedPageBreak/>
         <w:t xml:space="preserve">Kunst, J. </w:t>
       </w:r>
       <w:r>
@@ -9187,7 +9249,6 @@
           <w:i/>
           <w:lang w:val="en-CA"/>
         </w:rPr>
-        <w:lastRenderedPageBreak/>
         <w:t>Behavior Research Methods</w:t>
       </w:r>
       <w:r>
@@ -11334,6 +11395,7 @@
           <w:bCs/>
           <w:lang w:val="en-CA"/>
         </w:rPr>
+        <w:lastRenderedPageBreak/>
         <w:t>Grossmann, I.</w:t>
       </w:r>
       <w:r>
@@ -11532,7 +11594,6 @@
           <w:u w:val="single"/>
           <w:lang w:val="en-US"/>
         </w:rPr>
-        <w:lastRenderedPageBreak/>
         <w:t>Rudnev, M</w:t>
       </w:r>
       <w:r>
@@ -13622,6 +13683,7 @@
         <w:rPr>
           <w:lang w:val="en-CA"/>
         </w:rPr>
+        <w:lastRenderedPageBreak/>
         <w:t xml:space="preserve">Pick, C. M., Ko, A., Wormley, A. S., Wiezel, A., Kenrick, D. T., Al-Shawaf, L., […] </w:t>
       </w:r>
       <w:r>
@@ -13688,7 +13750,6 @@
           <w:u w:val="single"/>
           <w:lang w:val="en-CA"/>
         </w:rPr>
-        <w:lastRenderedPageBreak/>
         <w:t>Porter, T</w:t>
       </w:r>
       <w:r>
@@ -15501,6 +15562,7 @@
         <w:rPr>
           <w:lang w:val="en-CA"/>
         </w:rPr>
+        <w:lastRenderedPageBreak/>
         <w:t xml:space="preserve">Hanaei, S., Takian, A., Majdzadeh, R., Maboloc, C. R., </w:t>
       </w:r>
       <w:r>
@@ -15515,14 +15577,7 @@
         <w:rPr>
           <w:lang w:val="en-CA"/>
         </w:rPr>
-        <w:t xml:space="preserve">., Gomes, O., Milosevic, M., Gupta, M., Shamshirsaz, A. A., Harbi, A., Burhan, A. M., Uddin, L. Q., Kulasinghe, A., Lam, C.-M., Ramakrishna, S., Alavi, A., Nouwen, J. L., Dorigo, T., Schreiber, M., … Rezaei, N. </w:t>
-      </w:r>
-      <w:r>
-        <w:rPr>
-          <w:lang w:val="en-CA"/>
-        </w:rPr>
-        <w:lastRenderedPageBreak/>
-        <w:t xml:space="preserve">(2020). Emerging Standards and the Hybrid Model for Organizing Scientific Events During and After The COVID-19 Pandemic. </w:t>
+        <w:t xml:space="preserve">., Gomes, O., Milosevic, M., Gupta, M., Shamshirsaz, A. A., Harbi, A., Burhan, A. M., Uddin, L. Q., Kulasinghe, A., Lam, C.-M., Ramakrishna, S., Alavi, A., Nouwen, J. L., Dorigo, T., Schreiber, M., … Rezaei, N. (2020). Emerging Standards and the Hybrid Model for Organizing Scientific Events During and After The COVID-19 Pandemic. </w:t>
       </w:r>
       <w:r>
         <w:rPr>
@@ -16974,6 +17029,7 @@
           <w:shd w:val="clear" w:color="auto" w:fill="FFFFFF"/>
           <w:lang w:val="en-CA"/>
         </w:rPr>
+        <w:lastRenderedPageBreak/>
         <w:t>Grossmann, I.</w:t>
       </w:r>
       <w:r>
@@ -17041,7 +17097,6 @@
         <w:rPr>
           <w:lang w:val="en-CA"/>
         </w:rPr>
-        <w:lastRenderedPageBreak/>
         <w:t xml:space="preserve">Leckelt, M., Wetzel, E., Gerlach, T. M., Ackerman, R. A., Miller, J. D., Chopik, W. J., Penke, L., Geukes, K., Kuefner, A. C.P., Hutteman, R., Richter, D., Renner, K., Allroggen, M., Brecheen, C., Campbell, W. K., </w:t>
       </w:r>
       <w:r>
@@ -18341,6 +18396,7 @@
           <w:b/>
           <w:lang w:val="en-CA"/>
         </w:rPr>
+        <w:lastRenderedPageBreak/>
         <w:t>Grossmann, I.</w:t>
       </w:r>
       <w:r>
@@ -18399,7 +18455,6 @@
           <w:b/>
           <w:lang w:val="en-CA"/>
         </w:rPr>
-        <w:lastRenderedPageBreak/>
         <w:t xml:space="preserve">Grossmann, I., </w:t>
       </w:r>
       <w:r>
@@ -20042,6 +20097,7 @@
         <w:rPr>
           <w:lang w:val="en-CA"/>
         </w:rPr>
+        <w:lastRenderedPageBreak/>
         <w:t>Kross, E.</w:t>
       </w:r>
       <w:r>
@@ -20272,7 +20328,6 @@
           <w:b/>
           <w:lang w:val="en-CA"/>
         </w:rPr>
-        <w:lastRenderedPageBreak/>
         <w:t>Grossmann, I.</w:t>
       </w:r>
       <w:r>
@@ -21786,6 +21841,7 @@
           <w:u w:val="single"/>
           <w:lang w:val="en-CA"/>
         </w:rPr>
+        <w:lastRenderedPageBreak/>
         <w:t>Santos, H. C.</w:t>
       </w:r>
       <w:r>
@@ -21943,7 +21999,6 @@
           <w:b/>
           <w:lang w:val="en-CA"/>
         </w:rPr>
-        <w:lastRenderedPageBreak/>
         <w:t>Grossmann, I.</w:t>
       </w:r>
       <w:r>
@@ -23248,6 +23303,7 @@
                 <w:bCs/>
                 <w:lang w:val="en-CA"/>
               </w:rPr>
+              <w:lastRenderedPageBreak/>
               <w:t>05/2026</w:t>
             </w:r>
           </w:p>
@@ -23505,7 +23561,6 @@
                 <w:bCs/>
                 <w:lang w:val="en-CA"/>
               </w:rPr>
-              <w:lastRenderedPageBreak/>
               <w:t>04/2026</w:t>
             </w:r>
           </w:p>
@@ -25328,6 +25383,7 @@
                 <w:bCs/>
                 <w:lang w:val="en-CA"/>
               </w:rPr>
+              <w:lastRenderedPageBreak/>
               <w:t>03/2023</w:t>
             </w:r>
           </w:p>
@@ -25648,7 +25704,6 @@
                 <w:bCs/>
                 <w:lang w:val="en-CA"/>
               </w:rPr>
-              <w:lastRenderedPageBreak/>
               <w:t>09/2022</w:t>
             </w:r>
           </w:p>
@@ -27299,6 +27354,7 @@
                 <w:bCs/>
                 <w:lang w:val="en-CA"/>
               </w:rPr>
+              <w:lastRenderedPageBreak/>
               <w:t>12/2017</w:t>
             </w:r>
           </w:p>
@@ -27587,7 +27643,6 @@
                 <w:bCs/>
                 <w:lang w:val="en-CA"/>
               </w:rPr>
-              <w:lastRenderedPageBreak/>
               <w:t>10/2016</w:t>
             </w:r>
           </w:p>
@@ -29290,6 +29345,7 @@
                 <w:bCs/>
                 <w:lang w:val="en-CA"/>
               </w:rPr>
+              <w:lastRenderedPageBreak/>
               <w:t>10/2025</w:t>
             </w:r>
           </w:p>
@@ -29542,7 +29598,6 @@
                 <w:bCs/>
                 <w:lang w:val="en-CA"/>
               </w:rPr>
-              <w:lastRenderedPageBreak/>
               <w:t>05/2025</w:t>
             </w:r>
           </w:p>
@@ -30603,6 +30658,7 @@
                 <w:bCs/>
                 <w:lang w:val="en-CA"/>
               </w:rPr>
+              <w:lastRenderedPageBreak/>
               <w:t>07/2021</w:t>
             </w:r>
           </w:p>
@@ -30819,7 +30875,6 @@
                 <w:bCs/>
                 <w:lang w:val="en-CA"/>
               </w:rPr>
-              <w:lastRenderedPageBreak/>
               <w:t>06/2021</w:t>
             </w:r>
           </w:p>
@@ -31787,6 +31842,7 @@
                 <w:bCs/>
                 <w:lang w:val="en-CA"/>
               </w:rPr>
+              <w:lastRenderedPageBreak/>
               <w:t>Celebrating Richard E. Nisbett’s Career” at the University of Michigan</w:t>
             </w:r>
           </w:p>
@@ -31812,6 +31868,7 @@
                 <w:bCs/>
                 <w:lang w:val="en-CA"/>
               </w:rPr>
+              <w:lastRenderedPageBreak/>
               <w:t>06/2017</w:t>
             </w:r>
           </w:p>
@@ -31955,7 +32012,6 @@
               <w:rPr>
                 <w:lang w:val="en-CA"/>
               </w:rPr>
-              <w:lastRenderedPageBreak/>
               <w:t>08/2014</w:t>
             </w:r>
           </w:p>
@@ -33915,6 +33971,7 @@
           <w:u w:val="single"/>
           <w:lang w:val="de-DE"/>
         </w:rPr>
+        <w:lastRenderedPageBreak/>
         <w:t>König-Kersting, C</w:t>
       </w:r>
       <w:r>
@@ -34279,7 +34336,6 @@
           <w:u w:val="single"/>
           <w:lang w:val="en-CA"/>
         </w:rPr>
-        <w:lastRenderedPageBreak/>
         <w:t>Kachhiyapatel</w:t>
       </w:r>
       <w:r>
@@ -35773,6 +35829,7 @@
         <w:rPr>
           <w:lang w:val="en-CA"/>
         </w:rPr>
+        <w:lastRenderedPageBreak/>
         <w:t>p</w:t>
       </w:r>
       <w:r>
@@ -35993,7 +36050,6 @@
           <w:b/>
           <w:lang w:val="en-CA"/>
         </w:rPr>
-        <w:lastRenderedPageBreak/>
         <w:t>Grossmann, I.</w:t>
       </w:r>
       <w:r>
@@ -36801,6 +36857,7 @@
           <w:b/>
           <w:lang w:val="en-CA"/>
         </w:rPr>
+        <w:lastRenderedPageBreak/>
         <w:t>Grossmann, I.</w:t>
       </w:r>
       <w:r>
@@ -36977,7 +37034,6 @@
           <w:sz w:val="24"/>
           <w:szCs w:val="24"/>
         </w:rPr>
-        <w:lastRenderedPageBreak/>
         <w:t>+ finalist at the Post-doc Research Award Competition</w:t>
       </w:r>
     </w:p>
@@ -37535,6 +37591,7 @@
           <w:b/>
           <w:lang w:val="de-DE"/>
         </w:rPr>
+        <w:lastRenderedPageBreak/>
         <w:t xml:space="preserve">Grossmann, I., </w:t>
       </w:r>
       <w:r>
@@ -37663,14 +37720,7 @@
         <w:rPr>
           <w:lang w:val="en-CA"/>
         </w:rPr>
-        <w:t xml:space="preserve"> Paper presented in the symposium “A process </w:t>
-      </w:r>
-      <w:r>
-        <w:rPr>
-          <w:lang w:val="en-CA"/>
-        </w:rPr>
-        <w:lastRenderedPageBreak/>
-        <w:t xml:space="preserve">view on wisdom: Antecedents, mechanisms, and consequences” chaired by </w:t>
+        <w:t xml:space="preserve"> Paper presented in the symposium “A process view on wisdom: Antecedents, mechanisms, and consequences” chaired by </w:t>
       </w:r>
       <w:r>
         <w:rPr>
@@ -38347,7 +38397,14 @@
         <w:rPr>
           <w:lang w:val="en-CA"/>
         </w:rPr>
-        <w:t xml:space="preserve">Paper presented in the symposium “Cultural and Cross-cultural research traditions: Complementary or Incommensurable?” chaired by J. Fontaine (Chair) and </w:t>
+        <w:t xml:space="preserve">Paper presented in the symposium “Cultural and Cross-cultural </w:t>
+      </w:r>
+      <w:r>
+        <w:rPr>
+          <w:lang w:val="en-CA"/>
+        </w:rPr>
+        <w:lastRenderedPageBreak/>
+        <w:t xml:space="preserve">research traditions: Complementary or Incommensurable?” chaired by J. Fontaine (Chair) and </w:t>
       </w:r>
       <w:r>
         <w:rPr>
@@ -38494,7 +38551,6 @@
           <w:u w:val="single"/>
           <w:lang w:val="en-CA"/>
         </w:rPr>
-        <w:lastRenderedPageBreak/>
         <w:t>Santos, H.C.</w:t>
       </w:r>
       <w:r>
@@ -39188,6 +39244,7 @@
           <w:b/>
           <w:lang w:val="en-CA"/>
         </w:rPr>
+        <w:lastRenderedPageBreak/>
         <w:t>Grossmann, I.</w:t>
       </w:r>
       <w:r>
@@ -39396,7 +39453,6 @@
           <w:b/>
           <w:lang w:val="en-CA"/>
         </w:rPr>
-        <w:lastRenderedPageBreak/>
         <w:t>Grossmann, I.</w:t>
       </w:r>
       <w:r>
@@ -39896,6 +39952,7 @@
           <w:u w:val="single"/>
           <w:lang w:val="en-CA"/>
         </w:rPr>
+        <w:lastRenderedPageBreak/>
         <w:t>Oakes, H</w:t>
       </w:r>
       <w:r>
@@ -39999,7 +40056,6 @@
           <w:u w:val="single"/>
           <w:lang w:val="en-CA"/>
         </w:rPr>
-        <w:lastRenderedPageBreak/>
         <w:t>Huynh, A. C,</w:t>
       </w:r>
       <w:r>
@@ -40698,6 +40754,7 @@
           <w:b/>
           <w:lang w:val="en-CA"/>
         </w:rPr>
+        <w:lastRenderedPageBreak/>
         <w:t>Grossmann, I.</w:t>
       </w:r>
       <w:r>
@@ -40836,7 +40893,6 @@
           <w:b/>
           <w:lang w:val="en-CA"/>
         </w:rPr>
-        <w:lastRenderedPageBreak/>
         <w:t>Grossmann, I.</w:t>
       </w:r>
       <w:r>
@@ -41402,6 +41458,7 @@
           <w:b/>
           <w:lang w:val="en-CA"/>
         </w:rPr>
+        <w:lastRenderedPageBreak/>
         <w:t>Grossmann, I.</w:t>
       </w:r>
       <w:r>
@@ -41621,7 +41678,6 @@
           <w:u w:val="single"/>
           <w:lang w:val="en-CA"/>
         </w:rPr>
-        <w:lastRenderedPageBreak/>
         <w:t xml:space="preserve">Huynh, A. </w:t>
       </w:r>
       <w:r>
@@ -42384,6 +42440,7 @@
           <w:bCs/>
           <w:lang w:val="sv-SE"/>
         </w:rPr>
+        <w:lastRenderedPageBreak/>
         <w:t>Grossmann, I.</w:t>
       </w:r>
       <w:r>
@@ -42566,14 +42623,7 @@
         <w:rPr>
           <w:lang w:val="en-CA"/>
         </w:rPr>
-        <w:t xml:space="preserve"> Paper presented in the symposium “Creativity and wisdom: New </w:t>
-      </w:r>
-      <w:r>
-        <w:rPr>
-          <w:lang w:val="en-CA"/>
-        </w:rPr>
-        <w:lastRenderedPageBreak/>
-        <w:t xml:space="preserve">experimental and training developments” chaired by </w:t>
+        <w:t xml:space="preserve"> Paper presented in the symposium “Creativity and wisdom: New experimental and training developments” chaired by </w:t>
       </w:r>
       <w:r>
         <w:rPr>
@@ -43844,6 +43894,7 @@
           <w:iCs/>
           <w:lang w:val="en-CA"/>
         </w:rPr>
+        <w:lastRenderedPageBreak/>
         <w:t>j</w:t>
       </w:r>
       <w:r>
@@ -44125,7 +44176,6 @@
         <w:rPr>
           <w:lang w:val="en-CA"/>
         </w:rPr>
-        <w:lastRenderedPageBreak/>
         <w:t xml:space="preserve">Andor, M. A., </w:t>
       </w:r>
       <w:r>
@@ -44843,6 +44893,7 @@
           <w:u w:val="single"/>
           <w:lang w:val="en-CA"/>
         </w:rPr>
+        <w:lastRenderedPageBreak/>
         <w:t>Santos, H. C</w:t>
       </w:r>
       <w:r>
@@ -45013,7 +45064,6 @@
           <w:u w:val="single"/>
           <w:lang w:val="en-CA"/>
         </w:rPr>
-        <w:lastRenderedPageBreak/>
         <w:t>Oakes, H.</w:t>
       </w:r>
       <w:r>
@@ -45822,6 +45872,7 @@
           <w:u w:val="single"/>
           <w:lang w:val="en-CA"/>
         </w:rPr>
+        <w:lastRenderedPageBreak/>
         <w:t>Hu</w:t>
       </w:r>
       <w:r>
@@ -46091,7 +46142,6 @@
           <w:b/>
           <w:lang w:val="en-CA"/>
         </w:rPr>
-        <w:lastRenderedPageBreak/>
         <w:t>Grossmann, I.</w:t>
       </w:r>
       <w:r>
@@ -47725,6 +47775,7 @@
               <w:rPr>
                 <w:lang w:val="en-CA"/>
               </w:rPr>
+              <w:lastRenderedPageBreak/>
               <w:t>2012 – 2018</w:t>
             </w:r>
           </w:p>
@@ -48010,7 +48061,6 @@
               <w:rPr>
                 <w:lang w:val="en-CA"/>
               </w:rPr>
-              <w:lastRenderedPageBreak/>
               <w:t xml:space="preserve">2026 </w:t>
             </w:r>
             <w:r>
@@ -49725,6 +49775,7 @@
               <w:rPr>
                 <w:lang w:val="en-CA"/>
               </w:rPr>
+              <w:lastRenderedPageBreak/>
               <w:t>2017</w:t>
             </w:r>
           </w:p>
@@ -50000,7 +50051,6 @@
               <w:rPr>
                 <w:lang w:val="en-CA"/>
               </w:rPr>
-              <w:lastRenderedPageBreak/>
               <w:t>2016</w:t>
             </w:r>
           </w:p>
@@ -51806,6 +51856,7 @@
                 <w:sz w:val="24"/>
                 <w:szCs w:val="24"/>
               </w:rPr>
+              <w:lastRenderedPageBreak/>
               <w:t>2014</w:t>
             </w:r>
           </w:p>
@@ -52069,7 +52120,6 @@
                 <w:color w:val="000000"/>
                 <w:lang w:val="en-CA"/>
               </w:rPr>
-              <w:lastRenderedPageBreak/>
               <w:t>Folk</w:t>
             </w:r>
             <w:r>
@@ -52163,7 +52213,6 @@
                 <w:color w:val="000000"/>
                 <w:lang w:val="en-CA"/>
               </w:rPr>
-              <w:lastRenderedPageBreak/>
               <w:t xml:space="preserve">Wisdom and </w:t>
             </w:r>
             <w:r>
@@ -52195,7 +52244,6 @@
           <w:b/>
           <w:lang w:val="en-CA"/>
         </w:rPr>
-        <w:lastRenderedPageBreak/>
         <w:t>Courses taught</w:t>
       </w:r>
     </w:p>
@@ -53579,6 +53627,7 @@
                 <w:color w:val="000000"/>
                 <w:lang w:val="en-CA"/>
               </w:rPr>
+              <w:lastRenderedPageBreak/>
               <w:t>Winter 2021</w:t>
             </w:r>
           </w:p>
@@ -53823,7 +53872,6 @@
                 <w:color w:val="000000"/>
                 <w:lang w:val="en-CA"/>
               </w:rPr>
-              <w:lastRenderedPageBreak/>
               <w:t>Fall 2018</w:t>
             </w:r>
           </w:p>
@@ -54816,6 +54864,7 @@
         <w:rPr>
           <w:lang w:val="en-CA"/>
         </w:rPr>
+        <w:lastRenderedPageBreak/>
         <w:t>Grossmann, I. (</w:t>
       </w:r>
       <w:r>
@@ -55053,7 +55102,6 @@
         <w:rPr>
           <w:lang w:val="en-CA"/>
         </w:rPr>
-        <w:lastRenderedPageBreak/>
         <w:t xml:space="preserve">Grossmann, I. (2023, July). Beyond the hype: How AI could change the game for social science </w:t>
       </w:r>
       <w:hyperlink r:id="rId56" w:history="1">
@@ -56434,6 +56482,7 @@
                 <w:bCs/>
                 <w:lang w:val="en-CA"/>
               </w:rPr>
+              <w:lastRenderedPageBreak/>
               <w:t>03/2021</w:t>
             </w:r>
           </w:p>
@@ -56735,7 +56784,6 @@
           <w:i/>
           <w:lang w:val="en-CA" w:eastAsia="en-CA"/>
         </w:rPr>
-        <w:lastRenderedPageBreak/>
         <w:t>major initiatives &amp; consortia under “Scientific leadership” above</w:t>
       </w:r>
     </w:p>
@@ -58340,6 +58388,7 @@
                 <w:i/>
                 <w:lang w:val="en-CA" w:eastAsia="en-CA"/>
               </w:rPr>
+              <w:lastRenderedPageBreak/>
               <w:t>Seminal workshop</w:t>
             </w:r>
             <w:r>
@@ -58373,6 +58422,7 @@
                 <w:color w:val="000000"/>
                 <w:lang w:val="en-CA" w:eastAsia="en-CA"/>
               </w:rPr>
+              <w:lastRenderedPageBreak/>
               <w:t>2015 - 2018</w:t>
             </w:r>
           </w:p>
@@ -62305,6 +62355,7 @@
                 <w:color w:val="000000"/>
                 <w:lang w:val="en-CA" w:eastAsia="en-CA"/>
               </w:rPr>
+              <w:lastRenderedPageBreak/>
               <w:t>2017</w:t>
             </w:r>
           </w:p>
@@ -65235,21 +65286,12 @@
 </file>
 
 <file path=customXml/item1.xml><?xml version="1.0" encoding="utf-8"?>
-<?mso-contentType ?>
-<FormTemplates xmlns="http://schemas.microsoft.com/sharepoint/v3/contenttype/forms">
-  <Display>DocumentLibraryForm</Display>
-  <Edit>DocumentLibraryForm</Edit>
-  <New>DocumentLibraryForm</New>
-</FormTemplates>
-</file>
-
-<file path=customXml/item2.xml><?xml version="1.0" encoding="utf-8"?>
 <p:properties xmlns:p="http://schemas.microsoft.com/office/2006/metadata/properties" xmlns:xsi="http://www.w3.org/2001/XMLSchema-instance" xmlns:pc="http://schemas.microsoft.com/office/infopath/2007/PartnerControls">
   <documentManagement/>
 </p:properties>
 </file>
 
-<file path=customXml/item3.xml><?xml version="1.0" encoding="utf-8"?>
+<file path=customXml/item2.xml><?xml version="1.0" encoding="utf-8"?>
 <ct:contentTypeSchema xmlns:ct="http://schemas.microsoft.com/office/2006/metadata/contentType" xmlns:ma="http://schemas.microsoft.com/office/2006/metadata/properties/metaAttributes" ct:_="" ma:_="" ma:contentTypeName="Document" ma:contentTypeID="0x01010040598E2033F12F4D9D0EEBDED9F3ADA5" ma:contentTypeVersion="7" ma:contentTypeDescription="Create a new document." ma:contentTypeScope="" ma:versionID="0d4008b07a6729e85722b63fec859166">
   <xsd:schema xmlns:xsd="http://www.w3.org/2001/XMLSchema" xmlns:xs="http://www.w3.org/2001/XMLSchema" xmlns:p="http://schemas.microsoft.com/office/2006/metadata/properties" xmlns:ns3="4511dc72-d8d5-4bc7-8b3d-c01cb3484cf5" xmlns:ns4="685d2eaa-65a0-49a5-8d7f-6db299f42190" targetNamespace="http://schemas.microsoft.com/office/2006/metadata/properties" ma:root="true" ma:fieldsID="8df630411b1f610a7f173bb411967da6" ns3:_="" ns4:_="">
     <xsd:import namespace="4511dc72-d8d5-4bc7-8b3d-c01cb3484cf5"/>
@@ -65434,19 +65476,20 @@
 </ct:contentTypeSchema>
 </file>
 
+<file path=customXml/item3.xml><?xml version="1.0" encoding="utf-8"?>
+<?mso-contentType ?>
+<FormTemplates xmlns="http://schemas.microsoft.com/sharepoint/v3/contenttype/forms">
+  <Display>DocumentLibraryForm</Display>
+  <Edit>DocumentLibraryForm</Edit>
+  <New>DocumentLibraryForm</New>
+</FormTemplates>
+</file>
+
 <file path=customXml/item4.xml><?xml version="1.0" encoding="utf-8"?>
 <b:Sources xmlns:b="http://schemas.openxmlformats.org/officeDocument/2006/bibliography" xmlns="http://schemas.openxmlformats.org/officeDocument/2006/bibliography" SelectedStyle="\APA.XSL" StyleName="APA"/>
 </file>
 
 <file path=customXml/itemProps1.xml><?xml version="1.0" encoding="utf-8"?>
-<ds:datastoreItem xmlns:ds="http://schemas.openxmlformats.org/officeDocument/2006/customXml" ds:itemID="{A6DE2CEB-D0DC-4A0B-A0CB-4C6D4D3893B7}">
-  <ds:schemaRefs>
-    <ds:schemaRef ds:uri="http://schemas.microsoft.com/sharepoint/v3/contenttype/forms"/>
-  </ds:schemaRefs>
-</ds:datastoreItem>
-</file>
-
-<file path=customXml/itemProps2.xml><?xml version="1.0" encoding="utf-8"?>
 <ds:datastoreItem xmlns:ds="http://schemas.openxmlformats.org/officeDocument/2006/customXml" ds:itemID="{368F45FA-2064-4BEF-8113-7B8B062FA5D7}">
   <ds:schemaRefs>
     <ds:schemaRef ds:uri="http://schemas.microsoft.com/office/2006/metadata/properties"/>
@@ -65455,7 +65498,7 @@
 </ds:datastoreItem>
 </file>
 
-<file path=customXml/itemProps3.xml><?xml version="1.0" encoding="utf-8"?>
+<file path=customXml/itemProps2.xml><?xml version="1.0" encoding="utf-8"?>
 <ds:datastoreItem xmlns:ds="http://schemas.openxmlformats.org/officeDocument/2006/customXml" ds:itemID="{6EF0D6D3-0359-4D1F-96B7-0DCD36C390FE}">
   <ds:schemaRefs>
     <ds:schemaRef ds:uri="http://schemas.microsoft.com/office/2006/metadata/contentType"/>
@@ -65474,6 +65517,14 @@
 </ds:datastoreItem>
 </file>
 
+<file path=customXml/itemProps3.xml><?xml version="1.0" encoding="utf-8"?>
+<ds:datastoreItem xmlns:ds="http://schemas.openxmlformats.org/officeDocument/2006/customXml" ds:itemID="{A6DE2CEB-D0DC-4A0B-A0CB-4C6D4D3893B7}">
+  <ds:schemaRefs>
+    <ds:schemaRef ds:uri="http://schemas.microsoft.com/sharepoint/v3/contenttype/forms"/>
+  </ds:schemaRefs>
+</ds:datastoreItem>
+</file>
+
 <file path=customXml/itemProps4.xml><?xml version="1.0" encoding="utf-8"?>
 <ds:datastoreItem xmlns:ds="http://schemas.openxmlformats.org/officeDocument/2006/customXml" ds:itemID="{FEAEA024-33A0-412C-ADAB-86C9F2F91C6F}">
   <ds:schemaRefs>

--- a/CV_Grossmann.docx
+++ b/CV_Grossmann.docx
@@ -973,7 +973,25 @@
                 <w:color w:val="000000"/>
                 <w:lang w:val="de-DE"/>
               </w:rPr>
-              <w:t>Vordiplom (B.S. equivalent), Psychology, Albert-Ludwigs-Universität Freiburg, Germany</w:t>
+              <w:t xml:space="preserve">Vordiplom (B.S. </w:t>
+            </w:r>
+            <w:proofErr w:type="spellStart"/>
+            <w:r>
+              <w:rPr>
+                <w:iCs/>
+                <w:color w:val="000000"/>
+                <w:lang w:val="de-DE"/>
+              </w:rPr>
+              <w:t>equivalent</w:t>
+            </w:r>
+            <w:proofErr w:type="spellEnd"/>
+            <w:r>
+              <w:rPr>
+                <w:iCs/>
+                <w:color w:val="000000"/>
+                <w:lang w:val="de-DE"/>
+              </w:rPr>
+              <w:t>), Psychology, Albert-Ludwigs-Universität Freiburg, Germany</w:t>
             </w:r>
           </w:p>
         </w:tc>
@@ -2257,7 +2275,23 @@
           <w:iCs/>
           <w:lang w:val="en-CA"/>
         </w:rPr>
-        <w:t xml:space="preserve">Stavropoulos, A., Crone, D. L., &amp; Grossmann, I. (2024). Shadows of wisdom: Classifying meta-cognitive and morally-grounded narrative content via large language models. </w:t>
+        <w:t xml:space="preserve">Stavropoulos, A., Crone, D. L., &amp; Grossmann, I. (2024). Shadows of wisdom: Classifying meta-cognitive and </w:t>
+      </w:r>
+      <w:proofErr w:type="gramStart"/>
+      <w:r>
+        <w:rPr>
+          <w:iCs/>
+          <w:lang w:val="en-CA"/>
+        </w:rPr>
+        <w:t>morally-grounded</w:t>
+      </w:r>
+      <w:proofErr w:type="gramEnd"/>
+      <w:r>
+        <w:rPr>
+          <w:iCs/>
+          <w:lang w:val="en-CA"/>
+        </w:rPr>
+        <w:t xml:space="preserve"> narrative content via large language models. </w:t>
       </w:r>
       <w:r>
         <w:rPr>
@@ -2415,7 +2449,23 @@
           <w:iCs/>
           <w:lang w:val="en-CA"/>
         </w:rPr>
-        <w:t>, 1, 524–536. *corresponding author</w:t>
+        <w:t>, 1, 524–536. *</w:t>
+      </w:r>
+      <w:proofErr w:type="gramStart"/>
+      <w:r>
+        <w:rPr>
+          <w:iCs/>
+          <w:lang w:val="en-CA"/>
+        </w:rPr>
+        <w:t>corresponding</w:t>
+      </w:r>
+      <w:proofErr w:type="gramEnd"/>
+      <w:r>
+        <w:rPr>
+          <w:iCs/>
+          <w:lang w:val="en-CA"/>
+        </w:rPr>
+        <w:t xml:space="preserve"> author</w:t>
       </w:r>
     </w:p>
     <w:p>
@@ -2806,6 +2856,7 @@
         <w:t xml:space="preserve">, </w:t>
       </w:r>
       <w:hyperlink r:id="rId19" w:history="1">
+        <w:proofErr w:type="spellStart"/>
         <w:r>
           <w:rPr>
             <w:rStyle w:val="Hyperlink"/>
@@ -2813,7 +2864,17 @@
             <w:iCs/>
             <w:lang w:val="en-CA"/>
           </w:rPr>
-          <w:t>Futurescape Project</w:t>
+          <w:t>Futurescape</w:t>
+        </w:r>
+        <w:proofErr w:type="spellEnd"/>
+        <w:r>
+          <w:rPr>
+            <w:rStyle w:val="Hyperlink"/>
+            <w:i/>
+            <w:iCs/>
+            <w:lang w:val="en-CA"/>
+          </w:rPr>
+          <w:t xml:space="preserve"> Project</w:t>
         </w:r>
       </w:hyperlink>
       <w:r>
@@ -2835,6 +2896,7 @@
         <w:t xml:space="preserve">–present) – foresight and forecasting of societal change, including the </w:t>
       </w:r>
       <w:hyperlink r:id="rId20" w:history="1">
+        <w:proofErr w:type="spellStart"/>
         <w:r>
           <w:rPr>
             <w:rStyle w:val="Hyperlink"/>
@@ -2844,6 +2906,7 @@
           </w:rPr>
           <w:t>WorldAfterCOVID</w:t>
         </w:r>
+        <w:proofErr w:type="spellEnd"/>
       </w:hyperlink>
       <w:r>
         <w:rPr>
@@ -3370,8 +3433,59 @@
           <w:i/>
           <w:iCs/>
         </w:rPr>
-        <w:t>Professional governance &amp; field service</w:t>
-      </w:r>
+        <w:t xml:space="preserve">Professional </w:t>
+      </w:r>
+      <w:proofErr w:type="spellStart"/>
+      <w:r>
+        <w:rPr>
+          <w:b/>
+          <w:bCs/>
+          <w:i/>
+          <w:iCs/>
+        </w:rPr>
+        <w:t>governance</w:t>
+      </w:r>
+      <w:proofErr w:type="spellEnd"/>
+      <w:r>
+        <w:rPr>
+          <w:b/>
+          <w:bCs/>
+          <w:i/>
+          <w:iCs/>
+        </w:rPr>
+        <w:t xml:space="preserve"> &amp; </w:t>
+      </w:r>
+      <w:proofErr w:type="spellStart"/>
+      <w:r>
+        <w:rPr>
+          <w:b/>
+          <w:bCs/>
+          <w:i/>
+          <w:iCs/>
+        </w:rPr>
+        <w:t>field</w:t>
+      </w:r>
+      <w:proofErr w:type="spellEnd"/>
+      <w:r>
+        <w:rPr>
+          <w:b/>
+          <w:bCs/>
+          <w:i/>
+          <w:iCs/>
+        </w:rPr>
+        <w:t xml:space="preserve"> </w:t>
+      </w:r>
+      <w:proofErr w:type="spellStart"/>
+      <w:r>
+        <w:rPr>
+          <w:b/>
+          <w:bCs/>
+          <w:i/>
+          <w:iCs/>
+        </w:rPr>
+        <w:t>service</w:t>
+      </w:r>
+      <w:proofErr w:type="spellEnd"/>
     </w:p>
     <w:p>
       <w:pPr>
@@ -3907,11 +4021,19 @@
               </w:rPr>
               <w:t xml:space="preserve">Social Sciences and Humanities Research Council of Canada, Insight Grant, </w:t>
             </w:r>
-            <w:r>
-              <w:rPr>
-                <w:lang w:val="en-CA"/>
-              </w:rPr>
-              <w:t>From narratives to choices: Advancing semantic topic modeling for mapping cultural narratives to social</w:t>
+            <w:proofErr w:type="gramStart"/>
+            <w:r>
+              <w:rPr>
+                <w:lang w:val="en-CA"/>
+              </w:rPr>
+              <w:t>From</w:t>
+            </w:r>
+            <w:proofErr w:type="gramEnd"/>
+            <w:r>
+              <w:rPr>
+                <w:lang w:val="en-CA"/>
+              </w:rPr>
+              <w:t xml:space="preserve"> narratives to choices: Advancing semantic topic modeling for mapping cultural narratives to social</w:t>
             </w:r>
             <w:r>
               <w:rPr>
@@ -4425,7 +4547,21 @@
               <w:rPr>
                 <w:lang w:val="en-CA"/>
               </w:rPr>
-              <w:t>University of Waterloo Chronic Disease Prevention Initiative, Seed Grant, Harnessing psychological insights and mobile technologies to detect stress-related risk factors for mental health (CAD$10,000)</w:t>
+              <w:t xml:space="preserve">University of Waterloo Chronic Disease Prevention Initiative, Seed Grant, </w:t>
+            </w:r>
+            <w:proofErr w:type="gramStart"/>
+            <w:r>
+              <w:rPr>
+                <w:lang w:val="en-CA"/>
+              </w:rPr>
+              <w:t>Harnessing</w:t>
+            </w:r>
+            <w:proofErr w:type="gramEnd"/>
+            <w:r>
+              <w:rPr>
+                <w:lang w:val="en-CA"/>
+              </w:rPr>
+              <w:t xml:space="preserve"> psychological insights and mobile technologies to detect stress-related risk factors for mental health (CAD$10,000)</w:t>
             </w:r>
             <w:r>
               <w:rPr>
@@ -4775,6 +4911,7 @@
               </w:rPr>
               <w:t xml:space="preserve">University of Waterloo Teaching Innovation Incubator, </w:t>
             </w:r>
+            <w:proofErr w:type="gramStart"/>
             <w:r>
               <w:rPr>
                 <w:rFonts w:ascii="Times New Roman" w:hAnsi="Times New Roman" w:cs="Times New Roman"/>
@@ -4783,7 +4920,18 @@
                 <w:sz w:val="24"/>
                 <w:szCs w:val="24"/>
               </w:rPr>
-              <w:t>Learning by teaching a Large Language Model</w:t>
+              <w:t>Learning</w:t>
+            </w:r>
+            <w:proofErr w:type="gramEnd"/>
+            <w:r>
+              <w:rPr>
+                <w:rFonts w:ascii="Times New Roman" w:hAnsi="Times New Roman" w:cs="Times New Roman"/>
+                <w:i/>
+                <w:iCs/>
+                <w:sz w:val="24"/>
+                <w:szCs w:val="24"/>
+              </w:rPr>
+              <w:t xml:space="preserve"> by teaching a Large Language Model</w:t>
             </w:r>
             <w:r>
               <w:rPr>
@@ -5853,6 +6001,7 @@
               <w:t xml:space="preserve">, </w:t>
             </w:r>
             <w:hyperlink r:id="rId24" w:history="1">
+              <w:proofErr w:type="spellStart"/>
               <w:r>
                 <w:rPr>
                   <w:rStyle w:val="Hyperlink"/>
@@ -5867,6 +6016,7 @@
                 </w:rPr>
                 <w:t>rds</w:t>
               </w:r>
+              <w:proofErr w:type="spellEnd"/>
             </w:hyperlink>
             <w:r>
               <w:rPr>
@@ -6234,12 +6384,21 @@
               </w:rPr>
               <w:t xml:space="preserve">Runner-Up for “Application of Science Award,” </w:t>
             </w:r>
+            <w:proofErr w:type="spellStart"/>
             <w:r>
               <w:rPr>
                 <w:color w:val="000000"/>
                 <w:lang w:val="en-CA"/>
               </w:rPr>
-              <w:t>NeuroLeadership Institute</w:t>
+              <w:t>NeuroLeadership</w:t>
+            </w:r>
+            <w:proofErr w:type="spellEnd"/>
+            <w:r>
+              <w:rPr>
+                <w:color w:val="000000"/>
+                <w:lang w:val="en-CA"/>
+              </w:rPr>
+              <w:t xml:space="preserve"> Institute</w:t>
             </w:r>
           </w:p>
         </w:tc>
@@ -6452,8 +6611,19 @@
                 <w:color w:val="000000"/>
                 <w:lang w:val="en-CA"/>
               </w:rPr>
-              <w:t>exceptional quality of the contribution of new researchers to psycholog</w:t>
-            </w:r>
+              <w:t xml:space="preserve">exceptional quality of the contribution of new researchers to </w:t>
+            </w:r>
+            <w:proofErr w:type="spellStart"/>
+            <w:r>
+              <w:rPr>
+                <w:i/>
+                <w:iCs/>
+                <w:color w:val="000000"/>
+                <w:lang w:val="en-CA"/>
+              </w:rPr>
+              <w:t>psycholog</w:t>
+            </w:r>
+            <w:proofErr w:type="spellEnd"/>
             <w:r>
               <w:rPr>
                 <w:i/>
@@ -6461,8 +6631,19 @@
                 <w:color w:val="000000"/>
                 <w:lang w:val="en-US"/>
               </w:rPr>
-              <w:t>y i</w:t>
-            </w:r>
+              <w:t xml:space="preserve">y </w:t>
+            </w:r>
+            <w:proofErr w:type="spellStart"/>
+            <w:r>
+              <w:rPr>
+                <w:i/>
+                <w:iCs/>
+                <w:color w:val="000000"/>
+                <w:lang w:val="en-US"/>
+              </w:rPr>
+              <w:t>i</w:t>
+            </w:r>
+            <w:proofErr w:type="spellEnd"/>
             <w:r>
               <w:rPr>
                 <w:i/>
@@ -7220,6 +7401,7 @@
               </w:rPr>
               <w:t>r</w:t>
             </w:r>
+            <w:proofErr w:type="spellStart"/>
             <w:r>
               <w:rPr>
                 <w:rStyle w:val="Hyperlink"/>
@@ -7235,7 +7417,17 @@
                 <w:color w:val="auto"/>
                 <w:lang w:val="en-US"/>
               </w:rPr>
-              <w:t>doctoral research in social psychology at the Department of Psychology</w:t>
+              <w:t>doctoral</w:t>
+            </w:r>
+            <w:proofErr w:type="spellEnd"/>
+            <w:r>
+              <w:rPr>
+                <w:rStyle w:val="Hyperlink"/>
+                <w:i/>
+                <w:color w:val="auto"/>
+                <w:lang w:val="en-US"/>
+              </w:rPr>
+              <w:t xml:space="preserve"> research in social psychology at the Department of Psychology</w:t>
             </w:r>
           </w:p>
         </w:tc>
@@ -7768,12 +7960,53 @@
               </w:rPr>
             </w:pPr>
             <w:hyperlink r:id="rId44" w:history="1">
+              <w:proofErr w:type="spellStart"/>
               <w:r>
                 <w:rPr>
                   <w:rStyle w:val="Hyperlink"/>
                   <w:lang w:val="en-CA"/>
                 </w:rPr>
-                <w:t>Stipendium der Studienstiftung des deutschen Volkes</w:t>
+                <w:t>Stipendium</w:t>
+              </w:r>
+              <w:proofErr w:type="spellEnd"/>
+              <w:r>
+                <w:rPr>
+                  <w:rStyle w:val="Hyperlink"/>
+                  <w:lang w:val="en-CA"/>
+                </w:rPr>
+                <w:t xml:space="preserve"> der </w:t>
+              </w:r>
+              <w:proofErr w:type="spellStart"/>
+              <w:r>
+                <w:rPr>
+                  <w:rStyle w:val="Hyperlink"/>
+                  <w:lang w:val="en-CA"/>
+                </w:rPr>
+                <w:t>Studienstiftung</w:t>
+              </w:r>
+              <w:proofErr w:type="spellEnd"/>
+              <w:r>
+                <w:rPr>
+                  <w:rStyle w:val="Hyperlink"/>
+                  <w:lang w:val="en-CA"/>
+                </w:rPr>
+                <w:t xml:space="preserve"> des </w:t>
+              </w:r>
+              <w:proofErr w:type="spellStart"/>
+              <w:r>
+                <w:rPr>
+                  <w:rStyle w:val="Hyperlink"/>
+                  <w:lang w:val="en-CA"/>
+                </w:rPr>
+                <w:t>deutschen</w:t>
+              </w:r>
+              <w:proofErr w:type="spellEnd"/>
+              <w:r>
+                <w:rPr>
+                  <w:rStyle w:val="Hyperlink"/>
+                  <w:lang w:val="en-CA"/>
+                </w:rPr>
+                <w:t xml:space="preserve"> Volkes</w:t>
               </w:r>
             </w:hyperlink>
             <w:r>
@@ -8196,7 +8429,231 @@
         <w:rPr>
           <w:iCs/>
         </w:rPr>
-        <w:t xml:space="preserve">., Bencherifa, A., Buckwalter, W., Clancy, R. F., Deguchi, Y., Fabiano, E., Guennoun, B., Halamová, J., Hashimoto, T., Homan, J., Kanovský, M., Karasawa, K., Kim, H., Kiper, J., Lee, M., Liu, X., . . . Machery, E. (in press). The architecture of wisdom in interpersonal conflict: Structure and trait, state, and cultural expression across world regions. </w:t>
+        <w:t xml:space="preserve">., Bencherifa, A., Buckwalter, W., </w:t>
+      </w:r>
+      <w:proofErr w:type="spellStart"/>
+      <w:r>
+        <w:rPr>
+          <w:iCs/>
+        </w:rPr>
+        <w:t>Clancy</w:t>
+      </w:r>
+      <w:proofErr w:type="spellEnd"/>
+      <w:r>
+        <w:rPr>
+          <w:iCs/>
+        </w:rPr>
+        <w:t xml:space="preserve">, R. F., Deguchi, Y., Fabiano, E., Guennoun, B., </w:t>
+      </w:r>
+      <w:proofErr w:type="spellStart"/>
+      <w:r>
+        <w:rPr>
+          <w:iCs/>
+        </w:rPr>
+        <w:t>Halamová</w:t>
+      </w:r>
+      <w:proofErr w:type="spellEnd"/>
+      <w:r>
+        <w:rPr>
+          <w:iCs/>
+        </w:rPr>
+        <w:t xml:space="preserve">, J., Hashimoto, T., Homan, J., </w:t>
+      </w:r>
+      <w:proofErr w:type="spellStart"/>
+      <w:r>
+        <w:rPr>
+          <w:iCs/>
+        </w:rPr>
+        <w:t>Kanovský</w:t>
+      </w:r>
+      <w:proofErr w:type="spellEnd"/>
+      <w:r>
+        <w:rPr>
+          <w:iCs/>
+        </w:rPr>
+        <w:t xml:space="preserve">, M., Karasawa, K., Kim, H., Kiper, J., Lee, M., Liu, X., . . . Machery, E. (in </w:t>
+      </w:r>
+      <w:proofErr w:type="spellStart"/>
+      <w:r>
+        <w:rPr>
+          <w:iCs/>
+        </w:rPr>
+        <w:t>press</w:t>
+      </w:r>
+      <w:proofErr w:type="spellEnd"/>
+      <w:r>
+        <w:rPr>
+          <w:iCs/>
+        </w:rPr>
+        <w:t xml:space="preserve">). The </w:t>
+      </w:r>
+      <w:proofErr w:type="spellStart"/>
+      <w:r>
+        <w:rPr>
+          <w:iCs/>
+        </w:rPr>
+        <w:t>architecture</w:t>
+      </w:r>
+      <w:proofErr w:type="spellEnd"/>
+      <w:r>
+        <w:rPr>
+          <w:iCs/>
+        </w:rPr>
+        <w:t xml:space="preserve"> of </w:t>
+      </w:r>
+      <w:proofErr w:type="spellStart"/>
+      <w:r>
+        <w:rPr>
+          <w:iCs/>
+        </w:rPr>
+        <w:t>wisdom</w:t>
+      </w:r>
+      <w:proofErr w:type="spellEnd"/>
+      <w:r>
+        <w:rPr>
+          <w:iCs/>
+        </w:rPr>
+        <w:t xml:space="preserve"> in </w:t>
+      </w:r>
+      <w:proofErr w:type="spellStart"/>
+      <w:r>
+        <w:rPr>
+          <w:iCs/>
+        </w:rPr>
+        <w:t>interpersonal</w:t>
+      </w:r>
+      <w:proofErr w:type="spellEnd"/>
+      <w:r>
+        <w:rPr>
+          <w:iCs/>
+        </w:rPr>
+        <w:t xml:space="preserve"> </w:t>
+      </w:r>
+      <w:proofErr w:type="spellStart"/>
+      <w:r>
+        <w:rPr>
+          <w:iCs/>
+        </w:rPr>
+        <w:t>conflict</w:t>
+      </w:r>
+      <w:proofErr w:type="spellEnd"/>
+      <w:r>
+        <w:rPr>
+          <w:iCs/>
+        </w:rPr>
+        <w:t xml:space="preserve">: </w:t>
+      </w:r>
+      <w:proofErr w:type="spellStart"/>
+      <w:r>
+        <w:rPr>
+          <w:iCs/>
+        </w:rPr>
+        <w:t>Structure</w:t>
+      </w:r>
+      <w:proofErr w:type="spellEnd"/>
+      <w:r>
+        <w:rPr>
+          <w:iCs/>
+        </w:rPr>
+        <w:t xml:space="preserve"> and </w:t>
+      </w:r>
+      <w:proofErr w:type="spellStart"/>
+      <w:r>
+        <w:rPr>
+          <w:iCs/>
+        </w:rPr>
+        <w:t>trait</w:t>
+      </w:r>
+      <w:proofErr w:type="spellEnd"/>
+      <w:r>
+        <w:rPr>
+          <w:iCs/>
+        </w:rPr>
+        <w:t xml:space="preserve">, </w:t>
+      </w:r>
+      <w:proofErr w:type="spellStart"/>
+      <w:r>
+        <w:rPr>
+          <w:iCs/>
+        </w:rPr>
+        <w:t>state</w:t>
+      </w:r>
+      <w:proofErr w:type="spellEnd"/>
+      <w:r>
+        <w:rPr>
+          <w:iCs/>
+        </w:rPr>
+        <w:t xml:space="preserve">, and </w:t>
+      </w:r>
+      <w:proofErr w:type="spellStart"/>
+      <w:r>
+        <w:rPr>
+          <w:iCs/>
+        </w:rPr>
+        <w:t>cultural</w:t>
+      </w:r>
+      <w:proofErr w:type="spellEnd"/>
+      <w:r>
+        <w:rPr>
+          <w:iCs/>
+        </w:rPr>
+        <w:t xml:space="preserve"> </w:t>
+      </w:r>
+      <w:proofErr w:type="spellStart"/>
+      <w:r>
+        <w:rPr>
+          <w:iCs/>
+        </w:rPr>
+        <w:t>expression</w:t>
+      </w:r>
+      <w:proofErr w:type="spellEnd"/>
+      <w:r>
+        <w:rPr>
+          <w:iCs/>
+        </w:rPr>
+        <w:t xml:space="preserve"> </w:t>
+      </w:r>
+      <w:proofErr w:type="spellStart"/>
+      <w:r>
+        <w:rPr>
+          <w:iCs/>
+        </w:rPr>
+        <w:t>across</w:t>
+      </w:r>
+      <w:proofErr w:type="spellEnd"/>
+      <w:r>
+        <w:rPr>
+          <w:iCs/>
+        </w:rPr>
+        <w:t xml:space="preserve"> </w:t>
+      </w:r>
+      <w:proofErr w:type="spellStart"/>
+      <w:r>
+        <w:rPr>
+          <w:iCs/>
+        </w:rPr>
+        <w:t>world</w:t>
+      </w:r>
+      <w:proofErr w:type="spellEnd"/>
+      <w:r>
+        <w:rPr>
+          <w:iCs/>
+        </w:rPr>
+        <w:t xml:space="preserve"> </w:t>
+      </w:r>
+      <w:proofErr w:type="spellStart"/>
+      <w:r>
+        <w:rPr>
+          <w:iCs/>
+        </w:rPr>
+        <w:t>regions</w:t>
+      </w:r>
+      <w:proofErr w:type="spellEnd"/>
+      <w:r>
+        <w:rPr>
+          <w:iCs/>
+        </w:rPr>
+        <w:t xml:space="preserve">. </w:t>
       </w:r>
       <w:r>
         <w:rPr>
@@ -8490,7 +8947,23 @@
           <w:iCs/>
           <w:lang w:val="en-CA"/>
         </w:rPr>
-        <w:t>The Responsibilism Collaboration Team</w:t>
+        <w:t xml:space="preserve">The </w:t>
+      </w:r>
+      <w:proofErr w:type="spellStart"/>
+      <w:r>
+        <w:rPr>
+          <w:iCs/>
+          <w:lang w:val="en-CA"/>
+        </w:rPr>
+        <w:t>Responsibilism</w:t>
+      </w:r>
+      <w:proofErr w:type="spellEnd"/>
+      <w:r>
+        <w:rPr>
+          <w:iCs/>
+          <w:lang w:val="en-CA"/>
+        </w:rPr>
+        <w:t xml:space="preserve"> Collaboration Team</w:t>
       </w:r>
       <w:r>
         <w:rPr>
@@ -8723,7 +9196,23 @@
           <w:iCs/>
           <w:lang w:val="en-CA"/>
         </w:rPr>
-        <w:t>*corresponding authors</w:t>
+        <w:t>*</w:t>
+      </w:r>
+      <w:proofErr w:type="gramStart"/>
+      <w:r>
+        <w:rPr>
+          <w:iCs/>
+          <w:lang w:val="en-CA"/>
+        </w:rPr>
+        <w:t>corresponding</w:t>
+      </w:r>
+      <w:proofErr w:type="gramEnd"/>
+      <w:r>
+        <w:rPr>
+          <w:iCs/>
+          <w:lang w:val="en-CA"/>
+        </w:rPr>
+        <w:t xml:space="preserve"> authors</w:t>
       </w:r>
     </w:p>
     <w:p>
@@ -8736,12 +9225,21 @@
           <w:lang w:val="en-CA"/>
         </w:rPr>
       </w:pPr>
+      <w:proofErr w:type="spellStart"/>
       <w:r>
         <w:rPr>
           <w:u w:val="single"/>
           <w:lang w:val="en-CA"/>
         </w:rPr>
-        <w:t>Kachhiyapatel, N</w:t>
+        <w:t>Kachhiyapatel</w:t>
+      </w:r>
+      <w:proofErr w:type="spellEnd"/>
+      <w:r>
+        <w:rPr>
+          <w:u w:val="single"/>
+          <w:lang w:val="en-CA"/>
+        </w:rPr>
+        <w:t>, N</w:t>
       </w:r>
       <w:r>
         <w:rPr>
@@ -8917,6 +9415,7 @@
         </w:rPr>
         <w:t xml:space="preserve">, </w:t>
       </w:r>
+      <w:proofErr w:type="spellStart"/>
       <w:r>
         <w:rPr>
           <w:iCs/>
@@ -8924,6 +9423,7 @@
         </w:rPr>
         <w:t>Jaśkiewicz</w:t>
       </w:r>
+      <w:proofErr w:type="spellEnd"/>
       <w:r>
         <w:rPr>
           <w:iCs/>
@@ -9397,7 +9897,23 @@
           <w:iCs/>
           <w:lang w:val="en-CA"/>
         </w:rPr>
-        <w:t>. *shared authorship</w:t>
+        <w:t>. *</w:t>
+      </w:r>
+      <w:proofErr w:type="gramStart"/>
+      <w:r>
+        <w:rPr>
+          <w:iCs/>
+          <w:lang w:val="en-CA"/>
+        </w:rPr>
+        <w:t>shared</w:t>
+      </w:r>
+      <w:proofErr w:type="gramEnd"/>
+      <w:r>
+        <w:rPr>
+          <w:iCs/>
+          <w:lang w:val="en-CA"/>
+        </w:rPr>
+        <w:t xml:space="preserve"> authorship</w:t>
       </w:r>
     </w:p>
     <w:p>
@@ -9601,7 +10117,21 @@
         <w:rPr>
           <w:lang w:val="en-CA"/>
         </w:rPr>
-        <w:t>., &amp; Trodd, Z. (</w:t>
+        <w:t xml:space="preserve">., &amp; </w:t>
+      </w:r>
+      <w:proofErr w:type="spellStart"/>
+      <w:r>
+        <w:rPr>
+          <w:lang w:val="en-CA"/>
+        </w:rPr>
+        <w:t>Trodd</w:t>
+      </w:r>
+      <w:proofErr w:type="spellEnd"/>
+      <w:r>
+        <w:rPr>
+          <w:lang w:val="en-CA"/>
+        </w:rPr>
+        <w:t>, Z. (</w:t>
       </w:r>
       <w:r>
         <w:rPr>
@@ -9803,12 +10333,21 @@
         </w:rPr>
         <w:t xml:space="preserve"> </w:t>
       </w:r>
+      <w:proofErr w:type="spellStart"/>
       <w:r>
         <w:rPr>
           <w:u w:val="single"/>
           <w:lang w:val="de-DE"/>
         </w:rPr>
-        <w:t>Kachhiyapatel, N</w:t>
+        <w:t>Kachhiyapatel</w:t>
+      </w:r>
+      <w:proofErr w:type="spellEnd"/>
+      <w:r>
+        <w:rPr>
+          <w:u w:val="single"/>
+          <w:lang w:val="de-DE"/>
+        </w:rPr>
+        <w:t>, N</w:t>
       </w:r>
       <w:r>
         <w:rPr>
@@ -10218,11 +10757,19 @@
         </w:rPr>
         <w:t>c</w:t>
       </w:r>
-      <w:r>
-        <w:rPr>
-          <w:lang w:val="en-CA"/>
-        </w:rPr>
-        <w:t xml:space="preserve">ognition at the </w:t>
+      <w:proofErr w:type="spellStart"/>
+      <w:r>
+        <w:rPr>
+          <w:lang w:val="en-CA"/>
+        </w:rPr>
+        <w:t>ognition</w:t>
+      </w:r>
+      <w:proofErr w:type="spellEnd"/>
+      <w:r>
+        <w:rPr>
+          <w:lang w:val="en-CA"/>
+        </w:rPr>
+        <w:t xml:space="preserve"> at the </w:t>
       </w:r>
       <w:r>
         <w:rPr>
@@ -10230,11 +10777,19 @@
         </w:rPr>
         <w:t>b</w:t>
       </w:r>
-      <w:r>
-        <w:rPr>
-          <w:lang w:val="en-CA"/>
-        </w:rPr>
-        <w:t xml:space="preserve">eginning and the </w:t>
+      <w:proofErr w:type="spellStart"/>
+      <w:r>
+        <w:rPr>
+          <w:lang w:val="en-CA"/>
+        </w:rPr>
+        <w:t>eginning</w:t>
+      </w:r>
+      <w:proofErr w:type="spellEnd"/>
+      <w:r>
+        <w:rPr>
+          <w:lang w:val="en-CA"/>
+        </w:rPr>
+        <w:t xml:space="preserve"> and the </w:t>
       </w:r>
       <w:r>
         <w:rPr>
@@ -10242,11 +10797,19 @@
         </w:rPr>
         <w:t>e</w:t>
       </w:r>
-      <w:r>
-        <w:rPr>
-          <w:lang w:val="en-CA"/>
-        </w:rPr>
-        <w:t xml:space="preserve">nd of the </w:t>
+      <w:proofErr w:type="spellStart"/>
+      <w:r>
+        <w:rPr>
+          <w:lang w:val="en-CA"/>
+        </w:rPr>
+        <w:t>nd</w:t>
+      </w:r>
+      <w:proofErr w:type="spellEnd"/>
+      <w:r>
+        <w:rPr>
+          <w:lang w:val="en-CA"/>
+        </w:rPr>
+        <w:t xml:space="preserve"> of the </w:t>
       </w:r>
       <w:r>
         <w:rPr>
@@ -10266,6 +10829,7 @@
         </w:rPr>
         <w:t xml:space="preserve">. </w:t>
       </w:r>
+      <w:proofErr w:type="spellStart"/>
       <w:r>
         <w:rPr>
           <w:i/>
@@ -10274,6 +10838,7 @@
         </w:rPr>
         <w:t>Collabra</w:t>
       </w:r>
+      <w:proofErr w:type="spellEnd"/>
       <w:r>
         <w:rPr>
           <w:lang w:val="de-DE"/>
@@ -10446,7 +11011,21 @@
         <w:rPr>
           <w:lang w:val="en-CA"/>
         </w:rPr>
-        <w:t>Al-Shawaf, L., Bar</w:t>
+        <w:t>Al-</w:t>
+      </w:r>
+      <w:proofErr w:type="spellStart"/>
+      <w:r>
+        <w:rPr>
+          <w:lang w:val="en-CA"/>
+        </w:rPr>
+        <w:t>Shawaf</w:t>
+      </w:r>
+      <w:proofErr w:type="spellEnd"/>
+      <w:r>
+        <w:rPr>
+          <w:lang w:val="en-CA"/>
+        </w:rPr>
+        <w:t>, L., Bar</w:t>
       </w:r>
       <w:r>
         <w:rPr>
@@ -10962,7 +11541,23 @@
           <w:bCs/>
           <w:lang w:val="en-CA"/>
         </w:rPr>
-        <w:t>*corresponding author</w:t>
+        <w:t>*</w:t>
+      </w:r>
+      <w:proofErr w:type="gramStart"/>
+      <w:r>
+        <w:rPr>
+          <w:bCs/>
+          <w:lang w:val="en-CA"/>
+        </w:rPr>
+        <w:t>corresponding</w:t>
+      </w:r>
+      <w:proofErr w:type="gramEnd"/>
+      <w:r>
+        <w:rPr>
+          <w:bCs/>
+          <w:lang w:val="en-CA"/>
+        </w:rPr>
+        <w:t xml:space="preserve"> author</w:t>
       </w:r>
       <w:r>
         <w:rPr>
@@ -11471,6 +12066,7 @@
           <w:lang w:val="en-US"/>
         </w:rPr>
       </w:pPr>
+      <w:proofErr w:type="spellStart"/>
       <w:r>
         <w:rPr>
           <w:u w:val="single"/>
@@ -11478,6 +12074,7 @@
         </w:rPr>
         <w:t>Kachhiyapatel</w:t>
       </w:r>
+      <w:proofErr w:type="spellEnd"/>
       <w:r>
         <w:rPr>
           <w:u w:val="single"/>
@@ -11677,11 +12274,19 @@
         </w:rPr>
         <w:t>w</w:t>
       </w:r>
-      <w:r>
-        <w:rPr>
-          <w:lang w:val="en-CA"/>
-        </w:rPr>
-        <w:t xml:space="preserve">isdom </w:t>
+      <w:proofErr w:type="spellStart"/>
+      <w:r>
+        <w:rPr>
+          <w:lang w:val="en-CA"/>
+        </w:rPr>
+        <w:t>isdom</w:t>
+      </w:r>
+      <w:proofErr w:type="spellEnd"/>
+      <w:r>
+        <w:rPr>
+          <w:lang w:val="en-CA"/>
+        </w:rPr>
+        <w:t xml:space="preserve"> </w:t>
       </w:r>
       <w:r>
         <w:rPr>
@@ -11689,11 +12294,19 @@
         </w:rPr>
         <w:t>p</w:t>
       </w:r>
-      <w:r>
-        <w:rPr>
-          <w:lang w:val="en-CA"/>
-        </w:rPr>
-        <w:t xml:space="preserve">erception </w:t>
+      <w:proofErr w:type="spellStart"/>
+      <w:r>
+        <w:rPr>
+          <w:lang w:val="en-CA"/>
+        </w:rPr>
+        <w:t>erception</w:t>
+      </w:r>
+      <w:proofErr w:type="spellEnd"/>
+      <w:r>
+        <w:rPr>
+          <w:lang w:val="en-CA"/>
+        </w:rPr>
+        <w:t xml:space="preserve"> </w:t>
       </w:r>
       <w:r>
         <w:rPr>
@@ -11713,11 +12326,19 @@
         </w:rPr>
         <w:t>t</w:t>
       </w:r>
-      <w:r>
-        <w:rPr>
-          <w:lang w:val="en-CA"/>
-        </w:rPr>
-        <w:t xml:space="preserve">welve </w:t>
+      <w:proofErr w:type="spellStart"/>
+      <w:r>
+        <w:rPr>
+          <w:lang w:val="en-CA"/>
+        </w:rPr>
+        <w:t>welve</w:t>
+      </w:r>
+      <w:proofErr w:type="spellEnd"/>
+      <w:r>
+        <w:rPr>
+          <w:lang w:val="en-CA"/>
+        </w:rPr>
+        <w:t xml:space="preserve"> </w:t>
       </w:r>
       <w:r>
         <w:rPr>
@@ -11725,11 +12346,19 @@
         </w:rPr>
         <w:t>c</w:t>
       </w:r>
-      <w:r>
-        <w:rPr>
-          <w:lang w:val="en-CA"/>
-        </w:rPr>
-        <w:t xml:space="preserve">ountries on </w:t>
+      <w:proofErr w:type="spellStart"/>
+      <w:r>
+        <w:rPr>
+          <w:lang w:val="en-CA"/>
+        </w:rPr>
+        <w:t>ountries</w:t>
+      </w:r>
+      <w:proofErr w:type="spellEnd"/>
+      <w:r>
+        <w:rPr>
+          <w:lang w:val="en-CA"/>
+        </w:rPr>
+        <w:t xml:space="preserve"> on </w:t>
       </w:r>
       <w:r>
         <w:rPr>
@@ -11737,11 +12366,19 @@
         </w:rPr>
         <w:t>f</w:t>
       </w:r>
-      <w:r>
-        <w:rPr>
-          <w:lang w:val="en-CA"/>
-        </w:rPr>
-        <w:t xml:space="preserve">ive </w:t>
+      <w:proofErr w:type="spellStart"/>
+      <w:r>
+        <w:rPr>
+          <w:lang w:val="en-CA"/>
+        </w:rPr>
+        <w:t>ive</w:t>
+      </w:r>
+      <w:proofErr w:type="spellEnd"/>
+      <w:r>
+        <w:rPr>
+          <w:lang w:val="en-CA"/>
+        </w:rPr>
+        <w:t xml:space="preserve"> </w:t>
       </w:r>
       <w:r>
         <w:rPr>
@@ -11749,11 +12386,19 @@
         </w:rPr>
         <w:t>c</w:t>
       </w:r>
-      <w:r>
-        <w:rPr>
-          <w:lang w:val="en-CA"/>
-        </w:rPr>
-        <w:t xml:space="preserve">ontinents. </w:t>
+      <w:proofErr w:type="spellStart"/>
+      <w:r>
+        <w:rPr>
+          <w:lang w:val="en-CA"/>
+        </w:rPr>
+        <w:t>ontinents</w:t>
+      </w:r>
+      <w:proofErr w:type="spellEnd"/>
+      <w:r>
+        <w:rPr>
+          <w:lang w:val="en-CA"/>
+        </w:rPr>
+        <w:t xml:space="preserve">. </w:t>
       </w:r>
       <w:r>
         <w:rPr>
@@ -11776,7 +12421,23 @@
           <w:bCs/>
           <w:lang w:val="en-CA"/>
         </w:rPr>
-        <w:t>, 6375. *corresponding authors</w:t>
+        <w:t>, 6375. *</w:t>
+      </w:r>
+      <w:proofErr w:type="gramStart"/>
+      <w:r>
+        <w:rPr>
+          <w:bCs/>
+          <w:lang w:val="en-CA"/>
+        </w:rPr>
+        <w:t>corresponding</w:t>
+      </w:r>
+      <w:proofErr w:type="gramEnd"/>
+      <w:r>
+        <w:rPr>
+          <w:bCs/>
+          <w:lang w:val="en-CA"/>
+        </w:rPr>
+        <w:t xml:space="preserve"> authors</w:t>
       </w:r>
       <w:r>
         <w:rPr>
@@ -11887,11 +12548,19 @@
         </w:rPr>
         <w:t>w</w:t>
       </w:r>
-      <w:r>
-        <w:rPr>
-          <w:lang w:val="en-CA"/>
-        </w:rPr>
-        <w:t xml:space="preserve">isdom: Classifying </w:t>
+      <w:proofErr w:type="spellStart"/>
+      <w:r>
+        <w:rPr>
+          <w:lang w:val="en-CA"/>
+        </w:rPr>
+        <w:t>isdom</w:t>
+      </w:r>
+      <w:proofErr w:type="spellEnd"/>
+      <w:r>
+        <w:rPr>
+          <w:lang w:val="en-CA"/>
+        </w:rPr>
+        <w:t xml:space="preserve">: Classifying </w:t>
       </w:r>
       <w:r>
         <w:rPr>
@@ -11905,6 +12574,7 @@
         </w:rPr>
         <w:t xml:space="preserve">eta-cognitive and </w:t>
       </w:r>
+      <w:proofErr w:type="gramStart"/>
       <w:r>
         <w:rPr>
           <w:lang w:val="en-US"/>
@@ -11915,7 +12585,14 @@
         <w:rPr>
           <w:lang w:val="en-CA"/>
         </w:rPr>
-        <w:t xml:space="preserve">orally-grounded </w:t>
+        <w:t>orally-grounded</w:t>
+      </w:r>
+      <w:proofErr w:type="gramEnd"/>
+      <w:r>
+        <w:rPr>
+          <w:lang w:val="en-CA"/>
+        </w:rPr>
+        <w:t xml:space="preserve"> </w:t>
       </w:r>
       <w:r>
         <w:rPr>
@@ -11923,11 +12600,19 @@
         </w:rPr>
         <w:t>n</w:t>
       </w:r>
-      <w:r>
-        <w:rPr>
-          <w:lang w:val="en-CA"/>
-        </w:rPr>
-        <w:t xml:space="preserve">arrative </w:t>
+      <w:proofErr w:type="spellStart"/>
+      <w:r>
+        <w:rPr>
+          <w:lang w:val="en-CA"/>
+        </w:rPr>
+        <w:t>arrative</w:t>
+      </w:r>
+      <w:proofErr w:type="spellEnd"/>
+      <w:r>
+        <w:rPr>
+          <w:lang w:val="en-CA"/>
+        </w:rPr>
+        <w:t xml:space="preserve"> </w:t>
       </w:r>
       <w:r>
         <w:rPr>
@@ -11935,11 +12620,19 @@
         </w:rPr>
         <w:t>c</w:t>
       </w:r>
-      <w:r>
-        <w:rPr>
-          <w:lang w:val="en-CA"/>
-        </w:rPr>
-        <w:t>ontent via Large Language Models.</w:t>
+      <w:proofErr w:type="spellStart"/>
+      <w:r>
+        <w:rPr>
+          <w:lang w:val="en-CA"/>
+        </w:rPr>
+        <w:t>ontent</w:t>
+      </w:r>
+      <w:proofErr w:type="spellEnd"/>
+      <w:r>
+        <w:rPr>
+          <w:lang w:val="en-CA"/>
+        </w:rPr>
+        <w:t xml:space="preserve"> via Large Language Models.</w:t>
       </w:r>
       <w:r>
         <w:rPr>
@@ -12048,8 +12741,18 @@
           <w:iCs/>
           <w:lang w:val="de-DE"/>
         </w:rPr>
-        <w:t>Acta Psychologica</w:t>
-      </w:r>
+        <w:t xml:space="preserve">Acta </w:t>
+      </w:r>
+      <w:proofErr w:type="spellStart"/>
+      <w:r>
+        <w:rPr>
+          <w:i/>
+          <w:iCs/>
+          <w:lang w:val="de-DE"/>
+        </w:rPr>
+        <w:t>Psychologica</w:t>
+      </w:r>
+      <w:proofErr w:type="spellEnd"/>
       <w:r>
         <w:rPr>
           <w:lang w:val="de-DE"/>
@@ -12693,7 +13396,23 @@
           <w:bCs/>
           <w:lang w:val="en-CA"/>
         </w:rPr>
-        <w:t>*corresponding author</w:t>
+        <w:t>*</w:t>
+      </w:r>
+      <w:proofErr w:type="gramStart"/>
+      <w:r>
+        <w:rPr>
+          <w:bCs/>
+          <w:lang w:val="en-CA"/>
+        </w:rPr>
+        <w:t>corresponding</w:t>
+      </w:r>
+      <w:proofErr w:type="gramEnd"/>
+      <w:r>
+        <w:rPr>
+          <w:bCs/>
+          <w:lang w:val="en-CA"/>
+        </w:rPr>
+        <w:t xml:space="preserve"> author</w:t>
       </w:r>
       <w:r>
         <w:rPr>
@@ -12814,11 +13533,19 @@
         </w:rPr>
         <w:t>*</w:t>
       </w:r>
-      <w:r>
-        <w:rPr>
-          <w:lang w:val="en-CA"/>
-        </w:rPr>
-        <w:t xml:space="preserve">founder and </w:t>
+      <w:proofErr w:type="gramStart"/>
+      <w:r>
+        <w:rPr>
+          <w:lang w:val="en-CA"/>
+        </w:rPr>
+        <w:t>founder</w:t>
+      </w:r>
+      <w:proofErr w:type="gramEnd"/>
+      <w:r>
+        <w:rPr>
+          <w:lang w:val="en-CA"/>
+        </w:rPr>
+        <w:t xml:space="preserve"> and </w:t>
       </w:r>
       <w:r>
         <w:rPr>
@@ -12890,7 +13617,21 @@
         <w:rPr>
           <w:lang w:val="en-CA"/>
         </w:rPr>
-        <w:t xml:space="preserve">., Allroggen, </w:t>
+        <w:t xml:space="preserve">., </w:t>
+      </w:r>
+      <w:proofErr w:type="spellStart"/>
+      <w:r>
+        <w:rPr>
+          <w:lang w:val="en-CA"/>
+        </w:rPr>
+        <w:t>Allroggen</w:t>
+      </w:r>
+      <w:proofErr w:type="spellEnd"/>
+      <w:r>
+        <w:rPr>
+          <w:lang w:val="en-CA"/>
+        </w:rPr>
+        <w:t xml:space="preserve">, </w:t>
       </w:r>
       <w:r>
         <w:rPr>
@@ -13253,7 +13994,21 @@
         <w:rPr>
           <w:lang w:val="en-CA"/>
         </w:rPr>
-        <w:t xml:space="preserve"> doi: 10.1017/S0140525X21000728</w:t>
+        <w:t xml:space="preserve"> </w:t>
+      </w:r>
+      <w:proofErr w:type="spellStart"/>
+      <w:r>
+        <w:rPr>
+          <w:lang w:val="en-CA"/>
+        </w:rPr>
+        <w:t>doi</w:t>
+      </w:r>
+      <w:proofErr w:type="spellEnd"/>
+      <w:r>
+        <w:rPr>
+          <w:lang w:val="en-CA"/>
+        </w:rPr>
+        <w:t>: 10.1017/S0140525X21000728</w:t>
       </w:r>
       <w:r>
         <w:rPr>
@@ -13613,7 +14368,21 @@
         <w:rPr>
           <w:lang w:val="en-CA"/>
         </w:rPr>
-        <w:t xml:space="preserve">., Kenrick, D., Wiezel, A., </w:t>
+        <w:t xml:space="preserve">., Kenrick, D., </w:t>
+      </w:r>
+      <w:proofErr w:type="spellStart"/>
+      <w:r>
+        <w:rPr>
+          <w:lang w:val="en-CA"/>
+        </w:rPr>
+        <w:t>Wiezel</w:t>
+      </w:r>
+      <w:proofErr w:type="spellEnd"/>
+      <w:r>
+        <w:rPr>
+          <w:lang w:val="en-CA"/>
+        </w:rPr>
+        <w:t xml:space="preserve">, A., </w:t>
       </w:r>
       <w:r>
         <w:rPr>
@@ -13684,7 +14453,35 @@
           <w:lang w:val="en-CA"/>
         </w:rPr>
         <w:lastRenderedPageBreak/>
-        <w:t xml:space="preserve">Pick, C. M., Ko, A., Wormley, A. S., Wiezel, A., Kenrick, D. T., Al-Shawaf, L., […] </w:t>
+        <w:t xml:space="preserve">Pick, C. M., Ko, A., Wormley, A. S., </w:t>
+      </w:r>
+      <w:proofErr w:type="spellStart"/>
+      <w:r>
+        <w:rPr>
+          <w:lang w:val="en-CA"/>
+        </w:rPr>
+        <w:t>Wiezel</w:t>
+      </w:r>
+      <w:proofErr w:type="spellEnd"/>
+      <w:r>
+        <w:rPr>
+          <w:lang w:val="en-CA"/>
+        </w:rPr>
+        <w:t>, A., Kenrick, D. T., Al-</w:t>
+      </w:r>
+      <w:proofErr w:type="spellStart"/>
+      <w:r>
+        <w:rPr>
+          <w:lang w:val="en-CA"/>
+        </w:rPr>
+        <w:t>Shawaf</w:t>
+      </w:r>
+      <w:proofErr w:type="spellEnd"/>
+      <w:r>
+        <w:rPr>
+          <w:lang w:val="en-CA"/>
+        </w:rPr>
+        <w:t xml:space="preserve">, L., […] </w:t>
       </w:r>
       <w:r>
         <w:rPr>
@@ -13765,6 +14562,7 @@
         </w:rPr>
         <w:t>Elnakouri, A.</w:t>
       </w:r>
+      <w:proofErr w:type="gramStart"/>
       <w:r>
         <w:rPr>
           <w:lang w:val="en-CA"/>
@@ -13776,7 +14574,15 @@
           <w:u w:val="single"/>
           <w:lang w:val="en-CA"/>
         </w:rPr>
-        <w:t>Meyers, E. A.</w:t>
+        <w:t>Meyers</w:t>
+      </w:r>
+      <w:proofErr w:type="gramEnd"/>
+      <w:r>
+        <w:rPr>
+          <w:u w:val="single"/>
+          <w:lang w:val="en-CA"/>
+        </w:rPr>
+        <w:t>, E. A.</w:t>
       </w:r>
       <w:r>
         <w:rPr>
@@ -13863,11 +14669,19 @@
         </w:rPr>
         <w:t>*</w:t>
       </w:r>
-      <w:r>
-        <w:rPr>
-          <w:lang w:val="en-CA"/>
-        </w:rPr>
-        <w:t>corresponding author</w:t>
+      <w:proofErr w:type="gramStart"/>
+      <w:r>
+        <w:rPr>
+          <w:lang w:val="en-CA"/>
+        </w:rPr>
+        <w:t>corresponding</w:t>
+      </w:r>
+      <w:proofErr w:type="gramEnd"/>
+      <w:r>
+        <w:rPr>
+          <w:lang w:val="en-CA"/>
+        </w:rPr>
+        <w:t xml:space="preserve"> author</w:t>
       </w:r>
     </w:p>
     <w:bookmarkEnd w:id="10"/>
@@ -13887,12 +14701,21 @@
         </w:rPr>
         <w:t xml:space="preserve">Choi, E., Farb, N. A., </w:t>
       </w:r>
+      <w:proofErr w:type="spellStart"/>
       <w:r>
         <w:rPr>
           <w:u w:val="single"/>
           <w:lang w:val="en-CA"/>
         </w:rPr>
-        <w:t>Pogrebtsova, E</w:t>
+        <w:t>Pogrebtsova</w:t>
+      </w:r>
+      <w:proofErr w:type="spellEnd"/>
+      <w:r>
+        <w:rPr>
+          <w:u w:val="single"/>
+          <w:lang w:val="en-CA"/>
+        </w:rPr>
+        <w:t>, E</w:t>
       </w:r>
       <w:r>
         <w:rPr>
@@ -13939,8 +14762,16 @@
         <w:rPr>
           <w:lang w:val="en-CA"/>
         </w:rPr>
-        <w:t>*corresponding author</w:t>
-      </w:r>
+        <w:t xml:space="preserve">*corresponding </w:t>
+      </w:r>
+      <w:proofErr w:type="gramStart"/>
+      <w:r>
+        <w:rPr>
+          <w:lang w:val="en-CA"/>
+        </w:rPr>
+        <w:t>author</w:t>
+      </w:r>
+      <w:proofErr w:type="gramEnd"/>
     </w:p>
     <w:bookmarkEnd w:id="21"/>
     <w:p>
@@ -14425,7 +15256,21 @@
         <w:rPr>
           <w:lang w:val="en-CA"/>
         </w:rPr>
-        <w:t xml:space="preserve">Jayawickreme, E., Infurna, F. J., Alajak, K., Blackie, L. E. R., Chopik, W. J., Chung, J. M., </w:t>
+        <w:t xml:space="preserve">Jayawickreme, E., Infurna, F. J., </w:t>
+      </w:r>
+      <w:proofErr w:type="spellStart"/>
+      <w:r>
+        <w:rPr>
+          <w:lang w:val="en-CA"/>
+        </w:rPr>
+        <w:t>Alajak</w:t>
+      </w:r>
+      <w:proofErr w:type="spellEnd"/>
+      <w:r>
+        <w:rPr>
+          <w:lang w:val="en-CA"/>
+        </w:rPr>
+        <w:t xml:space="preserve">, K., Blackie, L. E. R., Chopik, W. J., Chung, J. M., </w:t>
       </w:r>
       <w:r>
         <w:rPr>
@@ -14438,7 +15283,21 @@
         <w:rPr>
           <w:lang w:val="en-CA"/>
         </w:rPr>
-        <w:t xml:space="preserve">., Fleeson, W., Forgeard, M. J. C., Frazier, P., Furr, R. M., </w:t>
+        <w:t xml:space="preserve">., Fleeson, W., </w:t>
+      </w:r>
+      <w:proofErr w:type="spellStart"/>
+      <w:r>
+        <w:rPr>
+          <w:lang w:val="en-CA"/>
+        </w:rPr>
+        <w:t>Forgeard</w:t>
+      </w:r>
+      <w:proofErr w:type="spellEnd"/>
+      <w:r>
+        <w:rPr>
+          <w:lang w:val="en-CA"/>
+        </w:rPr>
+        <w:t xml:space="preserve">, M. J. C., Frazier, P., Furr, R. M., </w:t>
       </w:r>
       <w:r>
         <w:rPr>
@@ -14788,7 +15647,21 @@
         <w:rPr>
           <w:lang w:val="en-CA"/>
         </w:rPr>
-        <w:t xml:space="preserve">, Fugelsang, J. A., Sorokowski, P., </w:t>
+        <w:t xml:space="preserve">, Fugelsang, J. A., </w:t>
+      </w:r>
+      <w:proofErr w:type="spellStart"/>
+      <w:r>
+        <w:rPr>
+          <w:lang w:val="en-CA"/>
+        </w:rPr>
+        <w:t>Sorokowski</w:t>
+      </w:r>
+      <w:proofErr w:type="spellEnd"/>
+      <w:r>
+        <w:rPr>
+          <w:lang w:val="en-CA"/>
+        </w:rPr>
+        <w:t xml:space="preserve">, P., </w:t>
       </w:r>
       <w:r>
         <w:rPr>
@@ -15500,12 +16373,21 @@
         </w:rPr>
         <w:t xml:space="preserve">(2), 185-194. </w:t>
       </w:r>
+      <w:proofErr w:type="spellStart"/>
       <w:r>
         <w:rPr>
           <w:rFonts w:cs="Times New Roman"/>
           <w:lang w:val="en-CA"/>
         </w:rPr>
-        <w:t>doi: 10.1080/1047840X.2020.1750920</w:t>
+        <w:t>doi</w:t>
+      </w:r>
+      <w:proofErr w:type="spellEnd"/>
+      <w:r>
+        <w:rPr>
+          <w:rFonts w:cs="Times New Roman"/>
+          <w:lang w:val="en-CA"/>
+        </w:rPr>
+        <w:t>: 10.1080/1047840X.2020.1750920</w:t>
       </w:r>
       <w:r>
         <w:rPr>
@@ -15558,12 +16440,62 @@
           <w:lang w:val="en-CA"/>
         </w:rPr>
       </w:pPr>
+      <w:proofErr w:type="spellStart"/>
       <w:r>
         <w:rPr>
           <w:lang w:val="en-CA"/>
         </w:rPr>
         <w:lastRenderedPageBreak/>
-        <w:t xml:space="preserve">Hanaei, S., Takian, A., Majdzadeh, R., Maboloc, C. R., </w:t>
+        <w:t>Hanaei</w:t>
+      </w:r>
+      <w:proofErr w:type="spellEnd"/>
+      <w:r>
+        <w:rPr>
+          <w:lang w:val="en-CA"/>
+        </w:rPr>
+        <w:t xml:space="preserve">, S., </w:t>
+      </w:r>
+      <w:proofErr w:type="spellStart"/>
+      <w:r>
+        <w:rPr>
+          <w:lang w:val="en-CA"/>
+        </w:rPr>
+        <w:t>Takian</w:t>
+      </w:r>
+      <w:proofErr w:type="spellEnd"/>
+      <w:r>
+        <w:rPr>
+          <w:lang w:val="en-CA"/>
+        </w:rPr>
+        <w:t xml:space="preserve">, A., </w:t>
+      </w:r>
+      <w:proofErr w:type="spellStart"/>
+      <w:r>
+        <w:rPr>
+          <w:lang w:val="en-CA"/>
+        </w:rPr>
+        <w:t>Majdzadeh</w:t>
+      </w:r>
+      <w:proofErr w:type="spellEnd"/>
+      <w:r>
+        <w:rPr>
+          <w:lang w:val="en-CA"/>
+        </w:rPr>
+        <w:t xml:space="preserve">, R., </w:t>
+      </w:r>
+      <w:proofErr w:type="spellStart"/>
+      <w:r>
+        <w:rPr>
+          <w:lang w:val="en-CA"/>
+        </w:rPr>
+        <w:t>Maboloc</w:t>
+      </w:r>
+      <w:proofErr w:type="spellEnd"/>
+      <w:r>
+        <w:rPr>
+          <w:lang w:val="en-CA"/>
+        </w:rPr>
+        <w:t xml:space="preserve">, C. R., </w:t>
       </w:r>
       <w:r>
         <w:rPr>
@@ -15577,7 +16509,35 @@
         <w:rPr>
           <w:lang w:val="en-CA"/>
         </w:rPr>
-        <w:t xml:space="preserve">., Gomes, O., Milosevic, M., Gupta, M., Shamshirsaz, A. A., Harbi, A., Burhan, A. M., Uddin, L. Q., Kulasinghe, A., Lam, C.-M., Ramakrishna, S., Alavi, A., Nouwen, J. L., Dorigo, T., Schreiber, M., … Rezaei, N. (2020). Emerging Standards and the Hybrid Model for Organizing Scientific Events During and After The COVID-19 Pandemic. </w:t>
+        <w:t xml:space="preserve">., Gomes, O., Milosevic, M., Gupta, M., </w:t>
+      </w:r>
+      <w:proofErr w:type="spellStart"/>
+      <w:r>
+        <w:rPr>
+          <w:lang w:val="en-CA"/>
+        </w:rPr>
+        <w:t>Shamshirsaz</w:t>
+      </w:r>
+      <w:proofErr w:type="spellEnd"/>
+      <w:r>
+        <w:rPr>
+          <w:lang w:val="en-CA"/>
+        </w:rPr>
+        <w:t xml:space="preserve">, A. A., Harbi, A., Burhan, A. M., Uddin, L. Q., </w:t>
+      </w:r>
+      <w:proofErr w:type="spellStart"/>
+      <w:r>
+        <w:rPr>
+          <w:lang w:val="en-CA"/>
+        </w:rPr>
+        <w:t>Kulasinghe</w:t>
+      </w:r>
+      <w:proofErr w:type="spellEnd"/>
+      <w:r>
+        <w:rPr>
+          <w:lang w:val="en-CA"/>
+        </w:rPr>
+        <w:t xml:space="preserve">, A., Lam, C.-M., Ramakrishna, S., Alavi, A., Nouwen, J. L., Dorigo, T., Schreiber, M., … Rezaei, N. (2020). Emerging Standards and the Hybrid Model for Organizing Scientific Events During and After The COVID-19 Pandemic. </w:t>
       </w:r>
       <w:r>
         <w:rPr>
@@ -15746,7 +16706,49 @@
         <w:rPr>
           <w:lang w:val="en-CA"/>
         </w:rPr>
-        <w:t xml:space="preserve">Ko, A., Pick, C., Kwon, J. Y., Barlev, M., Krems, J. A., Varnum, M. E. W., Neel, R., Peysha, M., Boonyasiriwat, W., Brandstätter, E., Vasquez, J. E. C., Galindo, O., Pereira de Felipe, R., Crispim, A. C., Fetvadjiev, V. H., Fischer, R., Karl, J., David, D., Galdi, S., Gomez-Jacinto, L., </w:t>
+        <w:t xml:space="preserve">Ko, A., Pick, C., Kwon, J. Y., Barlev, M., Krems, J. A., Varnum, M. E. W., Neel, R., </w:t>
+      </w:r>
+      <w:proofErr w:type="spellStart"/>
+      <w:r>
+        <w:rPr>
+          <w:lang w:val="en-CA"/>
+        </w:rPr>
+        <w:t>Peysha</w:t>
+      </w:r>
+      <w:proofErr w:type="spellEnd"/>
+      <w:r>
+        <w:rPr>
+          <w:lang w:val="en-CA"/>
+        </w:rPr>
+        <w:t xml:space="preserve">, M., </w:t>
+      </w:r>
+      <w:proofErr w:type="spellStart"/>
+      <w:r>
+        <w:rPr>
+          <w:lang w:val="en-CA"/>
+        </w:rPr>
+        <w:t>Boonyasiriwat</w:t>
+      </w:r>
+      <w:proofErr w:type="spellEnd"/>
+      <w:r>
+        <w:rPr>
+          <w:lang w:val="en-CA"/>
+        </w:rPr>
+        <w:t xml:space="preserve">, W., </w:t>
+      </w:r>
+      <w:proofErr w:type="spellStart"/>
+      <w:r>
+        <w:rPr>
+          <w:lang w:val="en-CA"/>
+        </w:rPr>
+        <w:t>Brandstätter</w:t>
+      </w:r>
+      <w:proofErr w:type="spellEnd"/>
+      <w:r>
+        <w:rPr>
+          <w:lang w:val="en-CA"/>
+        </w:rPr>
+        <w:t xml:space="preserve">, E., Vasquez, J. E. C., Galindo, O., Pereira de Felipe, R., Crispim, A. C., Fetvadjiev, V. H., Fischer, R., Karl, J., David, D., Galdi, S., Gomez-Jacinto, L., </w:t>
       </w:r>
       <w:r>
         <w:rPr>
@@ -15926,11 +16928,19 @@
         </w:rPr>
         <w:t>*</w:t>
       </w:r>
-      <w:r>
-        <w:rPr>
-          <w:lang w:val="en-CA"/>
-        </w:rPr>
-        <w:t>corresponding authors</w:t>
+      <w:proofErr w:type="gramStart"/>
+      <w:r>
+        <w:rPr>
+          <w:lang w:val="en-CA"/>
+        </w:rPr>
+        <w:t>corresponding</w:t>
+      </w:r>
+      <w:proofErr w:type="gramEnd"/>
+      <w:r>
+        <w:rPr>
+          <w:lang w:val="en-CA"/>
+        </w:rPr>
+        <w:t xml:space="preserve"> authors</w:t>
       </w:r>
     </w:p>
     <w:p>
@@ -16012,28 +17022,48 @@
         </w:rPr>
         <w:t xml:space="preserve">., </w:t>
       </w:r>
+      <w:proofErr w:type="spellStart"/>
       <w:r>
         <w:rPr>
           <w:rFonts w:eastAsia="Calibri"/>
           <w:u w:val="single"/>
           <w:lang w:val="en-CA" w:eastAsia="en-US"/>
         </w:rPr>
-        <w:t>Klackl, J</w:t>
-      </w:r>
-      <w:r>
-        <w:rPr>
-          <w:rFonts w:eastAsia="Calibri"/>
-          <w:lang w:val="en-CA" w:eastAsia="en-US"/>
-        </w:rPr>
-        <w:t xml:space="preserve">., </w:t>
-      </w:r>
+        <w:t>Klackl</w:t>
+      </w:r>
+      <w:proofErr w:type="spellEnd"/>
       <w:r>
         <w:rPr>
           <w:rFonts w:eastAsia="Calibri"/>
           <w:u w:val="single"/>
           <w:lang w:val="en-CA" w:eastAsia="en-US"/>
         </w:rPr>
-        <w:t>Agroskin, D</w:t>
+        <w:t>, J</w:t>
+      </w:r>
+      <w:r>
+        <w:rPr>
+          <w:rFonts w:eastAsia="Calibri"/>
+          <w:lang w:val="en-CA" w:eastAsia="en-US"/>
+        </w:rPr>
+        <w:t xml:space="preserve">., </w:t>
+      </w:r>
+      <w:proofErr w:type="spellStart"/>
+      <w:r>
+        <w:rPr>
+          <w:rFonts w:eastAsia="Calibri"/>
+          <w:u w:val="single"/>
+          <w:lang w:val="en-CA" w:eastAsia="en-US"/>
+        </w:rPr>
+        <w:t>Agroskin</w:t>
+      </w:r>
+      <w:proofErr w:type="spellEnd"/>
+      <w:r>
+        <w:rPr>
+          <w:rFonts w:eastAsia="Calibri"/>
+          <w:u w:val="single"/>
+          <w:lang w:val="en-CA" w:eastAsia="en-US"/>
+        </w:rPr>
+        <w:t>, D</w:t>
       </w:r>
       <w:r>
         <w:rPr>
@@ -16072,13 +17102,23 @@
         </w:rPr>
         <w:t xml:space="preserve">., </w:t>
       </w:r>
+      <w:proofErr w:type="spellStart"/>
       <w:r>
         <w:rPr>
           <w:rFonts w:eastAsia="Calibri"/>
           <w:u w:val="single"/>
           <w:lang w:val="en-CA" w:eastAsia="en-US"/>
         </w:rPr>
-        <w:t>Bezdenezhnykh, B</w:t>
+        <w:t>Bezdenezhnykh</w:t>
+      </w:r>
+      <w:proofErr w:type="spellEnd"/>
+      <w:r>
+        <w:rPr>
+          <w:rFonts w:eastAsia="Calibri"/>
+          <w:u w:val="single"/>
+          <w:lang w:val="en-CA" w:eastAsia="en-US"/>
+        </w:rPr>
+        <w:t>, B</w:t>
       </w:r>
       <w:r>
         <w:rPr>
@@ -16099,7 +17139,23 @@
           <w:rFonts w:eastAsia="Calibri"/>
           <w:lang w:val="en-CA" w:eastAsia="en-US"/>
         </w:rPr>
-        <w:t xml:space="preserve">). Reaction to norm transgressions and Islamization threat in culturally tight and loose contexts: A case study of Germany vs. Russia. </w:t>
+        <w:t xml:space="preserve">). Reaction to norm transgressions and Islamization threat in culturally tight and </w:t>
+      </w:r>
+      <w:proofErr w:type="gramStart"/>
+      <w:r>
+        <w:rPr>
+          <w:rFonts w:eastAsia="Calibri"/>
+          <w:lang w:val="en-CA" w:eastAsia="en-US"/>
+        </w:rPr>
+        <w:t>loose</w:t>
+      </w:r>
+      <w:proofErr w:type="gramEnd"/>
+      <w:r>
+        <w:rPr>
+          <w:rFonts w:eastAsia="Calibri"/>
+          <w:lang w:val="en-CA" w:eastAsia="en-US"/>
+        </w:rPr>
+        <w:t xml:space="preserve"> contexts: A case study of Germany vs. Russia. </w:t>
       </w:r>
       <w:r>
         <w:rPr>
@@ -16293,7 +17349,25 @@
           <w:shd w:val="clear" w:color="auto" w:fill="FFFFFF"/>
           <w:lang w:val="en-CA"/>
         </w:rPr>
-        <w:t xml:space="preserve">(2019). Wise reasoning benefits from emodiversity, irrespective of emotional intensity. </w:t>
+        <w:t xml:space="preserve">(2019). Wise reasoning benefits from </w:t>
+      </w:r>
+      <w:proofErr w:type="spellStart"/>
+      <w:r>
+        <w:rPr>
+          <w:color w:val="000000"/>
+          <w:shd w:val="clear" w:color="auto" w:fill="FFFFFF"/>
+          <w:lang w:val="en-CA"/>
+        </w:rPr>
+        <w:t>emodiversity</w:t>
+      </w:r>
+      <w:proofErr w:type="spellEnd"/>
+      <w:r>
+        <w:rPr>
+          <w:color w:val="000000"/>
+          <w:shd w:val="clear" w:color="auto" w:fill="FFFFFF"/>
+          <w:lang w:val="en-CA"/>
+        </w:rPr>
+        <w:t xml:space="preserve">, irrespective of emotional intensity. </w:t>
       </w:r>
       <w:r>
         <w:rPr>
@@ -16376,7 +17450,21 @@
         <w:rPr>
           <w:lang w:val="en-CA"/>
         </w:rPr>
-        <w:t xml:space="preserve">Children show reduced trust in confident advisors who are partially-informed. </w:t>
+        <w:t xml:space="preserve">Children show reduced trust in confident advisors who are </w:t>
+      </w:r>
+      <w:proofErr w:type="gramStart"/>
+      <w:r>
+        <w:rPr>
+          <w:lang w:val="en-CA"/>
+        </w:rPr>
+        <w:t>partially-informed</w:t>
+      </w:r>
+      <w:proofErr w:type="gramEnd"/>
+      <w:r>
+        <w:rPr>
+          <w:lang w:val="en-CA"/>
+        </w:rPr>
+        <w:t xml:space="preserve">. </w:t>
       </w:r>
       <w:r>
         <w:rPr>
@@ -16439,7 +17527,43 @@
           <w:shd w:val="clear" w:color="auto" w:fill="FFFFFF"/>
           <w:lang w:val="en-CA"/>
         </w:rPr>
-        <w:t xml:space="preserve">(2019). The wealth→life history→innovation account of the Industrial Revolution is largely inconsistent with empirical time series data. </w:t>
+        <w:t xml:space="preserve">(2019). The </w:t>
+      </w:r>
+      <w:proofErr w:type="spellStart"/>
+      <w:r>
+        <w:rPr>
+          <w:color w:val="000000"/>
+          <w:shd w:val="clear" w:color="auto" w:fill="FFFFFF"/>
+          <w:lang w:val="en-CA"/>
+        </w:rPr>
+        <w:t>wealth→life</w:t>
+      </w:r>
+      <w:proofErr w:type="spellEnd"/>
+      <w:r>
+        <w:rPr>
+          <w:color w:val="000000"/>
+          <w:shd w:val="clear" w:color="auto" w:fill="FFFFFF"/>
+          <w:lang w:val="en-CA"/>
+        </w:rPr>
+        <w:t xml:space="preserve"> </w:t>
+      </w:r>
+      <w:proofErr w:type="spellStart"/>
+      <w:r>
+        <w:rPr>
+          <w:color w:val="000000"/>
+          <w:shd w:val="clear" w:color="auto" w:fill="FFFFFF"/>
+          <w:lang w:val="en-CA"/>
+        </w:rPr>
+        <w:t>history→innovation</w:t>
+      </w:r>
+      <w:proofErr w:type="spellEnd"/>
+      <w:r>
+        <w:rPr>
+          <w:color w:val="000000"/>
+          <w:shd w:val="clear" w:color="auto" w:fill="FFFFFF"/>
+          <w:lang w:val="en-CA"/>
+        </w:rPr>
+        <w:t xml:space="preserve"> account of the Industrial Revolution is largely inconsistent with empirical time series data. </w:t>
       </w:r>
       <w:r>
         <w:rPr>
@@ -16595,7 +17719,21 @@
         <w:rPr>
           <w:lang w:val="en-CA"/>
         </w:rPr>
-        <w:t>*corresponding authors</w:t>
+        <w:t>*</w:t>
+      </w:r>
+      <w:proofErr w:type="gramStart"/>
+      <w:r>
+        <w:rPr>
+          <w:lang w:val="en-CA"/>
+        </w:rPr>
+        <w:t>corresponding</w:t>
+      </w:r>
+      <w:proofErr w:type="gramEnd"/>
+      <w:r>
+        <w:rPr>
+          <w:lang w:val="en-CA"/>
+        </w:rPr>
+        <w:t xml:space="preserve"> authors</w:t>
       </w:r>
     </w:p>
     <w:p>
@@ -16794,7 +17932,23 @@
           <w:rFonts w:eastAsia="Calibri"/>
           <w:lang w:val="en-CA" w:eastAsia="en-US"/>
         </w:rPr>
-        <w:t xml:space="preserve">, De Brigard, F, Luco, A., &amp; Knobe, J. (2018). </w:t>
+        <w:t xml:space="preserve">, De </w:t>
+      </w:r>
+      <w:proofErr w:type="spellStart"/>
+      <w:r>
+        <w:rPr>
+          <w:rFonts w:eastAsia="Calibri"/>
+          <w:lang w:val="en-CA" w:eastAsia="en-US"/>
+        </w:rPr>
+        <w:t>Brigard</w:t>
+      </w:r>
+      <w:proofErr w:type="spellEnd"/>
+      <w:r>
+        <w:rPr>
+          <w:rFonts w:eastAsia="Calibri"/>
+          <w:lang w:val="en-CA" w:eastAsia="en-US"/>
+        </w:rPr>
+        <w:t xml:space="preserve">, F, Luco, A., &amp; Knobe, J. (2018). </w:t>
       </w:r>
       <w:r>
         <w:rPr>
@@ -17049,12 +18203,21 @@
         </w:rPr>
         <w:t xml:space="preserve"> </w:t>
       </w:r>
+      <w:proofErr w:type="spellStart"/>
       <w:r>
         <w:rPr>
           <w:u w:val="single"/>
           <w:lang w:val="en-CA"/>
         </w:rPr>
-        <w:t>Jowhari, N.</w:t>
+        <w:t>Jowhari</w:t>
+      </w:r>
+      <w:proofErr w:type="spellEnd"/>
+      <w:r>
+        <w:rPr>
+          <w:u w:val="single"/>
+          <w:lang w:val="en-CA"/>
+        </w:rPr>
+        <w:t>, N.</w:t>
       </w:r>
       <w:r>
         <w:rPr>
@@ -17097,7 +18260,49 @@
         <w:rPr>
           <w:lang w:val="en-CA"/>
         </w:rPr>
-        <w:t xml:space="preserve">Leckelt, M., Wetzel, E., Gerlach, T. M., Ackerman, R. A., Miller, J. D., Chopik, W. J., Penke, L., Geukes, K., Kuefner, A. C.P., Hutteman, R., Richter, D., Renner, K., Allroggen, M., Brecheen, C., Campbell, W. K., </w:t>
+        <w:t xml:space="preserve">Leckelt, M., Wetzel, E., Gerlach, T. M., Ackerman, R. A., Miller, J. D., Chopik, W. J., Penke, L., </w:t>
+      </w:r>
+      <w:proofErr w:type="spellStart"/>
+      <w:r>
+        <w:rPr>
+          <w:lang w:val="en-CA"/>
+        </w:rPr>
+        <w:t>Geukes</w:t>
+      </w:r>
+      <w:proofErr w:type="spellEnd"/>
+      <w:r>
+        <w:rPr>
+          <w:lang w:val="en-CA"/>
+        </w:rPr>
+        <w:t xml:space="preserve">, K., Kuefner, A. C.P., </w:t>
+      </w:r>
+      <w:proofErr w:type="spellStart"/>
+      <w:r>
+        <w:rPr>
+          <w:lang w:val="en-CA"/>
+        </w:rPr>
+        <w:t>Hutteman</w:t>
+      </w:r>
+      <w:proofErr w:type="spellEnd"/>
+      <w:r>
+        <w:rPr>
+          <w:lang w:val="en-CA"/>
+        </w:rPr>
+        <w:t xml:space="preserve">, R., Richter, D., Renner, K., </w:t>
+      </w:r>
+      <w:proofErr w:type="spellStart"/>
+      <w:r>
+        <w:rPr>
+          <w:lang w:val="en-CA"/>
+        </w:rPr>
+        <w:t>Allroggen</w:t>
+      </w:r>
+      <w:proofErr w:type="spellEnd"/>
+      <w:r>
+        <w:rPr>
+          <w:lang w:val="en-CA"/>
+        </w:rPr>
+        <w:t xml:space="preserve">, M., Brecheen, C., Campbell, W. K., </w:t>
       </w:r>
       <w:r>
         <w:rPr>
@@ -17231,7 +18436,21 @@
         <w:rPr>
           <w:lang w:val="en-CA"/>
         </w:rPr>
-        <w:t>*corresponding author</w:t>
+        <w:t>*</w:t>
+      </w:r>
+      <w:proofErr w:type="gramStart"/>
+      <w:r>
+        <w:rPr>
+          <w:lang w:val="en-CA"/>
+        </w:rPr>
+        <w:t>corresponding</w:t>
+      </w:r>
+      <w:proofErr w:type="gramEnd"/>
+      <w:r>
+        <w:rPr>
+          <w:lang w:val="en-CA"/>
+        </w:rPr>
+        <w:t xml:space="preserve"> author</w:t>
       </w:r>
     </w:p>
     <w:p>
@@ -17256,6 +18475,7 @@
         </w:rPr>
         <w:t xml:space="preserve">featured in </w:t>
       </w:r>
+      <w:proofErr w:type="gramStart"/>
       <w:r>
         <w:rPr>
           <w:i/>
@@ -17264,6 +18484,7 @@
         </w:rPr>
         <w:t>Science</w:t>
       </w:r>
+      <w:proofErr w:type="gramEnd"/>
       <w:r>
         <w:rPr>
           <w:lang w:val="en-CA"/>
@@ -17703,7 +18924,23 @@
           <w:rFonts w:eastAsia="Calibri"/>
           <w:lang w:val="en-CA" w:eastAsia="en-US"/>
         </w:rPr>
-        <w:t xml:space="preserve">Divergent life histories and other ecological adaptations: Examples of social class differences in attention, cognition, and attunement to others. </w:t>
+        <w:t xml:space="preserve">Divergent life histories and other ecological adaptations: Examples of social class differences in attention, cognition, and </w:t>
+      </w:r>
+      <w:proofErr w:type="spellStart"/>
+      <w:r>
+        <w:rPr>
+          <w:rFonts w:eastAsia="Calibri"/>
+          <w:lang w:val="en-CA" w:eastAsia="en-US"/>
+        </w:rPr>
+        <w:t>attunement</w:t>
+      </w:r>
+      <w:proofErr w:type="spellEnd"/>
+      <w:r>
+        <w:rPr>
+          <w:rFonts w:eastAsia="Calibri"/>
+          <w:lang w:val="en-CA" w:eastAsia="en-US"/>
+        </w:rPr>
+        <w:t xml:space="preserve"> to others. </w:t>
       </w:r>
       <w:r>
         <w:rPr>
@@ -17844,7 +19081,21 @@
         <w:rPr>
           <w:lang w:val="en-CA"/>
         </w:rPr>
-        <w:t>*corresponding authors</w:t>
+        <w:t>*</w:t>
+      </w:r>
+      <w:proofErr w:type="gramStart"/>
+      <w:r>
+        <w:rPr>
+          <w:lang w:val="en-CA"/>
+        </w:rPr>
+        <w:t>corresponding</w:t>
+      </w:r>
+      <w:proofErr w:type="gramEnd"/>
+      <w:r>
+        <w:rPr>
+          <w:lang w:val="en-CA"/>
+        </w:rPr>
+        <w:t xml:space="preserve"> authors</w:t>
       </w:r>
     </w:p>
     <w:p>
@@ -17923,7 +19174,21 @@
         <w:rPr>
           <w:lang w:val="en-CA"/>
         </w:rPr>
-        <w:t>*corresponding authors</w:t>
+        <w:t>*</w:t>
+      </w:r>
+      <w:proofErr w:type="gramStart"/>
+      <w:r>
+        <w:rPr>
+          <w:lang w:val="en-CA"/>
+        </w:rPr>
+        <w:t>corresponding</w:t>
+      </w:r>
+      <w:proofErr w:type="gramEnd"/>
+      <w:r>
+        <w:rPr>
+          <w:lang w:val="en-CA"/>
+        </w:rPr>
+        <w:t xml:space="preserve"> authors</w:t>
       </w:r>
     </w:p>
     <w:p>
@@ -18001,7 +19266,21 @@
         <w:rPr>
           <w:lang w:val="en-CA"/>
         </w:rPr>
-        <w:t>. *corresponding authors</w:t>
+        <w:t>. *</w:t>
+      </w:r>
+      <w:proofErr w:type="gramStart"/>
+      <w:r>
+        <w:rPr>
+          <w:lang w:val="en-CA"/>
+        </w:rPr>
+        <w:t>corresponding</w:t>
+      </w:r>
+      <w:proofErr w:type="gramEnd"/>
+      <w:r>
+        <w:rPr>
+          <w:lang w:val="en-CA"/>
+        </w:rPr>
+        <w:t xml:space="preserve"> authors</w:t>
       </w:r>
     </w:p>
     <w:p>
@@ -18457,11 +19736,33 @@
         </w:rPr>
         <w:t xml:space="preserve">Grossmann, I., </w:t>
       </w:r>
-      <w:r>
-        <w:rPr>
-          <w:lang w:val="en-CA"/>
-        </w:rPr>
-        <w:t>Sahdra, B., &amp; Ciarrochi, J. (</w:t>
+      <w:proofErr w:type="spellStart"/>
+      <w:r>
+        <w:rPr>
+          <w:lang w:val="en-CA"/>
+        </w:rPr>
+        <w:t>Sahdra</w:t>
+      </w:r>
+      <w:proofErr w:type="spellEnd"/>
+      <w:r>
+        <w:rPr>
+          <w:lang w:val="en-CA"/>
+        </w:rPr>
+        <w:t xml:space="preserve">, B., &amp; </w:t>
+      </w:r>
+      <w:proofErr w:type="spellStart"/>
+      <w:r>
+        <w:rPr>
+          <w:lang w:val="en-CA"/>
+        </w:rPr>
+        <w:t>Ciarrochi</w:t>
+      </w:r>
+      <w:proofErr w:type="spellEnd"/>
+      <w:r>
+        <w:rPr>
+          <w:lang w:val="en-CA"/>
+        </w:rPr>
+        <w:t>, J. (</w:t>
       </w:r>
       <w:r>
         <w:rPr>
@@ -18720,7 +20021,21 @@
         <w:rPr>
           <w:lang w:val="en-CA"/>
         </w:rPr>
-        <w:t xml:space="preserve">Ford, B. Q., Dmitrieva, J. O., Heller, D., Chentsova-Dutton, Y., </w:t>
+        <w:t xml:space="preserve">Ford, B. Q., Dmitrieva, J. O., Heller, D., </w:t>
+      </w:r>
+      <w:proofErr w:type="spellStart"/>
+      <w:r>
+        <w:rPr>
+          <w:lang w:val="en-CA"/>
+        </w:rPr>
+        <w:t>Chentsova</w:t>
+      </w:r>
+      <w:proofErr w:type="spellEnd"/>
+      <w:r>
+        <w:rPr>
+          <w:lang w:val="en-CA"/>
+        </w:rPr>
+        <w:t xml:space="preserve">-Dutton, Y., </w:t>
       </w:r>
       <w:r>
         <w:rPr>
@@ -19092,7 +20407,35 @@
         <w:rPr>
           <w:lang w:val="en-CA"/>
         </w:rPr>
-        <w:t xml:space="preserve">It pays to be nice, but not really nice: Asymmetric reputations from prosociality across 7 countries. </w:t>
+        <w:t xml:space="preserve">It pays to be nice, but not </w:t>
+      </w:r>
+      <w:proofErr w:type="gramStart"/>
+      <w:r>
+        <w:rPr>
+          <w:lang w:val="en-CA"/>
+        </w:rPr>
+        <w:t>really nice</w:t>
+      </w:r>
+      <w:proofErr w:type="gramEnd"/>
+      <w:r>
+        <w:rPr>
+          <w:lang w:val="en-CA"/>
+        </w:rPr>
+        <w:t xml:space="preserve">: Asymmetric reputations from </w:t>
+      </w:r>
+      <w:proofErr w:type="spellStart"/>
+      <w:r>
+        <w:rPr>
+          <w:lang w:val="en-CA"/>
+        </w:rPr>
+        <w:t>prosociality</w:t>
+      </w:r>
+      <w:proofErr w:type="spellEnd"/>
+      <w:r>
+        <w:rPr>
+          <w:lang w:val="en-CA"/>
+        </w:rPr>
+        <w:t xml:space="preserve"> across 7 countries. </w:t>
       </w:r>
       <w:r>
         <w:rPr>
@@ -19242,13 +20585,21 @@
           <w:iCs/>
           <w:lang w:val="en-CA"/>
         </w:rPr>
-        <w:t>, runner-up for the Neuro</w:t>
-      </w:r>
+        <w:t xml:space="preserve">, runner-up for the </w:t>
+      </w:r>
+      <w:proofErr w:type="spellStart"/>
       <w:r>
         <w:rPr>
           <w:iCs/>
           <w:lang w:val="en-CA"/>
         </w:rPr>
+        <w:t>Neuro</w:t>
+      </w:r>
+      <w:r>
+        <w:rPr>
+          <w:iCs/>
+          <w:lang w:val="en-CA"/>
+        </w:rPr>
         <w:t>L</w:t>
       </w:r>
       <w:r>
@@ -19256,7 +20607,15 @@
           <w:iCs/>
           <w:lang w:val="en-CA"/>
         </w:rPr>
-        <w:t>eadership Award (2015)</w:t>
+        <w:t>eadership</w:t>
+      </w:r>
+      <w:proofErr w:type="spellEnd"/>
+      <w:r>
+        <w:rPr>
+          <w:iCs/>
+          <w:lang w:val="en-CA"/>
+        </w:rPr>
+        <w:t xml:space="preserve"> Award (2015)</w:t>
       </w:r>
       <w:r>
         <w:rPr>
@@ -20023,7 +21382,21 @@
         <w:rPr>
           <w:lang w:val="en-CA"/>
         </w:rPr>
-        <w:t xml:space="preserve">, &amp; Kitayama, S. (2012). When gift-giving produces dissonance: Effects of subliminal affiliation priming on choices for one's self versus close others. </w:t>
+        <w:t xml:space="preserve">, &amp; Kitayama, S. (2012). When gift-giving produces dissonance: Effects of subliminal affiliation priming on choices for </w:t>
+      </w:r>
+      <w:proofErr w:type="gramStart"/>
+      <w:r>
+        <w:rPr>
+          <w:lang w:val="en-CA"/>
+        </w:rPr>
+        <w:t>one's self</w:t>
+      </w:r>
+      <w:proofErr w:type="gramEnd"/>
+      <w:r>
+        <w:rPr>
+          <w:lang w:val="en-CA"/>
+        </w:rPr>
+        <w:t xml:space="preserve"> versus close others. </w:t>
       </w:r>
       <w:r>
         <w:rPr>
@@ -20074,8 +21447,16 @@
         <w:rPr>
           <w:lang w:val="en-CA"/>
         </w:rPr>
-        <w:t xml:space="preserve"> equal</w:t>
-      </w:r>
+        <w:t xml:space="preserve"> </w:t>
+      </w:r>
+      <w:proofErr w:type="gramStart"/>
+      <w:r>
+        <w:rPr>
+          <w:lang w:val="en-CA"/>
+        </w:rPr>
+        <w:t>equal</w:t>
+      </w:r>
+      <w:proofErr w:type="gramEnd"/>
       <w:r>
         <w:rPr>
           <w:lang w:val="en-CA"/>
@@ -20299,12 +21680,14 @@
         </w:rPr>
         <w:t xml:space="preserve"> </w:t>
       </w:r>
+      <w:proofErr w:type="gramStart"/>
       <w:r>
         <w:rPr>
           <w:lang w:val="en-CA"/>
         </w:rPr>
         <w:t>equal</w:t>
       </w:r>
+      <w:proofErr w:type="gramEnd"/>
       <w:r>
         <w:rPr>
           <w:lang w:val="en-CA"/>
@@ -20668,8 +22051,18 @@
           <w:iCs/>
           <w:lang w:val="en-CA"/>
         </w:rPr>
-        <w:t> Science</w:t>
-      </w:r>
+        <w:t> </w:t>
+      </w:r>
+      <w:proofErr w:type="gramStart"/>
+      <w:r>
+        <w:rPr>
+          <w:i/>
+          <w:iCs/>
+          <w:lang w:val="en-CA"/>
+        </w:rPr>
+        <w:t>Science</w:t>
+      </w:r>
+      <w:proofErr w:type="gramEnd"/>
       <w:r>
         <w:rPr>
           <w:iCs/>
@@ -21129,7 +22522,21 @@
         <w:rPr>
           <w:lang w:val="en-CA"/>
         </w:rPr>
-        <w:t xml:space="preserve">, Katunar, D., Nisbett, R.E., &amp; Kitayama, S. (2008). Holism in a European </w:t>
+        <w:t xml:space="preserve">, </w:t>
+      </w:r>
+      <w:proofErr w:type="spellStart"/>
+      <w:r>
+        <w:rPr>
+          <w:lang w:val="en-CA"/>
+        </w:rPr>
+        <w:t>Katunar</w:t>
+      </w:r>
+      <w:proofErr w:type="spellEnd"/>
+      <w:r>
+        <w:rPr>
+          <w:lang w:val="en-CA"/>
+        </w:rPr>
+        <w:t xml:space="preserve">, D., Nisbett, R.E., &amp; Kitayama, S. (2008). Holism in a European </w:t>
       </w:r>
       <w:r>
         <w:rPr>
@@ -21892,7 +23299,21 @@
         <w:rPr>
           <w:lang w:val="en-CA"/>
         </w:rPr>
-        <w:t xml:space="preserve">Culture, cognition and cultural change in social class. In W. H. Brekhus &amp; G. Ignatow (Eds.), </w:t>
+        <w:t xml:space="preserve">Culture, cognition and cultural change in social class. In W. H. Brekhus &amp; G. </w:t>
+      </w:r>
+      <w:proofErr w:type="spellStart"/>
+      <w:r>
+        <w:rPr>
+          <w:lang w:val="en-CA"/>
+        </w:rPr>
+        <w:t>Ignatow</w:t>
+      </w:r>
+      <w:proofErr w:type="spellEnd"/>
+      <w:r>
+        <w:rPr>
+          <w:lang w:val="en-CA"/>
+        </w:rPr>
+        <w:t xml:space="preserve"> (Eds.), </w:t>
       </w:r>
       <w:r>
         <w:rPr>
@@ -22402,7 +23823,21 @@
         <w:rPr>
           <w:lang w:val="en-CA"/>
         </w:rPr>
-        <w:t xml:space="preserve"> (2018). The role of culture in understanding and evaluating emotional intelligence. In K. V. Keefer, J. D. Parker, &amp; D. H. Saklofske (Eds.). </w:t>
+        <w:t xml:space="preserve"> (2018). The role of culture in understanding and evaluating emotional intelligence. In K. V. Keefer, J. D. Parker, &amp; D. H. </w:t>
+      </w:r>
+      <w:proofErr w:type="spellStart"/>
+      <w:r>
+        <w:rPr>
+          <w:lang w:val="en-CA"/>
+        </w:rPr>
+        <w:t>Saklofske</w:t>
+      </w:r>
+      <w:proofErr w:type="spellEnd"/>
+      <w:r>
+        <w:rPr>
+          <w:lang w:val="en-CA"/>
+        </w:rPr>
+        <w:t xml:space="preserve"> (Eds.). </w:t>
       </w:r>
       <w:r>
         <w:rPr>
@@ -22807,9 +24242,11 @@
                 <w:lang w:val="en-CA"/>
               </w:rPr>
             </w:pPr>
+            <w:proofErr w:type="spellStart"/>
             <w:r>
               <w:t>MilaNLP</w:t>
             </w:r>
+            <w:proofErr w:type="spellEnd"/>
             <w:r>
               <w:rPr>
                 <w:lang w:val="en-CA"/>
@@ -23533,7 +24970,21 @@
               <w:rPr>
                 <w:lang w:val="en-CA"/>
               </w:rPr>
-              <w:t>Jnana Prabodhini Social Science Study Centre, Pune, India</w:t>
+              <w:t xml:space="preserve">Jnana </w:t>
+            </w:r>
+            <w:proofErr w:type="spellStart"/>
+            <w:r>
+              <w:rPr>
+                <w:lang w:val="en-CA"/>
+              </w:rPr>
+              <w:t>Prabodhini</w:t>
+            </w:r>
+            <w:proofErr w:type="spellEnd"/>
+            <w:r>
+              <w:rPr>
+                <w:lang w:val="en-CA"/>
+              </w:rPr>
+              <w:t xml:space="preserve"> Social Science Study Centre, Pune, India</w:t>
             </w:r>
           </w:p>
         </w:tc>
@@ -24564,11 +26015,33 @@
                 <w:lang w:val="en-CA"/>
               </w:rPr>
             </w:pPr>
-            <w:r>
-              <w:rPr>
-                <w:lang w:val="en-CA"/>
-              </w:rPr>
-              <w:t>Iscte – Instituto Universitário de Lisboa, SocioDigital Lab for Public Policy</w:t>
+            <w:proofErr w:type="spellStart"/>
+            <w:r>
+              <w:rPr>
+                <w:lang w:val="en-CA"/>
+              </w:rPr>
+              <w:t>Iscte</w:t>
+            </w:r>
+            <w:proofErr w:type="spellEnd"/>
+            <w:r>
+              <w:rPr>
+                <w:lang w:val="en-CA"/>
+              </w:rPr>
+              <w:t xml:space="preserve"> – Instituto Universitário de Lisboa, </w:t>
+            </w:r>
+            <w:proofErr w:type="spellStart"/>
+            <w:r>
+              <w:rPr>
+                <w:lang w:val="en-CA"/>
+              </w:rPr>
+              <w:t>SocioDigital</w:t>
+            </w:r>
+            <w:proofErr w:type="spellEnd"/>
+            <w:r>
+              <w:rPr>
+                <w:lang w:val="en-CA"/>
+              </w:rPr>
+              <w:t xml:space="preserve"> Lab for Public Policy</w:t>
             </w:r>
           </w:p>
         </w:tc>
@@ -24662,11 +26135,33 @@
               </w:rPr>
               <w:t xml:space="preserve">Mila – Quebec Artificial Intelligence Institute, </w:t>
             </w:r>
-            <w:r>
-              <w:rPr>
-                <w:lang w:val="en-CA"/>
-              </w:rPr>
-              <w:t xml:space="preserve">EQuity &amp; EQuality Using AI and Learning </w:t>
+            <w:proofErr w:type="spellStart"/>
+            <w:r>
+              <w:rPr>
+                <w:lang w:val="en-CA"/>
+              </w:rPr>
+              <w:t>EQuity</w:t>
+            </w:r>
+            <w:proofErr w:type="spellEnd"/>
+            <w:r>
+              <w:rPr>
+                <w:lang w:val="en-CA"/>
+              </w:rPr>
+              <w:t xml:space="preserve"> &amp; </w:t>
+            </w:r>
+            <w:proofErr w:type="spellStart"/>
+            <w:r>
+              <w:rPr>
+                <w:lang w:val="en-CA"/>
+              </w:rPr>
+              <w:t>EQuality</w:t>
+            </w:r>
+            <w:proofErr w:type="spellEnd"/>
+            <w:r>
+              <w:rPr>
+                <w:lang w:val="en-CA"/>
+              </w:rPr>
+              <w:t xml:space="preserve"> Using AI and Learning </w:t>
             </w:r>
             <w:r>
               <w:rPr>
@@ -24966,7 +26461,21 @@
               <w:rPr>
                 <w:lang w:val="en-CA"/>
               </w:rPr>
-              <w:t xml:space="preserve">MIT FutureTech, </w:t>
+              <w:t xml:space="preserve">MIT </w:t>
+            </w:r>
+            <w:proofErr w:type="spellStart"/>
+            <w:r>
+              <w:rPr>
+                <w:lang w:val="en-CA"/>
+              </w:rPr>
+              <w:t>FutureTech</w:t>
+            </w:r>
+            <w:proofErr w:type="spellEnd"/>
+            <w:r>
+              <w:rPr>
+                <w:lang w:val="en-CA"/>
+              </w:rPr>
+              <w:t xml:space="preserve">, </w:t>
             </w:r>
             <w:r>
               <w:rPr>
@@ -26189,7 +27698,77 @@
               <w:rPr>
                 <w:lang w:val="en-CA"/>
               </w:rPr>
-              <w:t>University of Granada, Spain, “Perspectivas del Máster en Neurociencia Cognitiva” Seminar</w:t>
+              <w:t>University of Granada, Spain, “</w:t>
+            </w:r>
+            <w:proofErr w:type="spellStart"/>
+            <w:r>
+              <w:rPr>
+                <w:lang w:val="en-CA"/>
+              </w:rPr>
+              <w:t>Perspectivas</w:t>
+            </w:r>
+            <w:proofErr w:type="spellEnd"/>
+            <w:r>
+              <w:rPr>
+                <w:lang w:val="en-CA"/>
+              </w:rPr>
+              <w:t xml:space="preserve"> del </w:t>
+            </w:r>
+            <w:proofErr w:type="spellStart"/>
+            <w:r>
+              <w:rPr>
+                <w:lang w:val="en-CA"/>
+              </w:rPr>
+              <w:t>Máster</w:t>
+            </w:r>
+            <w:proofErr w:type="spellEnd"/>
+            <w:r>
+              <w:rPr>
+                <w:lang w:val="en-CA"/>
+              </w:rPr>
+              <w:t xml:space="preserve"> </w:t>
+            </w:r>
+            <w:proofErr w:type="spellStart"/>
+            <w:r>
+              <w:rPr>
+                <w:lang w:val="en-CA"/>
+              </w:rPr>
+              <w:t>en</w:t>
+            </w:r>
+            <w:proofErr w:type="spellEnd"/>
+            <w:r>
+              <w:rPr>
+                <w:lang w:val="en-CA"/>
+              </w:rPr>
+              <w:t xml:space="preserve"> </w:t>
+            </w:r>
+            <w:proofErr w:type="spellStart"/>
+            <w:r>
+              <w:rPr>
+                <w:lang w:val="en-CA"/>
+              </w:rPr>
+              <w:t>Neurociencia</w:t>
+            </w:r>
+            <w:proofErr w:type="spellEnd"/>
+            <w:r>
+              <w:rPr>
+                <w:lang w:val="en-CA"/>
+              </w:rPr>
+              <w:t xml:space="preserve"> </w:t>
+            </w:r>
+            <w:proofErr w:type="spellStart"/>
+            <w:r>
+              <w:rPr>
+                <w:lang w:val="en-CA"/>
+              </w:rPr>
+              <w:t>Cognitiva</w:t>
+            </w:r>
+            <w:proofErr w:type="spellEnd"/>
+            <w:r>
+              <w:rPr>
+                <w:lang w:val="en-CA"/>
+              </w:rPr>
+              <w:t>” Seminar</w:t>
             </w:r>
           </w:p>
         </w:tc>
@@ -26606,6 +28185,7 @@
               </w:rPr>
             </w:pPr>
             <w:hyperlink r:id="rId51" w:history="1">
+              <w:proofErr w:type="spellStart"/>
               <w:r>
                 <w:rPr>
                   <w:rStyle w:val="Hyperlink"/>
@@ -26613,6 +28193,7 @@
                 </w:rPr>
                 <w:t>CanCOVID</w:t>
               </w:r>
+              <w:proofErr w:type="spellEnd"/>
             </w:hyperlink>
           </w:p>
         </w:tc>
@@ -28538,8 +30119,44 @@
               <w:rPr>
                 <w:lang w:val="en-CA"/>
               </w:rPr>
-              <w:t>University of Lausanne, CH, Programme Doctoral Romande en Psychologie</w:t>
-            </w:r>
+              <w:t xml:space="preserve">University of Lausanne, CH, Programme Doctoral </w:t>
+            </w:r>
+            <w:proofErr w:type="spellStart"/>
+            <w:r>
+              <w:rPr>
+                <w:lang w:val="en-CA"/>
+              </w:rPr>
+              <w:t>Romande</w:t>
+            </w:r>
+            <w:proofErr w:type="spellEnd"/>
+            <w:r>
+              <w:rPr>
+                <w:lang w:val="en-CA"/>
+              </w:rPr>
+              <w:t xml:space="preserve"> </w:t>
+            </w:r>
+            <w:proofErr w:type="spellStart"/>
+            <w:r>
+              <w:rPr>
+                <w:lang w:val="en-CA"/>
+              </w:rPr>
+              <w:t>en</w:t>
+            </w:r>
+            <w:proofErr w:type="spellEnd"/>
+            <w:r>
+              <w:rPr>
+                <w:lang w:val="en-CA"/>
+              </w:rPr>
+              <w:t xml:space="preserve"> </w:t>
+            </w:r>
+            <w:proofErr w:type="spellStart"/>
+            <w:r>
+              <w:rPr>
+                <w:lang w:val="en-CA"/>
+              </w:rPr>
+              <w:t>Psychologie</w:t>
+            </w:r>
+            <w:proofErr w:type="spellEnd"/>
           </w:p>
         </w:tc>
       </w:tr>
@@ -29223,7 +30840,14 @@
               <w:rPr>
                 <w:lang w:val="en-CA"/>
               </w:rPr>
-              <w:t>Transformation in a Time of Metacrisi</w:t>
+              <w:t xml:space="preserve">Transformation in a Time of </w:t>
+            </w:r>
+            <w:proofErr w:type="spellStart"/>
+            <w:r>
+              <w:rPr>
+                <w:lang w:val="en-CA"/>
+              </w:rPr>
+              <w:t>Metacrisi</w:t>
             </w:r>
             <w:r>
               <w:rPr>
@@ -29231,6 +30855,7 @@
               </w:rPr>
               <w:t>s</w:t>
             </w:r>
+            <w:proofErr w:type="spellEnd"/>
           </w:p>
         </w:tc>
       </w:tr>
@@ -29292,11 +30917,19 @@
               </w:rPr>
               <w:t xml:space="preserve">the </w:t>
             </w:r>
-            <w:r>
-              <w:rPr>
-                <w:lang w:val="en-CA"/>
-              </w:rPr>
-              <w:t>mini-symposium “</w:t>
+            <w:proofErr w:type="gramStart"/>
+            <w:r>
+              <w:rPr>
+                <w:lang w:val="en-CA"/>
+              </w:rPr>
+              <w:t>mini-symposium</w:t>
+            </w:r>
+            <w:proofErr w:type="gramEnd"/>
+            <w:r>
+              <w:rPr>
+                <w:lang w:val="en-CA"/>
+              </w:rPr>
+              <w:t xml:space="preserve"> “</w:t>
             </w:r>
             <w:r>
               <w:rPr>
@@ -29618,12 +31251,14 @@
               </w:rPr>
               <w:t xml:space="preserve">Invited Panelist for the debate on “The Viability of Using LLMs in Higher Education” conference, </w:t>
             </w:r>
+            <w:proofErr w:type="spellStart"/>
             <w:r>
               <w:rPr>
                 <w:lang w:val="en-CA"/>
               </w:rPr>
               <w:t>JeXed</w:t>
             </w:r>
+            <w:proofErr w:type="spellEnd"/>
             <w:r>
               <w:rPr>
                 <w:lang w:val="en-CA"/>
@@ -29967,11 +31602,19 @@
               </w:rPr>
               <w:t xml:space="preserve">Toronto Metropolitan University, CERC Migration, invited paper at the </w:t>
             </w:r>
-            <w:r>
-              <w:rPr>
-                <w:lang w:val="en-CA"/>
-              </w:rPr>
-              <w:t xml:space="preserve">International </w:t>
+            <w:proofErr w:type="gramStart"/>
+            <w:r>
+              <w:rPr>
+                <w:lang w:val="en-CA"/>
+              </w:rPr>
+              <w:t>International</w:t>
+            </w:r>
+            <w:proofErr w:type="gramEnd"/>
+            <w:r>
+              <w:rPr>
+                <w:lang w:val="en-CA"/>
+              </w:rPr>
+              <w:t xml:space="preserve"> </w:t>
             </w:r>
             <w:r>
               <w:rPr>
@@ -30221,7 +31864,21 @@
               <w:rPr>
                 <w:lang w:val="en-CA"/>
               </w:rPr>
-              <w:t xml:space="preserve">McGill University, Centre for the Convergence of Health and Economics, Invited panelist at the </w:t>
+              <w:t xml:space="preserve">McGill University, Centre for the Convergence of Health and Economics, </w:t>
+            </w:r>
+            <w:proofErr w:type="gramStart"/>
+            <w:r>
+              <w:rPr>
+                <w:lang w:val="en-CA"/>
+              </w:rPr>
+              <w:t>Invited</w:t>
+            </w:r>
+            <w:proofErr w:type="gramEnd"/>
+            <w:r>
+              <w:rPr>
+                <w:lang w:val="en-CA"/>
+              </w:rPr>
+              <w:t xml:space="preserve"> panelist at the </w:t>
             </w:r>
             <w:r>
               <w:rPr>
@@ -30758,7 +32415,21 @@
               <w:rPr>
                 <w:lang w:val="en-CA"/>
               </w:rPr>
-              <w:t xml:space="preserve"> on “Neuroethics, free will, and the self” </w:t>
+              <w:t xml:space="preserve"> on “</w:t>
+            </w:r>
+            <w:proofErr w:type="spellStart"/>
+            <w:r>
+              <w:rPr>
+                <w:lang w:val="en-CA"/>
+              </w:rPr>
+              <w:t>Neuroethics</w:t>
+            </w:r>
+            <w:proofErr w:type="spellEnd"/>
+            <w:r>
+              <w:rPr>
+                <w:lang w:val="en-CA"/>
+              </w:rPr>
+              <w:t xml:space="preserve">, free will, and the self” </w:t>
             </w:r>
           </w:p>
         </w:tc>
@@ -31300,7 +32971,39 @@
                 <w:bCs/>
                 <w:lang w:val="en-CA"/>
               </w:rPr>
-              <w:t>Invited workshop at the “Tabula Rasa: Neuroscienze e culture” conference of the Intercultura Foundation in Florence, Italy</w:t>
+              <w:t xml:space="preserve">Invited workshop at the “Tabula Rasa: </w:t>
+            </w:r>
+            <w:proofErr w:type="spellStart"/>
+            <w:r>
+              <w:rPr>
+                <w:bCs/>
+                <w:lang w:val="en-CA"/>
+              </w:rPr>
+              <w:t>Neuroscienze</w:t>
+            </w:r>
+            <w:proofErr w:type="spellEnd"/>
+            <w:r>
+              <w:rPr>
+                <w:bCs/>
+                <w:lang w:val="en-CA"/>
+              </w:rPr>
+              <w:t xml:space="preserve"> e culture” conference of the </w:t>
+            </w:r>
+            <w:proofErr w:type="spellStart"/>
+            <w:r>
+              <w:rPr>
+                <w:bCs/>
+                <w:lang w:val="en-CA"/>
+              </w:rPr>
+              <w:t>Intercultura</w:t>
+            </w:r>
+            <w:proofErr w:type="spellEnd"/>
+            <w:r>
+              <w:rPr>
+                <w:bCs/>
+                <w:lang w:val="en-CA"/>
+              </w:rPr>
+              <w:t xml:space="preserve"> Foundation in Florence, Italy</w:t>
             </w:r>
           </w:p>
         </w:tc>
@@ -32642,6 +34345,7 @@
         </w:rPr>
         <w:t xml:space="preserve">, </w:t>
       </w:r>
+      <w:proofErr w:type="spellStart"/>
       <w:r>
         <w:rPr>
           <w:bCs/>
@@ -32650,6 +34354,7 @@
         </w:rPr>
         <w:t>Jettinghof</w:t>
       </w:r>
+      <w:proofErr w:type="spellEnd"/>
       <w:r>
         <w:rPr>
           <w:bCs/>
@@ -34331,6 +36036,7 @@
           <w:lang w:val="en-CA"/>
         </w:rPr>
       </w:pPr>
+      <w:proofErr w:type="spellStart"/>
       <w:r>
         <w:rPr>
           <w:u w:val="single"/>
@@ -34338,6 +36044,7 @@
         </w:rPr>
         <w:t>Kachhiyapatel</w:t>
       </w:r>
+      <w:proofErr w:type="spellEnd"/>
       <w:r>
         <w:rPr>
           <w:u w:val="single"/>
@@ -34468,6 +36175,7 @@
           <w:lang w:val="en-CA"/>
         </w:rPr>
       </w:pPr>
+      <w:proofErr w:type="spellStart"/>
       <w:r>
         <w:rPr>
           <w:u w:val="single"/>
@@ -34475,6 +36183,7 @@
         </w:rPr>
         <w:t>Kachhiyapatel</w:t>
       </w:r>
+      <w:proofErr w:type="spellEnd"/>
       <w:r>
         <w:rPr>
           <w:u w:val="single"/>
@@ -34558,7 +36267,23 @@
           <w:bCs/>
           <w:lang w:val="en-CA"/>
         </w:rPr>
-        <w:t>Data blitz talk</w:t>
+        <w:t xml:space="preserve">Data </w:t>
+      </w:r>
+      <w:proofErr w:type="gramStart"/>
+      <w:r>
+        <w:rPr>
+          <w:bCs/>
+          <w:lang w:val="en-CA"/>
+        </w:rPr>
+        <w:t>blitz</w:t>
+      </w:r>
+      <w:proofErr w:type="gramEnd"/>
+      <w:r>
+        <w:rPr>
+          <w:bCs/>
+          <w:lang w:val="en-CA"/>
+        </w:rPr>
+        <w:t xml:space="preserve"> talk</w:t>
       </w:r>
       <w:r>
         <w:rPr>
@@ -34710,13 +36435,23 @@
         </w:rPr>
         <w:t xml:space="preserve">Amarasuriya, S. D., </w:t>
       </w:r>
+      <w:proofErr w:type="spellStart"/>
       <w:r>
         <w:rPr>
           <w:bCs/>
           <w:u w:val="single"/>
           <w:lang w:val="en-CA"/>
         </w:rPr>
-        <w:t>Dhammage, T</w:t>
+        <w:t>Dhammage</w:t>
+      </w:r>
+      <w:proofErr w:type="spellEnd"/>
+      <w:r>
+        <w:rPr>
+          <w:bCs/>
+          <w:u w:val="single"/>
+          <w:lang w:val="en-CA"/>
+        </w:rPr>
+        <w:t>, T</w:t>
       </w:r>
       <w:r>
         <w:rPr>
@@ -34898,6 +36633,7 @@
         </w:rPr>
         <w:t xml:space="preserve">ognitive and </w:t>
       </w:r>
+      <w:proofErr w:type="gramStart"/>
       <w:r>
         <w:rPr>
           <w:i/>
@@ -34924,7 +36660,15 @@
           <w:i/>
           <w:lang w:val="en-CA"/>
         </w:rPr>
-        <w:t xml:space="preserve">rounded </w:t>
+        <w:t>rounded</w:t>
+      </w:r>
+      <w:proofErr w:type="gramEnd"/>
+      <w:r>
+        <w:rPr>
+          <w:i/>
+          <w:lang w:val="en-CA"/>
+        </w:rPr>
+        <w:t xml:space="preserve"> </w:t>
       </w:r>
       <w:r>
         <w:rPr>
@@ -35131,12 +36875,21 @@
         </w:rPr>
         <w:t xml:space="preserve">). </w:t>
       </w:r>
-      <w:r>
-        <w:rPr>
-          <w:i/>
-          <w:lang w:val="en-CA"/>
-        </w:rPr>
-        <w:t>PANDexit - Predictions of post-pandemic cultural change</w:t>
+      <w:proofErr w:type="spellStart"/>
+      <w:r>
+        <w:rPr>
+          <w:i/>
+          <w:lang w:val="en-CA"/>
+        </w:rPr>
+        <w:t>PANDexit</w:t>
+      </w:r>
+      <w:proofErr w:type="spellEnd"/>
+      <w:r>
+        <w:rPr>
+          <w:i/>
+          <w:lang w:val="en-CA"/>
+        </w:rPr>
+        <w:t xml:space="preserve"> - Predictions of post-pandemic cultural change</w:t>
       </w:r>
       <w:r>
         <w:rPr>
@@ -35223,6 +36976,7 @@
           <w:lang w:val="en-CA"/>
         </w:rPr>
       </w:pPr>
+      <w:proofErr w:type="spellStart"/>
       <w:r>
         <w:rPr>
           <w:u w:val="single"/>
@@ -35230,6 +36984,7 @@
         </w:rPr>
         <w:t>Kachhiyapatel</w:t>
       </w:r>
+      <w:proofErr w:type="spellEnd"/>
       <w:r>
         <w:rPr>
           <w:u w:val="single"/>
@@ -36691,7 +38446,23 @@
           <w:bCs/>
           <w:lang w:val="en-CA"/>
         </w:rPr>
-        <w:t xml:space="preserve">K. Kastenhofer. </w:t>
+        <w:t xml:space="preserve">K. </w:t>
+      </w:r>
+      <w:proofErr w:type="spellStart"/>
+      <w:r>
+        <w:rPr>
+          <w:bCs/>
+          <w:lang w:val="en-CA"/>
+        </w:rPr>
+        <w:t>Kastenhofer</w:t>
+      </w:r>
+      <w:proofErr w:type="spellEnd"/>
+      <w:r>
+        <w:rPr>
+          <w:bCs/>
+          <w:lang w:val="en-CA"/>
+        </w:rPr>
+        <w:t xml:space="preserve">. </w:t>
       </w:r>
       <w:r>
         <w:rPr>
@@ -37180,7 +38951,21 @@
         <w:rPr>
           <w:lang w:val="en-CA"/>
         </w:rPr>
-        <w:t xml:space="preserve">., Fugelsang, J. A., Sorokowski, P., </w:t>
+        <w:t xml:space="preserve">., Fugelsang, J. A., </w:t>
+      </w:r>
+      <w:proofErr w:type="spellStart"/>
+      <w:r>
+        <w:rPr>
+          <w:lang w:val="en-CA"/>
+        </w:rPr>
+        <w:t>Sorokowski</w:t>
+      </w:r>
+      <w:proofErr w:type="spellEnd"/>
+      <w:r>
+        <w:rPr>
+          <w:lang w:val="en-CA"/>
+        </w:rPr>
+        <w:t xml:space="preserve">, P., </w:t>
       </w:r>
       <w:r>
         <w:rPr>
@@ -37499,7 +39284,21 @@
         <w:rPr>
           <w:lang w:val="en-CA"/>
         </w:rPr>
-        <w:t>A social perspective on (ir)rationality: Antecedents and consequences</w:t>
+        <w:t>A social perspective on (</w:t>
+      </w:r>
+      <w:proofErr w:type="spellStart"/>
+      <w:r>
+        <w:rPr>
+          <w:lang w:val="en-CA"/>
+        </w:rPr>
+        <w:t>ir</w:t>
+      </w:r>
+      <w:proofErr w:type="spellEnd"/>
+      <w:r>
+        <w:rPr>
+          <w:lang w:val="en-CA"/>
+        </w:rPr>
+        <w:t>)rationality: Antecedents and consequences</w:t>
       </w:r>
       <w:r>
         <w:rPr>
@@ -37625,7 +39424,23 @@
           <w:i/>
           <w:lang w:val="en-CA"/>
         </w:rPr>
-        <w:t>Wisdom training: Self-distancing training promotes growth in wise reasoning and emodiversity.</w:t>
+        <w:t xml:space="preserve">Wisdom training: Self-distancing training promotes growth in wise reasoning and </w:t>
+      </w:r>
+      <w:proofErr w:type="spellStart"/>
+      <w:r>
+        <w:rPr>
+          <w:i/>
+          <w:lang w:val="en-CA"/>
+        </w:rPr>
+        <w:t>emodiversity</w:t>
+      </w:r>
+      <w:proofErr w:type="spellEnd"/>
+      <w:r>
+        <w:rPr>
+          <w:i/>
+          <w:lang w:val="en-CA"/>
+        </w:rPr>
+        <w:t>.</w:t>
       </w:r>
       <w:r>
         <w:rPr>
@@ -38522,7 +40337,21 @@
         <w:rPr>
           <w:lang w:val="en-CA"/>
         </w:rPr>
-        <w:t>in the symposium “Climato-economic Imprints on Culture” chaired by E. van de Vliert (Chair) at the 24</w:t>
+        <w:t>in the symposium “</w:t>
+      </w:r>
+      <w:proofErr w:type="spellStart"/>
+      <w:r>
+        <w:rPr>
+          <w:lang w:val="en-CA"/>
+        </w:rPr>
+        <w:t>Climato</w:t>
+      </w:r>
+      <w:proofErr w:type="spellEnd"/>
+      <w:r>
+        <w:rPr>
+          <w:lang w:val="en-CA"/>
+        </w:rPr>
+        <w:t>-economic Imprints on Culture” chaired by E. van de Vliert (Chair) at the 24</w:t>
       </w:r>
       <w:r>
         <w:rPr>
@@ -39863,7 +41692,21 @@
         <w:rPr>
           <w:lang w:val="en-CA"/>
         </w:rPr>
-        <w:t>Discussant in the symposium “Continuity and changes in emotion socialization with globalization” chaired by M. Karasawa at The 23</w:t>
+        <w:t xml:space="preserve">Discussant in the symposium “Continuity and changes in emotion socialization with globalization” chaired by M. Karasawa at </w:t>
+      </w:r>
+      <w:proofErr w:type="gramStart"/>
+      <w:r>
+        <w:rPr>
+          <w:lang w:val="en-CA"/>
+        </w:rPr>
+        <w:t>The</w:t>
+      </w:r>
+      <w:proofErr w:type="gramEnd"/>
+      <w:r>
+        <w:rPr>
+          <w:lang w:val="en-CA"/>
+        </w:rPr>
+        <w:t xml:space="preserve"> 23</w:t>
       </w:r>
       <w:r>
         <w:rPr>
@@ -40023,7 +41866,21 @@
         <w:rPr>
           <w:lang w:val="en-CA"/>
         </w:rPr>
-        <w:t xml:space="preserve"> Paper presented in the symposium “Operationalizing affective complexity: Theory, measurement, and applications” chaired by R. Gonzalez (Chair) and J. Smith (Co-Chair) at The 28</w:t>
+        <w:t xml:space="preserve"> Paper presented in the symposium “Operationalizing affective complexity: Theory, measurement, and applications” chaired by R. Gonzalez (Chair) and J. Smith (Co-Chair) at </w:t>
+      </w:r>
+      <w:proofErr w:type="gramStart"/>
+      <w:r>
+        <w:rPr>
+          <w:lang w:val="en-CA"/>
+        </w:rPr>
+        <w:t>The</w:t>
+      </w:r>
+      <w:proofErr w:type="gramEnd"/>
+      <w:r>
+        <w:rPr>
+          <w:lang w:val="en-CA"/>
+        </w:rPr>
+        <w:t xml:space="preserve"> 28</w:t>
       </w:r>
       <w:r>
         <w:rPr>
@@ -40127,7 +41984,21 @@
         <w:rPr>
           <w:lang w:val="en-CA"/>
         </w:rPr>
-        <w:t xml:space="preserve"> (Co-Chair) at The 28</w:t>
+        <w:t xml:space="preserve"> (Co-Chair) at </w:t>
+      </w:r>
+      <w:proofErr w:type="gramStart"/>
+      <w:r>
+        <w:rPr>
+          <w:lang w:val="en-CA"/>
+        </w:rPr>
+        <w:t>The</w:t>
+      </w:r>
+      <w:proofErr w:type="gramEnd"/>
+      <w:r>
+        <w:rPr>
+          <w:lang w:val="en-CA"/>
+        </w:rPr>
+        <w:t xml:space="preserve"> 28</w:t>
       </w:r>
       <w:r>
         <w:rPr>
@@ -40381,7 +42252,21 @@
         <w:rPr>
           <w:lang w:val="en-CA"/>
         </w:rPr>
-        <w:t xml:space="preserve"> The 17</w:t>
+        <w:t xml:space="preserve"> </w:t>
+      </w:r>
+      <w:proofErr w:type="gramStart"/>
+      <w:r>
+        <w:rPr>
+          <w:lang w:val="en-CA"/>
+        </w:rPr>
+        <w:t>The</w:t>
+      </w:r>
+      <w:proofErr w:type="gramEnd"/>
+      <w:r>
+        <w:rPr>
+          <w:lang w:val="en-CA"/>
+        </w:rPr>
+        <w:t xml:space="preserve"> 17</w:t>
       </w:r>
       <w:r>
         <w:rPr>
@@ -40439,13 +42324,43 @@
           <w:i/>
           <w:lang w:val="en-CA"/>
         </w:rPr>
-        <w:t>Ego-decentered reasoning predicts cross-domain prosociality.</w:t>
-      </w:r>
-      <w:r>
-        <w:rPr>
-          <w:lang w:val="en-CA"/>
-        </w:rPr>
-        <w:t xml:space="preserve"> Paper presented in the symposium “The evolution and maintenance of human prosociality” chaired by </w:t>
+        <w:t xml:space="preserve">Ego-decentered reasoning predicts cross-domain </w:t>
+      </w:r>
+      <w:proofErr w:type="spellStart"/>
+      <w:r>
+        <w:rPr>
+          <w:i/>
+          <w:lang w:val="en-CA"/>
+        </w:rPr>
+        <w:t>prosociality</w:t>
+      </w:r>
+      <w:proofErr w:type="spellEnd"/>
+      <w:r>
+        <w:rPr>
+          <w:i/>
+          <w:lang w:val="en-CA"/>
+        </w:rPr>
+        <w:t>.</w:t>
+      </w:r>
+      <w:r>
+        <w:rPr>
+          <w:lang w:val="en-CA"/>
+        </w:rPr>
+        <w:t xml:space="preserve"> Paper presented in the symposium “The evolution and maintenance of human </w:t>
+      </w:r>
+      <w:proofErr w:type="spellStart"/>
+      <w:r>
+        <w:rPr>
+          <w:lang w:val="en-CA"/>
+        </w:rPr>
+        <w:t>prosociality</w:t>
+      </w:r>
+      <w:proofErr w:type="spellEnd"/>
+      <w:r>
+        <w:rPr>
+          <w:lang w:val="en-CA"/>
+        </w:rPr>
+        <w:t xml:space="preserve">” chaired by </w:t>
       </w:r>
       <w:r>
         <w:rPr>
@@ -40483,7 +42398,21 @@
         <w:rPr>
           <w:lang w:val="en-CA"/>
         </w:rPr>
-        <w:t xml:space="preserve"> The 17</w:t>
+        <w:t xml:space="preserve"> </w:t>
+      </w:r>
+      <w:proofErr w:type="gramStart"/>
+      <w:r>
+        <w:rPr>
+          <w:lang w:val="en-CA"/>
+        </w:rPr>
+        <w:t>The</w:t>
+      </w:r>
+      <w:proofErr w:type="gramEnd"/>
+      <w:r>
+        <w:rPr>
+          <w:lang w:val="en-CA"/>
+        </w:rPr>
+        <w:t xml:space="preserve"> 17</w:t>
       </w:r>
       <w:r>
         <w:rPr>
@@ -41194,7 +43123,23 @@
           <w:bCs/>
           <w:lang w:val="en-CA"/>
         </w:rPr>
-        <w:t>. Paper presented in a symposium “Wisdom: Characteristics, contexts, and consequences” chaired by S. Etezadi at the convention of the Canadian Psychological Association in Vancouver, BC.</w:t>
+        <w:t xml:space="preserve">. Paper presented in a symposium “Wisdom: Characteristics, contexts, and consequences” chaired by S. </w:t>
+      </w:r>
+      <w:proofErr w:type="spellStart"/>
+      <w:r>
+        <w:rPr>
+          <w:bCs/>
+          <w:lang w:val="en-CA"/>
+        </w:rPr>
+        <w:t>Etezadi</w:t>
+      </w:r>
+      <w:proofErr w:type="spellEnd"/>
+      <w:r>
+        <w:rPr>
+          <w:bCs/>
+          <w:lang w:val="en-CA"/>
+        </w:rPr>
+        <w:t xml:space="preserve"> at the convention of the Canadian Psychological Association in Vancouver, BC.</w:t>
       </w:r>
     </w:p>
     <w:p>
@@ -44005,6 +45950,7 @@
           <w:lang w:val="en-CA"/>
         </w:rPr>
       </w:pPr>
+      <w:proofErr w:type="spellStart"/>
       <w:r>
         <w:rPr>
           <w:u w:val="single"/>
@@ -44012,6 +45958,7 @@
         </w:rPr>
         <w:t>Kachhiyapatel</w:t>
       </w:r>
+      <w:proofErr w:type="spellEnd"/>
       <w:r>
         <w:rPr>
           <w:u w:val="single"/>
@@ -44531,12 +46478,21 @@
           <w:lang w:val="en-CA"/>
         </w:rPr>
       </w:pPr>
+      <w:proofErr w:type="spellStart"/>
       <w:r>
         <w:rPr>
           <w:u w:val="single"/>
           <w:lang w:val="en-CA"/>
         </w:rPr>
-        <w:t>Mostafapour, M</w:t>
+        <w:t>Mostafapour</w:t>
+      </w:r>
+      <w:proofErr w:type="spellEnd"/>
+      <w:r>
+        <w:rPr>
+          <w:u w:val="single"/>
+          <w:lang w:val="en-CA"/>
+        </w:rPr>
+        <w:t>, M</w:t>
       </w:r>
       <w:r>
         <w:rPr>
@@ -44872,7 +46828,21 @@
         <w:rPr>
           <w:lang w:val="en-CA"/>
         </w:rPr>
-        <w:t>. Poster presented at The 23rd International Congress of the International Association for Cross-Cultural Psychology, Nagoya, Japan.</w:t>
+        <w:t xml:space="preserve">. Poster presented at </w:t>
+      </w:r>
+      <w:proofErr w:type="gramStart"/>
+      <w:r>
+        <w:rPr>
+          <w:lang w:val="en-CA"/>
+        </w:rPr>
+        <w:t>The</w:t>
+      </w:r>
+      <w:proofErr w:type="gramEnd"/>
+      <w:r>
+        <w:rPr>
+          <w:lang w:val="en-CA"/>
+        </w:rPr>
+        <w:t xml:space="preserve"> 23rd International Congress of the International Association for Cross-Cultural Psychology, Nagoya, Japan.</w:t>
       </w:r>
     </w:p>
     <w:p>
@@ -45358,7 +47328,21 @@
         <w:rPr>
           <w:lang w:val="de-DE"/>
         </w:rPr>
-        <w:t xml:space="preserve">. (2015, February). </w:t>
+        <w:t xml:space="preserve">. (2015, </w:t>
+      </w:r>
+      <w:proofErr w:type="spellStart"/>
+      <w:r>
+        <w:rPr>
+          <w:lang w:val="de-DE"/>
+        </w:rPr>
+        <w:t>February</w:t>
+      </w:r>
+      <w:proofErr w:type="spellEnd"/>
+      <w:r>
+        <w:rPr>
+          <w:lang w:val="de-DE"/>
+        </w:rPr>
+        <w:t xml:space="preserve">). </w:t>
       </w:r>
       <w:r>
         <w:rPr>
@@ -46862,7 +48846,21 @@
         <w:rPr>
           <w:lang w:val="en-CA"/>
         </w:rPr>
-        <w:t xml:space="preserve"> &amp; Scornia, A. (2005</w:t>
+        <w:t xml:space="preserve"> &amp; </w:t>
+      </w:r>
+      <w:proofErr w:type="spellStart"/>
+      <w:r>
+        <w:rPr>
+          <w:lang w:val="en-CA"/>
+        </w:rPr>
+        <w:t>Scornia</w:t>
+      </w:r>
+      <w:proofErr w:type="spellEnd"/>
+      <w:r>
+        <w:rPr>
+          <w:lang w:val="en-CA"/>
+        </w:rPr>
+        <w:t>, A. (2005</w:t>
       </w:r>
       <w:r>
         <w:rPr>
@@ -47129,13 +49127,23 @@
                 <w:lang w:val="en-CA"/>
               </w:rPr>
             </w:pPr>
+            <w:proofErr w:type="spellStart"/>
             <w:r>
               <w:rPr>
                 <w:iCs/>
                 <w:color w:val="000000"/>
                 <w:lang w:val="en-CA"/>
               </w:rPr>
-              <w:t xml:space="preserve">Yinsheng Li; currently: </w:t>
+              <w:t>Yinsheng</w:t>
+            </w:r>
+            <w:proofErr w:type="spellEnd"/>
+            <w:r>
+              <w:rPr>
+                <w:iCs/>
+                <w:color w:val="000000"/>
+                <w:lang w:val="en-CA"/>
+              </w:rPr>
+              <w:t xml:space="preserve"> Li; currently: </w:t>
             </w:r>
             <w:r>
               <w:rPr>
@@ -47146,12 +49154,14 @@
             <w:r>
               <w:t xml:space="preserve"> Prof</w:t>
             </w:r>
+            <w:proofErr w:type="spellStart"/>
             <w:r>
               <w:rPr>
                 <w:lang w:val="en-CA"/>
               </w:rPr>
               <w:t>essor</w:t>
             </w:r>
+            <w:proofErr w:type="spellEnd"/>
             <w:r>
               <w:t xml:space="preserve"> </w:t>
             </w:r>
@@ -47287,12 +49297,14 @@
             <w:r>
               <w:t xml:space="preserve"> Prof</w:t>
             </w:r>
+            <w:proofErr w:type="spellStart"/>
             <w:r>
               <w:rPr>
                 <w:lang w:val="en-CA"/>
               </w:rPr>
               <w:t>essor</w:t>
             </w:r>
+            <w:proofErr w:type="spellEnd"/>
             <w:r>
               <w:t xml:space="preserve"> </w:t>
             </w:r>
@@ -47560,15 +49572,16 @@
                 <w:color w:val="000000"/>
                 <w:lang w:val="en-CA"/>
               </w:rPr>
-              <w:t>Niyati Kachhiya</w:t>
-            </w:r>
+              <w:t xml:space="preserve">Niyati </w:t>
+            </w:r>
+            <w:proofErr w:type="spellStart"/>
             <w:r>
               <w:rPr>
                 <w:iCs/>
                 <w:color w:val="000000"/>
                 <w:lang w:val="en-CA"/>
               </w:rPr>
-              <w:t>p</w:t>
+              <w:t>Kachhiya</w:t>
             </w:r>
             <w:r>
               <w:rPr>
@@ -47576,8 +49589,17 @@
                 <w:color w:val="000000"/>
                 <w:lang w:val="en-CA"/>
               </w:rPr>
+              <w:t>p</w:t>
+            </w:r>
+            <w:r>
+              <w:rPr>
+                <w:iCs/>
+                <w:color w:val="000000"/>
+                <w:lang w:val="en-CA"/>
+              </w:rPr>
               <w:t>atel</w:t>
             </w:r>
+            <w:proofErr w:type="spellEnd"/>
           </w:p>
         </w:tc>
       </w:tr>
@@ -48708,8 +50730,16 @@
               <w:rPr>
                 <w:lang w:val="en-CA"/>
               </w:rPr>
-              <w:t>Sonia Vintan</w:t>
-            </w:r>
+              <w:t xml:space="preserve">Sonia </w:t>
+            </w:r>
+            <w:proofErr w:type="spellStart"/>
+            <w:r>
+              <w:rPr>
+                <w:lang w:val="en-CA"/>
+              </w:rPr>
+              <w:t>Vintan</w:t>
+            </w:r>
+            <w:proofErr w:type="spellEnd"/>
           </w:p>
         </w:tc>
       </w:tr>
@@ -49016,8 +51046,16 @@
               <w:rPr>
                 <w:lang w:val="en-CA"/>
               </w:rPr>
-              <w:t>Ceara Khoramshani</w:t>
-            </w:r>
+              <w:t xml:space="preserve">Ceara </w:t>
+            </w:r>
+            <w:proofErr w:type="spellStart"/>
+            <w:r>
+              <w:rPr>
+                <w:lang w:val="en-CA"/>
+              </w:rPr>
+              <w:t>Khoramshani</w:t>
+            </w:r>
+            <w:proofErr w:type="spellEnd"/>
           </w:p>
         </w:tc>
       </w:tr>
@@ -49321,6 +51359,7 @@
           <w:lang w:val="en-CA"/>
         </w:rPr>
       </w:pPr>
+      <w:proofErr w:type="gramStart"/>
       <w:r>
         <w:rPr>
           <w:b/>
@@ -49328,7 +51367,17 @@
           <w:i/>
           <w:lang w:val="en-CA"/>
         </w:rPr>
-        <w:t xml:space="preserve">Masters Thesis </w:t>
+        <w:t>Masters</w:t>
+      </w:r>
+      <w:proofErr w:type="gramEnd"/>
+      <w:r>
+        <w:rPr>
+          <w:b/>
+          <w:bCs/>
+          <w:i/>
+          <w:lang w:val="en-CA"/>
+        </w:rPr>
+        <w:t xml:space="preserve"> Thesis </w:t>
       </w:r>
     </w:p>
     <w:tbl>
@@ -49450,6 +51499,7 @@
               </w:rPr>
               <w:t xml:space="preserve">Niyati </w:t>
             </w:r>
+            <w:proofErr w:type="spellStart"/>
             <w:r>
               <w:rPr>
                 <w:iCs/>
@@ -49474,6 +51524,7 @@
               </w:rPr>
               <w:t>atel</w:t>
             </w:r>
+            <w:proofErr w:type="spellEnd"/>
             <w:r>
               <w:rPr>
                 <w:lang w:val="en-CA"/>
@@ -49823,6 +51874,7 @@
           <w:lang w:val="en-CA"/>
         </w:rPr>
       </w:pPr>
+      <w:proofErr w:type="gramStart"/>
       <w:r>
         <w:rPr>
           <w:b/>
@@ -49830,7 +51882,17 @@
           <w:i/>
           <w:lang w:val="en-CA"/>
         </w:rPr>
-        <w:t>Masters Committees</w:t>
+        <w:t>Masters</w:t>
+      </w:r>
+      <w:proofErr w:type="gramEnd"/>
+      <w:r>
+        <w:rPr>
+          <w:b/>
+          <w:bCs/>
+          <w:i/>
+          <w:lang w:val="en-CA"/>
+        </w:rPr>
+        <w:t xml:space="preserve"> Committees</w:t>
       </w:r>
     </w:p>
     <w:tbl>
@@ -50423,6 +52485,68 @@
               <w:rPr>
                 <w:lang w:val="en-CA"/>
               </w:rPr>
+              <w:t>2026</w:t>
+            </w:r>
+          </w:p>
+        </w:tc>
+        <w:tc>
+          <w:tcPr>
+            <w:tcW w:w="8203" w:type="dxa"/>
+          </w:tcPr>
+          <w:p>
+            <w:pPr>
+              <w:autoSpaceDE w:val="0"/>
+              <w:autoSpaceDN w:val="0"/>
+              <w:adjustRightInd w:val="0"/>
+              <w:rPr>
+                <w:lang w:val="en-CA"/>
+              </w:rPr>
+            </w:pPr>
+            <w:r>
+              <w:rPr>
+                <w:lang w:val="en-CA"/>
+              </w:rPr>
+              <w:t>Krishna Singh Bhandari</w:t>
+            </w:r>
+            <w:r>
+              <w:rPr>
+                <w:lang w:val="en-CA"/>
+              </w:rPr>
+              <w:t xml:space="preserve">, School of Liberal Arts, </w:t>
+            </w:r>
+            <w:r>
+              <w:rPr>
+                <w:lang w:val="en-CA"/>
+              </w:rPr>
+              <w:t>Indian Institute of Technology Jodhpur</w:t>
+            </w:r>
+            <w:r>
+              <w:rPr>
+                <w:lang w:val="en-CA"/>
+              </w:rPr>
+              <w:t>, India</w:t>
+            </w:r>
+          </w:p>
+        </w:tc>
+      </w:tr>
+      <w:tr>
+        <w:tc>
+          <w:tcPr>
+            <w:tcW w:w="1818" w:type="dxa"/>
+          </w:tcPr>
+          <w:p>
+            <w:pPr>
+              <w:autoSpaceDE w:val="0"/>
+              <w:autoSpaceDN w:val="0"/>
+              <w:adjustRightInd w:val="0"/>
+              <w:rPr>
+                <w:lang w:val="en-CA"/>
+              </w:rPr>
+            </w:pPr>
+            <w:r>
+              <w:rPr>
+                <w:lang w:val="en-CA"/>
+              </w:rPr>
               <w:t>2021</w:t>
             </w:r>
           </w:p>
@@ -50869,6 +52993,7 @@
               </w:rPr>
               <w:t xml:space="preserve">. </w:t>
             </w:r>
+            <w:proofErr w:type="spellStart"/>
             <w:r>
               <w:rPr>
                 <w:rFonts w:ascii="Times New Roman" w:hAnsi="Times New Roman" w:cs="Times New Roman"/>
@@ -50879,6 +53004,7 @@
               </w:rPr>
               <w:t>Kachhiyapatel</w:t>
             </w:r>
+            <w:proofErr w:type="spellEnd"/>
             <w:r>
               <w:rPr>
                 <w:rFonts w:ascii="Times New Roman" w:hAnsi="Times New Roman" w:cs="Times New Roman"/>
@@ -51752,6 +53878,7 @@
                 <w:sz w:val="24"/>
                 <w:szCs w:val="24"/>
               </w:rPr>
+              <w:lastRenderedPageBreak/>
               <w:t>2014</w:t>
             </w:r>
           </w:p>
@@ -51856,7 +53983,6 @@
                 <w:sz w:val="24"/>
                 <w:szCs w:val="24"/>
               </w:rPr>
-              <w:lastRenderedPageBreak/>
               <w:t>2014</w:t>
             </w:r>
           </w:p>
@@ -52239,6 +54365,20 @@
           <w:lang w:val="en-CA"/>
         </w:rPr>
       </w:pPr>
+    </w:p>
+    <w:p>
+      <w:pPr>
+        <w:pBdr>
+          <w:bottom w:val="single" w:sz="4" w:space="1" w:color="auto"/>
+        </w:pBdr>
+        <w:autoSpaceDE w:val="0"/>
+        <w:autoSpaceDN w:val="0"/>
+        <w:adjustRightInd w:val="0"/>
+        <w:rPr>
+          <w:b/>
+          <w:lang w:val="en-CA"/>
+        </w:rPr>
+      </w:pPr>
       <w:r>
         <w:rPr>
           <w:b/>
@@ -53230,7 +55370,25 @@
                 <w:color w:val="000000"/>
                 <w:lang w:val="en-CA"/>
               </w:rPr>
-              <w:t>Graduate Student Instructor, University of Michigan. Hold two weekly 2h seminars, created assignments, exams and class activities, graded papers.</w:t>
+              <w:t xml:space="preserve">Graduate Student Instructor, University of Michigan. Hold two </w:t>
+            </w:r>
+            <w:proofErr w:type="gramStart"/>
+            <w:r>
+              <w:rPr>
+                <w:i/>
+                <w:color w:val="000000"/>
+                <w:lang w:val="en-CA"/>
+              </w:rPr>
+              <w:t>weekly</w:t>
+            </w:r>
+            <w:proofErr w:type="gramEnd"/>
+            <w:r>
+              <w:rPr>
+                <w:i/>
+                <w:color w:val="000000"/>
+                <w:lang w:val="en-CA"/>
+              </w:rPr>
+              <w:t xml:space="preserve"> 2h seminars, created assignments, exams and class activities, graded papers.</w:t>
             </w:r>
           </w:p>
         </w:tc>
@@ -53304,7 +55462,25 @@
                 <w:color w:val="000000"/>
                 <w:lang w:val="en-CA"/>
               </w:rPr>
-              <w:t>Graduate Student Instructor, University of Michigan. Hold two weekly 2h seminars, created assignments, exams and class activities, graded papers.</w:t>
+              <w:t xml:space="preserve">Graduate Student Instructor, University of Michigan. Hold two </w:t>
+            </w:r>
+            <w:proofErr w:type="gramStart"/>
+            <w:r>
+              <w:rPr>
+                <w:i/>
+                <w:color w:val="000000"/>
+                <w:lang w:val="en-CA"/>
+              </w:rPr>
+              <w:t>weekly</w:t>
+            </w:r>
+            <w:proofErr w:type="gramEnd"/>
+            <w:r>
+              <w:rPr>
+                <w:i/>
+                <w:color w:val="000000"/>
+                <w:lang w:val="en-CA"/>
+              </w:rPr>
+              <w:t xml:space="preserve"> 2h seminars, created assignments, exams and class activities, graded papers.</w:t>
             </w:r>
           </w:p>
         </w:tc>
@@ -53570,6 +55746,7 @@
                 <w:color w:val="000000"/>
                 <w:lang w:val="en-CA"/>
               </w:rPr>
+              <w:lastRenderedPageBreak/>
               <w:t>Fall 2021</w:t>
             </w:r>
           </w:p>
@@ -53602,7 +55779,23 @@
                 <w:color w:val="000000"/>
                 <w:lang w:val="en-CA"/>
               </w:rPr>
-              <w:t>Seminar in Cognitive Science (CogSci 600), Department of Philosophy, Faculty of Arts, University of Waterloo</w:t>
+              <w:t>Seminar in Cognitive Science (</w:t>
+            </w:r>
+            <w:proofErr w:type="spellStart"/>
+            <w:r>
+              <w:rPr>
+                <w:color w:val="000000"/>
+                <w:lang w:val="en-CA"/>
+              </w:rPr>
+              <w:t>CogSci</w:t>
+            </w:r>
+            <w:proofErr w:type="spellEnd"/>
+            <w:r>
+              <w:rPr>
+                <w:color w:val="000000"/>
+                <w:lang w:val="en-CA"/>
+              </w:rPr>
+              <w:t xml:space="preserve"> 600), Department of Philosophy, Faculty of Arts, University of Waterloo</w:t>
             </w:r>
           </w:p>
         </w:tc>
@@ -53627,7 +55820,6 @@
                 <w:color w:val="000000"/>
                 <w:lang w:val="en-CA"/>
               </w:rPr>
-              <w:lastRenderedPageBreak/>
               <w:t>Winter 2021</w:t>
             </w:r>
           </w:p>
@@ -53903,7 +56095,23 @@
                 <w:color w:val="000000"/>
                 <w:lang w:val="en-CA"/>
               </w:rPr>
-              <w:t>Seminar in Cognitive Science (CogSci 600), Department of Philosophy, Faculty of Arts, University of Waterloo</w:t>
+              <w:t>Seminar in Cognitive Science (</w:t>
+            </w:r>
+            <w:proofErr w:type="spellStart"/>
+            <w:r>
+              <w:rPr>
+                <w:color w:val="000000"/>
+                <w:lang w:val="en-CA"/>
+              </w:rPr>
+              <w:t>CogSci</w:t>
+            </w:r>
+            <w:proofErr w:type="spellEnd"/>
+            <w:r>
+              <w:rPr>
+                <w:color w:val="000000"/>
+                <w:lang w:val="en-CA"/>
+              </w:rPr>
+              <w:t xml:space="preserve"> 600), Department of Philosophy, Faculty of Arts, University of Waterloo</w:t>
             </w:r>
           </w:p>
         </w:tc>
@@ -54079,7 +56287,23 @@
                 <w:color w:val="000000"/>
                 <w:lang w:val="en-CA"/>
               </w:rPr>
-              <w:t>Seminar in Cognitive Science (CogSci 600), Department of Philosophy, Faculty of Arts, University of Waterloo</w:t>
+              <w:t>Seminar in Cognitive Science (</w:t>
+            </w:r>
+            <w:proofErr w:type="spellStart"/>
+            <w:r>
+              <w:rPr>
+                <w:color w:val="000000"/>
+                <w:lang w:val="en-CA"/>
+              </w:rPr>
+              <w:t>CogSci</w:t>
+            </w:r>
+            <w:proofErr w:type="spellEnd"/>
+            <w:r>
+              <w:rPr>
+                <w:color w:val="000000"/>
+                <w:lang w:val="en-CA"/>
+              </w:rPr>
+              <w:t xml:space="preserve"> 600), Department of Philosophy, Faculty of Arts, University of Waterloo</w:t>
             </w:r>
           </w:p>
         </w:tc>
@@ -54593,7 +56817,35 @@
               <w:rPr>
                 <w:lang w:val="en-CA"/>
               </w:rPr>
-              <w:t>20th European Congress of Psychology Students, Spindleruv Mlyn, Czech Republic</w:t>
+              <w:t xml:space="preserve">20th European Congress of Psychology Students, </w:t>
+            </w:r>
+            <w:proofErr w:type="spellStart"/>
+            <w:r>
+              <w:rPr>
+                <w:lang w:val="en-CA"/>
+              </w:rPr>
+              <w:t>Spindleruv</w:t>
+            </w:r>
+            <w:proofErr w:type="spellEnd"/>
+            <w:r>
+              <w:rPr>
+                <w:lang w:val="en-CA"/>
+              </w:rPr>
+              <w:t xml:space="preserve"> </w:t>
+            </w:r>
+            <w:proofErr w:type="spellStart"/>
+            <w:r>
+              <w:rPr>
+                <w:lang w:val="en-CA"/>
+              </w:rPr>
+              <w:t>Mlyn</w:t>
+            </w:r>
+            <w:proofErr w:type="spellEnd"/>
+            <w:r>
+              <w:rPr>
+                <w:lang w:val="en-CA"/>
+              </w:rPr>
+              <w:t>, Czech Republic</w:t>
             </w:r>
           </w:p>
         </w:tc>
@@ -54823,6 +57075,7 @@
           <w:iCs/>
           <w:lang w:val="en-CA"/>
         </w:rPr>
+        <w:lastRenderedPageBreak/>
         <w:t>Popular writing &amp; essays (</w:t>
       </w:r>
       <w:r>
@@ -54864,7 +57117,6 @@
         <w:rPr>
           <w:lang w:val="en-CA"/>
         </w:rPr>
-        <w:lastRenderedPageBreak/>
         <w:t>Grossmann, I. (</w:t>
       </w:r>
       <w:r>
@@ -55196,7 +57448,23 @@
             <w:rStyle w:val="Hyperlink"/>
             <w:lang w:val="en-CA"/>
           </w:rPr>
-          <w:t>It’s not stress that’s killing us, it’s hate: Maybe mindfulness can help</w:t>
+          <w:t xml:space="preserve">It’s not stress that’s killing us, it’s </w:t>
+        </w:r>
+        <w:proofErr w:type="gramStart"/>
+        <w:r>
+          <w:rPr>
+            <w:rStyle w:val="Hyperlink"/>
+            <w:lang w:val="en-CA"/>
+          </w:rPr>
+          <w:t>hate</w:t>
+        </w:r>
+        <w:proofErr w:type="gramEnd"/>
+        <w:r>
+          <w:rPr>
+            <w:rStyle w:val="Hyperlink"/>
+            <w:lang w:val="en-CA"/>
+          </w:rPr>
+          <w:t>: Maybe mindfulness can help</w:t>
         </w:r>
       </w:hyperlink>
       <w:r>
@@ -55658,27 +57926,40 @@
           <w:i/>
           <w:iCs/>
         </w:rPr>
-        <w:t>Public lectures</w:t>
-      </w:r>
+        <w:t xml:space="preserve">Public </w:t>
+      </w:r>
+      <w:proofErr w:type="spellStart"/>
       <w:r>
         <w:rPr>
           <w:b/>
           <w:bCs/>
           <w:i/>
           <w:iCs/>
-          <w:lang w:val="en-CA"/>
-        </w:rPr>
-        <w:t xml:space="preserve"> &amp; </w:t>
-      </w:r>
+        </w:rPr>
+        <w:t>lectures</w:t>
+      </w:r>
+      <w:proofErr w:type="spellEnd"/>
       <w:r>
         <w:rPr>
           <w:b/>
           <w:bCs/>
           <w:i/>
           <w:iCs/>
+          <w:lang w:val="en-CA"/>
+        </w:rPr>
+        <w:t xml:space="preserve"> &amp; </w:t>
+      </w:r>
+      <w:proofErr w:type="spellStart"/>
+      <w:r>
+        <w:rPr>
+          <w:b/>
+          <w:bCs/>
+          <w:i/>
+          <w:iCs/>
         </w:rPr>
         <w:t>workshops</w:t>
       </w:r>
+      <w:proofErr w:type="spellEnd"/>
     </w:p>
     <w:tbl>
       <w:tblPr>
@@ -55750,11 +58031,19 @@
               </w:rPr>
               <w:t>“</w:t>
             </w:r>
-            <w:r>
-              <w:rPr>
-                <w:lang w:val="en-CA"/>
-              </w:rPr>
-              <w:t>Futurecasting: How Well Can We Predict Societal Change?</w:t>
+            <w:proofErr w:type="spellStart"/>
+            <w:r>
+              <w:rPr>
+                <w:lang w:val="en-CA"/>
+              </w:rPr>
+              <w:t>Futurecasting</w:t>
+            </w:r>
+            <w:proofErr w:type="spellEnd"/>
+            <w:r>
+              <w:rPr>
+                <w:lang w:val="en-CA"/>
+              </w:rPr>
+              <w:t>: How Well Can We Predict Societal Change?</w:t>
             </w:r>
             <w:r>
               <w:rPr>
@@ -56215,6 +58504,7 @@
               </w:rPr>
             </w:pPr>
             <w:hyperlink r:id="rId67" w:history="1">
+              <w:proofErr w:type="spellStart"/>
               <w:r>
                 <w:rPr>
                   <w:rStyle w:val="Hyperlink"/>
@@ -56222,6 +58512,7 @@
                 </w:rPr>
                 <w:t>BuzzRobot</w:t>
               </w:r>
+              <w:proofErr w:type="spellEnd"/>
             </w:hyperlink>
             <w:r>
               <w:rPr>
@@ -56291,12 +58582,14 @@
               </w:rPr>
               <w:t xml:space="preserve">,” </w:t>
             </w:r>
+            <w:proofErr w:type="spellStart"/>
             <w:r>
               <w:rPr>
                 <w:lang w:val="en-CA"/>
               </w:rPr>
               <w:t>Ploutos</w:t>
             </w:r>
+            <w:proofErr w:type="spellEnd"/>
             <w:r>
               <w:rPr>
                 <w:lang w:val="en-CA"/>
@@ -56428,6 +58721,7 @@
                 <w:bCs/>
                 <w:lang w:val="en-CA"/>
               </w:rPr>
+              <w:lastRenderedPageBreak/>
               <w:t>09/2021</w:t>
             </w:r>
           </w:p>
@@ -56482,7 +58776,6 @@
                 <w:bCs/>
                 <w:lang w:val="en-CA"/>
               </w:rPr>
-              <w:lastRenderedPageBreak/>
               <w:t>03/2021</w:t>
             </w:r>
           </w:p>
@@ -56706,12 +58999,37 @@
                 <w:lang w:val="en-CA"/>
               </w:rPr>
             </w:pPr>
+            <w:proofErr w:type="spellStart"/>
             <w:r>
               <w:rPr>
                 <w:bCs/>
                 <w:lang w:val="en-CA"/>
               </w:rPr>
-              <w:t>Auslandstreffen der Studienstiftung Kanada [meeting of the fellows of the German National Academic Foundation], Goethe Institute, Montreal, Canada</w:t>
+              <w:t>Auslandstreffen</w:t>
+            </w:r>
+            <w:proofErr w:type="spellEnd"/>
+            <w:r>
+              <w:rPr>
+                <w:bCs/>
+                <w:lang w:val="en-CA"/>
+              </w:rPr>
+              <w:t xml:space="preserve"> der </w:t>
+            </w:r>
+            <w:proofErr w:type="spellStart"/>
+            <w:r>
+              <w:rPr>
+                <w:bCs/>
+                <w:lang w:val="en-CA"/>
+              </w:rPr>
+              <w:t>Studienstiftung</w:t>
+            </w:r>
+            <w:proofErr w:type="spellEnd"/>
+            <w:r>
+              <w:rPr>
+                <w:bCs/>
+                <w:lang w:val="en-CA"/>
+              </w:rPr>
+              <w:t xml:space="preserve"> Kanada [meeting of the fellows of the German National Academic Foundation], Goethe Institute, Montreal, Canada</w:t>
             </w:r>
           </w:p>
         </w:tc>
@@ -58347,6 +60665,7 @@
                 <w:color w:val="000000"/>
                 <w:lang w:val="en-CA" w:eastAsia="en-CA"/>
               </w:rPr>
+              <w:lastRenderedPageBreak/>
               <w:t>2019</w:t>
             </w:r>
           </w:p>
@@ -58388,7 +60707,6 @@
                 <w:i/>
                 <w:lang w:val="en-CA" w:eastAsia="en-CA"/>
               </w:rPr>
-              <w:lastRenderedPageBreak/>
               <w:t>Seminal workshop</w:t>
             </w:r>
             <w:r>
@@ -58422,7 +60740,6 @@
                 <w:color w:val="000000"/>
                 <w:lang w:val="en-CA" w:eastAsia="en-CA"/>
               </w:rPr>
-              <w:lastRenderedPageBreak/>
               <w:t>2015 - 2018</w:t>
             </w:r>
           </w:p>
@@ -58620,26 +60937,6 @@
           <w:i/>
           <w:lang w:val="en-CA" w:eastAsia="en-CA"/>
         </w:rPr>
-        <w:br w:type="page"/>
-      </w:r>
-    </w:p>
-    <w:p>
-      <w:pPr>
-        <w:rPr>
-          <w:b/>
-          <w:bCs/>
-          <w:i/>
-          <w:lang w:val="en-CA" w:eastAsia="en-CA"/>
-        </w:rPr>
-      </w:pPr>
-      <w:r>
-        <w:rPr>
-          <w:b/>
-          <w:bCs/>
-          <w:i/>
-          <w:lang w:val="en-CA" w:eastAsia="en-CA"/>
-        </w:rPr>
-        <w:lastRenderedPageBreak/>
         <w:t>C</w:t>
       </w:r>
       <w:r>
@@ -60294,7 +62591,14 @@
         <w:rPr>
           <w:lang w:val="en-CA" w:eastAsia="en-CA"/>
         </w:rPr>
-        <w:t>Journal of Experimental &amp; Theoretical Artificial Intelligence</w:t>
+        <w:t xml:space="preserve">Journal of </w:t>
+      </w:r>
+      <w:r>
+        <w:rPr>
+          <w:lang w:val="en-CA" w:eastAsia="en-CA"/>
+        </w:rPr>
+        <w:lastRenderedPageBreak/>
+        <w:t>Experimental &amp; Theoretical Artificial Intelligence</w:t>
       </w:r>
       <w:r>
         <w:rPr>
@@ -60557,14 +62861,7 @@
         <w:rPr>
           <w:lang w:val="en-CA" w:eastAsia="en-CA"/>
         </w:rPr>
-        <w:t xml:space="preserve">Proceedings of the </w:t>
-      </w:r>
-      <w:r>
-        <w:rPr>
-          <w:lang w:val="en-CA" w:eastAsia="en-CA"/>
-        </w:rPr>
-        <w:lastRenderedPageBreak/>
-        <w:t>Royal Society: Biological Sciences</w:t>
+        <w:t>Proceedings of the Royal Society: Biological Sciences</w:t>
       </w:r>
       <w:r>
         <w:rPr>
@@ -60692,7 +62989,25 @@
           <w:iCs/>
           <w:lang w:eastAsia="en-CA"/>
         </w:rPr>
-        <w:t xml:space="preserve">Grant reviewing </w:t>
+        <w:t xml:space="preserve">Grant </w:t>
+      </w:r>
+      <w:proofErr w:type="spellStart"/>
+      <w:r>
+        <w:rPr>
+          <w:b/>
+          <w:iCs/>
+          <w:lang w:eastAsia="en-CA"/>
+        </w:rPr>
+        <w:t>reviewing</w:t>
+      </w:r>
+      <w:proofErr w:type="spellEnd"/>
+      <w:r>
+        <w:rPr>
+          <w:b/>
+          <w:iCs/>
+          <w:lang w:eastAsia="en-CA"/>
+        </w:rPr>
+        <w:t xml:space="preserve"> </w:t>
       </w:r>
     </w:p>
     <w:p>
@@ -61995,7 +64310,14 @@
               <w:rPr>
                 <w:lang w:val="en-CA" w:eastAsia="en-CA"/>
               </w:rPr>
-              <w:t xml:space="preserve"> of the Insight Development Grants of the Social Sciences and Humanities Research Council of Canada</w:t>
+              <w:t xml:space="preserve"> of the Insight Development Grants of the </w:t>
+            </w:r>
+            <w:r>
+              <w:rPr>
+                <w:lang w:val="en-CA" w:eastAsia="en-CA"/>
+              </w:rPr>
+              <w:lastRenderedPageBreak/>
+              <w:t>Social Sciences and Humanities Research Council of Canada</w:t>
             </w:r>
           </w:p>
         </w:tc>
@@ -62023,6 +64345,7 @@
                 <w:color w:val="000000"/>
                 <w:lang w:val="en-CA" w:eastAsia="en-CA"/>
               </w:rPr>
+              <w:lastRenderedPageBreak/>
               <w:t>2019</w:t>
             </w:r>
           </w:p>
@@ -62322,14 +64645,7 @@
               <w:rPr>
                 <w:lang w:val="en-CA" w:eastAsia="en-CA"/>
               </w:rPr>
-              <w:t xml:space="preserve">External grant reviewer for the Insight Program of the Social Sciences and </w:t>
-            </w:r>
-            <w:r>
-              <w:rPr>
-                <w:lang w:val="en-CA" w:eastAsia="en-CA"/>
-              </w:rPr>
-              <w:lastRenderedPageBreak/>
-              <w:t>Humanities Research Council of Canada</w:t>
+              <w:t>External grant reviewer for the Insight Program of the Social Sciences and Humanities Research Council of Canada</w:t>
             </w:r>
           </w:p>
         </w:tc>
@@ -62355,7 +64671,6 @@
                 <w:color w:val="000000"/>
                 <w:lang w:val="en-CA" w:eastAsia="en-CA"/>
               </w:rPr>
-              <w:lastRenderedPageBreak/>
               <w:t>2017</w:t>
             </w:r>
           </w:p>
@@ -62846,7 +65161,21 @@
               <w:rPr>
                 <w:lang w:val="en-CA" w:eastAsia="en-CA"/>
               </w:rPr>
-              <w:t xml:space="preserve">The German-Israeli Foundation for Scientific Research </w:t>
+              <w:t xml:space="preserve">The </w:t>
+            </w:r>
+            <w:proofErr w:type="gramStart"/>
+            <w:r>
+              <w:rPr>
+                <w:lang w:val="en-CA" w:eastAsia="en-CA"/>
+              </w:rPr>
+              <w:t>German-Israeli</w:t>
+            </w:r>
+            <w:proofErr w:type="gramEnd"/>
+            <w:r>
+              <w:rPr>
+                <w:lang w:val="en-CA" w:eastAsia="en-CA"/>
+              </w:rPr>
+              <w:t xml:space="preserve"> Foundation for Scientific Research </w:t>
             </w:r>
             <w:bookmarkEnd w:id="101"/>
           </w:p>
@@ -63043,25 +65372,61 @@
               <w:rPr>
                 <w:lang w:eastAsia="en-CA"/>
               </w:rPr>
-              <w:t xml:space="preserve">Centre for Wisdom in Leadership, </w:t>
-            </w:r>
+              <w:t xml:space="preserve">Centre for Wisdom in </w:t>
+            </w:r>
+            <w:proofErr w:type="spellStart"/>
             <w:r>
               <w:rPr>
                 <w:lang w:eastAsia="en-CA"/>
               </w:rPr>
-              <w:t xml:space="preserve">SP Jain </w:t>
-            </w:r>
+              <w:t>Leadership</w:t>
+            </w:r>
+            <w:proofErr w:type="spellEnd"/>
             <w:r>
               <w:rPr>
                 <w:lang w:eastAsia="en-CA"/>
               </w:rPr>
+              <w:t xml:space="preserve">, </w:t>
+            </w:r>
+            <w:r>
+              <w:rPr>
+                <w:lang w:eastAsia="en-CA"/>
+              </w:rPr>
+              <w:t xml:space="preserve">SP </w:t>
+            </w:r>
+            <w:proofErr w:type="spellStart"/>
+            <w:r>
+              <w:rPr>
+                <w:lang w:eastAsia="en-CA"/>
+              </w:rPr>
+              <w:t>Jain</w:t>
+            </w:r>
+            <w:proofErr w:type="spellEnd"/>
+            <w:r>
+              <w:rPr>
+                <w:lang w:eastAsia="en-CA"/>
+              </w:rPr>
+              <w:t xml:space="preserve"> </w:t>
+            </w:r>
+            <w:proofErr w:type="spellStart"/>
+            <w:r>
+              <w:rPr>
+                <w:lang w:eastAsia="en-CA"/>
+              </w:rPr>
               <w:t>Ins</w:t>
             </w:r>
             <w:r>
               <w:rPr>
                 <w:lang w:val="en-CA" w:eastAsia="en-CA"/>
               </w:rPr>
-              <w:t>titute of Management</w:t>
+              <w:t>titute</w:t>
+            </w:r>
+            <w:proofErr w:type="spellEnd"/>
+            <w:r>
+              <w:rPr>
+                <w:lang w:val="en-CA" w:eastAsia="en-CA"/>
+              </w:rPr>
+              <w:t xml:space="preserve"> of Management</w:t>
             </w:r>
             <w:r>
               <w:rPr>
@@ -65286,12 +67651,6 @@
 </file>
 
 <file path=customXml/item1.xml><?xml version="1.0" encoding="utf-8"?>
-<p:properties xmlns:p="http://schemas.microsoft.com/office/2006/metadata/properties" xmlns:xsi="http://www.w3.org/2001/XMLSchema-instance" xmlns:pc="http://schemas.microsoft.com/office/infopath/2007/PartnerControls">
-  <documentManagement/>
-</p:properties>
-</file>
-
-<file path=customXml/item2.xml><?xml version="1.0" encoding="utf-8"?>
 <ct:contentTypeSchema xmlns:ct="http://schemas.microsoft.com/office/2006/metadata/contentType" xmlns:ma="http://schemas.microsoft.com/office/2006/metadata/properties/metaAttributes" ct:_="" ma:_="" ma:contentTypeName="Document" ma:contentTypeID="0x01010040598E2033F12F4D9D0EEBDED9F3ADA5" ma:contentTypeVersion="7" ma:contentTypeDescription="Create a new document." ma:contentTypeScope="" ma:versionID="0d4008b07a6729e85722b63fec859166">
   <xsd:schema xmlns:xsd="http://www.w3.org/2001/XMLSchema" xmlns:xs="http://www.w3.org/2001/XMLSchema" xmlns:p="http://schemas.microsoft.com/office/2006/metadata/properties" xmlns:ns3="4511dc72-d8d5-4bc7-8b3d-c01cb3484cf5" xmlns:ns4="685d2eaa-65a0-49a5-8d7f-6db299f42190" targetNamespace="http://schemas.microsoft.com/office/2006/metadata/properties" ma:root="true" ma:fieldsID="8df630411b1f610a7f173bb411967da6" ns3:_="" ns4:_="">
     <xsd:import namespace="4511dc72-d8d5-4bc7-8b3d-c01cb3484cf5"/>
@@ -65476,7 +67835,7 @@
 </ct:contentTypeSchema>
 </file>
 
-<file path=customXml/item3.xml><?xml version="1.0" encoding="utf-8"?>
+<file path=customXml/item2.xml><?xml version="1.0" encoding="utf-8"?>
 <?mso-contentType ?>
 <FormTemplates xmlns="http://schemas.microsoft.com/sharepoint/v3/contenttype/forms">
   <Display>DocumentLibraryForm</Display>
@@ -65485,20 +67844,17 @@
 </FormTemplates>
 </file>
 
+<file path=customXml/item3.xml><?xml version="1.0" encoding="utf-8"?>
+<p:properties xmlns:p="http://schemas.microsoft.com/office/2006/metadata/properties" xmlns:xsi="http://www.w3.org/2001/XMLSchema-instance" xmlns:pc="http://schemas.microsoft.com/office/infopath/2007/PartnerControls">
+  <documentManagement/>
+</p:properties>
+</file>
+
 <file path=customXml/item4.xml><?xml version="1.0" encoding="utf-8"?>
 <b:Sources xmlns:b="http://schemas.openxmlformats.org/officeDocument/2006/bibliography" xmlns="http://schemas.openxmlformats.org/officeDocument/2006/bibliography" SelectedStyle="\APA.XSL" StyleName="APA"/>
 </file>
 
 <file path=customXml/itemProps1.xml><?xml version="1.0" encoding="utf-8"?>
-<ds:datastoreItem xmlns:ds="http://schemas.openxmlformats.org/officeDocument/2006/customXml" ds:itemID="{368F45FA-2064-4BEF-8113-7B8B062FA5D7}">
-  <ds:schemaRefs>
-    <ds:schemaRef ds:uri="http://schemas.microsoft.com/office/2006/metadata/properties"/>
-    <ds:schemaRef ds:uri="http://schemas.microsoft.com/office/infopath/2007/PartnerControls"/>
-  </ds:schemaRefs>
-</ds:datastoreItem>
-</file>
-
-<file path=customXml/itemProps2.xml><?xml version="1.0" encoding="utf-8"?>
 <ds:datastoreItem xmlns:ds="http://schemas.openxmlformats.org/officeDocument/2006/customXml" ds:itemID="{6EF0D6D3-0359-4D1F-96B7-0DCD36C390FE}">
   <ds:schemaRefs>
     <ds:schemaRef ds:uri="http://schemas.microsoft.com/office/2006/metadata/contentType"/>
@@ -65517,10 +67873,19 @@
 </ds:datastoreItem>
 </file>
 
-<file path=customXml/itemProps3.xml><?xml version="1.0" encoding="utf-8"?>
+<file path=customXml/itemProps2.xml><?xml version="1.0" encoding="utf-8"?>
 <ds:datastoreItem xmlns:ds="http://schemas.openxmlformats.org/officeDocument/2006/customXml" ds:itemID="{A6DE2CEB-D0DC-4A0B-A0CB-4C6D4D3893B7}">
   <ds:schemaRefs>
     <ds:schemaRef ds:uri="http://schemas.microsoft.com/sharepoint/v3/contenttype/forms"/>
+  </ds:schemaRefs>
+</ds:datastoreItem>
+</file>
+
+<file path=customXml/itemProps3.xml><?xml version="1.0" encoding="utf-8"?>
+<ds:datastoreItem xmlns:ds="http://schemas.openxmlformats.org/officeDocument/2006/customXml" ds:itemID="{368F45FA-2064-4BEF-8113-7B8B062FA5D7}">
+  <ds:schemaRefs>
+    <ds:schemaRef ds:uri="http://schemas.microsoft.com/office/2006/metadata/properties"/>
+    <ds:schemaRef ds:uri="http://schemas.microsoft.com/office/infopath/2007/PartnerControls"/>
   </ds:schemaRefs>
 </ds:datastoreItem>
 </file>
